--- a/static/CV.docx
+++ b/static/CV.docx
@@ -1,6 +1,6 @@
 
 <file path=word/document.xml><?xml version="1.0" encoding="utf-8"?>
-<w:document xmlns:wpc="http://schemas.microsoft.com/office/word/2010/wordprocessingCanvas" xmlns:cx="http://schemas.microsoft.com/office/drawing/2014/chartex" xmlns:cx1="http://schemas.microsoft.com/office/drawing/2015/9/8/chartex" xmlns:cx2="http://schemas.microsoft.com/office/drawing/2015/10/21/chartex" xmlns:cx3="http://schemas.microsoft.com/office/drawing/2016/5/9/chartex" xmlns:cx4="http://schemas.microsoft.com/office/drawing/2016/5/10/chartex" xmlns:cx5="http://schemas.microsoft.com/office/drawing/2016/5/11/chartex" xmlns:cx6="http://schemas.microsoft.com/office/drawing/2016/5/12/chartex" xmlns:cx7="http://schemas.microsoft.com/office/drawing/2016/5/13/chartex" xmlns:cx8="http://schemas.microsoft.com/office/drawing/2016/5/14/chartex" xmlns:mc="http://schemas.openxmlformats.org/markup-compatibility/2006" xmlns:aink="http://schemas.microsoft.com/office/drawing/2016/ink" xmlns:am3d="http://schemas.microsoft.com/office/drawing/2017/model3d" xmlns:o="urn:schemas-microsoft-com:office:office" xmlns:oel="http://schemas.microsoft.com/office/2019/extlst" xmlns:r="http://schemas.openxmlformats.org/officeDocument/2006/relationships" xmlns:m="http://schemas.openxmlformats.org/officeDocument/2006/math" xmlns:v="urn:schemas-microsoft-com:vml" xmlns:wp14="http://schemas.microsoft.com/office/word/2010/wordprocessingDrawing" xmlns:wp="http://schemas.openxmlformats.org/drawingml/2006/wordprocessingDrawing" xmlns:w10="urn:schemas-microsoft-com:office:word" xmlns:w="http://schemas.openxmlformats.org/wordprocessingml/2006/main" xmlns:w14="http://schemas.microsoft.com/office/word/2010/wordml" xmlns:w15="http://schemas.microsoft.com/office/word/2012/wordml" xmlns:w16cex="http://schemas.microsoft.com/office/word/2018/wordml/cex" xmlns:w16cid="http://schemas.microsoft.com/office/word/2016/wordml/cid" xmlns:w16="http://schemas.microsoft.com/office/word/2018/wordml" xmlns:w16sdtdh="http://schemas.microsoft.com/office/word/2020/wordml/sdtdatahash" xmlns:w16se="http://schemas.microsoft.com/office/word/2015/wordml/symex" xmlns:wpg="http://schemas.microsoft.com/office/word/2010/wordprocessingGroup" xmlns:wpi="http://schemas.microsoft.com/office/word/2010/wordprocessingInk" xmlns:wne="http://schemas.microsoft.com/office/word/2006/wordml" xmlns:wps="http://schemas.microsoft.com/office/word/2010/wordprocessingShape" mc:Ignorable="w14 w15 w16se w16cid w16 w16cex w16sdtdh wp14">
+<w:document xmlns:wpc="http://schemas.microsoft.com/office/word/2010/wordprocessingCanvas" xmlns:cx="http://schemas.microsoft.com/office/drawing/2014/chartex" xmlns:cx1="http://schemas.microsoft.com/office/drawing/2015/9/8/chartex" xmlns:cx2="http://schemas.microsoft.com/office/drawing/2015/10/21/chartex" xmlns:cx3="http://schemas.microsoft.com/office/drawing/2016/5/9/chartex" xmlns:cx4="http://schemas.microsoft.com/office/drawing/2016/5/10/chartex" xmlns:cx5="http://schemas.microsoft.com/office/drawing/2016/5/11/chartex" xmlns:cx6="http://schemas.microsoft.com/office/drawing/2016/5/12/chartex" xmlns:cx7="http://schemas.microsoft.com/office/drawing/2016/5/13/chartex" xmlns:cx8="http://schemas.microsoft.com/office/drawing/2016/5/14/chartex" xmlns:mc="http://schemas.openxmlformats.org/markup-compatibility/2006" xmlns:aink="http://schemas.microsoft.com/office/drawing/2016/ink" xmlns:am3d="http://schemas.microsoft.com/office/drawing/2017/model3d" xmlns:o="urn:schemas-microsoft-com:office:office" xmlns:oel="http://schemas.microsoft.com/office/2019/extlst" xmlns:r="http://schemas.openxmlformats.org/officeDocument/2006/relationships" xmlns:m="http://schemas.openxmlformats.org/officeDocument/2006/math" xmlns:v="urn:schemas-microsoft-com:vml" xmlns:wp14="http://schemas.microsoft.com/office/word/2010/wordprocessingDrawing" xmlns:wp="http://schemas.openxmlformats.org/drawingml/2006/wordprocessingDrawing" xmlns:w10="urn:schemas-microsoft-com:office:word" xmlns:w="http://schemas.openxmlformats.org/wordprocessingml/2006/main" xmlns:w14="http://schemas.microsoft.com/office/word/2010/wordml" xmlns:w15="http://schemas.microsoft.com/office/word/2012/wordml" xmlns:w16cex="http://schemas.microsoft.com/office/word/2018/wordml/cex" xmlns:w16cid="http://schemas.microsoft.com/office/word/2016/wordml/cid" xmlns:w16="http://schemas.microsoft.com/office/word/2018/wordml" xmlns:w16du="http://schemas.microsoft.com/office/word/2023/wordml/word16du" xmlns:w16sdtdh="http://schemas.microsoft.com/office/word/2020/wordml/sdtdatahash" xmlns:w16se="http://schemas.microsoft.com/office/word/2015/wordml/symex" xmlns:wpg="http://schemas.microsoft.com/office/word/2010/wordprocessingGroup" xmlns:wpi="http://schemas.microsoft.com/office/word/2010/wordprocessingInk" xmlns:wne="http://schemas.microsoft.com/office/word/2006/wordml" xmlns:wps="http://schemas.microsoft.com/office/word/2010/wordprocessingShape" mc:Ignorable="w14 w15 w16se w16cid w16 w16cex w16sdtdh w16du wp14">
   <w:body>
     <w:p>
       <w:pPr>
@@ -434,74 +434,55 @@
         <w:rPr>
           <w:rFonts w:ascii="Times" w:hAnsi="Times"/>
         </w:rPr>
-        <w:t>Member</w:t>
-      </w:r>
-      <w:r>
-        <w:rPr>
-          <w:rFonts w:ascii="Times" w:hAnsi="Times"/>
-        </w:rPr>
-        <w:t xml:space="preserve">, </w:t>
-      </w:r>
-      <w:r>
-        <w:rPr>
-          <w:rFonts w:ascii="Times" w:hAnsi="Times"/>
-        </w:rPr>
-        <w:t>HKU Real Estate Lab</w:t>
-      </w:r>
-      <w:r>
-        <w:rPr>
-          <w:rFonts w:ascii="Times" w:hAnsi="Times"/>
-          <w:i/>
-          <w:iCs/>
-        </w:rPr>
-        <w:tab/>
-      </w:r>
-      <w:r>
-        <w:rPr>
-          <w:rFonts w:ascii="Times" w:hAnsi="Times"/>
-          <w:i/>
-          <w:iCs/>
-        </w:rPr>
-        <w:tab/>
-      </w:r>
-      <w:r>
-        <w:rPr>
-          <w:rFonts w:ascii="Times" w:hAnsi="Times"/>
-          <w:i/>
-          <w:iCs/>
-        </w:rPr>
-        <w:tab/>
-      </w:r>
-      <w:r>
-        <w:rPr>
-          <w:rFonts w:ascii="Times" w:hAnsi="Times"/>
-          <w:i/>
-          <w:iCs/>
-        </w:rPr>
-        <w:tab/>
-      </w:r>
-      <w:r>
-        <w:rPr>
-          <w:rFonts w:ascii="Times" w:hAnsi="Times"/>
-          <w:i/>
-          <w:iCs/>
-        </w:rPr>
-        <w:tab/>
-      </w:r>
-      <w:r>
-        <w:rPr>
-          <w:rFonts w:ascii="Times" w:hAnsi="Times"/>
-          <w:i/>
-          <w:iCs/>
-        </w:rPr>
-        <w:tab/>
-      </w:r>
-      <w:r>
-        <w:rPr>
-          <w:rFonts w:ascii="Times" w:hAnsi="Times"/>
-          <w:i/>
-          <w:iCs/>
-        </w:rPr>
+        <w:t>Member, HKU Real Estate Lab</w:t>
+      </w:r>
+      <w:r>
+        <w:rPr>
+          <w:rFonts w:ascii="Times" w:hAnsi="Times"/>
+          <w:i/>
+          <w:iCs/>
+        </w:rPr>
+        <w:tab/>
+      </w:r>
+      <w:r>
+        <w:rPr>
+          <w:rFonts w:ascii="Times" w:hAnsi="Times"/>
+          <w:i/>
+          <w:iCs/>
+        </w:rPr>
+        <w:tab/>
+      </w:r>
+      <w:r>
+        <w:rPr>
+          <w:rFonts w:ascii="Times" w:hAnsi="Times"/>
+          <w:i/>
+          <w:iCs/>
+        </w:rPr>
+        <w:tab/>
+      </w:r>
+      <w:r>
+        <w:rPr>
+          <w:rFonts w:ascii="Times" w:hAnsi="Times"/>
+          <w:i/>
+          <w:iCs/>
+        </w:rPr>
+        <w:tab/>
+      </w:r>
+      <w:r>
+        <w:rPr>
+          <w:rFonts w:ascii="Times" w:hAnsi="Times"/>
+          <w:i/>
+          <w:iCs/>
+        </w:rPr>
+        <w:tab/>
+      </w:r>
+      <w:r>
+        <w:rPr>
+          <w:rFonts w:ascii="Times" w:hAnsi="Times"/>
+          <w:i/>
+          <w:iCs/>
+        </w:rPr>
+        <w:tab/>
         <w:t xml:space="preserve"> </w:t>
       </w:r>
       <w:r>
@@ -556,33 +537,16 @@
       </w:r>
       <w:r>
         <w:rPr>
+          <w:rFonts w:ascii="Times" w:hAnsi="Times" w:hint="eastAsia"/>
+          <w:lang w:eastAsia="zh-TW"/>
+        </w:rPr>
+        <w:t xml:space="preserve"> and Research Director</w:t>
+      </w:r>
+      <w:r>
+        <w:rPr>
           <w:rFonts w:ascii="Times" w:hAnsi="Times"/>
         </w:rPr>
         <w:t>, Citizen Action Design</w:t>
-      </w:r>
-      <w:r>
-        <w:rPr>
-          <w:rFonts w:ascii="Times" w:hAnsi="Times"/>
-          <w:i/>
-          <w:iCs/>
-        </w:rPr>
-        <w:tab/>
-      </w:r>
-      <w:r>
-        <w:rPr>
-          <w:rFonts w:ascii="Times" w:hAnsi="Times"/>
-          <w:i/>
-          <w:iCs/>
-        </w:rPr>
-        <w:tab/>
-      </w:r>
-      <w:r>
-        <w:rPr>
-          <w:rFonts w:ascii="Times" w:hAnsi="Times"/>
-          <w:i/>
-          <w:iCs/>
-        </w:rPr>
-        <w:tab/>
       </w:r>
       <w:r>
         <w:rPr>
@@ -1367,20 +1331,14 @@
           <w:rFonts w:ascii="Times" w:hAnsi="Times" w:hint="eastAsia"/>
           <w:lang w:eastAsia="zh-TW"/>
         </w:rPr>
-        <w:t>The Role of</w:t>
-      </w:r>
-      <w:r>
-        <w:rPr>
-          <w:rFonts w:ascii="Times" w:hAnsi="Times"/>
-        </w:rPr>
-        <w:t xml:space="preserve"> Redemption</w:t>
-      </w:r>
-      <w:r>
-        <w:rPr>
-          <w:rFonts w:ascii="Times" w:hAnsi="Times" w:hint="eastAsia"/>
-          <w:lang w:eastAsia="zh-TW"/>
-        </w:rPr>
-        <w:t xml:space="preserve"> in Currency Circulation: Theory and Transaction-level Evidence</w:t>
+        <w:t xml:space="preserve">The </w:t>
+      </w:r>
+      <w:r>
+        <w:rPr>
+          <w:rFonts w:ascii="Times" w:hAnsi="Times" w:hint="eastAsia"/>
+          <w:lang w:eastAsia="zh-TW"/>
+        </w:rPr>
+        <w:t>Promise and Perils of Redeemable Money</w:t>
       </w:r>
       <w:r>
         <w:rPr>
@@ -1547,7 +1505,14 @@
           <w:rFonts w:ascii="Times" w:hAnsi="Times" w:hint="eastAsia"/>
           <w:lang w:eastAsia="zh-TW"/>
         </w:rPr>
-        <w:t>Anatomy of a Housing Affordability Crisis: Hong Kong</w:t>
+        <w:t>Housing Inequality and Misallocation in a Rent Regulated City</w:t>
+      </w:r>
+      <w:r>
+        <w:rPr>
+          <w:rFonts w:ascii="Times" w:hAnsi="Times" w:hint="eastAsia"/>
+          <w:lang w:eastAsia="zh-TW"/>
+        </w:rPr>
+        <w:t>: Hong Kong</w:t>
       </w:r>
       <w:r>
         <w:rPr>
@@ -1561,7 +1526,28 @@
           <w:rFonts w:ascii="Times" w:hAnsi="Times" w:hint="eastAsia"/>
           <w:lang w:eastAsia="zh-TW"/>
         </w:rPr>
-        <w:t xml:space="preserve"> 2006-2016</w:t>
+        <w:t xml:space="preserve"> 200</w:t>
+      </w:r>
+      <w:r>
+        <w:rPr>
+          <w:rFonts w:ascii="Times" w:hAnsi="Times" w:hint="eastAsia"/>
+          <w:lang w:eastAsia="zh-TW"/>
+        </w:rPr>
+        <w:t>1</w:t>
+      </w:r>
+      <w:r>
+        <w:rPr>
+          <w:rFonts w:ascii="Times" w:hAnsi="Times" w:hint="eastAsia"/>
+          <w:lang w:eastAsia="zh-TW"/>
+        </w:rPr>
+        <w:t>-20</w:t>
+      </w:r>
+      <w:r>
+        <w:rPr>
+          <w:rFonts w:ascii="Times" w:hAnsi="Times" w:hint="eastAsia"/>
+          <w:lang w:eastAsia="zh-TW"/>
+        </w:rPr>
+        <w:t>21</w:t>
       </w:r>
       <w:r>
         <w:rPr>
@@ -1684,13 +1670,7 @@
         <w:rPr>
           <w:rFonts w:ascii="Times" w:hAnsi="Times"/>
         </w:rPr>
-        <w:t>2024)</w:t>
-      </w:r>
-      <w:r>
-        <w:rPr>
-          <w:rFonts w:ascii="Times" w:hAnsi="Times"/>
-        </w:rPr>
-        <w:t xml:space="preserve"> </w:t>
+        <w:t xml:space="preserve">2024) </w:t>
       </w:r>
     </w:p>
     <w:p>
@@ -1905,10 +1885,615 @@
     </w:p>
     <w:p>
       <w:pPr>
+        <w:spacing w:after="120" w:line="276" w:lineRule="auto"/>
+        <w:rPr>
+          <w:rFonts w:ascii="Times" w:hAnsi="Times"/>
+          <w:lang w:eastAsia="zh-TW"/>
+        </w:rPr>
+      </w:pPr>
+    </w:p>
+    <w:p>
+      <w:pPr>
+        <w:spacing w:line="360" w:lineRule="auto"/>
+        <w:rPr>
+          <w:rFonts w:ascii="Times" w:hAnsi="Times"/>
+          <w:b/>
+          <w:bCs/>
+          <w:sz w:val="4"/>
+          <w:szCs w:val="4"/>
+          <w:lang w:eastAsia="zh-TW"/>
+        </w:rPr>
+      </w:pPr>
+      <w:r>
+        <w:rPr>
+          <w:rFonts w:ascii="Times" w:hAnsi="Times"/>
+          <w:b/>
+          <w:bCs/>
+        </w:rPr>
+        <w:t>POLICY ARTICLES</w:t>
+      </w:r>
+      <w:r>
+        <w:rPr>
+          <w:rFonts w:ascii="Times" w:hAnsi="Times" w:hint="eastAsia"/>
+          <w:b/>
+          <w:bCs/>
+          <w:lang w:eastAsia="zh-TW"/>
+        </w:rPr>
+        <w:t xml:space="preserve"> (CHINESE)</w:t>
+      </w:r>
+    </w:p>
+    <w:p>
+      <w:pPr>
+        <w:pStyle w:val="ListParagraph"/>
+        <w:numPr>
+          <w:ilvl w:val="0"/>
+          <w:numId w:val="1"/>
+        </w:numPr>
+        <w:spacing w:line="360" w:lineRule="auto"/>
+        <w:rPr>
+          <w:rFonts w:ascii="Times" w:hAnsi="Times"/>
+          <w:lang w:eastAsia="zh-TW"/>
+        </w:rPr>
+      </w:pPr>
+      <w:r>
+        <w:rPr>
+          <w:rFonts w:ascii="Times" w:hAnsi="Times" w:hint="eastAsia"/>
+          <w:lang w:eastAsia="zh-TW"/>
+        </w:rPr>
+        <w:t>要告別劏房</w:t>
+      </w:r>
+      <w:r>
+        <w:rPr>
+          <w:rFonts w:ascii="Times" w:hAnsi="Times" w:hint="eastAsia"/>
+          <w:lang w:eastAsia="zh-TW"/>
+        </w:rPr>
+        <w:t xml:space="preserve"> </w:t>
+      </w:r>
+      <w:r>
+        <w:rPr>
+          <w:rFonts w:ascii="Times" w:hAnsi="Times" w:hint="eastAsia"/>
+          <w:lang w:eastAsia="zh-TW"/>
+        </w:rPr>
+        <w:t>絕不能規管起始租金</w:t>
+      </w:r>
+      <w:r>
+        <w:rPr>
+          <w:rFonts w:ascii="Times" w:hAnsi="Times" w:hint="eastAsia"/>
+          <w:lang w:eastAsia="zh-TW"/>
+        </w:rPr>
+        <w:t xml:space="preserve"> (</w:t>
+      </w:r>
+      <w:r>
+        <w:rPr>
+          <w:rFonts w:ascii="Times" w:hAnsi="Times" w:hint="eastAsia"/>
+          <w:lang w:eastAsia="zh-TW"/>
+        </w:rPr>
+        <w:t>明報</w:t>
+      </w:r>
+      <w:r>
+        <w:rPr>
+          <w:rFonts w:ascii="Times" w:hAnsi="Times" w:hint="eastAsia"/>
+          <w:lang w:eastAsia="zh-TW"/>
+        </w:rPr>
+        <w:t>, 2024-</w:t>
+      </w:r>
+      <w:r>
+        <w:rPr>
+          <w:rFonts w:ascii="Times" w:hAnsi="Times" w:hint="eastAsia"/>
+          <w:lang w:eastAsia="zh-TW"/>
+        </w:rPr>
+        <w:t>11</w:t>
+      </w:r>
+      <w:r>
+        <w:rPr>
+          <w:rFonts w:ascii="Times" w:hAnsi="Times" w:hint="eastAsia"/>
+          <w:lang w:eastAsia="zh-TW"/>
+        </w:rPr>
+        <w:t>-</w:t>
+      </w:r>
+      <w:r>
+        <w:rPr>
+          <w:rFonts w:ascii="Times" w:hAnsi="Times" w:hint="eastAsia"/>
+          <w:lang w:eastAsia="zh-TW"/>
+        </w:rPr>
+        <w:t>7,</w:t>
+      </w:r>
+      <w:r>
+        <w:rPr>
+          <w:rFonts w:ascii="Times" w:hAnsi="Times" w:hint="eastAsia"/>
+          <w:lang w:eastAsia="zh-TW"/>
+        </w:rPr>
+        <w:t>與</w:t>
+      </w:r>
+      <w:r>
+        <w:rPr>
+          <w:rFonts w:ascii="Times" w:hAnsi="Times" w:hint="eastAsia"/>
+          <w:lang w:eastAsia="zh-TW"/>
+        </w:rPr>
+        <w:t>宋恩榮</w:t>
+      </w:r>
+      <w:r>
+        <w:rPr>
+          <w:rFonts w:ascii="Times" w:hAnsi="Times" w:hint="eastAsia"/>
+          <w:lang w:eastAsia="zh-TW"/>
+        </w:rPr>
+        <w:t>)</w:t>
+      </w:r>
+    </w:p>
+    <w:p>
+      <w:pPr>
+        <w:pStyle w:val="ListParagraph"/>
+        <w:numPr>
+          <w:ilvl w:val="0"/>
+          <w:numId w:val="1"/>
+        </w:numPr>
+        <w:spacing w:line="360" w:lineRule="auto"/>
+        <w:rPr>
+          <w:rFonts w:ascii="Times" w:hAnsi="Times"/>
+          <w:lang w:eastAsia="zh-TW"/>
+        </w:rPr>
+      </w:pPr>
+      <w:r>
+        <w:rPr>
+          <w:rFonts w:ascii="Times" w:hAnsi="Times" w:hint="eastAsia"/>
+          <w:lang w:eastAsia="zh-TW"/>
+        </w:rPr>
+        <w:t>住房短缺礙引才</w:t>
+      </w:r>
+      <w:r>
+        <w:rPr>
+          <w:rFonts w:ascii="Times" w:hAnsi="Times" w:hint="eastAsia"/>
+          <w:lang w:eastAsia="zh-TW"/>
+        </w:rPr>
+        <w:t xml:space="preserve"> </w:t>
+      </w:r>
+      <w:r>
+        <w:rPr>
+          <w:rFonts w:ascii="Times" w:hAnsi="Times" w:hint="eastAsia"/>
+          <w:lang w:eastAsia="zh-TW"/>
+        </w:rPr>
+        <w:t>政府應續增建屋</w:t>
+      </w:r>
+      <w:r>
+        <w:rPr>
+          <w:rFonts w:ascii="Times" w:hAnsi="Times" w:hint="eastAsia"/>
+          <w:lang w:eastAsia="zh-TW"/>
+        </w:rPr>
+        <w:t xml:space="preserve"> (</w:t>
+      </w:r>
+      <w:r>
+        <w:rPr>
+          <w:rFonts w:ascii="Times" w:hAnsi="Times" w:hint="eastAsia"/>
+          <w:lang w:eastAsia="zh-TW"/>
+        </w:rPr>
+        <w:t>明報</w:t>
+      </w:r>
+      <w:r>
+        <w:rPr>
+          <w:rFonts w:ascii="Times" w:hAnsi="Times" w:hint="eastAsia"/>
+          <w:lang w:eastAsia="zh-TW"/>
+        </w:rPr>
+        <w:t>, 2024-8-14)</w:t>
+      </w:r>
+    </w:p>
+    <w:p>
+      <w:pPr>
+        <w:pStyle w:val="ListParagraph"/>
+        <w:numPr>
+          <w:ilvl w:val="0"/>
+          <w:numId w:val="1"/>
+        </w:numPr>
+        <w:spacing w:line="360" w:lineRule="auto"/>
+        <w:rPr>
+          <w:rFonts w:ascii="Times" w:hAnsi="Times"/>
+        </w:rPr>
+      </w:pPr>
+      <w:r>
+        <w:rPr>
+          <w:rFonts w:ascii="Times" w:hAnsi="Times" w:hint="eastAsia"/>
+          <w:lang w:eastAsia="zh-TW"/>
+        </w:rPr>
+        <w:t>加強富戶審查</w:t>
+      </w:r>
+      <w:r>
+        <w:rPr>
+          <w:rFonts w:ascii="Times" w:hAnsi="Times" w:hint="eastAsia"/>
+          <w:lang w:eastAsia="zh-TW"/>
+        </w:rPr>
+        <w:t xml:space="preserve"> </w:t>
+      </w:r>
+      <w:r>
+        <w:rPr>
+          <w:rFonts w:ascii="Times" w:hAnsi="Times" w:hint="eastAsia"/>
+          <w:lang w:eastAsia="zh-TW"/>
+        </w:rPr>
+        <w:t>劏房戶免受苦？</w:t>
+      </w:r>
+      <w:r>
+        <w:rPr>
+          <w:rFonts w:ascii="Times" w:hAnsi="Times" w:hint="eastAsia"/>
+          <w:lang w:eastAsia="zh-TW"/>
+        </w:rPr>
+        <w:t xml:space="preserve"> </w:t>
+      </w:r>
+      <w:r>
+        <w:rPr>
+          <w:rFonts w:ascii="Times" w:hAnsi="Times" w:hint="eastAsia"/>
+        </w:rPr>
+        <w:t>(</w:t>
+      </w:r>
+      <w:proofErr w:type="spellStart"/>
+      <w:r>
+        <w:rPr>
+          <w:rFonts w:ascii="Times" w:hAnsi="Times" w:hint="eastAsia"/>
+        </w:rPr>
+        <w:t>明報</w:t>
+      </w:r>
+      <w:proofErr w:type="spellEnd"/>
+      <w:r>
+        <w:rPr>
+          <w:rFonts w:ascii="Times" w:hAnsi="Times" w:hint="eastAsia"/>
+        </w:rPr>
+        <w:t xml:space="preserve">, 2024-5-16, </w:t>
+      </w:r>
+      <w:proofErr w:type="spellStart"/>
+      <w:r>
+        <w:rPr>
+          <w:rFonts w:ascii="Times" w:hAnsi="Times" w:hint="eastAsia"/>
+        </w:rPr>
+        <w:t>與何漢樑</w:t>
+      </w:r>
+      <w:proofErr w:type="spellEnd"/>
+      <w:r>
+        <w:rPr>
+          <w:rFonts w:ascii="Times" w:hAnsi="Times" w:hint="eastAsia"/>
+        </w:rPr>
+        <w:t>)</w:t>
+      </w:r>
+    </w:p>
+    <w:p>
+      <w:pPr>
+        <w:pStyle w:val="ListParagraph"/>
+        <w:numPr>
+          <w:ilvl w:val="0"/>
+          <w:numId w:val="1"/>
+        </w:numPr>
+        <w:spacing w:line="360" w:lineRule="auto"/>
+        <w:rPr>
+          <w:rFonts w:ascii="Times" w:hAnsi="Times"/>
+          <w:lang w:eastAsia="zh-TW"/>
+        </w:rPr>
+      </w:pPr>
+      <w:r>
+        <w:rPr>
+          <w:rFonts w:ascii="Times" w:hAnsi="Times" w:hint="eastAsia"/>
+          <w:lang w:eastAsia="zh-TW"/>
+        </w:rPr>
+        <w:t>香港劏房問題之出路</w:t>
+      </w:r>
+      <w:r>
+        <w:rPr>
+          <w:rFonts w:ascii="Times" w:hAnsi="Times" w:hint="eastAsia"/>
+          <w:lang w:eastAsia="zh-TW"/>
+        </w:rPr>
+        <w:t xml:space="preserve"> (</w:t>
+      </w:r>
+      <w:r>
+        <w:rPr>
+          <w:rFonts w:ascii="Times" w:hAnsi="Times" w:hint="eastAsia"/>
+          <w:lang w:eastAsia="zh-TW"/>
+        </w:rPr>
+        <w:t>香港信報</w:t>
+      </w:r>
+      <w:r>
+        <w:rPr>
+          <w:rFonts w:ascii="Times" w:hAnsi="Times" w:hint="eastAsia"/>
+          <w:lang w:eastAsia="zh-TW"/>
+        </w:rPr>
+        <w:t>, 2024-2-14)</w:t>
+      </w:r>
+    </w:p>
+    <w:p>
+      <w:pPr>
+        <w:pStyle w:val="ListParagraph"/>
+        <w:numPr>
+          <w:ilvl w:val="0"/>
+          <w:numId w:val="1"/>
+        </w:numPr>
+        <w:spacing w:line="360" w:lineRule="auto"/>
+        <w:rPr>
+          <w:rFonts w:ascii="Times" w:hAnsi="Times"/>
+          <w:lang w:eastAsia="zh-TW"/>
+        </w:rPr>
+      </w:pPr>
+      <w:r>
+        <w:rPr>
+          <w:rFonts w:ascii="Times" w:hAnsi="Times" w:hint="eastAsia"/>
+          <w:lang w:eastAsia="zh-TW"/>
+        </w:rPr>
+        <w:t>人才得失與香港前景：領英社交資料佐證</w:t>
+      </w:r>
+      <w:r>
+        <w:rPr>
+          <w:rFonts w:ascii="Times" w:hAnsi="Times" w:hint="eastAsia"/>
+          <w:lang w:eastAsia="zh-TW"/>
+        </w:rPr>
+        <w:t xml:space="preserve"> (</w:t>
+      </w:r>
+      <w:r>
+        <w:rPr>
+          <w:rFonts w:ascii="Times" w:hAnsi="Times" w:hint="eastAsia"/>
+          <w:lang w:eastAsia="zh-TW"/>
+        </w:rPr>
+        <w:t>香港經濟政策綠皮書</w:t>
+      </w:r>
+      <w:r>
+        <w:rPr>
+          <w:rFonts w:ascii="Times" w:hAnsi="Times" w:hint="eastAsia"/>
+          <w:lang w:eastAsia="zh-TW"/>
+        </w:rPr>
+        <w:t xml:space="preserve">, 2024-1-10, </w:t>
+      </w:r>
+      <w:r>
+        <w:rPr>
+          <w:rFonts w:ascii="Times" w:hAnsi="Times" w:hint="eastAsia"/>
+          <w:lang w:eastAsia="zh-TW"/>
+        </w:rPr>
+        <w:t>與關穎倫和鄧希煒</w:t>
+      </w:r>
+      <w:r>
+        <w:rPr>
+          <w:rFonts w:ascii="Times" w:hAnsi="Times" w:hint="eastAsia"/>
+          <w:lang w:eastAsia="zh-TW"/>
+        </w:rPr>
+        <w:t>)</w:t>
+      </w:r>
+    </w:p>
+    <w:p>
+      <w:pPr>
+        <w:pStyle w:val="ListParagraph"/>
+        <w:numPr>
+          <w:ilvl w:val="0"/>
+          <w:numId w:val="1"/>
+        </w:numPr>
+        <w:spacing w:line="360" w:lineRule="auto"/>
+        <w:rPr>
+          <w:rFonts w:ascii="Times" w:hAnsi="Times"/>
+          <w:lang w:eastAsia="zh-TW"/>
+        </w:rPr>
+      </w:pPr>
+      <w:r>
+        <w:rPr>
+          <w:rFonts w:ascii="Times" w:hAnsi="Times" w:hint="eastAsia"/>
+          <w:lang w:eastAsia="zh-TW"/>
+        </w:rPr>
+        <w:t>利用數據和算法減低公屋輪候時間</w:t>
+      </w:r>
+      <w:r>
+        <w:rPr>
+          <w:rFonts w:ascii="Times" w:hAnsi="Times" w:hint="eastAsia"/>
+          <w:lang w:eastAsia="zh-TW"/>
+        </w:rPr>
+        <w:t xml:space="preserve"> (</w:t>
+      </w:r>
+      <w:r>
+        <w:rPr>
+          <w:rFonts w:ascii="Times" w:hAnsi="Times" w:hint="eastAsia"/>
+          <w:lang w:eastAsia="zh-TW"/>
+        </w:rPr>
+        <w:t>香港經濟政策綠皮書</w:t>
+      </w:r>
+      <w:r>
+        <w:rPr>
+          <w:rFonts w:ascii="Times" w:hAnsi="Times" w:hint="eastAsia"/>
+          <w:lang w:eastAsia="zh-TW"/>
+        </w:rPr>
+        <w:t xml:space="preserve">, 2024-1-10, </w:t>
+      </w:r>
+      <w:r>
+        <w:rPr>
+          <w:rFonts w:ascii="Times" w:hAnsi="Times" w:hint="eastAsia"/>
+          <w:lang w:eastAsia="zh-TW"/>
+        </w:rPr>
+        <w:t>與王欣儀和黃美施</w:t>
+      </w:r>
+      <w:r>
+        <w:rPr>
+          <w:rFonts w:ascii="Times" w:hAnsi="Times" w:hint="eastAsia"/>
+          <w:lang w:eastAsia="zh-TW"/>
+        </w:rPr>
+        <w:t>)</w:t>
+      </w:r>
+    </w:p>
+    <w:p>
+      <w:pPr>
+        <w:pStyle w:val="ListParagraph"/>
+        <w:numPr>
+          <w:ilvl w:val="0"/>
+          <w:numId w:val="1"/>
+        </w:numPr>
+        <w:spacing w:line="360" w:lineRule="auto"/>
+        <w:rPr>
+          <w:rFonts w:ascii="Times" w:hAnsi="Times"/>
+          <w:lang w:eastAsia="zh-TW"/>
+        </w:rPr>
+      </w:pPr>
+      <w:r>
+        <w:rPr>
+          <w:rFonts w:ascii="Times" w:hAnsi="Times" w:hint="eastAsia"/>
+          <w:lang w:eastAsia="zh-TW"/>
+        </w:rPr>
+        <w:t>香港房屋危機之謎</w:t>
+      </w:r>
+      <w:r>
+        <w:rPr>
+          <w:rFonts w:ascii="Times" w:hAnsi="Times" w:hint="eastAsia"/>
+          <w:lang w:eastAsia="zh-TW"/>
+        </w:rPr>
+        <w:t xml:space="preserve"> (</w:t>
+      </w:r>
+      <w:r>
+        <w:rPr>
+          <w:rFonts w:ascii="Times" w:hAnsi="Times" w:hint="eastAsia"/>
+          <w:lang w:eastAsia="zh-TW"/>
+        </w:rPr>
+        <w:t>香港經濟政策綠皮書</w:t>
+      </w:r>
+      <w:r>
+        <w:rPr>
+          <w:rFonts w:ascii="Times" w:hAnsi="Times" w:hint="eastAsia"/>
+          <w:lang w:eastAsia="zh-TW"/>
+        </w:rPr>
+        <w:t>, 2022-9-23)</w:t>
+      </w:r>
+    </w:p>
+    <w:p>
+      <w:pPr>
+        <w:pStyle w:val="ListParagraph"/>
+        <w:numPr>
+          <w:ilvl w:val="0"/>
+          <w:numId w:val="1"/>
+        </w:numPr>
+        <w:spacing w:line="360" w:lineRule="auto"/>
+        <w:rPr>
+          <w:rFonts w:ascii="Times" w:hAnsi="Times"/>
+          <w:lang w:eastAsia="zh-TW"/>
+        </w:rPr>
+      </w:pPr>
+      <w:r>
+        <w:rPr>
+          <w:rFonts w:ascii="Times" w:hAnsi="Times" w:hint="eastAsia"/>
+          <w:lang w:eastAsia="zh-TW"/>
+        </w:rPr>
+        <w:t>預算案</w:t>
+      </w:r>
+      <w:r>
+        <w:rPr>
+          <w:rFonts w:ascii="Times" w:hAnsi="Times" w:hint="eastAsia"/>
+          <w:lang w:eastAsia="zh-TW"/>
+        </w:rPr>
+        <w:t>500</w:t>
+      </w:r>
+      <w:r>
+        <w:rPr>
+          <w:rFonts w:ascii="Times" w:hAnsi="Times" w:hint="eastAsia"/>
+          <w:lang w:eastAsia="zh-TW"/>
+        </w:rPr>
+        <w:t>億推創科</w:t>
+      </w:r>
+      <w:r>
+        <w:rPr>
+          <w:rFonts w:ascii="Times" w:hAnsi="Times" w:hint="eastAsia"/>
+          <w:lang w:eastAsia="zh-TW"/>
+        </w:rPr>
+        <w:t xml:space="preserve"> </w:t>
+      </w:r>
+      <w:r>
+        <w:rPr>
+          <w:rFonts w:ascii="Times" w:hAnsi="Times" w:hint="eastAsia"/>
+          <w:lang w:eastAsia="zh-TW"/>
+        </w:rPr>
+        <w:t>怎用得其所</w:t>
+      </w:r>
+      <w:r>
+        <w:rPr>
+          <w:rFonts w:ascii="Times" w:hAnsi="Times" w:hint="eastAsia"/>
+          <w:lang w:eastAsia="zh-TW"/>
+        </w:rPr>
+        <w:t xml:space="preserve"> (</w:t>
+      </w:r>
+      <w:r>
+        <w:rPr>
+          <w:rFonts w:ascii="Times" w:hAnsi="Times" w:hint="eastAsia"/>
+          <w:lang w:eastAsia="zh-TW"/>
+        </w:rPr>
+        <w:t>香港經濟日報</w:t>
+      </w:r>
+      <w:r>
+        <w:rPr>
+          <w:rFonts w:ascii="Times" w:hAnsi="Times" w:hint="eastAsia"/>
+          <w:lang w:eastAsia="zh-TW"/>
+        </w:rPr>
+        <w:t>, 2018-3-18)</w:t>
+      </w:r>
+    </w:p>
+    <w:p>
+      <w:pPr>
+        <w:pStyle w:val="ListParagraph"/>
+        <w:numPr>
+          <w:ilvl w:val="0"/>
+          <w:numId w:val="1"/>
+        </w:numPr>
         <w:spacing w:line="360" w:lineRule="auto"/>
         <w:rPr>
           <w:rFonts w:ascii="Times" w:hAnsi="Times"/>
           <w:u w:val="single"/>
+          <w:lang w:eastAsia="zh-TW"/>
+        </w:rPr>
+      </w:pPr>
+      <w:r>
+        <w:rPr>
+          <w:rFonts w:ascii="Times" w:hAnsi="Times" w:hint="eastAsia"/>
+          <w:lang w:eastAsia="zh-TW"/>
+        </w:rPr>
+        <w:t>社會面對新挑戰</w:t>
+      </w:r>
+      <w:r>
+        <w:rPr>
+          <w:rFonts w:ascii="Times" w:hAnsi="Times" w:hint="eastAsia"/>
+          <w:lang w:eastAsia="zh-TW"/>
+        </w:rPr>
+        <w:t xml:space="preserve"> </w:t>
+      </w:r>
+      <w:r>
+        <w:rPr>
+          <w:rFonts w:ascii="Times" w:hAnsi="Times" w:hint="eastAsia"/>
+          <w:lang w:eastAsia="zh-TW"/>
+        </w:rPr>
+        <w:t>須</w:t>
+      </w:r>
+      <w:r>
+        <w:rPr>
+          <w:rFonts w:ascii="Times" w:hAnsi="Times" w:hint="eastAsia"/>
+          <w:lang w:eastAsia="zh-TW"/>
+        </w:rPr>
+        <w:t>3</w:t>
+      </w:r>
+      <w:r>
+        <w:rPr>
+          <w:rFonts w:ascii="Times" w:hAnsi="Times" w:hint="eastAsia"/>
+          <w:lang w:eastAsia="zh-TW"/>
+        </w:rPr>
+        <w:t>方面調整</w:t>
+      </w:r>
+      <w:r>
+        <w:rPr>
+          <w:rFonts w:ascii="Times" w:hAnsi="Times" w:hint="eastAsia"/>
+          <w:lang w:eastAsia="zh-TW"/>
+        </w:rPr>
+        <w:t xml:space="preserve"> (</w:t>
+      </w:r>
+      <w:r>
+        <w:rPr>
+          <w:rFonts w:ascii="Times" w:hAnsi="Times" w:hint="eastAsia"/>
+          <w:lang w:eastAsia="zh-TW"/>
+        </w:rPr>
+        <w:t>香港經濟日報</w:t>
+      </w:r>
+      <w:r>
+        <w:rPr>
+          <w:rFonts w:ascii="Times" w:hAnsi="Times" w:hint="eastAsia"/>
+          <w:lang w:eastAsia="zh-TW"/>
+        </w:rPr>
+        <w:t>, 2017-9-13)</w:t>
+      </w:r>
+    </w:p>
+    <w:p>
+      <w:pPr>
+        <w:spacing w:line="360" w:lineRule="auto"/>
+        <w:rPr>
+          <w:rFonts w:ascii="Times" w:hAnsi="Times"/>
+          <w:lang w:eastAsia="zh-TW"/>
         </w:rPr>
       </w:pPr>
     </w:p>
@@ -2058,6 +2643,7 @@
           <w:b/>
           <w:bCs/>
           <w:u w:val="single"/>
+          <w:lang w:eastAsia="zh-TW"/>
         </w:rPr>
       </w:pPr>
       <w:r>
@@ -2082,7 +2668,59 @@
           <w:i/>
           <w:iCs/>
         </w:rPr>
-        <w:t>Quarterly Journal of Economics; J</w:t>
+        <w:t xml:space="preserve">Quarterly Journal of Economics; </w:t>
+      </w:r>
+      <w:r>
+        <w:rPr>
+          <w:rFonts w:ascii="Times" w:hAnsi="Times" w:hint="eastAsia"/>
+          <w:i/>
+          <w:iCs/>
+          <w:lang w:eastAsia="zh-TW"/>
+        </w:rPr>
+        <w:t xml:space="preserve">American Economic Review; </w:t>
+      </w:r>
+      <w:r>
+        <w:rPr>
+          <w:rFonts w:ascii="Times" w:hAnsi="Times" w:hint="eastAsia"/>
+          <w:i/>
+          <w:iCs/>
+          <w:lang w:eastAsia="zh-TW"/>
+        </w:rPr>
+        <w:t xml:space="preserve">Review of Economics and Statistics; </w:t>
+      </w:r>
+      <w:r>
+        <w:rPr>
+          <w:rFonts w:ascii="Times" w:hAnsi="Times"/>
+          <w:i/>
+          <w:iCs/>
+        </w:rPr>
+        <w:t>Management Science</w:t>
+      </w:r>
+      <w:r>
+        <w:rPr>
+          <w:rFonts w:ascii="Times" w:hAnsi="Times" w:hint="eastAsia"/>
+          <w:i/>
+          <w:iCs/>
+          <w:lang w:eastAsia="zh-TW"/>
+        </w:rPr>
+        <w:t xml:space="preserve">; </w:t>
+      </w:r>
+      <w:r>
+        <w:rPr>
+          <w:rFonts w:ascii="Times" w:hAnsi="Times" w:hint="eastAsia"/>
+          <w:i/>
+          <w:iCs/>
+          <w:lang w:eastAsia="zh-TW"/>
+        </w:rPr>
+        <w:t xml:space="preserve">International Economic Review; </w:t>
+      </w:r>
+      <w:r>
+        <w:rPr>
+          <w:rFonts w:ascii="Times" w:hAnsi="Times"/>
+          <w:i/>
+          <w:iCs/>
+        </w:rPr>
+        <w:t>J</w:t>
       </w:r>
       <w:r>
         <w:rPr>
@@ -2141,7 +2779,61 @@
           <w:i/>
           <w:iCs/>
         </w:rPr>
-        <w:t>; Management Science</w:t>
+        <w:t xml:space="preserve">; </w:t>
+      </w:r>
+      <w:r>
+        <w:rPr>
+          <w:rFonts w:ascii="Times" w:hAnsi="Times" w:hint="eastAsia"/>
+          <w:i/>
+          <w:iCs/>
+          <w:lang w:eastAsia="zh-TW"/>
+        </w:rPr>
+        <w:t>R</w:t>
+      </w:r>
+      <w:r>
+        <w:rPr>
+          <w:rFonts w:ascii="Times" w:hAnsi="Times"/>
+          <w:i/>
+          <w:iCs/>
+          <w:lang w:eastAsia="zh-TW"/>
+        </w:rPr>
+        <w:t>eview of</w:t>
+      </w:r>
+      <w:r>
+        <w:rPr>
+          <w:rFonts w:ascii="Times" w:hAnsi="Times" w:hint="eastAsia"/>
+          <w:i/>
+          <w:iCs/>
+          <w:lang w:eastAsia="zh-TW"/>
+        </w:rPr>
+        <w:t xml:space="preserve"> I</w:t>
+      </w:r>
+      <w:r>
+        <w:rPr>
+          <w:rFonts w:ascii="Times" w:hAnsi="Times"/>
+          <w:i/>
+          <w:iCs/>
+          <w:lang w:eastAsia="zh-TW"/>
+        </w:rPr>
+        <w:t xml:space="preserve">ndustrial </w:t>
+      </w:r>
+      <w:r>
+        <w:rPr>
+          <w:rFonts w:ascii="Times" w:hAnsi="Times" w:hint="eastAsia"/>
+          <w:i/>
+          <w:iCs/>
+          <w:lang w:eastAsia="zh-TW"/>
+        </w:rPr>
+        <w:t>O</w:t>
+      </w:r>
+      <w:r>
+        <w:rPr>
+          <w:rFonts w:ascii="Times" w:hAnsi="Times"/>
+          <w:i/>
+          <w:iCs/>
+          <w:lang w:eastAsia="zh-TW"/>
+        </w:rPr>
+        <w:t>rganization</w:t>
       </w:r>
     </w:p>
     <w:p>
@@ -2244,14 +2936,7 @@
         <w:rPr>
           <w:rFonts w:ascii="Times" w:hAnsi="Times"/>
         </w:rPr>
-        <w:t xml:space="preserve">Econometric Society, Singapore; Workshop on Relational Contracts; </w:t>
-      </w:r>
-      <w:r>
-        <w:rPr>
-          <w:rFonts w:ascii="Times" w:hAnsi="Times"/>
-        </w:rPr>
-        <w:lastRenderedPageBreak/>
-        <w:t>Asian &amp; Australasian Society of Labor Economics; Hong Kong Economic Association</w:t>
+        <w:t>Econometric Society, Singapore; Workshop on Relational Contracts; Asian &amp; Australasian Society of Labor Economics; Hong Kong Economic Association</w:t>
       </w:r>
     </w:p>
     <w:p>
@@ -3070,7 +3755,7 @@
 </file>
 
 <file path=word/numbering.xml><?xml version="1.0" encoding="utf-8"?>
-<w:numbering xmlns:wpc="http://schemas.microsoft.com/office/word/2010/wordprocessingCanvas" xmlns:cx="http://schemas.microsoft.com/office/drawing/2014/chartex" xmlns:cx1="http://schemas.microsoft.com/office/drawing/2015/9/8/chartex" xmlns:cx2="http://schemas.microsoft.com/office/drawing/2015/10/21/chartex" xmlns:cx3="http://schemas.microsoft.com/office/drawing/2016/5/9/chartex" xmlns:cx4="http://schemas.microsoft.com/office/drawing/2016/5/10/chartex" xmlns:cx5="http://schemas.microsoft.com/office/drawing/2016/5/11/chartex" xmlns:cx6="http://schemas.microsoft.com/office/drawing/2016/5/12/chartex" xmlns:cx7="http://schemas.microsoft.com/office/drawing/2016/5/13/chartex" xmlns:cx8="http://schemas.microsoft.com/office/drawing/2016/5/14/chartex" xmlns:mc="http://schemas.openxmlformats.org/markup-compatibility/2006" xmlns:aink="http://schemas.microsoft.com/office/drawing/2016/ink" xmlns:am3d="http://schemas.microsoft.com/office/drawing/2017/model3d" xmlns:o="urn:schemas-microsoft-com:office:office" xmlns:oel="http://schemas.microsoft.com/office/2019/extlst" xmlns:r="http://schemas.openxmlformats.org/officeDocument/2006/relationships" xmlns:m="http://schemas.openxmlformats.org/officeDocument/2006/math" xmlns:v="urn:schemas-microsoft-com:vml" xmlns:wp14="http://schemas.microsoft.com/office/word/2010/wordprocessingDrawing" xmlns:wp="http://schemas.openxmlformats.org/drawingml/2006/wordprocessingDrawing" xmlns:w10="urn:schemas-microsoft-com:office:word" xmlns:w="http://schemas.openxmlformats.org/wordprocessingml/2006/main" xmlns:w14="http://schemas.microsoft.com/office/word/2010/wordml" xmlns:w15="http://schemas.microsoft.com/office/word/2012/wordml" xmlns:w16cex="http://schemas.microsoft.com/office/word/2018/wordml/cex" xmlns:w16cid="http://schemas.microsoft.com/office/word/2016/wordml/cid" xmlns:w16="http://schemas.microsoft.com/office/word/2018/wordml" xmlns:w16sdtdh="http://schemas.microsoft.com/office/word/2020/wordml/sdtdatahash" xmlns:w16se="http://schemas.microsoft.com/office/word/2015/wordml/symex" xmlns:wpg="http://schemas.microsoft.com/office/word/2010/wordprocessingGroup" xmlns:wpi="http://schemas.microsoft.com/office/word/2010/wordprocessingInk" xmlns:wne="http://schemas.microsoft.com/office/word/2006/wordml" xmlns:wps="http://schemas.microsoft.com/office/word/2010/wordprocessingShape" mc:Ignorable="w14 w15 w16se w16cid w16 w16cex w16sdtdh wp14">
+<w:numbering xmlns:wpc="http://schemas.microsoft.com/office/word/2010/wordprocessingCanvas" xmlns:cx="http://schemas.microsoft.com/office/drawing/2014/chartex" xmlns:cx1="http://schemas.microsoft.com/office/drawing/2015/9/8/chartex" xmlns:cx2="http://schemas.microsoft.com/office/drawing/2015/10/21/chartex" xmlns:cx3="http://schemas.microsoft.com/office/drawing/2016/5/9/chartex" xmlns:cx4="http://schemas.microsoft.com/office/drawing/2016/5/10/chartex" xmlns:cx5="http://schemas.microsoft.com/office/drawing/2016/5/11/chartex" xmlns:cx6="http://schemas.microsoft.com/office/drawing/2016/5/12/chartex" xmlns:cx7="http://schemas.microsoft.com/office/drawing/2016/5/13/chartex" xmlns:cx8="http://schemas.microsoft.com/office/drawing/2016/5/14/chartex" xmlns:mc="http://schemas.openxmlformats.org/markup-compatibility/2006" xmlns:aink="http://schemas.microsoft.com/office/drawing/2016/ink" xmlns:am3d="http://schemas.microsoft.com/office/drawing/2017/model3d" xmlns:o="urn:schemas-microsoft-com:office:office" xmlns:oel="http://schemas.microsoft.com/office/2019/extlst" xmlns:r="http://schemas.openxmlformats.org/officeDocument/2006/relationships" xmlns:m="http://schemas.openxmlformats.org/officeDocument/2006/math" xmlns:v="urn:schemas-microsoft-com:vml" xmlns:wp14="http://schemas.microsoft.com/office/word/2010/wordprocessingDrawing" xmlns:wp="http://schemas.openxmlformats.org/drawingml/2006/wordprocessingDrawing" xmlns:w10="urn:schemas-microsoft-com:office:word" xmlns:w="http://schemas.openxmlformats.org/wordprocessingml/2006/main" xmlns:w14="http://schemas.microsoft.com/office/word/2010/wordml" xmlns:w15="http://schemas.microsoft.com/office/word/2012/wordml" xmlns:w16cex="http://schemas.microsoft.com/office/word/2018/wordml/cex" xmlns:w16cid="http://schemas.microsoft.com/office/word/2016/wordml/cid" xmlns:w16="http://schemas.microsoft.com/office/word/2018/wordml" xmlns:w16du="http://schemas.microsoft.com/office/word/2023/wordml/word16du" xmlns:w16sdtdh="http://schemas.microsoft.com/office/word/2020/wordml/sdtdatahash" xmlns:w16se="http://schemas.microsoft.com/office/word/2015/wordml/symex" xmlns:wpg="http://schemas.microsoft.com/office/word/2010/wordprocessingGroup" xmlns:wpi="http://schemas.microsoft.com/office/word/2010/wordprocessingInk" xmlns:wne="http://schemas.microsoft.com/office/word/2006/wordml" xmlns:wps="http://schemas.microsoft.com/office/word/2010/wordprocessingShape" mc:Ignorable="w14 w15 w16se w16cid w16 w16cex w16sdtdh w16du wp14">
   <w:abstractNum w:abstractNumId="0" w15:restartNumberingAfterBreak="0">
     <w:nsid w:val="04C11CFF"/>
     <w:multiLevelType w:val="multilevel"/>
@@ -3710,7 +4395,7 @@
 </file>
 
 <file path=word/styles.xml><?xml version="1.0" encoding="utf-8"?>
-<w:styles xmlns:mc="http://schemas.openxmlformats.org/markup-compatibility/2006" xmlns:r="http://schemas.openxmlformats.org/officeDocument/2006/relationships" xmlns:w="http://schemas.openxmlformats.org/wordprocessingml/2006/main" xmlns:w14="http://schemas.microsoft.com/office/word/2010/wordml" xmlns:w15="http://schemas.microsoft.com/office/word/2012/wordml" xmlns:w16cex="http://schemas.microsoft.com/office/word/2018/wordml/cex" xmlns:w16cid="http://schemas.microsoft.com/office/word/2016/wordml/cid" xmlns:w16="http://schemas.microsoft.com/office/word/2018/wordml" xmlns:w16sdtdh="http://schemas.microsoft.com/office/word/2020/wordml/sdtdatahash" xmlns:w16se="http://schemas.microsoft.com/office/word/2015/wordml/symex" mc:Ignorable="w14 w15 w16se w16cid w16 w16cex w16sdtdh">
+<w:styles xmlns:mc="http://schemas.openxmlformats.org/markup-compatibility/2006" xmlns:r="http://schemas.openxmlformats.org/officeDocument/2006/relationships" xmlns:w="http://schemas.openxmlformats.org/wordprocessingml/2006/main" xmlns:w14="http://schemas.microsoft.com/office/word/2010/wordml" xmlns:w15="http://schemas.microsoft.com/office/word/2012/wordml" xmlns:w16cex="http://schemas.microsoft.com/office/word/2018/wordml/cex" xmlns:w16cid="http://schemas.microsoft.com/office/word/2016/wordml/cid" xmlns:w16="http://schemas.microsoft.com/office/word/2018/wordml" xmlns:w16du="http://schemas.microsoft.com/office/word/2023/wordml/word16du" xmlns:w16sdtdh="http://schemas.microsoft.com/office/word/2020/wordml/sdtdatahash" xmlns:w16se="http://schemas.microsoft.com/office/word/2015/wordml/symex" mc:Ignorable="w14 w15 w16se w16cid w16 w16cex w16sdtdh w16du">
   <w:docDefaults>
     <w:rPrDefault>
       <w:rPr>

--- a/static/CV.docx
+++ b/static/CV.docx
@@ -60,7 +60,7 @@
         </w:rPr>
         <w:t xml:space="preserve"> </w:t>
       </w:r>
-      <w:hyperlink r:id="rId5" w:history="1">
+      <w:hyperlink r:id="rId7" w:history="1">
         <w:r>
           <w:rPr>
             <w:rStyle w:val="Hyperlink"/>
@@ -1136,36 +1136,24 @@
       </w:r>
       <w:r>
         <w:rPr>
-          <w:rFonts w:ascii="Times" w:hAnsi="Times" w:hint="eastAsia"/>
-          <w:lang w:eastAsia="zh-TW"/>
-        </w:rPr>
-        <w:t xml:space="preserve">A Theory of the Visible Hand: </w:t>
-      </w:r>
-      <w:r>
-        <w:rPr>
-          <w:rFonts w:ascii="Times" w:hAnsi="Times"/>
-        </w:rPr>
-        <w:t>Intermediat</w:t>
-      </w:r>
-      <w:r>
-        <w:rPr>
-          <w:rFonts w:ascii="Times" w:hAnsi="Times" w:hint="eastAsia"/>
-          <w:lang w:eastAsia="zh-TW"/>
-        </w:rPr>
-        <w:t>ion</w:t>
-      </w:r>
-      <w:r>
-        <w:rPr>
-          <w:rFonts w:ascii="Times" w:hAnsi="Times"/>
-        </w:rPr>
-        <w:t xml:space="preserve"> </w:t>
-      </w:r>
-      <w:r>
-        <w:rPr>
-          <w:rFonts w:ascii="Times" w:hAnsi="Times" w:hint="eastAsia"/>
-          <w:lang w:eastAsia="zh-TW"/>
-        </w:rPr>
-        <w:t>and Coordination in Markets for</w:t>
+          <w:rFonts w:ascii="Times" w:hAnsi="Times"/>
+          <w:lang w:eastAsia="zh-TW"/>
+        </w:rPr>
+        <w:t>The Manage</w:t>
+      </w:r>
+      <w:r>
+        <w:rPr>
+          <w:rFonts w:ascii="Times" w:hAnsi="Times" w:hint="eastAsia"/>
+          <w:lang w:eastAsia="zh-TW"/>
+        </w:rPr>
+        <w:t>r</w:t>
+      </w:r>
+      <w:r>
+        <w:rPr>
+          <w:rFonts w:ascii="Times" w:hAnsi="Times"/>
+          <w:lang w:eastAsia="zh-TW"/>
+        </w:rPr>
+        <w:t xml:space="preserve"> as a Nexus of</w:t>
       </w:r>
       <w:r>
         <w:rPr>
@@ -1328,17 +1316,16 @@
       </w:r>
       <w:r>
         <w:rPr>
-          <w:rFonts w:ascii="Times" w:hAnsi="Times" w:hint="eastAsia"/>
-          <w:lang w:eastAsia="zh-TW"/>
-        </w:rPr>
-        <w:t xml:space="preserve">The </w:t>
-      </w:r>
-      <w:r>
-        <w:rPr>
-          <w:rFonts w:ascii="Times" w:hAnsi="Times" w:hint="eastAsia"/>
-          <w:lang w:eastAsia="zh-TW"/>
-        </w:rPr>
-        <w:t>Promise and Perils of Redeemable Money</w:t>
+          <w:rFonts w:ascii="Times" w:hAnsi="Times"/>
+        </w:rPr>
+        <w:t xml:space="preserve">The Economics of </w:t>
+      </w:r>
+      <w:r>
+        <w:rPr>
+          <w:rFonts w:ascii="Times" w:hAnsi="Times"/>
+          <w:lang w:eastAsia="zh-TW"/>
+        </w:rPr>
+        <w:t>Currency Redemption</w:t>
       </w:r>
       <w:r>
         <w:rPr>
@@ -1364,21 +1351,7 @@
         <w:rPr>
           <w:rFonts w:ascii="Times" w:hAnsi="Times"/>
         </w:rPr>
-        <w:t xml:space="preserve"> Jing, Yang You, and </w:t>
-      </w:r>
-      <w:proofErr w:type="spellStart"/>
-      <w:r>
-        <w:rPr>
-          <w:rFonts w:ascii="Times" w:hAnsi="Times"/>
-        </w:rPr>
-        <w:t>Yulin</w:t>
-      </w:r>
-      <w:proofErr w:type="spellEnd"/>
-      <w:r>
-        <w:rPr>
-          <w:rFonts w:ascii="Times" w:hAnsi="Times"/>
-        </w:rPr>
-        <w:t xml:space="preserve"> Zhong)</w:t>
+        <w:t xml:space="preserve"> Jing, Yang You, and Yulin Zhong)</w:t>
       </w:r>
     </w:p>
     <w:p>
@@ -1403,35 +1376,59 @@
       </w:r>
       <w:r>
         <w:rPr>
-          <w:rFonts w:ascii="Times" w:hAnsi="Times"/>
-        </w:rPr>
-        <w:t>Commodity Money: Theory and Field Evidence</w:t>
-      </w:r>
-      <w:r>
-        <w:rPr>
-          <w:rFonts w:ascii="Times" w:hAnsi="Times"/>
-        </w:rPr>
-        <w:t>”</w:t>
-      </w:r>
-      <w:r>
-        <w:rPr>
-          <w:rFonts w:ascii="Times" w:hAnsi="Times"/>
-        </w:rPr>
-        <w:t xml:space="preserve"> (with </w:t>
+          <w:rFonts w:ascii="Times" w:hAnsi="Times" w:hint="eastAsia"/>
+          <w:lang w:eastAsia="zh-TW"/>
+        </w:rPr>
+        <w:t xml:space="preserve">Housing </w:t>
+      </w:r>
+      <w:r>
+        <w:rPr>
+          <w:rFonts w:ascii="Times" w:hAnsi="Times" w:hint="eastAsia"/>
+          <w:lang w:eastAsia="zh-TW"/>
+        </w:rPr>
+        <w:t>Expenditure</w:t>
+      </w:r>
+      <w:r>
+        <w:rPr>
+          <w:rFonts w:ascii="Times" w:hAnsi="Times" w:hint="eastAsia"/>
+          <w:lang w:eastAsia="zh-TW"/>
+        </w:rPr>
+        <w:t xml:space="preserve"> and Misallocation in a Rent Regulated City</w:t>
+      </w:r>
+      <w:r>
+        <w:rPr>
+          <w:rFonts w:ascii="Times" w:hAnsi="Times"/>
+        </w:rPr>
+        <w:t xml:space="preserve">” (with </w:t>
+      </w:r>
+      <w:r>
+        <w:rPr>
+          <w:rFonts w:ascii="Times" w:hAnsi="Times" w:hint="eastAsia"/>
+          <w:lang w:eastAsia="zh-TW"/>
+        </w:rPr>
+        <w:t xml:space="preserve">Jimmy Ho, Yulin Hong, and </w:t>
       </w:r>
       <w:proofErr w:type="spellStart"/>
       <w:r>
         <w:rPr>
-          <w:rFonts w:ascii="Times" w:hAnsi="Times"/>
-        </w:rPr>
-        <w:t>Baiyun</w:t>
+          <w:rFonts w:ascii="Times" w:hAnsi="Times" w:hint="eastAsia"/>
+          <w:lang w:eastAsia="zh-TW"/>
+        </w:rPr>
+        <w:t>Zhongji</w:t>
       </w:r>
       <w:proofErr w:type="spellEnd"/>
       <w:r>
         <w:rPr>
-          <w:rFonts w:ascii="Times" w:hAnsi="Times"/>
-        </w:rPr>
-        <w:t xml:space="preserve"> Jing)</w:t>
+          <w:rFonts w:ascii="Times" w:hAnsi="Times" w:hint="eastAsia"/>
+          <w:lang w:eastAsia="zh-TW"/>
+        </w:rPr>
+        <w:t xml:space="preserve"> Wei</w:t>
+      </w:r>
+      <w:r>
+        <w:rPr>
+          <w:rFonts w:ascii="Times" w:hAnsi="Times"/>
+        </w:rPr>
+        <w:t>)</w:t>
       </w:r>
     </w:p>
     <w:p>
@@ -1458,7 +1455,21 @@
           <w:rFonts w:ascii="Times" w:hAnsi="Times"/>
           <w:lang w:eastAsia="zh-TW"/>
         </w:rPr>
-        <w:t>The Effect(s) of Public Housing Rent Regulation on Private-sector Rents in Hong Kong</w:t>
+        <w:t xml:space="preserve">The </w:t>
+      </w:r>
+      <w:r>
+        <w:rPr>
+          <w:rFonts w:ascii="Times" w:hAnsi="Times" w:hint="eastAsia"/>
+          <w:lang w:eastAsia="zh-TW"/>
+        </w:rPr>
+        <w:t xml:space="preserve">Welfare </w:t>
+      </w:r>
+      <w:r>
+        <w:rPr>
+          <w:rFonts w:ascii="Times" w:hAnsi="Times"/>
+          <w:lang w:eastAsia="zh-TW"/>
+        </w:rPr>
+        <w:t>Effect(s) of Rent Regulation</w:t>
       </w:r>
       <w:r>
         <w:rPr>
@@ -1479,6 +1490,44 @@
           <w:rFonts w:ascii="Times" w:hAnsi="Times"/>
         </w:rPr>
         <w:t xml:space="preserve"> Wei)</w:t>
+      </w:r>
+    </w:p>
+    <w:p>
+      <w:pPr>
+        <w:pStyle w:val="ListParagraph"/>
+        <w:spacing w:after="120" w:line="276" w:lineRule="auto"/>
+        <w:contextualSpacing w:val="0"/>
+        <w:rPr>
+          <w:rFonts w:ascii="Times" w:hAnsi="Times"/>
+        </w:rPr>
+      </w:pPr>
+    </w:p>
+    <w:p>
+      <w:pPr>
+        <w:spacing w:line="360" w:lineRule="auto"/>
+        <w:rPr>
+          <w:rFonts w:ascii="Times" w:hAnsi="Times"/>
+          <w:b/>
+          <w:bCs/>
+          <w:sz w:val="4"/>
+          <w:szCs w:val="4"/>
+        </w:rPr>
+      </w:pPr>
+      <w:r>
+        <w:rPr>
+          <w:rFonts w:ascii="Times" w:hAnsi="Times"/>
+          <w:b/>
+          <w:bCs/>
+        </w:rPr>
+        <w:t xml:space="preserve">POLICY </w:t>
+      </w:r>
+      <w:r>
+        <w:rPr>
+          <w:rFonts w:ascii="Times" w:hAnsi="Times"/>
+          <w:b/>
+          <w:bCs/>
+        </w:rPr>
+        <w:t>ARTICLES</w:t>
       </w:r>
     </w:p>
     <w:p>
@@ -1502,125 +1551,53 @@
       </w:r>
       <w:r>
         <w:rPr>
-          <w:rFonts w:ascii="Times" w:hAnsi="Times" w:hint="eastAsia"/>
-          <w:lang w:eastAsia="zh-TW"/>
-        </w:rPr>
-        <w:t>Housing Inequality and Misallocation in a Rent Regulated City</w:t>
-      </w:r>
-      <w:r>
-        <w:rPr>
-          <w:rFonts w:ascii="Times" w:hAnsi="Times" w:hint="eastAsia"/>
-          <w:lang w:eastAsia="zh-TW"/>
-        </w:rPr>
-        <w:t>: Hong Kong</w:t>
-      </w:r>
-      <w:r>
-        <w:rPr>
-          <w:rFonts w:ascii="Times" w:hAnsi="Times" w:hint="eastAsia"/>
-          <w:lang w:eastAsia="zh-TW"/>
-        </w:rPr>
-        <w:t>,</w:t>
-      </w:r>
-      <w:r>
-        <w:rPr>
-          <w:rFonts w:ascii="Times" w:hAnsi="Times" w:hint="eastAsia"/>
-          <w:lang w:eastAsia="zh-TW"/>
-        </w:rPr>
-        <w:t xml:space="preserve"> 200</w:t>
-      </w:r>
-      <w:r>
-        <w:rPr>
-          <w:rFonts w:ascii="Times" w:hAnsi="Times" w:hint="eastAsia"/>
-          <w:lang w:eastAsia="zh-TW"/>
-        </w:rPr>
-        <w:t>1</w:t>
-      </w:r>
-      <w:r>
-        <w:rPr>
-          <w:rFonts w:ascii="Times" w:hAnsi="Times" w:hint="eastAsia"/>
-          <w:lang w:eastAsia="zh-TW"/>
-        </w:rPr>
-        <w:t>-20</w:t>
-      </w:r>
-      <w:r>
-        <w:rPr>
-          <w:rFonts w:ascii="Times" w:hAnsi="Times" w:hint="eastAsia"/>
-          <w:lang w:eastAsia="zh-TW"/>
-        </w:rPr>
-        <w:t>21</w:t>
-      </w:r>
-      <w:r>
-        <w:rPr>
-          <w:rFonts w:ascii="Times" w:hAnsi="Times"/>
-        </w:rPr>
-        <w:t xml:space="preserve">” (with </w:t>
-      </w:r>
-      <w:r>
-        <w:rPr>
-          <w:rFonts w:ascii="Times" w:hAnsi="Times" w:hint="eastAsia"/>
-          <w:lang w:eastAsia="zh-TW"/>
-        </w:rPr>
-        <w:t xml:space="preserve">Jimmy Ho, </w:t>
-      </w:r>
-      <w:proofErr w:type="spellStart"/>
-      <w:r>
-        <w:rPr>
-          <w:rFonts w:ascii="Times" w:hAnsi="Times" w:hint="eastAsia"/>
-          <w:lang w:eastAsia="zh-TW"/>
-        </w:rPr>
-        <w:t>Yulin</w:t>
-      </w:r>
-      <w:proofErr w:type="spellEnd"/>
-      <w:r>
-        <w:rPr>
-          <w:rFonts w:ascii="Times" w:hAnsi="Times" w:hint="eastAsia"/>
-          <w:lang w:eastAsia="zh-TW"/>
-        </w:rPr>
-        <w:t xml:space="preserve"> Hong, and Lichen Zhang</w:t>
+          <w:rFonts w:ascii="Times" w:hAnsi="Times"/>
+        </w:rPr>
+        <w:t>Anatomy of a Housing Affordability Crisis: Hong Kong, 2001-2021</w:t>
+      </w:r>
+      <w:r>
+        <w:rPr>
+          <w:rFonts w:ascii="Times" w:hAnsi="Times"/>
+        </w:rPr>
+        <w:t xml:space="preserve">” (Hong Kong Economic Policy Green Paper, </w:t>
+      </w:r>
+      <w:r>
+        <w:rPr>
+          <w:rFonts w:ascii="Times" w:hAnsi="Times"/>
+        </w:rPr>
+        <w:t xml:space="preserve">January </w:t>
+      </w:r>
+      <w:r>
+        <w:rPr>
+          <w:rFonts w:ascii="Times" w:hAnsi="Times"/>
+        </w:rPr>
+        <w:t>202</w:t>
+      </w:r>
+      <w:r>
+        <w:rPr>
+          <w:rFonts w:ascii="Times" w:hAnsi="Times" w:hint="eastAsia"/>
+          <w:lang w:eastAsia="zh-TW"/>
+        </w:rPr>
+        <w:t>5</w:t>
+      </w:r>
+      <w:r>
+        <w:rPr>
+          <w:rFonts w:ascii="Times" w:hAnsi="Times"/>
+        </w:rPr>
+        <w:t xml:space="preserve">, joint with </w:t>
+      </w:r>
+      <w:r>
+        <w:rPr>
+          <w:rFonts w:ascii="Times" w:hAnsi="Times" w:hint="eastAsia"/>
+          <w:lang w:eastAsia="zh-TW"/>
+        </w:rPr>
+        <w:t>Jimmy Ho and Yulin Hong</w:t>
       </w:r>
       <w:r>
         <w:rPr>
           <w:rFonts w:ascii="Times" w:hAnsi="Times"/>
         </w:rPr>
         <w:t>)</w:t>
-      </w:r>
-    </w:p>
-    <w:p>
-      <w:pPr>
-        <w:pStyle w:val="ListParagraph"/>
-        <w:spacing w:after="120" w:line="276" w:lineRule="auto"/>
-        <w:contextualSpacing w:val="0"/>
-        <w:rPr>
-          <w:rFonts w:ascii="Times" w:hAnsi="Times"/>
-        </w:rPr>
-      </w:pPr>
-    </w:p>
-    <w:p>
-      <w:pPr>
-        <w:spacing w:line="360" w:lineRule="auto"/>
-        <w:rPr>
-          <w:rFonts w:ascii="Times" w:hAnsi="Times"/>
-          <w:b/>
-          <w:bCs/>
-          <w:sz w:val="4"/>
-          <w:szCs w:val="4"/>
-        </w:rPr>
-      </w:pPr>
-      <w:r>
-        <w:rPr>
-          <w:rFonts w:ascii="Times" w:hAnsi="Times"/>
-          <w:b/>
-          <w:bCs/>
-        </w:rPr>
-        <w:t xml:space="preserve">POLICY </w:t>
-      </w:r>
-      <w:r>
-        <w:rPr>
-          <w:rFonts w:ascii="Times" w:hAnsi="Times"/>
-          <w:b/>
-          <w:bCs/>
-        </w:rPr>
-        <w:t>ARTICLES</w:t>
       </w:r>
     </w:p>
     <w:p>
@@ -1940,21 +1917,7 @@
           <w:rFonts w:ascii="Times" w:hAnsi="Times" w:hint="eastAsia"/>
           <w:lang w:eastAsia="zh-TW"/>
         </w:rPr>
-        <w:t>要告別劏房</w:t>
-      </w:r>
-      <w:r>
-        <w:rPr>
-          <w:rFonts w:ascii="Times" w:hAnsi="Times" w:hint="eastAsia"/>
-          <w:lang w:eastAsia="zh-TW"/>
-        </w:rPr>
-        <w:t xml:space="preserve"> </w:t>
-      </w:r>
-      <w:r>
-        <w:rPr>
-          <w:rFonts w:ascii="Times" w:hAnsi="Times" w:hint="eastAsia"/>
-          <w:lang w:eastAsia="zh-TW"/>
-        </w:rPr>
-        <w:t>絕不能規管起始租金</w:t>
+        <w:t>剖析香港住房危機：演變與對策</w:t>
       </w:r>
       <w:r>
         <w:rPr>
@@ -1968,49 +1931,21 @@
           <w:rFonts w:ascii="Times" w:hAnsi="Times" w:hint="eastAsia"/>
           <w:lang w:eastAsia="zh-TW"/>
         </w:rPr>
-        <w:t>明報</w:t>
-      </w:r>
-      <w:r>
-        <w:rPr>
-          <w:rFonts w:ascii="Times" w:hAnsi="Times" w:hint="eastAsia"/>
-          <w:lang w:eastAsia="zh-TW"/>
-        </w:rPr>
-        <w:t>, 2024-</w:t>
-      </w:r>
-      <w:r>
-        <w:rPr>
-          <w:rFonts w:ascii="Times" w:hAnsi="Times" w:hint="eastAsia"/>
-          <w:lang w:eastAsia="zh-TW"/>
-        </w:rPr>
-        <w:t>11</w:t>
-      </w:r>
-      <w:r>
-        <w:rPr>
-          <w:rFonts w:ascii="Times" w:hAnsi="Times" w:hint="eastAsia"/>
-          <w:lang w:eastAsia="zh-TW"/>
-        </w:rPr>
-        <w:t>-</w:t>
-      </w:r>
-      <w:r>
-        <w:rPr>
-          <w:rFonts w:ascii="Times" w:hAnsi="Times" w:hint="eastAsia"/>
-          <w:lang w:eastAsia="zh-TW"/>
-        </w:rPr>
-        <w:t>7,</w:t>
-      </w:r>
-      <w:r>
-        <w:rPr>
-          <w:rFonts w:ascii="Times" w:hAnsi="Times" w:hint="eastAsia"/>
-          <w:lang w:eastAsia="zh-TW"/>
-        </w:rPr>
-        <w:t>與</w:t>
-      </w:r>
-      <w:r>
-        <w:rPr>
-          <w:rFonts w:ascii="Times" w:hAnsi="Times" w:hint="eastAsia"/>
-          <w:lang w:eastAsia="zh-TW"/>
-        </w:rPr>
-        <w:t>宋恩榮</w:t>
+        <w:t>香港經濟政策綠皮書</w:t>
+      </w:r>
+      <w:r>
+        <w:rPr>
+          <w:rFonts w:ascii="Times" w:hAnsi="Times" w:hint="eastAsia"/>
+          <w:lang w:eastAsia="zh-TW"/>
+        </w:rPr>
+        <w:t xml:space="preserve">, 2025-1-9, </w:t>
+      </w:r>
+      <w:r>
+        <w:rPr>
+          <w:rFonts w:ascii="Times" w:hAnsi="Times" w:hint="eastAsia"/>
+          <w:lang w:eastAsia="zh-TW"/>
+        </w:rPr>
+        <w:t>與何漢樑和洪雨林</w:t>
       </w:r>
       <w:r>
         <w:rPr>
@@ -2038,7 +1973,7 @@
           <w:rFonts w:ascii="Times" w:hAnsi="Times" w:hint="eastAsia"/>
           <w:lang w:eastAsia="zh-TW"/>
         </w:rPr>
-        <w:t>住房短缺礙引才</w:t>
+        <w:t>要告別劏房</w:t>
       </w:r>
       <w:r>
         <w:rPr>
@@ -2052,7 +1987,7 @@
           <w:rFonts w:ascii="Times" w:hAnsi="Times" w:hint="eastAsia"/>
           <w:lang w:eastAsia="zh-TW"/>
         </w:rPr>
-        <w:t>政府應續增建屋</w:t>
+        <w:t>絕不能規管起始租金</w:t>
       </w:r>
       <w:r>
         <w:rPr>
@@ -2073,7 +2008,49 @@
           <w:rFonts w:ascii="Times" w:hAnsi="Times" w:hint="eastAsia"/>
           <w:lang w:eastAsia="zh-TW"/>
         </w:rPr>
-        <w:t>, 2024-8-14)</w:t>
+        <w:t>, 2024-</w:t>
+      </w:r>
+      <w:r>
+        <w:rPr>
+          <w:rFonts w:ascii="Times" w:hAnsi="Times" w:hint="eastAsia"/>
+          <w:lang w:eastAsia="zh-TW"/>
+        </w:rPr>
+        <w:t>11</w:t>
+      </w:r>
+      <w:r>
+        <w:rPr>
+          <w:rFonts w:ascii="Times" w:hAnsi="Times" w:hint="eastAsia"/>
+          <w:lang w:eastAsia="zh-TW"/>
+        </w:rPr>
+        <w:t>-</w:t>
+      </w:r>
+      <w:r>
+        <w:rPr>
+          <w:rFonts w:ascii="Times" w:hAnsi="Times" w:hint="eastAsia"/>
+          <w:lang w:eastAsia="zh-TW"/>
+        </w:rPr>
+        <w:t>7,</w:t>
+      </w:r>
+      <w:r>
+        <w:rPr>
+          <w:rFonts w:ascii="Times" w:hAnsi="Times" w:hint="eastAsia"/>
+          <w:lang w:eastAsia="zh-TW"/>
+        </w:rPr>
+        <w:t>與</w:t>
+      </w:r>
+      <w:r>
+        <w:rPr>
+          <w:rFonts w:ascii="Times" w:hAnsi="Times" w:hint="eastAsia"/>
+          <w:lang w:eastAsia="zh-TW"/>
+        </w:rPr>
+        <w:t>宋恩榮</w:t>
+      </w:r>
+      <w:r>
+        <w:rPr>
+          <w:rFonts w:ascii="Times" w:hAnsi="Times" w:hint="eastAsia"/>
+          <w:lang w:eastAsia="zh-TW"/>
+        </w:rPr>
+        <w:t>)</w:t>
       </w:r>
     </w:p>
     <w:p>
@@ -2086,14 +2063,15 @@
         <w:spacing w:line="360" w:lineRule="auto"/>
         <w:rPr>
           <w:rFonts w:ascii="Times" w:hAnsi="Times"/>
-        </w:rPr>
-      </w:pPr>
-      <w:r>
-        <w:rPr>
-          <w:rFonts w:ascii="Times" w:hAnsi="Times" w:hint="eastAsia"/>
-          <w:lang w:eastAsia="zh-TW"/>
-        </w:rPr>
-        <w:t>加強富戶審查</w:t>
+          <w:lang w:eastAsia="zh-TW"/>
+        </w:rPr>
+      </w:pPr>
+      <w:r>
+        <w:rPr>
+          <w:rFonts w:ascii="Times" w:hAnsi="Times" w:hint="eastAsia"/>
+          <w:lang w:eastAsia="zh-TW"/>
+        </w:rPr>
+        <w:t>住房短缺礙引才</w:t>
       </w:r>
       <w:r>
         <w:rPr>
@@ -2107,48 +2085,28 @@
           <w:rFonts w:ascii="Times" w:hAnsi="Times" w:hint="eastAsia"/>
           <w:lang w:eastAsia="zh-TW"/>
         </w:rPr>
-        <w:t>劏房戶免受苦？</w:t>
-      </w:r>
-      <w:r>
-        <w:rPr>
-          <w:rFonts w:ascii="Times" w:hAnsi="Times" w:hint="eastAsia"/>
-          <w:lang w:eastAsia="zh-TW"/>
-        </w:rPr>
-        <w:t xml:space="preserve"> </w:t>
-      </w:r>
-      <w:r>
-        <w:rPr>
-          <w:rFonts w:ascii="Times" w:hAnsi="Times" w:hint="eastAsia"/>
-        </w:rPr>
-        <w:t>(</w:t>
-      </w:r>
-      <w:proofErr w:type="spellStart"/>
-      <w:r>
-        <w:rPr>
-          <w:rFonts w:ascii="Times" w:hAnsi="Times" w:hint="eastAsia"/>
+        <w:t>政府應續增建屋</w:t>
+      </w:r>
+      <w:r>
+        <w:rPr>
+          <w:rFonts w:ascii="Times" w:hAnsi="Times" w:hint="eastAsia"/>
+          <w:lang w:eastAsia="zh-TW"/>
+        </w:rPr>
+        <w:t xml:space="preserve"> (</w:t>
+      </w:r>
+      <w:r>
+        <w:rPr>
+          <w:rFonts w:ascii="Times" w:hAnsi="Times" w:hint="eastAsia"/>
+          <w:lang w:eastAsia="zh-TW"/>
         </w:rPr>
         <w:t>明報</w:t>
       </w:r>
-      <w:proofErr w:type="spellEnd"/>
-      <w:r>
-        <w:rPr>
-          <w:rFonts w:ascii="Times" w:hAnsi="Times" w:hint="eastAsia"/>
-        </w:rPr>
-        <w:t xml:space="preserve">, 2024-5-16, </w:t>
-      </w:r>
-      <w:proofErr w:type="spellStart"/>
-      <w:r>
-        <w:rPr>
-          <w:rFonts w:ascii="Times" w:hAnsi="Times" w:hint="eastAsia"/>
-        </w:rPr>
-        <w:t>與何漢樑</w:t>
-      </w:r>
-      <w:proofErr w:type="spellEnd"/>
-      <w:r>
-        <w:rPr>
-          <w:rFonts w:ascii="Times" w:hAnsi="Times" w:hint="eastAsia"/>
-        </w:rPr>
-        <w:t>)</w:t>
+      <w:r>
+        <w:rPr>
+          <w:rFonts w:ascii="Times" w:hAnsi="Times" w:hint="eastAsia"/>
+          <w:lang w:eastAsia="zh-TW"/>
+        </w:rPr>
+        <w:t>, 2024-8-14)</w:t>
       </w:r>
     </w:p>
     <w:p>
@@ -2161,36 +2119,69 @@
         <w:spacing w:line="360" w:lineRule="auto"/>
         <w:rPr>
           <w:rFonts w:ascii="Times" w:hAnsi="Times"/>
-          <w:lang w:eastAsia="zh-TW"/>
-        </w:rPr>
-      </w:pPr>
-      <w:r>
-        <w:rPr>
-          <w:rFonts w:ascii="Times" w:hAnsi="Times" w:hint="eastAsia"/>
-          <w:lang w:eastAsia="zh-TW"/>
-        </w:rPr>
-        <w:t>香港劏房問題之出路</w:t>
-      </w:r>
-      <w:r>
-        <w:rPr>
-          <w:rFonts w:ascii="Times" w:hAnsi="Times" w:hint="eastAsia"/>
-          <w:lang w:eastAsia="zh-TW"/>
-        </w:rPr>
-        <w:t xml:space="preserve"> (</w:t>
-      </w:r>
-      <w:r>
-        <w:rPr>
-          <w:rFonts w:ascii="Times" w:hAnsi="Times" w:hint="eastAsia"/>
-          <w:lang w:eastAsia="zh-TW"/>
-        </w:rPr>
-        <w:t>香港信報</w:t>
-      </w:r>
-      <w:r>
-        <w:rPr>
-          <w:rFonts w:ascii="Times" w:hAnsi="Times" w:hint="eastAsia"/>
-          <w:lang w:eastAsia="zh-TW"/>
-        </w:rPr>
-        <w:t>, 2024-2-14)</w:t>
+        </w:rPr>
+      </w:pPr>
+      <w:r>
+        <w:rPr>
+          <w:rFonts w:ascii="Times" w:hAnsi="Times" w:hint="eastAsia"/>
+          <w:lang w:eastAsia="zh-TW"/>
+        </w:rPr>
+        <w:t>加強富戶審查</w:t>
+      </w:r>
+      <w:r>
+        <w:rPr>
+          <w:rFonts w:ascii="Times" w:hAnsi="Times" w:hint="eastAsia"/>
+          <w:lang w:eastAsia="zh-TW"/>
+        </w:rPr>
+        <w:t xml:space="preserve"> </w:t>
+      </w:r>
+      <w:r>
+        <w:rPr>
+          <w:rFonts w:ascii="Times" w:hAnsi="Times" w:hint="eastAsia"/>
+          <w:lang w:eastAsia="zh-TW"/>
+        </w:rPr>
+        <w:t>劏房戶免受苦？</w:t>
+      </w:r>
+      <w:r>
+        <w:rPr>
+          <w:rFonts w:ascii="Times" w:hAnsi="Times" w:hint="eastAsia"/>
+          <w:lang w:eastAsia="zh-TW"/>
+        </w:rPr>
+        <w:t xml:space="preserve"> </w:t>
+      </w:r>
+      <w:r>
+        <w:rPr>
+          <w:rFonts w:ascii="Times" w:hAnsi="Times" w:hint="eastAsia"/>
+        </w:rPr>
+        <w:t>(</w:t>
+      </w:r>
+      <w:proofErr w:type="spellStart"/>
+      <w:r>
+        <w:rPr>
+          <w:rFonts w:ascii="Times" w:hAnsi="Times" w:hint="eastAsia"/>
+        </w:rPr>
+        <w:t>明報</w:t>
+      </w:r>
+      <w:proofErr w:type="spellEnd"/>
+      <w:r>
+        <w:rPr>
+          <w:rFonts w:ascii="Times" w:hAnsi="Times" w:hint="eastAsia"/>
+        </w:rPr>
+        <w:t xml:space="preserve">, 2024-5-16, </w:t>
+      </w:r>
+      <w:proofErr w:type="spellStart"/>
+      <w:r>
+        <w:rPr>
+          <w:rFonts w:ascii="Times" w:hAnsi="Times" w:hint="eastAsia"/>
+        </w:rPr>
+        <w:t>與何漢樑</w:t>
+      </w:r>
+      <w:proofErr w:type="spellEnd"/>
+      <w:r>
+        <w:rPr>
+          <w:rFonts w:ascii="Times" w:hAnsi="Times" w:hint="eastAsia"/>
+        </w:rPr>
+        <w:t>)</w:t>
       </w:r>
     </w:p>
     <w:p>
@@ -2211,7 +2202,7 @@
           <w:rFonts w:ascii="Times" w:hAnsi="Times" w:hint="eastAsia"/>
           <w:lang w:eastAsia="zh-TW"/>
         </w:rPr>
-        <w:t>人才得失與香港前景：領英社交資料佐證</w:t>
+        <w:t>香港劏房問題之出路</w:t>
       </w:r>
       <w:r>
         <w:rPr>
@@ -2225,28 +2216,14 @@
           <w:rFonts w:ascii="Times" w:hAnsi="Times" w:hint="eastAsia"/>
           <w:lang w:eastAsia="zh-TW"/>
         </w:rPr>
-        <w:t>香港經濟政策綠皮書</w:t>
-      </w:r>
-      <w:r>
-        <w:rPr>
-          <w:rFonts w:ascii="Times" w:hAnsi="Times" w:hint="eastAsia"/>
-          <w:lang w:eastAsia="zh-TW"/>
-        </w:rPr>
-        <w:t xml:space="preserve">, 2024-1-10, </w:t>
-      </w:r>
-      <w:r>
-        <w:rPr>
-          <w:rFonts w:ascii="Times" w:hAnsi="Times" w:hint="eastAsia"/>
-          <w:lang w:eastAsia="zh-TW"/>
-        </w:rPr>
-        <w:t>與關穎倫和鄧希煒</w:t>
-      </w:r>
-      <w:r>
-        <w:rPr>
-          <w:rFonts w:ascii="Times" w:hAnsi="Times" w:hint="eastAsia"/>
-          <w:lang w:eastAsia="zh-TW"/>
-        </w:rPr>
-        <w:t>)</w:t>
+        <w:t>香港信報</w:t>
+      </w:r>
+      <w:r>
+        <w:rPr>
+          <w:rFonts w:ascii="Times" w:hAnsi="Times" w:hint="eastAsia"/>
+          <w:lang w:eastAsia="zh-TW"/>
+        </w:rPr>
+        <w:t>, 2024-2-14)</w:t>
       </w:r>
     </w:p>
     <w:p>
@@ -2267,7 +2244,7 @@
           <w:rFonts w:ascii="Times" w:hAnsi="Times" w:hint="eastAsia"/>
           <w:lang w:eastAsia="zh-TW"/>
         </w:rPr>
-        <w:t>利用數據和算法減低公屋輪候時間</w:t>
+        <w:t>人才得失與香港前景：領英社交資料佐證</w:t>
       </w:r>
       <w:r>
         <w:rPr>
@@ -2295,7 +2272,7 @@
           <w:rFonts w:ascii="Times" w:hAnsi="Times" w:hint="eastAsia"/>
           <w:lang w:eastAsia="zh-TW"/>
         </w:rPr>
-        <w:t>與王欣儀和黃美施</w:t>
+        <w:t>與關穎倫和鄧希煒</w:t>
       </w:r>
       <w:r>
         <w:rPr>
@@ -2323,7 +2300,7 @@
           <w:rFonts w:ascii="Times" w:hAnsi="Times" w:hint="eastAsia"/>
           <w:lang w:eastAsia="zh-TW"/>
         </w:rPr>
-        <w:t>香港房屋危機之謎</w:t>
+        <w:t>利用數據和算法減低公屋輪候時間</w:t>
       </w:r>
       <w:r>
         <w:rPr>
@@ -2344,7 +2321,21 @@
           <w:rFonts w:ascii="Times" w:hAnsi="Times" w:hint="eastAsia"/>
           <w:lang w:eastAsia="zh-TW"/>
         </w:rPr>
-        <w:t>, 2022-9-23)</w:t>
+        <w:t xml:space="preserve">, 2024-1-10, </w:t>
+      </w:r>
+      <w:r>
+        <w:rPr>
+          <w:rFonts w:ascii="Times" w:hAnsi="Times" w:hint="eastAsia"/>
+          <w:lang w:eastAsia="zh-TW"/>
+        </w:rPr>
+        <w:t>與王欣儀和黃美施</w:t>
+      </w:r>
+      <w:r>
+        <w:rPr>
+          <w:rFonts w:ascii="Times" w:hAnsi="Times" w:hint="eastAsia"/>
+          <w:lang w:eastAsia="zh-TW"/>
+        </w:rPr>
+        <w:t>)</w:t>
       </w:r>
     </w:p>
     <w:p>
@@ -2365,35 +2356,7 @@
           <w:rFonts w:ascii="Times" w:hAnsi="Times" w:hint="eastAsia"/>
           <w:lang w:eastAsia="zh-TW"/>
         </w:rPr>
-        <w:t>預算案</w:t>
-      </w:r>
-      <w:r>
-        <w:rPr>
-          <w:rFonts w:ascii="Times" w:hAnsi="Times" w:hint="eastAsia"/>
-          <w:lang w:eastAsia="zh-TW"/>
-        </w:rPr>
-        <w:t>500</w:t>
-      </w:r>
-      <w:r>
-        <w:rPr>
-          <w:rFonts w:ascii="Times" w:hAnsi="Times" w:hint="eastAsia"/>
-          <w:lang w:eastAsia="zh-TW"/>
-        </w:rPr>
-        <w:t>億推創科</w:t>
-      </w:r>
-      <w:r>
-        <w:rPr>
-          <w:rFonts w:ascii="Times" w:hAnsi="Times" w:hint="eastAsia"/>
-          <w:lang w:eastAsia="zh-TW"/>
-        </w:rPr>
-        <w:t xml:space="preserve"> </w:t>
-      </w:r>
-      <w:r>
-        <w:rPr>
-          <w:rFonts w:ascii="Times" w:hAnsi="Times" w:hint="eastAsia"/>
-          <w:lang w:eastAsia="zh-TW"/>
-        </w:rPr>
-        <w:t>怎用得其所</w:t>
+        <w:t>香港房屋危機之謎</w:t>
       </w:r>
       <w:r>
         <w:rPr>
@@ -2407,14 +2370,14 @@
           <w:rFonts w:ascii="Times" w:hAnsi="Times" w:hint="eastAsia"/>
           <w:lang w:eastAsia="zh-TW"/>
         </w:rPr>
-        <w:t>香港經濟日報</w:t>
-      </w:r>
-      <w:r>
-        <w:rPr>
-          <w:rFonts w:ascii="Times" w:hAnsi="Times" w:hint="eastAsia"/>
-          <w:lang w:eastAsia="zh-TW"/>
-        </w:rPr>
-        <w:t>, 2018-3-18)</w:t>
+        <w:t>香港經濟政策綠皮書</w:t>
+      </w:r>
+      <w:r>
+        <w:rPr>
+          <w:rFonts w:ascii="Times" w:hAnsi="Times" w:hint="eastAsia"/>
+          <w:lang w:eastAsia="zh-TW"/>
+        </w:rPr>
+        <w:t>, 2022-9-23)</w:t>
       </w:r>
     </w:p>
     <w:p>
@@ -2427,6 +2390,76 @@
         <w:spacing w:line="360" w:lineRule="auto"/>
         <w:rPr>
           <w:rFonts w:ascii="Times" w:hAnsi="Times"/>
+          <w:lang w:eastAsia="zh-TW"/>
+        </w:rPr>
+      </w:pPr>
+      <w:r>
+        <w:rPr>
+          <w:rFonts w:ascii="Times" w:hAnsi="Times" w:hint="eastAsia"/>
+          <w:lang w:eastAsia="zh-TW"/>
+        </w:rPr>
+        <w:t>預算案</w:t>
+      </w:r>
+      <w:r>
+        <w:rPr>
+          <w:rFonts w:ascii="Times" w:hAnsi="Times" w:hint="eastAsia"/>
+          <w:lang w:eastAsia="zh-TW"/>
+        </w:rPr>
+        <w:t>500</w:t>
+      </w:r>
+      <w:r>
+        <w:rPr>
+          <w:rFonts w:ascii="Times" w:hAnsi="Times" w:hint="eastAsia"/>
+          <w:lang w:eastAsia="zh-TW"/>
+        </w:rPr>
+        <w:t>億推創科</w:t>
+      </w:r>
+      <w:r>
+        <w:rPr>
+          <w:rFonts w:ascii="Times" w:hAnsi="Times" w:hint="eastAsia"/>
+          <w:lang w:eastAsia="zh-TW"/>
+        </w:rPr>
+        <w:t xml:space="preserve"> </w:t>
+      </w:r>
+      <w:r>
+        <w:rPr>
+          <w:rFonts w:ascii="Times" w:hAnsi="Times" w:hint="eastAsia"/>
+          <w:lang w:eastAsia="zh-TW"/>
+        </w:rPr>
+        <w:t>怎用得其所</w:t>
+      </w:r>
+      <w:r>
+        <w:rPr>
+          <w:rFonts w:ascii="Times" w:hAnsi="Times" w:hint="eastAsia"/>
+          <w:lang w:eastAsia="zh-TW"/>
+        </w:rPr>
+        <w:t xml:space="preserve"> (</w:t>
+      </w:r>
+      <w:r>
+        <w:rPr>
+          <w:rFonts w:ascii="Times" w:hAnsi="Times" w:hint="eastAsia"/>
+          <w:lang w:eastAsia="zh-TW"/>
+        </w:rPr>
+        <w:t>香港經濟日報</w:t>
+      </w:r>
+      <w:r>
+        <w:rPr>
+          <w:rFonts w:ascii="Times" w:hAnsi="Times" w:hint="eastAsia"/>
+          <w:lang w:eastAsia="zh-TW"/>
+        </w:rPr>
+        <w:t>, 2018-3-18)</w:t>
+      </w:r>
+    </w:p>
+    <w:p>
+      <w:pPr>
+        <w:pStyle w:val="ListParagraph"/>
+        <w:numPr>
+          <w:ilvl w:val="0"/>
+          <w:numId w:val="1"/>
+        </w:numPr>
+        <w:spacing w:line="360" w:lineRule="auto"/>
+        <w:rPr>
+          <w:rFonts w:ascii="Times" w:hAnsi="Times"/>
           <w:u w:val="single"/>
           <w:lang w:eastAsia="zh-TW"/>
         </w:rPr>
@@ -2436,6 +2469,7 @@
           <w:rFonts w:ascii="Times" w:hAnsi="Times" w:hint="eastAsia"/>
           <w:lang w:eastAsia="zh-TW"/>
         </w:rPr>
+        <w:lastRenderedPageBreak/>
         <w:t>社會面對新挑戰</w:t>
       </w:r>
       <w:r>
@@ -3358,6 +3392,7 @@
         <w:rPr>
           <w:rFonts w:ascii="Times" w:hAnsi="Times"/>
         </w:rPr>
+        <w:lastRenderedPageBreak/>
         <w:t>2011-2012</w:t>
       </w:r>
       <w:r>
@@ -3752,6 +3787,44 @@
     </w:sectPr>
   </w:body>
 </w:document>
+</file>
+
+<file path=word/endnotes.xml><?xml version="1.0" encoding="utf-8"?>
+<w:endnotes xmlns:wpc="http://schemas.microsoft.com/office/word/2010/wordprocessingCanvas" xmlns:cx="http://schemas.microsoft.com/office/drawing/2014/chartex" xmlns:cx1="http://schemas.microsoft.com/office/drawing/2015/9/8/chartex" xmlns:cx2="http://schemas.microsoft.com/office/drawing/2015/10/21/chartex" xmlns:cx3="http://schemas.microsoft.com/office/drawing/2016/5/9/chartex" xmlns:cx4="http://schemas.microsoft.com/office/drawing/2016/5/10/chartex" xmlns:cx5="http://schemas.microsoft.com/office/drawing/2016/5/11/chartex" xmlns:cx6="http://schemas.microsoft.com/office/drawing/2016/5/12/chartex" xmlns:cx7="http://schemas.microsoft.com/office/drawing/2016/5/13/chartex" xmlns:cx8="http://schemas.microsoft.com/office/drawing/2016/5/14/chartex" xmlns:mc="http://schemas.openxmlformats.org/markup-compatibility/2006" xmlns:aink="http://schemas.microsoft.com/office/drawing/2016/ink" xmlns:am3d="http://schemas.microsoft.com/office/drawing/2017/model3d" xmlns:o="urn:schemas-microsoft-com:office:office" xmlns:oel="http://schemas.microsoft.com/office/2019/extlst" xmlns:r="http://schemas.openxmlformats.org/officeDocument/2006/relationships" xmlns:m="http://schemas.openxmlformats.org/officeDocument/2006/math" xmlns:v="urn:schemas-microsoft-com:vml" xmlns:wp14="http://schemas.microsoft.com/office/word/2010/wordprocessingDrawing" xmlns:wp="http://schemas.openxmlformats.org/drawingml/2006/wordprocessingDrawing" xmlns:w10="urn:schemas-microsoft-com:office:word" xmlns:w="http://schemas.openxmlformats.org/wordprocessingml/2006/main" xmlns:w14="http://schemas.microsoft.com/office/word/2010/wordml" xmlns:w15="http://schemas.microsoft.com/office/word/2012/wordml" xmlns:w16cex="http://schemas.microsoft.com/office/word/2018/wordml/cex" xmlns:w16cid="http://schemas.microsoft.com/office/word/2016/wordml/cid" xmlns:w16="http://schemas.microsoft.com/office/word/2018/wordml" xmlns:w16du="http://schemas.microsoft.com/office/word/2023/wordml/word16du" xmlns:w16sdtdh="http://schemas.microsoft.com/office/word/2020/wordml/sdtdatahash" xmlns:w16se="http://schemas.microsoft.com/office/word/2015/wordml/symex" xmlns:wpg="http://schemas.microsoft.com/office/word/2010/wordprocessingGroup" xmlns:wpi="http://schemas.microsoft.com/office/word/2010/wordprocessingInk" xmlns:wne="http://schemas.microsoft.com/office/word/2006/wordml" xmlns:wps="http://schemas.microsoft.com/office/word/2010/wordprocessingShape" mc:Ignorable="w14 w15 w16se w16cid w16 w16cex w16sdtdh w16du wp14">
+  <w:endnote w:type="separator" w:id="-1">
+    <w:p>
+      <w:r>
+        <w:separator/>
+      </w:r>
+    </w:p>
+  </w:endnote>
+  <w:endnote w:type="continuationSeparator" w:id="0">
+    <w:p>
+      <w:r>
+        <w:continuationSeparator/>
+      </w:r>
+    </w:p>
+  </w:endnote>
+</w:endnotes>
+</file>
+
+<file path=word/footnotes.xml><?xml version="1.0" encoding="utf-8"?>
+<w:footnotes xmlns:wpc="http://schemas.microsoft.com/office/word/2010/wordprocessingCanvas" xmlns:cx="http://schemas.microsoft.com/office/drawing/2014/chartex" xmlns:cx1="http://schemas.microsoft.com/office/drawing/2015/9/8/chartex" xmlns:cx2="http://schemas.microsoft.com/office/drawing/2015/10/21/chartex" xmlns:cx3="http://schemas.microsoft.com/office/drawing/2016/5/9/chartex" xmlns:cx4="http://schemas.microsoft.com/office/drawing/2016/5/10/chartex" xmlns:cx5="http://schemas.microsoft.com/office/drawing/2016/5/11/chartex" xmlns:cx6="http://schemas.microsoft.com/office/drawing/2016/5/12/chartex" xmlns:cx7="http://schemas.microsoft.com/office/drawing/2016/5/13/chartex" xmlns:cx8="http://schemas.microsoft.com/office/drawing/2016/5/14/chartex" xmlns:mc="http://schemas.openxmlformats.org/markup-compatibility/2006" xmlns:aink="http://schemas.microsoft.com/office/drawing/2016/ink" xmlns:am3d="http://schemas.microsoft.com/office/drawing/2017/model3d" xmlns:o="urn:schemas-microsoft-com:office:office" xmlns:oel="http://schemas.microsoft.com/office/2019/extlst" xmlns:r="http://schemas.openxmlformats.org/officeDocument/2006/relationships" xmlns:m="http://schemas.openxmlformats.org/officeDocument/2006/math" xmlns:v="urn:schemas-microsoft-com:vml" xmlns:wp14="http://schemas.microsoft.com/office/word/2010/wordprocessingDrawing" xmlns:wp="http://schemas.openxmlformats.org/drawingml/2006/wordprocessingDrawing" xmlns:w10="urn:schemas-microsoft-com:office:word" xmlns:w="http://schemas.openxmlformats.org/wordprocessingml/2006/main" xmlns:w14="http://schemas.microsoft.com/office/word/2010/wordml" xmlns:w15="http://schemas.microsoft.com/office/word/2012/wordml" xmlns:w16cex="http://schemas.microsoft.com/office/word/2018/wordml/cex" xmlns:w16cid="http://schemas.microsoft.com/office/word/2016/wordml/cid" xmlns:w16="http://schemas.microsoft.com/office/word/2018/wordml" xmlns:w16du="http://schemas.microsoft.com/office/word/2023/wordml/word16du" xmlns:w16sdtdh="http://schemas.microsoft.com/office/word/2020/wordml/sdtdatahash" xmlns:w16se="http://schemas.microsoft.com/office/word/2015/wordml/symex" xmlns:wpg="http://schemas.microsoft.com/office/word/2010/wordprocessingGroup" xmlns:wpi="http://schemas.microsoft.com/office/word/2010/wordprocessingInk" xmlns:wne="http://schemas.microsoft.com/office/word/2006/wordml" xmlns:wps="http://schemas.microsoft.com/office/word/2010/wordprocessingShape" mc:Ignorable="w14 w15 w16se w16cid w16 w16cex w16sdtdh w16du wp14">
+  <w:footnote w:type="separator" w:id="-1">
+    <w:p>
+      <w:r>
+        <w:separator/>
+      </w:r>
+    </w:p>
+  </w:footnote>
+  <w:footnote w:type="continuationSeparator" w:id="0">
+    <w:p>
+      <w:r>
+        <w:continuationSeparator/>
+      </w:r>
+    </w:p>
+  </w:footnote>
+</w:footnotes>
 </file>
 
 <file path=word/numbering.xml><?xml version="1.0" encoding="utf-8"?>
@@ -4913,6 +4986,54 @@
       </w:numPr>
     </w:pPr>
   </w:style>
+  <w:style w:type="paragraph" w:styleId="Header">
+    <w:name w:val="header"/>
+    <w:basedOn w:val="Normal"/>
+    <w:link w:val="HeaderChar"/>
+    <w:uiPriority w:val="99"/>
+    <w:unhideWhenUsed/>
+    <w:rsid w:val="00271213"/>
+    <w:pPr>
+      <w:tabs>
+        <w:tab w:val="center" w:pos="4680"/>
+        <w:tab w:val="right" w:pos="9360"/>
+      </w:tabs>
+    </w:pPr>
+  </w:style>
+  <w:style w:type="character" w:customStyle="1" w:styleId="HeaderChar">
+    <w:name w:val="Header Char"/>
+    <w:basedOn w:val="DefaultParagraphFont"/>
+    <w:link w:val="Header"/>
+    <w:uiPriority w:val="99"/>
+    <w:rsid w:val="00271213"/>
+    <w:rPr>
+      <w:rFonts w:eastAsiaTheme="minorEastAsia"/>
+    </w:rPr>
+  </w:style>
+  <w:style w:type="paragraph" w:styleId="Footer">
+    <w:name w:val="footer"/>
+    <w:basedOn w:val="Normal"/>
+    <w:link w:val="FooterChar"/>
+    <w:uiPriority w:val="99"/>
+    <w:unhideWhenUsed/>
+    <w:rsid w:val="00271213"/>
+    <w:pPr>
+      <w:tabs>
+        <w:tab w:val="center" w:pos="4680"/>
+        <w:tab w:val="right" w:pos="9360"/>
+      </w:tabs>
+    </w:pPr>
+  </w:style>
+  <w:style w:type="character" w:customStyle="1" w:styleId="FooterChar">
+    <w:name w:val="Footer Char"/>
+    <w:basedOn w:val="DefaultParagraphFont"/>
+    <w:link w:val="Footer"/>
+    <w:uiPriority w:val="99"/>
+    <w:rsid w:val="00271213"/>
+    <w:rPr>
+      <w:rFonts w:eastAsiaTheme="minorEastAsia"/>
+    </w:rPr>
+  </w:style>
 </w:styles>
 </file>
 

--- a/static/CV.docx
+++ b/static/CV.docx
@@ -1,6 +1,6 @@
 
 <file path=word/document.xml><?xml version="1.0" encoding="utf-8"?>
-<w:document xmlns:wpc="http://schemas.microsoft.com/office/word/2010/wordprocessingCanvas" xmlns:cx="http://schemas.microsoft.com/office/drawing/2014/chartex" xmlns:cx1="http://schemas.microsoft.com/office/drawing/2015/9/8/chartex" xmlns:cx2="http://schemas.microsoft.com/office/drawing/2015/10/21/chartex" xmlns:cx3="http://schemas.microsoft.com/office/drawing/2016/5/9/chartex" xmlns:cx4="http://schemas.microsoft.com/office/drawing/2016/5/10/chartex" xmlns:cx5="http://schemas.microsoft.com/office/drawing/2016/5/11/chartex" xmlns:cx6="http://schemas.microsoft.com/office/drawing/2016/5/12/chartex" xmlns:cx7="http://schemas.microsoft.com/office/drawing/2016/5/13/chartex" xmlns:cx8="http://schemas.microsoft.com/office/drawing/2016/5/14/chartex" xmlns:mc="http://schemas.openxmlformats.org/markup-compatibility/2006" xmlns:aink="http://schemas.microsoft.com/office/drawing/2016/ink" xmlns:am3d="http://schemas.microsoft.com/office/drawing/2017/model3d" xmlns:o="urn:schemas-microsoft-com:office:office" xmlns:oel="http://schemas.microsoft.com/office/2019/extlst" xmlns:r="http://schemas.openxmlformats.org/officeDocument/2006/relationships" xmlns:m="http://schemas.openxmlformats.org/officeDocument/2006/math" xmlns:v="urn:schemas-microsoft-com:vml" xmlns:wp14="http://schemas.microsoft.com/office/word/2010/wordprocessingDrawing" xmlns:wp="http://schemas.openxmlformats.org/drawingml/2006/wordprocessingDrawing" xmlns:w10="urn:schemas-microsoft-com:office:word" xmlns:w="http://schemas.openxmlformats.org/wordprocessingml/2006/main" xmlns:w14="http://schemas.microsoft.com/office/word/2010/wordml" xmlns:w15="http://schemas.microsoft.com/office/word/2012/wordml" xmlns:w16cex="http://schemas.microsoft.com/office/word/2018/wordml/cex" xmlns:w16cid="http://schemas.microsoft.com/office/word/2016/wordml/cid" xmlns:w16="http://schemas.microsoft.com/office/word/2018/wordml" xmlns:w16du="http://schemas.microsoft.com/office/word/2023/wordml/word16du" xmlns:w16sdtdh="http://schemas.microsoft.com/office/word/2020/wordml/sdtdatahash" xmlns:w16se="http://schemas.microsoft.com/office/word/2015/wordml/symex" xmlns:wpg="http://schemas.microsoft.com/office/word/2010/wordprocessingGroup" xmlns:wpi="http://schemas.microsoft.com/office/word/2010/wordprocessingInk" xmlns:wne="http://schemas.microsoft.com/office/word/2006/wordml" xmlns:wps="http://schemas.microsoft.com/office/word/2010/wordprocessingShape" mc:Ignorable="w14 w15 w16se w16cid w16 w16cex w16sdtdh w16du wp14">
+<w:document xmlns:wpc="http://schemas.microsoft.com/office/word/2010/wordprocessingCanvas" xmlns:cx="http://schemas.microsoft.com/office/drawing/2014/chartex" xmlns:cx1="http://schemas.microsoft.com/office/drawing/2015/9/8/chartex" xmlns:cx2="http://schemas.microsoft.com/office/drawing/2015/10/21/chartex" xmlns:cx3="http://schemas.microsoft.com/office/drawing/2016/5/9/chartex" xmlns:cx4="http://schemas.microsoft.com/office/drawing/2016/5/10/chartex" xmlns:cx5="http://schemas.microsoft.com/office/drawing/2016/5/11/chartex" xmlns:cx6="http://schemas.microsoft.com/office/drawing/2016/5/12/chartex" xmlns:cx7="http://schemas.microsoft.com/office/drawing/2016/5/13/chartex" xmlns:cx8="http://schemas.microsoft.com/office/drawing/2016/5/14/chartex" xmlns:mc="http://schemas.openxmlformats.org/markup-compatibility/2006" xmlns:aink="http://schemas.microsoft.com/office/drawing/2016/ink" xmlns:am3d="http://schemas.microsoft.com/office/drawing/2017/model3d" xmlns:o="urn:schemas-microsoft-com:office:office" xmlns:oel="http://schemas.microsoft.com/office/2019/extlst" xmlns:r="http://schemas.openxmlformats.org/officeDocument/2006/relationships" xmlns:m="http://schemas.openxmlformats.org/officeDocument/2006/math" xmlns:v="urn:schemas-microsoft-com:vml" xmlns:wp14="http://schemas.microsoft.com/office/word/2010/wordprocessingDrawing" xmlns:wp="http://schemas.openxmlformats.org/drawingml/2006/wordprocessingDrawing" xmlns:w10="urn:schemas-microsoft-com:office:word" xmlns:w="http://schemas.openxmlformats.org/wordprocessingml/2006/main" xmlns:w14="http://schemas.microsoft.com/office/word/2010/wordml" xmlns:w15="http://schemas.microsoft.com/office/word/2012/wordml" xmlns:w16cex="http://schemas.microsoft.com/office/word/2018/wordml/cex" xmlns:w16cid="http://schemas.microsoft.com/office/word/2016/wordml/cid" xmlns:w16="http://schemas.microsoft.com/office/word/2018/wordml" xmlns:w16du="http://schemas.microsoft.com/office/word/2023/wordml/word16du" xmlns:w16sdtdh="http://schemas.microsoft.com/office/word/2020/wordml/sdtdatahash" xmlns:w16sdtfl="http://schemas.microsoft.com/office/word/2024/wordml/sdtformatlock" xmlns:w16se="http://schemas.microsoft.com/office/word/2015/wordml/symex" xmlns:wpg="http://schemas.microsoft.com/office/word/2010/wordprocessingGroup" xmlns:wpi="http://schemas.microsoft.com/office/word/2010/wordprocessingInk" xmlns:wne="http://schemas.microsoft.com/office/word/2006/wordml" xmlns:wps="http://schemas.microsoft.com/office/word/2010/wordprocessingShape" mc:Ignorable="w14 w15 w16se w16cid w16 w16cex w16sdtdh w16sdtfl w16du wp14">
   <w:body>
     <w:p>
       <w:pPr>
@@ -1243,20 +1243,14 @@
         <w:rPr>
           <w:rFonts w:ascii="Times" w:hAnsi="Times"/>
         </w:rPr>
-        <w:t>Targeting Housing Assistance: Evidence from a</w:t>
-      </w:r>
-      <w:r>
-        <w:rPr>
-          <w:rFonts w:ascii="Times" w:hAnsi="Times"/>
-        </w:rPr>
-        <w:t xml:space="preserve"> Subsidized Sale of Public Housing</w:t>
-      </w:r>
-      <w:r>
-        <w:rPr>
-          <w:rFonts w:ascii="Times" w:hAnsi="Times" w:hint="eastAsia"/>
-          <w:lang w:eastAsia="zh-TW"/>
-        </w:rPr>
-        <w:t xml:space="preserve"> in Hong Kong</w:t>
+        <w:t xml:space="preserve">The Economics of </w:t>
+      </w:r>
+      <w:r>
+        <w:rPr>
+          <w:rFonts w:ascii="Times" w:hAnsi="Times"/>
+          <w:lang w:eastAsia="zh-TW"/>
+        </w:rPr>
+        <w:t>Currency Redemption</w:t>
       </w:r>
       <w:r>
         <w:rPr>
@@ -1264,35 +1258,25 @@
         </w:rPr>
         <w:t>”</w:t>
       </w:r>
-    </w:p>
-    <w:p>
-      <w:pPr>
-        <w:spacing w:line="360" w:lineRule="auto"/>
-        <w:rPr>
-          <w:rFonts w:ascii="Times" w:hAnsi="Times"/>
-          <w:b/>
-          <w:bCs/>
-        </w:rPr>
-      </w:pPr>
-    </w:p>
-    <w:p>
-      <w:pPr>
-        <w:spacing w:line="360" w:lineRule="auto"/>
-        <w:rPr>
-          <w:rFonts w:ascii="Times" w:hAnsi="Times"/>
-          <w:b/>
-          <w:bCs/>
-          <w:sz w:val="4"/>
-          <w:szCs w:val="4"/>
-        </w:rPr>
-      </w:pPr>
-      <w:r>
-        <w:rPr>
-          <w:rFonts w:ascii="Times" w:hAnsi="Times"/>
-          <w:b/>
-          <w:bCs/>
-        </w:rPr>
-        <w:t>WORK-IN-PROGRESS</w:t>
+      <w:r>
+        <w:rPr>
+          <w:rFonts w:ascii="Times" w:hAnsi="Times"/>
+        </w:rPr>
+        <w:t xml:space="preserve"> (with </w:t>
+      </w:r>
+      <w:proofErr w:type="spellStart"/>
+      <w:r>
+        <w:rPr>
+          <w:rFonts w:ascii="Times" w:hAnsi="Times"/>
+        </w:rPr>
+        <w:t>Baiyun</w:t>
+      </w:r>
+      <w:proofErr w:type="spellEnd"/>
+      <w:r>
+        <w:rPr>
+          <w:rFonts w:ascii="Times" w:hAnsi="Times"/>
+        </w:rPr>
+        <w:t xml:space="preserve"> Jing, Yang You, and Yulin Zhong)</w:t>
       </w:r>
     </w:p>
     <w:p>
@@ -1318,40 +1302,26 @@
         <w:rPr>
           <w:rFonts w:ascii="Times" w:hAnsi="Times"/>
         </w:rPr>
-        <w:t xml:space="preserve">The Economics of </w:t>
-      </w:r>
-      <w:r>
-        <w:rPr>
-          <w:rFonts w:ascii="Times" w:hAnsi="Times"/>
-          <w:lang w:eastAsia="zh-TW"/>
-        </w:rPr>
-        <w:t>Currency Redemption</w:t>
+        <w:t>Targeting Housing Assistance: Evidence from a</w:t>
+      </w:r>
+      <w:r>
+        <w:rPr>
+          <w:rFonts w:ascii="Times" w:hAnsi="Times"/>
+        </w:rPr>
+        <w:t xml:space="preserve"> Subsidized Sale of Public Housing</w:t>
+      </w:r>
+      <w:r>
+        <w:rPr>
+          <w:rFonts w:ascii="Times" w:hAnsi="Times" w:hint="eastAsia"/>
+          <w:lang w:eastAsia="zh-TW"/>
+        </w:rPr>
+        <w:t xml:space="preserve"> in Hong Kong</w:t>
       </w:r>
       <w:r>
         <w:rPr>
           <w:rFonts w:ascii="Times" w:hAnsi="Times"/>
         </w:rPr>
         <w:t>”</w:t>
-      </w:r>
-      <w:r>
-        <w:rPr>
-          <w:rFonts w:ascii="Times" w:hAnsi="Times"/>
-        </w:rPr>
-        <w:t xml:space="preserve"> (with </w:t>
-      </w:r>
-      <w:proofErr w:type="spellStart"/>
-      <w:r>
-        <w:rPr>
-          <w:rFonts w:ascii="Times" w:hAnsi="Times"/>
-        </w:rPr>
-        <w:t>Baiyun</w:t>
-      </w:r>
-      <w:proofErr w:type="spellEnd"/>
-      <w:r>
-        <w:rPr>
-          <w:rFonts w:ascii="Times" w:hAnsi="Times"/>
-        </w:rPr>
-        <w:t xml:space="preserve"> Jing, Yang You, and Yulin Zhong)</w:t>
       </w:r>
     </w:p>
     <w:p>
@@ -1364,71 +1334,87 @@
         <w:spacing w:after="120" w:line="276" w:lineRule="auto"/>
         <w:contextualSpacing w:val="0"/>
         <w:rPr>
-          <w:rFonts w:ascii="Times" w:hAnsi="Times"/>
-        </w:rPr>
-      </w:pPr>
-      <w:r>
-        <w:rPr>
-          <w:rFonts w:ascii="Times" w:hAnsi="Times"/>
+          <w:rFonts w:ascii="Times" w:hAnsi="Times" w:hint="eastAsia"/>
+        </w:rPr>
+      </w:pPr>
+      <w:r>
+        <w:rPr>
+          <w:rFonts w:ascii="Times" w:hAnsi="Times"/>
+        </w:rPr>
+        <w:t>“</w:t>
+      </w:r>
+      <w:r>
+        <w:rPr>
+          <w:rFonts w:ascii="Times" w:hAnsi="Times" w:hint="eastAsia"/>
+          <w:lang w:eastAsia="zh-TW"/>
+        </w:rPr>
+        <w:t>Housing Expenditure and Misallocation in a Rent Regulated City</w:t>
+      </w:r>
+      <w:r>
+        <w:rPr>
+          <w:rFonts w:ascii="Times" w:hAnsi="Times"/>
+        </w:rPr>
+        <w:t xml:space="preserve">” (with </w:t>
+      </w:r>
+      <w:r>
+        <w:rPr>
+          <w:rFonts w:ascii="Times" w:hAnsi="Times" w:hint="eastAsia"/>
+          <w:lang w:eastAsia="zh-TW"/>
+        </w:rPr>
+        <w:t xml:space="preserve">Jimmy Ho, Yulin Hong, and </w:t>
+      </w:r>
+      <w:proofErr w:type="spellStart"/>
+      <w:r>
+        <w:rPr>
+          <w:rFonts w:ascii="Times" w:hAnsi="Times" w:hint="eastAsia"/>
+          <w:lang w:eastAsia="zh-TW"/>
+        </w:rPr>
+        <w:t>Zhongji</w:t>
+      </w:r>
+      <w:proofErr w:type="spellEnd"/>
+      <w:r>
+        <w:rPr>
+          <w:rFonts w:ascii="Times" w:hAnsi="Times" w:hint="eastAsia"/>
+          <w:lang w:eastAsia="zh-TW"/>
+        </w:rPr>
+        <w:t xml:space="preserve"> Wei</w:t>
+      </w:r>
+      <w:r>
+        <w:rPr>
+          <w:rFonts w:ascii="Times" w:hAnsi="Times"/>
+        </w:rPr>
+        <w:t>)</w:t>
+      </w:r>
+    </w:p>
+    <w:p>
+      <w:pPr>
+        <w:spacing w:line="360" w:lineRule="auto"/>
+        <w:rPr>
+          <w:rFonts w:ascii="Times" w:hAnsi="Times"/>
+          <w:b/>
+          <w:bCs/>
+        </w:rPr>
+      </w:pPr>
+    </w:p>
+    <w:p>
+      <w:pPr>
+        <w:spacing w:line="360" w:lineRule="auto"/>
+        <w:rPr>
+          <w:rFonts w:ascii="Times" w:hAnsi="Times"/>
+          <w:b/>
+          <w:bCs/>
+          <w:sz w:val="4"/>
+          <w:szCs w:val="4"/>
+        </w:rPr>
+      </w:pPr>
+      <w:r>
+        <w:rPr>
+          <w:rFonts w:ascii="Times" w:hAnsi="Times"/>
+          <w:b/>
+          <w:bCs/>
         </w:rPr>
         <w:lastRenderedPageBreak/>
-        <w:t>“</w:t>
-      </w:r>
-      <w:r>
-        <w:rPr>
-          <w:rFonts w:ascii="Times" w:hAnsi="Times" w:hint="eastAsia"/>
-          <w:lang w:eastAsia="zh-TW"/>
-        </w:rPr>
-        <w:t xml:space="preserve">Housing </w:t>
-      </w:r>
-      <w:r>
-        <w:rPr>
-          <w:rFonts w:ascii="Times" w:hAnsi="Times" w:hint="eastAsia"/>
-          <w:lang w:eastAsia="zh-TW"/>
-        </w:rPr>
-        <w:t>Expenditure</w:t>
-      </w:r>
-      <w:r>
-        <w:rPr>
-          <w:rFonts w:ascii="Times" w:hAnsi="Times" w:hint="eastAsia"/>
-          <w:lang w:eastAsia="zh-TW"/>
-        </w:rPr>
-        <w:t xml:space="preserve"> and Misallocation in a Rent Regulated City</w:t>
-      </w:r>
-      <w:r>
-        <w:rPr>
-          <w:rFonts w:ascii="Times" w:hAnsi="Times"/>
-        </w:rPr>
-        <w:t xml:space="preserve">” (with </w:t>
-      </w:r>
-      <w:r>
-        <w:rPr>
-          <w:rFonts w:ascii="Times" w:hAnsi="Times" w:hint="eastAsia"/>
-          <w:lang w:eastAsia="zh-TW"/>
-        </w:rPr>
-        <w:t xml:space="preserve">Jimmy Ho, Yulin Hong, and </w:t>
-      </w:r>
-      <w:proofErr w:type="spellStart"/>
-      <w:r>
-        <w:rPr>
-          <w:rFonts w:ascii="Times" w:hAnsi="Times" w:hint="eastAsia"/>
-          <w:lang w:eastAsia="zh-TW"/>
-        </w:rPr>
-        <w:t>Zhongji</w:t>
-      </w:r>
-      <w:proofErr w:type="spellEnd"/>
-      <w:r>
-        <w:rPr>
-          <w:rFonts w:ascii="Times" w:hAnsi="Times" w:hint="eastAsia"/>
-          <w:lang w:eastAsia="zh-TW"/>
-        </w:rPr>
-        <w:t xml:space="preserve"> Wei</w:t>
-      </w:r>
-      <w:r>
-        <w:rPr>
-          <w:rFonts w:ascii="Times" w:hAnsi="Times"/>
-        </w:rPr>
-        <w:t>)</w:t>
+        <w:t>WORK-IN-PROGRESS</w:t>
       </w:r>
     </w:p>
     <w:p>
@@ -1908,48 +1894,73 @@
         </w:numPr>
         <w:spacing w:line="360" w:lineRule="auto"/>
         <w:rPr>
-          <w:rFonts w:ascii="Times" w:hAnsi="Times"/>
-          <w:lang w:eastAsia="zh-TW"/>
-        </w:rPr>
-      </w:pPr>
-      <w:r>
-        <w:rPr>
-          <w:rFonts w:ascii="Times" w:hAnsi="Times" w:hint="eastAsia"/>
-          <w:lang w:eastAsia="zh-TW"/>
-        </w:rPr>
-        <w:t>剖析香港住房危機：演變與對策</w:t>
-      </w:r>
-      <w:r>
-        <w:rPr>
-          <w:rFonts w:ascii="Times" w:hAnsi="Times" w:hint="eastAsia"/>
+          <w:rFonts w:ascii="Times" w:hAnsi="Times" w:hint="eastAsia"/>
+          <w:lang w:eastAsia="zh-TW"/>
+        </w:rPr>
+      </w:pPr>
+      <w:r>
+        <w:rPr>
+          <w:rFonts w:ascii="Times" w:hAnsi="Times" w:hint="eastAsia"/>
+          <w:lang w:eastAsia="zh-TW"/>
+        </w:rPr>
+        <w:t>香港經濟面臨長期衰退</w:t>
+      </w:r>
+      <w:r>
+        <w:rPr>
+          <w:rFonts w:ascii="Times" w:hAnsi="Times"/>
+          <w:lang w:eastAsia="zh-TW"/>
+        </w:rPr>
+        <w:t xml:space="preserve"> </w:t>
+      </w:r>
+      <w:r>
+        <w:rPr>
+          <w:rFonts w:ascii="Times" w:hAnsi="Times" w:hint="eastAsia"/>
+          <w:lang w:eastAsia="zh-TW"/>
+        </w:rPr>
+        <w:t>房策須全面改革（下）</w:t>
+      </w:r>
+      <w:r>
+        <w:rPr>
+          <w:rFonts w:ascii="Times" w:hAnsi="Times"/>
           <w:lang w:eastAsia="zh-TW"/>
         </w:rPr>
         <w:t xml:space="preserve"> (</w:t>
       </w:r>
-      <w:r>
-        <w:rPr>
-          <w:rFonts w:ascii="Times" w:hAnsi="Times" w:hint="eastAsia"/>
-          <w:lang w:eastAsia="zh-TW"/>
-        </w:rPr>
-        <w:t>香港經濟政策綠皮書</w:t>
-      </w:r>
-      <w:r>
-        <w:rPr>
-          <w:rFonts w:ascii="Times" w:hAnsi="Times" w:hint="eastAsia"/>
-          <w:lang w:eastAsia="zh-TW"/>
-        </w:rPr>
-        <w:t xml:space="preserve">, 2025-1-9, </w:t>
-      </w:r>
-      <w:r>
-        <w:rPr>
-          <w:rFonts w:ascii="Times" w:hAnsi="Times" w:hint="eastAsia"/>
-          <w:lang w:eastAsia="zh-TW"/>
-        </w:rPr>
-        <w:t>與何漢樑和洪雨林</w:t>
-      </w:r>
-      <w:r>
-        <w:rPr>
-          <w:rFonts w:ascii="Times" w:hAnsi="Times" w:hint="eastAsia"/>
+      <w:proofErr w:type="spellStart"/>
+      <w:r>
+        <w:rPr>
+          <w:rFonts w:ascii="Times" w:hAnsi="Times" w:hint="eastAsia"/>
+          <w:lang w:eastAsia="zh-TW"/>
+        </w:rPr>
+        <w:t>明報</w:t>
+      </w:r>
+      <w:proofErr w:type="spellEnd"/>
+      <w:r>
+        <w:rPr>
+          <w:rFonts w:ascii="Times" w:hAnsi="Times"/>
+          <w:lang w:eastAsia="zh-TW"/>
+        </w:rPr>
+        <w:t xml:space="preserve">, 2025-3-21, </w:t>
+      </w:r>
+      <w:proofErr w:type="spellStart"/>
+      <w:r>
+        <w:rPr>
+          <w:rFonts w:ascii="Times" w:hAnsi="Times" w:hint="eastAsia"/>
+          <w:lang w:eastAsia="zh-TW"/>
+        </w:rPr>
+        <w:t>與牛致行和宋恩</w:t>
+      </w:r>
+      <w:proofErr w:type="spellEnd"/>
+      <w:r>
+        <w:rPr>
+          <w:rFonts w:ascii="Times" w:hAnsi="Times" w:hint="eastAsia"/>
+          <w:lang w:eastAsia="zh-TW"/>
+        </w:rPr>
+        <w:t>榮</w:t>
+      </w:r>
+      <w:r>
+        <w:rPr>
+          <w:rFonts w:ascii="Times" w:hAnsi="Times"/>
           <w:lang w:eastAsia="zh-TW"/>
         </w:rPr>
         <w:t>)</w:t>
@@ -1973,11 +1984,11 @@
           <w:rFonts w:ascii="Times" w:hAnsi="Times" w:hint="eastAsia"/>
           <w:lang w:eastAsia="zh-TW"/>
         </w:rPr>
-        <w:t>要告別劏房</w:t>
-      </w:r>
-      <w:r>
-        <w:rPr>
-          <w:rFonts w:ascii="Times" w:hAnsi="Times" w:hint="eastAsia"/>
+        <w:t>香港經濟面臨長期衰退</w:t>
+      </w:r>
+      <w:r>
+        <w:rPr>
+          <w:rFonts w:ascii="Times" w:hAnsi="Times"/>
           <w:lang w:eastAsia="zh-TW"/>
         </w:rPr>
         <w:t xml:space="preserve"> </w:t>
@@ -1987,14 +1998,14 @@
           <w:rFonts w:ascii="Times" w:hAnsi="Times" w:hint="eastAsia"/>
           <w:lang w:eastAsia="zh-TW"/>
         </w:rPr>
-        <w:t>絕不能規管起始租金</w:t>
-      </w:r>
-      <w:r>
-        <w:rPr>
-          <w:rFonts w:ascii="Times" w:hAnsi="Times" w:hint="eastAsia"/>
-          <w:lang w:eastAsia="zh-TW"/>
-        </w:rPr>
-        <w:t xml:space="preserve"> (</w:t>
+        <w:t>房策須全面改革（上）</w:t>
+      </w:r>
+      <w:r>
+        <w:rPr>
+          <w:rFonts w:ascii="Times" w:hAnsi="Times"/>
+          <w:lang w:eastAsia="zh-TW"/>
+        </w:rPr>
+        <w:t>(</w:t>
       </w:r>
       <w:r>
         <w:rPr>
@@ -2005,49 +2016,23 @@
       </w:r>
       <w:r>
         <w:rPr>
-          <w:rFonts w:ascii="Times" w:hAnsi="Times" w:hint="eastAsia"/>
-          <w:lang w:eastAsia="zh-TW"/>
-        </w:rPr>
-        <w:t>, 2024-</w:t>
-      </w:r>
-      <w:r>
-        <w:rPr>
-          <w:rFonts w:ascii="Times" w:hAnsi="Times" w:hint="eastAsia"/>
-          <w:lang w:eastAsia="zh-TW"/>
-        </w:rPr>
-        <w:t>11</w:t>
-      </w:r>
-      <w:r>
-        <w:rPr>
-          <w:rFonts w:ascii="Times" w:hAnsi="Times" w:hint="eastAsia"/>
-          <w:lang w:eastAsia="zh-TW"/>
-        </w:rPr>
-        <w:t>-</w:t>
-      </w:r>
-      <w:r>
-        <w:rPr>
-          <w:rFonts w:ascii="Times" w:hAnsi="Times" w:hint="eastAsia"/>
-          <w:lang w:eastAsia="zh-TW"/>
-        </w:rPr>
-        <w:t>7,</w:t>
-      </w:r>
-      <w:r>
-        <w:rPr>
-          <w:rFonts w:ascii="Times" w:hAnsi="Times" w:hint="eastAsia"/>
-          <w:lang w:eastAsia="zh-TW"/>
-        </w:rPr>
-        <w:t>與</w:t>
-      </w:r>
-      <w:r>
-        <w:rPr>
-          <w:rFonts w:ascii="Times" w:hAnsi="Times" w:hint="eastAsia"/>
-          <w:lang w:eastAsia="zh-TW"/>
-        </w:rPr>
-        <w:t>宋恩榮</w:t>
-      </w:r>
-      <w:r>
-        <w:rPr>
-          <w:rFonts w:ascii="Times" w:hAnsi="Times" w:hint="eastAsia"/>
+          <w:rFonts w:ascii="Times" w:hAnsi="Times"/>
+          <w:lang w:eastAsia="zh-TW"/>
+        </w:rPr>
+        <w:t xml:space="preserve">, 2025-2-20, </w:t>
+      </w:r>
+      <w:proofErr w:type="spellStart"/>
+      <w:r>
+        <w:rPr>
+          <w:rFonts w:ascii="Times" w:hAnsi="Times" w:hint="eastAsia"/>
+          <w:lang w:eastAsia="zh-TW"/>
+        </w:rPr>
+        <w:t>與牛致行和宋恩榮</w:t>
+      </w:r>
+      <w:proofErr w:type="spellEnd"/>
+      <w:r>
+        <w:rPr>
+          <w:rFonts w:ascii="Times" w:hAnsi="Times"/>
           <w:lang w:eastAsia="zh-TW"/>
         </w:rPr>
         <w:t>)</w:t>
@@ -2071,21 +2056,7 @@
           <w:rFonts w:ascii="Times" w:hAnsi="Times" w:hint="eastAsia"/>
           <w:lang w:eastAsia="zh-TW"/>
         </w:rPr>
-        <w:t>住房短缺礙引才</w:t>
-      </w:r>
-      <w:r>
-        <w:rPr>
-          <w:rFonts w:ascii="Times" w:hAnsi="Times" w:hint="eastAsia"/>
-          <w:lang w:eastAsia="zh-TW"/>
-        </w:rPr>
-        <w:t xml:space="preserve"> </w:t>
-      </w:r>
-      <w:r>
-        <w:rPr>
-          <w:rFonts w:ascii="Times" w:hAnsi="Times" w:hint="eastAsia"/>
-          <w:lang w:eastAsia="zh-TW"/>
-        </w:rPr>
-        <w:t>政府應續增建屋</w:t>
+        <w:t>剖析香港住房危機：演變與對策</w:t>
       </w:r>
       <w:r>
         <w:rPr>
@@ -2099,14 +2070,28 @@
           <w:rFonts w:ascii="Times" w:hAnsi="Times" w:hint="eastAsia"/>
           <w:lang w:eastAsia="zh-TW"/>
         </w:rPr>
-        <w:t>明報</w:t>
-      </w:r>
-      <w:r>
-        <w:rPr>
-          <w:rFonts w:ascii="Times" w:hAnsi="Times" w:hint="eastAsia"/>
-          <w:lang w:eastAsia="zh-TW"/>
-        </w:rPr>
-        <w:t>, 2024-8-14)</w:t>
+        <w:t>香港經濟政策綠皮書</w:t>
+      </w:r>
+      <w:r>
+        <w:rPr>
+          <w:rFonts w:ascii="Times" w:hAnsi="Times" w:hint="eastAsia"/>
+          <w:lang w:eastAsia="zh-TW"/>
+        </w:rPr>
+        <w:t xml:space="preserve">, 2025-1-9, </w:t>
+      </w:r>
+      <w:r>
+        <w:rPr>
+          <w:rFonts w:ascii="Times" w:hAnsi="Times" w:hint="eastAsia"/>
+          <w:lang w:eastAsia="zh-TW"/>
+        </w:rPr>
+        <w:t>與何漢樑和洪雨林</w:t>
+      </w:r>
+      <w:r>
+        <w:rPr>
+          <w:rFonts w:ascii="Times" w:hAnsi="Times" w:hint="eastAsia"/>
+          <w:lang w:eastAsia="zh-TW"/>
+        </w:rPr>
+        <w:t>)</w:t>
       </w:r>
     </w:p>
     <w:p>
@@ -2119,14 +2104,15 @@
         <w:spacing w:line="360" w:lineRule="auto"/>
         <w:rPr>
           <w:rFonts w:ascii="Times" w:hAnsi="Times"/>
-        </w:rPr>
-      </w:pPr>
-      <w:r>
-        <w:rPr>
-          <w:rFonts w:ascii="Times" w:hAnsi="Times" w:hint="eastAsia"/>
-          <w:lang w:eastAsia="zh-TW"/>
-        </w:rPr>
-        <w:t>加強富戶審查</w:t>
+          <w:lang w:eastAsia="zh-TW"/>
+        </w:rPr>
+      </w:pPr>
+      <w:r>
+        <w:rPr>
+          <w:rFonts w:ascii="Times" w:hAnsi="Times" w:hint="eastAsia"/>
+          <w:lang w:eastAsia="zh-TW"/>
+        </w:rPr>
+        <w:t>要告別劏房</w:t>
       </w:r>
       <w:r>
         <w:rPr>
@@ -2140,46 +2126,68 @@
           <w:rFonts w:ascii="Times" w:hAnsi="Times" w:hint="eastAsia"/>
           <w:lang w:eastAsia="zh-TW"/>
         </w:rPr>
-        <w:t>劏房戶免受苦？</w:t>
-      </w:r>
-      <w:r>
-        <w:rPr>
-          <w:rFonts w:ascii="Times" w:hAnsi="Times" w:hint="eastAsia"/>
-          <w:lang w:eastAsia="zh-TW"/>
-        </w:rPr>
-        <w:t xml:space="preserve"> </w:t>
-      </w:r>
-      <w:r>
-        <w:rPr>
-          <w:rFonts w:ascii="Times" w:hAnsi="Times" w:hint="eastAsia"/>
-        </w:rPr>
-        <w:t>(</w:t>
-      </w:r>
-      <w:proofErr w:type="spellStart"/>
-      <w:r>
-        <w:rPr>
-          <w:rFonts w:ascii="Times" w:hAnsi="Times" w:hint="eastAsia"/>
+        <w:t>絕不能規管起始租金</w:t>
+      </w:r>
+      <w:r>
+        <w:rPr>
+          <w:rFonts w:ascii="Times" w:hAnsi="Times" w:hint="eastAsia"/>
+          <w:lang w:eastAsia="zh-TW"/>
+        </w:rPr>
+        <w:t xml:space="preserve"> (</w:t>
+      </w:r>
+      <w:r>
+        <w:rPr>
+          <w:rFonts w:ascii="Times" w:hAnsi="Times" w:hint="eastAsia"/>
+          <w:lang w:eastAsia="zh-TW"/>
         </w:rPr>
         <w:t>明報</w:t>
       </w:r>
-      <w:proofErr w:type="spellEnd"/>
-      <w:r>
-        <w:rPr>
-          <w:rFonts w:ascii="Times" w:hAnsi="Times" w:hint="eastAsia"/>
-        </w:rPr>
-        <w:t xml:space="preserve">, 2024-5-16, </w:t>
-      </w:r>
-      <w:proofErr w:type="spellStart"/>
-      <w:r>
-        <w:rPr>
-          <w:rFonts w:ascii="Times" w:hAnsi="Times" w:hint="eastAsia"/>
-        </w:rPr>
-        <w:t>與何漢樑</w:t>
-      </w:r>
-      <w:proofErr w:type="spellEnd"/>
-      <w:r>
-        <w:rPr>
-          <w:rFonts w:ascii="Times" w:hAnsi="Times" w:hint="eastAsia"/>
+      <w:r>
+        <w:rPr>
+          <w:rFonts w:ascii="Times" w:hAnsi="Times" w:hint="eastAsia"/>
+          <w:lang w:eastAsia="zh-TW"/>
+        </w:rPr>
+        <w:t>, 2024-</w:t>
+      </w:r>
+      <w:r>
+        <w:rPr>
+          <w:rFonts w:ascii="Times" w:hAnsi="Times" w:hint="eastAsia"/>
+          <w:lang w:eastAsia="zh-TW"/>
+        </w:rPr>
+        <w:t>11</w:t>
+      </w:r>
+      <w:r>
+        <w:rPr>
+          <w:rFonts w:ascii="Times" w:hAnsi="Times" w:hint="eastAsia"/>
+          <w:lang w:eastAsia="zh-TW"/>
+        </w:rPr>
+        <w:t>-</w:t>
+      </w:r>
+      <w:r>
+        <w:rPr>
+          <w:rFonts w:ascii="Times" w:hAnsi="Times" w:hint="eastAsia"/>
+          <w:lang w:eastAsia="zh-TW"/>
+        </w:rPr>
+        <w:t>7,</w:t>
+      </w:r>
+      <w:r>
+        <w:rPr>
+          <w:rFonts w:ascii="Times" w:hAnsi="Times" w:hint="eastAsia"/>
+          <w:lang w:eastAsia="zh-TW"/>
+        </w:rPr>
+        <w:t>與</w:t>
+      </w:r>
+      <w:r>
+        <w:rPr>
+          <w:rFonts w:ascii="Times" w:hAnsi="Times" w:hint="eastAsia"/>
+          <w:lang w:eastAsia="zh-TW"/>
+        </w:rPr>
+        <w:t>宋恩榮</w:t>
+      </w:r>
+      <w:r>
+        <w:rPr>
+          <w:rFonts w:ascii="Times" w:hAnsi="Times" w:hint="eastAsia"/>
+          <w:lang w:eastAsia="zh-TW"/>
         </w:rPr>
         <w:t>)</w:t>
       </w:r>
@@ -2202,7 +2210,21 @@
           <w:rFonts w:ascii="Times" w:hAnsi="Times" w:hint="eastAsia"/>
           <w:lang w:eastAsia="zh-TW"/>
         </w:rPr>
-        <w:t>香港劏房問題之出路</w:t>
+        <w:t>住房短缺礙引才</w:t>
+      </w:r>
+      <w:r>
+        <w:rPr>
+          <w:rFonts w:ascii="Times" w:hAnsi="Times" w:hint="eastAsia"/>
+          <w:lang w:eastAsia="zh-TW"/>
+        </w:rPr>
+        <w:t xml:space="preserve"> </w:t>
+      </w:r>
+      <w:r>
+        <w:rPr>
+          <w:rFonts w:ascii="Times" w:hAnsi="Times" w:hint="eastAsia"/>
+          <w:lang w:eastAsia="zh-TW"/>
+        </w:rPr>
+        <w:t>政府應續增建屋</w:t>
       </w:r>
       <w:r>
         <w:rPr>
@@ -2216,14 +2238,14 @@
           <w:rFonts w:ascii="Times" w:hAnsi="Times" w:hint="eastAsia"/>
           <w:lang w:eastAsia="zh-TW"/>
         </w:rPr>
-        <w:t>香港信報</w:t>
-      </w:r>
-      <w:r>
-        <w:rPr>
-          <w:rFonts w:ascii="Times" w:hAnsi="Times" w:hint="eastAsia"/>
-          <w:lang w:eastAsia="zh-TW"/>
-        </w:rPr>
-        <w:t>, 2024-2-14)</w:t>
+        <w:t>明報</w:t>
+      </w:r>
+      <w:r>
+        <w:rPr>
+          <w:rFonts w:ascii="Times" w:hAnsi="Times" w:hint="eastAsia"/>
+          <w:lang w:eastAsia="zh-TW"/>
+        </w:rPr>
+        <w:t>, 2024-8-14)</w:t>
       </w:r>
     </w:p>
     <w:p>
@@ -2236,48 +2258,67 @@
         <w:spacing w:line="360" w:lineRule="auto"/>
         <w:rPr>
           <w:rFonts w:ascii="Times" w:hAnsi="Times"/>
-          <w:lang w:eastAsia="zh-TW"/>
-        </w:rPr>
-      </w:pPr>
-      <w:r>
-        <w:rPr>
-          <w:rFonts w:ascii="Times" w:hAnsi="Times" w:hint="eastAsia"/>
-          <w:lang w:eastAsia="zh-TW"/>
-        </w:rPr>
-        <w:t>人才得失與香港前景：領英社交資料佐證</w:t>
-      </w:r>
-      <w:r>
-        <w:rPr>
-          <w:rFonts w:ascii="Times" w:hAnsi="Times" w:hint="eastAsia"/>
-          <w:lang w:eastAsia="zh-TW"/>
-        </w:rPr>
-        <w:t xml:space="preserve"> (</w:t>
-      </w:r>
-      <w:r>
-        <w:rPr>
-          <w:rFonts w:ascii="Times" w:hAnsi="Times" w:hint="eastAsia"/>
-          <w:lang w:eastAsia="zh-TW"/>
-        </w:rPr>
-        <w:t>香港經濟政策綠皮書</w:t>
-      </w:r>
-      <w:r>
-        <w:rPr>
-          <w:rFonts w:ascii="Times" w:hAnsi="Times" w:hint="eastAsia"/>
-          <w:lang w:eastAsia="zh-TW"/>
-        </w:rPr>
-        <w:t xml:space="preserve">, 2024-1-10, </w:t>
-      </w:r>
-      <w:r>
-        <w:rPr>
-          <w:rFonts w:ascii="Times" w:hAnsi="Times" w:hint="eastAsia"/>
-          <w:lang w:eastAsia="zh-TW"/>
-        </w:rPr>
-        <w:t>與關穎倫和鄧希煒</w:t>
-      </w:r>
-      <w:r>
-        <w:rPr>
-          <w:rFonts w:ascii="Times" w:hAnsi="Times" w:hint="eastAsia"/>
-          <w:lang w:eastAsia="zh-TW"/>
+        </w:rPr>
+      </w:pPr>
+      <w:r>
+        <w:rPr>
+          <w:rFonts w:ascii="Times" w:hAnsi="Times" w:hint="eastAsia"/>
+          <w:lang w:eastAsia="zh-TW"/>
+        </w:rPr>
+        <w:t>加強富戶審查</w:t>
+      </w:r>
+      <w:r>
+        <w:rPr>
+          <w:rFonts w:ascii="Times" w:hAnsi="Times" w:hint="eastAsia"/>
+          <w:lang w:eastAsia="zh-TW"/>
+        </w:rPr>
+        <w:t xml:space="preserve"> </w:t>
+      </w:r>
+      <w:r>
+        <w:rPr>
+          <w:rFonts w:ascii="Times" w:hAnsi="Times" w:hint="eastAsia"/>
+          <w:lang w:eastAsia="zh-TW"/>
+        </w:rPr>
+        <w:t>劏房戶免受苦？</w:t>
+      </w:r>
+      <w:r>
+        <w:rPr>
+          <w:rFonts w:ascii="Times" w:hAnsi="Times" w:hint="eastAsia"/>
+          <w:lang w:eastAsia="zh-TW"/>
+        </w:rPr>
+        <w:t xml:space="preserve"> </w:t>
+      </w:r>
+      <w:r>
+        <w:rPr>
+          <w:rFonts w:ascii="Times" w:hAnsi="Times" w:hint="eastAsia"/>
+        </w:rPr>
+        <w:t>(</w:t>
+      </w:r>
+      <w:proofErr w:type="spellStart"/>
+      <w:r>
+        <w:rPr>
+          <w:rFonts w:ascii="Times" w:hAnsi="Times" w:hint="eastAsia"/>
+        </w:rPr>
+        <w:t>明報</w:t>
+      </w:r>
+      <w:proofErr w:type="spellEnd"/>
+      <w:r>
+        <w:rPr>
+          <w:rFonts w:ascii="Times" w:hAnsi="Times" w:hint="eastAsia"/>
+        </w:rPr>
+        <w:t xml:space="preserve">, 2024-5-16, </w:t>
+      </w:r>
+      <w:proofErr w:type="spellStart"/>
+      <w:r>
+        <w:rPr>
+          <w:rFonts w:ascii="Times" w:hAnsi="Times" w:hint="eastAsia"/>
+        </w:rPr>
+        <w:t>與何漢樑</w:t>
+      </w:r>
+      <w:proofErr w:type="spellEnd"/>
+      <w:r>
+        <w:rPr>
+          <w:rFonts w:ascii="Times" w:hAnsi="Times" w:hint="eastAsia"/>
         </w:rPr>
         <w:t>)</w:t>
       </w:r>
@@ -2300,7 +2341,7 @@
           <w:rFonts w:ascii="Times" w:hAnsi="Times" w:hint="eastAsia"/>
           <w:lang w:eastAsia="zh-TW"/>
         </w:rPr>
-        <w:t>利用數據和算法減低公屋輪候時間</w:t>
+        <w:t>香港劏房問題之出路</w:t>
       </w:r>
       <w:r>
         <w:rPr>
@@ -2314,28 +2355,14 @@
           <w:rFonts w:ascii="Times" w:hAnsi="Times" w:hint="eastAsia"/>
           <w:lang w:eastAsia="zh-TW"/>
         </w:rPr>
-        <w:t>香港經濟政策綠皮書</w:t>
-      </w:r>
-      <w:r>
-        <w:rPr>
-          <w:rFonts w:ascii="Times" w:hAnsi="Times" w:hint="eastAsia"/>
-          <w:lang w:eastAsia="zh-TW"/>
-        </w:rPr>
-        <w:t xml:space="preserve">, 2024-1-10, </w:t>
-      </w:r>
-      <w:r>
-        <w:rPr>
-          <w:rFonts w:ascii="Times" w:hAnsi="Times" w:hint="eastAsia"/>
-          <w:lang w:eastAsia="zh-TW"/>
-        </w:rPr>
-        <w:t>與王欣儀和黃美施</w:t>
-      </w:r>
-      <w:r>
-        <w:rPr>
-          <w:rFonts w:ascii="Times" w:hAnsi="Times" w:hint="eastAsia"/>
-          <w:lang w:eastAsia="zh-TW"/>
-        </w:rPr>
-        <w:t>)</w:t>
+        <w:t>香港信報</w:t>
+      </w:r>
+      <w:r>
+        <w:rPr>
+          <w:rFonts w:ascii="Times" w:hAnsi="Times" w:hint="eastAsia"/>
+          <w:lang w:eastAsia="zh-TW"/>
+        </w:rPr>
+        <w:t>, 2024-2-14)</w:t>
       </w:r>
     </w:p>
     <w:p>
@@ -2356,7 +2383,7 @@
           <w:rFonts w:ascii="Times" w:hAnsi="Times" w:hint="eastAsia"/>
           <w:lang w:eastAsia="zh-TW"/>
         </w:rPr>
-        <w:t>香港房屋危機之謎</w:t>
+        <w:t>人才得失與香港前景：領英社交資料佐證</w:t>
       </w:r>
       <w:r>
         <w:rPr>
@@ -2377,7 +2404,21 @@
           <w:rFonts w:ascii="Times" w:hAnsi="Times" w:hint="eastAsia"/>
           <w:lang w:eastAsia="zh-TW"/>
         </w:rPr>
-        <w:t>, 2022-9-23)</w:t>
+        <w:t xml:space="preserve">, 2024-1-10, </w:t>
+      </w:r>
+      <w:r>
+        <w:rPr>
+          <w:rFonts w:ascii="Times" w:hAnsi="Times" w:hint="eastAsia"/>
+          <w:lang w:eastAsia="zh-TW"/>
+        </w:rPr>
+        <w:t>與關穎倫和鄧希煒</w:t>
+      </w:r>
+      <w:r>
+        <w:rPr>
+          <w:rFonts w:ascii="Times" w:hAnsi="Times" w:hint="eastAsia"/>
+          <w:lang w:eastAsia="zh-TW"/>
+        </w:rPr>
+        <w:t>)</w:t>
       </w:r>
     </w:p>
     <w:p>
@@ -2398,35 +2439,7 @@
           <w:rFonts w:ascii="Times" w:hAnsi="Times" w:hint="eastAsia"/>
           <w:lang w:eastAsia="zh-TW"/>
         </w:rPr>
-        <w:t>預算案</w:t>
-      </w:r>
-      <w:r>
-        <w:rPr>
-          <w:rFonts w:ascii="Times" w:hAnsi="Times" w:hint="eastAsia"/>
-          <w:lang w:eastAsia="zh-TW"/>
-        </w:rPr>
-        <w:t>500</w:t>
-      </w:r>
-      <w:r>
-        <w:rPr>
-          <w:rFonts w:ascii="Times" w:hAnsi="Times" w:hint="eastAsia"/>
-          <w:lang w:eastAsia="zh-TW"/>
-        </w:rPr>
-        <w:t>億推創科</w:t>
-      </w:r>
-      <w:r>
-        <w:rPr>
-          <w:rFonts w:ascii="Times" w:hAnsi="Times" w:hint="eastAsia"/>
-          <w:lang w:eastAsia="zh-TW"/>
-        </w:rPr>
-        <w:t xml:space="preserve"> </w:t>
-      </w:r>
-      <w:r>
-        <w:rPr>
-          <w:rFonts w:ascii="Times" w:hAnsi="Times" w:hint="eastAsia"/>
-          <w:lang w:eastAsia="zh-TW"/>
-        </w:rPr>
-        <w:t>怎用得其所</w:t>
+        <w:t>利用數據和算法減低公屋輪候時間</w:t>
       </w:r>
       <w:r>
         <w:rPr>
@@ -2440,14 +2453,28 @@
           <w:rFonts w:ascii="Times" w:hAnsi="Times" w:hint="eastAsia"/>
           <w:lang w:eastAsia="zh-TW"/>
         </w:rPr>
-        <w:t>香港經濟日報</w:t>
-      </w:r>
-      <w:r>
-        <w:rPr>
-          <w:rFonts w:ascii="Times" w:hAnsi="Times" w:hint="eastAsia"/>
-          <w:lang w:eastAsia="zh-TW"/>
-        </w:rPr>
-        <w:t>, 2018-3-18)</w:t>
+        <w:t>香港經濟政策綠皮書</w:t>
+      </w:r>
+      <w:r>
+        <w:rPr>
+          <w:rFonts w:ascii="Times" w:hAnsi="Times" w:hint="eastAsia"/>
+          <w:lang w:eastAsia="zh-TW"/>
+        </w:rPr>
+        <w:t xml:space="preserve">, 2024-1-10, </w:t>
+      </w:r>
+      <w:r>
+        <w:rPr>
+          <w:rFonts w:ascii="Times" w:hAnsi="Times" w:hint="eastAsia"/>
+          <w:lang w:eastAsia="zh-TW"/>
+        </w:rPr>
+        <w:t>與王欣儀和黃美施</w:t>
+      </w:r>
+      <w:r>
+        <w:rPr>
+          <w:rFonts w:ascii="Times" w:hAnsi="Times" w:hint="eastAsia"/>
+          <w:lang w:eastAsia="zh-TW"/>
+        </w:rPr>
+        <w:t>)</w:t>
       </w:r>
     </w:p>
     <w:p>
@@ -2460,6 +2487,119 @@
         <w:spacing w:line="360" w:lineRule="auto"/>
         <w:rPr>
           <w:rFonts w:ascii="Times" w:hAnsi="Times"/>
+          <w:lang w:eastAsia="zh-TW"/>
+        </w:rPr>
+      </w:pPr>
+      <w:r>
+        <w:rPr>
+          <w:rFonts w:ascii="Times" w:hAnsi="Times" w:hint="eastAsia"/>
+          <w:lang w:eastAsia="zh-TW"/>
+        </w:rPr>
+        <w:t>香港房屋危機之謎</w:t>
+      </w:r>
+      <w:r>
+        <w:rPr>
+          <w:rFonts w:ascii="Times" w:hAnsi="Times" w:hint="eastAsia"/>
+          <w:lang w:eastAsia="zh-TW"/>
+        </w:rPr>
+        <w:t xml:space="preserve"> (</w:t>
+      </w:r>
+      <w:r>
+        <w:rPr>
+          <w:rFonts w:ascii="Times" w:hAnsi="Times" w:hint="eastAsia"/>
+          <w:lang w:eastAsia="zh-TW"/>
+        </w:rPr>
+        <w:t>香港經濟政策綠皮書</w:t>
+      </w:r>
+      <w:r>
+        <w:rPr>
+          <w:rFonts w:ascii="Times" w:hAnsi="Times" w:hint="eastAsia"/>
+          <w:lang w:eastAsia="zh-TW"/>
+        </w:rPr>
+        <w:t>, 2022-9-23)</w:t>
+      </w:r>
+    </w:p>
+    <w:p>
+      <w:pPr>
+        <w:pStyle w:val="ListParagraph"/>
+        <w:numPr>
+          <w:ilvl w:val="0"/>
+          <w:numId w:val="1"/>
+        </w:numPr>
+        <w:spacing w:line="360" w:lineRule="auto"/>
+        <w:rPr>
+          <w:rFonts w:ascii="Times" w:hAnsi="Times"/>
+          <w:lang w:eastAsia="zh-TW"/>
+        </w:rPr>
+      </w:pPr>
+      <w:r>
+        <w:rPr>
+          <w:rFonts w:ascii="Times" w:hAnsi="Times" w:hint="eastAsia"/>
+          <w:lang w:eastAsia="zh-TW"/>
+        </w:rPr>
+        <w:lastRenderedPageBreak/>
+        <w:t>預算案</w:t>
+      </w:r>
+      <w:r>
+        <w:rPr>
+          <w:rFonts w:ascii="Times" w:hAnsi="Times" w:hint="eastAsia"/>
+          <w:lang w:eastAsia="zh-TW"/>
+        </w:rPr>
+        <w:t>500</w:t>
+      </w:r>
+      <w:r>
+        <w:rPr>
+          <w:rFonts w:ascii="Times" w:hAnsi="Times" w:hint="eastAsia"/>
+          <w:lang w:eastAsia="zh-TW"/>
+        </w:rPr>
+        <w:t>億推創科</w:t>
+      </w:r>
+      <w:r>
+        <w:rPr>
+          <w:rFonts w:ascii="Times" w:hAnsi="Times" w:hint="eastAsia"/>
+          <w:lang w:eastAsia="zh-TW"/>
+        </w:rPr>
+        <w:t xml:space="preserve"> </w:t>
+      </w:r>
+      <w:r>
+        <w:rPr>
+          <w:rFonts w:ascii="Times" w:hAnsi="Times" w:hint="eastAsia"/>
+          <w:lang w:eastAsia="zh-TW"/>
+        </w:rPr>
+        <w:t>怎用得其所</w:t>
+      </w:r>
+      <w:r>
+        <w:rPr>
+          <w:rFonts w:ascii="Times" w:hAnsi="Times" w:hint="eastAsia"/>
+          <w:lang w:eastAsia="zh-TW"/>
+        </w:rPr>
+        <w:t xml:space="preserve"> (</w:t>
+      </w:r>
+      <w:r>
+        <w:rPr>
+          <w:rFonts w:ascii="Times" w:hAnsi="Times" w:hint="eastAsia"/>
+          <w:lang w:eastAsia="zh-TW"/>
+        </w:rPr>
+        <w:t>香港經濟日報</w:t>
+      </w:r>
+      <w:r>
+        <w:rPr>
+          <w:rFonts w:ascii="Times" w:hAnsi="Times" w:hint="eastAsia"/>
+          <w:lang w:eastAsia="zh-TW"/>
+        </w:rPr>
+        <w:t>, 2018-3-18)</w:t>
+      </w:r>
+    </w:p>
+    <w:p>
+      <w:pPr>
+        <w:pStyle w:val="ListParagraph"/>
+        <w:numPr>
+          <w:ilvl w:val="0"/>
+          <w:numId w:val="1"/>
+        </w:numPr>
+        <w:spacing w:line="360" w:lineRule="auto"/>
+        <w:rPr>
+          <w:rFonts w:ascii="Times" w:hAnsi="Times"/>
           <w:u w:val="single"/>
           <w:lang w:eastAsia="zh-TW"/>
         </w:rPr>
@@ -2469,7 +2609,6 @@
           <w:rFonts w:ascii="Times" w:hAnsi="Times" w:hint="eastAsia"/>
           <w:lang w:eastAsia="zh-TW"/>
         </w:rPr>
-        <w:lastRenderedPageBreak/>
         <w:t>社會面對新挑戰</w:t>
       </w:r>
       <w:r>
@@ -3341,6 +3480,7 @@
         <w:rPr>
           <w:rFonts w:ascii="Times" w:hAnsi="Times"/>
         </w:rPr>
+        <w:lastRenderedPageBreak/>
         <w:t>2018</w:t>
       </w:r>
       <w:r>
@@ -3392,7 +3532,6 @@
         <w:rPr>
           <w:rFonts w:ascii="Times" w:hAnsi="Times"/>
         </w:rPr>
-        <w:lastRenderedPageBreak/>
         <w:t>2011-2012</w:t>
       </w:r>
       <w:r>
@@ -3790,7 +3929,7 @@
 </file>
 
 <file path=word/endnotes.xml><?xml version="1.0" encoding="utf-8"?>
-<w:endnotes xmlns:wpc="http://schemas.microsoft.com/office/word/2010/wordprocessingCanvas" xmlns:cx="http://schemas.microsoft.com/office/drawing/2014/chartex" xmlns:cx1="http://schemas.microsoft.com/office/drawing/2015/9/8/chartex" xmlns:cx2="http://schemas.microsoft.com/office/drawing/2015/10/21/chartex" xmlns:cx3="http://schemas.microsoft.com/office/drawing/2016/5/9/chartex" xmlns:cx4="http://schemas.microsoft.com/office/drawing/2016/5/10/chartex" xmlns:cx5="http://schemas.microsoft.com/office/drawing/2016/5/11/chartex" xmlns:cx6="http://schemas.microsoft.com/office/drawing/2016/5/12/chartex" xmlns:cx7="http://schemas.microsoft.com/office/drawing/2016/5/13/chartex" xmlns:cx8="http://schemas.microsoft.com/office/drawing/2016/5/14/chartex" xmlns:mc="http://schemas.openxmlformats.org/markup-compatibility/2006" xmlns:aink="http://schemas.microsoft.com/office/drawing/2016/ink" xmlns:am3d="http://schemas.microsoft.com/office/drawing/2017/model3d" xmlns:o="urn:schemas-microsoft-com:office:office" xmlns:oel="http://schemas.microsoft.com/office/2019/extlst" xmlns:r="http://schemas.openxmlformats.org/officeDocument/2006/relationships" xmlns:m="http://schemas.openxmlformats.org/officeDocument/2006/math" xmlns:v="urn:schemas-microsoft-com:vml" xmlns:wp14="http://schemas.microsoft.com/office/word/2010/wordprocessingDrawing" xmlns:wp="http://schemas.openxmlformats.org/drawingml/2006/wordprocessingDrawing" xmlns:w10="urn:schemas-microsoft-com:office:word" xmlns:w="http://schemas.openxmlformats.org/wordprocessingml/2006/main" xmlns:w14="http://schemas.microsoft.com/office/word/2010/wordml" xmlns:w15="http://schemas.microsoft.com/office/word/2012/wordml" xmlns:w16cex="http://schemas.microsoft.com/office/word/2018/wordml/cex" xmlns:w16cid="http://schemas.microsoft.com/office/word/2016/wordml/cid" xmlns:w16="http://schemas.microsoft.com/office/word/2018/wordml" xmlns:w16du="http://schemas.microsoft.com/office/word/2023/wordml/word16du" xmlns:w16sdtdh="http://schemas.microsoft.com/office/word/2020/wordml/sdtdatahash" xmlns:w16se="http://schemas.microsoft.com/office/word/2015/wordml/symex" xmlns:wpg="http://schemas.microsoft.com/office/word/2010/wordprocessingGroup" xmlns:wpi="http://schemas.microsoft.com/office/word/2010/wordprocessingInk" xmlns:wne="http://schemas.microsoft.com/office/word/2006/wordml" xmlns:wps="http://schemas.microsoft.com/office/word/2010/wordprocessingShape" mc:Ignorable="w14 w15 w16se w16cid w16 w16cex w16sdtdh w16du wp14">
+<w:endnotes xmlns:wpc="http://schemas.microsoft.com/office/word/2010/wordprocessingCanvas" xmlns:cx="http://schemas.microsoft.com/office/drawing/2014/chartex" xmlns:cx1="http://schemas.microsoft.com/office/drawing/2015/9/8/chartex" xmlns:cx2="http://schemas.microsoft.com/office/drawing/2015/10/21/chartex" xmlns:cx3="http://schemas.microsoft.com/office/drawing/2016/5/9/chartex" xmlns:cx4="http://schemas.microsoft.com/office/drawing/2016/5/10/chartex" xmlns:cx5="http://schemas.microsoft.com/office/drawing/2016/5/11/chartex" xmlns:cx6="http://schemas.microsoft.com/office/drawing/2016/5/12/chartex" xmlns:cx7="http://schemas.microsoft.com/office/drawing/2016/5/13/chartex" xmlns:cx8="http://schemas.microsoft.com/office/drawing/2016/5/14/chartex" xmlns:mc="http://schemas.openxmlformats.org/markup-compatibility/2006" xmlns:aink="http://schemas.microsoft.com/office/drawing/2016/ink" xmlns:am3d="http://schemas.microsoft.com/office/drawing/2017/model3d" xmlns:o="urn:schemas-microsoft-com:office:office" xmlns:oel="http://schemas.microsoft.com/office/2019/extlst" xmlns:r="http://schemas.openxmlformats.org/officeDocument/2006/relationships" xmlns:m="http://schemas.openxmlformats.org/officeDocument/2006/math" xmlns:v="urn:schemas-microsoft-com:vml" xmlns:wp14="http://schemas.microsoft.com/office/word/2010/wordprocessingDrawing" xmlns:wp="http://schemas.openxmlformats.org/drawingml/2006/wordprocessingDrawing" xmlns:w10="urn:schemas-microsoft-com:office:word" xmlns:w="http://schemas.openxmlformats.org/wordprocessingml/2006/main" xmlns:w14="http://schemas.microsoft.com/office/word/2010/wordml" xmlns:w15="http://schemas.microsoft.com/office/word/2012/wordml" xmlns:w16cex="http://schemas.microsoft.com/office/word/2018/wordml/cex" xmlns:w16cid="http://schemas.microsoft.com/office/word/2016/wordml/cid" xmlns:w16="http://schemas.microsoft.com/office/word/2018/wordml" xmlns:w16du="http://schemas.microsoft.com/office/word/2023/wordml/word16du" xmlns:w16sdtdh="http://schemas.microsoft.com/office/word/2020/wordml/sdtdatahash" xmlns:w16sdtfl="http://schemas.microsoft.com/office/word/2024/wordml/sdtformatlock" xmlns:w16se="http://schemas.microsoft.com/office/word/2015/wordml/symex" xmlns:wpg="http://schemas.microsoft.com/office/word/2010/wordprocessingGroup" xmlns:wpi="http://schemas.microsoft.com/office/word/2010/wordprocessingInk" xmlns:wne="http://schemas.microsoft.com/office/word/2006/wordml" xmlns:wps="http://schemas.microsoft.com/office/word/2010/wordprocessingShape" mc:Ignorable="w14 w15 w16se w16cid w16 w16cex w16sdtdh w16sdtfl w16du wp14">
   <w:endnote w:type="separator" w:id="-1">
     <w:p>
       <w:r>
@@ -3809,7 +3948,7 @@
 </file>
 
 <file path=word/footnotes.xml><?xml version="1.0" encoding="utf-8"?>
-<w:footnotes xmlns:wpc="http://schemas.microsoft.com/office/word/2010/wordprocessingCanvas" xmlns:cx="http://schemas.microsoft.com/office/drawing/2014/chartex" xmlns:cx1="http://schemas.microsoft.com/office/drawing/2015/9/8/chartex" xmlns:cx2="http://schemas.microsoft.com/office/drawing/2015/10/21/chartex" xmlns:cx3="http://schemas.microsoft.com/office/drawing/2016/5/9/chartex" xmlns:cx4="http://schemas.microsoft.com/office/drawing/2016/5/10/chartex" xmlns:cx5="http://schemas.microsoft.com/office/drawing/2016/5/11/chartex" xmlns:cx6="http://schemas.microsoft.com/office/drawing/2016/5/12/chartex" xmlns:cx7="http://schemas.microsoft.com/office/drawing/2016/5/13/chartex" xmlns:cx8="http://schemas.microsoft.com/office/drawing/2016/5/14/chartex" xmlns:mc="http://schemas.openxmlformats.org/markup-compatibility/2006" xmlns:aink="http://schemas.microsoft.com/office/drawing/2016/ink" xmlns:am3d="http://schemas.microsoft.com/office/drawing/2017/model3d" xmlns:o="urn:schemas-microsoft-com:office:office" xmlns:oel="http://schemas.microsoft.com/office/2019/extlst" xmlns:r="http://schemas.openxmlformats.org/officeDocument/2006/relationships" xmlns:m="http://schemas.openxmlformats.org/officeDocument/2006/math" xmlns:v="urn:schemas-microsoft-com:vml" xmlns:wp14="http://schemas.microsoft.com/office/word/2010/wordprocessingDrawing" xmlns:wp="http://schemas.openxmlformats.org/drawingml/2006/wordprocessingDrawing" xmlns:w10="urn:schemas-microsoft-com:office:word" xmlns:w="http://schemas.openxmlformats.org/wordprocessingml/2006/main" xmlns:w14="http://schemas.microsoft.com/office/word/2010/wordml" xmlns:w15="http://schemas.microsoft.com/office/word/2012/wordml" xmlns:w16cex="http://schemas.microsoft.com/office/word/2018/wordml/cex" xmlns:w16cid="http://schemas.microsoft.com/office/word/2016/wordml/cid" xmlns:w16="http://schemas.microsoft.com/office/word/2018/wordml" xmlns:w16du="http://schemas.microsoft.com/office/word/2023/wordml/word16du" xmlns:w16sdtdh="http://schemas.microsoft.com/office/word/2020/wordml/sdtdatahash" xmlns:w16se="http://schemas.microsoft.com/office/word/2015/wordml/symex" xmlns:wpg="http://schemas.microsoft.com/office/word/2010/wordprocessingGroup" xmlns:wpi="http://schemas.microsoft.com/office/word/2010/wordprocessingInk" xmlns:wne="http://schemas.microsoft.com/office/word/2006/wordml" xmlns:wps="http://schemas.microsoft.com/office/word/2010/wordprocessingShape" mc:Ignorable="w14 w15 w16se w16cid w16 w16cex w16sdtdh w16du wp14">
+<w:footnotes xmlns:wpc="http://schemas.microsoft.com/office/word/2010/wordprocessingCanvas" xmlns:cx="http://schemas.microsoft.com/office/drawing/2014/chartex" xmlns:cx1="http://schemas.microsoft.com/office/drawing/2015/9/8/chartex" xmlns:cx2="http://schemas.microsoft.com/office/drawing/2015/10/21/chartex" xmlns:cx3="http://schemas.microsoft.com/office/drawing/2016/5/9/chartex" xmlns:cx4="http://schemas.microsoft.com/office/drawing/2016/5/10/chartex" xmlns:cx5="http://schemas.microsoft.com/office/drawing/2016/5/11/chartex" xmlns:cx6="http://schemas.microsoft.com/office/drawing/2016/5/12/chartex" xmlns:cx7="http://schemas.microsoft.com/office/drawing/2016/5/13/chartex" xmlns:cx8="http://schemas.microsoft.com/office/drawing/2016/5/14/chartex" xmlns:mc="http://schemas.openxmlformats.org/markup-compatibility/2006" xmlns:aink="http://schemas.microsoft.com/office/drawing/2016/ink" xmlns:am3d="http://schemas.microsoft.com/office/drawing/2017/model3d" xmlns:o="urn:schemas-microsoft-com:office:office" xmlns:oel="http://schemas.microsoft.com/office/2019/extlst" xmlns:r="http://schemas.openxmlformats.org/officeDocument/2006/relationships" xmlns:m="http://schemas.openxmlformats.org/officeDocument/2006/math" xmlns:v="urn:schemas-microsoft-com:vml" xmlns:wp14="http://schemas.microsoft.com/office/word/2010/wordprocessingDrawing" xmlns:wp="http://schemas.openxmlformats.org/drawingml/2006/wordprocessingDrawing" xmlns:w10="urn:schemas-microsoft-com:office:word" xmlns:w="http://schemas.openxmlformats.org/wordprocessingml/2006/main" xmlns:w14="http://schemas.microsoft.com/office/word/2010/wordml" xmlns:w15="http://schemas.microsoft.com/office/word/2012/wordml" xmlns:w16cex="http://schemas.microsoft.com/office/word/2018/wordml/cex" xmlns:w16cid="http://schemas.microsoft.com/office/word/2016/wordml/cid" xmlns:w16="http://schemas.microsoft.com/office/word/2018/wordml" xmlns:w16du="http://schemas.microsoft.com/office/word/2023/wordml/word16du" xmlns:w16sdtdh="http://schemas.microsoft.com/office/word/2020/wordml/sdtdatahash" xmlns:w16sdtfl="http://schemas.microsoft.com/office/word/2024/wordml/sdtformatlock" xmlns:w16se="http://schemas.microsoft.com/office/word/2015/wordml/symex" xmlns:wpg="http://schemas.microsoft.com/office/word/2010/wordprocessingGroup" xmlns:wpi="http://schemas.microsoft.com/office/word/2010/wordprocessingInk" xmlns:wne="http://schemas.microsoft.com/office/word/2006/wordml" xmlns:wps="http://schemas.microsoft.com/office/word/2010/wordprocessingShape" mc:Ignorable="w14 w15 w16se w16cid w16 w16cex w16sdtdh w16sdtfl w16du wp14">
   <w:footnote w:type="separator" w:id="-1">
     <w:p>
       <w:r>
@@ -3828,7 +3967,7 @@
 </file>
 
 <file path=word/numbering.xml><?xml version="1.0" encoding="utf-8"?>
-<w:numbering xmlns:wpc="http://schemas.microsoft.com/office/word/2010/wordprocessingCanvas" xmlns:cx="http://schemas.microsoft.com/office/drawing/2014/chartex" xmlns:cx1="http://schemas.microsoft.com/office/drawing/2015/9/8/chartex" xmlns:cx2="http://schemas.microsoft.com/office/drawing/2015/10/21/chartex" xmlns:cx3="http://schemas.microsoft.com/office/drawing/2016/5/9/chartex" xmlns:cx4="http://schemas.microsoft.com/office/drawing/2016/5/10/chartex" xmlns:cx5="http://schemas.microsoft.com/office/drawing/2016/5/11/chartex" xmlns:cx6="http://schemas.microsoft.com/office/drawing/2016/5/12/chartex" xmlns:cx7="http://schemas.microsoft.com/office/drawing/2016/5/13/chartex" xmlns:cx8="http://schemas.microsoft.com/office/drawing/2016/5/14/chartex" xmlns:mc="http://schemas.openxmlformats.org/markup-compatibility/2006" xmlns:aink="http://schemas.microsoft.com/office/drawing/2016/ink" xmlns:am3d="http://schemas.microsoft.com/office/drawing/2017/model3d" xmlns:o="urn:schemas-microsoft-com:office:office" xmlns:oel="http://schemas.microsoft.com/office/2019/extlst" xmlns:r="http://schemas.openxmlformats.org/officeDocument/2006/relationships" xmlns:m="http://schemas.openxmlformats.org/officeDocument/2006/math" xmlns:v="urn:schemas-microsoft-com:vml" xmlns:wp14="http://schemas.microsoft.com/office/word/2010/wordprocessingDrawing" xmlns:wp="http://schemas.openxmlformats.org/drawingml/2006/wordprocessingDrawing" xmlns:w10="urn:schemas-microsoft-com:office:word" xmlns:w="http://schemas.openxmlformats.org/wordprocessingml/2006/main" xmlns:w14="http://schemas.microsoft.com/office/word/2010/wordml" xmlns:w15="http://schemas.microsoft.com/office/word/2012/wordml" xmlns:w16cex="http://schemas.microsoft.com/office/word/2018/wordml/cex" xmlns:w16cid="http://schemas.microsoft.com/office/word/2016/wordml/cid" xmlns:w16="http://schemas.microsoft.com/office/word/2018/wordml" xmlns:w16du="http://schemas.microsoft.com/office/word/2023/wordml/word16du" xmlns:w16sdtdh="http://schemas.microsoft.com/office/word/2020/wordml/sdtdatahash" xmlns:w16se="http://schemas.microsoft.com/office/word/2015/wordml/symex" xmlns:wpg="http://schemas.microsoft.com/office/word/2010/wordprocessingGroup" xmlns:wpi="http://schemas.microsoft.com/office/word/2010/wordprocessingInk" xmlns:wne="http://schemas.microsoft.com/office/word/2006/wordml" xmlns:wps="http://schemas.microsoft.com/office/word/2010/wordprocessingShape" mc:Ignorable="w14 w15 w16se w16cid w16 w16cex w16sdtdh w16du wp14">
+<w:numbering xmlns:wpc="http://schemas.microsoft.com/office/word/2010/wordprocessingCanvas" xmlns:cx="http://schemas.microsoft.com/office/drawing/2014/chartex" xmlns:cx1="http://schemas.microsoft.com/office/drawing/2015/9/8/chartex" xmlns:cx2="http://schemas.microsoft.com/office/drawing/2015/10/21/chartex" xmlns:cx3="http://schemas.microsoft.com/office/drawing/2016/5/9/chartex" xmlns:cx4="http://schemas.microsoft.com/office/drawing/2016/5/10/chartex" xmlns:cx5="http://schemas.microsoft.com/office/drawing/2016/5/11/chartex" xmlns:cx6="http://schemas.microsoft.com/office/drawing/2016/5/12/chartex" xmlns:cx7="http://schemas.microsoft.com/office/drawing/2016/5/13/chartex" xmlns:cx8="http://schemas.microsoft.com/office/drawing/2016/5/14/chartex" xmlns:mc="http://schemas.openxmlformats.org/markup-compatibility/2006" xmlns:aink="http://schemas.microsoft.com/office/drawing/2016/ink" xmlns:am3d="http://schemas.microsoft.com/office/drawing/2017/model3d" xmlns:o="urn:schemas-microsoft-com:office:office" xmlns:oel="http://schemas.microsoft.com/office/2019/extlst" xmlns:r="http://schemas.openxmlformats.org/officeDocument/2006/relationships" xmlns:m="http://schemas.openxmlformats.org/officeDocument/2006/math" xmlns:v="urn:schemas-microsoft-com:vml" xmlns:wp14="http://schemas.microsoft.com/office/word/2010/wordprocessingDrawing" xmlns:wp="http://schemas.openxmlformats.org/drawingml/2006/wordprocessingDrawing" xmlns:w10="urn:schemas-microsoft-com:office:word" xmlns:w="http://schemas.openxmlformats.org/wordprocessingml/2006/main" xmlns:w14="http://schemas.microsoft.com/office/word/2010/wordml" xmlns:w15="http://schemas.microsoft.com/office/word/2012/wordml" xmlns:w16cex="http://schemas.microsoft.com/office/word/2018/wordml/cex" xmlns:w16cid="http://schemas.microsoft.com/office/word/2016/wordml/cid" xmlns:w16="http://schemas.microsoft.com/office/word/2018/wordml" xmlns:w16du="http://schemas.microsoft.com/office/word/2023/wordml/word16du" xmlns:w16sdtdh="http://schemas.microsoft.com/office/word/2020/wordml/sdtdatahash" xmlns:w16sdtfl="http://schemas.microsoft.com/office/word/2024/wordml/sdtformatlock" xmlns:w16se="http://schemas.microsoft.com/office/word/2015/wordml/symex" xmlns:wpg="http://schemas.microsoft.com/office/word/2010/wordprocessingGroup" xmlns:wpi="http://schemas.microsoft.com/office/word/2010/wordprocessingInk" xmlns:wne="http://schemas.microsoft.com/office/word/2006/wordml" xmlns:wps="http://schemas.microsoft.com/office/word/2010/wordprocessingShape" mc:Ignorable="w14 w15 w16se w16cid w16 w16cex w16sdtdh w16sdtfl w16du wp14">
   <w:abstractNum w:abstractNumId="0" w15:restartNumberingAfterBreak="0">
     <w:nsid w:val="04C11CFF"/>
     <w:multiLevelType w:val="multilevel"/>
@@ -4468,7 +4607,7 @@
 </file>
 
 <file path=word/styles.xml><?xml version="1.0" encoding="utf-8"?>
-<w:styles xmlns:mc="http://schemas.openxmlformats.org/markup-compatibility/2006" xmlns:r="http://schemas.openxmlformats.org/officeDocument/2006/relationships" xmlns:w="http://schemas.openxmlformats.org/wordprocessingml/2006/main" xmlns:w14="http://schemas.microsoft.com/office/word/2010/wordml" xmlns:w15="http://schemas.microsoft.com/office/word/2012/wordml" xmlns:w16cex="http://schemas.microsoft.com/office/word/2018/wordml/cex" xmlns:w16cid="http://schemas.microsoft.com/office/word/2016/wordml/cid" xmlns:w16="http://schemas.microsoft.com/office/word/2018/wordml" xmlns:w16du="http://schemas.microsoft.com/office/word/2023/wordml/word16du" xmlns:w16sdtdh="http://schemas.microsoft.com/office/word/2020/wordml/sdtdatahash" xmlns:w16se="http://schemas.microsoft.com/office/word/2015/wordml/symex" mc:Ignorable="w14 w15 w16se w16cid w16 w16cex w16sdtdh w16du">
+<w:styles xmlns:mc="http://schemas.openxmlformats.org/markup-compatibility/2006" xmlns:r="http://schemas.openxmlformats.org/officeDocument/2006/relationships" xmlns:w="http://schemas.openxmlformats.org/wordprocessingml/2006/main" xmlns:w14="http://schemas.microsoft.com/office/word/2010/wordml" xmlns:w15="http://schemas.microsoft.com/office/word/2012/wordml" xmlns:w16cex="http://schemas.microsoft.com/office/word/2018/wordml/cex" xmlns:w16cid="http://schemas.microsoft.com/office/word/2016/wordml/cid" xmlns:w16="http://schemas.microsoft.com/office/word/2018/wordml" xmlns:w16du="http://schemas.microsoft.com/office/word/2023/wordml/word16du" xmlns:w16sdtdh="http://schemas.microsoft.com/office/word/2020/wordml/sdtdatahash" xmlns:w16sdtfl="http://schemas.microsoft.com/office/word/2024/wordml/sdtformatlock" xmlns:w16se="http://schemas.microsoft.com/office/word/2015/wordml/symex" mc:Ignorable="w14 w15 w16se w16cid w16 w16cex w16sdtdh w16sdtfl w16du">
   <w:docDefaults>
     <w:rPrDefault>
       <w:rPr>

--- a/static/CV.docx
+++ b/static/CV.docx
@@ -1211,7 +1211,7 @@
         <w:rPr>
           <w:rFonts w:ascii="Times" w:hAnsi="Times"/>
         </w:rPr>
-        <w:t>Money and Barter in the Field: Evidence from the Life and Death of a Digital Currency</w:t>
+        <w:t>Money and Barter in the Field</w:t>
       </w:r>
       <w:r>
         <w:rPr>
@@ -1334,7 +1334,7 @@
         <w:spacing w:after="120" w:line="276" w:lineRule="auto"/>
         <w:contextualSpacing w:val="0"/>
         <w:rPr>
-          <w:rFonts w:ascii="Times" w:hAnsi="Times" w:hint="eastAsia"/>
+          <w:rFonts w:ascii="Times" w:hAnsi="Times"/>
         </w:rPr>
       </w:pPr>
       <w:r>
@@ -1539,51 +1539,39 @@
         <w:rPr>
           <w:rFonts w:ascii="Times" w:hAnsi="Times"/>
         </w:rPr>
-        <w:t>Anatomy of a Housing Affordability Crisis: Hong Kong, 2001-2021</w:t>
-      </w:r>
-      <w:r>
-        <w:rPr>
-          <w:rFonts w:ascii="Times" w:hAnsi="Times"/>
-        </w:rPr>
-        <w:t xml:space="preserve">” (Hong Kong Economic Policy Green Paper, </w:t>
-      </w:r>
-      <w:r>
-        <w:rPr>
-          <w:rFonts w:ascii="Times" w:hAnsi="Times"/>
-        </w:rPr>
-        <w:t xml:space="preserve">January </w:t>
-      </w:r>
-      <w:r>
-        <w:rPr>
-          <w:rFonts w:ascii="Times" w:hAnsi="Times"/>
-        </w:rPr>
-        <w:t>202</w:t>
-      </w:r>
-      <w:r>
-        <w:rPr>
-          <w:rFonts w:ascii="Times" w:hAnsi="Times" w:hint="eastAsia"/>
-          <w:lang w:eastAsia="zh-TW"/>
-        </w:rPr>
-        <w:t>5</w:t>
-      </w:r>
-      <w:r>
-        <w:rPr>
-          <w:rFonts w:ascii="Times" w:hAnsi="Times"/>
-        </w:rPr>
-        <w:t xml:space="preserve">, joint with </w:t>
-      </w:r>
-      <w:r>
-        <w:rPr>
-          <w:rFonts w:ascii="Times" w:hAnsi="Times" w:hint="eastAsia"/>
-          <w:lang w:eastAsia="zh-TW"/>
-        </w:rPr>
-        <w:t>Jimmy Ho and Yulin Hong</w:t>
-      </w:r>
+        <w:t>How Hong Kong can reimagine its greatest asset: people’s homes</w:t>
+      </w:r>
+      <w:r>
+        <w:rPr>
+          <w:rFonts w:ascii="Times" w:hAnsi="Times"/>
+        </w:rPr>
+        <w:t>”</w:t>
+      </w:r>
+      <w:r>
+        <w:rPr>
+          <w:rFonts w:ascii="Times" w:hAnsi="Times"/>
+        </w:rPr>
+        <w:t xml:space="preserve"> (South China Morning Post, 2025-4-5, with Alex </w:t>
+      </w:r>
+      <w:proofErr w:type="spellStart"/>
+      <w:r>
+        <w:rPr>
+          <w:rFonts w:ascii="Times" w:hAnsi="Times"/>
+        </w:rPr>
+        <w:t>Ngau</w:t>
+      </w:r>
+      <w:proofErr w:type="spellEnd"/>
       <w:r>
         <w:rPr>
           <w:rFonts w:ascii="Times" w:hAnsi="Times"/>
         </w:rPr>
         <w:t>)</w:t>
+      </w:r>
+      <w:r>
+        <w:rPr>
+          <w:rFonts w:ascii="Times" w:hAnsi="Times"/>
+        </w:rPr>
+        <w:t xml:space="preserve"> </w:t>
       </w:r>
     </w:p>
     <w:p>
@@ -1609,31 +1597,51 @@
         <w:rPr>
           <w:rFonts w:ascii="Times" w:hAnsi="Times"/>
         </w:rPr>
-        <w:t>Hong Kong’s economic recovery hinges on having enough adequate housing</w:t>
-      </w:r>
-      <w:r>
-        <w:rPr>
-          <w:rFonts w:ascii="Times" w:hAnsi="Times"/>
-        </w:rPr>
-        <w:t>”</w:t>
-      </w:r>
-      <w:r>
-        <w:rPr>
-          <w:rFonts w:ascii="Times" w:hAnsi="Times"/>
-        </w:rPr>
-        <w:t xml:space="preserve"> (South China Morning Post, </w:t>
-      </w:r>
-      <w:r>
-        <w:rPr>
-          <w:rFonts w:ascii="Times" w:hAnsi="Times"/>
-        </w:rPr>
-        <w:t xml:space="preserve">August </w:t>
-      </w:r>
-      <w:r>
-        <w:rPr>
-          <w:rFonts w:ascii="Times" w:hAnsi="Times"/>
-        </w:rPr>
-        <w:t xml:space="preserve">2024) </w:t>
+        <w:t>Anatomy of a Housing Affordability Crisis: Hong Kong, 2001-2021</w:t>
+      </w:r>
+      <w:r>
+        <w:rPr>
+          <w:rFonts w:ascii="Times" w:hAnsi="Times"/>
+        </w:rPr>
+        <w:t xml:space="preserve">” (Hong Kong Economic Policy Green Paper, </w:t>
+      </w:r>
+      <w:r>
+        <w:rPr>
+          <w:rFonts w:ascii="Times" w:hAnsi="Times"/>
+        </w:rPr>
+        <w:t xml:space="preserve">January </w:t>
+      </w:r>
+      <w:r>
+        <w:rPr>
+          <w:rFonts w:ascii="Times" w:hAnsi="Times"/>
+        </w:rPr>
+        <w:t>202</w:t>
+      </w:r>
+      <w:r>
+        <w:rPr>
+          <w:rFonts w:ascii="Times" w:hAnsi="Times" w:hint="eastAsia"/>
+          <w:lang w:eastAsia="zh-TW"/>
+        </w:rPr>
+        <w:t>5</w:t>
+      </w:r>
+      <w:r>
+        <w:rPr>
+          <w:rFonts w:ascii="Times" w:hAnsi="Times"/>
+        </w:rPr>
+        <w:t xml:space="preserve">, joint with </w:t>
+      </w:r>
+      <w:r>
+        <w:rPr>
+          <w:rFonts w:ascii="Times" w:hAnsi="Times" w:hint="eastAsia"/>
+          <w:lang w:eastAsia="zh-TW"/>
+        </w:rPr>
+        <w:t>Jimmy Ho and Yulin Hong</w:t>
+      </w:r>
+      <w:r>
+        <w:rPr>
+          <w:rFonts w:ascii="Times" w:hAnsi="Times"/>
+        </w:rPr>
+        <w:t>)</w:t>
       </w:r>
     </w:p>
     <w:p>
@@ -1659,13 +1667,31 @@
         <w:rPr>
           <w:rFonts w:ascii="Times" w:hAnsi="Times"/>
         </w:rPr>
-        <w:t>Hong Kong must stop letting the well-off hog public rental housing</w:t>
-      </w:r>
-      <w:r>
-        <w:rPr>
-          <w:rFonts w:ascii="Times" w:hAnsi="Times"/>
-        </w:rPr>
-        <w:t>” (South China Morning Post, 2024)</w:t>
+        <w:t>Hong Kong’s economic recovery hinges on having enough adequate housing</w:t>
+      </w:r>
+      <w:r>
+        <w:rPr>
+          <w:rFonts w:ascii="Times" w:hAnsi="Times"/>
+        </w:rPr>
+        <w:t>”</w:t>
+      </w:r>
+      <w:r>
+        <w:rPr>
+          <w:rFonts w:ascii="Times" w:hAnsi="Times"/>
+        </w:rPr>
+        <w:t xml:space="preserve"> (South China Morning Post, </w:t>
+      </w:r>
+      <w:r>
+        <w:rPr>
+          <w:rFonts w:ascii="Times" w:hAnsi="Times"/>
+        </w:rPr>
+        <w:t xml:space="preserve">August </w:t>
+      </w:r>
+      <w:r>
+        <w:rPr>
+          <w:rFonts w:ascii="Times" w:hAnsi="Times"/>
+        </w:rPr>
+        <w:t xml:space="preserve">2024) </w:t>
       </w:r>
     </w:p>
     <w:p>
@@ -1691,61 +1717,13 @@
         <w:rPr>
           <w:rFonts w:ascii="Times" w:hAnsi="Times"/>
         </w:rPr>
-        <w:t>The Solution to</w:t>
-      </w:r>
-      <w:r>
-        <w:rPr>
-          <w:rFonts w:ascii="Times" w:hAnsi="Times"/>
-        </w:rPr>
-        <w:t xml:space="preserve"> Hong Kong</w:t>
-      </w:r>
-      <w:r>
-        <w:rPr>
-          <w:rFonts w:ascii="Times" w:hAnsi="Times"/>
-        </w:rPr>
-        <w:t xml:space="preserve">’s </w:t>
-      </w:r>
-      <w:r>
-        <w:rPr>
-          <w:rFonts w:ascii="Times" w:hAnsi="Times"/>
-        </w:rPr>
-        <w:t xml:space="preserve">Subdivided </w:t>
-      </w:r>
-      <w:r>
-        <w:rPr>
-          <w:rFonts w:ascii="Times" w:hAnsi="Times"/>
-        </w:rPr>
-        <w:t>Housing Crisis</w:t>
-      </w:r>
-      <w:r>
-        <w:rPr>
-          <w:rFonts w:ascii="Times" w:hAnsi="Times"/>
-        </w:rPr>
-        <w:t xml:space="preserve">” (Hong Kong Economic </w:t>
-      </w:r>
-      <w:r>
-        <w:rPr>
-          <w:rFonts w:ascii="Times" w:hAnsi="Times"/>
-        </w:rPr>
-        <w:t>Journal</w:t>
-      </w:r>
-      <w:r>
-        <w:rPr>
-          <w:rFonts w:ascii="Times" w:hAnsi="Times"/>
-        </w:rPr>
-        <w:t xml:space="preserve">, </w:t>
-      </w:r>
-      <w:r>
-        <w:rPr>
-          <w:rFonts w:ascii="Times" w:hAnsi="Times"/>
-        </w:rPr>
-        <w:t xml:space="preserve">February </w:t>
-      </w:r>
-      <w:r>
-        <w:rPr>
-          <w:rFonts w:ascii="Times" w:hAnsi="Times"/>
-        </w:rPr>
-        <w:t>2024)</w:t>
+        <w:t>Hong Kong must stop letting the well-off hog public rental housing</w:t>
+      </w:r>
+      <w:r>
+        <w:rPr>
+          <w:rFonts w:ascii="Times" w:hAnsi="Times"/>
+        </w:rPr>
+        <w:t>” (South China Morning Post, 2024)</w:t>
       </w:r>
     </w:p>
     <w:p>
@@ -1765,33 +1743,67 @@
         <w:rPr>
           <w:rFonts w:ascii="Times" w:hAnsi="Times"/>
         </w:rPr>
-        <w:t xml:space="preserve">“Brain Drain, Brain Gain, and The Future of Hong Kong: Evidence from LinkedIn Profiles” (Hong Kong Economic Policy Green Paper, </w:t>
-      </w:r>
-      <w:r>
-        <w:rPr>
-          <w:rFonts w:ascii="Times" w:hAnsi="Times"/>
-        </w:rPr>
-        <w:t xml:space="preserve">January </w:t>
-      </w:r>
-      <w:r>
-        <w:rPr>
-          <w:rFonts w:ascii="Times" w:hAnsi="Times"/>
-        </w:rPr>
-        <w:t xml:space="preserve">2024, joint with Alan Kwan and </w:t>
-      </w:r>
-      <w:proofErr w:type="spellStart"/>
-      <w:r>
-        <w:rPr>
-          <w:rFonts w:ascii="Times" w:hAnsi="Times"/>
-        </w:rPr>
-        <w:t>Heiwai</w:t>
-      </w:r>
-      <w:proofErr w:type="spellEnd"/>
-      <w:r>
-        <w:rPr>
-          <w:rFonts w:ascii="Times" w:hAnsi="Times"/>
-        </w:rPr>
-        <w:t xml:space="preserve"> Tang)</w:t>
+        <w:t>“</w:t>
+      </w:r>
+      <w:r>
+        <w:rPr>
+          <w:rFonts w:ascii="Times" w:hAnsi="Times"/>
+        </w:rPr>
+        <w:t>The Solution to</w:t>
+      </w:r>
+      <w:r>
+        <w:rPr>
+          <w:rFonts w:ascii="Times" w:hAnsi="Times"/>
+        </w:rPr>
+        <w:t xml:space="preserve"> Hong Kong</w:t>
+      </w:r>
+      <w:r>
+        <w:rPr>
+          <w:rFonts w:ascii="Times" w:hAnsi="Times"/>
+        </w:rPr>
+        <w:t xml:space="preserve">’s </w:t>
+      </w:r>
+      <w:r>
+        <w:rPr>
+          <w:rFonts w:ascii="Times" w:hAnsi="Times"/>
+        </w:rPr>
+        <w:t xml:space="preserve">Subdivided </w:t>
+      </w:r>
+      <w:r>
+        <w:rPr>
+          <w:rFonts w:ascii="Times" w:hAnsi="Times"/>
+        </w:rPr>
+        <w:t>Housing Crisis</w:t>
+      </w:r>
+      <w:r>
+        <w:rPr>
+          <w:rFonts w:ascii="Times" w:hAnsi="Times"/>
+        </w:rPr>
+        <w:t xml:space="preserve">” (Hong Kong Economic </w:t>
+      </w:r>
+      <w:r>
+        <w:rPr>
+          <w:rFonts w:ascii="Times" w:hAnsi="Times"/>
+        </w:rPr>
+        <w:t>Journal</w:t>
+      </w:r>
+      <w:r>
+        <w:rPr>
+          <w:rFonts w:ascii="Times" w:hAnsi="Times"/>
+        </w:rPr>
+        <w:t xml:space="preserve">, </w:t>
+      </w:r>
+      <w:r>
+        <w:rPr>
+          <w:rFonts w:ascii="Times" w:hAnsi="Times"/>
+        </w:rPr>
+        <w:t xml:space="preserve">February </w:t>
+      </w:r>
+      <w:r>
+        <w:rPr>
+          <w:rFonts w:ascii="Times" w:hAnsi="Times"/>
+        </w:rPr>
+        <w:t>2024)</w:t>
       </w:r>
     </w:p>
     <w:p>
@@ -1811,7 +1823,7 @@
         <w:rPr>
           <w:rFonts w:ascii="Times" w:hAnsi="Times"/>
         </w:rPr>
-        <w:t xml:space="preserve">“Using Data and Algorithms to Reduce Public Housing Wait Times” (Hong Kong Economic Policy Green Paper, </w:t>
+        <w:t xml:space="preserve">“Brain Drain, Brain Gain, and The Future of Hong Kong: Evidence from LinkedIn Profiles” (Hong Kong Economic Policy Green Paper, </w:t>
       </w:r>
       <w:r>
         <w:rPr>
@@ -1823,7 +1835,21 @@
         <w:rPr>
           <w:rFonts w:ascii="Times" w:hAnsi="Times"/>
         </w:rPr>
-        <w:t>2024, joint with Shing-Yi Wang and Maisy Wong)</w:t>
+        <w:t xml:space="preserve">2024, joint with Alan Kwan and </w:t>
+      </w:r>
+      <w:proofErr w:type="spellStart"/>
+      <w:r>
+        <w:rPr>
+          <w:rFonts w:ascii="Times" w:hAnsi="Times"/>
+        </w:rPr>
+        <w:t>Heiwai</w:t>
+      </w:r>
+      <w:proofErr w:type="spellEnd"/>
+      <w:r>
+        <w:rPr>
+          <w:rFonts w:ascii="Times" w:hAnsi="Times"/>
+        </w:rPr>
+        <w:t xml:space="preserve"> Tang)</w:t>
       </w:r>
     </w:p>
     <w:p>
@@ -1843,46 +1869,19 @@
         <w:rPr>
           <w:rFonts w:ascii="Times" w:hAnsi="Times"/>
         </w:rPr>
-        <w:t>“What Caused Hong Kong’s Housing Crisis?” (Hong Kong Economic Policy Green Paper, 2022)</w:t>
-      </w:r>
-    </w:p>
-    <w:p>
-      <w:pPr>
-        <w:spacing w:after="120" w:line="276" w:lineRule="auto"/>
-        <w:rPr>
-          <w:rFonts w:ascii="Times" w:hAnsi="Times"/>
-          <w:lang w:eastAsia="zh-TW"/>
-        </w:rPr>
-      </w:pPr>
-    </w:p>
-    <w:p>
-      <w:pPr>
-        <w:spacing w:line="360" w:lineRule="auto"/>
-        <w:rPr>
-          <w:rFonts w:ascii="Times" w:hAnsi="Times"/>
-          <w:b/>
-          <w:bCs/>
-          <w:sz w:val="4"/>
-          <w:szCs w:val="4"/>
-          <w:lang w:eastAsia="zh-TW"/>
-        </w:rPr>
-      </w:pPr>
-      <w:r>
-        <w:rPr>
-          <w:rFonts w:ascii="Times" w:hAnsi="Times"/>
-          <w:b/>
-          <w:bCs/>
-        </w:rPr>
-        <w:t>POLICY ARTICLES</w:t>
-      </w:r>
-      <w:r>
-        <w:rPr>
-          <w:rFonts w:ascii="Times" w:hAnsi="Times" w:hint="eastAsia"/>
-          <w:b/>
-          <w:bCs/>
-          <w:lang w:eastAsia="zh-TW"/>
-        </w:rPr>
-        <w:t xml:space="preserve"> (CHINESE)</w:t>
+        <w:t xml:space="preserve">“Using Data and Algorithms to Reduce Public Housing Wait Times” (Hong Kong Economic Policy Green Paper, </w:t>
+      </w:r>
+      <w:r>
+        <w:rPr>
+          <w:rFonts w:ascii="Times" w:hAnsi="Times"/>
+        </w:rPr>
+        <w:t xml:space="preserve">January </w:t>
+      </w:r>
+      <w:r>
+        <w:rPr>
+          <w:rFonts w:ascii="Times" w:hAnsi="Times"/>
+        </w:rPr>
+        <w:t>2024, joint with Shing-Yi Wang and Maisy Wong)</w:t>
       </w:r>
     </w:p>
     <w:p>
@@ -1892,78 +1891,56 @@
           <w:ilvl w:val="0"/>
           <w:numId w:val="1"/>
         </w:numPr>
-        <w:spacing w:line="360" w:lineRule="auto"/>
-        <w:rPr>
-          <w:rFonts w:ascii="Times" w:hAnsi="Times" w:hint="eastAsia"/>
-          <w:lang w:eastAsia="zh-TW"/>
-        </w:rPr>
-      </w:pPr>
-      <w:r>
-        <w:rPr>
-          <w:rFonts w:ascii="Times" w:hAnsi="Times" w:hint="eastAsia"/>
-          <w:lang w:eastAsia="zh-TW"/>
-        </w:rPr>
-        <w:t>香港經濟面臨長期衰退</w:t>
-      </w:r>
-      <w:r>
-        <w:rPr>
-          <w:rFonts w:ascii="Times" w:hAnsi="Times"/>
-          <w:lang w:eastAsia="zh-TW"/>
-        </w:rPr>
-        <w:t xml:space="preserve"> </w:t>
-      </w:r>
-      <w:r>
-        <w:rPr>
-          <w:rFonts w:ascii="Times" w:hAnsi="Times" w:hint="eastAsia"/>
-          <w:lang w:eastAsia="zh-TW"/>
-        </w:rPr>
-        <w:t>房策須全面改革（下）</w:t>
-      </w:r>
-      <w:r>
-        <w:rPr>
-          <w:rFonts w:ascii="Times" w:hAnsi="Times"/>
-          <w:lang w:eastAsia="zh-TW"/>
-        </w:rPr>
-        <w:t xml:space="preserve"> (</w:t>
-      </w:r>
-      <w:proofErr w:type="spellStart"/>
-      <w:r>
-        <w:rPr>
-          <w:rFonts w:ascii="Times" w:hAnsi="Times" w:hint="eastAsia"/>
-          <w:lang w:eastAsia="zh-TW"/>
-        </w:rPr>
-        <w:t>明報</w:t>
-      </w:r>
-      <w:proofErr w:type="spellEnd"/>
-      <w:r>
-        <w:rPr>
-          <w:rFonts w:ascii="Times" w:hAnsi="Times"/>
-          <w:lang w:eastAsia="zh-TW"/>
-        </w:rPr>
-        <w:t xml:space="preserve">, 2025-3-21, </w:t>
-      </w:r>
-      <w:proofErr w:type="spellStart"/>
-      <w:r>
-        <w:rPr>
-          <w:rFonts w:ascii="Times" w:hAnsi="Times" w:hint="eastAsia"/>
-          <w:lang w:eastAsia="zh-TW"/>
-        </w:rPr>
-        <w:t>與牛致行和宋恩</w:t>
-      </w:r>
-      <w:proofErr w:type="spellEnd"/>
-      <w:r>
-        <w:rPr>
-          <w:rFonts w:ascii="Times" w:hAnsi="Times" w:hint="eastAsia"/>
-          <w:lang w:eastAsia="zh-TW"/>
-        </w:rPr>
-        <w:t>榮</w:t>
-      </w:r>
-      <w:r>
-        <w:rPr>
-          <w:rFonts w:ascii="Times" w:hAnsi="Times"/>
-          <w:lang w:eastAsia="zh-TW"/>
-        </w:rPr>
-        <w:t>)</w:t>
+        <w:spacing w:after="120" w:line="276" w:lineRule="auto"/>
+        <w:contextualSpacing w:val="0"/>
+        <w:rPr>
+          <w:rFonts w:ascii="Times" w:hAnsi="Times"/>
+        </w:rPr>
+      </w:pPr>
+      <w:r>
+        <w:rPr>
+          <w:rFonts w:ascii="Times" w:hAnsi="Times"/>
+        </w:rPr>
+        <w:t>“What Caused Hong Kong’s Housing Crisis?” (Hong Kong Economic Policy Green Paper, 2022)</w:t>
+      </w:r>
+    </w:p>
+    <w:p>
+      <w:pPr>
+        <w:spacing w:after="120" w:line="276" w:lineRule="auto"/>
+        <w:rPr>
+          <w:rFonts w:ascii="Times" w:hAnsi="Times"/>
+          <w:lang w:eastAsia="zh-TW"/>
+        </w:rPr>
+      </w:pPr>
+    </w:p>
+    <w:p>
+      <w:pPr>
+        <w:spacing w:line="360" w:lineRule="auto"/>
+        <w:rPr>
+          <w:rFonts w:ascii="Times" w:hAnsi="Times"/>
+          <w:b/>
+          <w:bCs/>
+          <w:sz w:val="4"/>
+          <w:szCs w:val="4"/>
+          <w:lang w:eastAsia="zh-TW"/>
+        </w:rPr>
+      </w:pPr>
+      <w:r>
+        <w:rPr>
+          <w:rFonts w:ascii="Times" w:hAnsi="Times"/>
+          <w:b/>
+          <w:bCs/>
+        </w:rPr>
+        <w:t>POLICY ARTICLES</w:t>
+      </w:r>
+      <w:r>
+        <w:rPr>
+          <w:rFonts w:ascii="Times" w:hAnsi="Times" w:hint="eastAsia"/>
+          <w:b/>
+          <w:bCs/>
+          <w:lang w:eastAsia="zh-TW"/>
+        </w:rPr>
+        <w:t xml:space="preserve"> (CHINESE)</w:t>
       </w:r>
     </w:p>
     <w:p>
@@ -1998,14 +1975,14 @@
           <w:rFonts w:ascii="Times" w:hAnsi="Times" w:hint="eastAsia"/>
           <w:lang w:eastAsia="zh-TW"/>
         </w:rPr>
-        <w:t>房策須全面改革（上）</w:t>
-      </w:r>
-      <w:r>
-        <w:rPr>
-          <w:rFonts w:ascii="Times" w:hAnsi="Times"/>
-          <w:lang w:eastAsia="zh-TW"/>
-        </w:rPr>
-        <w:t>(</w:t>
+        <w:t>房策須全面改革（下）</w:t>
+      </w:r>
+      <w:r>
+        <w:rPr>
+          <w:rFonts w:ascii="Times" w:hAnsi="Times"/>
+          <w:lang w:eastAsia="zh-TW"/>
+        </w:rPr>
+        <w:t xml:space="preserve"> (</w:t>
       </w:r>
       <w:r>
         <w:rPr>
@@ -2019,9 +1996,8 @@
           <w:rFonts w:ascii="Times" w:hAnsi="Times"/>
           <w:lang w:eastAsia="zh-TW"/>
         </w:rPr>
-        <w:t xml:space="preserve">, 2025-2-20, </w:t>
-      </w:r>
-      <w:proofErr w:type="spellStart"/>
+        <w:t xml:space="preserve">, 2025-3-21, </w:t>
+      </w:r>
       <w:r>
         <w:rPr>
           <w:rFonts w:ascii="Times" w:hAnsi="Times" w:hint="eastAsia"/>
@@ -2029,7 +2005,6 @@
         </w:rPr>
         <w:t>與牛致行和宋恩榮</w:t>
       </w:r>
-      <w:proofErr w:type="spellEnd"/>
       <w:r>
         <w:rPr>
           <w:rFonts w:ascii="Times" w:hAnsi="Times"/>
@@ -2056,39 +2031,53 @@
           <w:rFonts w:ascii="Times" w:hAnsi="Times" w:hint="eastAsia"/>
           <w:lang w:eastAsia="zh-TW"/>
         </w:rPr>
-        <w:t>剖析香港住房危機：演變與對策</w:t>
-      </w:r>
-      <w:r>
-        <w:rPr>
-          <w:rFonts w:ascii="Times" w:hAnsi="Times" w:hint="eastAsia"/>
-          <w:lang w:eastAsia="zh-TW"/>
-        </w:rPr>
-        <w:t xml:space="preserve"> (</w:t>
-      </w:r>
-      <w:r>
-        <w:rPr>
-          <w:rFonts w:ascii="Times" w:hAnsi="Times" w:hint="eastAsia"/>
-          <w:lang w:eastAsia="zh-TW"/>
-        </w:rPr>
-        <w:t>香港經濟政策綠皮書</w:t>
-      </w:r>
-      <w:r>
-        <w:rPr>
-          <w:rFonts w:ascii="Times" w:hAnsi="Times" w:hint="eastAsia"/>
-          <w:lang w:eastAsia="zh-TW"/>
-        </w:rPr>
-        <w:t xml:space="preserve">, 2025-1-9, </w:t>
-      </w:r>
-      <w:r>
-        <w:rPr>
-          <w:rFonts w:ascii="Times" w:hAnsi="Times" w:hint="eastAsia"/>
-          <w:lang w:eastAsia="zh-TW"/>
-        </w:rPr>
-        <w:t>與何漢樑和洪雨林</w:t>
-      </w:r>
-      <w:r>
-        <w:rPr>
-          <w:rFonts w:ascii="Times" w:hAnsi="Times" w:hint="eastAsia"/>
+        <w:t>香港經濟面臨長期衰退</w:t>
+      </w:r>
+      <w:r>
+        <w:rPr>
+          <w:rFonts w:ascii="Times" w:hAnsi="Times"/>
+          <w:lang w:eastAsia="zh-TW"/>
+        </w:rPr>
+        <w:t xml:space="preserve"> </w:t>
+      </w:r>
+      <w:r>
+        <w:rPr>
+          <w:rFonts w:ascii="Times" w:hAnsi="Times" w:hint="eastAsia"/>
+          <w:lang w:eastAsia="zh-TW"/>
+        </w:rPr>
+        <w:t>房策須全面改革（上）</w:t>
+      </w:r>
+      <w:r>
+        <w:rPr>
+          <w:rFonts w:ascii="Times" w:hAnsi="Times"/>
+          <w:lang w:eastAsia="zh-TW"/>
+        </w:rPr>
+        <w:t>(</w:t>
+      </w:r>
+      <w:r>
+        <w:rPr>
+          <w:rFonts w:ascii="Times" w:hAnsi="Times" w:hint="eastAsia"/>
+          <w:lang w:eastAsia="zh-TW"/>
+        </w:rPr>
+        <w:t>明報</w:t>
+      </w:r>
+      <w:r>
+        <w:rPr>
+          <w:rFonts w:ascii="Times" w:hAnsi="Times"/>
+          <w:lang w:eastAsia="zh-TW"/>
+        </w:rPr>
+        <w:t xml:space="preserve">, 2025-2-20, </w:t>
+      </w:r>
+      <w:r>
+        <w:rPr>
+          <w:rFonts w:ascii="Times" w:hAnsi="Times" w:hint="eastAsia"/>
+          <w:lang w:eastAsia="zh-TW"/>
+        </w:rPr>
+        <w:t>與牛致行和宋恩榮</w:t>
+      </w:r>
+      <w:r>
+        <w:rPr>
+          <w:rFonts w:ascii="Times" w:hAnsi="Times"/>
           <w:lang w:eastAsia="zh-TW"/>
         </w:rPr>
         <w:t>)</w:t>
@@ -2112,21 +2101,7 @@
           <w:rFonts w:ascii="Times" w:hAnsi="Times" w:hint="eastAsia"/>
           <w:lang w:eastAsia="zh-TW"/>
         </w:rPr>
-        <w:t>要告別劏房</w:t>
-      </w:r>
-      <w:r>
-        <w:rPr>
-          <w:rFonts w:ascii="Times" w:hAnsi="Times" w:hint="eastAsia"/>
-          <w:lang w:eastAsia="zh-TW"/>
-        </w:rPr>
-        <w:t xml:space="preserve"> </w:t>
-      </w:r>
-      <w:r>
-        <w:rPr>
-          <w:rFonts w:ascii="Times" w:hAnsi="Times" w:hint="eastAsia"/>
-          <w:lang w:eastAsia="zh-TW"/>
-        </w:rPr>
-        <w:t>絕不能規管起始租金</w:t>
+        <w:t>剖析香港住房危機：演變與對策</w:t>
       </w:r>
       <w:r>
         <w:rPr>
@@ -2140,49 +2115,21 @@
           <w:rFonts w:ascii="Times" w:hAnsi="Times" w:hint="eastAsia"/>
           <w:lang w:eastAsia="zh-TW"/>
         </w:rPr>
-        <w:t>明報</w:t>
-      </w:r>
-      <w:r>
-        <w:rPr>
-          <w:rFonts w:ascii="Times" w:hAnsi="Times" w:hint="eastAsia"/>
-          <w:lang w:eastAsia="zh-TW"/>
-        </w:rPr>
-        <w:t>, 2024-</w:t>
-      </w:r>
-      <w:r>
-        <w:rPr>
-          <w:rFonts w:ascii="Times" w:hAnsi="Times" w:hint="eastAsia"/>
-          <w:lang w:eastAsia="zh-TW"/>
-        </w:rPr>
-        <w:t>11</w:t>
-      </w:r>
-      <w:r>
-        <w:rPr>
-          <w:rFonts w:ascii="Times" w:hAnsi="Times" w:hint="eastAsia"/>
-          <w:lang w:eastAsia="zh-TW"/>
-        </w:rPr>
-        <w:t>-</w:t>
-      </w:r>
-      <w:r>
-        <w:rPr>
-          <w:rFonts w:ascii="Times" w:hAnsi="Times" w:hint="eastAsia"/>
-          <w:lang w:eastAsia="zh-TW"/>
-        </w:rPr>
-        <w:t>7,</w:t>
-      </w:r>
-      <w:r>
-        <w:rPr>
-          <w:rFonts w:ascii="Times" w:hAnsi="Times" w:hint="eastAsia"/>
-          <w:lang w:eastAsia="zh-TW"/>
-        </w:rPr>
-        <w:t>與</w:t>
-      </w:r>
-      <w:r>
-        <w:rPr>
-          <w:rFonts w:ascii="Times" w:hAnsi="Times" w:hint="eastAsia"/>
-          <w:lang w:eastAsia="zh-TW"/>
-        </w:rPr>
-        <w:t>宋恩榮</w:t>
+        <w:t>香港經濟政策綠皮書</w:t>
+      </w:r>
+      <w:r>
+        <w:rPr>
+          <w:rFonts w:ascii="Times" w:hAnsi="Times" w:hint="eastAsia"/>
+          <w:lang w:eastAsia="zh-TW"/>
+        </w:rPr>
+        <w:t xml:space="preserve">, 2025-1-9, </w:t>
+      </w:r>
+      <w:r>
+        <w:rPr>
+          <w:rFonts w:ascii="Times" w:hAnsi="Times" w:hint="eastAsia"/>
+          <w:lang w:eastAsia="zh-TW"/>
+        </w:rPr>
+        <w:t>與何漢樑和洪雨林</w:t>
       </w:r>
       <w:r>
         <w:rPr>
@@ -2210,7 +2157,7 @@
           <w:rFonts w:ascii="Times" w:hAnsi="Times" w:hint="eastAsia"/>
           <w:lang w:eastAsia="zh-TW"/>
         </w:rPr>
-        <w:t>住房短缺礙引才</w:t>
+        <w:t>要告別劏房</w:t>
       </w:r>
       <w:r>
         <w:rPr>
@@ -2224,7 +2171,7 @@
           <w:rFonts w:ascii="Times" w:hAnsi="Times" w:hint="eastAsia"/>
           <w:lang w:eastAsia="zh-TW"/>
         </w:rPr>
-        <w:t>政府應續增建屋</w:t>
+        <w:t>絕不能規管起始租金</w:t>
       </w:r>
       <w:r>
         <w:rPr>
@@ -2245,7 +2192,49 @@
           <w:rFonts w:ascii="Times" w:hAnsi="Times" w:hint="eastAsia"/>
           <w:lang w:eastAsia="zh-TW"/>
         </w:rPr>
-        <w:t>, 2024-8-14)</w:t>
+        <w:t>, 2024-</w:t>
+      </w:r>
+      <w:r>
+        <w:rPr>
+          <w:rFonts w:ascii="Times" w:hAnsi="Times" w:hint="eastAsia"/>
+          <w:lang w:eastAsia="zh-TW"/>
+        </w:rPr>
+        <w:t>11</w:t>
+      </w:r>
+      <w:r>
+        <w:rPr>
+          <w:rFonts w:ascii="Times" w:hAnsi="Times" w:hint="eastAsia"/>
+          <w:lang w:eastAsia="zh-TW"/>
+        </w:rPr>
+        <w:t>-</w:t>
+      </w:r>
+      <w:r>
+        <w:rPr>
+          <w:rFonts w:ascii="Times" w:hAnsi="Times" w:hint="eastAsia"/>
+          <w:lang w:eastAsia="zh-TW"/>
+        </w:rPr>
+        <w:t>7,</w:t>
+      </w:r>
+      <w:r>
+        <w:rPr>
+          <w:rFonts w:ascii="Times" w:hAnsi="Times" w:hint="eastAsia"/>
+          <w:lang w:eastAsia="zh-TW"/>
+        </w:rPr>
+        <w:t>與</w:t>
+      </w:r>
+      <w:r>
+        <w:rPr>
+          <w:rFonts w:ascii="Times" w:hAnsi="Times" w:hint="eastAsia"/>
+          <w:lang w:eastAsia="zh-TW"/>
+        </w:rPr>
+        <w:t>宋恩榮</w:t>
+      </w:r>
+      <w:r>
+        <w:rPr>
+          <w:rFonts w:ascii="Times" w:hAnsi="Times" w:hint="eastAsia"/>
+          <w:lang w:eastAsia="zh-TW"/>
+        </w:rPr>
+        <w:t>)</w:t>
       </w:r>
     </w:p>
     <w:p>
@@ -2258,14 +2247,15 @@
         <w:spacing w:line="360" w:lineRule="auto"/>
         <w:rPr>
           <w:rFonts w:ascii="Times" w:hAnsi="Times"/>
-        </w:rPr>
-      </w:pPr>
-      <w:r>
-        <w:rPr>
-          <w:rFonts w:ascii="Times" w:hAnsi="Times" w:hint="eastAsia"/>
-          <w:lang w:eastAsia="zh-TW"/>
-        </w:rPr>
-        <w:t>加強富戶審查</w:t>
+          <w:lang w:eastAsia="zh-TW"/>
+        </w:rPr>
+      </w:pPr>
+      <w:r>
+        <w:rPr>
+          <w:rFonts w:ascii="Times" w:hAnsi="Times" w:hint="eastAsia"/>
+          <w:lang w:eastAsia="zh-TW"/>
+        </w:rPr>
+        <w:t>住房短缺礙引才</w:t>
       </w:r>
       <w:r>
         <w:rPr>
@@ -2279,48 +2269,28 @@
           <w:rFonts w:ascii="Times" w:hAnsi="Times" w:hint="eastAsia"/>
           <w:lang w:eastAsia="zh-TW"/>
         </w:rPr>
-        <w:t>劏房戶免受苦？</w:t>
-      </w:r>
-      <w:r>
-        <w:rPr>
-          <w:rFonts w:ascii="Times" w:hAnsi="Times" w:hint="eastAsia"/>
-          <w:lang w:eastAsia="zh-TW"/>
-        </w:rPr>
-        <w:t xml:space="preserve"> </w:t>
-      </w:r>
-      <w:r>
-        <w:rPr>
-          <w:rFonts w:ascii="Times" w:hAnsi="Times" w:hint="eastAsia"/>
-        </w:rPr>
-        <w:t>(</w:t>
-      </w:r>
-      <w:proofErr w:type="spellStart"/>
-      <w:r>
-        <w:rPr>
-          <w:rFonts w:ascii="Times" w:hAnsi="Times" w:hint="eastAsia"/>
+        <w:t>政府應續增建屋</w:t>
+      </w:r>
+      <w:r>
+        <w:rPr>
+          <w:rFonts w:ascii="Times" w:hAnsi="Times" w:hint="eastAsia"/>
+          <w:lang w:eastAsia="zh-TW"/>
+        </w:rPr>
+        <w:t xml:space="preserve"> (</w:t>
+      </w:r>
+      <w:r>
+        <w:rPr>
+          <w:rFonts w:ascii="Times" w:hAnsi="Times" w:hint="eastAsia"/>
+          <w:lang w:eastAsia="zh-TW"/>
         </w:rPr>
         <w:t>明報</w:t>
       </w:r>
-      <w:proofErr w:type="spellEnd"/>
-      <w:r>
-        <w:rPr>
-          <w:rFonts w:ascii="Times" w:hAnsi="Times" w:hint="eastAsia"/>
-        </w:rPr>
-        <w:t xml:space="preserve">, 2024-5-16, </w:t>
-      </w:r>
-      <w:proofErr w:type="spellStart"/>
-      <w:r>
-        <w:rPr>
-          <w:rFonts w:ascii="Times" w:hAnsi="Times" w:hint="eastAsia"/>
-        </w:rPr>
-        <w:t>與何漢樑</w:t>
-      </w:r>
-      <w:proofErr w:type="spellEnd"/>
-      <w:r>
-        <w:rPr>
-          <w:rFonts w:ascii="Times" w:hAnsi="Times" w:hint="eastAsia"/>
-        </w:rPr>
-        <w:t>)</w:t>
+      <w:r>
+        <w:rPr>
+          <w:rFonts w:ascii="Times" w:hAnsi="Times" w:hint="eastAsia"/>
+          <w:lang w:eastAsia="zh-TW"/>
+        </w:rPr>
+        <w:t>, 2024-8-14)</w:t>
       </w:r>
     </w:p>
     <w:p>
@@ -2333,36 +2303,75 @@
         <w:spacing w:line="360" w:lineRule="auto"/>
         <w:rPr>
           <w:rFonts w:ascii="Times" w:hAnsi="Times"/>
-          <w:lang w:eastAsia="zh-TW"/>
-        </w:rPr>
-      </w:pPr>
-      <w:r>
-        <w:rPr>
-          <w:rFonts w:ascii="Times" w:hAnsi="Times" w:hint="eastAsia"/>
-          <w:lang w:eastAsia="zh-TW"/>
-        </w:rPr>
-        <w:t>香港劏房問題之出路</w:t>
-      </w:r>
-      <w:r>
-        <w:rPr>
-          <w:rFonts w:ascii="Times" w:hAnsi="Times" w:hint="eastAsia"/>
-          <w:lang w:eastAsia="zh-TW"/>
-        </w:rPr>
-        <w:t xml:space="preserve"> (</w:t>
-      </w:r>
-      <w:r>
-        <w:rPr>
-          <w:rFonts w:ascii="Times" w:hAnsi="Times" w:hint="eastAsia"/>
-          <w:lang w:eastAsia="zh-TW"/>
-        </w:rPr>
-        <w:t>香港信報</w:t>
-      </w:r>
-      <w:r>
-        <w:rPr>
-          <w:rFonts w:ascii="Times" w:hAnsi="Times" w:hint="eastAsia"/>
-          <w:lang w:eastAsia="zh-TW"/>
-        </w:rPr>
-        <w:t>, 2024-2-14)</w:t>
+        </w:rPr>
+      </w:pPr>
+      <w:r>
+        <w:rPr>
+          <w:rFonts w:ascii="Times" w:hAnsi="Times" w:hint="eastAsia"/>
+          <w:lang w:eastAsia="zh-TW"/>
+        </w:rPr>
+        <w:t>加強富戶審查</w:t>
+      </w:r>
+      <w:r>
+        <w:rPr>
+          <w:rFonts w:ascii="Times" w:hAnsi="Times" w:hint="eastAsia"/>
+          <w:lang w:eastAsia="zh-TW"/>
+        </w:rPr>
+        <w:t xml:space="preserve"> </w:t>
+      </w:r>
+      <w:r>
+        <w:rPr>
+          <w:rFonts w:ascii="Times" w:hAnsi="Times" w:hint="eastAsia"/>
+          <w:lang w:eastAsia="zh-TW"/>
+        </w:rPr>
+        <w:t>劏房戶免受苦？</w:t>
+      </w:r>
+      <w:r>
+        <w:rPr>
+          <w:rFonts w:ascii="Times" w:hAnsi="Times" w:hint="eastAsia"/>
+          <w:lang w:eastAsia="zh-TW"/>
+        </w:rPr>
+        <w:t xml:space="preserve"> </w:t>
+      </w:r>
+      <w:r>
+        <w:rPr>
+          <w:rFonts w:ascii="Times" w:hAnsi="Times" w:hint="eastAsia"/>
+        </w:rPr>
+        <w:t>(</w:t>
+      </w:r>
+      <w:proofErr w:type="spellStart"/>
+      <w:r>
+        <w:rPr>
+          <w:rFonts w:ascii="Times" w:hAnsi="Times" w:hint="eastAsia"/>
+        </w:rPr>
+        <w:t>明報</w:t>
+      </w:r>
+      <w:proofErr w:type="spellEnd"/>
+      <w:r>
+        <w:rPr>
+          <w:rFonts w:ascii="Times" w:hAnsi="Times" w:hint="eastAsia"/>
+        </w:rPr>
+        <w:t xml:space="preserve">, 2024-5-16, </w:t>
+      </w:r>
+      <w:proofErr w:type="spellStart"/>
+      <w:r>
+        <w:rPr>
+          <w:rFonts w:ascii="Times" w:hAnsi="Times" w:hint="eastAsia"/>
+        </w:rPr>
+        <w:t>與何漢</w:t>
+      </w:r>
+      <w:proofErr w:type="spellEnd"/>
+      <w:r>
+        <w:rPr>
+          <w:rFonts w:ascii="Times" w:hAnsi="Times" w:hint="eastAsia"/>
+        </w:rPr>
+        <w:t>樑</w:t>
+      </w:r>
+      <w:r>
+        <w:rPr>
+          <w:rFonts w:ascii="Times" w:hAnsi="Times" w:hint="eastAsia"/>
+        </w:rPr>
+        <w:t>)</w:t>
       </w:r>
     </w:p>
     <w:p>
@@ -2383,7 +2392,7 @@
           <w:rFonts w:ascii="Times" w:hAnsi="Times" w:hint="eastAsia"/>
           <w:lang w:eastAsia="zh-TW"/>
         </w:rPr>
-        <w:t>人才得失與香港前景：領英社交資料佐證</w:t>
+        <w:t>香港劏房問題之出路</w:t>
       </w:r>
       <w:r>
         <w:rPr>
@@ -2397,28 +2406,14 @@
           <w:rFonts w:ascii="Times" w:hAnsi="Times" w:hint="eastAsia"/>
           <w:lang w:eastAsia="zh-TW"/>
         </w:rPr>
-        <w:t>香港經濟政策綠皮書</w:t>
-      </w:r>
-      <w:r>
-        <w:rPr>
-          <w:rFonts w:ascii="Times" w:hAnsi="Times" w:hint="eastAsia"/>
-          <w:lang w:eastAsia="zh-TW"/>
-        </w:rPr>
-        <w:t xml:space="preserve">, 2024-1-10, </w:t>
-      </w:r>
-      <w:r>
-        <w:rPr>
-          <w:rFonts w:ascii="Times" w:hAnsi="Times" w:hint="eastAsia"/>
-          <w:lang w:eastAsia="zh-TW"/>
-        </w:rPr>
-        <w:t>與關穎倫和鄧希煒</w:t>
-      </w:r>
-      <w:r>
-        <w:rPr>
-          <w:rFonts w:ascii="Times" w:hAnsi="Times" w:hint="eastAsia"/>
-          <w:lang w:eastAsia="zh-TW"/>
-        </w:rPr>
-        <w:t>)</w:t>
+        <w:t>香港信報</w:t>
+      </w:r>
+      <w:r>
+        <w:rPr>
+          <w:rFonts w:ascii="Times" w:hAnsi="Times" w:hint="eastAsia"/>
+          <w:lang w:eastAsia="zh-TW"/>
+        </w:rPr>
+        <w:t>, 2024-2-14)</w:t>
       </w:r>
     </w:p>
     <w:p>
@@ -2439,7 +2434,7 @@
           <w:rFonts w:ascii="Times" w:hAnsi="Times" w:hint="eastAsia"/>
           <w:lang w:eastAsia="zh-TW"/>
         </w:rPr>
-        <w:t>利用數據和算法減低公屋輪候時間</w:t>
+        <w:t>人才得失與香港前景：領英社交資料佐證</w:t>
       </w:r>
       <w:r>
         <w:rPr>
@@ -2467,7 +2462,7 @@
           <w:rFonts w:ascii="Times" w:hAnsi="Times" w:hint="eastAsia"/>
           <w:lang w:eastAsia="zh-TW"/>
         </w:rPr>
-        <w:t>與王欣儀和黃美施</w:t>
+        <w:t>與關穎倫和鄧希煒</w:t>
       </w:r>
       <w:r>
         <w:rPr>
@@ -2495,7 +2490,8 @@
           <w:rFonts w:ascii="Times" w:hAnsi="Times" w:hint="eastAsia"/>
           <w:lang w:eastAsia="zh-TW"/>
         </w:rPr>
-        <w:t>香港房屋危機之謎</w:t>
+        <w:lastRenderedPageBreak/>
+        <w:t>利用數據和算法減低公屋輪候時間</w:t>
       </w:r>
       <w:r>
         <w:rPr>
@@ -2516,7 +2512,21 @@
           <w:rFonts w:ascii="Times" w:hAnsi="Times" w:hint="eastAsia"/>
           <w:lang w:eastAsia="zh-TW"/>
         </w:rPr>
-        <w:t>, 2022-9-23)</w:t>
+        <w:t xml:space="preserve">, 2024-1-10, </w:t>
+      </w:r>
+      <w:r>
+        <w:rPr>
+          <w:rFonts w:ascii="Times" w:hAnsi="Times" w:hint="eastAsia"/>
+          <w:lang w:eastAsia="zh-TW"/>
+        </w:rPr>
+        <w:t>與王欣儀和黃美施</w:t>
+      </w:r>
+      <w:r>
+        <w:rPr>
+          <w:rFonts w:ascii="Times" w:hAnsi="Times" w:hint="eastAsia"/>
+          <w:lang w:eastAsia="zh-TW"/>
+        </w:rPr>
+        <w:t>)</w:t>
       </w:r>
     </w:p>
     <w:p>
@@ -2537,36 +2547,7 @@
           <w:rFonts w:ascii="Times" w:hAnsi="Times" w:hint="eastAsia"/>
           <w:lang w:eastAsia="zh-TW"/>
         </w:rPr>
-        <w:lastRenderedPageBreak/>
-        <w:t>預算案</w:t>
-      </w:r>
-      <w:r>
-        <w:rPr>
-          <w:rFonts w:ascii="Times" w:hAnsi="Times" w:hint="eastAsia"/>
-          <w:lang w:eastAsia="zh-TW"/>
-        </w:rPr>
-        <w:t>500</w:t>
-      </w:r>
-      <w:r>
-        <w:rPr>
-          <w:rFonts w:ascii="Times" w:hAnsi="Times" w:hint="eastAsia"/>
-          <w:lang w:eastAsia="zh-TW"/>
-        </w:rPr>
-        <w:t>億推創科</w:t>
-      </w:r>
-      <w:r>
-        <w:rPr>
-          <w:rFonts w:ascii="Times" w:hAnsi="Times" w:hint="eastAsia"/>
-          <w:lang w:eastAsia="zh-TW"/>
-        </w:rPr>
-        <w:t xml:space="preserve"> </w:t>
-      </w:r>
-      <w:r>
-        <w:rPr>
-          <w:rFonts w:ascii="Times" w:hAnsi="Times" w:hint="eastAsia"/>
-          <w:lang w:eastAsia="zh-TW"/>
-        </w:rPr>
-        <w:t>怎用得其所</w:t>
+        <w:t>香港房屋危機之謎</w:t>
       </w:r>
       <w:r>
         <w:rPr>
@@ -2580,14 +2561,14 @@
           <w:rFonts w:ascii="Times" w:hAnsi="Times" w:hint="eastAsia"/>
           <w:lang w:eastAsia="zh-TW"/>
         </w:rPr>
-        <w:t>香港經濟日報</w:t>
-      </w:r>
-      <w:r>
-        <w:rPr>
-          <w:rFonts w:ascii="Times" w:hAnsi="Times" w:hint="eastAsia"/>
-          <w:lang w:eastAsia="zh-TW"/>
-        </w:rPr>
-        <w:t>, 2018-3-18)</w:t>
+        <w:t>香港經濟政策綠皮書</w:t>
+      </w:r>
+      <w:r>
+        <w:rPr>
+          <w:rFonts w:ascii="Times" w:hAnsi="Times" w:hint="eastAsia"/>
+          <w:lang w:eastAsia="zh-TW"/>
+        </w:rPr>
+        <w:t>, 2022-9-23)</w:t>
       </w:r>
     </w:p>
     <w:p>
@@ -2600,6 +2581,76 @@
         <w:spacing w:line="360" w:lineRule="auto"/>
         <w:rPr>
           <w:rFonts w:ascii="Times" w:hAnsi="Times"/>
+          <w:lang w:eastAsia="zh-TW"/>
+        </w:rPr>
+      </w:pPr>
+      <w:r>
+        <w:rPr>
+          <w:rFonts w:ascii="Times" w:hAnsi="Times" w:hint="eastAsia"/>
+          <w:lang w:eastAsia="zh-TW"/>
+        </w:rPr>
+        <w:t>預算案</w:t>
+      </w:r>
+      <w:r>
+        <w:rPr>
+          <w:rFonts w:ascii="Times" w:hAnsi="Times" w:hint="eastAsia"/>
+          <w:lang w:eastAsia="zh-TW"/>
+        </w:rPr>
+        <w:t>500</w:t>
+      </w:r>
+      <w:r>
+        <w:rPr>
+          <w:rFonts w:ascii="Times" w:hAnsi="Times" w:hint="eastAsia"/>
+          <w:lang w:eastAsia="zh-TW"/>
+        </w:rPr>
+        <w:t>億推創科</w:t>
+      </w:r>
+      <w:r>
+        <w:rPr>
+          <w:rFonts w:ascii="Times" w:hAnsi="Times" w:hint="eastAsia"/>
+          <w:lang w:eastAsia="zh-TW"/>
+        </w:rPr>
+        <w:t xml:space="preserve"> </w:t>
+      </w:r>
+      <w:r>
+        <w:rPr>
+          <w:rFonts w:ascii="Times" w:hAnsi="Times" w:hint="eastAsia"/>
+          <w:lang w:eastAsia="zh-TW"/>
+        </w:rPr>
+        <w:t>怎用得其所</w:t>
+      </w:r>
+      <w:r>
+        <w:rPr>
+          <w:rFonts w:ascii="Times" w:hAnsi="Times" w:hint="eastAsia"/>
+          <w:lang w:eastAsia="zh-TW"/>
+        </w:rPr>
+        <w:t xml:space="preserve"> (</w:t>
+      </w:r>
+      <w:r>
+        <w:rPr>
+          <w:rFonts w:ascii="Times" w:hAnsi="Times" w:hint="eastAsia"/>
+          <w:lang w:eastAsia="zh-TW"/>
+        </w:rPr>
+        <w:t>香港經濟日報</w:t>
+      </w:r>
+      <w:r>
+        <w:rPr>
+          <w:rFonts w:ascii="Times" w:hAnsi="Times" w:hint="eastAsia"/>
+          <w:lang w:eastAsia="zh-TW"/>
+        </w:rPr>
+        <w:t>, 2018-3-18)</w:t>
+      </w:r>
+    </w:p>
+    <w:p>
+      <w:pPr>
+        <w:pStyle w:val="ListParagraph"/>
+        <w:numPr>
+          <w:ilvl w:val="0"/>
+          <w:numId w:val="1"/>
+        </w:numPr>
+        <w:spacing w:line="360" w:lineRule="auto"/>
+        <w:rPr>
+          <w:rFonts w:ascii="Times" w:hAnsi="Times"/>
           <w:u w:val="single"/>
           <w:lang w:eastAsia="zh-TW"/>
         </w:rPr>
@@ -3322,6 +3373,7 @@
         <w:rPr>
           <w:rFonts w:ascii="Times" w:hAnsi="Times"/>
         </w:rPr>
+        <w:lastRenderedPageBreak/>
         <w:t>2022</w:t>
       </w:r>
       <w:r>
@@ -3480,7 +3532,6 @@
         <w:rPr>
           <w:rFonts w:ascii="Times" w:hAnsi="Times"/>
         </w:rPr>
-        <w:lastRenderedPageBreak/>
         <w:t>2018</w:t>
       </w:r>
       <w:r>

--- a/static/CV.docx
+++ b/static/CV.docx
@@ -1010,43 +1010,35 @@
         <w:rPr>
           <w:rFonts w:ascii="Times" w:hAnsi="Times"/>
         </w:rPr>
-        <w:t xml:space="preserve">The </w:t>
-      </w:r>
-      <w:r>
-        <w:rPr>
-          <w:rFonts w:ascii="Times" w:hAnsi="Times"/>
-        </w:rPr>
-        <w:t>Reallocation</w:t>
-      </w:r>
-      <w:r>
-        <w:rPr>
-          <w:rFonts w:ascii="Times" w:hAnsi="Times"/>
-        </w:rPr>
-        <w:t xml:space="preserve"> Effects</w:t>
-      </w:r>
-      <w:r>
-        <w:rPr>
-          <w:rFonts w:ascii="Times" w:hAnsi="Times"/>
-        </w:rPr>
-        <w:t xml:space="preserve"> of Domestic Outsourcing” </w:t>
-      </w:r>
-      <w:r>
-        <w:rPr>
-          <w:rFonts w:ascii="Times" w:hAnsi="Times"/>
-        </w:rPr>
-        <w:t>(</w:t>
-      </w:r>
-      <w:r>
-        <w:rPr>
-          <w:rFonts w:ascii="Times" w:hAnsi="Times"/>
-        </w:rPr>
-        <w:t>with Mayara Felix</w:t>
-      </w:r>
-      <w:r>
-        <w:rPr>
-          <w:rFonts w:ascii="Times" w:hAnsi="Times"/>
-        </w:rPr>
-        <w:t>)</w:t>
+        <w:t>Domestic Outsourcing and Employment Security</w:t>
+      </w:r>
+      <w:r>
+        <w:rPr>
+          <w:rFonts w:ascii="Times" w:hAnsi="Times"/>
+        </w:rPr>
+        <w:t>”</w:t>
+      </w:r>
+      <w:r>
+        <w:rPr>
+          <w:rFonts w:ascii="Times" w:hAnsi="Times"/>
+        </w:rPr>
+        <w:t xml:space="preserve"> (with Naijia Guo and Duoxi Li)</w:t>
+      </w:r>
+      <w:r>
+        <w:rPr>
+          <w:rFonts w:ascii="Times" w:hAnsi="Times" w:hint="eastAsia"/>
+          <w:lang w:eastAsia="zh-TW"/>
+        </w:rPr>
+        <w:t xml:space="preserve"> </w:t>
+      </w:r>
+      <w:r>
+        <w:rPr>
+          <w:rFonts w:ascii="Times" w:hAnsi="Times" w:hint="eastAsia"/>
+          <w:i/>
+          <w:iCs/>
+          <w:lang w:eastAsia="zh-TW"/>
+        </w:rPr>
+        <w:t>Revise and Resubmit, Journal of Development Economics</w:t>
       </w:r>
     </w:p>
     <w:p>
@@ -1072,47 +1064,43 @@
         <w:rPr>
           <w:rFonts w:ascii="Times" w:hAnsi="Times"/>
         </w:rPr>
-        <w:t>Domestic Outsourcing and Employment Security</w:t>
-      </w:r>
-      <w:r>
-        <w:rPr>
-          <w:rFonts w:ascii="Times" w:hAnsi="Times"/>
-        </w:rPr>
-        <w:t>”</w:t>
-      </w:r>
-      <w:r>
-        <w:rPr>
-          <w:rFonts w:ascii="Times" w:hAnsi="Times"/>
-        </w:rPr>
-        <w:t xml:space="preserve"> (with </w:t>
-      </w:r>
-      <w:proofErr w:type="spellStart"/>
-      <w:r>
-        <w:rPr>
-          <w:rFonts w:ascii="Times" w:hAnsi="Times"/>
-        </w:rPr>
-        <w:t>Naijia</w:t>
-      </w:r>
-      <w:proofErr w:type="spellEnd"/>
-      <w:r>
-        <w:rPr>
-          <w:rFonts w:ascii="Times" w:hAnsi="Times"/>
-        </w:rPr>
-        <w:t xml:space="preserve"> Guo and </w:t>
-      </w:r>
-      <w:proofErr w:type="spellStart"/>
-      <w:r>
-        <w:rPr>
-          <w:rFonts w:ascii="Times" w:hAnsi="Times"/>
-        </w:rPr>
-        <w:t>Duoxi</w:t>
-      </w:r>
-      <w:proofErr w:type="spellEnd"/>
-      <w:r>
-        <w:rPr>
-          <w:rFonts w:ascii="Times" w:hAnsi="Times"/>
-        </w:rPr>
-        <w:t xml:space="preserve"> Li)</w:t>
+        <w:t xml:space="preserve">The </w:t>
+      </w:r>
+      <w:r>
+        <w:rPr>
+          <w:rFonts w:ascii="Times" w:hAnsi="Times"/>
+        </w:rPr>
+        <w:t>Reallocation</w:t>
+      </w:r>
+      <w:r>
+        <w:rPr>
+          <w:rFonts w:ascii="Times" w:hAnsi="Times"/>
+        </w:rPr>
+        <w:t xml:space="preserve"> Effects</w:t>
+      </w:r>
+      <w:r>
+        <w:rPr>
+          <w:rFonts w:ascii="Times" w:hAnsi="Times"/>
+        </w:rPr>
+        <w:t xml:space="preserve"> of Domestic Outsourcing” </w:t>
+      </w:r>
+      <w:r>
+        <w:rPr>
+          <w:rFonts w:ascii="Times" w:hAnsi="Times"/>
+        </w:rPr>
+        <w:t>(</w:t>
+      </w:r>
+      <w:r>
+        <w:rPr>
+          <w:rFonts w:ascii="Times" w:hAnsi="Times"/>
+        </w:rPr>
+        <w:t>with Mayara Felix</w:t>
+      </w:r>
+      <w:r>
+        <w:rPr>
+          <w:rFonts w:ascii="Times" w:hAnsi="Times"/>
+        </w:rPr>
+        <w:t>)</w:t>
       </w:r>
     </w:p>
     <w:p>
@@ -1139,27 +1127,27 @@
           <w:rFonts w:ascii="Times" w:hAnsi="Times"/>
           <w:lang w:eastAsia="zh-TW"/>
         </w:rPr>
-        <w:t>The Manage</w:t>
-      </w:r>
-      <w:r>
-        <w:rPr>
-          <w:rFonts w:ascii="Times" w:hAnsi="Times" w:hint="eastAsia"/>
-          <w:lang w:eastAsia="zh-TW"/>
-        </w:rPr>
-        <w:t>r</w:t>
-      </w:r>
-      <w:r>
-        <w:rPr>
-          <w:rFonts w:ascii="Times" w:hAnsi="Times"/>
-          <w:lang w:eastAsia="zh-TW"/>
-        </w:rPr>
-        <w:t xml:space="preserve"> as a Nexus of</w:t>
-      </w:r>
-      <w:r>
-        <w:rPr>
-          <w:rFonts w:ascii="Times" w:hAnsi="Times"/>
-        </w:rPr>
-        <w:t xml:space="preserve"> Relational Contracts</w:t>
+        <w:t xml:space="preserve">The </w:t>
+      </w:r>
+      <w:r>
+        <w:rPr>
+          <w:rFonts w:ascii="Times" w:hAnsi="Times" w:hint="eastAsia"/>
+          <w:lang w:eastAsia="zh-TW"/>
+        </w:rPr>
+        <w:t>Emergence of Managers: A Theory of Centralized Resource Allocation in</w:t>
+      </w:r>
+      <w:r>
+        <w:rPr>
+          <w:rFonts w:ascii="Times" w:hAnsi="Times"/>
+        </w:rPr>
+        <w:t xml:space="preserve"> Relational Contract</w:t>
+      </w:r>
+      <w:r>
+        <w:rPr>
+          <w:rFonts w:ascii="Times" w:hAnsi="Times" w:hint="eastAsia"/>
+          <w:lang w:eastAsia="zh-TW"/>
+        </w:rPr>
+        <w:t>ing Markets</w:t>
       </w:r>
       <w:r>
         <w:rPr>
@@ -1171,21 +1159,7 @@
         <w:rPr>
           <w:rFonts w:ascii="Times" w:hAnsi="Times"/>
         </w:rPr>
-        <w:t xml:space="preserve"> (with </w:t>
-      </w:r>
-      <w:proofErr w:type="spellStart"/>
-      <w:r>
-        <w:rPr>
-          <w:rFonts w:ascii="Times" w:hAnsi="Times"/>
-        </w:rPr>
-        <w:t>Duoxi</w:t>
-      </w:r>
-      <w:proofErr w:type="spellEnd"/>
-      <w:r>
-        <w:rPr>
-          <w:rFonts w:ascii="Times" w:hAnsi="Times"/>
-        </w:rPr>
-        <w:t xml:space="preserve"> Li)</w:t>
+        <w:t xml:space="preserve"> (with Duoxi Li)</w:t>
       </w:r>
     </w:p>
     <w:p>
@@ -1211,7 +1185,14 @@
         <w:rPr>
           <w:rFonts w:ascii="Times" w:hAnsi="Times"/>
         </w:rPr>
-        <w:t>Money and Barter in the Field</w:t>
+        <w:t>Targeting Housing Assistance: Evidence from a Subsidized Sale of Public Housing</w:t>
+      </w:r>
+      <w:r>
+        <w:rPr>
+          <w:rFonts w:ascii="Times" w:hAnsi="Times" w:hint="eastAsia"/>
+          <w:lang w:eastAsia="zh-TW"/>
+        </w:rPr>
+        <w:t xml:space="preserve"> in Hong Kong</w:t>
       </w:r>
       <w:r>
         <w:rPr>
@@ -1243,40 +1224,27 @@
         <w:rPr>
           <w:rFonts w:ascii="Times" w:hAnsi="Times"/>
         </w:rPr>
-        <w:t xml:space="preserve">The Economics of </w:t>
-      </w:r>
-      <w:r>
-        <w:rPr>
-          <w:rFonts w:ascii="Times" w:hAnsi="Times"/>
-          <w:lang w:eastAsia="zh-TW"/>
-        </w:rPr>
-        <w:t>Currency Redemption</w:t>
+        <w:t>Money and Barter in the Field</w:t>
+      </w:r>
+      <w:r>
+        <w:rPr>
+          <w:rFonts w:ascii="Times" w:hAnsi="Times" w:hint="eastAsia"/>
+          <w:lang w:eastAsia="zh-TW"/>
+        </w:rPr>
+        <w:t>: Lessons</w:t>
+      </w:r>
+      <w:r>
+        <w:rPr>
+          <w:rFonts w:ascii="Times" w:hAnsi="Times" w:hint="eastAsia"/>
+          <w:lang w:eastAsia="zh-TW"/>
+        </w:rPr>
+        <w:t xml:space="preserve"> from the Life and Death of a Digital Currency</w:t>
       </w:r>
       <w:r>
         <w:rPr>
           <w:rFonts w:ascii="Times" w:hAnsi="Times"/>
         </w:rPr>
         <w:t>”</w:t>
-      </w:r>
-      <w:r>
-        <w:rPr>
-          <w:rFonts w:ascii="Times" w:hAnsi="Times"/>
-        </w:rPr>
-        <w:t xml:space="preserve"> (with </w:t>
-      </w:r>
-      <w:proofErr w:type="spellStart"/>
-      <w:r>
-        <w:rPr>
-          <w:rFonts w:ascii="Times" w:hAnsi="Times"/>
-        </w:rPr>
-        <w:t>Baiyun</w:t>
-      </w:r>
-      <w:proofErr w:type="spellEnd"/>
-      <w:r>
-        <w:rPr>
-          <w:rFonts w:ascii="Times" w:hAnsi="Times"/>
-        </w:rPr>
-        <w:t xml:space="preserve"> Jing, Yang You, and Yulin Zhong)</w:t>
       </w:r>
     </w:p>
     <w:p>
@@ -1302,26 +1270,57 @@
         <w:rPr>
           <w:rFonts w:ascii="Times" w:hAnsi="Times"/>
         </w:rPr>
-        <w:t>Targeting Housing Assistance: Evidence from a</w:t>
-      </w:r>
-      <w:r>
-        <w:rPr>
-          <w:rFonts w:ascii="Times" w:hAnsi="Times"/>
-        </w:rPr>
-        <w:t xml:space="preserve"> Subsidized Sale of Public Housing</w:t>
-      </w:r>
-      <w:r>
-        <w:rPr>
-          <w:rFonts w:ascii="Times" w:hAnsi="Times" w:hint="eastAsia"/>
-          <w:lang w:eastAsia="zh-TW"/>
-        </w:rPr>
-        <w:t xml:space="preserve"> in Hong Kong</w:t>
+        <w:t xml:space="preserve">The Economics of </w:t>
+      </w:r>
+      <w:r>
+        <w:rPr>
+          <w:rFonts w:ascii="Times" w:hAnsi="Times"/>
+          <w:lang w:eastAsia="zh-TW"/>
+        </w:rPr>
+        <w:t>Currency Redemption</w:t>
       </w:r>
       <w:r>
         <w:rPr>
           <w:rFonts w:ascii="Times" w:hAnsi="Times"/>
         </w:rPr>
         <w:t>”</w:t>
+      </w:r>
+      <w:r>
+        <w:rPr>
+          <w:rFonts w:ascii="Times" w:hAnsi="Times"/>
+        </w:rPr>
+        <w:t xml:space="preserve"> (with Baiyun Jing, Yang You, and Yulin Zhong)</w:t>
+      </w:r>
+    </w:p>
+    <w:p>
+      <w:pPr>
+        <w:spacing w:line="360" w:lineRule="auto"/>
+        <w:rPr>
+          <w:rFonts w:ascii="Times" w:hAnsi="Times"/>
+          <w:b/>
+          <w:bCs/>
+        </w:rPr>
+      </w:pPr>
+    </w:p>
+    <w:p>
+      <w:pPr>
+        <w:spacing w:line="360" w:lineRule="auto"/>
+        <w:rPr>
+          <w:rFonts w:ascii="Times" w:hAnsi="Times"/>
+          <w:b/>
+          <w:bCs/>
+          <w:sz w:val="4"/>
+          <w:szCs w:val="4"/>
+        </w:rPr>
+      </w:pPr>
+      <w:r>
+        <w:rPr>
+          <w:rFonts w:ascii="Times" w:hAnsi="Times"/>
+          <w:b/>
+          <w:bCs/>
+        </w:rPr>
+        <w:lastRenderedPageBreak/>
+        <w:t>WORK-IN-PROGRESS</w:t>
       </w:r>
     </w:p>
     <w:p>
@@ -1348,7 +1347,14 @@
           <w:rFonts w:ascii="Times" w:hAnsi="Times" w:hint="eastAsia"/>
           <w:lang w:eastAsia="zh-TW"/>
         </w:rPr>
-        <w:t>Housing Expenditure and Misallocation in a Rent Regulated City</w:t>
+        <w:t xml:space="preserve">The </w:t>
+      </w:r>
+      <w:r>
+        <w:rPr>
+          <w:rFonts w:ascii="Times" w:hAnsi="Times" w:hint="eastAsia"/>
+          <w:lang w:eastAsia="zh-TW"/>
+        </w:rPr>
+        <w:t>Price Effect(s) of Rent Control: An Assignment Model Approach</w:t>
       </w:r>
       <w:r>
         <w:rPr>
@@ -1361,60 +1367,13 @@
           <w:rFonts w:ascii="Times" w:hAnsi="Times" w:hint="eastAsia"/>
           <w:lang w:eastAsia="zh-TW"/>
         </w:rPr>
-        <w:t xml:space="preserve">Jimmy Ho, Yulin Hong, and </w:t>
-      </w:r>
-      <w:proofErr w:type="spellStart"/>
-      <w:r>
-        <w:rPr>
-          <w:rFonts w:ascii="Times" w:hAnsi="Times" w:hint="eastAsia"/>
-          <w:lang w:eastAsia="zh-TW"/>
-        </w:rPr>
-        <w:t>Zhongji</w:t>
-      </w:r>
-      <w:proofErr w:type="spellEnd"/>
-      <w:r>
-        <w:rPr>
-          <w:rFonts w:ascii="Times" w:hAnsi="Times" w:hint="eastAsia"/>
-          <w:lang w:eastAsia="zh-TW"/>
-        </w:rPr>
-        <w:t xml:space="preserve"> Wei</w:t>
+        <w:t>Jimmy Ho, Yulin Hong, and Zhongji Wei</w:t>
       </w:r>
       <w:r>
         <w:rPr>
           <w:rFonts w:ascii="Times" w:hAnsi="Times"/>
         </w:rPr>
         <w:t>)</w:t>
-      </w:r>
-    </w:p>
-    <w:p>
-      <w:pPr>
-        <w:spacing w:line="360" w:lineRule="auto"/>
-        <w:rPr>
-          <w:rFonts w:ascii="Times" w:hAnsi="Times"/>
-          <w:b/>
-          <w:bCs/>
-        </w:rPr>
-      </w:pPr>
-    </w:p>
-    <w:p>
-      <w:pPr>
-        <w:spacing w:line="360" w:lineRule="auto"/>
-        <w:rPr>
-          <w:rFonts w:ascii="Times" w:hAnsi="Times"/>
-          <w:b/>
-          <w:bCs/>
-          <w:sz w:val="4"/>
-          <w:szCs w:val="4"/>
-        </w:rPr>
-      </w:pPr>
-      <w:r>
-        <w:rPr>
-          <w:rFonts w:ascii="Times" w:hAnsi="Times"/>
-          <w:b/>
-          <w:bCs/>
-        </w:rPr>
-        <w:lastRenderedPageBreak/>
-        <w:t>WORK-IN-PROGRESS</w:t>
       </w:r>
     </w:p>
     <w:p>
@@ -1438,24 +1397,10 @@
       </w:r>
       <w:r>
         <w:rPr>
-          <w:rFonts w:ascii="Times" w:hAnsi="Times"/>
-          <w:lang w:eastAsia="zh-TW"/>
-        </w:rPr>
-        <w:t xml:space="preserve">The </w:t>
-      </w:r>
-      <w:r>
-        <w:rPr>
-          <w:rFonts w:ascii="Times" w:hAnsi="Times" w:hint="eastAsia"/>
-          <w:lang w:eastAsia="zh-TW"/>
-        </w:rPr>
-        <w:t xml:space="preserve">Welfare </w:t>
-      </w:r>
-      <w:r>
-        <w:rPr>
-          <w:rFonts w:ascii="Times" w:hAnsi="Times"/>
-          <w:lang w:eastAsia="zh-TW"/>
-        </w:rPr>
-        <w:t>Effect(s) of Rent Regulation</w:t>
+          <w:rFonts w:ascii="Times" w:hAnsi="Times" w:hint="eastAsia"/>
+          <w:lang w:eastAsia="zh-TW"/>
+        </w:rPr>
+        <w:t>Housing Prices and Expenditures: A Cautionary Tale</w:t>
       </w:r>
       <w:r>
         <w:rPr>
@@ -1463,57 +1408,18 @@
         </w:rPr>
         <w:t xml:space="preserve">” (with </w:t>
       </w:r>
-      <w:proofErr w:type="spellStart"/>
-      <w:r>
-        <w:rPr>
-          <w:rFonts w:ascii="Times" w:hAnsi="Times"/>
-        </w:rPr>
-        <w:t>Zhongji</w:t>
-      </w:r>
-      <w:proofErr w:type="spellEnd"/>
-      <w:r>
-        <w:rPr>
-          <w:rFonts w:ascii="Times" w:hAnsi="Times"/>
-        </w:rPr>
-        <w:t xml:space="preserve"> Wei)</w:t>
-      </w:r>
-    </w:p>
-    <w:p>
-      <w:pPr>
-        <w:pStyle w:val="ListParagraph"/>
-        <w:spacing w:after="120" w:line="276" w:lineRule="auto"/>
-        <w:contextualSpacing w:val="0"/>
-        <w:rPr>
-          <w:rFonts w:ascii="Times" w:hAnsi="Times"/>
-        </w:rPr>
-      </w:pPr>
-    </w:p>
-    <w:p>
-      <w:pPr>
-        <w:spacing w:line="360" w:lineRule="auto"/>
-        <w:rPr>
-          <w:rFonts w:ascii="Times" w:hAnsi="Times"/>
-          <w:b/>
-          <w:bCs/>
-          <w:sz w:val="4"/>
-          <w:szCs w:val="4"/>
-        </w:rPr>
-      </w:pPr>
-      <w:r>
-        <w:rPr>
-          <w:rFonts w:ascii="Times" w:hAnsi="Times"/>
-          <w:b/>
-          <w:bCs/>
-        </w:rPr>
-        <w:t xml:space="preserve">POLICY </w:t>
-      </w:r>
-      <w:r>
-        <w:rPr>
-          <w:rFonts w:ascii="Times" w:hAnsi="Times"/>
-          <w:b/>
-          <w:bCs/>
-        </w:rPr>
-        <w:t>ARTICLES</w:t>
+      <w:r>
+        <w:rPr>
+          <w:rFonts w:ascii="Times" w:hAnsi="Times" w:hint="eastAsia"/>
+          <w:lang w:eastAsia="zh-TW"/>
+        </w:rPr>
+        <w:t>Jimmy Ho, Yulin Hong, and Zhongji Wei</w:t>
+      </w:r>
+      <w:r>
+        <w:rPr>
+          <w:rFonts w:ascii="Times" w:hAnsi="Times"/>
+        </w:rPr>
+        <w:t>)</w:t>
       </w:r>
     </w:p>
     <w:p>
@@ -1537,41 +1443,67 @@
       </w:r>
       <w:r>
         <w:rPr>
-          <w:rFonts w:ascii="Times" w:hAnsi="Times"/>
-        </w:rPr>
-        <w:t>How Hong Kong can reimagine its greatest asset: people’s homes</w:t>
-      </w:r>
-      <w:r>
-        <w:rPr>
-          <w:rFonts w:ascii="Times" w:hAnsi="Times"/>
-        </w:rPr>
-        <w:t>”</w:t>
-      </w:r>
-      <w:r>
-        <w:rPr>
-          <w:rFonts w:ascii="Times" w:hAnsi="Times"/>
-        </w:rPr>
-        <w:t xml:space="preserve"> (South China Morning Post, 2025-4-5, with Alex </w:t>
-      </w:r>
-      <w:proofErr w:type="spellStart"/>
-      <w:r>
-        <w:rPr>
-          <w:rFonts w:ascii="Times" w:hAnsi="Times"/>
-        </w:rPr>
-        <w:t>Ngau</w:t>
-      </w:r>
-      <w:proofErr w:type="spellEnd"/>
+          <w:rFonts w:ascii="Times" w:hAnsi="Times" w:hint="eastAsia"/>
+          <w:lang w:eastAsia="zh-TW"/>
+        </w:rPr>
+        <w:t>The Welfare Cost of Public Housing Misallocation in Hong Kong</w:t>
+      </w:r>
+      <w:r>
+        <w:rPr>
+          <w:rFonts w:ascii="Times" w:hAnsi="Times"/>
+        </w:rPr>
+        <w:t xml:space="preserve">” (with </w:t>
+      </w:r>
+      <w:r>
+        <w:rPr>
+          <w:rFonts w:ascii="Times" w:hAnsi="Times" w:hint="eastAsia"/>
+          <w:lang w:eastAsia="zh-TW"/>
+        </w:rPr>
+        <w:t>Jimmy Ho, Yulin Hong, and Zhongji Wei</w:t>
+      </w:r>
       <w:r>
         <w:rPr>
           <w:rFonts w:ascii="Times" w:hAnsi="Times"/>
         </w:rPr>
         <w:t>)</w:t>
       </w:r>
-      <w:r>
-        <w:rPr>
-          <w:rFonts w:ascii="Times" w:hAnsi="Times"/>
-        </w:rPr>
-        <w:t xml:space="preserve"> </w:t>
+    </w:p>
+    <w:p>
+      <w:pPr>
+        <w:pStyle w:val="ListParagraph"/>
+        <w:spacing w:after="120" w:line="276" w:lineRule="auto"/>
+        <w:contextualSpacing w:val="0"/>
+        <w:rPr>
+          <w:rFonts w:ascii="Times" w:hAnsi="Times"/>
+        </w:rPr>
+      </w:pPr>
+    </w:p>
+    <w:p>
+      <w:pPr>
+        <w:spacing w:line="360" w:lineRule="auto"/>
+        <w:rPr>
+          <w:rFonts w:ascii="Times" w:hAnsi="Times"/>
+          <w:b/>
+          <w:bCs/>
+          <w:sz w:val="4"/>
+          <w:szCs w:val="4"/>
+        </w:rPr>
+      </w:pPr>
+      <w:r>
+        <w:rPr>
+          <w:rFonts w:ascii="Times" w:hAnsi="Times"/>
+          <w:b/>
+          <w:bCs/>
+        </w:rPr>
+        <w:t xml:space="preserve">POLICY </w:t>
+      </w:r>
+      <w:r>
+        <w:rPr>
+          <w:rFonts w:ascii="Times" w:hAnsi="Times"/>
+          <w:b/>
+          <w:bCs/>
+        </w:rPr>
+        <w:t>ARTICLES</w:t>
       </w:r>
     </w:p>
     <w:p>
@@ -1597,51 +1529,19 @@
         <w:rPr>
           <w:rFonts w:ascii="Times" w:hAnsi="Times"/>
         </w:rPr>
-        <w:t>Anatomy of a Housing Affordability Crisis: Hong Kong, 2001-2021</w:t>
-      </w:r>
-      <w:r>
-        <w:rPr>
-          <w:rFonts w:ascii="Times" w:hAnsi="Times"/>
-        </w:rPr>
-        <w:t xml:space="preserve">” (Hong Kong Economic Policy Green Paper, </w:t>
-      </w:r>
-      <w:r>
-        <w:rPr>
-          <w:rFonts w:ascii="Times" w:hAnsi="Times"/>
-        </w:rPr>
-        <w:t xml:space="preserve">January </w:t>
-      </w:r>
-      <w:r>
-        <w:rPr>
-          <w:rFonts w:ascii="Times" w:hAnsi="Times"/>
-        </w:rPr>
-        <w:t>202</w:t>
-      </w:r>
-      <w:r>
-        <w:rPr>
-          <w:rFonts w:ascii="Times" w:hAnsi="Times" w:hint="eastAsia"/>
-          <w:lang w:eastAsia="zh-TW"/>
-        </w:rPr>
-        <w:t>5</w:t>
-      </w:r>
-      <w:r>
-        <w:rPr>
-          <w:rFonts w:ascii="Times" w:hAnsi="Times"/>
-        </w:rPr>
-        <w:t xml:space="preserve">, joint with </w:t>
-      </w:r>
-      <w:r>
-        <w:rPr>
-          <w:rFonts w:ascii="Times" w:hAnsi="Times" w:hint="eastAsia"/>
-          <w:lang w:eastAsia="zh-TW"/>
-        </w:rPr>
-        <w:t>Jimmy Ho and Yulin Hong</w:t>
-      </w:r>
-      <w:r>
-        <w:rPr>
-          <w:rFonts w:ascii="Times" w:hAnsi="Times"/>
-        </w:rPr>
-        <w:t>)</w:t>
+        <w:t>How Hong Kong can reimagine its greatest asset: people’s homes</w:t>
+      </w:r>
+      <w:r>
+        <w:rPr>
+          <w:rFonts w:ascii="Times" w:hAnsi="Times"/>
+        </w:rPr>
+        <w:t>”</w:t>
+      </w:r>
+      <w:r>
+        <w:rPr>
+          <w:rFonts w:ascii="Times" w:hAnsi="Times"/>
+        </w:rPr>
+        <w:t xml:space="preserve"> (South China Morning Post, 2025-4-5, with Alex Ngau) </w:t>
       </w:r>
     </w:p>
     <w:p>
@@ -1667,31 +1567,51 @@
         <w:rPr>
           <w:rFonts w:ascii="Times" w:hAnsi="Times"/>
         </w:rPr>
-        <w:t>Hong Kong’s economic recovery hinges on having enough adequate housing</w:t>
-      </w:r>
-      <w:r>
-        <w:rPr>
-          <w:rFonts w:ascii="Times" w:hAnsi="Times"/>
-        </w:rPr>
-        <w:t>”</w:t>
-      </w:r>
-      <w:r>
-        <w:rPr>
-          <w:rFonts w:ascii="Times" w:hAnsi="Times"/>
-        </w:rPr>
-        <w:t xml:space="preserve"> (South China Morning Post, </w:t>
-      </w:r>
-      <w:r>
-        <w:rPr>
-          <w:rFonts w:ascii="Times" w:hAnsi="Times"/>
-        </w:rPr>
-        <w:t xml:space="preserve">August </w:t>
-      </w:r>
-      <w:r>
-        <w:rPr>
-          <w:rFonts w:ascii="Times" w:hAnsi="Times"/>
-        </w:rPr>
-        <w:t xml:space="preserve">2024) </w:t>
+        <w:t>Anatomy of a Housing Affordability Crisis: Hong Kong, 2001-2021</w:t>
+      </w:r>
+      <w:r>
+        <w:rPr>
+          <w:rFonts w:ascii="Times" w:hAnsi="Times"/>
+        </w:rPr>
+        <w:t xml:space="preserve">” (Hong Kong Economic Policy Green Paper, </w:t>
+      </w:r>
+      <w:r>
+        <w:rPr>
+          <w:rFonts w:ascii="Times" w:hAnsi="Times"/>
+        </w:rPr>
+        <w:t xml:space="preserve">January </w:t>
+      </w:r>
+      <w:r>
+        <w:rPr>
+          <w:rFonts w:ascii="Times" w:hAnsi="Times"/>
+        </w:rPr>
+        <w:t>202</w:t>
+      </w:r>
+      <w:r>
+        <w:rPr>
+          <w:rFonts w:ascii="Times" w:hAnsi="Times" w:hint="eastAsia"/>
+          <w:lang w:eastAsia="zh-TW"/>
+        </w:rPr>
+        <w:t>5</w:t>
+      </w:r>
+      <w:r>
+        <w:rPr>
+          <w:rFonts w:ascii="Times" w:hAnsi="Times"/>
+        </w:rPr>
+        <w:t xml:space="preserve">, joint with </w:t>
+      </w:r>
+      <w:r>
+        <w:rPr>
+          <w:rFonts w:ascii="Times" w:hAnsi="Times" w:hint="eastAsia"/>
+          <w:lang w:eastAsia="zh-TW"/>
+        </w:rPr>
+        <w:t>Jimmy Ho and Yulin Hong</w:t>
+      </w:r>
+      <w:r>
+        <w:rPr>
+          <w:rFonts w:ascii="Times" w:hAnsi="Times"/>
+        </w:rPr>
+        <w:t>)</w:t>
       </w:r>
     </w:p>
     <w:p>
@@ -1717,13 +1637,31 @@
         <w:rPr>
           <w:rFonts w:ascii="Times" w:hAnsi="Times"/>
         </w:rPr>
-        <w:t>Hong Kong must stop letting the well-off hog public rental housing</w:t>
-      </w:r>
-      <w:r>
-        <w:rPr>
-          <w:rFonts w:ascii="Times" w:hAnsi="Times"/>
-        </w:rPr>
-        <w:t>” (South China Morning Post, 2024)</w:t>
+        <w:t>Hong Kong’s economic recovery hinges on having enough adequate housing</w:t>
+      </w:r>
+      <w:r>
+        <w:rPr>
+          <w:rFonts w:ascii="Times" w:hAnsi="Times"/>
+        </w:rPr>
+        <w:t>”</w:t>
+      </w:r>
+      <w:r>
+        <w:rPr>
+          <w:rFonts w:ascii="Times" w:hAnsi="Times"/>
+        </w:rPr>
+        <w:t xml:space="preserve"> (South China Morning Post, </w:t>
+      </w:r>
+      <w:r>
+        <w:rPr>
+          <w:rFonts w:ascii="Times" w:hAnsi="Times"/>
+        </w:rPr>
+        <w:t xml:space="preserve">August </w:t>
+      </w:r>
+      <w:r>
+        <w:rPr>
+          <w:rFonts w:ascii="Times" w:hAnsi="Times"/>
+        </w:rPr>
+        <w:t xml:space="preserve">2024) </w:t>
       </w:r>
     </w:p>
     <w:p>
@@ -1749,61 +1687,13 @@
         <w:rPr>
           <w:rFonts w:ascii="Times" w:hAnsi="Times"/>
         </w:rPr>
-        <w:t>The Solution to</w:t>
-      </w:r>
-      <w:r>
-        <w:rPr>
-          <w:rFonts w:ascii="Times" w:hAnsi="Times"/>
-        </w:rPr>
-        <w:t xml:space="preserve"> Hong Kong</w:t>
-      </w:r>
-      <w:r>
-        <w:rPr>
-          <w:rFonts w:ascii="Times" w:hAnsi="Times"/>
-        </w:rPr>
-        <w:t xml:space="preserve">’s </w:t>
-      </w:r>
-      <w:r>
-        <w:rPr>
-          <w:rFonts w:ascii="Times" w:hAnsi="Times"/>
-        </w:rPr>
-        <w:t xml:space="preserve">Subdivided </w:t>
-      </w:r>
-      <w:r>
-        <w:rPr>
-          <w:rFonts w:ascii="Times" w:hAnsi="Times"/>
-        </w:rPr>
-        <w:t>Housing Crisis</w:t>
-      </w:r>
-      <w:r>
-        <w:rPr>
-          <w:rFonts w:ascii="Times" w:hAnsi="Times"/>
-        </w:rPr>
-        <w:t xml:space="preserve">” (Hong Kong Economic </w:t>
-      </w:r>
-      <w:r>
-        <w:rPr>
-          <w:rFonts w:ascii="Times" w:hAnsi="Times"/>
-        </w:rPr>
-        <w:t>Journal</w:t>
-      </w:r>
-      <w:r>
-        <w:rPr>
-          <w:rFonts w:ascii="Times" w:hAnsi="Times"/>
-        </w:rPr>
-        <w:t xml:space="preserve">, </w:t>
-      </w:r>
-      <w:r>
-        <w:rPr>
-          <w:rFonts w:ascii="Times" w:hAnsi="Times"/>
-        </w:rPr>
-        <w:t xml:space="preserve">February </w:t>
-      </w:r>
-      <w:r>
-        <w:rPr>
-          <w:rFonts w:ascii="Times" w:hAnsi="Times"/>
-        </w:rPr>
-        <w:t>2024)</w:t>
+        <w:t>Hong Kong must stop letting the well-off hog public rental housing</w:t>
+      </w:r>
+      <w:r>
+        <w:rPr>
+          <w:rFonts w:ascii="Times" w:hAnsi="Times"/>
+        </w:rPr>
+        <w:t>” (South China Morning Post, 2024)</w:t>
       </w:r>
     </w:p>
     <w:p>
@@ -1823,33 +1713,67 @@
         <w:rPr>
           <w:rFonts w:ascii="Times" w:hAnsi="Times"/>
         </w:rPr>
-        <w:t xml:space="preserve">“Brain Drain, Brain Gain, and The Future of Hong Kong: Evidence from LinkedIn Profiles” (Hong Kong Economic Policy Green Paper, </w:t>
-      </w:r>
-      <w:r>
-        <w:rPr>
-          <w:rFonts w:ascii="Times" w:hAnsi="Times"/>
-        </w:rPr>
-        <w:t xml:space="preserve">January </w:t>
-      </w:r>
-      <w:r>
-        <w:rPr>
-          <w:rFonts w:ascii="Times" w:hAnsi="Times"/>
-        </w:rPr>
-        <w:t xml:space="preserve">2024, joint with Alan Kwan and </w:t>
-      </w:r>
-      <w:proofErr w:type="spellStart"/>
-      <w:r>
-        <w:rPr>
-          <w:rFonts w:ascii="Times" w:hAnsi="Times"/>
-        </w:rPr>
-        <w:t>Heiwai</w:t>
-      </w:r>
-      <w:proofErr w:type="spellEnd"/>
-      <w:r>
-        <w:rPr>
-          <w:rFonts w:ascii="Times" w:hAnsi="Times"/>
-        </w:rPr>
-        <w:t xml:space="preserve"> Tang)</w:t>
+        <w:t>“</w:t>
+      </w:r>
+      <w:r>
+        <w:rPr>
+          <w:rFonts w:ascii="Times" w:hAnsi="Times"/>
+        </w:rPr>
+        <w:t>The Solution to</w:t>
+      </w:r>
+      <w:r>
+        <w:rPr>
+          <w:rFonts w:ascii="Times" w:hAnsi="Times"/>
+        </w:rPr>
+        <w:t xml:space="preserve"> Hong Kong</w:t>
+      </w:r>
+      <w:r>
+        <w:rPr>
+          <w:rFonts w:ascii="Times" w:hAnsi="Times"/>
+        </w:rPr>
+        <w:t xml:space="preserve">’s </w:t>
+      </w:r>
+      <w:r>
+        <w:rPr>
+          <w:rFonts w:ascii="Times" w:hAnsi="Times"/>
+        </w:rPr>
+        <w:t xml:space="preserve">Subdivided </w:t>
+      </w:r>
+      <w:r>
+        <w:rPr>
+          <w:rFonts w:ascii="Times" w:hAnsi="Times"/>
+        </w:rPr>
+        <w:t>Housing Crisis</w:t>
+      </w:r>
+      <w:r>
+        <w:rPr>
+          <w:rFonts w:ascii="Times" w:hAnsi="Times"/>
+        </w:rPr>
+        <w:t xml:space="preserve">” (Hong Kong Economic </w:t>
+      </w:r>
+      <w:r>
+        <w:rPr>
+          <w:rFonts w:ascii="Times" w:hAnsi="Times"/>
+        </w:rPr>
+        <w:t>Journal</w:t>
+      </w:r>
+      <w:r>
+        <w:rPr>
+          <w:rFonts w:ascii="Times" w:hAnsi="Times"/>
+        </w:rPr>
+        <w:t xml:space="preserve">, </w:t>
+      </w:r>
+      <w:r>
+        <w:rPr>
+          <w:rFonts w:ascii="Times" w:hAnsi="Times"/>
+        </w:rPr>
+        <w:t xml:space="preserve">February </w:t>
+      </w:r>
+      <w:r>
+        <w:rPr>
+          <w:rFonts w:ascii="Times" w:hAnsi="Times"/>
+        </w:rPr>
+        <w:t>2024)</w:t>
       </w:r>
     </w:p>
     <w:p>
@@ -1869,7 +1793,7 @@
         <w:rPr>
           <w:rFonts w:ascii="Times" w:hAnsi="Times"/>
         </w:rPr>
-        <w:t xml:space="preserve">“Using Data and Algorithms to Reduce Public Housing Wait Times” (Hong Kong Economic Policy Green Paper, </w:t>
+        <w:t xml:space="preserve">“Brain Drain, Brain Gain, and The Future of Hong Kong: Evidence from LinkedIn Profiles” (Hong Kong Economic Policy Green Paper, </w:t>
       </w:r>
       <w:r>
         <w:rPr>
@@ -1881,7 +1805,7 @@
         <w:rPr>
           <w:rFonts w:ascii="Times" w:hAnsi="Times"/>
         </w:rPr>
-        <w:t>2024, joint with Shing-Yi Wang and Maisy Wong)</w:t>
+        <w:t>2024, joint with Alan Kwan and Heiwai Tang)</w:t>
       </w:r>
     </w:p>
     <w:p>
@@ -1901,46 +1825,19 @@
         <w:rPr>
           <w:rFonts w:ascii="Times" w:hAnsi="Times"/>
         </w:rPr>
-        <w:t>“What Caused Hong Kong’s Housing Crisis?” (Hong Kong Economic Policy Green Paper, 2022)</w:t>
-      </w:r>
-    </w:p>
-    <w:p>
-      <w:pPr>
-        <w:spacing w:after="120" w:line="276" w:lineRule="auto"/>
-        <w:rPr>
-          <w:rFonts w:ascii="Times" w:hAnsi="Times"/>
-          <w:lang w:eastAsia="zh-TW"/>
-        </w:rPr>
-      </w:pPr>
-    </w:p>
-    <w:p>
-      <w:pPr>
-        <w:spacing w:line="360" w:lineRule="auto"/>
-        <w:rPr>
-          <w:rFonts w:ascii="Times" w:hAnsi="Times"/>
-          <w:b/>
-          <w:bCs/>
-          <w:sz w:val="4"/>
-          <w:szCs w:val="4"/>
-          <w:lang w:eastAsia="zh-TW"/>
-        </w:rPr>
-      </w:pPr>
-      <w:r>
-        <w:rPr>
-          <w:rFonts w:ascii="Times" w:hAnsi="Times"/>
-          <w:b/>
-          <w:bCs/>
-        </w:rPr>
-        <w:t>POLICY ARTICLES</w:t>
-      </w:r>
-      <w:r>
-        <w:rPr>
-          <w:rFonts w:ascii="Times" w:hAnsi="Times" w:hint="eastAsia"/>
-          <w:b/>
-          <w:bCs/>
-          <w:lang w:eastAsia="zh-TW"/>
-        </w:rPr>
-        <w:t xml:space="preserve"> (CHINESE)</w:t>
+        <w:t xml:space="preserve">“Using Data and Algorithms to Reduce Public Housing Wait Times” (Hong Kong Economic Policy Green Paper, </w:t>
+      </w:r>
+      <w:r>
+        <w:rPr>
+          <w:rFonts w:ascii="Times" w:hAnsi="Times"/>
+        </w:rPr>
+        <w:t xml:space="preserve">January </w:t>
+      </w:r>
+      <w:r>
+        <w:rPr>
+          <w:rFonts w:ascii="Times" w:hAnsi="Times"/>
+        </w:rPr>
+        <w:t>2024, joint with Shing-Yi Wang and Maisy Wong)</w:t>
       </w:r>
     </w:p>
     <w:p>
@@ -1950,67 +1847,56 @@
           <w:ilvl w:val="0"/>
           <w:numId w:val="1"/>
         </w:numPr>
-        <w:spacing w:line="360" w:lineRule="auto"/>
-        <w:rPr>
-          <w:rFonts w:ascii="Times" w:hAnsi="Times"/>
-          <w:lang w:eastAsia="zh-TW"/>
-        </w:rPr>
-      </w:pPr>
-      <w:r>
-        <w:rPr>
-          <w:rFonts w:ascii="Times" w:hAnsi="Times" w:hint="eastAsia"/>
-          <w:lang w:eastAsia="zh-TW"/>
-        </w:rPr>
-        <w:t>香港經濟面臨長期衰退</w:t>
-      </w:r>
-      <w:r>
-        <w:rPr>
-          <w:rFonts w:ascii="Times" w:hAnsi="Times"/>
-          <w:lang w:eastAsia="zh-TW"/>
-        </w:rPr>
-        <w:t xml:space="preserve"> </w:t>
-      </w:r>
-      <w:r>
-        <w:rPr>
-          <w:rFonts w:ascii="Times" w:hAnsi="Times" w:hint="eastAsia"/>
-          <w:lang w:eastAsia="zh-TW"/>
-        </w:rPr>
-        <w:t>房策須全面改革（下）</w:t>
-      </w:r>
-      <w:r>
-        <w:rPr>
-          <w:rFonts w:ascii="Times" w:hAnsi="Times"/>
-          <w:lang w:eastAsia="zh-TW"/>
-        </w:rPr>
-        <w:t xml:space="preserve"> (</w:t>
-      </w:r>
-      <w:r>
-        <w:rPr>
-          <w:rFonts w:ascii="Times" w:hAnsi="Times" w:hint="eastAsia"/>
-          <w:lang w:eastAsia="zh-TW"/>
-        </w:rPr>
-        <w:t>明報</w:t>
-      </w:r>
-      <w:r>
-        <w:rPr>
-          <w:rFonts w:ascii="Times" w:hAnsi="Times"/>
-          <w:lang w:eastAsia="zh-TW"/>
-        </w:rPr>
-        <w:t xml:space="preserve">, 2025-3-21, </w:t>
-      </w:r>
-      <w:r>
-        <w:rPr>
-          <w:rFonts w:ascii="Times" w:hAnsi="Times" w:hint="eastAsia"/>
-          <w:lang w:eastAsia="zh-TW"/>
-        </w:rPr>
-        <w:t>與牛致行和宋恩榮</w:t>
-      </w:r>
-      <w:r>
-        <w:rPr>
-          <w:rFonts w:ascii="Times" w:hAnsi="Times"/>
-          <w:lang w:eastAsia="zh-TW"/>
-        </w:rPr>
-        <w:t>)</w:t>
+        <w:spacing w:after="120" w:line="276" w:lineRule="auto"/>
+        <w:contextualSpacing w:val="0"/>
+        <w:rPr>
+          <w:rFonts w:ascii="Times" w:hAnsi="Times"/>
+        </w:rPr>
+      </w:pPr>
+      <w:r>
+        <w:rPr>
+          <w:rFonts w:ascii="Times" w:hAnsi="Times"/>
+        </w:rPr>
+        <w:t>“What Caused Hong Kong’s Housing Crisis?” (Hong Kong Economic Policy Green Paper, 2022)</w:t>
+      </w:r>
+    </w:p>
+    <w:p>
+      <w:pPr>
+        <w:spacing w:after="120" w:line="276" w:lineRule="auto"/>
+        <w:rPr>
+          <w:rFonts w:ascii="Times" w:hAnsi="Times"/>
+          <w:lang w:eastAsia="zh-TW"/>
+        </w:rPr>
+      </w:pPr>
+    </w:p>
+    <w:p>
+      <w:pPr>
+        <w:spacing w:line="360" w:lineRule="auto"/>
+        <w:rPr>
+          <w:rFonts w:ascii="Times" w:hAnsi="Times"/>
+          <w:b/>
+          <w:bCs/>
+          <w:sz w:val="4"/>
+          <w:szCs w:val="4"/>
+          <w:lang w:eastAsia="zh-TW"/>
+        </w:rPr>
+      </w:pPr>
+      <w:r>
+        <w:rPr>
+          <w:rFonts w:ascii="Times" w:hAnsi="Times"/>
+          <w:b/>
+          <w:bCs/>
+        </w:rPr>
+        <w:t>POLICY ARTICLES</w:t>
+      </w:r>
+      <w:r>
+        <w:rPr>
+          <w:rFonts w:ascii="Times" w:hAnsi="Times" w:hint="eastAsia"/>
+          <w:b/>
+          <w:bCs/>
+          <w:lang w:eastAsia="zh-TW"/>
+        </w:rPr>
+        <w:t xml:space="preserve"> (CHINESE)</w:t>
       </w:r>
     </w:p>
     <w:p>
@@ -2031,11 +1917,11 @@
           <w:rFonts w:ascii="Times" w:hAnsi="Times" w:hint="eastAsia"/>
           <w:lang w:eastAsia="zh-TW"/>
         </w:rPr>
-        <w:t>香港經濟面臨長期衰退</w:t>
-      </w:r>
-      <w:r>
-        <w:rPr>
-          <w:rFonts w:ascii="Times" w:hAnsi="Times"/>
+        <w:t>現金津貼試行計劃退場</w:t>
+      </w:r>
+      <w:r>
+        <w:rPr>
+          <w:rFonts w:ascii="Times" w:hAnsi="Times" w:hint="eastAsia"/>
           <w:lang w:eastAsia="zh-TW"/>
         </w:rPr>
         <w:t xml:space="preserve"> </w:t>
@@ -2045,14 +1931,14 @@
           <w:rFonts w:ascii="Times" w:hAnsi="Times" w:hint="eastAsia"/>
           <w:lang w:eastAsia="zh-TW"/>
         </w:rPr>
-        <w:t>房策須全面改革（上）</w:t>
-      </w:r>
-      <w:r>
-        <w:rPr>
-          <w:rFonts w:ascii="Times" w:hAnsi="Times"/>
-          <w:lang w:eastAsia="zh-TW"/>
-        </w:rPr>
-        <w:t>(</w:t>
+        <w:t>是明智決定——從經濟學理論看補貼轉型的必要性</w:t>
+      </w:r>
+      <w:r>
+        <w:rPr>
+          <w:rFonts w:ascii="Times" w:hAnsi="Times" w:hint="eastAsia"/>
+          <w:lang w:eastAsia="zh-TW"/>
+        </w:rPr>
+        <w:t xml:space="preserve"> (</w:t>
       </w:r>
       <w:r>
         <w:rPr>
@@ -2063,10 +1949,10 @@
       </w:r>
       <w:r>
         <w:rPr>
-          <w:rFonts w:ascii="Times" w:hAnsi="Times"/>
-          <w:lang w:eastAsia="zh-TW"/>
-        </w:rPr>
-        <w:t xml:space="preserve">, 2025-2-20, </w:t>
+          <w:rFonts w:ascii="Times" w:hAnsi="Times" w:hint="eastAsia"/>
+          <w:lang w:eastAsia="zh-TW"/>
+        </w:rPr>
+        <w:t xml:space="preserve">, 2025-6-5, </w:t>
       </w:r>
       <w:r>
         <w:rPr>
@@ -2077,10 +1963,10 @@
       </w:r>
       <w:r>
         <w:rPr>
-          <w:rFonts w:ascii="Times" w:hAnsi="Times"/>
-          <w:lang w:eastAsia="zh-TW"/>
-        </w:rPr>
-        <w:t>)</w:t>
+          <w:rFonts w:ascii="Times" w:hAnsi="Times" w:hint="eastAsia"/>
+          <w:lang w:eastAsia="zh-TW"/>
+        </w:rPr>
+        <w:t xml:space="preserve">) </w:t>
       </w:r>
     </w:p>
     <w:p>
@@ -2101,7 +1987,21 @@
           <w:rFonts w:ascii="Times" w:hAnsi="Times" w:hint="eastAsia"/>
           <w:lang w:eastAsia="zh-TW"/>
         </w:rPr>
-        <w:t>剖析香港住房危機：演變與對策</w:t>
+        <w:t>財赤之出路：賣公屋</w:t>
+      </w:r>
+      <w:r>
+        <w:rPr>
+          <w:rFonts w:ascii="Times" w:hAnsi="Times" w:hint="eastAsia"/>
+          <w:lang w:eastAsia="zh-TW"/>
+        </w:rPr>
+        <w:t xml:space="preserve"> </w:t>
+      </w:r>
+      <w:r>
+        <w:rPr>
+          <w:rFonts w:ascii="Times" w:hAnsi="Times" w:hint="eastAsia"/>
+          <w:lang w:eastAsia="zh-TW"/>
+        </w:rPr>
+        <w:t>救香港！</w:t>
       </w:r>
       <w:r>
         <w:rPr>
@@ -2115,21 +2015,21 @@
           <w:rFonts w:ascii="Times" w:hAnsi="Times" w:hint="eastAsia"/>
           <w:lang w:eastAsia="zh-TW"/>
         </w:rPr>
-        <w:t>香港經濟政策綠皮書</w:t>
-      </w:r>
-      <w:r>
-        <w:rPr>
-          <w:rFonts w:ascii="Times" w:hAnsi="Times" w:hint="eastAsia"/>
-          <w:lang w:eastAsia="zh-TW"/>
-        </w:rPr>
-        <w:t xml:space="preserve">, 2025-1-9, </w:t>
-      </w:r>
-      <w:r>
-        <w:rPr>
-          <w:rFonts w:ascii="Times" w:hAnsi="Times" w:hint="eastAsia"/>
-          <w:lang w:eastAsia="zh-TW"/>
-        </w:rPr>
-        <w:t>與何漢樑和洪雨林</w:t>
+        <w:t>明報</w:t>
+      </w:r>
+      <w:r>
+        <w:rPr>
+          <w:rFonts w:ascii="Times" w:hAnsi="Times" w:hint="eastAsia"/>
+          <w:lang w:eastAsia="zh-TW"/>
+        </w:rPr>
+        <w:t xml:space="preserve">, 2025-4-24, </w:t>
+      </w:r>
+      <w:r>
+        <w:rPr>
+          <w:rFonts w:ascii="Times" w:hAnsi="Times" w:hint="eastAsia"/>
+          <w:lang w:eastAsia="zh-TW"/>
+        </w:rPr>
+        <w:t>與牛致行和宋恩榮</w:t>
       </w:r>
       <w:r>
         <w:rPr>
@@ -2157,11 +2057,11 @@
           <w:rFonts w:ascii="Times" w:hAnsi="Times" w:hint="eastAsia"/>
           <w:lang w:eastAsia="zh-TW"/>
         </w:rPr>
-        <w:t>要告別劏房</w:t>
-      </w:r>
-      <w:r>
-        <w:rPr>
-          <w:rFonts w:ascii="Times" w:hAnsi="Times" w:hint="eastAsia"/>
+        <w:t>香港經濟面臨長期衰退</w:t>
+      </w:r>
+      <w:r>
+        <w:rPr>
+          <w:rFonts w:ascii="Times" w:hAnsi="Times"/>
           <w:lang w:eastAsia="zh-TW"/>
         </w:rPr>
         <w:t xml:space="preserve"> </w:t>
@@ -2171,11 +2071,11 @@
           <w:rFonts w:ascii="Times" w:hAnsi="Times" w:hint="eastAsia"/>
           <w:lang w:eastAsia="zh-TW"/>
         </w:rPr>
-        <w:t>絕不能規管起始租金</w:t>
-      </w:r>
-      <w:r>
-        <w:rPr>
-          <w:rFonts w:ascii="Times" w:hAnsi="Times" w:hint="eastAsia"/>
+        <w:t>房策須全面改革（下）</w:t>
+      </w:r>
+      <w:r>
+        <w:rPr>
+          <w:rFonts w:ascii="Times" w:hAnsi="Times"/>
           <w:lang w:eastAsia="zh-TW"/>
         </w:rPr>
         <w:t xml:space="preserve"> (</w:t>
@@ -2189,49 +2089,21 @@
       </w:r>
       <w:r>
         <w:rPr>
-          <w:rFonts w:ascii="Times" w:hAnsi="Times" w:hint="eastAsia"/>
-          <w:lang w:eastAsia="zh-TW"/>
-        </w:rPr>
-        <w:t>, 2024-</w:t>
-      </w:r>
-      <w:r>
-        <w:rPr>
-          <w:rFonts w:ascii="Times" w:hAnsi="Times" w:hint="eastAsia"/>
-          <w:lang w:eastAsia="zh-TW"/>
-        </w:rPr>
-        <w:t>11</w:t>
-      </w:r>
-      <w:r>
-        <w:rPr>
-          <w:rFonts w:ascii="Times" w:hAnsi="Times" w:hint="eastAsia"/>
-          <w:lang w:eastAsia="zh-TW"/>
-        </w:rPr>
-        <w:t>-</w:t>
-      </w:r>
-      <w:r>
-        <w:rPr>
-          <w:rFonts w:ascii="Times" w:hAnsi="Times" w:hint="eastAsia"/>
-          <w:lang w:eastAsia="zh-TW"/>
-        </w:rPr>
-        <w:t>7,</w:t>
-      </w:r>
-      <w:r>
-        <w:rPr>
-          <w:rFonts w:ascii="Times" w:hAnsi="Times" w:hint="eastAsia"/>
-          <w:lang w:eastAsia="zh-TW"/>
-        </w:rPr>
-        <w:t>與</w:t>
-      </w:r>
-      <w:r>
-        <w:rPr>
-          <w:rFonts w:ascii="Times" w:hAnsi="Times" w:hint="eastAsia"/>
-          <w:lang w:eastAsia="zh-TW"/>
-        </w:rPr>
-        <w:t>宋恩榮</w:t>
-      </w:r>
-      <w:r>
-        <w:rPr>
-          <w:rFonts w:ascii="Times" w:hAnsi="Times" w:hint="eastAsia"/>
+          <w:rFonts w:ascii="Times" w:hAnsi="Times"/>
+          <w:lang w:eastAsia="zh-TW"/>
+        </w:rPr>
+        <w:t xml:space="preserve">, 2025-3-21, </w:t>
+      </w:r>
+      <w:r>
+        <w:rPr>
+          <w:rFonts w:ascii="Times" w:hAnsi="Times" w:hint="eastAsia"/>
+          <w:lang w:eastAsia="zh-TW"/>
+        </w:rPr>
+        <w:t>與牛致行和宋恩榮</w:t>
+      </w:r>
+      <w:r>
+        <w:rPr>
+          <w:rFonts w:ascii="Times" w:hAnsi="Times"/>
           <w:lang w:eastAsia="zh-TW"/>
         </w:rPr>
         <w:t>)</w:t>
@@ -2255,11 +2127,11 @@
           <w:rFonts w:ascii="Times" w:hAnsi="Times" w:hint="eastAsia"/>
           <w:lang w:eastAsia="zh-TW"/>
         </w:rPr>
-        <w:t>住房短缺礙引才</w:t>
-      </w:r>
-      <w:r>
-        <w:rPr>
-          <w:rFonts w:ascii="Times" w:hAnsi="Times" w:hint="eastAsia"/>
+        <w:t>香港經濟面臨長期衰退</w:t>
+      </w:r>
+      <w:r>
+        <w:rPr>
+          <w:rFonts w:ascii="Times" w:hAnsi="Times"/>
           <w:lang w:eastAsia="zh-TW"/>
         </w:rPr>
         <w:t xml:space="preserve"> </w:t>
@@ -2269,14 +2141,14 @@
           <w:rFonts w:ascii="Times" w:hAnsi="Times" w:hint="eastAsia"/>
           <w:lang w:eastAsia="zh-TW"/>
         </w:rPr>
-        <w:t>政府應續增建屋</w:t>
-      </w:r>
-      <w:r>
-        <w:rPr>
-          <w:rFonts w:ascii="Times" w:hAnsi="Times" w:hint="eastAsia"/>
-          <w:lang w:eastAsia="zh-TW"/>
-        </w:rPr>
-        <w:t xml:space="preserve"> (</w:t>
+        <w:t>房策須全面改革（上）</w:t>
+      </w:r>
+      <w:r>
+        <w:rPr>
+          <w:rFonts w:ascii="Times" w:hAnsi="Times"/>
+          <w:lang w:eastAsia="zh-TW"/>
+        </w:rPr>
+        <w:t>(</w:t>
       </w:r>
       <w:r>
         <w:rPr>
@@ -2287,10 +2159,24 @@
       </w:r>
       <w:r>
         <w:rPr>
-          <w:rFonts w:ascii="Times" w:hAnsi="Times" w:hint="eastAsia"/>
-          <w:lang w:eastAsia="zh-TW"/>
-        </w:rPr>
-        <w:t>, 2024-8-14)</w:t>
+          <w:rFonts w:ascii="Times" w:hAnsi="Times"/>
+          <w:lang w:eastAsia="zh-TW"/>
+        </w:rPr>
+        <w:t xml:space="preserve">, 2025-2-20, </w:t>
+      </w:r>
+      <w:r>
+        <w:rPr>
+          <w:rFonts w:ascii="Times" w:hAnsi="Times" w:hint="eastAsia"/>
+          <w:lang w:eastAsia="zh-TW"/>
+        </w:rPr>
+        <w:t>與牛致行和宋恩榮</w:t>
+      </w:r>
+      <w:r>
+        <w:rPr>
+          <w:rFonts w:ascii="Times" w:hAnsi="Times"/>
+          <w:lang w:eastAsia="zh-TW"/>
+        </w:rPr>
+        <w:t>)</w:t>
       </w:r>
     </w:p>
     <w:p>
@@ -2303,73 +2189,48 @@
         <w:spacing w:line="360" w:lineRule="auto"/>
         <w:rPr>
           <w:rFonts w:ascii="Times" w:hAnsi="Times"/>
-        </w:rPr>
-      </w:pPr>
-      <w:r>
-        <w:rPr>
-          <w:rFonts w:ascii="Times" w:hAnsi="Times" w:hint="eastAsia"/>
-          <w:lang w:eastAsia="zh-TW"/>
-        </w:rPr>
-        <w:t>加強富戶審查</w:t>
-      </w:r>
-      <w:r>
-        <w:rPr>
-          <w:rFonts w:ascii="Times" w:hAnsi="Times" w:hint="eastAsia"/>
-          <w:lang w:eastAsia="zh-TW"/>
-        </w:rPr>
-        <w:t xml:space="preserve"> </w:t>
-      </w:r>
-      <w:r>
-        <w:rPr>
-          <w:rFonts w:ascii="Times" w:hAnsi="Times" w:hint="eastAsia"/>
-          <w:lang w:eastAsia="zh-TW"/>
-        </w:rPr>
-        <w:t>劏房戶免受苦？</w:t>
-      </w:r>
-      <w:r>
-        <w:rPr>
-          <w:rFonts w:ascii="Times" w:hAnsi="Times" w:hint="eastAsia"/>
-          <w:lang w:eastAsia="zh-TW"/>
-        </w:rPr>
-        <w:t xml:space="preserve"> </w:t>
-      </w:r>
-      <w:r>
-        <w:rPr>
-          <w:rFonts w:ascii="Times" w:hAnsi="Times" w:hint="eastAsia"/>
-        </w:rPr>
-        <w:t>(</w:t>
-      </w:r>
-      <w:proofErr w:type="spellStart"/>
-      <w:r>
-        <w:rPr>
-          <w:rFonts w:ascii="Times" w:hAnsi="Times" w:hint="eastAsia"/>
-        </w:rPr>
-        <w:t>明報</w:t>
-      </w:r>
-      <w:proofErr w:type="spellEnd"/>
-      <w:r>
-        <w:rPr>
-          <w:rFonts w:ascii="Times" w:hAnsi="Times" w:hint="eastAsia"/>
-        </w:rPr>
-        <w:t xml:space="preserve">, 2024-5-16, </w:t>
-      </w:r>
-      <w:proofErr w:type="spellStart"/>
-      <w:r>
-        <w:rPr>
-          <w:rFonts w:ascii="Times" w:hAnsi="Times" w:hint="eastAsia"/>
-        </w:rPr>
-        <w:t>與何漢</w:t>
-      </w:r>
-      <w:proofErr w:type="spellEnd"/>
-      <w:r>
-        <w:rPr>
-          <w:rFonts w:ascii="Times" w:hAnsi="Times" w:hint="eastAsia"/>
-        </w:rPr>
-        <w:t>樑</w:t>
-      </w:r>
-      <w:r>
-        <w:rPr>
-          <w:rFonts w:ascii="Times" w:hAnsi="Times" w:hint="eastAsia"/>
+          <w:lang w:eastAsia="zh-TW"/>
+        </w:rPr>
+      </w:pPr>
+      <w:r>
+        <w:rPr>
+          <w:rFonts w:ascii="Times" w:hAnsi="Times" w:hint="eastAsia"/>
+          <w:lang w:eastAsia="zh-TW"/>
+        </w:rPr>
+        <w:t>剖析香港住房危機：演變與對策</w:t>
+      </w:r>
+      <w:r>
+        <w:rPr>
+          <w:rFonts w:ascii="Times" w:hAnsi="Times" w:hint="eastAsia"/>
+          <w:lang w:eastAsia="zh-TW"/>
+        </w:rPr>
+        <w:t xml:space="preserve"> (</w:t>
+      </w:r>
+      <w:r>
+        <w:rPr>
+          <w:rFonts w:ascii="Times" w:hAnsi="Times" w:hint="eastAsia"/>
+          <w:lang w:eastAsia="zh-TW"/>
+        </w:rPr>
+        <w:t>香港經濟政策綠皮書</w:t>
+      </w:r>
+      <w:r>
+        <w:rPr>
+          <w:rFonts w:ascii="Times" w:hAnsi="Times" w:hint="eastAsia"/>
+          <w:lang w:eastAsia="zh-TW"/>
+        </w:rPr>
+        <w:t xml:space="preserve">, 2025-1-9, </w:t>
+      </w:r>
+      <w:r>
+        <w:rPr>
+          <w:rFonts w:ascii="Times" w:hAnsi="Times" w:hint="eastAsia"/>
+          <w:lang w:eastAsia="zh-TW"/>
+        </w:rPr>
+        <w:t>與何漢樑和洪雨林</w:t>
+      </w:r>
+      <w:r>
+        <w:rPr>
+          <w:rFonts w:ascii="Times" w:hAnsi="Times" w:hint="eastAsia"/>
+          <w:lang w:eastAsia="zh-TW"/>
         </w:rPr>
         <w:t>)</w:t>
       </w:r>
@@ -2392,7 +2253,22 @@
           <w:rFonts w:ascii="Times" w:hAnsi="Times" w:hint="eastAsia"/>
           <w:lang w:eastAsia="zh-TW"/>
         </w:rPr>
-        <w:t>香港劏房問題之出路</w:t>
+        <w:lastRenderedPageBreak/>
+        <w:t>要告別劏房</w:t>
+      </w:r>
+      <w:r>
+        <w:rPr>
+          <w:rFonts w:ascii="Times" w:hAnsi="Times" w:hint="eastAsia"/>
+          <w:lang w:eastAsia="zh-TW"/>
+        </w:rPr>
+        <w:t xml:space="preserve"> </w:t>
+      </w:r>
+      <w:r>
+        <w:rPr>
+          <w:rFonts w:ascii="Times" w:hAnsi="Times" w:hint="eastAsia"/>
+          <w:lang w:eastAsia="zh-TW"/>
+        </w:rPr>
+        <w:t>絕不能規管起始租金</w:t>
       </w:r>
       <w:r>
         <w:rPr>
@@ -2406,14 +2282,56 @@
           <w:rFonts w:ascii="Times" w:hAnsi="Times" w:hint="eastAsia"/>
           <w:lang w:eastAsia="zh-TW"/>
         </w:rPr>
-        <w:t>香港信報</w:t>
-      </w:r>
-      <w:r>
-        <w:rPr>
-          <w:rFonts w:ascii="Times" w:hAnsi="Times" w:hint="eastAsia"/>
-          <w:lang w:eastAsia="zh-TW"/>
-        </w:rPr>
-        <w:t>, 2024-2-14)</w:t>
+        <w:t>明報</w:t>
+      </w:r>
+      <w:r>
+        <w:rPr>
+          <w:rFonts w:ascii="Times" w:hAnsi="Times" w:hint="eastAsia"/>
+          <w:lang w:eastAsia="zh-TW"/>
+        </w:rPr>
+        <w:t>, 2024-</w:t>
+      </w:r>
+      <w:r>
+        <w:rPr>
+          <w:rFonts w:ascii="Times" w:hAnsi="Times" w:hint="eastAsia"/>
+          <w:lang w:eastAsia="zh-TW"/>
+        </w:rPr>
+        <w:t>11</w:t>
+      </w:r>
+      <w:r>
+        <w:rPr>
+          <w:rFonts w:ascii="Times" w:hAnsi="Times" w:hint="eastAsia"/>
+          <w:lang w:eastAsia="zh-TW"/>
+        </w:rPr>
+        <w:t>-</w:t>
+      </w:r>
+      <w:r>
+        <w:rPr>
+          <w:rFonts w:ascii="Times" w:hAnsi="Times" w:hint="eastAsia"/>
+          <w:lang w:eastAsia="zh-TW"/>
+        </w:rPr>
+        <w:t>7,</w:t>
+      </w:r>
+      <w:r>
+        <w:rPr>
+          <w:rFonts w:ascii="Times" w:hAnsi="Times" w:hint="eastAsia"/>
+          <w:lang w:eastAsia="zh-TW"/>
+        </w:rPr>
+        <w:t>與</w:t>
+      </w:r>
+      <w:r>
+        <w:rPr>
+          <w:rFonts w:ascii="Times" w:hAnsi="Times" w:hint="eastAsia"/>
+          <w:lang w:eastAsia="zh-TW"/>
+        </w:rPr>
+        <w:t>宋恩榮</w:t>
+      </w:r>
+      <w:r>
+        <w:rPr>
+          <w:rFonts w:ascii="Times" w:hAnsi="Times" w:hint="eastAsia"/>
+          <w:lang w:eastAsia="zh-TW"/>
+        </w:rPr>
+        <w:t>)</w:t>
       </w:r>
     </w:p>
     <w:p>
@@ -2434,7 +2352,21 @@
           <w:rFonts w:ascii="Times" w:hAnsi="Times" w:hint="eastAsia"/>
           <w:lang w:eastAsia="zh-TW"/>
         </w:rPr>
-        <w:t>人才得失與香港前景：領英社交資料佐證</w:t>
+        <w:t>住房短缺礙引才</w:t>
+      </w:r>
+      <w:r>
+        <w:rPr>
+          <w:rFonts w:ascii="Times" w:hAnsi="Times" w:hint="eastAsia"/>
+          <w:lang w:eastAsia="zh-TW"/>
+        </w:rPr>
+        <w:t xml:space="preserve"> </w:t>
+      </w:r>
+      <w:r>
+        <w:rPr>
+          <w:rFonts w:ascii="Times" w:hAnsi="Times" w:hint="eastAsia"/>
+          <w:lang w:eastAsia="zh-TW"/>
+        </w:rPr>
+        <w:t>政府應續增建屋</w:t>
       </w:r>
       <w:r>
         <w:rPr>
@@ -2448,28 +2380,14 @@
           <w:rFonts w:ascii="Times" w:hAnsi="Times" w:hint="eastAsia"/>
           <w:lang w:eastAsia="zh-TW"/>
         </w:rPr>
-        <w:t>香港經濟政策綠皮書</w:t>
-      </w:r>
-      <w:r>
-        <w:rPr>
-          <w:rFonts w:ascii="Times" w:hAnsi="Times" w:hint="eastAsia"/>
-          <w:lang w:eastAsia="zh-TW"/>
-        </w:rPr>
-        <w:t xml:space="preserve">, 2024-1-10, </w:t>
-      </w:r>
-      <w:r>
-        <w:rPr>
-          <w:rFonts w:ascii="Times" w:hAnsi="Times" w:hint="eastAsia"/>
-          <w:lang w:eastAsia="zh-TW"/>
-        </w:rPr>
-        <w:t>與關穎倫和鄧希煒</w:t>
-      </w:r>
-      <w:r>
-        <w:rPr>
-          <w:rFonts w:ascii="Times" w:hAnsi="Times" w:hint="eastAsia"/>
-          <w:lang w:eastAsia="zh-TW"/>
-        </w:rPr>
-        <w:t>)</w:t>
+        <w:t>明報</w:t>
+      </w:r>
+      <w:r>
+        <w:rPr>
+          <w:rFonts w:ascii="Times" w:hAnsi="Times" w:hint="eastAsia"/>
+          <w:lang w:eastAsia="zh-TW"/>
+        </w:rPr>
+        <w:t>, 2024-8-14)</w:t>
       </w:r>
     </w:p>
     <w:p>
@@ -2482,49 +2400,63 @@
         <w:spacing w:line="360" w:lineRule="auto"/>
         <w:rPr>
           <w:rFonts w:ascii="Times" w:hAnsi="Times"/>
-          <w:lang w:eastAsia="zh-TW"/>
-        </w:rPr>
-      </w:pPr>
-      <w:r>
-        <w:rPr>
-          <w:rFonts w:ascii="Times" w:hAnsi="Times" w:hint="eastAsia"/>
-          <w:lang w:eastAsia="zh-TW"/>
-        </w:rPr>
-        <w:lastRenderedPageBreak/>
-        <w:t>利用數據和算法減低公屋輪候時間</w:t>
-      </w:r>
-      <w:r>
-        <w:rPr>
-          <w:rFonts w:ascii="Times" w:hAnsi="Times" w:hint="eastAsia"/>
-          <w:lang w:eastAsia="zh-TW"/>
-        </w:rPr>
-        <w:t xml:space="preserve"> (</w:t>
-      </w:r>
-      <w:r>
-        <w:rPr>
-          <w:rFonts w:ascii="Times" w:hAnsi="Times" w:hint="eastAsia"/>
-          <w:lang w:eastAsia="zh-TW"/>
-        </w:rPr>
-        <w:t>香港經濟政策綠皮書</w:t>
-      </w:r>
-      <w:r>
-        <w:rPr>
-          <w:rFonts w:ascii="Times" w:hAnsi="Times" w:hint="eastAsia"/>
-          <w:lang w:eastAsia="zh-TW"/>
-        </w:rPr>
-        <w:t xml:space="preserve">, 2024-1-10, </w:t>
-      </w:r>
-      <w:r>
-        <w:rPr>
-          <w:rFonts w:ascii="Times" w:hAnsi="Times" w:hint="eastAsia"/>
-          <w:lang w:eastAsia="zh-TW"/>
-        </w:rPr>
-        <w:t>與王欣儀和黃美施</w:t>
-      </w:r>
-      <w:r>
-        <w:rPr>
-          <w:rFonts w:ascii="Times" w:hAnsi="Times" w:hint="eastAsia"/>
-          <w:lang w:eastAsia="zh-TW"/>
+        </w:rPr>
+      </w:pPr>
+      <w:r>
+        <w:rPr>
+          <w:rFonts w:ascii="Times" w:hAnsi="Times" w:hint="eastAsia"/>
+          <w:lang w:eastAsia="zh-TW"/>
+        </w:rPr>
+        <w:t>加強富戶審查</w:t>
+      </w:r>
+      <w:r>
+        <w:rPr>
+          <w:rFonts w:ascii="Times" w:hAnsi="Times" w:hint="eastAsia"/>
+          <w:lang w:eastAsia="zh-TW"/>
+        </w:rPr>
+        <w:t xml:space="preserve"> </w:t>
+      </w:r>
+      <w:r>
+        <w:rPr>
+          <w:rFonts w:ascii="Times" w:hAnsi="Times" w:hint="eastAsia"/>
+          <w:lang w:eastAsia="zh-TW"/>
+        </w:rPr>
+        <w:t>劏房戶免受苦？</w:t>
+      </w:r>
+      <w:r>
+        <w:rPr>
+          <w:rFonts w:ascii="Times" w:hAnsi="Times" w:hint="eastAsia"/>
+          <w:lang w:eastAsia="zh-TW"/>
+        </w:rPr>
+        <w:t xml:space="preserve"> </w:t>
+      </w:r>
+      <w:r>
+        <w:rPr>
+          <w:rFonts w:ascii="Times" w:hAnsi="Times" w:hint="eastAsia"/>
+        </w:rPr>
+        <w:t>(</w:t>
+      </w:r>
+      <w:r>
+        <w:rPr>
+          <w:rFonts w:ascii="Times" w:hAnsi="Times" w:hint="eastAsia"/>
+        </w:rPr>
+        <w:t>明報</w:t>
+      </w:r>
+      <w:r>
+        <w:rPr>
+          <w:rFonts w:ascii="Times" w:hAnsi="Times" w:hint="eastAsia"/>
+        </w:rPr>
+        <w:t xml:space="preserve">, 2024-5-16, </w:t>
+      </w:r>
+      <w:r>
+        <w:rPr>
+          <w:rFonts w:ascii="Times" w:hAnsi="Times" w:hint="eastAsia"/>
+        </w:rPr>
+        <w:t>與何漢樑</w:t>
+      </w:r>
+      <w:r>
+        <w:rPr>
+          <w:rFonts w:ascii="Times" w:hAnsi="Times" w:hint="eastAsia"/>
         </w:rPr>
         <w:t>)</w:t>
       </w:r>
@@ -2547,7 +2479,7 @@
           <w:rFonts w:ascii="Times" w:hAnsi="Times" w:hint="eastAsia"/>
           <w:lang w:eastAsia="zh-TW"/>
         </w:rPr>
-        <w:t>香港房屋危機之謎</w:t>
+        <w:t>香港劏房問題之出路</w:t>
       </w:r>
       <w:r>
         <w:rPr>
@@ -2561,14 +2493,14 @@
           <w:rFonts w:ascii="Times" w:hAnsi="Times" w:hint="eastAsia"/>
           <w:lang w:eastAsia="zh-TW"/>
         </w:rPr>
-        <w:t>香港經濟政策綠皮書</w:t>
-      </w:r>
-      <w:r>
-        <w:rPr>
-          <w:rFonts w:ascii="Times" w:hAnsi="Times" w:hint="eastAsia"/>
-          <w:lang w:eastAsia="zh-TW"/>
-        </w:rPr>
-        <w:t>, 2022-9-23)</w:t>
+        <w:t>香港信報</w:t>
+      </w:r>
+      <w:r>
+        <w:rPr>
+          <w:rFonts w:ascii="Times" w:hAnsi="Times" w:hint="eastAsia"/>
+          <w:lang w:eastAsia="zh-TW"/>
+        </w:rPr>
+        <w:t>, 2024-2-14)</w:t>
       </w:r>
     </w:p>
     <w:p>
@@ -2589,35 +2521,7 @@
           <w:rFonts w:ascii="Times" w:hAnsi="Times" w:hint="eastAsia"/>
           <w:lang w:eastAsia="zh-TW"/>
         </w:rPr>
-        <w:t>預算案</w:t>
-      </w:r>
-      <w:r>
-        <w:rPr>
-          <w:rFonts w:ascii="Times" w:hAnsi="Times" w:hint="eastAsia"/>
-          <w:lang w:eastAsia="zh-TW"/>
-        </w:rPr>
-        <w:t>500</w:t>
-      </w:r>
-      <w:r>
-        <w:rPr>
-          <w:rFonts w:ascii="Times" w:hAnsi="Times" w:hint="eastAsia"/>
-          <w:lang w:eastAsia="zh-TW"/>
-        </w:rPr>
-        <w:t>億推創科</w:t>
-      </w:r>
-      <w:r>
-        <w:rPr>
-          <w:rFonts w:ascii="Times" w:hAnsi="Times" w:hint="eastAsia"/>
-          <w:lang w:eastAsia="zh-TW"/>
-        </w:rPr>
-        <w:t xml:space="preserve"> </w:t>
-      </w:r>
-      <w:r>
-        <w:rPr>
-          <w:rFonts w:ascii="Times" w:hAnsi="Times" w:hint="eastAsia"/>
-          <w:lang w:eastAsia="zh-TW"/>
-        </w:rPr>
-        <w:t>怎用得其所</w:t>
+        <w:t>人才得失與香港前景：領英社交資料佐證</w:t>
       </w:r>
       <w:r>
         <w:rPr>
@@ -2631,14 +2535,28 @@
           <w:rFonts w:ascii="Times" w:hAnsi="Times" w:hint="eastAsia"/>
           <w:lang w:eastAsia="zh-TW"/>
         </w:rPr>
-        <w:t>香港經濟日報</w:t>
-      </w:r>
-      <w:r>
-        <w:rPr>
-          <w:rFonts w:ascii="Times" w:hAnsi="Times" w:hint="eastAsia"/>
-          <w:lang w:eastAsia="zh-TW"/>
-        </w:rPr>
-        <w:t>, 2018-3-18)</w:t>
+        <w:t>香港經濟政策綠皮書</w:t>
+      </w:r>
+      <w:r>
+        <w:rPr>
+          <w:rFonts w:ascii="Times" w:hAnsi="Times" w:hint="eastAsia"/>
+          <w:lang w:eastAsia="zh-TW"/>
+        </w:rPr>
+        <w:t xml:space="preserve">, 2024-1-10, </w:t>
+      </w:r>
+      <w:r>
+        <w:rPr>
+          <w:rFonts w:ascii="Times" w:hAnsi="Times" w:hint="eastAsia"/>
+          <w:lang w:eastAsia="zh-TW"/>
+        </w:rPr>
+        <w:t>與關穎倫和鄧希煒</w:t>
+      </w:r>
+      <w:r>
+        <w:rPr>
+          <w:rFonts w:ascii="Times" w:hAnsi="Times" w:hint="eastAsia"/>
+          <w:lang w:eastAsia="zh-TW"/>
+        </w:rPr>
+        <w:t>)</w:t>
       </w:r>
     </w:p>
     <w:p>
@@ -2651,6 +2569,174 @@
         <w:spacing w:line="360" w:lineRule="auto"/>
         <w:rPr>
           <w:rFonts w:ascii="Times" w:hAnsi="Times"/>
+          <w:lang w:eastAsia="zh-TW"/>
+        </w:rPr>
+      </w:pPr>
+      <w:r>
+        <w:rPr>
+          <w:rFonts w:ascii="Times" w:hAnsi="Times" w:hint="eastAsia"/>
+          <w:lang w:eastAsia="zh-TW"/>
+        </w:rPr>
+        <w:t>利用數據和算法減低公屋輪候時間</w:t>
+      </w:r>
+      <w:r>
+        <w:rPr>
+          <w:rFonts w:ascii="Times" w:hAnsi="Times" w:hint="eastAsia"/>
+          <w:lang w:eastAsia="zh-TW"/>
+        </w:rPr>
+        <w:t xml:space="preserve"> (</w:t>
+      </w:r>
+      <w:r>
+        <w:rPr>
+          <w:rFonts w:ascii="Times" w:hAnsi="Times" w:hint="eastAsia"/>
+          <w:lang w:eastAsia="zh-TW"/>
+        </w:rPr>
+        <w:t>香港經濟政策綠皮書</w:t>
+      </w:r>
+      <w:r>
+        <w:rPr>
+          <w:rFonts w:ascii="Times" w:hAnsi="Times" w:hint="eastAsia"/>
+          <w:lang w:eastAsia="zh-TW"/>
+        </w:rPr>
+        <w:t xml:space="preserve">, 2024-1-10, </w:t>
+      </w:r>
+      <w:r>
+        <w:rPr>
+          <w:rFonts w:ascii="Times" w:hAnsi="Times" w:hint="eastAsia"/>
+          <w:lang w:eastAsia="zh-TW"/>
+        </w:rPr>
+        <w:t>與王欣儀和黃美施</w:t>
+      </w:r>
+      <w:r>
+        <w:rPr>
+          <w:rFonts w:ascii="Times" w:hAnsi="Times" w:hint="eastAsia"/>
+          <w:lang w:eastAsia="zh-TW"/>
+        </w:rPr>
+        <w:t>)</w:t>
+      </w:r>
+    </w:p>
+    <w:p>
+      <w:pPr>
+        <w:pStyle w:val="ListParagraph"/>
+        <w:numPr>
+          <w:ilvl w:val="0"/>
+          <w:numId w:val="1"/>
+        </w:numPr>
+        <w:spacing w:line="360" w:lineRule="auto"/>
+        <w:rPr>
+          <w:rFonts w:ascii="Times" w:hAnsi="Times"/>
+          <w:lang w:eastAsia="zh-TW"/>
+        </w:rPr>
+      </w:pPr>
+      <w:r>
+        <w:rPr>
+          <w:rFonts w:ascii="Times" w:hAnsi="Times" w:hint="eastAsia"/>
+          <w:lang w:eastAsia="zh-TW"/>
+        </w:rPr>
+        <w:t>香港房屋危機之謎</w:t>
+      </w:r>
+      <w:r>
+        <w:rPr>
+          <w:rFonts w:ascii="Times" w:hAnsi="Times" w:hint="eastAsia"/>
+          <w:lang w:eastAsia="zh-TW"/>
+        </w:rPr>
+        <w:t xml:space="preserve"> (</w:t>
+      </w:r>
+      <w:r>
+        <w:rPr>
+          <w:rFonts w:ascii="Times" w:hAnsi="Times" w:hint="eastAsia"/>
+          <w:lang w:eastAsia="zh-TW"/>
+        </w:rPr>
+        <w:t>香港經濟政策綠皮書</w:t>
+      </w:r>
+      <w:r>
+        <w:rPr>
+          <w:rFonts w:ascii="Times" w:hAnsi="Times" w:hint="eastAsia"/>
+          <w:lang w:eastAsia="zh-TW"/>
+        </w:rPr>
+        <w:t>, 2022-9-23)</w:t>
+      </w:r>
+    </w:p>
+    <w:p>
+      <w:pPr>
+        <w:pStyle w:val="ListParagraph"/>
+        <w:numPr>
+          <w:ilvl w:val="0"/>
+          <w:numId w:val="1"/>
+        </w:numPr>
+        <w:spacing w:line="360" w:lineRule="auto"/>
+        <w:rPr>
+          <w:rFonts w:ascii="Times" w:hAnsi="Times"/>
+          <w:lang w:eastAsia="zh-TW"/>
+        </w:rPr>
+      </w:pPr>
+      <w:r>
+        <w:rPr>
+          <w:rFonts w:ascii="Times" w:hAnsi="Times" w:hint="eastAsia"/>
+          <w:lang w:eastAsia="zh-TW"/>
+        </w:rPr>
+        <w:t>預算案</w:t>
+      </w:r>
+      <w:r>
+        <w:rPr>
+          <w:rFonts w:ascii="Times" w:hAnsi="Times" w:hint="eastAsia"/>
+          <w:lang w:eastAsia="zh-TW"/>
+        </w:rPr>
+        <w:t>500</w:t>
+      </w:r>
+      <w:r>
+        <w:rPr>
+          <w:rFonts w:ascii="Times" w:hAnsi="Times" w:hint="eastAsia"/>
+          <w:lang w:eastAsia="zh-TW"/>
+        </w:rPr>
+        <w:t>億推創科</w:t>
+      </w:r>
+      <w:r>
+        <w:rPr>
+          <w:rFonts w:ascii="Times" w:hAnsi="Times" w:hint="eastAsia"/>
+          <w:lang w:eastAsia="zh-TW"/>
+        </w:rPr>
+        <w:t xml:space="preserve"> </w:t>
+      </w:r>
+      <w:r>
+        <w:rPr>
+          <w:rFonts w:ascii="Times" w:hAnsi="Times" w:hint="eastAsia"/>
+          <w:lang w:eastAsia="zh-TW"/>
+        </w:rPr>
+        <w:t>怎用得其所</w:t>
+      </w:r>
+      <w:r>
+        <w:rPr>
+          <w:rFonts w:ascii="Times" w:hAnsi="Times" w:hint="eastAsia"/>
+          <w:lang w:eastAsia="zh-TW"/>
+        </w:rPr>
+        <w:t xml:space="preserve"> (</w:t>
+      </w:r>
+      <w:r>
+        <w:rPr>
+          <w:rFonts w:ascii="Times" w:hAnsi="Times" w:hint="eastAsia"/>
+          <w:lang w:eastAsia="zh-TW"/>
+        </w:rPr>
+        <w:t>香港經濟日報</w:t>
+      </w:r>
+      <w:r>
+        <w:rPr>
+          <w:rFonts w:ascii="Times" w:hAnsi="Times" w:hint="eastAsia"/>
+          <w:lang w:eastAsia="zh-TW"/>
+        </w:rPr>
+        <w:t>, 2018-3-18)</w:t>
+      </w:r>
+    </w:p>
+    <w:p>
+      <w:pPr>
+        <w:pStyle w:val="ListParagraph"/>
+        <w:numPr>
+          <w:ilvl w:val="0"/>
+          <w:numId w:val="1"/>
+        </w:numPr>
+        <w:spacing w:line="360" w:lineRule="auto"/>
+        <w:rPr>
+          <w:rFonts w:ascii="Times" w:hAnsi="Times"/>
           <w:u w:val="single"/>
           <w:lang w:eastAsia="zh-TW"/>
         </w:rPr>
@@ -3175,6 +3261,7 @@
         <w:rPr>
           <w:rFonts w:ascii="Times" w:hAnsi="Times"/>
         </w:rPr>
+        <w:lastRenderedPageBreak/>
         <w:t>2022</w:t>
       </w:r>
       <w:r>
@@ -3373,7 +3460,6 @@
         <w:rPr>
           <w:rFonts w:ascii="Times" w:hAnsi="Times"/>
         </w:rPr>
-        <w:lastRenderedPageBreak/>
         <w:t>2022</w:t>
       </w:r>
       <w:r>
@@ -3824,19 +3910,11 @@
         </w:rPr>
         <w:tab/>
       </w:r>
-      <w:proofErr w:type="spellStart"/>
       <w:r>
         <w:rPr>
           <w:rFonts w:ascii="Times New Roman" w:eastAsia="Times New Roman" w:hAnsi="Times New Roman" w:cs="Times New Roman"/>
         </w:rPr>
-        <w:t>Detur</w:t>
-      </w:r>
-      <w:proofErr w:type="spellEnd"/>
-      <w:r>
-        <w:rPr>
-          <w:rFonts w:ascii="Times New Roman" w:eastAsia="Times New Roman" w:hAnsi="Times New Roman" w:cs="Times New Roman"/>
-        </w:rPr>
-        <w:t xml:space="preserve"> Book Prize </w:t>
+        <w:t xml:space="preserve">Detur Book Prize </w:t>
       </w:r>
     </w:p>
     <w:p>

--- a/static/CV.docx
+++ b/static/CV.docx
@@ -346,6 +346,85 @@
         <w:spacing w:line="360" w:lineRule="auto"/>
         <w:rPr>
           <w:rFonts w:ascii="Times" w:hAnsi="Times"/>
+          <w:i/>
+          <w:iCs/>
+        </w:rPr>
+      </w:pPr>
+      <w:r>
+        <w:rPr>
+          <w:rFonts w:ascii="Times" w:hAnsi="Times"/>
+        </w:rPr>
+        <w:t>Board Member</w:t>
+      </w:r>
+      <w:r>
+        <w:rPr>
+          <w:rFonts w:ascii="Times" w:hAnsi="Times" w:hint="eastAsia"/>
+          <w:lang w:eastAsia="zh-TW"/>
+        </w:rPr>
+        <w:t xml:space="preserve"> and Research Director</w:t>
+      </w:r>
+      <w:r>
+        <w:rPr>
+          <w:rFonts w:ascii="Times" w:hAnsi="Times"/>
+        </w:rPr>
+        <w:t>, Citizen Action Design</w:t>
+      </w:r>
+      <w:r>
+        <w:rPr>
+          <w:rFonts w:ascii="Times" w:hAnsi="Times"/>
+          <w:i/>
+          <w:iCs/>
+        </w:rPr>
+        <w:tab/>
+      </w:r>
+      <w:r>
+        <w:rPr>
+          <w:rFonts w:ascii="Times" w:hAnsi="Times"/>
+          <w:i/>
+          <w:iCs/>
+        </w:rPr>
+        <w:tab/>
+      </w:r>
+      <w:r>
+        <w:rPr>
+          <w:rFonts w:ascii="Times" w:hAnsi="Times"/>
+          <w:i/>
+          <w:iCs/>
+        </w:rPr>
+        <w:tab/>
+      </w:r>
+      <w:r>
+        <w:rPr>
+          <w:rFonts w:ascii="Times" w:hAnsi="Times"/>
+          <w:i/>
+          <w:iCs/>
+        </w:rPr>
+        <w:tab/>
+      </w:r>
+      <w:r>
+        <w:rPr>
+          <w:rFonts w:ascii="Times" w:hAnsi="Times"/>
+        </w:rPr>
+        <w:t>202</w:t>
+      </w:r>
+      <w:r>
+        <w:rPr>
+          <w:rFonts w:ascii="Times" w:hAnsi="Times"/>
+        </w:rPr>
+        <w:t>3</w:t>
+      </w:r>
+      <w:r>
+        <w:rPr>
+          <w:rFonts w:ascii="Times" w:hAnsi="Times"/>
+        </w:rPr>
+        <w:t>-</w:t>
+      </w:r>
+    </w:p>
+    <w:p>
+      <w:pPr>
+        <w:spacing w:line="360" w:lineRule="auto"/>
+        <w:rPr>
+          <w:rFonts w:ascii="Times" w:hAnsi="Times"/>
         </w:rPr>
       </w:pPr>
       <w:r>
@@ -484,85 +563,6 @@
         </w:rPr>
         <w:tab/>
         <w:t xml:space="preserve"> </w:t>
-      </w:r>
-      <w:r>
-        <w:rPr>
-          <w:rFonts w:ascii="Times" w:hAnsi="Times"/>
-          <w:i/>
-          <w:iCs/>
-        </w:rPr>
-        <w:tab/>
-      </w:r>
-      <w:r>
-        <w:rPr>
-          <w:rFonts w:ascii="Times" w:hAnsi="Times"/>
-          <w:i/>
-          <w:iCs/>
-        </w:rPr>
-        <w:tab/>
-      </w:r>
-      <w:r>
-        <w:rPr>
-          <w:rFonts w:ascii="Times" w:hAnsi="Times"/>
-        </w:rPr>
-        <w:t>202</w:t>
-      </w:r>
-      <w:r>
-        <w:rPr>
-          <w:rFonts w:ascii="Times" w:hAnsi="Times"/>
-        </w:rPr>
-        <w:t>3</w:t>
-      </w:r>
-      <w:r>
-        <w:rPr>
-          <w:rFonts w:ascii="Times" w:hAnsi="Times"/>
-        </w:rPr>
-        <w:t>-</w:t>
-      </w:r>
-    </w:p>
-    <w:p>
-      <w:pPr>
-        <w:spacing w:line="360" w:lineRule="auto"/>
-        <w:rPr>
-          <w:rFonts w:ascii="Times" w:hAnsi="Times"/>
-          <w:i/>
-          <w:iCs/>
-        </w:rPr>
-      </w:pPr>
-      <w:r>
-        <w:rPr>
-          <w:rFonts w:ascii="Times" w:hAnsi="Times"/>
-        </w:rPr>
-        <w:t>Board Member</w:t>
-      </w:r>
-      <w:r>
-        <w:rPr>
-          <w:rFonts w:ascii="Times" w:hAnsi="Times" w:hint="eastAsia"/>
-          <w:lang w:eastAsia="zh-TW"/>
-        </w:rPr>
-        <w:t xml:space="preserve"> and Research Director</w:t>
-      </w:r>
-      <w:r>
-        <w:rPr>
-          <w:rFonts w:ascii="Times" w:hAnsi="Times"/>
-        </w:rPr>
-        <w:t>, Citizen Action Design</w:t>
-      </w:r>
-      <w:r>
-        <w:rPr>
-          <w:rFonts w:ascii="Times" w:hAnsi="Times"/>
-          <w:i/>
-          <w:iCs/>
-        </w:rPr>
-        <w:tab/>
-      </w:r>
-      <w:r>
-        <w:rPr>
-          <w:rFonts w:ascii="Times" w:hAnsi="Times"/>
-          <w:i/>
-          <w:iCs/>
-        </w:rPr>
-        <w:tab/>
       </w:r>
       <w:r>
         <w:rPr>
@@ -1022,7 +1022,35 @@
         <w:rPr>
           <w:rFonts w:ascii="Times" w:hAnsi="Times"/>
         </w:rPr>
-        <w:t xml:space="preserve"> (with Naijia Guo and Duoxi Li)</w:t>
+        <w:t xml:space="preserve"> (with </w:t>
+      </w:r>
+      <w:proofErr w:type="spellStart"/>
+      <w:r>
+        <w:rPr>
+          <w:rFonts w:ascii="Times" w:hAnsi="Times"/>
+        </w:rPr>
+        <w:t>Naijia</w:t>
+      </w:r>
+      <w:proofErr w:type="spellEnd"/>
+      <w:r>
+        <w:rPr>
+          <w:rFonts w:ascii="Times" w:hAnsi="Times"/>
+        </w:rPr>
+        <w:t xml:space="preserve"> Guo and </w:t>
+      </w:r>
+      <w:proofErr w:type="spellStart"/>
+      <w:r>
+        <w:rPr>
+          <w:rFonts w:ascii="Times" w:hAnsi="Times"/>
+        </w:rPr>
+        <w:t>Duoxi</w:t>
+      </w:r>
+      <w:proofErr w:type="spellEnd"/>
+      <w:r>
+        <w:rPr>
+          <w:rFonts w:ascii="Times" w:hAnsi="Times"/>
+        </w:rPr>
+        <w:t xml:space="preserve"> Li)</w:t>
       </w:r>
       <w:r>
         <w:rPr>
@@ -1159,7 +1187,21 @@
         <w:rPr>
           <w:rFonts w:ascii="Times" w:hAnsi="Times"/>
         </w:rPr>
-        <w:t xml:space="preserve"> (with Duoxi Li)</w:t>
+        <w:t xml:space="preserve"> (with </w:t>
+      </w:r>
+      <w:proofErr w:type="spellStart"/>
+      <w:r>
+        <w:rPr>
+          <w:rFonts w:ascii="Times" w:hAnsi="Times"/>
+        </w:rPr>
+        <w:t>Duoxi</w:t>
+      </w:r>
+      <w:proofErr w:type="spellEnd"/>
+      <w:r>
+        <w:rPr>
+          <w:rFonts w:ascii="Times" w:hAnsi="Times"/>
+        </w:rPr>
+        <w:t xml:space="preserve"> Li)</w:t>
       </w:r>
     </w:p>
     <w:p>
@@ -1289,7 +1331,21 @@
         <w:rPr>
           <w:rFonts w:ascii="Times" w:hAnsi="Times"/>
         </w:rPr>
-        <w:t xml:space="preserve"> (with Baiyun Jing, Yang You, and Yulin Zhong)</w:t>
+        <w:t xml:space="preserve"> (with </w:t>
+      </w:r>
+      <w:proofErr w:type="spellStart"/>
+      <w:r>
+        <w:rPr>
+          <w:rFonts w:ascii="Times" w:hAnsi="Times"/>
+        </w:rPr>
+        <w:t>Baiyun</w:t>
+      </w:r>
+      <w:proofErr w:type="spellEnd"/>
+      <w:r>
+        <w:rPr>
+          <w:rFonts w:ascii="Times" w:hAnsi="Times"/>
+        </w:rPr>
+        <w:t xml:space="preserve"> Jing, Yang You, and Yulin Zhong)</w:t>
       </w:r>
     </w:p>
     <w:p>
@@ -1347,14 +1403,7 @@
           <w:rFonts w:ascii="Times" w:hAnsi="Times" w:hint="eastAsia"/>
           <w:lang w:eastAsia="zh-TW"/>
         </w:rPr>
-        <w:t xml:space="preserve">The </w:t>
-      </w:r>
-      <w:r>
-        <w:rPr>
-          <w:rFonts w:ascii="Times" w:hAnsi="Times" w:hint="eastAsia"/>
-          <w:lang w:eastAsia="zh-TW"/>
-        </w:rPr>
-        <w:t>Price Effect(s) of Rent Control: An Assignment Model Approach</w:t>
+        <w:t>The Price Effect(s) of Rent Control: An Assignment Model Approach</w:t>
       </w:r>
       <w:r>
         <w:rPr>
@@ -1367,7 +1416,23 @@
           <w:rFonts w:ascii="Times" w:hAnsi="Times" w:hint="eastAsia"/>
           <w:lang w:eastAsia="zh-TW"/>
         </w:rPr>
-        <w:t>Jimmy Ho, Yulin Hong, and Zhongji Wei</w:t>
+        <w:t xml:space="preserve">Jimmy Ho, Yulin Hong, and </w:t>
+      </w:r>
+      <w:proofErr w:type="spellStart"/>
+      <w:r>
+        <w:rPr>
+          <w:rFonts w:ascii="Times" w:hAnsi="Times" w:hint="eastAsia"/>
+          <w:lang w:eastAsia="zh-TW"/>
+        </w:rPr>
+        <w:t>Zhongji</w:t>
+      </w:r>
+      <w:proofErr w:type="spellEnd"/>
+      <w:r>
+        <w:rPr>
+          <w:rFonts w:ascii="Times" w:hAnsi="Times" w:hint="eastAsia"/>
+          <w:lang w:eastAsia="zh-TW"/>
+        </w:rPr>
+        <w:t xml:space="preserve"> Wei</w:t>
       </w:r>
       <w:r>
         <w:rPr>
@@ -1413,7 +1478,23 @@
           <w:rFonts w:ascii="Times" w:hAnsi="Times" w:hint="eastAsia"/>
           <w:lang w:eastAsia="zh-TW"/>
         </w:rPr>
-        <w:t>Jimmy Ho, Yulin Hong, and Zhongji Wei</w:t>
+        <w:t xml:space="preserve">Jimmy Ho, Yulin Hong, and </w:t>
+      </w:r>
+      <w:proofErr w:type="spellStart"/>
+      <w:r>
+        <w:rPr>
+          <w:rFonts w:ascii="Times" w:hAnsi="Times" w:hint="eastAsia"/>
+          <w:lang w:eastAsia="zh-TW"/>
+        </w:rPr>
+        <w:t>Zhongji</w:t>
+      </w:r>
+      <w:proofErr w:type="spellEnd"/>
+      <w:r>
+        <w:rPr>
+          <w:rFonts w:ascii="Times" w:hAnsi="Times" w:hint="eastAsia"/>
+          <w:lang w:eastAsia="zh-TW"/>
+        </w:rPr>
+        <w:t xml:space="preserve"> Wei</w:t>
       </w:r>
       <w:r>
         <w:rPr>
@@ -1459,7 +1540,23 @@
           <w:rFonts w:ascii="Times" w:hAnsi="Times" w:hint="eastAsia"/>
           <w:lang w:eastAsia="zh-TW"/>
         </w:rPr>
-        <w:t>Jimmy Ho, Yulin Hong, and Zhongji Wei</w:t>
+        <w:t xml:space="preserve">Jimmy Ho, Yulin Hong, and </w:t>
+      </w:r>
+      <w:proofErr w:type="spellStart"/>
+      <w:r>
+        <w:rPr>
+          <w:rFonts w:ascii="Times" w:hAnsi="Times" w:hint="eastAsia"/>
+          <w:lang w:eastAsia="zh-TW"/>
+        </w:rPr>
+        <w:t>Zhongji</w:t>
+      </w:r>
+      <w:proofErr w:type="spellEnd"/>
+      <w:r>
+        <w:rPr>
+          <w:rFonts w:ascii="Times" w:hAnsi="Times" w:hint="eastAsia"/>
+          <w:lang w:eastAsia="zh-TW"/>
+        </w:rPr>
+        <w:t xml:space="preserve"> Wei</w:t>
       </w:r>
       <w:r>
         <w:rPr>
@@ -1805,7 +1902,21 @@
         <w:rPr>
           <w:rFonts w:ascii="Times" w:hAnsi="Times"/>
         </w:rPr>
-        <w:t>2024, joint with Alan Kwan and Heiwai Tang)</w:t>
+        <w:t xml:space="preserve">2024, joint with Alan Kwan and </w:t>
+      </w:r>
+      <w:proofErr w:type="spellStart"/>
+      <w:r>
+        <w:rPr>
+          <w:rFonts w:ascii="Times" w:hAnsi="Times"/>
+        </w:rPr>
+        <w:t>Heiwai</w:t>
+      </w:r>
+      <w:proofErr w:type="spellEnd"/>
+      <w:r>
+        <w:rPr>
+          <w:rFonts w:ascii="Times" w:hAnsi="Times"/>
+        </w:rPr>
+        <w:t xml:space="preserve"> Tang)</w:t>
       </w:r>
     </w:p>
     <w:p>
@@ -2436,24 +2547,28 @@
         </w:rPr>
         <w:t>(</w:t>
       </w:r>
+      <w:proofErr w:type="spellStart"/>
       <w:r>
         <w:rPr>
           <w:rFonts w:ascii="Times" w:hAnsi="Times" w:hint="eastAsia"/>
         </w:rPr>
         <w:t>明報</w:t>
       </w:r>
+      <w:proofErr w:type="spellEnd"/>
       <w:r>
         <w:rPr>
           <w:rFonts w:ascii="Times" w:hAnsi="Times" w:hint="eastAsia"/>
         </w:rPr>
         <w:t xml:space="preserve">, 2024-5-16, </w:t>
       </w:r>
+      <w:proofErr w:type="spellStart"/>
       <w:r>
         <w:rPr>
           <w:rFonts w:ascii="Times" w:hAnsi="Times" w:hint="eastAsia"/>
         </w:rPr>
         <w:t>與何漢樑</w:t>
       </w:r>
+      <w:proofErr w:type="spellEnd"/>
       <w:r>
         <w:rPr>
           <w:rFonts w:ascii="Times" w:hAnsi="Times" w:hint="eastAsia"/>
@@ -2949,7 +3064,7 @@
       <w:pPr>
         <w:spacing w:line="360" w:lineRule="auto"/>
         <w:rPr>
-          <w:rFonts w:ascii="Times" w:hAnsi="Times"/>
+          <w:rFonts w:ascii="Times" w:hAnsi="Times" w:hint="eastAsia"/>
           <w:b/>
           <w:bCs/>
           <w:u w:val="single"/>
@@ -2987,7 +3102,25 @@
           <w:iCs/>
           <w:lang w:eastAsia="zh-TW"/>
         </w:rPr>
-        <w:t xml:space="preserve">American Economic Review; </w:t>
+        <w:t>American Economic Review; American Economic Review</w:t>
+      </w:r>
+      <w:r>
+        <w:rPr>
+          <w:rFonts w:ascii="Times" w:hAnsi="Times" w:hint="eastAsia"/>
+          <w:i/>
+          <w:iCs/>
+          <w:lang w:eastAsia="zh-TW"/>
+        </w:rPr>
+        <w:t>: Insights</w:t>
+      </w:r>
+      <w:r>
+        <w:rPr>
+          <w:rFonts w:ascii="Times" w:hAnsi="Times" w:hint="eastAsia"/>
+          <w:i/>
+          <w:iCs/>
+          <w:lang w:eastAsia="zh-TW"/>
+        </w:rPr>
+        <w:t xml:space="preserve">; </w:t>
       </w:r>
       <w:r>
         <w:rPr>
@@ -3144,6 +3277,35 @@
           <w:lang w:eastAsia="zh-TW"/>
         </w:rPr>
         <w:t>rganization</w:t>
+      </w:r>
+      <w:r>
+        <w:rPr>
+          <w:rFonts w:ascii="Times" w:hAnsi="Times" w:hint="eastAsia"/>
+          <w:i/>
+          <w:iCs/>
+          <w:lang w:eastAsia="zh-TW"/>
+        </w:rPr>
+        <w:t xml:space="preserve">; </w:t>
+      </w:r>
+      <w:proofErr w:type="spellStart"/>
+      <w:r>
+        <w:rPr>
+          <w:rFonts w:ascii="Times" w:hAnsi="Times" w:hint="eastAsia"/>
+          <w:i/>
+          <w:iCs/>
+          <w:lang w:eastAsia="zh-TW"/>
+        </w:rPr>
+        <w:t>Labour</w:t>
+      </w:r>
+      <w:proofErr w:type="spellEnd"/>
+      <w:r>
+        <w:rPr>
+          <w:rFonts w:ascii="Times" w:hAnsi="Times" w:hint="eastAsia"/>
+          <w:i/>
+          <w:iCs/>
+          <w:lang w:eastAsia="zh-TW"/>
+        </w:rPr>
+        <w:t xml:space="preserve"> Economics</w:t>
       </w:r>
     </w:p>
     <w:p>
@@ -3172,248 +3334,218 @@
           <w:b/>
           <w:bCs/>
         </w:rPr>
-        <w:t xml:space="preserve">Invited Presentations: </w:t>
-      </w:r>
-    </w:p>
-    <w:p>
-      <w:pPr>
-        <w:spacing w:line="360" w:lineRule="auto"/>
-        <w:ind w:left="1440" w:hanging="1440"/>
-        <w:rPr>
-          <w:rFonts w:ascii="Times" w:hAnsi="Times"/>
-        </w:rPr>
-      </w:pPr>
-      <w:r>
-        <w:rPr>
-          <w:rFonts w:ascii="Times" w:hAnsi="Times"/>
-        </w:rPr>
-        <w:t>2024</w:t>
-      </w:r>
-      <w:r>
-        <w:rPr>
-          <w:rFonts w:ascii="Times" w:hAnsi="Times"/>
-        </w:rPr>
-        <w:tab/>
-        <w:t xml:space="preserve">HKU Faculty of Social Sciences; </w:t>
-      </w:r>
-      <w:r>
-        <w:rPr>
-          <w:rFonts w:ascii="Times" w:hAnsi="Times"/>
-        </w:rPr>
-        <w:t>Society for Institutional &amp; Organizational Economics</w:t>
-      </w:r>
-      <w:r>
-        <w:rPr>
-          <w:rFonts w:ascii="Times" w:hAnsi="Times"/>
-        </w:rPr>
-        <w:t xml:space="preserve">; </w:t>
-      </w:r>
-      <w:r>
-        <w:rPr>
-          <w:rFonts w:ascii="Times" w:hAnsi="Times"/>
-        </w:rPr>
-        <w:t>Summer Workshop on Money, Banking, Payments, and Finance</w:t>
-      </w:r>
-    </w:p>
-    <w:p>
-      <w:pPr>
-        <w:spacing w:line="360" w:lineRule="auto"/>
-        <w:ind w:left="1440" w:hanging="1440"/>
-        <w:rPr>
-          <w:rFonts w:ascii="Times" w:hAnsi="Times"/>
-        </w:rPr>
-      </w:pPr>
-      <w:r>
-        <w:rPr>
-          <w:rFonts w:ascii="Times" w:hAnsi="Times"/>
-        </w:rPr>
-        <w:t>2023</w:t>
-      </w:r>
-      <w:r>
-        <w:rPr>
-          <w:rFonts w:ascii="Times" w:hAnsi="Times"/>
-        </w:rPr>
-        <w:tab/>
-        <w:t xml:space="preserve">Canadian Economics Association; GWU; Econometric Society, Beijing; </w:t>
-      </w:r>
-      <w:r>
-        <w:rPr>
-          <w:rFonts w:ascii="Times" w:hAnsi="Times"/>
-        </w:rPr>
-        <w:t xml:space="preserve">Asian Real Estate Society; </w:t>
-      </w:r>
-      <w:r>
-        <w:rPr>
-          <w:rFonts w:ascii="Times" w:hAnsi="Times"/>
-        </w:rPr>
-        <w:t>Econometric Society, Singapore; Workshop on Relational Contracts; Asian &amp; Australasian Society of Labor Economics; Hong Kong Economic Association</w:t>
-      </w:r>
-    </w:p>
-    <w:p>
-      <w:pPr>
-        <w:spacing w:line="360" w:lineRule="auto"/>
-        <w:ind w:left="1440" w:hanging="1440"/>
-        <w:rPr>
-          <w:rFonts w:ascii="Times" w:hAnsi="Times"/>
-        </w:rPr>
-      </w:pPr>
-      <w:r>
-        <w:rPr>
-          <w:rFonts w:ascii="Times" w:hAnsi="Times"/>
-        </w:rPr>
-        <w:lastRenderedPageBreak/>
-        <w:t>2022</w:t>
-      </w:r>
-      <w:r>
-        <w:rPr>
-          <w:rFonts w:ascii="Times" w:hAnsi="Times"/>
-        </w:rPr>
-        <w:tab/>
-      </w:r>
-      <w:r>
-        <w:rPr>
-          <w:rFonts w:ascii="Times" w:hAnsi="Times"/>
-        </w:rPr>
-        <w:t>Search and Matching Workshop in Asia Pacific</w:t>
-      </w:r>
-      <w:r>
-        <w:rPr>
-          <w:rFonts w:ascii="Times" w:hAnsi="Times"/>
-        </w:rPr>
-        <w:t xml:space="preserve">; </w:t>
-      </w:r>
-      <w:r>
-        <w:rPr>
-          <w:rFonts w:ascii="Times" w:hAnsi="Times"/>
-        </w:rPr>
-        <w:t>Virtual East Asia Macroeconomics Seminar</w:t>
-      </w:r>
-      <w:r>
-        <w:rPr>
-          <w:rFonts w:ascii="Times" w:hAnsi="Times"/>
-        </w:rPr>
-        <w:t xml:space="preserve">; Hong Kong University of Science and Technology (Finance); University of Hong Kong; City University of Hong Kong </w:t>
-      </w:r>
-    </w:p>
-    <w:p>
-      <w:pPr>
-        <w:spacing w:line="360" w:lineRule="auto"/>
-        <w:rPr>
-          <w:rFonts w:ascii="Times" w:hAnsi="Times"/>
-        </w:rPr>
-      </w:pPr>
-      <w:r>
-        <w:rPr>
-          <w:rFonts w:ascii="Times" w:hAnsi="Times"/>
-        </w:rPr>
-        <w:t>2021</w:t>
-      </w:r>
-      <w:r>
-        <w:rPr>
-          <w:rFonts w:ascii="Times" w:hAnsi="Times"/>
-        </w:rPr>
-        <w:tab/>
-      </w:r>
-      <w:r>
-        <w:rPr>
-          <w:rFonts w:ascii="Times" w:hAnsi="Times"/>
-        </w:rPr>
-        <w:tab/>
-        <w:t>Facebook (Novi); Hong Kong Baptist University</w:t>
-      </w:r>
-    </w:p>
-    <w:p>
-      <w:pPr>
-        <w:spacing w:line="360" w:lineRule="auto"/>
-      </w:pPr>
-    </w:p>
-    <w:p>
-      <w:pPr>
-        <w:spacing w:line="360" w:lineRule="auto"/>
-        <w:rPr>
-          <w:rFonts w:ascii="Times" w:hAnsi="Times"/>
+        <w:t>Invited Presentations</w:t>
+      </w:r>
+      <w:r>
+        <w:rPr>
+          <w:rFonts w:ascii="Times" w:hAnsi="Times" w:hint="eastAsia"/>
           <w:b/>
           <w:bCs/>
-        </w:rPr>
-      </w:pPr>
+          <w:lang w:eastAsia="zh-TW"/>
+        </w:rPr>
+        <w:t xml:space="preserve"> and Discussions</w:t>
+      </w:r>
       <w:r>
         <w:rPr>
           <w:rFonts w:ascii="Times" w:hAnsi="Times"/>
           <w:b/>
           <w:bCs/>
         </w:rPr>
-        <w:t>TEACHING</w:t>
-      </w:r>
-    </w:p>
-    <w:p>
-      <w:pPr>
-        <w:spacing w:line="360" w:lineRule="auto"/>
-        <w:ind w:left="720" w:hanging="720"/>
-        <w:rPr>
-          <w:rFonts w:ascii="Times" w:hAnsi="Times"/>
-        </w:rPr>
-      </w:pPr>
-      <w:r>
-        <w:rPr>
-          <w:rFonts w:ascii="Times" w:hAnsi="Times"/>
-        </w:rPr>
-        <w:t>2022-</w:t>
-      </w:r>
-      <w:r>
-        <w:rPr>
-          <w:rFonts w:ascii="Times" w:hAnsi="Times"/>
-        </w:rPr>
-        <w:tab/>
-      </w:r>
-      <w:r>
-        <w:rPr>
-          <w:rFonts w:ascii="Times" w:hAnsi="Times"/>
-        </w:rPr>
-        <w:tab/>
-      </w:r>
-      <w:r>
-        <w:rPr>
-          <w:rFonts w:ascii="Times" w:hAnsi="Times"/>
-        </w:rPr>
-        <w:t>Economics of Organization and Strategy</w:t>
-      </w:r>
-      <w:r>
-        <w:rPr>
-          <w:rFonts w:ascii="Times" w:hAnsi="Times"/>
-        </w:rPr>
-        <w:t>, HKU, Instructor</w:t>
-      </w:r>
-    </w:p>
-    <w:p>
-      <w:pPr>
-        <w:spacing w:line="360" w:lineRule="auto"/>
-        <w:rPr>
-          <w:rFonts w:ascii="Times" w:hAnsi="Times"/>
-        </w:rPr>
-      </w:pPr>
-      <w:r>
-        <w:rPr>
-          <w:rFonts w:ascii="Times" w:hAnsi="Times"/>
-        </w:rPr>
-        <w:t>2022-</w:t>
-      </w:r>
-      <w:r>
-        <w:rPr>
-          <w:rFonts w:ascii="Times" w:hAnsi="Times"/>
-        </w:rPr>
-        <w:tab/>
-      </w:r>
-      <w:r>
-        <w:rPr>
-          <w:rFonts w:ascii="Times" w:hAnsi="Times"/>
-        </w:rPr>
-        <w:tab/>
-        <w:t>Global Management from Economics Perspective, HKU, Instructor</w:t>
-      </w:r>
-    </w:p>
-    <w:p>
-      <w:pPr>
-        <w:spacing w:line="360" w:lineRule="auto"/>
+        <w:t xml:space="preserve">: </w:t>
+      </w:r>
+    </w:p>
+    <w:p>
+      <w:pPr>
+        <w:spacing w:line="360" w:lineRule="auto"/>
+        <w:ind w:left="1440" w:hanging="1440"/>
+        <w:rPr>
+          <w:rFonts w:ascii="Times" w:hAnsi="Times"/>
+          <w:lang w:eastAsia="zh-TW"/>
+        </w:rPr>
+      </w:pPr>
+      <w:r>
+        <w:rPr>
+          <w:rFonts w:ascii="Times" w:hAnsi="Times"/>
+        </w:rPr>
+        <w:t>202</w:t>
+      </w:r>
+      <w:r>
+        <w:rPr>
+          <w:rFonts w:ascii="Times" w:hAnsi="Times" w:hint="eastAsia"/>
+          <w:lang w:eastAsia="zh-TW"/>
+        </w:rPr>
+        <w:t>6</w:t>
+      </w:r>
+      <w:r>
+        <w:rPr>
+          <w:rFonts w:ascii="Times" w:hAnsi="Times"/>
+        </w:rPr>
+        <w:tab/>
+      </w:r>
+      <w:r>
+        <w:rPr>
+          <w:rFonts w:ascii="Times" w:hAnsi="Times" w:hint="eastAsia"/>
+          <w:lang w:eastAsia="zh-TW"/>
+        </w:rPr>
+        <w:t xml:space="preserve">ASSA Meetings; </w:t>
+      </w:r>
+      <w:r>
+        <w:rPr>
+          <w:rFonts w:ascii="Times" w:hAnsi="Times"/>
+          <w:lang w:eastAsia="zh-TW"/>
+        </w:rPr>
+        <w:t>AREUEA-ASSA Conference</w:t>
+      </w:r>
+    </w:p>
+    <w:p>
+      <w:pPr>
+        <w:spacing w:line="360" w:lineRule="auto"/>
+        <w:ind w:left="1440" w:hanging="1440"/>
+        <w:rPr>
+          <w:rFonts w:ascii="Times" w:hAnsi="Times"/>
+          <w:lang w:eastAsia="zh-TW"/>
+        </w:rPr>
+      </w:pPr>
+      <w:r>
+        <w:rPr>
+          <w:rFonts w:ascii="Times" w:hAnsi="Times"/>
+        </w:rPr>
+        <w:t>202</w:t>
+      </w:r>
+      <w:r>
+        <w:rPr>
+          <w:rFonts w:ascii="Times" w:hAnsi="Times" w:hint="eastAsia"/>
+          <w:lang w:eastAsia="zh-TW"/>
+        </w:rPr>
+        <w:t>5</w:t>
+      </w:r>
+      <w:r>
+        <w:rPr>
+          <w:rFonts w:ascii="Times" w:hAnsi="Times"/>
+        </w:rPr>
+        <w:tab/>
+      </w:r>
+      <w:r>
+        <w:rPr>
+          <w:rFonts w:ascii="Times" w:hAnsi="Times" w:hint="eastAsia"/>
+          <w:lang w:eastAsia="zh-TW"/>
+        </w:rPr>
+        <w:t xml:space="preserve">Kyoto University; </w:t>
+      </w:r>
+      <w:r>
+        <w:rPr>
+          <w:rFonts w:ascii="Times" w:hAnsi="Times" w:hint="eastAsia"/>
+          <w:lang w:eastAsia="zh-TW"/>
+        </w:rPr>
+        <w:t xml:space="preserve">ABFER; </w:t>
+      </w:r>
+      <w:r>
+        <w:rPr>
+          <w:rFonts w:ascii="Times" w:hAnsi="Times" w:hint="eastAsia"/>
+          <w:lang w:eastAsia="zh-TW"/>
+        </w:rPr>
+        <w:t xml:space="preserve">Society for Economic Dynamics; </w:t>
+      </w:r>
+      <w:r>
+        <w:rPr>
+          <w:rFonts w:ascii="Times" w:hAnsi="Times"/>
+        </w:rPr>
+        <w:t>Search and Matching Workshop in Asia Pacific</w:t>
+      </w:r>
+    </w:p>
+    <w:p>
+      <w:pPr>
+        <w:spacing w:line="360" w:lineRule="auto"/>
+        <w:ind w:left="1440" w:hanging="1440"/>
+        <w:rPr>
+          <w:rFonts w:ascii="Times" w:hAnsi="Times"/>
+          <w:lang w:eastAsia="zh-TW"/>
+        </w:rPr>
+      </w:pPr>
+      <w:r>
+        <w:rPr>
+          <w:rFonts w:ascii="Times" w:hAnsi="Times"/>
+        </w:rPr>
+        <w:t>2024</w:t>
+      </w:r>
+      <w:r>
+        <w:rPr>
+          <w:rFonts w:ascii="Times" w:hAnsi="Times"/>
+        </w:rPr>
+        <w:tab/>
+        <w:t xml:space="preserve">HKU Faculty of Social Sciences; </w:t>
+      </w:r>
+      <w:r>
+        <w:rPr>
+          <w:rFonts w:ascii="Times" w:hAnsi="Times"/>
+        </w:rPr>
+        <w:t>Society for Institutional &amp; Organizational Economics</w:t>
+      </w:r>
+      <w:r>
+        <w:rPr>
+          <w:rFonts w:ascii="Times" w:hAnsi="Times"/>
+        </w:rPr>
+        <w:t xml:space="preserve">; </w:t>
+      </w:r>
+      <w:r>
+        <w:rPr>
+          <w:rFonts w:ascii="Times" w:hAnsi="Times"/>
+        </w:rPr>
+        <w:t>Summer Workshop on Money, Banking, Payments, and Finance</w:t>
+      </w:r>
+      <w:r>
+        <w:rPr>
+          <w:rFonts w:ascii="Times" w:hAnsi="Times" w:hint="eastAsia"/>
+          <w:lang w:eastAsia="zh-TW"/>
+        </w:rPr>
+        <w:t>; NBER Development Economics Working Group</w:t>
+      </w:r>
+    </w:p>
+    <w:p>
+      <w:pPr>
+        <w:spacing w:line="360" w:lineRule="auto"/>
+        <w:ind w:left="1440" w:hanging="1440"/>
+        <w:rPr>
+          <w:rFonts w:ascii="Times" w:hAnsi="Times"/>
+        </w:rPr>
+      </w:pPr>
+      <w:r>
+        <w:rPr>
+          <w:rFonts w:ascii="Times" w:hAnsi="Times"/>
+        </w:rPr>
+        <w:t>2023</w:t>
+      </w:r>
+      <w:r>
+        <w:rPr>
+          <w:rFonts w:ascii="Times" w:hAnsi="Times"/>
+        </w:rPr>
+        <w:tab/>
+        <w:t xml:space="preserve">Canadian Economics Association; GWU; Econometric Society, Beijing; </w:t>
+      </w:r>
+      <w:r>
+        <w:rPr>
+          <w:rFonts w:ascii="Times" w:hAnsi="Times"/>
+        </w:rPr>
+        <w:t xml:space="preserve">Asian Real Estate Society; </w:t>
+      </w:r>
+      <w:r>
+        <w:rPr>
+          <w:rFonts w:ascii="Times" w:hAnsi="Times"/>
+        </w:rPr>
+        <w:t xml:space="preserve">Econometric Society, Singapore; Workshop on Relational Contracts; </w:t>
+      </w:r>
+      <w:r>
+        <w:rPr>
+          <w:rFonts w:ascii="Times" w:hAnsi="Times"/>
+        </w:rPr>
+        <w:lastRenderedPageBreak/>
+        <w:t>Asian &amp; Australasian Society of Labor Economics; Hong Kong Economic Association</w:t>
+      </w:r>
+    </w:p>
+    <w:p>
+      <w:pPr>
+        <w:spacing w:line="360" w:lineRule="auto"/>
+        <w:ind w:left="1440" w:hanging="1440"/>
         <w:rPr>
           <w:rFonts w:ascii="Times" w:hAnsi="Times"/>
         </w:rPr>
@@ -3434,270 +3566,57 @@
         <w:rPr>
           <w:rFonts w:ascii="Times" w:hAnsi="Times"/>
         </w:rPr>
-        <w:tab/>
-      </w:r>
-      <w:r>
-        <w:rPr>
-          <w:rFonts w:ascii="Times" w:hAnsi="Times"/>
-        </w:rPr>
-        <w:t>Industrial Organization II (PhD)</w:t>
-      </w:r>
-      <w:r>
-        <w:rPr>
-          <w:rFonts w:ascii="Times" w:hAnsi="Times"/>
-        </w:rPr>
-        <w:t>, MIT, TA</w:t>
-      </w:r>
-    </w:p>
-    <w:p>
-      <w:pPr>
-        <w:spacing w:line="360" w:lineRule="auto"/>
-        <w:rPr>
-          <w:rFonts w:ascii="Times" w:hAnsi="Times"/>
-        </w:rPr>
-      </w:pPr>
-      <w:r>
-        <w:rPr>
-          <w:rFonts w:ascii="Times" w:hAnsi="Times"/>
-        </w:rPr>
-        <w:t>2022</w:t>
-      </w:r>
-      <w:r>
-        <w:rPr>
-          <w:rFonts w:ascii="Times" w:hAnsi="Times"/>
-        </w:rPr>
-        <w:t xml:space="preserve"> </w:t>
-      </w:r>
-      <w:r>
-        <w:rPr>
-          <w:rFonts w:ascii="Times" w:hAnsi="Times"/>
-        </w:rPr>
-        <w:tab/>
-      </w:r>
-      <w:r>
-        <w:rPr>
-          <w:rFonts w:ascii="Times" w:hAnsi="Times"/>
-        </w:rPr>
-        <w:tab/>
-        <w:t>Principles of</w:t>
-      </w:r>
-      <w:r>
-        <w:rPr>
-          <w:rFonts w:ascii="Times" w:hAnsi="Times"/>
-        </w:rPr>
-        <w:t xml:space="preserve"> Micro</w:t>
-      </w:r>
-      <w:r>
-        <w:rPr>
-          <w:rFonts w:ascii="Times" w:hAnsi="Times"/>
-        </w:rPr>
-        <w:t>economics</w:t>
-      </w:r>
-      <w:r>
-        <w:rPr>
-          <w:rFonts w:ascii="Times" w:hAnsi="Times"/>
-        </w:rPr>
-        <w:t xml:space="preserve"> (undergrad)</w:t>
-      </w:r>
-      <w:r>
-        <w:rPr>
-          <w:rFonts w:ascii="Times" w:hAnsi="Times"/>
-        </w:rPr>
-        <w:t>, MIT, TA</w:t>
-      </w:r>
-    </w:p>
-    <w:p>
-      <w:pPr>
-        <w:spacing w:line="360" w:lineRule="auto"/>
-        <w:rPr>
-          <w:rFonts w:ascii="Times" w:hAnsi="Times"/>
-        </w:rPr>
-      </w:pPr>
-      <w:r>
-        <w:rPr>
-          <w:rFonts w:ascii="Times" w:hAnsi="Times"/>
-        </w:rPr>
-        <w:t>2018-2020</w:t>
-      </w:r>
-      <w:r>
-        <w:rPr>
-          <w:rFonts w:ascii="Times" w:hAnsi="Times"/>
-        </w:rPr>
-        <w:tab/>
-      </w:r>
-      <w:r>
-        <w:rPr>
-          <w:rFonts w:ascii="Times" w:hAnsi="Times"/>
-        </w:rPr>
-        <w:t>Intermediate Micro</w:t>
-      </w:r>
-      <w:r>
-        <w:rPr>
-          <w:rFonts w:ascii="Times" w:hAnsi="Times"/>
-        </w:rPr>
-        <w:t>economic Theory</w:t>
-      </w:r>
-      <w:r>
-        <w:rPr>
-          <w:rFonts w:ascii="Times" w:hAnsi="Times"/>
-        </w:rPr>
-        <w:t xml:space="preserve"> (undergrad)</w:t>
-      </w:r>
-      <w:r>
-        <w:rPr>
-          <w:rFonts w:ascii="Times" w:hAnsi="Times"/>
-        </w:rPr>
-        <w:t>, MIT, TA</w:t>
-      </w:r>
-    </w:p>
-    <w:p>
-      <w:pPr>
-        <w:spacing w:line="360" w:lineRule="auto"/>
-        <w:rPr>
-          <w:rFonts w:ascii="Times" w:hAnsi="Times"/>
-        </w:rPr>
-      </w:pPr>
-      <w:r>
-        <w:rPr>
-          <w:rFonts w:ascii="Times" w:hAnsi="Times"/>
-        </w:rPr>
-        <w:t>2019</w:t>
-      </w:r>
-      <w:r>
-        <w:rPr>
-          <w:rFonts w:ascii="Times" w:hAnsi="Times"/>
-        </w:rPr>
-        <w:t xml:space="preserve"> </w:t>
-      </w:r>
-      <w:r>
-        <w:rPr>
-          <w:rFonts w:ascii="Times" w:hAnsi="Times"/>
-        </w:rPr>
-        <w:tab/>
-      </w:r>
-      <w:r>
-        <w:rPr>
-          <w:rFonts w:ascii="Times" w:hAnsi="Times"/>
-        </w:rPr>
-        <w:tab/>
-        <w:t>Applied Economics for Managers</w:t>
-      </w:r>
-      <w:r>
-        <w:rPr>
-          <w:rFonts w:ascii="Times" w:hAnsi="Times"/>
-        </w:rPr>
-        <w:t xml:space="preserve"> (</w:t>
-      </w:r>
-      <w:r>
-        <w:rPr>
-          <w:rFonts w:ascii="Times" w:hAnsi="Times"/>
-        </w:rPr>
-        <w:t>EMBA</w:t>
-      </w:r>
-      <w:r>
-        <w:rPr>
-          <w:rFonts w:ascii="Times" w:hAnsi="Times"/>
-        </w:rPr>
-        <w:t>)</w:t>
-      </w:r>
-      <w:r>
-        <w:rPr>
-          <w:rFonts w:ascii="Times" w:hAnsi="Times"/>
-        </w:rPr>
-        <w:t>, MIT, TA</w:t>
-      </w:r>
-    </w:p>
-    <w:p>
-      <w:pPr>
-        <w:spacing w:line="360" w:lineRule="auto"/>
-        <w:rPr>
-          <w:rFonts w:ascii="Times" w:hAnsi="Times"/>
-        </w:rPr>
-      </w:pPr>
-      <w:r>
-        <w:rPr>
-          <w:rFonts w:ascii="Times" w:hAnsi="Times"/>
-        </w:rPr>
-        <w:t>2018</w:t>
-      </w:r>
-      <w:r>
-        <w:rPr>
-          <w:rFonts w:ascii="Times" w:hAnsi="Times"/>
-        </w:rPr>
-        <w:tab/>
-      </w:r>
-      <w:r>
-        <w:rPr>
-          <w:rFonts w:ascii="Times" w:hAnsi="Times"/>
-        </w:rPr>
-        <w:tab/>
-        <w:t>Organizational Economics</w:t>
-      </w:r>
-      <w:r>
-        <w:rPr>
-          <w:rFonts w:ascii="Times" w:hAnsi="Times"/>
-        </w:rPr>
-        <w:t xml:space="preserve"> (</w:t>
-      </w:r>
-      <w:r>
-        <w:rPr>
-          <w:rFonts w:ascii="Times" w:hAnsi="Times"/>
-        </w:rPr>
-        <w:t>PhD</w:t>
-      </w:r>
-      <w:r>
-        <w:rPr>
-          <w:rFonts w:ascii="Times" w:hAnsi="Times"/>
-        </w:rPr>
-        <w:t>)</w:t>
-      </w:r>
-      <w:r>
-        <w:rPr>
-          <w:rFonts w:ascii="Times" w:hAnsi="Times"/>
-        </w:rPr>
-        <w:t>, MIT, TA</w:t>
-      </w:r>
-    </w:p>
-    <w:p>
-      <w:pPr>
-        <w:spacing w:line="360" w:lineRule="auto"/>
-        <w:rPr>
-          <w:rFonts w:ascii="Times" w:hAnsi="Times"/>
-        </w:rPr>
-      </w:pPr>
-      <w:r>
-        <w:rPr>
-          <w:rFonts w:ascii="Times" w:hAnsi="Times"/>
-        </w:rPr>
-        <w:t>2011-2012</w:t>
-      </w:r>
-      <w:r>
-        <w:rPr>
-          <w:rFonts w:ascii="Times" w:hAnsi="Times"/>
-        </w:rPr>
-        <w:tab/>
-      </w:r>
-      <w:r>
-        <w:rPr>
-          <w:rFonts w:ascii="Times" w:hAnsi="Times"/>
-          <w:bCs/>
-        </w:rPr>
-        <w:t xml:space="preserve">Introduction to Computer Science II </w:t>
-      </w:r>
-      <w:r>
-        <w:rPr>
-          <w:rFonts w:ascii="Times" w:hAnsi="Times"/>
-          <w:bCs/>
-        </w:rPr>
-        <w:t>(undergrad), Harvard, TF</w:t>
-      </w:r>
-    </w:p>
-    <w:p>
-      <w:pPr>
-        <w:spacing w:line="360" w:lineRule="auto"/>
-        <w:rPr>
-          <w:rFonts w:ascii="Times" w:hAnsi="Times"/>
-        </w:rPr>
+        <w:t>Search and Matching Workshop in Asia Pacific</w:t>
+      </w:r>
+      <w:r>
+        <w:rPr>
+          <w:rFonts w:ascii="Times" w:hAnsi="Times"/>
+        </w:rPr>
+        <w:t xml:space="preserve">; </w:t>
+      </w:r>
+      <w:r>
+        <w:rPr>
+          <w:rFonts w:ascii="Times" w:hAnsi="Times"/>
+        </w:rPr>
+        <w:t>Virtual East Asia Macroeconomics Seminar</w:t>
+      </w:r>
+      <w:r>
+        <w:rPr>
+          <w:rFonts w:ascii="Times" w:hAnsi="Times"/>
+        </w:rPr>
+        <w:t xml:space="preserve">; Hong Kong University of Science and Technology (Finance); University of Hong Kong; City University of Hong Kong </w:t>
+      </w:r>
+    </w:p>
+    <w:p>
+      <w:pPr>
+        <w:spacing w:line="360" w:lineRule="auto"/>
+        <w:rPr>
+          <w:rFonts w:ascii="Times" w:hAnsi="Times"/>
+        </w:rPr>
+      </w:pPr>
+      <w:r>
+        <w:rPr>
+          <w:rFonts w:ascii="Times" w:hAnsi="Times"/>
+        </w:rPr>
+        <w:t>2021</w:t>
+      </w:r>
+      <w:r>
+        <w:rPr>
+          <w:rFonts w:ascii="Times" w:hAnsi="Times"/>
+        </w:rPr>
+        <w:tab/>
+      </w:r>
+      <w:r>
+        <w:rPr>
+          <w:rFonts w:ascii="Times" w:hAnsi="Times"/>
+        </w:rPr>
+        <w:tab/>
+        <w:t>Facebook (Novi); Hong Kong Baptist University</w:t>
+      </w:r>
+    </w:p>
+    <w:p>
+      <w:pPr>
+        <w:spacing w:line="360" w:lineRule="auto"/>
       </w:pPr>
     </w:p>
     <w:p>
@@ -3715,14 +3634,387 @@
           <w:b/>
           <w:bCs/>
         </w:rPr>
-        <w:t>AWARDS</w:t>
-      </w:r>
-      <w:r>
+        <w:t>TEACHING</w:t>
+      </w:r>
+    </w:p>
+    <w:p>
+      <w:pPr>
+        <w:spacing w:line="360" w:lineRule="auto"/>
+        <w:ind w:left="720" w:hanging="720"/>
+        <w:rPr>
+          <w:rFonts w:ascii="Times" w:hAnsi="Times"/>
+        </w:rPr>
+      </w:pPr>
+      <w:r>
+        <w:rPr>
+          <w:rFonts w:ascii="Times" w:hAnsi="Times"/>
+        </w:rPr>
+        <w:t>2022-</w:t>
+      </w:r>
+      <w:r>
+        <w:rPr>
+          <w:rFonts w:ascii="Times" w:hAnsi="Times"/>
+        </w:rPr>
+        <w:tab/>
+      </w:r>
+      <w:r>
+        <w:rPr>
+          <w:rFonts w:ascii="Times" w:hAnsi="Times"/>
+        </w:rPr>
+        <w:tab/>
+      </w:r>
+      <w:r>
+        <w:rPr>
+          <w:rFonts w:ascii="Times" w:hAnsi="Times"/>
+        </w:rPr>
+        <w:t>Economics of Organization and Strategy</w:t>
+      </w:r>
+      <w:r>
+        <w:rPr>
+          <w:rFonts w:ascii="Times" w:hAnsi="Times"/>
+        </w:rPr>
+        <w:t>, HKU, Instructor</w:t>
+      </w:r>
+    </w:p>
+    <w:p>
+      <w:pPr>
+        <w:spacing w:line="360" w:lineRule="auto"/>
+        <w:rPr>
+          <w:rFonts w:ascii="Times" w:hAnsi="Times"/>
+        </w:rPr>
+      </w:pPr>
+      <w:r>
+        <w:rPr>
+          <w:rFonts w:ascii="Times" w:hAnsi="Times"/>
+        </w:rPr>
+        <w:t>2022-</w:t>
+      </w:r>
+      <w:r>
+        <w:rPr>
+          <w:rFonts w:ascii="Times" w:hAnsi="Times"/>
+        </w:rPr>
+        <w:tab/>
+      </w:r>
+      <w:r>
+        <w:rPr>
+          <w:rFonts w:ascii="Times" w:hAnsi="Times"/>
+        </w:rPr>
+        <w:tab/>
+        <w:t>Global Management from Economics Perspective, HKU, Instructor</w:t>
+      </w:r>
+    </w:p>
+    <w:p>
+      <w:pPr>
+        <w:spacing w:line="360" w:lineRule="auto"/>
+        <w:rPr>
+          <w:rFonts w:ascii="Times" w:hAnsi="Times"/>
+        </w:rPr>
+      </w:pPr>
+      <w:r>
+        <w:rPr>
+          <w:rFonts w:ascii="Times" w:hAnsi="Times"/>
+        </w:rPr>
+        <w:t>2022</w:t>
+      </w:r>
+      <w:r>
+        <w:rPr>
+          <w:rFonts w:ascii="Times" w:hAnsi="Times"/>
+        </w:rPr>
+        <w:tab/>
+      </w:r>
+      <w:r>
+        <w:rPr>
+          <w:rFonts w:ascii="Times" w:hAnsi="Times"/>
+        </w:rPr>
+        <w:tab/>
+      </w:r>
+      <w:r>
+        <w:rPr>
+          <w:rFonts w:ascii="Times" w:hAnsi="Times"/>
+        </w:rPr>
+        <w:t>Industrial Organization II (PhD)</w:t>
+      </w:r>
+      <w:r>
+        <w:rPr>
+          <w:rFonts w:ascii="Times" w:hAnsi="Times"/>
+        </w:rPr>
+        <w:t>, MIT, TA</w:t>
+      </w:r>
+    </w:p>
+    <w:p>
+      <w:pPr>
+        <w:spacing w:line="360" w:lineRule="auto"/>
+        <w:rPr>
+          <w:rFonts w:ascii="Times" w:hAnsi="Times"/>
+        </w:rPr>
+      </w:pPr>
+      <w:r>
+        <w:rPr>
+          <w:rFonts w:ascii="Times" w:hAnsi="Times"/>
+        </w:rPr>
+        <w:t>2022</w:t>
+      </w:r>
+      <w:r>
+        <w:rPr>
+          <w:rFonts w:ascii="Times" w:hAnsi="Times"/>
+        </w:rPr>
+        <w:t xml:space="preserve"> </w:t>
+      </w:r>
+      <w:r>
+        <w:rPr>
+          <w:rFonts w:ascii="Times" w:hAnsi="Times"/>
+        </w:rPr>
+        <w:tab/>
+      </w:r>
+      <w:r>
+        <w:rPr>
+          <w:rFonts w:ascii="Times" w:hAnsi="Times"/>
+        </w:rPr>
+        <w:tab/>
+        <w:t>Principles of</w:t>
+      </w:r>
+      <w:r>
+        <w:rPr>
+          <w:rFonts w:ascii="Times" w:hAnsi="Times"/>
+        </w:rPr>
+        <w:t xml:space="preserve"> Micro</w:t>
+      </w:r>
+      <w:r>
+        <w:rPr>
+          <w:rFonts w:ascii="Times" w:hAnsi="Times"/>
+        </w:rPr>
+        <w:t>economics</w:t>
+      </w:r>
+      <w:r>
+        <w:rPr>
+          <w:rFonts w:ascii="Times" w:hAnsi="Times"/>
+        </w:rPr>
+        <w:t xml:space="preserve"> (undergrad)</w:t>
+      </w:r>
+      <w:r>
+        <w:rPr>
+          <w:rFonts w:ascii="Times" w:hAnsi="Times"/>
+        </w:rPr>
+        <w:t>, MIT, TA</w:t>
+      </w:r>
+    </w:p>
+    <w:p>
+      <w:pPr>
+        <w:spacing w:line="360" w:lineRule="auto"/>
+        <w:rPr>
+          <w:rFonts w:ascii="Times" w:hAnsi="Times"/>
+        </w:rPr>
+      </w:pPr>
+      <w:r>
+        <w:rPr>
+          <w:rFonts w:ascii="Times" w:hAnsi="Times"/>
+        </w:rPr>
+        <w:t>2018-2020</w:t>
+      </w:r>
+      <w:r>
+        <w:rPr>
+          <w:rFonts w:ascii="Times" w:hAnsi="Times"/>
+        </w:rPr>
+        <w:tab/>
+      </w:r>
+      <w:r>
+        <w:rPr>
+          <w:rFonts w:ascii="Times" w:hAnsi="Times"/>
+        </w:rPr>
+        <w:t>Intermediate Micro</w:t>
+      </w:r>
+      <w:r>
+        <w:rPr>
+          <w:rFonts w:ascii="Times" w:hAnsi="Times"/>
+        </w:rPr>
+        <w:t>economic Theory</w:t>
+      </w:r>
+      <w:r>
+        <w:rPr>
+          <w:rFonts w:ascii="Times" w:hAnsi="Times"/>
+        </w:rPr>
+        <w:t xml:space="preserve"> (undergrad)</w:t>
+      </w:r>
+      <w:r>
+        <w:rPr>
+          <w:rFonts w:ascii="Times" w:hAnsi="Times"/>
+        </w:rPr>
+        <w:t>, MIT, TA</w:t>
+      </w:r>
+    </w:p>
+    <w:p>
+      <w:pPr>
+        <w:spacing w:line="360" w:lineRule="auto"/>
+        <w:rPr>
+          <w:rFonts w:ascii="Times" w:hAnsi="Times"/>
+        </w:rPr>
+      </w:pPr>
+      <w:r>
+        <w:rPr>
+          <w:rFonts w:ascii="Times" w:hAnsi="Times"/>
+        </w:rPr>
+        <w:t>2019</w:t>
+      </w:r>
+      <w:r>
+        <w:rPr>
+          <w:rFonts w:ascii="Times" w:hAnsi="Times"/>
+        </w:rPr>
+        <w:t xml:space="preserve"> </w:t>
+      </w:r>
+      <w:r>
+        <w:rPr>
+          <w:rFonts w:ascii="Times" w:hAnsi="Times"/>
+        </w:rPr>
+        <w:tab/>
+      </w:r>
+      <w:r>
+        <w:rPr>
+          <w:rFonts w:ascii="Times" w:hAnsi="Times"/>
+        </w:rPr>
+        <w:tab/>
+        <w:t>Applied Economics for Managers</w:t>
+      </w:r>
+      <w:r>
+        <w:rPr>
+          <w:rFonts w:ascii="Times" w:hAnsi="Times"/>
+        </w:rPr>
+        <w:t xml:space="preserve"> (</w:t>
+      </w:r>
+      <w:r>
+        <w:rPr>
+          <w:rFonts w:ascii="Times" w:hAnsi="Times"/>
+        </w:rPr>
+        <w:t>EMBA</w:t>
+      </w:r>
+      <w:r>
+        <w:rPr>
+          <w:rFonts w:ascii="Times" w:hAnsi="Times"/>
+        </w:rPr>
+        <w:t>)</w:t>
+      </w:r>
+      <w:r>
+        <w:rPr>
+          <w:rFonts w:ascii="Times" w:hAnsi="Times"/>
+        </w:rPr>
+        <w:t>, MIT, TA</w:t>
+      </w:r>
+    </w:p>
+    <w:p>
+      <w:pPr>
+        <w:spacing w:line="360" w:lineRule="auto"/>
+        <w:rPr>
+          <w:rFonts w:ascii="Times" w:hAnsi="Times"/>
+        </w:rPr>
+      </w:pPr>
+      <w:r>
+        <w:rPr>
+          <w:rFonts w:ascii="Times" w:hAnsi="Times"/>
+        </w:rPr>
+        <w:t>2018</w:t>
+      </w:r>
+      <w:r>
+        <w:rPr>
+          <w:rFonts w:ascii="Times" w:hAnsi="Times"/>
+        </w:rPr>
+        <w:tab/>
+      </w:r>
+      <w:r>
+        <w:rPr>
+          <w:rFonts w:ascii="Times" w:hAnsi="Times"/>
+        </w:rPr>
+        <w:tab/>
+        <w:t>Organizational Economics</w:t>
+      </w:r>
+      <w:r>
+        <w:rPr>
+          <w:rFonts w:ascii="Times" w:hAnsi="Times"/>
+        </w:rPr>
+        <w:t xml:space="preserve"> (</w:t>
+      </w:r>
+      <w:r>
+        <w:rPr>
+          <w:rFonts w:ascii="Times" w:hAnsi="Times"/>
+        </w:rPr>
+        <w:t>PhD</w:t>
+      </w:r>
+      <w:r>
+        <w:rPr>
+          <w:rFonts w:ascii="Times" w:hAnsi="Times"/>
+        </w:rPr>
+        <w:t>)</w:t>
+      </w:r>
+      <w:r>
+        <w:rPr>
+          <w:rFonts w:ascii="Times" w:hAnsi="Times"/>
+        </w:rPr>
+        <w:t>, MIT, TA</w:t>
+      </w:r>
+    </w:p>
+    <w:p>
+      <w:pPr>
+        <w:spacing w:line="360" w:lineRule="auto"/>
+        <w:rPr>
+          <w:rFonts w:ascii="Times" w:hAnsi="Times"/>
+        </w:rPr>
+      </w:pPr>
+      <w:r>
+        <w:rPr>
+          <w:rFonts w:ascii="Times" w:hAnsi="Times"/>
+        </w:rPr>
+        <w:t>2011-2012</w:t>
+      </w:r>
+      <w:r>
+        <w:rPr>
+          <w:rFonts w:ascii="Times" w:hAnsi="Times"/>
+        </w:rPr>
+        <w:tab/>
+      </w:r>
+      <w:r>
+        <w:rPr>
+          <w:rFonts w:ascii="Times" w:hAnsi="Times"/>
+          <w:bCs/>
+        </w:rPr>
+        <w:t xml:space="preserve">Introduction to Computer Science II </w:t>
+      </w:r>
+      <w:r>
+        <w:rPr>
+          <w:rFonts w:ascii="Times" w:hAnsi="Times"/>
+          <w:bCs/>
+        </w:rPr>
+        <w:t>(undergrad), Harvard, TF</w:t>
+      </w:r>
+    </w:p>
+    <w:p>
+      <w:pPr>
+        <w:spacing w:line="360" w:lineRule="auto"/>
+        <w:rPr>
+          <w:rFonts w:ascii="Times" w:hAnsi="Times"/>
+        </w:rPr>
+      </w:pPr>
+    </w:p>
+    <w:p>
+      <w:pPr>
+        <w:spacing w:line="360" w:lineRule="auto"/>
         <w:rPr>
           <w:rFonts w:ascii="Times" w:hAnsi="Times"/>
           <w:b/>
           <w:bCs/>
         </w:rPr>
+      </w:pPr>
+      <w:r>
+        <w:rPr>
+          <w:rFonts w:ascii="Times" w:hAnsi="Times"/>
+          <w:b/>
+          <w:bCs/>
+        </w:rPr>
+        <w:t>AWARDS</w:t>
+      </w:r>
+      <w:r>
+        <w:rPr>
+          <w:rFonts w:ascii="Times" w:hAnsi="Times"/>
+          <w:b/>
+          <w:bCs/>
+        </w:rPr>
         <w:t xml:space="preserve"> AND SCHOLARSHIPS</w:t>
       </w:r>
     </w:p>
@@ -3910,11 +4202,19 @@
         </w:rPr>
         <w:tab/>
       </w:r>
+      <w:proofErr w:type="spellStart"/>
       <w:r>
         <w:rPr>
           <w:rFonts w:ascii="Times New Roman" w:eastAsia="Times New Roman" w:hAnsi="Times New Roman" w:cs="Times New Roman"/>
         </w:rPr>
-        <w:t xml:space="preserve">Detur Book Prize </w:t>
+        <w:t>Detur</w:t>
+      </w:r>
+      <w:proofErr w:type="spellEnd"/>
+      <w:r>
+        <w:rPr>
+          <w:rFonts w:ascii="Times New Roman" w:eastAsia="Times New Roman" w:hAnsi="Times New Roman" w:cs="Times New Roman"/>
+        </w:rPr>
+        <w:t xml:space="preserve"> Book Prize </w:t>
       </w:r>
     </w:p>
     <w:p>

--- a/static/CV.docx
+++ b/static/CV.docx
@@ -246,6 +246,8 @@
         <w:spacing w:line="360" w:lineRule="auto"/>
         <w:rPr>
           <w:rFonts w:ascii="Times" w:hAnsi="Times"/>
+          <w:i/>
+          <w:iCs/>
         </w:rPr>
       </w:pPr>
       <w:r>
@@ -268,6 +270,98 @@
         <w:rPr>
           <w:rFonts w:ascii="Times" w:hAnsi="Times"/>
         </w:rPr>
+        <w:t>Director</w:t>
+      </w:r>
+      <w:r>
+        <w:rPr>
+          <w:rFonts w:ascii="Times" w:hAnsi="Times"/>
+        </w:rPr>
+        <w:t xml:space="preserve">, </w:t>
+      </w:r>
+      <w:r>
+        <w:rPr>
+          <w:rFonts w:ascii="Times" w:hAnsi="Times"/>
+        </w:rPr>
+        <w:t>Hong Kong Future Economy Institute</w:t>
+      </w:r>
+      <w:r>
+        <w:rPr>
+          <w:rFonts w:ascii="Times" w:hAnsi="Times"/>
+          <w:i/>
+          <w:iCs/>
+        </w:rPr>
+        <w:tab/>
+      </w:r>
+      <w:r>
+        <w:rPr>
+          <w:rFonts w:ascii="Times" w:hAnsi="Times"/>
+          <w:i/>
+          <w:iCs/>
+        </w:rPr>
+        <w:tab/>
+      </w:r>
+      <w:r>
+        <w:rPr>
+          <w:rFonts w:ascii="Times" w:hAnsi="Times"/>
+          <w:i/>
+          <w:iCs/>
+        </w:rPr>
+        <w:tab/>
+      </w:r>
+      <w:r>
+        <w:rPr>
+          <w:rFonts w:ascii="Times" w:hAnsi="Times"/>
+          <w:i/>
+          <w:iCs/>
+        </w:rPr>
+        <w:tab/>
+      </w:r>
+      <w:r>
+        <w:rPr>
+          <w:rFonts w:ascii="Times" w:hAnsi="Times"/>
+          <w:i/>
+          <w:iCs/>
+        </w:rPr>
+        <w:tab/>
+      </w:r>
+      <w:r>
+        <w:rPr>
+          <w:rFonts w:ascii="Times" w:hAnsi="Times"/>
+          <w:i/>
+          <w:iCs/>
+        </w:rPr>
+        <w:tab/>
+      </w:r>
+      <w:r>
+        <w:rPr>
+          <w:rFonts w:ascii="Times" w:hAnsi="Times"/>
+        </w:rPr>
+        <w:t>202</w:t>
+      </w:r>
+      <w:r>
+        <w:rPr>
+          <w:rFonts w:ascii="Times" w:hAnsi="Times"/>
+        </w:rPr>
+        <w:t>5</w:t>
+      </w:r>
+      <w:r>
+        <w:rPr>
+          <w:rFonts w:ascii="Times" w:hAnsi="Times"/>
+        </w:rPr>
+        <w:t>-</w:t>
+      </w:r>
+    </w:p>
+    <w:p>
+      <w:pPr>
+        <w:spacing w:line="360" w:lineRule="auto"/>
+        <w:rPr>
+          <w:rFonts w:ascii="Times" w:hAnsi="Times"/>
+        </w:rPr>
+      </w:pPr>
+      <w:r>
+        <w:rPr>
+          <w:rFonts w:ascii="Times" w:hAnsi="Times"/>
+        </w:rPr>
         <w:t>Affiliated Researcher</w:t>
       </w:r>
       <w:r>
@@ -354,20 +448,31 @@
         <w:rPr>
           <w:rFonts w:ascii="Times" w:hAnsi="Times"/>
         </w:rPr>
-        <w:t>Board Member</w:t>
-      </w:r>
-      <w:r>
-        <w:rPr>
-          <w:rFonts w:ascii="Times" w:hAnsi="Times" w:hint="eastAsia"/>
-          <w:lang w:eastAsia="zh-TW"/>
-        </w:rPr>
-        <w:t xml:space="preserve"> and Research Director</w:t>
-      </w:r>
-      <w:r>
-        <w:rPr>
-          <w:rFonts w:ascii="Times" w:hAnsi="Times"/>
-        </w:rPr>
-        <w:t>, Citizen Action Design</w:t>
+        <w:t>Board Member, Citizen Action Design</w:t>
+      </w:r>
+      <w:r>
+        <w:rPr>
+          <w:rFonts w:ascii="Times" w:hAnsi="Times"/>
+          <w:i/>
+          <w:iCs/>
+        </w:rPr>
+        <w:tab/>
+      </w:r>
+      <w:r>
+        <w:rPr>
+          <w:rFonts w:ascii="Times" w:hAnsi="Times"/>
+          <w:i/>
+          <w:iCs/>
+        </w:rPr>
+        <w:tab/>
+      </w:r>
+      <w:r>
+        <w:rPr>
+          <w:rFonts w:ascii="Times" w:hAnsi="Times"/>
+          <w:i/>
+          <w:iCs/>
+        </w:rPr>
+        <w:tab/>
       </w:r>
       <w:r>
         <w:rPr>
@@ -437,13 +542,7 @@
         <w:rPr>
           <w:rFonts w:ascii="Times" w:hAnsi="Times"/>
         </w:rPr>
-        <w:t xml:space="preserve">, </w:t>
-      </w:r>
-      <w:r>
-        <w:rPr>
-          <w:rFonts w:ascii="Times" w:hAnsi="Times"/>
-        </w:rPr>
-        <w:t xml:space="preserve">HKU </w:t>
+        <w:t xml:space="preserve">, HKU </w:t>
       </w:r>
       <w:r>
         <w:rPr>
@@ -1086,31 +1185,25 @@
         <w:rPr>
           <w:rFonts w:ascii="Times" w:hAnsi="Times"/>
         </w:rPr>
-        <w:t>“</w:t>
-      </w:r>
-      <w:r>
-        <w:rPr>
-          <w:rFonts w:ascii="Times" w:hAnsi="Times"/>
-        </w:rPr>
-        <w:t xml:space="preserve">The </w:t>
-      </w:r>
-      <w:r>
-        <w:rPr>
-          <w:rFonts w:ascii="Times" w:hAnsi="Times"/>
-        </w:rPr>
-        <w:t>Reallocation</w:t>
-      </w:r>
-      <w:r>
-        <w:rPr>
-          <w:rFonts w:ascii="Times" w:hAnsi="Times"/>
-        </w:rPr>
-        <w:t xml:space="preserve"> Effects</w:t>
-      </w:r>
-      <w:r>
-        <w:rPr>
-          <w:rFonts w:ascii="Times" w:hAnsi="Times"/>
-        </w:rPr>
-        <w:t xml:space="preserve"> of Domestic Outsourcing” </w:t>
+        <w:t>“Outsourcing</w:t>
+      </w:r>
+      <w:r>
+        <w:rPr>
+          <w:rFonts w:ascii="Times" w:hAnsi="Times"/>
+        </w:rPr>
+        <w:t xml:space="preserve">, </w:t>
+      </w:r>
+      <w:r>
+        <w:rPr>
+          <w:rFonts w:ascii="Times" w:hAnsi="Times"/>
+        </w:rPr>
+        <w:t>Labor Market Frictions, and Employment</w:t>
+      </w:r>
+      <w:r>
+        <w:rPr>
+          <w:rFonts w:ascii="Times" w:hAnsi="Times"/>
+        </w:rPr>
+        <w:t xml:space="preserve">” </w:t>
       </w:r>
       <w:r>
         <w:rPr>
@@ -1162,7 +1255,7 @@
           <w:rFonts w:ascii="Times" w:hAnsi="Times" w:hint="eastAsia"/>
           <w:lang w:eastAsia="zh-TW"/>
         </w:rPr>
-        <w:t>Emergence of Managers: A Theory of Centralized Resource Allocation in</w:t>
+        <w:t>Emergence of Managers in</w:t>
       </w:r>
       <w:r>
         <w:rPr>
@@ -1227,14 +1320,51 @@
         <w:rPr>
           <w:rFonts w:ascii="Times" w:hAnsi="Times"/>
         </w:rPr>
-        <w:t>Targeting Housing Assistance: Evidence from a Subsidized Sale of Public Housing</w:t>
-      </w:r>
-      <w:r>
-        <w:rPr>
-          <w:rFonts w:ascii="Times" w:hAnsi="Times" w:hint="eastAsia"/>
-          <w:lang w:eastAsia="zh-TW"/>
-        </w:rPr>
-        <w:t xml:space="preserve"> in Hong Kong</w:t>
+        <w:t>The Cost of Homeownership</w:t>
+      </w:r>
+      <w:r>
+        <w:rPr>
+          <w:rFonts w:ascii="Times" w:hAnsi="Times"/>
+        </w:rPr>
+        <w:t xml:space="preserve">: Evidence from Subsidized </w:t>
+      </w:r>
+      <w:r>
+        <w:rPr>
+          <w:rFonts w:ascii="Times" w:hAnsi="Times"/>
+        </w:rPr>
+        <w:t>Public Housing</w:t>
+      </w:r>
+      <w:r>
+        <w:rPr>
+          <w:rFonts w:ascii="Times" w:hAnsi="Times" w:hint="eastAsia"/>
+          <w:lang w:eastAsia="zh-TW"/>
+        </w:rPr>
+        <w:t xml:space="preserve"> </w:t>
+      </w:r>
+      <w:r>
+        <w:rPr>
+          <w:rFonts w:ascii="Times" w:hAnsi="Times"/>
+        </w:rPr>
+        <w:t>Sale</w:t>
+      </w:r>
+      <w:r>
+        <w:rPr>
+          <w:rFonts w:ascii="Times" w:hAnsi="Times"/>
+        </w:rPr>
+        <w:t>s</w:t>
+      </w:r>
+      <w:r>
+        <w:rPr>
+          <w:rFonts w:ascii="Times" w:hAnsi="Times"/>
+        </w:rPr>
+        <w:t xml:space="preserve"> </w:t>
+      </w:r>
+      <w:r>
+        <w:rPr>
+          <w:rFonts w:ascii="Times" w:hAnsi="Times" w:hint="eastAsia"/>
+          <w:lang w:eastAsia="zh-TW"/>
+        </w:rPr>
+        <w:t>in Hong Kong</w:t>
       </w:r>
       <w:r>
         <w:rPr>
@@ -1273,14 +1403,28 @@
           <w:rFonts w:ascii="Times" w:hAnsi="Times" w:hint="eastAsia"/>
           <w:lang w:eastAsia="zh-TW"/>
         </w:rPr>
-        <w:t>: Lessons</w:t>
-      </w:r>
-      <w:r>
-        <w:rPr>
-          <w:rFonts w:ascii="Times" w:hAnsi="Times" w:hint="eastAsia"/>
-          <w:lang w:eastAsia="zh-TW"/>
-        </w:rPr>
-        <w:t xml:space="preserve"> from the Life and Death of a Digital Currency</w:t>
+        <w:t xml:space="preserve">: </w:t>
+      </w:r>
+      <w:r>
+        <w:rPr>
+          <w:rFonts w:ascii="Times" w:hAnsi="Times"/>
+          <w:lang w:eastAsia="zh-TW"/>
+        </w:rPr>
+        <w:t>Evidence from</w:t>
+      </w:r>
+      <w:r>
+        <w:rPr>
+          <w:rFonts w:ascii="Times" w:hAnsi="Times" w:hint="eastAsia"/>
+          <w:lang w:eastAsia="zh-TW"/>
+        </w:rPr>
+        <w:t xml:space="preserve"> a Digital Currency</w:t>
+      </w:r>
+      <w:r>
+        <w:rPr>
+          <w:rFonts w:ascii="Times" w:hAnsi="Times"/>
+          <w:lang w:eastAsia="zh-TW"/>
+        </w:rPr>
+        <w:t xml:space="preserve"> Experiment</w:t>
       </w:r>
       <w:r>
         <w:rPr>
@@ -1312,7 +1456,13 @@
         <w:rPr>
           <w:rFonts w:ascii="Times" w:hAnsi="Times"/>
         </w:rPr>
-        <w:t xml:space="preserve">The Economics of </w:t>
+        <w:t>Optimal</w:t>
+      </w:r>
+      <w:r>
+        <w:rPr>
+          <w:rFonts w:ascii="Times" w:hAnsi="Times"/>
+        </w:rPr>
+        <w:t xml:space="preserve"> </w:t>
       </w:r>
       <w:r>
         <w:rPr>
@@ -1320,6 +1470,20 @@
           <w:lang w:eastAsia="zh-TW"/>
         </w:rPr>
         <w:t>Currency Redemption</w:t>
+      </w:r>
+      <w:r>
+        <w:rPr>
+          <w:rFonts w:ascii="Times" w:hAnsi="Times"/>
+          <w:lang w:eastAsia="zh-TW"/>
+        </w:rPr>
+        <w:t>:</w:t>
+      </w:r>
+      <w:r>
+        <w:rPr>
+          <w:rFonts w:ascii="Times" w:hAnsi="Times"/>
+          <w:lang w:eastAsia="zh-TW"/>
+        </w:rPr>
+        <w:t xml:space="preserve"> Theory and Evidence from a Digital Platform</w:t>
       </w:r>
       <w:r>
         <w:rPr>
@@ -1375,7 +1539,6 @@
           <w:b/>
           <w:bCs/>
         </w:rPr>
-        <w:lastRenderedPageBreak/>
         <w:t>WORK-IN-PROGRESS</w:t>
       </w:r>
     </w:p>
@@ -1403,7 +1566,21 @@
           <w:rFonts w:ascii="Times" w:hAnsi="Times" w:hint="eastAsia"/>
           <w:lang w:eastAsia="zh-TW"/>
         </w:rPr>
-        <w:t>The Price Effect(s) of Rent Control: An Assignment Model Approach</w:t>
+        <w:t xml:space="preserve">The </w:t>
+      </w:r>
+      <w:r>
+        <w:rPr>
+          <w:rFonts w:ascii="Times" w:hAnsi="Times"/>
+          <w:lang w:eastAsia="zh-TW"/>
+        </w:rPr>
+        <w:t>Equilibrium</w:t>
+      </w:r>
+      <w:r>
+        <w:rPr>
+          <w:rFonts w:ascii="Times" w:hAnsi="Times" w:hint="eastAsia"/>
+          <w:lang w:eastAsia="zh-TW"/>
+        </w:rPr>
+        <w:t xml:space="preserve"> Effect(s) of Rent Control: An Assignment Model Approach</w:t>
       </w:r>
       <w:r>
         <w:rPr>
@@ -1465,7 +1642,7 @@
           <w:rFonts w:ascii="Times" w:hAnsi="Times" w:hint="eastAsia"/>
           <w:lang w:eastAsia="zh-TW"/>
         </w:rPr>
-        <w:t>Housing Prices and Expenditures: A Cautionary Tale</w:t>
+        <w:t>The Welfare Cost of Public Housing Misallocation in Hong Kong</w:t>
       </w:r>
       <w:r>
         <w:rPr>
@@ -1527,7 +1704,49 @@
           <w:rFonts w:ascii="Times" w:hAnsi="Times" w:hint="eastAsia"/>
           <w:lang w:eastAsia="zh-TW"/>
         </w:rPr>
-        <w:t>The Welfare Cost of Public Housing Misallocation in Hong Kong</w:t>
+        <w:t xml:space="preserve">Housing </w:t>
+      </w:r>
+      <w:r>
+        <w:rPr>
+          <w:rFonts w:ascii="Times" w:hAnsi="Times"/>
+          <w:lang w:eastAsia="zh-TW"/>
+        </w:rPr>
+        <w:t>Policy</w:t>
+      </w:r>
+      <w:r>
+        <w:rPr>
+          <w:rFonts w:ascii="Times" w:hAnsi="Times" w:hint="eastAsia"/>
+          <w:lang w:eastAsia="zh-TW"/>
+        </w:rPr>
+        <w:t xml:space="preserve"> and </w:t>
+      </w:r>
+      <w:r>
+        <w:rPr>
+          <w:rFonts w:ascii="Times" w:hAnsi="Times"/>
+          <w:lang w:eastAsia="zh-TW"/>
+        </w:rPr>
+        <w:t>Inequality in Hong Kong</w:t>
+      </w:r>
+      <w:r>
+        <w:rPr>
+          <w:rFonts w:ascii="Times" w:hAnsi="Times"/>
+          <w:lang w:eastAsia="zh-TW"/>
+        </w:rPr>
+        <w:t xml:space="preserve">: </w:t>
+      </w:r>
+      <w:r>
+        <w:rPr>
+          <w:rFonts w:ascii="Times" w:hAnsi="Times" w:hint="eastAsia"/>
+          <w:lang w:eastAsia="zh-TW"/>
+        </w:rPr>
+        <w:t xml:space="preserve">A </w:t>
+      </w:r>
+      <w:r>
+        <w:rPr>
+          <w:rFonts w:ascii="Times" w:hAnsi="Times"/>
+          <w:lang w:eastAsia="zh-TW"/>
+        </w:rPr>
+        <w:t>Marco-housing Approach</w:t>
       </w:r>
       <w:r>
         <w:rPr>
@@ -1567,9 +1786,7 @@
     </w:p>
     <w:p>
       <w:pPr>
-        <w:pStyle w:val="ListParagraph"/>
         <w:spacing w:after="120" w:line="276" w:lineRule="auto"/>
-        <w:contextualSpacing w:val="0"/>
         <w:rPr>
           <w:rFonts w:ascii="Times" w:hAnsi="Times"/>
         </w:rPr>
@@ -1592,7 +1809,7 @@
           <w:b/>
           <w:bCs/>
         </w:rPr>
-        <w:t xml:space="preserve">POLICY </w:t>
+        <w:t>NON-PEER REVIEWED</w:t>
       </w:r>
       <w:r>
         <w:rPr>
@@ -1600,7 +1817,7 @@
           <w:b/>
           <w:bCs/>
         </w:rPr>
-        <w:t>ARTICLES</w:t>
+        <w:t xml:space="preserve"> ARTICLES</w:t>
       </w:r>
     </w:p>
     <w:p>
@@ -1790,7 +2007,19 @@
         <w:rPr>
           <w:rFonts w:ascii="Times" w:hAnsi="Times"/>
         </w:rPr>
-        <w:t>” (South China Morning Post, 2024)</w:t>
+        <w:t xml:space="preserve">” (South China Morning Post, </w:t>
+      </w:r>
+      <w:r>
+        <w:rPr>
+          <w:rFonts w:ascii="Times" w:hAnsi="Times"/>
+        </w:rPr>
+        <w:t xml:space="preserve">May </w:t>
+      </w:r>
+      <w:r>
+        <w:rPr>
+          <w:rFonts w:ascii="Times" w:hAnsi="Times"/>
+        </w:rPr>
+        <w:t>2024)</w:t>
       </w:r>
     </w:p>
     <w:p>
@@ -1846,7 +2075,19 @@
         <w:rPr>
           <w:rFonts w:ascii="Times" w:hAnsi="Times"/>
         </w:rPr>
-        <w:t xml:space="preserve">” (Hong Kong Economic </w:t>
+        <w:t>” (</w:t>
+      </w:r>
+      <w:r>
+        <w:rPr>
+          <w:rFonts w:ascii="Times" w:hAnsi="Times"/>
+        </w:rPr>
+        <w:t xml:space="preserve">Translated from </w:t>
+      </w:r>
+      <w:r>
+        <w:rPr>
+          <w:rFonts w:ascii="Times" w:hAnsi="Times"/>
+        </w:rPr>
+        <w:t xml:space="preserve">Hong Kong Economic </w:t>
       </w:r>
       <w:r>
         <w:rPr>
@@ -1989,7 +2230,6 @@
           <w:bCs/>
           <w:sz w:val="4"/>
           <w:szCs w:val="4"/>
-          <w:lang w:eastAsia="zh-TW"/>
         </w:rPr>
       </w:pPr>
       <w:r>
@@ -1998,16 +2238,61 @@
           <w:b/>
           <w:bCs/>
         </w:rPr>
-        <w:t>POLICY ARTICLES</w:t>
-      </w:r>
-      <w:r>
-        <w:rPr>
-          <w:rFonts w:ascii="Times" w:hAnsi="Times" w:hint="eastAsia"/>
+        <w:t>NON-PEER REVIEWED</w:t>
+      </w:r>
+      <w:r>
+        <w:rPr>
+          <w:rFonts w:ascii="Times" w:hAnsi="Times"/>
           <w:b/>
           <w:bCs/>
-          <w:lang w:eastAsia="zh-TW"/>
-        </w:rPr>
-        <w:t xml:space="preserve"> (CHINESE)</w:t>
+        </w:rPr>
+        <w:t xml:space="preserve"> </w:t>
+      </w:r>
+      <w:proofErr w:type="gramStart"/>
+      <w:r>
+        <w:rPr>
+          <w:rFonts w:ascii="Times" w:hAnsi="Times"/>
+          <w:b/>
+          <w:bCs/>
+        </w:rPr>
+        <w:t>ARTICLE</w:t>
+      </w:r>
+      <w:r>
+        <w:rPr>
+          <w:rFonts w:ascii="Times" w:hAnsi="Times"/>
+          <w:b/>
+          <w:bCs/>
+        </w:rPr>
+        <w:t xml:space="preserve">S </w:t>
+      </w:r>
+      <w:r>
+        <w:rPr>
+          <w:rFonts w:ascii="Times" w:hAnsi="Times"/>
+          <w:b/>
+          <w:bCs/>
+          <w:sz w:val="4"/>
+          <w:szCs w:val="4"/>
+        </w:rPr>
+        <w:t xml:space="preserve"> </w:t>
+      </w:r>
+      <w:r>
+        <w:rPr>
+          <w:rFonts w:ascii="Times" w:hAnsi="Times" w:hint="eastAsia"/>
+          <w:b/>
+          <w:bCs/>
+          <w:lang w:eastAsia="zh-TW"/>
+        </w:rPr>
+        <w:t>(</w:t>
+      </w:r>
+      <w:proofErr w:type="gramEnd"/>
+      <w:r>
+        <w:rPr>
+          <w:rFonts w:ascii="Times" w:hAnsi="Times" w:hint="eastAsia"/>
+          <w:b/>
+          <w:bCs/>
+          <w:lang w:eastAsia="zh-TW"/>
+        </w:rPr>
+        <w:t>CHINESE)</w:t>
       </w:r>
     </w:p>
     <w:p>
@@ -2028,7 +2313,7 @@
           <w:rFonts w:ascii="Times" w:hAnsi="Times" w:hint="eastAsia"/>
           <w:lang w:eastAsia="zh-TW"/>
         </w:rPr>
-        <w:t>現金津貼試行計劃退場</w:t>
+        <w:t>居屋二手市場流通窒息</w:t>
       </w:r>
       <w:r>
         <w:rPr>
@@ -2042,7 +2327,7 @@
           <w:rFonts w:ascii="Times" w:hAnsi="Times" w:hint="eastAsia"/>
           <w:lang w:eastAsia="zh-TW"/>
         </w:rPr>
-        <w:t>是明智決定——從經濟學理論看補貼轉型的必要性</w:t>
+        <w:t>買賣限制須大幅放寬</w:t>
       </w:r>
       <w:r>
         <w:rPr>
@@ -2063,7 +2348,7 @@
           <w:rFonts w:ascii="Times" w:hAnsi="Times" w:hint="eastAsia"/>
           <w:lang w:eastAsia="zh-TW"/>
         </w:rPr>
-        <w:t xml:space="preserve">, 2025-6-5, </w:t>
+        <w:t xml:space="preserve">, 2025-7-3, </w:t>
       </w:r>
       <w:r>
         <w:rPr>
@@ -2098,7 +2383,7 @@
           <w:rFonts w:ascii="Times" w:hAnsi="Times" w:hint="eastAsia"/>
           <w:lang w:eastAsia="zh-TW"/>
         </w:rPr>
-        <w:t>財赤之出路：賣公屋</w:t>
+        <w:t>居屋嚴重短缺扭曲社會發展</w:t>
       </w:r>
       <w:r>
         <w:rPr>
@@ -2112,7 +2397,7 @@
           <w:rFonts w:ascii="Times" w:hAnsi="Times" w:hint="eastAsia"/>
           <w:lang w:eastAsia="zh-TW"/>
         </w:rPr>
-        <w:t>救香港！</w:t>
+        <w:t>需大幅擴建</w:t>
       </w:r>
       <w:r>
         <w:rPr>
@@ -2133,7 +2418,7 @@
           <w:rFonts w:ascii="Times" w:hAnsi="Times" w:hint="eastAsia"/>
           <w:lang w:eastAsia="zh-TW"/>
         </w:rPr>
-        <w:t xml:space="preserve">, 2025-4-24, </w:t>
+        <w:t xml:space="preserve">, 2025-6-27, </w:t>
       </w:r>
       <w:r>
         <w:rPr>
@@ -2168,11 +2453,11 @@
           <w:rFonts w:ascii="Times" w:hAnsi="Times" w:hint="eastAsia"/>
           <w:lang w:eastAsia="zh-TW"/>
         </w:rPr>
-        <w:t>香港經濟面臨長期衰退</w:t>
-      </w:r>
-      <w:r>
-        <w:rPr>
-          <w:rFonts w:ascii="Times" w:hAnsi="Times"/>
+        <w:t>現金津貼試行計劃退場</w:t>
+      </w:r>
+      <w:r>
+        <w:rPr>
+          <w:rFonts w:ascii="Times" w:hAnsi="Times" w:hint="eastAsia"/>
           <w:lang w:eastAsia="zh-TW"/>
         </w:rPr>
         <w:t xml:space="preserve"> </w:t>
@@ -2182,11 +2467,11 @@
           <w:rFonts w:ascii="Times" w:hAnsi="Times" w:hint="eastAsia"/>
           <w:lang w:eastAsia="zh-TW"/>
         </w:rPr>
-        <w:t>房策須全面改革（下）</w:t>
-      </w:r>
-      <w:r>
-        <w:rPr>
-          <w:rFonts w:ascii="Times" w:hAnsi="Times"/>
+        <w:t>是明智決定——從經濟學理論看補貼轉型的必要性</w:t>
+      </w:r>
+      <w:r>
+        <w:rPr>
+          <w:rFonts w:ascii="Times" w:hAnsi="Times" w:hint="eastAsia"/>
           <w:lang w:eastAsia="zh-TW"/>
         </w:rPr>
         <w:t xml:space="preserve"> (</w:t>
@@ -2200,10 +2485,10 @@
       </w:r>
       <w:r>
         <w:rPr>
-          <w:rFonts w:ascii="Times" w:hAnsi="Times"/>
-          <w:lang w:eastAsia="zh-TW"/>
-        </w:rPr>
-        <w:t xml:space="preserve">, 2025-3-21, </w:t>
+          <w:rFonts w:ascii="Times" w:hAnsi="Times" w:hint="eastAsia"/>
+          <w:lang w:eastAsia="zh-TW"/>
+        </w:rPr>
+        <w:t xml:space="preserve">, 2025-6-5, </w:t>
       </w:r>
       <w:r>
         <w:rPr>
@@ -2214,10 +2499,10 @@
       </w:r>
       <w:r>
         <w:rPr>
-          <w:rFonts w:ascii="Times" w:hAnsi="Times"/>
-          <w:lang w:eastAsia="zh-TW"/>
-        </w:rPr>
-        <w:t>)</w:t>
+          <w:rFonts w:ascii="Times" w:hAnsi="Times" w:hint="eastAsia"/>
+          <w:lang w:eastAsia="zh-TW"/>
+        </w:rPr>
+        <w:t xml:space="preserve">) </w:t>
       </w:r>
     </w:p>
     <w:p>
@@ -2238,11 +2523,11 @@
           <w:rFonts w:ascii="Times" w:hAnsi="Times" w:hint="eastAsia"/>
           <w:lang w:eastAsia="zh-TW"/>
         </w:rPr>
-        <w:t>香港經濟面臨長期衰退</w:t>
-      </w:r>
-      <w:r>
-        <w:rPr>
-          <w:rFonts w:ascii="Times" w:hAnsi="Times"/>
+        <w:t>財赤之出路：賣公屋</w:t>
+      </w:r>
+      <w:r>
+        <w:rPr>
+          <w:rFonts w:ascii="Times" w:hAnsi="Times" w:hint="eastAsia"/>
           <w:lang w:eastAsia="zh-TW"/>
         </w:rPr>
         <w:t xml:space="preserve"> </w:t>
@@ -2252,14 +2537,14 @@
           <w:rFonts w:ascii="Times" w:hAnsi="Times" w:hint="eastAsia"/>
           <w:lang w:eastAsia="zh-TW"/>
         </w:rPr>
-        <w:t>房策須全面改革（上）</w:t>
-      </w:r>
-      <w:r>
-        <w:rPr>
-          <w:rFonts w:ascii="Times" w:hAnsi="Times"/>
-          <w:lang w:eastAsia="zh-TW"/>
-        </w:rPr>
-        <w:t>(</w:t>
+        <w:t>救香港！</w:t>
+      </w:r>
+      <w:r>
+        <w:rPr>
+          <w:rFonts w:ascii="Times" w:hAnsi="Times" w:hint="eastAsia"/>
+          <w:lang w:eastAsia="zh-TW"/>
+        </w:rPr>
+        <w:t xml:space="preserve"> (</w:t>
       </w:r>
       <w:r>
         <w:rPr>
@@ -2270,10 +2555,10 @@
       </w:r>
       <w:r>
         <w:rPr>
-          <w:rFonts w:ascii="Times" w:hAnsi="Times"/>
-          <w:lang w:eastAsia="zh-TW"/>
-        </w:rPr>
-        <w:t xml:space="preserve">, 2025-2-20, </w:t>
+          <w:rFonts w:ascii="Times" w:hAnsi="Times" w:hint="eastAsia"/>
+          <w:lang w:eastAsia="zh-TW"/>
+        </w:rPr>
+        <w:t xml:space="preserve">, 2025-4-24, </w:t>
       </w:r>
       <w:r>
         <w:rPr>
@@ -2284,7 +2569,7 @@
       </w:r>
       <w:r>
         <w:rPr>
-          <w:rFonts w:ascii="Times" w:hAnsi="Times"/>
+          <w:rFonts w:ascii="Times" w:hAnsi="Times" w:hint="eastAsia"/>
           <w:lang w:eastAsia="zh-TW"/>
         </w:rPr>
         <w:t>)</w:t>
@@ -2308,11 +2593,25 @@
           <w:rFonts w:ascii="Times" w:hAnsi="Times" w:hint="eastAsia"/>
           <w:lang w:eastAsia="zh-TW"/>
         </w:rPr>
-        <w:t>剖析香港住房危機：演變與對策</w:t>
-      </w:r>
-      <w:r>
-        <w:rPr>
-          <w:rFonts w:ascii="Times" w:hAnsi="Times" w:hint="eastAsia"/>
+        <w:t>香港經濟面臨長期衰退</w:t>
+      </w:r>
+      <w:r>
+        <w:rPr>
+          <w:rFonts w:ascii="Times" w:hAnsi="Times"/>
+          <w:lang w:eastAsia="zh-TW"/>
+        </w:rPr>
+        <w:t xml:space="preserve"> </w:t>
+      </w:r>
+      <w:r>
+        <w:rPr>
+          <w:rFonts w:ascii="Times" w:hAnsi="Times" w:hint="eastAsia"/>
+          <w:lang w:eastAsia="zh-TW"/>
+        </w:rPr>
+        <w:t>房策須全面改革（下）</w:t>
+      </w:r>
+      <w:r>
+        <w:rPr>
+          <w:rFonts w:ascii="Times" w:hAnsi="Times"/>
           <w:lang w:eastAsia="zh-TW"/>
         </w:rPr>
         <w:t xml:space="preserve"> (</w:t>
@@ -2322,25 +2621,25 @@
           <w:rFonts w:ascii="Times" w:hAnsi="Times" w:hint="eastAsia"/>
           <w:lang w:eastAsia="zh-TW"/>
         </w:rPr>
-        <w:t>香港經濟政策綠皮書</w:t>
-      </w:r>
-      <w:r>
-        <w:rPr>
-          <w:rFonts w:ascii="Times" w:hAnsi="Times" w:hint="eastAsia"/>
-          <w:lang w:eastAsia="zh-TW"/>
-        </w:rPr>
-        <w:t xml:space="preserve">, 2025-1-9, </w:t>
-      </w:r>
-      <w:r>
-        <w:rPr>
-          <w:rFonts w:ascii="Times" w:hAnsi="Times" w:hint="eastAsia"/>
-          <w:lang w:eastAsia="zh-TW"/>
-        </w:rPr>
-        <w:t>與何漢樑和洪雨林</w:t>
-      </w:r>
-      <w:r>
-        <w:rPr>
-          <w:rFonts w:ascii="Times" w:hAnsi="Times" w:hint="eastAsia"/>
+        <w:t>明報</w:t>
+      </w:r>
+      <w:r>
+        <w:rPr>
+          <w:rFonts w:ascii="Times" w:hAnsi="Times"/>
+          <w:lang w:eastAsia="zh-TW"/>
+        </w:rPr>
+        <w:t xml:space="preserve">, 2025-3-21, </w:t>
+      </w:r>
+      <w:r>
+        <w:rPr>
+          <w:rFonts w:ascii="Times" w:hAnsi="Times" w:hint="eastAsia"/>
+          <w:lang w:eastAsia="zh-TW"/>
+        </w:rPr>
+        <w:t>與牛致行和宋恩榮</w:t>
+      </w:r>
+      <w:r>
+        <w:rPr>
+          <w:rFonts w:ascii="Times" w:hAnsi="Times"/>
           <w:lang w:eastAsia="zh-TW"/>
         </w:rPr>
         <w:t>)</w:t>
@@ -2365,11 +2664,11 @@
           <w:lang w:eastAsia="zh-TW"/>
         </w:rPr>
         <w:lastRenderedPageBreak/>
-        <w:t>要告別劏房</w:t>
-      </w:r>
-      <w:r>
-        <w:rPr>
-          <w:rFonts w:ascii="Times" w:hAnsi="Times" w:hint="eastAsia"/>
+        <w:t>香港經濟面臨長期衰退</w:t>
+      </w:r>
+      <w:r>
+        <w:rPr>
+          <w:rFonts w:ascii="Times" w:hAnsi="Times"/>
           <w:lang w:eastAsia="zh-TW"/>
         </w:rPr>
         <w:t xml:space="preserve"> </w:t>
@@ -2379,14 +2678,14 @@
           <w:rFonts w:ascii="Times" w:hAnsi="Times" w:hint="eastAsia"/>
           <w:lang w:eastAsia="zh-TW"/>
         </w:rPr>
-        <w:t>絕不能規管起始租金</w:t>
-      </w:r>
-      <w:r>
-        <w:rPr>
-          <w:rFonts w:ascii="Times" w:hAnsi="Times" w:hint="eastAsia"/>
-          <w:lang w:eastAsia="zh-TW"/>
-        </w:rPr>
-        <w:t xml:space="preserve"> (</w:t>
+        <w:t>房策須全面改革（上）</w:t>
+      </w:r>
+      <w:r>
+        <w:rPr>
+          <w:rFonts w:ascii="Times" w:hAnsi="Times"/>
+          <w:lang w:eastAsia="zh-TW"/>
+        </w:rPr>
+        <w:t>(</w:t>
       </w:r>
       <w:r>
         <w:rPr>
@@ -2397,49 +2696,21 @@
       </w:r>
       <w:r>
         <w:rPr>
-          <w:rFonts w:ascii="Times" w:hAnsi="Times" w:hint="eastAsia"/>
-          <w:lang w:eastAsia="zh-TW"/>
-        </w:rPr>
-        <w:t>, 2024-</w:t>
-      </w:r>
-      <w:r>
-        <w:rPr>
-          <w:rFonts w:ascii="Times" w:hAnsi="Times" w:hint="eastAsia"/>
-          <w:lang w:eastAsia="zh-TW"/>
-        </w:rPr>
-        <w:t>11</w:t>
-      </w:r>
-      <w:r>
-        <w:rPr>
-          <w:rFonts w:ascii="Times" w:hAnsi="Times" w:hint="eastAsia"/>
-          <w:lang w:eastAsia="zh-TW"/>
-        </w:rPr>
-        <w:t>-</w:t>
-      </w:r>
-      <w:r>
-        <w:rPr>
-          <w:rFonts w:ascii="Times" w:hAnsi="Times" w:hint="eastAsia"/>
-          <w:lang w:eastAsia="zh-TW"/>
-        </w:rPr>
-        <w:t>7,</w:t>
-      </w:r>
-      <w:r>
-        <w:rPr>
-          <w:rFonts w:ascii="Times" w:hAnsi="Times" w:hint="eastAsia"/>
-          <w:lang w:eastAsia="zh-TW"/>
-        </w:rPr>
-        <w:t>與</w:t>
-      </w:r>
-      <w:r>
-        <w:rPr>
-          <w:rFonts w:ascii="Times" w:hAnsi="Times" w:hint="eastAsia"/>
-          <w:lang w:eastAsia="zh-TW"/>
-        </w:rPr>
-        <w:t>宋恩榮</w:t>
-      </w:r>
-      <w:r>
-        <w:rPr>
-          <w:rFonts w:ascii="Times" w:hAnsi="Times" w:hint="eastAsia"/>
+          <w:rFonts w:ascii="Times" w:hAnsi="Times"/>
+          <w:lang w:eastAsia="zh-TW"/>
+        </w:rPr>
+        <w:t xml:space="preserve">, 2025-2-20, </w:t>
+      </w:r>
+      <w:r>
+        <w:rPr>
+          <w:rFonts w:ascii="Times" w:hAnsi="Times" w:hint="eastAsia"/>
+          <w:lang w:eastAsia="zh-TW"/>
+        </w:rPr>
+        <w:t>與牛致行和宋恩榮</w:t>
+      </w:r>
+      <w:r>
+        <w:rPr>
+          <w:rFonts w:ascii="Times" w:hAnsi="Times"/>
           <w:lang w:eastAsia="zh-TW"/>
         </w:rPr>
         <w:t>)</w:t>
@@ -2463,21 +2734,7 @@
           <w:rFonts w:ascii="Times" w:hAnsi="Times" w:hint="eastAsia"/>
           <w:lang w:eastAsia="zh-TW"/>
         </w:rPr>
-        <w:t>住房短缺礙引才</w:t>
-      </w:r>
-      <w:r>
-        <w:rPr>
-          <w:rFonts w:ascii="Times" w:hAnsi="Times" w:hint="eastAsia"/>
-          <w:lang w:eastAsia="zh-TW"/>
-        </w:rPr>
-        <w:t xml:space="preserve"> </w:t>
-      </w:r>
-      <w:r>
-        <w:rPr>
-          <w:rFonts w:ascii="Times" w:hAnsi="Times" w:hint="eastAsia"/>
-          <w:lang w:eastAsia="zh-TW"/>
-        </w:rPr>
-        <w:t>政府應續增建屋</w:t>
+        <w:t>剖析香港住房危機：演變與對策</w:t>
       </w:r>
       <w:r>
         <w:rPr>
@@ -2491,14 +2748,28 @@
           <w:rFonts w:ascii="Times" w:hAnsi="Times" w:hint="eastAsia"/>
           <w:lang w:eastAsia="zh-TW"/>
         </w:rPr>
-        <w:t>明報</w:t>
-      </w:r>
-      <w:r>
-        <w:rPr>
-          <w:rFonts w:ascii="Times" w:hAnsi="Times" w:hint="eastAsia"/>
-          <w:lang w:eastAsia="zh-TW"/>
-        </w:rPr>
-        <w:t>, 2024-8-14)</w:t>
+        <w:t>香港經濟政策綠皮書</w:t>
+      </w:r>
+      <w:r>
+        <w:rPr>
+          <w:rFonts w:ascii="Times" w:hAnsi="Times" w:hint="eastAsia"/>
+          <w:lang w:eastAsia="zh-TW"/>
+        </w:rPr>
+        <w:t xml:space="preserve">, 2025-1-9, </w:t>
+      </w:r>
+      <w:r>
+        <w:rPr>
+          <w:rFonts w:ascii="Times" w:hAnsi="Times" w:hint="eastAsia"/>
+          <w:lang w:eastAsia="zh-TW"/>
+        </w:rPr>
+        <w:t>與何漢樑和洪雨林</w:t>
+      </w:r>
+      <w:r>
+        <w:rPr>
+          <w:rFonts w:ascii="Times" w:hAnsi="Times" w:hint="eastAsia"/>
+          <w:lang w:eastAsia="zh-TW"/>
+        </w:rPr>
+        <w:t>)</w:t>
       </w:r>
     </w:p>
     <w:p>
@@ -2511,14 +2782,15 @@
         <w:spacing w:line="360" w:lineRule="auto"/>
         <w:rPr>
           <w:rFonts w:ascii="Times" w:hAnsi="Times"/>
-        </w:rPr>
-      </w:pPr>
-      <w:r>
-        <w:rPr>
-          <w:rFonts w:ascii="Times" w:hAnsi="Times" w:hint="eastAsia"/>
-          <w:lang w:eastAsia="zh-TW"/>
-        </w:rPr>
-        <w:t>加強富戶審查</w:t>
+          <w:lang w:eastAsia="zh-TW"/>
+        </w:rPr>
+      </w:pPr>
+      <w:r>
+        <w:rPr>
+          <w:rFonts w:ascii="Times" w:hAnsi="Times" w:hint="eastAsia"/>
+          <w:lang w:eastAsia="zh-TW"/>
+        </w:rPr>
+        <w:t>要告別劏房</w:t>
       </w:r>
       <w:r>
         <w:rPr>
@@ -2532,46 +2804,68 @@
           <w:rFonts w:ascii="Times" w:hAnsi="Times" w:hint="eastAsia"/>
           <w:lang w:eastAsia="zh-TW"/>
         </w:rPr>
-        <w:t>劏房戶免受苦？</w:t>
-      </w:r>
-      <w:r>
-        <w:rPr>
-          <w:rFonts w:ascii="Times" w:hAnsi="Times" w:hint="eastAsia"/>
-          <w:lang w:eastAsia="zh-TW"/>
-        </w:rPr>
-        <w:t xml:space="preserve"> </w:t>
-      </w:r>
-      <w:r>
-        <w:rPr>
-          <w:rFonts w:ascii="Times" w:hAnsi="Times" w:hint="eastAsia"/>
-        </w:rPr>
-        <w:t>(</w:t>
-      </w:r>
-      <w:proofErr w:type="spellStart"/>
-      <w:r>
-        <w:rPr>
-          <w:rFonts w:ascii="Times" w:hAnsi="Times" w:hint="eastAsia"/>
+        <w:t>絕不能規管起始租金</w:t>
+      </w:r>
+      <w:r>
+        <w:rPr>
+          <w:rFonts w:ascii="Times" w:hAnsi="Times" w:hint="eastAsia"/>
+          <w:lang w:eastAsia="zh-TW"/>
+        </w:rPr>
+        <w:t xml:space="preserve"> (</w:t>
+      </w:r>
+      <w:r>
+        <w:rPr>
+          <w:rFonts w:ascii="Times" w:hAnsi="Times" w:hint="eastAsia"/>
+          <w:lang w:eastAsia="zh-TW"/>
         </w:rPr>
         <w:t>明報</w:t>
       </w:r>
-      <w:proofErr w:type="spellEnd"/>
-      <w:r>
-        <w:rPr>
-          <w:rFonts w:ascii="Times" w:hAnsi="Times" w:hint="eastAsia"/>
-        </w:rPr>
-        <w:t xml:space="preserve">, 2024-5-16, </w:t>
-      </w:r>
-      <w:proofErr w:type="spellStart"/>
-      <w:r>
-        <w:rPr>
-          <w:rFonts w:ascii="Times" w:hAnsi="Times" w:hint="eastAsia"/>
-        </w:rPr>
-        <w:t>與何漢樑</w:t>
-      </w:r>
-      <w:proofErr w:type="spellEnd"/>
-      <w:r>
-        <w:rPr>
-          <w:rFonts w:ascii="Times" w:hAnsi="Times" w:hint="eastAsia"/>
+      <w:r>
+        <w:rPr>
+          <w:rFonts w:ascii="Times" w:hAnsi="Times" w:hint="eastAsia"/>
+          <w:lang w:eastAsia="zh-TW"/>
+        </w:rPr>
+        <w:t>, 2024-</w:t>
+      </w:r>
+      <w:r>
+        <w:rPr>
+          <w:rFonts w:ascii="Times" w:hAnsi="Times" w:hint="eastAsia"/>
+          <w:lang w:eastAsia="zh-TW"/>
+        </w:rPr>
+        <w:t>11</w:t>
+      </w:r>
+      <w:r>
+        <w:rPr>
+          <w:rFonts w:ascii="Times" w:hAnsi="Times" w:hint="eastAsia"/>
+          <w:lang w:eastAsia="zh-TW"/>
+        </w:rPr>
+        <w:t>-</w:t>
+      </w:r>
+      <w:r>
+        <w:rPr>
+          <w:rFonts w:ascii="Times" w:hAnsi="Times" w:hint="eastAsia"/>
+          <w:lang w:eastAsia="zh-TW"/>
+        </w:rPr>
+        <w:t>7,</w:t>
+      </w:r>
+      <w:r>
+        <w:rPr>
+          <w:rFonts w:ascii="Times" w:hAnsi="Times" w:hint="eastAsia"/>
+          <w:lang w:eastAsia="zh-TW"/>
+        </w:rPr>
+        <w:t>與</w:t>
+      </w:r>
+      <w:r>
+        <w:rPr>
+          <w:rFonts w:ascii="Times" w:hAnsi="Times" w:hint="eastAsia"/>
+          <w:lang w:eastAsia="zh-TW"/>
+        </w:rPr>
+        <w:t>宋恩榮</w:t>
+      </w:r>
+      <w:r>
+        <w:rPr>
+          <w:rFonts w:ascii="Times" w:hAnsi="Times" w:hint="eastAsia"/>
+          <w:lang w:eastAsia="zh-TW"/>
         </w:rPr>
         <w:t>)</w:t>
       </w:r>
@@ -2594,7 +2888,21 @@
           <w:rFonts w:ascii="Times" w:hAnsi="Times" w:hint="eastAsia"/>
           <w:lang w:eastAsia="zh-TW"/>
         </w:rPr>
-        <w:t>香港劏房問題之出路</w:t>
+        <w:t>住房短缺礙引才</w:t>
+      </w:r>
+      <w:r>
+        <w:rPr>
+          <w:rFonts w:ascii="Times" w:hAnsi="Times" w:hint="eastAsia"/>
+          <w:lang w:eastAsia="zh-TW"/>
+        </w:rPr>
+        <w:t xml:space="preserve"> </w:t>
+      </w:r>
+      <w:r>
+        <w:rPr>
+          <w:rFonts w:ascii="Times" w:hAnsi="Times" w:hint="eastAsia"/>
+          <w:lang w:eastAsia="zh-TW"/>
+        </w:rPr>
+        <w:t>政府應續增建屋</w:t>
       </w:r>
       <w:r>
         <w:rPr>
@@ -2608,14 +2916,14 @@
           <w:rFonts w:ascii="Times" w:hAnsi="Times" w:hint="eastAsia"/>
           <w:lang w:eastAsia="zh-TW"/>
         </w:rPr>
-        <w:t>香港信報</w:t>
-      </w:r>
-      <w:r>
-        <w:rPr>
-          <w:rFonts w:ascii="Times" w:hAnsi="Times" w:hint="eastAsia"/>
-          <w:lang w:eastAsia="zh-TW"/>
-        </w:rPr>
-        <w:t>, 2024-2-14)</w:t>
+        <w:t>明報</w:t>
+      </w:r>
+      <w:r>
+        <w:rPr>
+          <w:rFonts w:ascii="Times" w:hAnsi="Times" w:hint="eastAsia"/>
+          <w:lang w:eastAsia="zh-TW"/>
+        </w:rPr>
+        <w:t>, 2024-8-14)</w:t>
       </w:r>
     </w:p>
     <w:p>
@@ -2628,48 +2936,67 @@
         <w:spacing w:line="360" w:lineRule="auto"/>
         <w:rPr>
           <w:rFonts w:ascii="Times" w:hAnsi="Times"/>
-          <w:lang w:eastAsia="zh-TW"/>
-        </w:rPr>
-      </w:pPr>
-      <w:r>
-        <w:rPr>
-          <w:rFonts w:ascii="Times" w:hAnsi="Times" w:hint="eastAsia"/>
-          <w:lang w:eastAsia="zh-TW"/>
-        </w:rPr>
-        <w:t>人才得失與香港前景：領英社交資料佐證</w:t>
-      </w:r>
-      <w:r>
-        <w:rPr>
-          <w:rFonts w:ascii="Times" w:hAnsi="Times" w:hint="eastAsia"/>
-          <w:lang w:eastAsia="zh-TW"/>
-        </w:rPr>
-        <w:t xml:space="preserve"> (</w:t>
-      </w:r>
-      <w:r>
-        <w:rPr>
-          <w:rFonts w:ascii="Times" w:hAnsi="Times" w:hint="eastAsia"/>
-          <w:lang w:eastAsia="zh-TW"/>
-        </w:rPr>
-        <w:t>香港經濟政策綠皮書</w:t>
-      </w:r>
-      <w:r>
-        <w:rPr>
-          <w:rFonts w:ascii="Times" w:hAnsi="Times" w:hint="eastAsia"/>
-          <w:lang w:eastAsia="zh-TW"/>
-        </w:rPr>
-        <w:t xml:space="preserve">, 2024-1-10, </w:t>
-      </w:r>
-      <w:r>
-        <w:rPr>
-          <w:rFonts w:ascii="Times" w:hAnsi="Times" w:hint="eastAsia"/>
-          <w:lang w:eastAsia="zh-TW"/>
-        </w:rPr>
-        <w:t>與關穎倫和鄧希煒</w:t>
-      </w:r>
-      <w:r>
-        <w:rPr>
-          <w:rFonts w:ascii="Times" w:hAnsi="Times" w:hint="eastAsia"/>
-          <w:lang w:eastAsia="zh-TW"/>
+        </w:rPr>
+      </w:pPr>
+      <w:r>
+        <w:rPr>
+          <w:rFonts w:ascii="Times" w:hAnsi="Times" w:hint="eastAsia"/>
+          <w:lang w:eastAsia="zh-TW"/>
+        </w:rPr>
+        <w:t>加強富戶審查</w:t>
+      </w:r>
+      <w:r>
+        <w:rPr>
+          <w:rFonts w:ascii="Times" w:hAnsi="Times" w:hint="eastAsia"/>
+          <w:lang w:eastAsia="zh-TW"/>
+        </w:rPr>
+        <w:t xml:space="preserve"> </w:t>
+      </w:r>
+      <w:r>
+        <w:rPr>
+          <w:rFonts w:ascii="Times" w:hAnsi="Times" w:hint="eastAsia"/>
+          <w:lang w:eastAsia="zh-TW"/>
+        </w:rPr>
+        <w:t>劏房戶免受苦？</w:t>
+      </w:r>
+      <w:r>
+        <w:rPr>
+          <w:rFonts w:ascii="Times" w:hAnsi="Times" w:hint="eastAsia"/>
+          <w:lang w:eastAsia="zh-TW"/>
+        </w:rPr>
+        <w:t xml:space="preserve"> </w:t>
+      </w:r>
+      <w:r>
+        <w:rPr>
+          <w:rFonts w:ascii="Times" w:hAnsi="Times" w:hint="eastAsia"/>
+        </w:rPr>
+        <w:t>(</w:t>
+      </w:r>
+      <w:proofErr w:type="spellStart"/>
+      <w:r>
+        <w:rPr>
+          <w:rFonts w:ascii="Times" w:hAnsi="Times" w:hint="eastAsia"/>
+        </w:rPr>
+        <w:t>明報</w:t>
+      </w:r>
+      <w:proofErr w:type="spellEnd"/>
+      <w:r>
+        <w:rPr>
+          <w:rFonts w:ascii="Times" w:hAnsi="Times" w:hint="eastAsia"/>
+        </w:rPr>
+        <w:t xml:space="preserve">, 2024-5-16, </w:t>
+      </w:r>
+      <w:proofErr w:type="spellStart"/>
+      <w:r>
+        <w:rPr>
+          <w:rFonts w:ascii="Times" w:hAnsi="Times" w:hint="eastAsia"/>
+        </w:rPr>
+        <w:t>與何漢樑</w:t>
+      </w:r>
+      <w:proofErr w:type="spellEnd"/>
+      <w:r>
+        <w:rPr>
+          <w:rFonts w:ascii="Times" w:hAnsi="Times" w:hint="eastAsia"/>
         </w:rPr>
         <w:t>)</w:t>
       </w:r>
@@ -2692,7 +3019,7 @@
           <w:rFonts w:ascii="Times" w:hAnsi="Times" w:hint="eastAsia"/>
           <w:lang w:eastAsia="zh-TW"/>
         </w:rPr>
-        <w:t>利用數據和算法減低公屋輪候時間</w:t>
+        <w:t>香港劏房問題之出路</w:t>
       </w:r>
       <w:r>
         <w:rPr>
@@ -2706,28 +3033,14 @@
           <w:rFonts w:ascii="Times" w:hAnsi="Times" w:hint="eastAsia"/>
           <w:lang w:eastAsia="zh-TW"/>
         </w:rPr>
-        <w:t>香港經濟政策綠皮書</w:t>
-      </w:r>
-      <w:r>
-        <w:rPr>
-          <w:rFonts w:ascii="Times" w:hAnsi="Times" w:hint="eastAsia"/>
-          <w:lang w:eastAsia="zh-TW"/>
-        </w:rPr>
-        <w:t xml:space="preserve">, 2024-1-10, </w:t>
-      </w:r>
-      <w:r>
-        <w:rPr>
-          <w:rFonts w:ascii="Times" w:hAnsi="Times" w:hint="eastAsia"/>
-          <w:lang w:eastAsia="zh-TW"/>
-        </w:rPr>
-        <w:t>與王欣儀和黃美施</w:t>
-      </w:r>
-      <w:r>
-        <w:rPr>
-          <w:rFonts w:ascii="Times" w:hAnsi="Times" w:hint="eastAsia"/>
-          <w:lang w:eastAsia="zh-TW"/>
-        </w:rPr>
-        <w:t>)</w:t>
+        <w:t>香港信報</w:t>
+      </w:r>
+      <w:r>
+        <w:rPr>
+          <w:rFonts w:ascii="Times" w:hAnsi="Times" w:hint="eastAsia"/>
+          <w:lang w:eastAsia="zh-TW"/>
+        </w:rPr>
+        <w:t>, 2024-2-14)</w:t>
       </w:r>
     </w:p>
     <w:p>
@@ -2748,7 +3061,7 @@
           <w:rFonts w:ascii="Times" w:hAnsi="Times" w:hint="eastAsia"/>
           <w:lang w:eastAsia="zh-TW"/>
         </w:rPr>
-        <w:t>香港房屋危機之謎</w:t>
+        <w:t>人才得失與香港前景：領英社交資料佐證</w:t>
       </w:r>
       <w:r>
         <w:rPr>
@@ -2769,7 +3082,21 @@
           <w:rFonts w:ascii="Times" w:hAnsi="Times" w:hint="eastAsia"/>
           <w:lang w:eastAsia="zh-TW"/>
         </w:rPr>
-        <w:t>, 2022-9-23)</w:t>
+        <w:t xml:space="preserve">, 2024-1-10, </w:t>
+      </w:r>
+      <w:r>
+        <w:rPr>
+          <w:rFonts w:ascii="Times" w:hAnsi="Times" w:hint="eastAsia"/>
+          <w:lang w:eastAsia="zh-TW"/>
+        </w:rPr>
+        <w:t>與關穎倫和鄧希煒</w:t>
+      </w:r>
+      <w:r>
+        <w:rPr>
+          <w:rFonts w:ascii="Times" w:hAnsi="Times" w:hint="eastAsia"/>
+          <w:lang w:eastAsia="zh-TW"/>
+        </w:rPr>
+        <w:t>)</w:t>
       </w:r>
     </w:p>
     <w:p>
@@ -2790,35 +3117,7 @@
           <w:rFonts w:ascii="Times" w:hAnsi="Times" w:hint="eastAsia"/>
           <w:lang w:eastAsia="zh-TW"/>
         </w:rPr>
-        <w:t>預算案</w:t>
-      </w:r>
-      <w:r>
-        <w:rPr>
-          <w:rFonts w:ascii="Times" w:hAnsi="Times" w:hint="eastAsia"/>
-          <w:lang w:eastAsia="zh-TW"/>
-        </w:rPr>
-        <w:t>500</w:t>
-      </w:r>
-      <w:r>
-        <w:rPr>
-          <w:rFonts w:ascii="Times" w:hAnsi="Times" w:hint="eastAsia"/>
-          <w:lang w:eastAsia="zh-TW"/>
-        </w:rPr>
-        <w:t>億推創科</w:t>
-      </w:r>
-      <w:r>
-        <w:rPr>
-          <w:rFonts w:ascii="Times" w:hAnsi="Times" w:hint="eastAsia"/>
-          <w:lang w:eastAsia="zh-TW"/>
-        </w:rPr>
-        <w:t xml:space="preserve"> </w:t>
-      </w:r>
-      <w:r>
-        <w:rPr>
-          <w:rFonts w:ascii="Times" w:hAnsi="Times" w:hint="eastAsia"/>
-          <w:lang w:eastAsia="zh-TW"/>
-        </w:rPr>
-        <w:t>怎用得其所</w:t>
+        <w:t>利用數據和算法減低公屋輪候時間</w:t>
       </w:r>
       <w:r>
         <w:rPr>
@@ -2832,14 +3131,28 @@
           <w:rFonts w:ascii="Times" w:hAnsi="Times" w:hint="eastAsia"/>
           <w:lang w:eastAsia="zh-TW"/>
         </w:rPr>
-        <w:t>香港經濟日報</w:t>
-      </w:r>
-      <w:r>
-        <w:rPr>
-          <w:rFonts w:ascii="Times" w:hAnsi="Times" w:hint="eastAsia"/>
-          <w:lang w:eastAsia="zh-TW"/>
-        </w:rPr>
-        <w:t>, 2018-3-18)</w:t>
+        <w:t>香港經濟政策綠皮書</w:t>
+      </w:r>
+      <w:r>
+        <w:rPr>
+          <w:rFonts w:ascii="Times" w:hAnsi="Times" w:hint="eastAsia"/>
+          <w:lang w:eastAsia="zh-TW"/>
+        </w:rPr>
+        <w:t xml:space="preserve">, 2024-1-10, </w:t>
+      </w:r>
+      <w:r>
+        <w:rPr>
+          <w:rFonts w:ascii="Times" w:hAnsi="Times" w:hint="eastAsia"/>
+          <w:lang w:eastAsia="zh-TW"/>
+        </w:rPr>
+        <w:t>與王欣儀和黃美施</w:t>
+      </w:r>
+      <w:r>
+        <w:rPr>
+          <w:rFonts w:ascii="Times" w:hAnsi="Times" w:hint="eastAsia"/>
+          <w:lang w:eastAsia="zh-TW"/>
+        </w:rPr>
+        <w:t>)</w:t>
       </w:r>
     </w:p>
     <w:p>
@@ -2852,6 +3165,118 @@
         <w:spacing w:line="360" w:lineRule="auto"/>
         <w:rPr>
           <w:rFonts w:ascii="Times" w:hAnsi="Times"/>
+          <w:lang w:eastAsia="zh-TW"/>
+        </w:rPr>
+      </w:pPr>
+      <w:r>
+        <w:rPr>
+          <w:rFonts w:ascii="Times" w:hAnsi="Times" w:hint="eastAsia"/>
+          <w:lang w:eastAsia="zh-TW"/>
+        </w:rPr>
+        <w:t>香港房屋危機之謎</w:t>
+      </w:r>
+      <w:r>
+        <w:rPr>
+          <w:rFonts w:ascii="Times" w:hAnsi="Times" w:hint="eastAsia"/>
+          <w:lang w:eastAsia="zh-TW"/>
+        </w:rPr>
+        <w:t xml:space="preserve"> (</w:t>
+      </w:r>
+      <w:r>
+        <w:rPr>
+          <w:rFonts w:ascii="Times" w:hAnsi="Times" w:hint="eastAsia"/>
+          <w:lang w:eastAsia="zh-TW"/>
+        </w:rPr>
+        <w:t>香港經濟政策綠皮書</w:t>
+      </w:r>
+      <w:r>
+        <w:rPr>
+          <w:rFonts w:ascii="Times" w:hAnsi="Times" w:hint="eastAsia"/>
+          <w:lang w:eastAsia="zh-TW"/>
+        </w:rPr>
+        <w:t>, 2022-9-23)</w:t>
+      </w:r>
+    </w:p>
+    <w:p>
+      <w:pPr>
+        <w:pStyle w:val="ListParagraph"/>
+        <w:numPr>
+          <w:ilvl w:val="0"/>
+          <w:numId w:val="1"/>
+        </w:numPr>
+        <w:spacing w:line="360" w:lineRule="auto"/>
+        <w:rPr>
+          <w:rFonts w:ascii="Times" w:hAnsi="Times"/>
+          <w:lang w:eastAsia="zh-TW"/>
+        </w:rPr>
+      </w:pPr>
+      <w:r>
+        <w:rPr>
+          <w:rFonts w:ascii="Times" w:hAnsi="Times" w:hint="eastAsia"/>
+          <w:lang w:eastAsia="zh-TW"/>
+        </w:rPr>
+        <w:t>預算案</w:t>
+      </w:r>
+      <w:r>
+        <w:rPr>
+          <w:rFonts w:ascii="Times" w:hAnsi="Times" w:hint="eastAsia"/>
+          <w:lang w:eastAsia="zh-TW"/>
+        </w:rPr>
+        <w:t>500</w:t>
+      </w:r>
+      <w:r>
+        <w:rPr>
+          <w:rFonts w:ascii="Times" w:hAnsi="Times" w:hint="eastAsia"/>
+          <w:lang w:eastAsia="zh-TW"/>
+        </w:rPr>
+        <w:t>億推創科</w:t>
+      </w:r>
+      <w:r>
+        <w:rPr>
+          <w:rFonts w:ascii="Times" w:hAnsi="Times" w:hint="eastAsia"/>
+          <w:lang w:eastAsia="zh-TW"/>
+        </w:rPr>
+        <w:t xml:space="preserve"> </w:t>
+      </w:r>
+      <w:r>
+        <w:rPr>
+          <w:rFonts w:ascii="Times" w:hAnsi="Times" w:hint="eastAsia"/>
+          <w:lang w:eastAsia="zh-TW"/>
+        </w:rPr>
+        <w:t>怎用得其所</w:t>
+      </w:r>
+      <w:r>
+        <w:rPr>
+          <w:rFonts w:ascii="Times" w:hAnsi="Times" w:hint="eastAsia"/>
+          <w:lang w:eastAsia="zh-TW"/>
+        </w:rPr>
+        <w:t xml:space="preserve"> (</w:t>
+      </w:r>
+      <w:r>
+        <w:rPr>
+          <w:rFonts w:ascii="Times" w:hAnsi="Times" w:hint="eastAsia"/>
+          <w:lang w:eastAsia="zh-TW"/>
+        </w:rPr>
+        <w:t>香港經濟日報</w:t>
+      </w:r>
+      <w:r>
+        <w:rPr>
+          <w:rFonts w:ascii="Times" w:hAnsi="Times" w:hint="eastAsia"/>
+          <w:lang w:eastAsia="zh-TW"/>
+        </w:rPr>
+        <w:t>, 2018-3-18)</w:t>
+      </w:r>
+    </w:p>
+    <w:p>
+      <w:pPr>
+        <w:pStyle w:val="ListParagraph"/>
+        <w:numPr>
+          <w:ilvl w:val="0"/>
+          <w:numId w:val="1"/>
+        </w:numPr>
+        <w:spacing w:line="360" w:lineRule="auto"/>
+        <w:rPr>
+          <w:rFonts w:ascii="Times" w:hAnsi="Times"/>
           <w:u w:val="single"/>
           <w:lang w:eastAsia="zh-TW"/>
         </w:rPr>
@@ -2958,7 +3383,13 @@
         <w:rPr>
           <w:rFonts w:ascii="Times" w:hAnsi="Times"/>
         </w:rPr>
-        <w:t>2023</w:t>
+        <w:t>202</w:t>
+      </w:r>
+      <w:r>
+        <w:rPr>
+          <w:rFonts w:ascii="Times" w:hAnsi="Times"/>
+        </w:rPr>
+        <w:t>5</w:t>
       </w:r>
       <w:r>
         <w:rPr>
@@ -2970,13 +3401,19 @@
         <w:rPr>
           <w:rFonts w:ascii="Times New Roman" w:eastAsia="Times New Roman" w:hAnsi="Times New Roman" w:cs="Times New Roman"/>
         </w:rPr>
-        <w:t>Hong Kong RGC General Research Fund: “</w:t>
+        <w:t>HKU Jockey Club ESG Research Institute ESG Research Grant Scheme</w:t>
       </w:r>
       <w:r>
         <w:rPr>
           <w:rFonts w:ascii="Times New Roman" w:eastAsia="Times New Roman" w:hAnsi="Times New Roman" w:cs="Times New Roman"/>
         </w:rPr>
-        <w:t>Price Spillovers from Large-scale Public Housing: Evidence from Hong Kong</w:t>
+        <w:t>: “</w:t>
+      </w:r>
+      <w:r>
+        <w:rPr>
+          <w:rFonts w:ascii="Times New Roman" w:eastAsia="Times New Roman" w:hAnsi="Times New Roman" w:cs="Times New Roman"/>
+        </w:rPr>
+        <w:t>A New Dynamic Public Finance Approach to Housing Subsidies</w:t>
       </w:r>
       <w:r>
         <w:rPr>
@@ -3004,59 +3441,114 @@
     <w:p>
       <w:pPr>
         <w:spacing w:line="360" w:lineRule="auto"/>
+        <w:ind w:left="1440" w:hanging="1440"/>
+        <w:rPr>
+          <w:rFonts w:ascii="Times" w:hAnsi="Times"/>
+        </w:rPr>
+      </w:pPr>
+      <w:r>
+        <w:rPr>
+          <w:rFonts w:ascii="Times" w:hAnsi="Times"/>
+        </w:rPr>
+        <w:t>2023</w:t>
+      </w:r>
+      <w:r>
+        <w:rPr>
+          <w:rFonts w:ascii="Times" w:hAnsi="Times"/>
+        </w:rPr>
+        <w:tab/>
+      </w:r>
+      <w:r>
         <w:rPr>
           <w:rFonts w:ascii="Times New Roman" w:eastAsia="Times New Roman" w:hAnsi="Times New Roman" w:cs="Times New Roman"/>
         </w:rPr>
-      </w:pPr>
+        <w:t>Hong Kong RGC General Research Fund: “</w:t>
+      </w:r>
       <w:r>
         <w:rPr>
           <w:rFonts w:ascii="Times New Roman" w:eastAsia="Times New Roman" w:hAnsi="Times New Roman" w:cs="Times New Roman"/>
         </w:rPr>
-        <w:t>202</w:t>
+        <w:t>Price Spillovers from Large-scale Public Housing: Evidence from Hong Kong</w:t>
       </w:r>
       <w:r>
         <w:rPr>
           <w:rFonts w:ascii="Times New Roman" w:eastAsia="Times New Roman" w:hAnsi="Times New Roman" w:cs="Times New Roman"/>
         </w:rPr>
-        <w:t>2</w:t>
-      </w:r>
-      <w:r>
-        <w:rPr>
-          <w:rFonts w:ascii="Times New Roman" w:eastAsia="Times New Roman" w:hAnsi="Times New Roman" w:cs="Times New Roman"/>
-        </w:rPr>
-        <w:tab/>
-      </w:r>
-      <w:r>
-        <w:rPr>
-          <w:rFonts w:ascii="Times New Roman" w:eastAsia="Times New Roman" w:hAnsi="Times New Roman" w:cs="Times New Roman"/>
-        </w:rPr>
-        <w:tab/>
-        <w:t>Seed Fund for Basic Research, the University of Hong Kong</w:t>
-      </w:r>
-    </w:p>
-    <w:p>
-      <w:pPr>
-        <w:spacing w:line="360" w:lineRule="auto"/>
-        <w:rPr>
-          <w:rFonts w:ascii="Times" w:hAnsi="Times"/>
-        </w:rPr>
-      </w:pPr>
-    </w:p>
-    <w:p>
-      <w:pPr>
-        <w:spacing w:line="360" w:lineRule="auto"/>
+        <w:t>”</w:t>
+      </w:r>
+      <w:r>
         <w:rPr>
           <w:rFonts w:ascii="Times" w:hAnsi="Times"/>
           <w:b/>
           <w:bCs/>
         </w:rPr>
-      </w:pPr>
+        <w:tab/>
+      </w:r>
       <w:r>
         <w:rPr>
           <w:rFonts w:ascii="Times" w:hAnsi="Times"/>
           <w:b/>
           <w:bCs/>
         </w:rPr>
+        <w:tab/>
+      </w:r>
+    </w:p>
+    <w:p>
+      <w:pPr>
+        <w:spacing w:line="360" w:lineRule="auto"/>
+        <w:rPr>
+          <w:rFonts w:ascii="Times New Roman" w:eastAsia="Times New Roman" w:hAnsi="Times New Roman" w:cs="Times New Roman"/>
+        </w:rPr>
+      </w:pPr>
+      <w:r>
+        <w:rPr>
+          <w:rFonts w:ascii="Times New Roman" w:eastAsia="Times New Roman" w:hAnsi="Times New Roman" w:cs="Times New Roman"/>
+        </w:rPr>
+        <w:t>202</w:t>
+      </w:r>
+      <w:r>
+        <w:rPr>
+          <w:rFonts w:ascii="Times New Roman" w:eastAsia="Times New Roman" w:hAnsi="Times New Roman" w:cs="Times New Roman"/>
+        </w:rPr>
+        <w:t>2</w:t>
+      </w:r>
+      <w:r>
+        <w:rPr>
+          <w:rFonts w:ascii="Times New Roman" w:eastAsia="Times New Roman" w:hAnsi="Times New Roman" w:cs="Times New Roman"/>
+        </w:rPr>
+        <w:tab/>
+      </w:r>
+      <w:r>
+        <w:rPr>
+          <w:rFonts w:ascii="Times New Roman" w:eastAsia="Times New Roman" w:hAnsi="Times New Roman" w:cs="Times New Roman"/>
+        </w:rPr>
+        <w:tab/>
+        <w:t>Seed Fund for Basic Research, the University of Hong Kong</w:t>
+      </w:r>
+    </w:p>
+    <w:p>
+      <w:pPr>
+        <w:spacing w:line="360" w:lineRule="auto"/>
+        <w:rPr>
+          <w:rFonts w:ascii="Times" w:hAnsi="Times"/>
+        </w:rPr>
+      </w:pPr>
+    </w:p>
+    <w:p>
+      <w:pPr>
+        <w:spacing w:line="360" w:lineRule="auto"/>
+        <w:rPr>
+          <w:rFonts w:ascii="Times" w:hAnsi="Times"/>
+          <w:b/>
+          <w:bCs/>
+        </w:rPr>
+      </w:pPr>
+      <w:r>
+        <w:rPr>
+          <w:rFonts w:ascii="Times" w:hAnsi="Times"/>
+          <w:b/>
+          <w:bCs/>
+        </w:rPr>
         <w:t>PROFESSIONAL ACTIVITIES</w:t>
       </w:r>
     </w:p>
@@ -3064,7 +3556,7 @@
       <w:pPr>
         <w:spacing w:line="360" w:lineRule="auto"/>
         <w:rPr>
-          <w:rFonts w:ascii="Times" w:hAnsi="Times" w:hint="eastAsia"/>
+          <w:rFonts w:ascii="Times" w:hAnsi="Times"/>
           <w:b/>
           <w:bCs/>
           <w:u w:val="single"/>
@@ -3102,25 +3594,7 @@
           <w:iCs/>
           <w:lang w:eastAsia="zh-TW"/>
         </w:rPr>
-        <w:t>American Economic Review; American Economic Review</w:t>
-      </w:r>
-      <w:r>
-        <w:rPr>
-          <w:rFonts w:ascii="Times" w:hAnsi="Times" w:hint="eastAsia"/>
-          <w:i/>
-          <w:iCs/>
-          <w:lang w:eastAsia="zh-TW"/>
-        </w:rPr>
-        <w:t>: Insights</w:t>
-      </w:r>
-      <w:r>
-        <w:rPr>
-          <w:rFonts w:ascii="Times" w:hAnsi="Times" w:hint="eastAsia"/>
-          <w:i/>
-          <w:iCs/>
-          <w:lang w:eastAsia="zh-TW"/>
-        </w:rPr>
-        <w:t xml:space="preserve">; </w:t>
+        <w:t xml:space="preserve">American Economic Review; American Economic Review: Insights; </w:t>
       </w:r>
       <w:r>
         <w:rPr>
@@ -3387,7 +3861,21 @@
           <w:rFonts w:ascii="Times" w:hAnsi="Times" w:hint="eastAsia"/>
           <w:lang w:eastAsia="zh-TW"/>
         </w:rPr>
-        <w:t xml:space="preserve">ASSA Meetings; </w:t>
+        <w:t xml:space="preserve">ASSA </w:t>
+      </w:r>
+      <w:r>
+        <w:rPr>
+          <w:rFonts w:ascii="Times" w:hAnsi="Times"/>
+          <w:lang w:eastAsia="zh-TW"/>
+        </w:rPr>
+        <w:t xml:space="preserve">Annual </w:t>
+      </w:r>
+      <w:r>
+        <w:rPr>
+          <w:rFonts w:ascii="Times" w:hAnsi="Times" w:hint="eastAsia"/>
+          <w:lang w:eastAsia="zh-TW"/>
+        </w:rPr>
+        <w:t xml:space="preserve">Meeting; </w:t>
       </w:r>
       <w:r>
         <w:rPr>
@@ -3410,6 +3898,7 @@
         <w:rPr>
           <w:rFonts w:ascii="Times" w:hAnsi="Times"/>
         </w:rPr>
+        <w:lastRenderedPageBreak/>
         <w:t>202</w:t>
       </w:r>
       <w:r>
@@ -3449,6 +3938,27 @@
       <w:r>
         <w:rPr>
           <w:rFonts w:ascii="Times" w:hAnsi="Times"/>
+          <w:lang w:eastAsia="zh-TW"/>
+        </w:rPr>
+        <w:t>Summer Workshop on Money, Banking, Payments, and Finance</w:t>
+      </w:r>
+      <w:r>
+        <w:rPr>
+          <w:rFonts w:ascii="Times" w:hAnsi="Times"/>
+          <w:lang w:eastAsia="zh-TW"/>
+        </w:rPr>
+        <w:t>;</w:t>
+      </w:r>
+      <w:r>
+        <w:rPr>
+          <w:rFonts w:ascii="Times" w:hAnsi="Times"/>
+          <w:lang w:eastAsia="zh-TW"/>
+        </w:rPr>
+        <w:t xml:space="preserve"> </w:t>
+      </w:r>
+      <w:r>
+        <w:rPr>
+          <w:rFonts w:ascii="Times" w:hAnsi="Times"/>
         </w:rPr>
         <w:t>Search and Matching Workshop in Asia Pacific</w:t>
       </w:r>
@@ -3532,14 +4042,7 @@
         <w:rPr>
           <w:rFonts w:ascii="Times" w:hAnsi="Times"/>
         </w:rPr>
-        <w:t xml:space="preserve">Econometric Society, Singapore; Workshop on Relational Contracts; </w:t>
-      </w:r>
-      <w:r>
-        <w:rPr>
-          <w:rFonts w:ascii="Times" w:hAnsi="Times"/>
-        </w:rPr>
-        <w:lastRenderedPageBreak/>
-        <w:t>Asian &amp; Australasian Society of Labor Economics; Hong Kong Economic Association</w:t>
+        <w:t>Econometric Society, Singapore; Workshop on Relational Contracts; Asian &amp; Australasian Society of Labor Economics; Hong Kong Economic Association</w:t>
       </w:r>
     </w:p>
     <w:p>
@@ -3649,6 +4152,50 @@
         <w:rPr>
           <w:rFonts w:ascii="Times" w:hAnsi="Times"/>
         </w:rPr>
+        <w:t>2026</w:t>
+      </w:r>
+      <w:r>
+        <w:rPr>
+          <w:rFonts w:ascii="Times" w:hAnsi="Times"/>
+        </w:rPr>
+        <w:t>-</w:t>
+      </w:r>
+      <w:r>
+        <w:rPr>
+          <w:rFonts w:ascii="Times" w:hAnsi="Times"/>
+        </w:rPr>
+        <w:tab/>
+      </w:r>
+      <w:r>
+        <w:rPr>
+          <w:rFonts w:ascii="Times" w:hAnsi="Times"/>
+        </w:rPr>
+        <w:tab/>
+      </w:r>
+      <w:r>
+        <w:rPr>
+          <w:rFonts w:ascii="Times" w:hAnsi="Times"/>
+        </w:rPr>
+        <w:t>Senior Seminar in Economics and Finance</w:t>
+      </w:r>
+      <w:r>
+        <w:rPr>
+          <w:rFonts w:ascii="Times" w:hAnsi="Times"/>
+        </w:rPr>
+        <w:t>, HKU, Instructor</w:t>
+      </w:r>
+    </w:p>
+    <w:p>
+      <w:pPr>
+        <w:spacing w:line="360" w:lineRule="auto"/>
+        <w:rPr>
+          <w:rFonts w:ascii="Times" w:hAnsi="Times"/>
+        </w:rPr>
+      </w:pPr>
+      <w:r>
+        <w:rPr>
+          <w:rFonts w:ascii="Times" w:hAnsi="Times"/>
+        </w:rPr>
         <w:t>2022-</w:t>
       </w:r>
       <w:r>
@@ -3662,6 +4209,28 @@
           <w:rFonts w:ascii="Times" w:hAnsi="Times"/>
         </w:rPr>
         <w:tab/>
+        <w:t>Global Management from Economics Perspective, HKU, Instructor</w:t>
+      </w:r>
+    </w:p>
+    <w:p>
+      <w:pPr>
+        <w:spacing w:line="360" w:lineRule="auto"/>
+        <w:ind w:left="720" w:hanging="720"/>
+        <w:rPr>
+          <w:rFonts w:ascii="Times" w:hAnsi="Times"/>
+        </w:rPr>
+      </w:pPr>
+      <w:r>
+        <w:rPr>
+          <w:rFonts w:ascii="Times" w:hAnsi="Times"/>
+        </w:rPr>
+        <w:t>2022-2024</w:t>
+      </w:r>
+      <w:r>
+        <w:rPr>
+          <w:rFonts w:ascii="Times" w:hAnsi="Times"/>
+        </w:rPr>
+        <w:tab/>
       </w:r>
       <w:r>
         <w:rPr>
@@ -3674,33 +4243,6 @@
           <w:rFonts w:ascii="Times" w:hAnsi="Times"/>
         </w:rPr>
         <w:t>, HKU, Instructor</w:t>
-      </w:r>
-    </w:p>
-    <w:p>
-      <w:pPr>
-        <w:spacing w:line="360" w:lineRule="auto"/>
-        <w:rPr>
-          <w:rFonts w:ascii="Times" w:hAnsi="Times"/>
-        </w:rPr>
-      </w:pPr>
-      <w:r>
-        <w:rPr>
-          <w:rFonts w:ascii="Times" w:hAnsi="Times"/>
-        </w:rPr>
-        <w:t>2022-</w:t>
-      </w:r>
-      <w:r>
-        <w:rPr>
-          <w:rFonts w:ascii="Times" w:hAnsi="Times"/>
-        </w:rPr>
-        <w:tab/>
-      </w:r>
-      <w:r>
-        <w:rPr>
-          <w:rFonts w:ascii="Times" w:hAnsi="Times"/>
-        </w:rPr>
-        <w:tab/>
-        <w:t>Global Management from Economics Perspective, HKU, Instructor</w:t>
       </w:r>
     </w:p>
     <w:p>
@@ -4243,6 +4785,7 @@
           <w:b/>
           <w:bCs/>
         </w:rPr>
+        <w:lastRenderedPageBreak/>
         <w:t>OTHER EXPERIENCES</w:t>
       </w:r>
     </w:p>

--- a/static/CV.docx
+++ b/static/CV.docx
@@ -270,19 +270,7 @@
         <w:rPr>
           <w:rFonts w:ascii="Times" w:hAnsi="Times"/>
         </w:rPr>
-        <w:t>Director</w:t>
-      </w:r>
-      <w:r>
-        <w:rPr>
-          <w:rFonts w:ascii="Times" w:hAnsi="Times"/>
-        </w:rPr>
-        <w:t xml:space="preserve">, </w:t>
-      </w:r>
-      <w:r>
-        <w:rPr>
-          <w:rFonts w:ascii="Times" w:hAnsi="Times"/>
-        </w:rPr>
-        <w:t>Hong Kong Future Economy Institute</w:t>
+        <w:t>Director, Hong Kong Future Economy Institute</w:t>
       </w:r>
       <w:r>
         <w:rPr>
@@ -2313,21 +2301,7 @@
           <w:rFonts w:ascii="Times" w:hAnsi="Times" w:hint="eastAsia"/>
           <w:lang w:eastAsia="zh-TW"/>
         </w:rPr>
-        <w:t>居屋二手市場流通窒息</w:t>
-      </w:r>
-      <w:r>
-        <w:rPr>
-          <w:rFonts w:ascii="Times" w:hAnsi="Times" w:hint="eastAsia"/>
-          <w:lang w:eastAsia="zh-TW"/>
-        </w:rPr>
-        <w:t xml:space="preserve"> </w:t>
-      </w:r>
-      <w:r>
-        <w:rPr>
-          <w:rFonts w:ascii="Times" w:hAnsi="Times" w:hint="eastAsia"/>
-          <w:lang w:eastAsia="zh-TW"/>
-        </w:rPr>
-        <w:t>買賣限制須大幅放寬</w:t>
+        <w:t>租置計劃：從失敗教訓到全民共享</w:t>
       </w:r>
       <w:r>
         <w:rPr>
@@ -2348,7 +2322,7 @@
           <w:rFonts w:ascii="Times" w:hAnsi="Times" w:hint="eastAsia"/>
           <w:lang w:eastAsia="zh-TW"/>
         </w:rPr>
-        <w:t xml:space="preserve">, 2025-7-3, </w:t>
+        <w:t xml:space="preserve">, 2025-7-31, </w:t>
       </w:r>
       <w:r>
         <w:rPr>
@@ -2362,7 +2336,7 @@
           <w:rFonts w:ascii="Times" w:hAnsi="Times" w:hint="eastAsia"/>
           <w:lang w:eastAsia="zh-TW"/>
         </w:rPr>
-        <w:t xml:space="preserve">) </w:t>
+        <w:t>)</w:t>
       </w:r>
     </w:p>
     <w:p>
@@ -2383,7 +2357,7 @@
           <w:rFonts w:ascii="Times" w:hAnsi="Times" w:hint="eastAsia"/>
           <w:lang w:eastAsia="zh-TW"/>
         </w:rPr>
-        <w:t>居屋嚴重短缺扭曲社會發展</w:t>
+        <w:t>居屋二手市場流通窒息</w:t>
       </w:r>
       <w:r>
         <w:rPr>
@@ -2397,7 +2371,7 @@
           <w:rFonts w:ascii="Times" w:hAnsi="Times" w:hint="eastAsia"/>
           <w:lang w:eastAsia="zh-TW"/>
         </w:rPr>
-        <w:t>需大幅擴建</w:t>
+        <w:t>買賣限制須大幅放寬</w:t>
       </w:r>
       <w:r>
         <w:rPr>
@@ -2418,7 +2392,7 @@
           <w:rFonts w:ascii="Times" w:hAnsi="Times" w:hint="eastAsia"/>
           <w:lang w:eastAsia="zh-TW"/>
         </w:rPr>
-        <w:t xml:space="preserve">, 2025-6-27, </w:t>
+        <w:t xml:space="preserve">, 2025-7-3, </w:t>
       </w:r>
       <w:r>
         <w:rPr>
@@ -2432,7 +2406,7 @@
           <w:rFonts w:ascii="Times" w:hAnsi="Times" w:hint="eastAsia"/>
           <w:lang w:eastAsia="zh-TW"/>
         </w:rPr>
-        <w:t>)</w:t>
+        <w:t xml:space="preserve">) </w:t>
       </w:r>
     </w:p>
     <w:p>
@@ -2453,7 +2427,7 @@
           <w:rFonts w:ascii="Times" w:hAnsi="Times" w:hint="eastAsia"/>
           <w:lang w:eastAsia="zh-TW"/>
         </w:rPr>
-        <w:t>現金津貼試行計劃退場</w:t>
+        <w:t>居屋嚴重短缺扭曲社會發展</w:t>
       </w:r>
       <w:r>
         <w:rPr>
@@ -2467,7 +2441,7 @@
           <w:rFonts w:ascii="Times" w:hAnsi="Times" w:hint="eastAsia"/>
           <w:lang w:eastAsia="zh-TW"/>
         </w:rPr>
-        <w:t>是明智決定——從經濟學理論看補貼轉型的必要性</w:t>
+        <w:t>需大幅擴建</w:t>
       </w:r>
       <w:r>
         <w:rPr>
@@ -2488,7 +2462,7 @@
           <w:rFonts w:ascii="Times" w:hAnsi="Times" w:hint="eastAsia"/>
           <w:lang w:eastAsia="zh-TW"/>
         </w:rPr>
-        <w:t xml:space="preserve">, 2025-6-5, </w:t>
+        <w:t xml:space="preserve">, 2025-6-27, </w:t>
       </w:r>
       <w:r>
         <w:rPr>
@@ -2502,7 +2476,7 @@
           <w:rFonts w:ascii="Times" w:hAnsi="Times" w:hint="eastAsia"/>
           <w:lang w:eastAsia="zh-TW"/>
         </w:rPr>
-        <w:t xml:space="preserve">) </w:t>
+        <w:t>)</w:t>
       </w:r>
     </w:p>
     <w:p>
@@ -2523,7 +2497,7 @@
           <w:rFonts w:ascii="Times" w:hAnsi="Times" w:hint="eastAsia"/>
           <w:lang w:eastAsia="zh-TW"/>
         </w:rPr>
-        <w:t>財赤之出路：賣公屋</w:t>
+        <w:t>現金津貼試行計劃退場</w:t>
       </w:r>
       <w:r>
         <w:rPr>
@@ -2537,7 +2511,7 @@
           <w:rFonts w:ascii="Times" w:hAnsi="Times" w:hint="eastAsia"/>
           <w:lang w:eastAsia="zh-TW"/>
         </w:rPr>
-        <w:t>救香港！</w:t>
+        <w:t>是明智決定——從經濟學理論看補貼轉型的必要性</w:t>
       </w:r>
       <w:r>
         <w:rPr>
@@ -2558,7 +2532,7 @@
           <w:rFonts w:ascii="Times" w:hAnsi="Times" w:hint="eastAsia"/>
           <w:lang w:eastAsia="zh-TW"/>
         </w:rPr>
-        <w:t xml:space="preserve">, 2025-4-24, </w:t>
+        <w:t xml:space="preserve">, 2025-6-5, </w:t>
       </w:r>
       <w:r>
         <w:rPr>
@@ -2572,7 +2546,7 @@
           <w:rFonts w:ascii="Times" w:hAnsi="Times" w:hint="eastAsia"/>
           <w:lang w:eastAsia="zh-TW"/>
         </w:rPr>
-        <w:t>)</w:t>
+        <w:t xml:space="preserve">) </w:t>
       </w:r>
     </w:p>
     <w:p>
@@ -2593,11 +2567,11 @@
           <w:rFonts w:ascii="Times" w:hAnsi="Times" w:hint="eastAsia"/>
           <w:lang w:eastAsia="zh-TW"/>
         </w:rPr>
-        <w:t>香港經濟面臨長期衰退</w:t>
-      </w:r>
-      <w:r>
-        <w:rPr>
-          <w:rFonts w:ascii="Times" w:hAnsi="Times"/>
+        <w:t>財赤之出路：賣公屋</w:t>
+      </w:r>
+      <w:r>
+        <w:rPr>
+          <w:rFonts w:ascii="Times" w:hAnsi="Times" w:hint="eastAsia"/>
           <w:lang w:eastAsia="zh-TW"/>
         </w:rPr>
         <w:t xml:space="preserve"> </w:t>
@@ -2607,11 +2581,11 @@
           <w:rFonts w:ascii="Times" w:hAnsi="Times" w:hint="eastAsia"/>
           <w:lang w:eastAsia="zh-TW"/>
         </w:rPr>
-        <w:t>房策須全面改革（下）</w:t>
-      </w:r>
-      <w:r>
-        <w:rPr>
-          <w:rFonts w:ascii="Times" w:hAnsi="Times"/>
+        <w:t>救香港！</w:t>
+      </w:r>
+      <w:r>
+        <w:rPr>
+          <w:rFonts w:ascii="Times" w:hAnsi="Times" w:hint="eastAsia"/>
           <w:lang w:eastAsia="zh-TW"/>
         </w:rPr>
         <w:t xml:space="preserve"> (</w:t>
@@ -2625,10 +2599,10 @@
       </w:r>
       <w:r>
         <w:rPr>
-          <w:rFonts w:ascii="Times" w:hAnsi="Times"/>
-          <w:lang w:eastAsia="zh-TW"/>
-        </w:rPr>
-        <w:t xml:space="preserve">, 2025-3-21, </w:t>
+          <w:rFonts w:ascii="Times" w:hAnsi="Times" w:hint="eastAsia"/>
+          <w:lang w:eastAsia="zh-TW"/>
+        </w:rPr>
+        <w:t xml:space="preserve">, 2025-4-24, </w:t>
       </w:r>
       <w:r>
         <w:rPr>
@@ -2639,7 +2613,7 @@
       </w:r>
       <w:r>
         <w:rPr>
-          <w:rFonts w:ascii="Times" w:hAnsi="Times"/>
+          <w:rFonts w:ascii="Times" w:hAnsi="Times" w:hint="eastAsia"/>
           <w:lang w:eastAsia="zh-TW"/>
         </w:rPr>
         <w:t>)</w:t>
@@ -2678,14 +2652,14 @@
           <w:rFonts w:ascii="Times" w:hAnsi="Times" w:hint="eastAsia"/>
           <w:lang w:eastAsia="zh-TW"/>
         </w:rPr>
-        <w:t>房策須全面改革（上）</w:t>
-      </w:r>
-      <w:r>
-        <w:rPr>
-          <w:rFonts w:ascii="Times" w:hAnsi="Times"/>
-          <w:lang w:eastAsia="zh-TW"/>
-        </w:rPr>
-        <w:t>(</w:t>
+        <w:t>房策須全面改革（下）</w:t>
+      </w:r>
+      <w:r>
+        <w:rPr>
+          <w:rFonts w:ascii="Times" w:hAnsi="Times"/>
+          <w:lang w:eastAsia="zh-TW"/>
+        </w:rPr>
+        <w:t xml:space="preserve"> (</w:t>
       </w:r>
       <w:r>
         <w:rPr>
@@ -2699,7 +2673,7 @@
           <w:rFonts w:ascii="Times" w:hAnsi="Times"/>
           <w:lang w:eastAsia="zh-TW"/>
         </w:rPr>
-        <w:t xml:space="preserve">, 2025-2-20, </w:t>
+        <w:t xml:space="preserve">, 2025-3-21, </w:t>
       </w:r>
       <w:r>
         <w:rPr>
@@ -2734,39 +2708,53 @@
           <w:rFonts w:ascii="Times" w:hAnsi="Times" w:hint="eastAsia"/>
           <w:lang w:eastAsia="zh-TW"/>
         </w:rPr>
-        <w:t>剖析香港住房危機：演變與對策</w:t>
-      </w:r>
-      <w:r>
-        <w:rPr>
-          <w:rFonts w:ascii="Times" w:hAnsi="Times" w:hint="eastAsia"/>
-          <w:lang w:eastAsia="zh-TW"/>
-        </w:rPr>
-        <w:t xml:space="preserve"> (</w:t>
-      </w:r>
-      <w:r>
-        <w:rPr>
-          <w:rFonts w:ascii="Times" w:hAnsi="Times" w:hint="eastAsia"/>
-          <w:lang w:eastAsia="zh-TW"/>
-        </w:rPr>
-        <w:t>香港經濟政策綠皮書</w:t>
-      </w:r>
-      <w:r>
-        <w:rPr>
-          <w:rFonts w:ascii="Times" w:hAnsi="Times" w:hint="eastAsia"/>
-          <w:lang w:eastAsia="zh-TW"/>
-        </w:rPr>
-        <w:t xml:space="preserve">, 2025-1-9, </w:t>
-      </w:r>
-      <w:r>
-        <w:rPr>
-          <w:rFonts w:ascii="Times" w:hAnsi="Times" w:hint="eastAsia"/>
-          <w:lang w:eastAsia="zh-TW"/>
-        </w:rPr>
-        <w:t>與何漢樑和洪雨林</w:t>
-      </w:r>
-      <w:r>
-        <w:rPr>
-          <w:rFonts w:ascii="Times" w:hAnsi="Times" w:hint="eastAsia"/>
+        <w:t>香港經濟面臨長期衰退</w:t>
+      </w:r>
+      <w:r>
+        <w:rPr>
+          <w:rFonts w:ascii="Times" w:hAnsi="Times"/>
+          <w:lang w:eastAsia="zh-TW"/>
+        </w:rPr>
+        <w:t xml:space="preserve"> </w:t>
+      </w:r>
+      <w:r>
+        <w:rPr>
+          <w:rFonts w:ascii="Times" w:hAnsi="Times" w:hint="eastAsia"/>
+          <w:lang w:eastAsia="zh-TW"/>
+        </w:rPr>
+        <w:t>房策須全面改革（上）</w:t>
+      </w:r>
+      <w:r>
+        <w:rPr>
+          <w:rFonts w:ascii="Times" w:hAnsi="Times"/>
+          <w:lang w:eastAsia="zh-TW"/>
+        </w:rPr>
+        <w:t>(</w:t>
+      </w:r>
+      <w:r>
+        <w:rPr>
+          <w:rFonts w:ascii="Times" w:hAnsi="Times" w:hint="eastAsia"/>
+          <w:lang w:eastAsia="zh-TW"/>
+        </w:rPr>
+        <w:t>明報</w:t>
+      </w:r>
+      <w:r>
+        <w:rPr>
+          <w:rFonts w:ascii="Times" w:hAnsi="Times"/>
+          <w:lang w:eastAsia="zh-TW"/>
+        </w:rPr>
+        <w:t xml:space="preserve">, 2025-2-20, </w:t>
+      </w:r>
+      <w:r>
+        <w:rPr>
+          <w:rFonts w:ascii="Times" w:hAnsi="Times" w:hint="eastAsia"/>
+          <w:lang w:eastAsia="zh-TW"/>
+        </w:rPr>
+        <w:t>與牛致行和宋恩榮</w:t>
+      </w:r>
+      <w:r>
+        <w:rPr>
+          <w:rFonts w:ascii="Times" w:hAnsi="Times"/>
           <w:lang w:eastAsia="zh-TW"/>
         </w:rPr>
         <w:t>)</w:t>
@@ -2790,21 +2778,7 @@
           <w:rFonts w:ascii="Times" w:hAnsi="Times" w:hint="eastAsia"/>
           <w:lang w:eastAsia="zh-TW"/>
         </w:rPr>
-        <w:t>要告別劏房</w:t>
-      </w:r>
-      <w:r>
-        <w:rPr>
-          <w:rFonts w:ascii="Times" w:hAnsi="Times" w:hint="eastAsia"/>
-          <w:lang w:eastAsia="zh-TW"/>
-        </w:rPr>
-        <w:t xml:space="preserve"> </w:t>
-      </w:r>
-      <w:r>
-        <w:rPr>
-          <w:rFonts w:ascii="Times" w:hAnsi="Times" w:hint="eastAsia"/>
-          <w:lang w:eastAsia="zh-TW"/>
-        </w:rPr>
-        <w:t>絕不能規管起始租金</w:t>
+        <w:t>剖析香港住房危機：演變與對策</w:t>
       </w:r>
       <w:r>
         <w:rPr>
@@ -2818,49 +2792,21 @@
           <w:rFonts w:ascii="Times" w:hAnsi="Times" w:hint="eastAsia"/>
           <w:lang w:eastAsia="zh-TW"/>
         </w:rPr>
-        <w:t>明報</w:t>
-      </w:r>
-      <w:r>
-        <w:rPr>
-          <w:rFonts w:ascii="Times" w:hAnsi="Times" w:hint="eastAsia"/>
-          <w:lang w:eastAsia="zh-TW"/>
-        </w:rPr>
-        <w:t>, 2024-</w:t>
-      </w:r>
-      <w:r>
-        <w:rPr>
-          <w:rFonts w:ascii="Times" w:hAnsi="Times" w:hint="eastAsia"/>
-          <w:lang w:eastAsia="zh-TW"/>
-        </w:rPr>
-        <w:t>11</w:t>
-      </w:r>
-      <w:r>
-        <w:rPr>
-          <w:rFonts w:ascii="Times" w:hAnsi="Times" w:hint="eastAsia"/>
-          <w:lang w:eastAsia="zh-TW"/>
-        </w:rPr>
-        <w:t>-</w:t>
-      </w:r>
-      <w:r>
-        <w:rPr>
-          <w:rFonts w:ascii="Times" w:hAnsi="Times" w:hint="eastAsia"/>
-          <w:lang w:eastAsia="zh-TW"/>
-        </w:rPr>
-        <w:t>7,</w:t>
-      </w:r>
-      <w:r>
-        <w:rPr>
-          <w:rFonts w:ascii="Times" w:hAnsi="Times" w:hint="eastAsia"/>
-          <w:lang w:eastAsia="zh-TW"/>
-        </w:rPr>
-        <w:t>與</w:t>
-      </w:r>
-      <w:r>
-        <w:rPr>
-          <w:rFonts w:ascii="Times" w:hAnsi="Times" w:hint="eastAsia"/>
-          <w:lang w:eastAsia="zh-TW"/>
-        </w:rPr>
-        <w:t>宋恩榮</w:t>
+        <w:t>香港經濟政策綠皮書</w:t>
+      </w:r>
+      <w:r>
+        <w:rPr>
+          <w:rFonts w:ascii="Times" w:hAnsi="Times" w:hint="eastAsia"/>
+          <w:lang w:eastAsia="zh-TW"/>
+        </w:rPr>
+        <w:t xml:space="preserve">, 2025-1-9, </w:t>
+      </w:r>
+      <w:r>
+        <w:rPr>
+          <w:rFonts w:ascii="Times" w:hAnsi="Times" w:hint="eastAsia"/>
+          <w:lang w:eastAsia="zh-TW"/>
+        </w:rPr>
+        <w:t>與何漢樑和洪雨林</w:t>
       </w:r>
       <w:r>
         <w:rPr>
@@ -2888,7 +2834,7 @@
           <w:rFonts w:ascii="Times" w:hAnsi="Times" w:hint="eastAsia"/>
           <w:lang w:eastAsia="zh-TW"/>
         </w:rPr>
-        <w:t>住房短缺礙引才</w:t>
+        <w:t>要告別劏房</w:t>
       </w:r>
       <w:r>
         <w:rPr>
@@ -2902,7 +2848,7 @@
           <w:rFonts w:ascii="Times" w:hAnsi="Times" w:hint="eastAsia"/>
           <w:lang w:eastAsia="zh-TW"/>
         </w:rPr>
-        <w:t>政府應續增建屋</w:t>
+        <w:t>絕不能規管起始租金</w:t>
       </w:r>
       <w:r>
         <w:rPr>
@@ -2923,7 +2869,49 @@
           <w:rFonts w:ascii="Times" w:hAnsi="Times" w:hint="eastAsia"/>
           <w:lang w:eastAsia="zh-TW"/>
         </w:rPr>
-        <w:t>, 2024-8-14)</w:t>
+        <w:t>, 2024-</w:t>
+      </w:r>
+      <w:r>
+        <w:rPr>
+          <w:rFonts w:ascii="Times" w:hAnsi="Times" w:hint="eastAsia"/>
+          <w:lang w:eastAsia="zh-TW"/>
+        </w:rPr>
+        <w:t>11</w:t>
+      </w:r>
+      <w:r>
+        <w:rPr>
+          <w:rFonts w:ascii="Times" w:hAnsi="Times" w:hint="eastAsia"/>
+          <w:lang w:eastAsia="zh-TW"/>
+        </w:rPr>
+        <w:t>-</w:t>
+      </w:r>
+      <w:r>
+        <w:rPr>
+          <w:rFonts w:ascii="Times" w:hAnsi="Times" w:hint="eastAsia"/>
+          <w:lang w:eastAsia="zh-TW"/>
+        </w:rPr>
+        <w:t>7,</w:t>
+      </w:r>
+      <w:r>
+        <w:rPr>
+          <w:rFonts w:ascii="Times" w:hAnsi="Times" w:hint="eastAsia"/>
+          <w:lang w:eastAsia="zh-TW"/>
+        </w:rPr>
+        <w:t>與</w:t>
+      </w:r>
+      <w:r>
+        <w:rPr>
+          <w:rFonts w:ascii="Times" w:hAnsi="Times" w:hint="eastAsia"/>
+          <w:lang w:eastAsia="zh-TW"/>
+        </w:rPr>
+        <w:t>宋恩榮</w:t>
+      </w:r>
+      <w:r>
+        <w:rPr>
+          <w:rFonts w:ascii="Times" w:hAnsi="Times" w:hint="eastAsia"/>
+          <w:lang w:eastAsia="zh-TW"/>
+        </w:rPr>
+        <w:t>)</w:t>
       </w:r>
     </w:p>
     <w:p>
@@ -2936,14 +2924,15 @@
         <w:spacing w:line="360" w:lineRule="auto"/>
         <w:rPr>
           <w:rFonts w:ascii="Times" w:hAnsi="Times"/>
-        </w:rPr>
-      </w:pPr>
-      <w:r>
-        <w:rPr>
-          <w:rFonts w:ascii="Times" w:hAnsi="Times" w:hint="eastAsia"/>
-          <w:lang w:eastAsia="zh-TW"/>
-        </w:rPr>
-        <w:t>加強富戶審查</w:t>
+          <w:lang w:eastAsia="zh-TW"/>
+        </w:rPr>
+      </w:pPr>
+      <w:r>
+        <w:rPr>
+          <w:rFonts w:ascii="Times" w:hAnsi="Times" w:hint="eastAsia"/>
+          <w:lang w:eastAsia="zh-TW"/>
+        </w:rPr>
+        <w:t>住房短缺礙引才</w:t>
       </w:r>
       <w:r>
         <w:rPr>
@@ -2957,48 +2946,28 @@
           <w:rFonts w:ascii="Times" w:hAnsi="Times" w:hint="eastAsia"/>
           <w:lang w:eastAsia="zh-TW"/>
         </w:rPr>
-        <w:t>劏房戶免受苦？</w:t>
-      </w:r>
-      <w:r>
-        <w:rPr>
-          <w:rFonts w:ascii="Times" w:hAnsi="Times" w:hint="eastAsia"/>
-          <w:lang w:eastAsia="zh-TW"/>
-        </w:rPr>
-        <w:t xml:space="preserve"> </w:t>
-      </w:r>
-      <w:r>
-        <w:rPr>
-          <w:rFonts w:ascii="Times" w:hAnsi="Times" w:hint="eastAsia"/>
-        </w:rPr>
-        <w:t>(</w:t>
-      </w:r>
-      <w:proofErr w:type="spellStart"/>
-      <w:r>
-        <w:rPr>
-          <w:rFonts w:ascii="Times" w:hAnsi="Times" w:hint="eastAsia"/>
+        <w:t>政府應續增建屋</w:t>
+      </w:r>
+      <w:r>
+        <w:rPr>
+          <w:rFonts w:ascii="Times" w:hAnsi="Times" w:hint="eastAsia"/>
+          <w:lang w:eastAsia="zh-TW"/>
+        </w:rPr>
+        <w:t xml:space="preserve"> (</w:t>
+      </w:r>
+      <w:r>
+        <w:rPr>
+          <w:rFonts w:ascii="Times" w:hAnsi="Times" w:hint="eastAsia"/>
+          <w:lang w:eastAsia="zh-TW"/>
         </w:rPr>
         <w:t>明報</w:t>
       </w:r>
-      <w:proofErr w:type="spellEnd"/>
-      <w:r>
-        <w:rPr>
-          <w:rFonts w:ascii="Times" w:hAnsi="Times" w:hint="eastAsia"/>
-        </w:rPr>
-        <w:t xml:space="preserve">, 2024-5-16, </w:t>
-      </w:r>
-      <w:proofErr w:type="spellStart"/>
-      <w:r>
-        <w:rPr>
-          <w:rFonts w:ascii="Times" w:hAnsi="Times" w:hint="eastAsia"/>
-        </w:rPr>
-        <w:t>與何漢樑</w:t>
-      </w:r>
-      <w:proofErr w:type="spellEnd"/>
-      <w:r>
-        <w:rPr>
-          <w:rFonts w:ascii="Times" w:hAnsi="Times" w:hint="eastAsia"/>
-        </w:rPr>
-        <w:t>)</w:t>
+      <w:r>
+        <w:rPr>
+          <w:rFonts w:ascii="Times" w:hAnsi="Times" w:hint="eastAsia"/>
+          <w:lang w:eastAsia="zh-TW"/>
+        </w:rPr>
+        <w:t>, 2024-8-14)</w:t>
       </w:r>
     </w:p>
     <w:p>
@@ -3011,36 +2980,69 @@
         <w:spacing w:line="360" w:lineRule="auto"/>
         <w:rPr>
           <w:rFonts w:ascii="Times" w:hAnsi="Times"/>
-          <w:lang w:eastAsia="zh-TW"/>
-        </w:rPr>
-      </w:pPr>
-      <w:r>
-        <w:rPr>
-          <w:rFonts w:ascii="Times" w:hAnsi="Times" w:hint="eastAsia"/>
-          <w:lang w:eastAsia="zh-TW"/>
-        </w:rPr>
-        <w:t>香港劏房問題之出路</w:t>
-      </w:r>
-      <w:r>
-        <w:rPr>
-          <w:rFonts w:ascii="Times" w:hAnsi="Times" w:hint="eastAsia"/>
-          <w:lang w:eastAsia="zh-TW"/>
-        </w:rPr>
-        <w:t xml:space="preserve"> (</w:t>
-      </w:r>
-      <w:r>
-        <w:rPr>
-          <w:rFonts w:ascii="Times" w:hAnsi="Times" w:hint="eastAsia"/>
-          <w:lang w:eastAsia="zh-TW"/>
-        </w:rPr>
-        <w:t>香港信報</w:t>
-      </w:r>
-      <w:r>
-        <w:rPr>
-          <w:rFonts w:ascii="Times" w:hAnsi="Times" w:hint="eastAsia"/>
-          <w:lang w:eastAsia="zh-TW"/>
-        </w:rPr>
-        <w:t>, 2024-2-14)</w:t>
+        </w:rPr>
+      </w:pPr>
+      <w:r>
+        <w:rPr>
+          <w:rFonts w:ascii="Times" w:hAnsi="Times" w:hint="eastAsia"/>
+          <w:lang w:eastAsia="zh-TW"/>
+        </w:rPr>
+        <w:t>加強富戶審查</w:t>
+      </w:r>
+      <w:r>
+        <w:rPr>
+          <w:rFonts w:ascii="Times" w:hAnsi="Times" w:hint="eastAsia"/>
+          <w:lang w:eastAsia="zh-TW"/>
+        </w:rPr>
+        <w:t xml:space="preserve"> </w:t>
+      </w:r>
+      <w:r>
+        <w:rPr>
+          <w:rFonts w:ascii="Times" w:hAnsi="Times" w:hint="eastAsia"/>
+          <w:lang w:eastAsia="zh-TW"/>
+        </w:rPr>
+        <w:t>劏房戶免受苦？</w:t>
+      </w:r>
+      <w:r>
+        <w:rPr>
+          <w:rFonts w:ascii="Times" w:hAnsi="Times" w:hint="eastAsia"/>
+          <w:lang w:eastAsia="zh-TW"/>
+        </w:rPr>
+        <w:t xml:space="preserve"> </w:t>
+      </w:r>
+      <w:r>
+        <w:rPr>
+          <w:rFonts w:ascii="Times" w:hAnsi="Times" w:hint="eastAsia"/>
+        </w:rPr>
+        <w:t>(</w:t>
+      </w:r>
+      <w:proofErr w:type="spellStart"/>
+      <w:r>
+        <w:rPr>
+          <w:rFonts w:ascii="Times" w:hAnsi="Times" w:hint="eastAsia"/>
+        </w:rPr>
+        <w:t>明報</w:t>
+      </w:r>
+      <w:proofErr w:type="spellEnd"/>
+      <w:r>
+        <w:rPr>
+          <w:rFonts w:ascii="Times" w:hAnsi="Times" w:hint="eastAsia"/>
+        </w:rPr>
+        <w:t xml:space="preserve">, 2024-5-16, </w:t>
+      </w:r>
+      <w:proofErr w:type="spellStart"/>
+      <w:r>
+        <w:rPr>
+          <w:rFonts w:ascii="Times" w:hAnsi="Times" w:hint="eastAsia"/>
+        </w:rPr>
+        <w:t>與何漢樑</w:t>
+      </w:r>
+      <w:proofErr w:type="spellEnd"/>
+      <w:r>
+        <w:rPr>
+          <w:rFonts w:ascii="Times" w:hAnsi="Times" w:hint="eastAsia"/>
+        </w:rPr>
+        <w:t>)</w:t>
       </w:r>
     </w:p>
     <w:p>
@@ -3061,7 +3063,7 @@
           <w:rFonts w:ascii="Times" w:hAnsi="Times" w:hint="eastAsia"/>
           <w:lang w:eastAsia="zh-TW"/>
         </w:rPr>
-        <w:t>人才得失與香港前景：領英社交資料佐證</w:t>
+        <w:t>香港劏房問題之出路</w:t>
       </w:r>
       <w:r>
         <w:rPr>
@@ -3075,28 +3077,14 @@
           <w:rFonts w:ascii="Times" w:hAnsi="Times" w:hint="eastAsia"/>
           <w:lang w:eastAsia="zh-TW"/>
         </w:rPr>
-        <w:t>香港經濟政策綠皮書</w:t>
-      </w:r>
-      <w:r>
-        <w:rPr>
-          <w:rFonts w:ascii="Times" w:hAnsi="Times" w:hint="eastAsia"/>
-          <w:lang w:eastAsia="zh-TW"/>
-        </w:rPr>
-        <w:t xml:space="preserve">, 2024-1-10, </w:t>
-      </w:r>
-      <w:r>
-        <w:rPr>
-          <w:rFonts w:ascii="Times" w:hAnsi="Times" w:hint="eastAsia"/>
-          <w:lang w:eastAsia="zh-TW"/>
-        </w:rPr>
-        <w:t>與關穎倫和鄧希煒</w:t>
-      </w:r>
-      <w:r>
-        <w:rPr>
-          <w:rFonts w:ascii="Times" w:hAnsi="Times" w:hint="eastAsia"/>
-          <w:lang w:eastAsia="zh-TW"/>
-        </w:rPr>
-        <w:t>)</w:t>
+        <w:t>香港信報</w:t>
+      </w:r>
+      <w:r>
+        <w:rPr>
+          <w:rFonts w:ascii="Times" w:hAnsi="Times" w:hint="eastAsia"/>
+          <w:lang w:eastAsia="zh-TW"/>
+        </w:rPr>
+        <w:t>, 2024-2-14)</w:t>
       </w:r>
     </w:p>
     <w:p>
@@ -3117,7 +3105,7 @@
           <w:rFonts w:ascii="Times" w:hAnsi="Times" w:hint="eastAsia"/>
           <w:lang w:eastAsia="zh-TW"/>
         </w:rPr>
-        <w:t>利用數據和算法減低公屋輪候時間</w:t>
+        <w:t>人才得失與香港前景：領英社交資料佐證</w:t>
       </w:r>
       <w:r>
         <w:rPr>
@@ -3145,7 +3133,7 @@
           <w:rFonts w:ascii="Times" w:hAnsi="Times" w:hint="eastAsia"/>
           <w:lang w:eastAsia="zh-TW"/>
         </w:rPr>
-        <w:t>與王欣儀和黃美施</w:t>
+        <w:t>與關穎倫和鄧希煒</w:t>
       </w:r>
       <w:r>
         <w:rPr>
@@ -3173,7 +3161,7 @@
           <w:rFonts w:ascii="Times" w:hAnsi="Times" w:hint="eastAsia"/>
           <w:lang w:eastAsia="zh-TW"/>
         </w:rPr>
-        <w:t>香港房屋危機之謎</w:t>
+        <w:t>利用數據和算法減低公屋輪候時間</w:t>
       </w:r>
       <w:r>
         <w:rPr>
@@ -3194,7 +3182,21 @@
           <w:rFonts w:ascii="Times" w:hAnsi="Times" w:hint="eastAsia"/>
           <w:lang w:eastAsia="zh-TW"/>
         </w:rPr>
-        <w:t>, 2022-9-23)</w:t>
+        <w:t xml:space="preserve">, 2024-1-10, </w:t>
+      </w:r>
+      <w:r>
+        <w:rPr>
+          <w:rFonts w:ascii="Times" w:hAnsi="Times" w:hint="eastAsia"/>
+          <w:lang w:eastAsia="zh-TW"/>
+        </w:rPr>
+        <w:t>與王欣儀和黃美施</w:t>
+      </w:r>
+      <w:r>
+        <w:rPr>
+          <w:rFonts w:ascii="Times" w:hAnsi="Times" w:hint="eastAsia"/>
+          <w:lang w:eastAsia="zh-TW"/>
+        </w:rPr>
+        <w:t>)</w:t>
       </w:r>
     </w:p>
     <w:p>
@@ -3215,35 +3217,7 @@
           <w:rFonts w:ascii="Times" w:hAnsi="Times" w:hint="eastAsia"/>
           <w:lang w:eastAsia="zh-TW"/>
         </w:rPr>
-        <w:t>預算案</w:t>
-      </w:r>
-      <w:r>
-        <w:rPr>
-          <w:rFonts w:ascii="Times" w:hAnsi="Times" w:hint="eastAsia"/>
-          <w:lang w:eastAsia="zh-TW"/>
-        </w:rPr>
-        <w:t>500</w:t>
-      </w:r>
-      <w:r>
-        <w:rPr>
-          <w:rFonts w:ascii="Times" w:hAnsi="Times" w:hint="eastAsia"/>
-          <w:lang w:eastAsia="zh-TW"/>
-        </w:rPr>
-        <w:t>億推創科</w:t>
-      </w:r>
-      <w:r>
-        <w:rPr>
-          <w:rFonts w:ascii="Times" w:hAnsi="Times" w:hint="eastAsia"/>
-          <w:lang w:eastAsia="zh-TW"/>
-        </w:rPr>
-        <w:t xml:space="preserve"> </w:t>
-      </w:r>
-      <w:r>
-        <w:rPr>
-          <w:rFonts w:ascii="Times" w:hAnsi="Times" w:hint="eastAsia"/>
-          <w:lang w:eastAsia="zh-TW"/>
-        </w:rPr>
-        <w:t>怎用得其所</w:t>
+        <w:t>香港房屋危機之謎</w:t>
       </w:r>
       <w:r>
         <w:rPr>
@@ -3257,14 +3231,14 @@
           <w:rFonts w:ascii="Times" w:hAnsi="Times" w:hint="eastAsia"/>
           <w:lang w:eastAsia="zh-TW"/>
         </w:rPr>
-        <w:t>香港經濟日報</w:t>
-      </w:r>
-      <w:r>
-        <w:rPr>
-          <w:rFonts w:ascii="Times" w:hAnsi="Times" w:hint="eastAsia"/>
-          <w:lang w:eastAsia="zh-TW"/>
-        </w:rPr>
-        <w:t>, 2018-3-18)</w:t>
+        <w:t>香港經濟政策綠皮書</w:t>
+      </w:r>
+      <w:r>
+        <w:rPr>
+          <w:rFonts w:ascii="Times" w:hAnsi="Times" w:hint="eastAsia"/>
+          <w:lang w:eastAsia="zh-TW"/>
+        </w:rPr>
+        <w:t>, 2022-9-23)</w:t>
       </w:r>
     </w:p>
     <w:p>
@@ -3277,6 +3251,76 @@
         <w:spacing w:line="360" w:lineRule="auto"/>
         <w:rPr>
           <w:rFonts w:ascii="Times" w:hAnsi="Times"/>
+          <w:lang w:eastAsia="zh-TW"/>
+        </w:rPr>
+      </w:pPr>
+      <w:r>
+        <w:rPr>
+          <w:rFonts w:ascii="Times" w:hAnsi="Times" w:hint="eastAsia"/>
+          <w:lang w:eastAsia="zh-TW"/>
+        </w:rPr>
+        <w:t>預算案</w:t>
+      </w:r>
+      <w:r>
+        <w:rPr>
+          <w:rFonts w:ascii="Times" w:hAnsi="Times" w:hint="eastAsia"/>
+          <w:lang w:eastAsia="zh-TW"/>
+        </w:rPr>
+        <w:t>500</w:t>
+      </w:r>
+      <w:r>
+        <w:rPr>
+          <w:rFonts w:ascii="Times" w:hAnsi="Times" w:hint="eastAsia"/>
+          <w:lang w:eastAsia="zh-TW"/>
+        </w:rPr>
+        <w:t>億推創科</w:t>
+      </w:r>
+      <w:r>
+        <w:rPr>
+          <w:rFonts w:ascii="Times" w:hAnsi="Times" w:hint="eastAsia"/>
+          <w:lang w:eastAsia="zh-TW"/>
+        </w:rPr>
+        <w:t xml:space="preserve"> </w:t>
+      </w:r>
+      <w:r>
+        <w:rPr>
+          <w:rFonts w:ascii="Times" w:hAnsi="Times" w:hint="eastAsia"/>
+          <w:lang w:eastAsia="zh-TW"/>
+        </w:rPr>
+        <w:t>怎用得其所</w:t>
+      </w:r>
+      <w:r>
+        <w:rPr>
+          <w:rFonts w:ascii="Times" w:hAnsi="Times" w:hint="eastAsia"/>
+          <w:lang w:eastAsia="zh-TW"/>
+        </w:rPr>
+        <w:t xml:space="preserve"> (</w:t>
+      </w:r>
+      <w:r>
+        <w:rPr>
+          <w:rFonts w:ascii="Times" w:hAnsi="Times" w:hint="eastAsia"/>
+          <w:lang w:eastAsia="zh-TW"/>
+        </w:rPr>
+        <w:t>香港經濟日報</w:t>
+      </w:r>
+      <w:r>
+        <w:rPr>
+          <w:rFonts w:ascii="Times" w:hAnsi="Times" w:hint="eastAsia"/>
+          <w:lang w:eastAsia="zh-TW"/>
+        </w:rPr>
+        <w:t>, 2018-3-18)</w:t>
+      </w:r>
+    </w:p>
+    <w:p>
+      <w:pPr>
+        <w:pStyle w:val="ListParagraph"/>
+        <w:numPr>
+          <w:ilvl w:val="0"/>
+          <w:numId w:val="1"/>
+        </w:numPr>
+        <w:spacing w:line="360" w:lineRule="auto"/>
+        <w:rPr>
+          <w:rFonts w:ascii="Times" w:hAnsi="Times"/>
           <w:u w:val="single"/>
           <w:lang w:eastAsia="zh-TW"/>
         </w:rPr>
@@ -3383,13 +3427,7 @@
         <w:rPr>
           <w:rFonts w:ascii="Times" w:hAnsi="Times"/>
         </w:rPr>
-        <w:t>202</w:t>
-      </w:r>
-      <w:r>
-        <w:rPr>
-          <w:rFonts w:ascii="Times" w:hAnsi="Times"/>
-        </w:rPr>
-        <w:t>5</w:t>
+        <w:t>2025</w:t>
       </w:r>
       <w:r>
         <w:rPr>

--- a/static/CV.docx
+++ b/static/CV.docx
@@ -2301,14 +2301,35 @@
           <w:rFonts w:ascii="Times" w:hAnsi="Times" w:hint="eastAsia"/>
           <w:lang w:eastAsia="zh-TW"/>
         </w:rPr>
-        <w:t>租置計劃：從失敗教訓到全民共享</w:t>
-      </w:r>
-      <w:r>
-        <w:rPr>
-          <w:rFonts w:ascii="Times" w:hAnsi="Times" w:hint="eastAsia"/>
-          <w:lang w:eastAsia="zh-TW"/>
-        </w:rPr>
-        <w:t xml:space="preserve"> (</w:t>
+        <w:t>公營房屋改革</w:t>
+      </w:r>
+      <w:r>
+        <w:rPr>
+          <w:rFonts w:ascii="Times" w:hAnsi="Times"/>
+          <w:lang w:eastAsia="zh-TW"/>
+        </w:rPr>
+        <w:t xml:space="preserve"> </w:t>
+      </w:r>
+      <w:r>
+        <w:rPr>
+          <w:rFonts w:ascii="Times" w:hAnsi="Times" w:hint="eastAsia"/>
+          <w:lang w:eastAsia="zh-TW"/>
+        </w:rPr>
+        <w:t>會否冲跨私樓市場</w:t>
+      </w:r>
+      <w:r>
+        <w:rPr>
+          <w:rFonts w:ascii="Times" w:hAnsi="Times"/>
+          <w:lang w:eastAsia="zh-TW"/>
+        </w:rPr>
+        <w:t xml:space="preserve"> </w:t>
+      </w:r>
+      <w:r>
+        <w:rPr>
+          <w:rFonts w:ascii="Times" w:hAnsi="Times"/>
+          <w:lang w:eastAsia="zh-TW"/>
+        </w:rPr>
+        <w:t>(</w:t>
       </w:r>
       <w:r>
         <w:rPr>
@@ -2319,10 +2340,10 @@
       </w:r>
       <w:r>
         <w:rPr>
-          <w:rFonts w:ascii="Times" w:hAnsi="Times" w:hint="eastAsia"/>
-          <w:lang w:eastAsia="zh-TW"/>
-        </w:rPr>
-        <w:t xml:space="preserve">, 2025-7-31, </w:t>
+          <w:rFonts w:ascii="Times" w:hAnsi="Times"/>
+          <w:lang w:eastAsia="zh-TW"/>
+        </w:rPr>
+        <w:t xml:space="preserve">, 2025-8-21, </w:t>
       </w:r>
       <w:r>
         <w:rPr>
@@ -2333,7 +2354,7 @@
       </w:r>
       <w:r>
         <w:rPr>
-          <w:rFonts w:ascii="Times" w:hAnsi="Times" w:hint="eastAsia"/>
+          <w:rFonts w:ascii="Times" w:hAnsi="Times"/>
           <w:lang w:eastAsia="zh-TW"/>
         </w:rPr>
         <w:t>)</w:t>
@@ -2357,21 +2378,7 @@
           <w:rFonts w:ascii="Times" w:hAnsi="Times" w:hint="eastAsia"/>
           <w:lang w:eastAsia="zh-TW"/>
         </w:rPr>
-        <w:t>居屋二手市場流通窒息</w:t>
-      </w:r>
-      <w:r>
-        <w:rPr>
-          <w:rFonts w:ascii="Times" w:hAnsi="Times" w:hint="eastAsia"/>
-          <w:lang w:eastAsia="zh-TW"/>
-        </w:rPr>
-        <w:t xml:space="preserve"> </w:t>
-      </w:r>
-      <w:r>
-        <w:rPr>
-          <w:rFonts w:ascii="Times" w:hAnsi="Times" w:hint="eastAsia"/>
-          <w:lang w:eastAsia="zh-TW"/>
-        </w:rPr>
-        <w:t>買賣限制須大幅放寬</w:t>
+        <w:t>租置計劃：從失敗教訓到全民共享</w:t>
       </w:r>
       <w:r>
         <w:rPr>
@@ -2392,7 +2399,7 @@
           <w:rFonts w:ascii="Times" w:hAnsi="Times" w:hint="eastAsia"/>
           <w:lang w:eastAsia="zh-TW"/>
         </w:rPr>
-        <w:t xml:space="preserve">, 2025-7-3, </w:t>
+        <w:t xml:space="preserve">, 2025-7-31, </w:t>
       </w:r>
       <w:r>
         <w:rPr>
@@ -2406,7 +2413,7 @@
           <w:rFonts w:ascii="Times" w:hAnsi="Times" w:hint="eastAsia"/>
           <w:lang w:eastAsia="zh-TW"/>
         </w:rPr>
-        <w:t xml:space="preserve">) </w:t>
+        <w:t>)</w:t>
       </w:r>
     </w:p>
     <w:p>
@@ -2427,7 +2434,7 @@
           <w:rFonts w:ascii="Times" w:hAnsi="Times" w:hint="eastAsia"/>
           <w:lang w:eastAsia="zh-TW"/>
         </w:rPr>
-        <w:t>居屋嚴重短缺扭曲社會發展</w:t>
+        <w:t>居屋二手市場流通窒息</w:t>
       </w:r>
       <w:r>
         <w:rPr>
@@ -2441,7 +2448,7 @@
           <w:rFonts w:ascii="Times" w:hAnsi="Times" w:hint="eastAsia"/>
           <w:lang w:eastAsia="zh-TW"/>
         </w:rPr>
-        <w:t>需大幅擴建</w:t>
+        <w:t>買賣限制須大幅放寬</w:t>
       </w:r>
       <w:r>
         <w:rPr>
@@ -2462,7 +2469,7 @@
           <w:rFonts w:ascii="Times" w:hAnsi="Times" w:hint="eastAsia"/>
           <w:lang w:eastAsia="zh-TW"/>
         </w:rPr>
-        <w:t xml:space="preserve">, 2025-6-27, </w:t>
+        <w:t xml:space="preserve">, 2025-7-3, </w:t>
       </w:r>
       <w:r>
         <w:rPr>
@@ -2476,7 +2483,7 @@
           <w:rFonts w:ascii="Times" w:hAnsi="Times" w:hint="eastAsia"/>
           <w:lang w:eastAsia="zh-TW"/>
         </w:rPr>
-        <w:t>)</w:t>
+        <w:t xml:space="preserve">) </w:t>
       </w:r>
     </w:p>
     <w:p>
@@ -2497,7 +2504,7 @@
           <w:rFonts w:ascii="Times" w:hAnsi="Times" w:hint="eastAsia"/>
           <w:lang w:eastAsia="zh-TW"/>
         </w:rPr>
-        <w:t>現金津貼試行計劃退場</w:t>
+        <w:t>居屋嚴重短缺扭曲社會發展</w:t>
       </w:r>
       <w:r>
         <w:rPr>
@@ -2511,7 +2518,7 @@
           <w:rFonts w:ascii="Times" w:hAnsi="Times" w:hint="eastAsia"/>
           <w:lang w:eastAsia="zh-TW"/>
         </w:rPr>
-        <w:t>是明智決定——從經濟學理論看補貼轉型的必要性</w:t>
+        <w:t>需大幅擴建</w:t>
       </w:r>
       <w:r>
         <w:rPr>
@@ -2532,7 +2539,7 @@
           <w:rFonts w:ascii="Times" w:hAnsi="Times" w:hint="eastAsia"/>
           <w:lang w:eastAsia="zh-TW"/>
         </w:rPr>
-        <w:t xml:space="preserve">, 2025-6-5, </w:t>
+        <w:t xml:space="preserve">, 2025-6-27, </w:t>
       </w:r>
       <w:r>
         <w:rPr>
@@ -2546,7 +2553,7 @@
           <w:rFonts w:ascii="Times" w:hAnsi="Times" w:hint="eastAsia"/>
           <w:lang w:eastAsia="zh-TW"/>
         </w:rPr>
-        <w:t xml:space="preserve">) </w:t>
+        <w:t>)</w:t>
       </w:r>
     </w:p>
     <w:p>
@@ -2567,7 +2574,7 @@
           <w:rFonts w:ascii="Times" w:hAnsi="Times" w:hint="eastAsia"/>
           <w:lang w:eastAsia="zh-TW"/>
         </w:rPr>
-        <w:t>財赤之出路：賣公屋</w:t>
+        <w:t>現金津貼試行計劃退場</w:t>
       </w:r>
       <w:r>
         <w:rPr>
@@ -2581,7 +2588,7 @@
           <w:rFonts w:ascii="Times" w:hAnsi="Times" w:hint="eastAsia"/>
           <w:lang w:eastAsia="zh-TW"/>
         </w:rPr>
-        <w:t>救香港！</w:t>
+        <w:t>是明智決定——從經濟學理論看補貼轉型的必要性</w:t>
       </w:r>
       <w:r>
         <w:rPr>
@@ -2602,7 +2609,7 @@
           <w:rFonts w:ascii="Times" w:hAnsi="Times" w:hint="eastAsia"/>
           <w:lang w:eastAsia="zh-TW"/>
         </w:rPr>
-        <w:t xml:space="preserve">, 2025-4-24, </w:t>
+        <w:t xml:space="preserve">, 2025-6-5, </w:t>
       </w:r>
       <w:r>
         <w:rPr>
@@ -2616,7 +2623,7 @@
           <w:rFonts w:ascii="Times" w:hAnsi="Times" w:hint="eastAsia"/>
           <w:lang w:eastAsia="zh-TW"/>
         </w:rPr>
-        <w:t>)</w:t>
+        <w:t xml:space="preserve">) </w:t>
       </w:r>
     </w:p>
     <w:p>
@@ -2638,6 +2645,76 @@
           <w:lang w:eastAsia="zh-TW"/>
         </w:rPr>
         <w:lastRenderedPageBreak/>
+        <w:t>財赤之出路：賣公屋</w:t>
+      </w:r>
+      <w:r>
+        <w:rPr>
+          <w:rFonts w:ascii="Times" w:hAnsi="Times" w:hint="eastAsia"/>
+          <w:lang w:eastAsia="zh-TW"/>
+        </w:rPr>
+        <w:t xml:space="preserve"> </w:t>
+      </w:r>
+      <w:r>
+        <w:rPr>
+          <w:rFonts w:ascii="Times" w:hAnsi="Times" w:hint="eastAsia"/>
+          <w:lang w:eastAsia="zh-TW"/>
+        </w:rPr>
+        <w:t>救香港！</w:t>
+      </w:r>
+      <w:r>
+        <w:rPr>
+          <w:rFonts w:ascii="Times" w:hAnsi="Times" w:hint="eastAsia"/>
+          <w:lang w:eastAsia="zh-TW"/>
+        </w:rPr>
+        <w:t xml:space="preserve"> (</w:t>
+      </w:r>
+      <w:r>
+        <w:rPr>
+          <w:rFonts w:ascii="Times" w:hAnsi="Times" w:hint="eastAsia"/>
+          <w:lang w:eastAsia="zh-TW"/>
+        </w:rPr>
+        <w:t>明報</w:t>
+      </w:r>
+      <w:r>
+        <w:rPr>
+          <w:rFonts w:ascii="Times" w:hAnsi="Times" w:hint="eastAsia"/>
+          <w:lang w:eastAsia="zh-TW"/>
+        </w:rPr>
+        <w:t xml:space="preserve">, 2025-4-24, </w:t>
+      </w:r>
+      <w:r>
+        <w:rPr>
+          <w:rFonts w:ascii="Times" w:hAnsi="Times" w:hint="eastAsia"/>
+          <w:lang w:eastAsia="zh-TW"/>
+        </w:rPr>
+        <w:t>與牛致行和宋恩榮</w:t>
+      </w:r>
+      <w:r>
+        <w:rPr>
+          <w:rFonts w:ascii="Times" w:hAnsi="Times" w:hint="eastAsia"/>
+          <w:lang w:eastAsia="zh-TW"/>
+        </w:rPr>
+        <w:t>)</w:t>
+      </w:r>
+    </w:p>
+    <w:p>
+      <w:pPr>
+        <w:pStyle w:val="ListParagraph"/>
+        <w:numPr>
+          <w:ilvl w:val="0"/>
+          <w:numId w:val="1"/>
+        </w:numPr>
+        <w:spacing w:line="360" w:lineRule="auto"/>
+        <w:rPr>
+          <w:rFonts w:ascii="Times" w:hAnsi="Times"/>
+          <w:lang w:eastAsia="zh-TW"/>
+        </w:rPr>
+      </w:pPr>
+      <w:r>
+        <w:rPr>
+          <w:rFonts w:ascii="Times" w:hAnsi="Times" w:hint="eastAsia"/>
+          <w:lang w:eastAsia="zh-TW"/>
+        </w:rPr>
         <w:t>香港經濟面臨長期衰退</w:t>
       </w:r>
       <w:r>

--- a/static/CV.docx
+++ b/static/CV.docx
@@ -1109,35 +1109,7 @@
         <w:rPr>
           <w:rFonts w:ascii="Times" w:hAnsi="Times"/>
         </w:rPr>
-        <w:t xml:space="preserve"> (with </w:t>
-      </w:r>
-      <w:proofErr w:type="spellStart"/>
-      <w:r>
-        <w:rPr>
-          <w:rFonts w:ascii="Times" w:hAnsi="Times"/>
-        </w:rPr>
-        <w:t>Naijia</w:t>
-      </w:r>
-      <w:proofErr w:type="spellEnd"/>
-      <w:r>
-        <w:rPr>
-          <w:rFonts w:ascii="Times" w:hAnsi="Times"/>
-        </w:rPr>
-        <w:t xml:space="preserve"> Guo and </w:t>
-      </w:r>
-      <w:proofErr w:type="spellStart"/>
-      <w:r>
-        <w:rPr>
-          <w:rFonts w:ascii="Times" w:hAnsi="Times"/>
-        </w:rPr>
-        <w:t>Duoxi</w:t>
-      </w:r>
-      <w:proofErr w:type="spellEnd"/>
-      <w:r>
-        <w:rPr>
-          <w:rFonts w:ascii="Times" w:hAnsi="Times"/>
-        </w:rPr>
-        <w:t xml:space="preserve"> Li)</w:t>
+        <w:t xml:space="preserve"> (with Naijia Guo and Duoxi Li)</w:t>
       </w:r>
       <w:r>
         <w:rPr>
@@ -1236,14 +1208,14 @@
           <w:rFonts w:ascii="Times" w:hAnsi="Times"/>
           <w:lang w:eastAsia="zh-TW"/>
         </w:rPr>
-        <w:t xml:space="preserve">The </w:t>
-      </w:r>
-      <w:r>
-        <w:rPr>
-          <w:rFonts w:ascii="Times" w:hAnsi="Times" w:hint="eastAsia"/>
-          <w:lang w:eastAsia="zh-TW"/>
-        </w:rPr>
-        <w:t>Emergence of Managers in</w:t>
+        <w:t>Managerial Coordination</w:t>
+      </w:r>
+      <w:r>
+        <w:rPr>
+          <w:rFonts w:ascii="Times" w:hAnsi="Times" w:hint="eastAsia"/>
+          <w:lang w:eastAsia="zh-TW"/>
+        </w:rPr>
+        <w:t xml:space="preserve"> in</w:t>
       </w:r>
       <w:r>
         <w:rPr>
@@ -1268,21 +1240,40 @@
         <w:rPr>
           <w:rFonts w:ascii="Times" w:hAnsi="Times"/>
         </w:rPr>
-        <w:t xml:space="preserve"> (with </w:t>
-      </w:r>
-      <w:proofErr w:type="spellStart"/>
-      <w:r>
-        <w:rPr>
-          <w:rFonts w:ascii="Times" w:hAnsi="Times"/>
-        </w:rPr>
-        <w:t>Duoxi</w:t>
-      </w:r>
-      <w:proofErr w:type="spellEnd"/>
-      <w:r>
-        <w:rPr>
-          <w:rFonts w:ascii="Times" w:hAnsi="Times"/>
-        </w:rPr>
-        <w:t xml:space="preserve"> Li)</w:t>
+        <w:t xml:space="preserve"> (with Duoxi Li)</w:t>
+      </w:r>
+      <w:r>
+        <w:rPr>
+          <w:rFonts w:ascii="Times" w:hAnsi="Times"/>
+        </w:rPr>
+        <w:t xml:space="preserve"> </w:t>
+      </w:r>
+      <w:r>
+        <w:rPr>
+          <w:rFonts w:ascii="Times" w:hAnsi="Times" w:hint="eastAsia"/>
+          <w:i/>
+          <w:iCs/>
+          <w:lang w:eastAsia="zh-TW"/>
+        </w:rPr>
+        <w:t xml:space="preserve">Revise and Resubmit, </w:t>
+      </w:r>
+      <w:r>
+        <w:rPr>
+          <w:rFonts w:ascii="Times" w:hAnsi="Times"/>
+          <w:i/>
+          <w:iCs/>
+          <w:lang w:eastAsia="zh-TW"/>
+        </w:rPr>
+        <w:t xml:space="preserve">Economic </w:t>
+      </w:r>
+      <w:r>
+        <w:rPr>
+          <w:rFonts w:ascii="Times" w:hAnsi="Times" w:hint="eastAsia"/>
+          <w:i/>
+          <w:iCs/>
+          <w:lang w:eastAsia="zh-TW"/>
+        </w:rPr>
+        <w:t xml:space="preserve">Journal </w:t>
       </w:r>
     </w:p>
     <w:p>
@@ -1308,57 +1299,63 @@
         <w:rPr>
           <w:rFonts w:ascii="Times" w:hAnsi="Times"/>
         </w:rPr>
-        <w:t>The Cost of Homeownership</w:t>
-      </w:r>
-      <w:r>
-        <w:rPr>
-          <w:rFonts w:ascii="Times" w:hAnsi="Times"/>
-        </w:rPr>
-        <w:t xml:space="preserve">: Evidence from Subsidized </w:t>
-      </w:r>
-      <w:r>
-        <w:rPr>
-          <w:rFonts w:ascii="Times" w:hAnsi="Times"/>
-        </w:rPr>
-        <w:t>Public Housing</w:t>
-      </w:r>
-      <w:r>
-        <w:rPr>
-          <w:rFonts w:ascii="Times" w:hAnsi="Times" w:hint="eastAsia"/>
-          <w:lang w:eastAsia="zh-TW"/>
+        <w:t>Subsidize Rent or Subsidize Ownership?</w:t>
+      </w:r>
+      <w:r>
+        <w:rPr>
+          <w:rFonts w:ascii="Times" w:hAnsi="Times"/>
+        </w:rPr>
+        <w:t xml:space="preserve"> Evidence from </w:t>
+      </w:r>
+      <w:r>
+        <w:rPr>
+          <w:rFonts w:ascii="Times" w:hAnsi="Times"/>
+        </w:rPr>
+        <w:t>a</w:t>
+      </w:r>
+      <w:r>
+        <w:rPr>
+          <w:rFonts w:ascii="Times" w:hAnsi="Times" w:hint="eastAsia"/>
+          <w:lang w:eastAsia="zh-TW"/>
+        </w:rPr>
+        <w:t xml:space="preserve"> Hong Kong</w:t>
+      </w:r>
+      <w:r>
+        <w:rPr>
+          <w:rFonts w:ascii="Times" w:hAnsi="Times"/>
+          <w:lang w:eastAsia="zh-TW"/>
+        </w:rPr>
+        <w:t xml:space="preserve"> Experiment</w:t>
+      </w:r>
+      <w:r>
+        <w:rPr>
+          <w:rFonts w:ascii="Times" w:hAnsi="Times"/>
+        </w:rPr>
+        <w:t>”</w:t>
+      </w:r>
+      <w:r>
+        <w:rPr>
+          <w:rFonts w:ascii="Times" w:hAnsi="Times"/>
         </w:rPr>
         <w:t xml:space="preserve"> </w:t>
       </w:r>
       <w:r>
         <w:rPr>
-          <w:rFonts w:ascii="Times" w:hAnsi="Times"/>
-        </w:rPr>
-        <w:t>Sale</w:t>
-      </w:r>
-      <w:r>
-        <w:rPr>
-          <w:rFonts w:ascii="Times" w:hAnsi="Times"/>
-        </w:rPr>
-        <w:t>s</w:t>
-      </w:r>
-      <w:r>
-        <w:rPr>
-          <w:rFonts w:ascii="Times" w:hAnsi="Times"/>
-        </w:rPr>
-        <w:t xml:space="preserve"> </w:t>
-      </w:r>
-      <w:r>
-        <w:rPr>
-          <w:rFonts w:ascii="Times" w:hAnsi="Times" w:hint="eastAsia"/>
-          <w:lang w:eastAsia="zh-TW"/>
-        </w:rPr>
-        <w:t>in Hong Kong</w:t>
-      </w:r>
-      <w:r>
-        <w:rPr>
-          <w:rFonts w:ascii="Times" w:hAnsi="Times"/>
-        </w:rPr>
-        <w:t>”</w:t>
+          <w:rFonts w:ascii="Times" w:hAnsi="Times" w:hint="eastAsia"/>
+          <w:i/>
+          <w:iCs/>
+          <w:lang w:eastAsia="zh-TW"/>
+        </w:rPr>
+        <w:t xml:space="preserve">Revise and Resubmit, </w:t>
+      </w:r>
+      <w:r>
+        <w:rPr>
+          <w:rFonts w:ascii="Times" w:hAnsi="Times"/>
+          <w:i/>
+          <w:iCs/>
+          <w:lang w:eastAsia="zh-TW"/>
+        </w:rPr>
+        <w:t>Regional Science and Urban Economics</w:t>
       </w:r>
     </w:p>
     <w:p>
@@ -1444,20 +1441,7 @@
         <w:rPr>
           <w:rFonts w:ascii="Times" w:hAnsi="Times"/>
         </w:rPr>
-        <w:t>Optimal</w:t>
-      </w:r>
-      <w:r>
-        <w:rPr>
-          <w:rFonts w:ascii="Times" w:hAnsi="Times"/>
-        </w:rPr>
-        <w:t xml:space="preserve"> </w:t>
-      </w:r>
-      <w:r>
-        <w:rPr>
-          <w:rFonts w:ascii="Times" w:hAnsi="Times"/>
-          <w:lang w:eastAsia="zh-TW"/>
-        </w:rPr>
-        <w:t>Currency Redemption</w:t>
+        <w:t>Redeemability and Currency Adoption</w:t>
       </w:r>
       <w:r>
         <w:rPr>
@@ -1471,7 +1455,7 @@
           <w:rFonts w:ascii="Times" w:hAnsi="Times"/>
           <w:lang w:eastAsia="zh-TW"/>
         </w:rPr>
-        <w:t xml:space="preserve"> Theory and Evidence from a Digital Platform</w:t>
+        <w:t xml:space="preserve"> Evidence from a Digital Platform</w:t>
       </w:r>
       <w:r>
         <w:rPr>
@@ -1483,21 +1467,7 @@
         <w:rPr>
           <w:rFonts w:ascii="Times" w:hAnsi="Times"/>
         </w:rPr>
-        <w:t xml:space="preserve"> (with </w:t>
-      </w:r>
-      <w:proofErr w:type="spellStart"/>
-      <w:r>
-        <w:rPr>
-          <w:rFonts w:ascii="Times" w:hAnsi="Times"/>
-        </w:rPr>
-        <w:t>Baiyun</w:t>
-      </w:r>
-      <w:proofErr w:type="spellEnd"/>
-      <w:r>
-        <w:rPr>
-          <w:rFonts w:ascii="Times" w:hAnsi="Times"/>
-        </w:rPr>
-        <w:t xml:space="preserve"> Jing, Yang You, and Yulin Zhong)</w:t>
+        <w:t xml:space="preserve"> (with Baiyun Jing, Yang You, and Yulin Zhong)</w:t>
       </w:r>
     </w:p>
     <w:p>
@@ -1551,24 +1521,24 @@
       </w:r>
       <w:r>
         <w:rPr>
-          <w:rFonts w:ascii="Times" w:hAnsi="Times" w:hint="eastAsia"/>
-          <w:lang w:eastAsia="zh-TW"/>
-        </w:rPr>
-        <w:t xml:space="preserve">The </w:t>
-      </w:r>
-      <w:r>
-        <w:rPr>
-          <w:rFonts w:ascii="Times" w:hAnsi="Times"/>
-          <w:lang w:eastAsia="zh-TW"/>
-        </w:rPr>
-        <w:t>Equilibrium</w:t>
-      </w:r>
-      <w:r>
-        <w:rPr>
-          <w:rFonts w:ascii="Times" w:hAnsi="Times" w:hint="eastAsia"/>
-          <w:lang w:eastAsia="zh-TW"/>
-        </w:rPr>
-        <w:t xml:space="preserve"> Effect(s) of Rent Control: An Assignment Model Approach</w:t>
+          <w:rFonts w:ascii="Times" w:hAnsi="Times"/>
+          <w:lang w:eastAsia="zh-TW"/>
+        </w:rPr>
+        <w:t>Housing</w:t>
+      </w:r>
+      <w:r>
+        <w:rPr>
+          <w:rFonts w:ascii="Times" w:hAnsi="Times" w:hint="eastAsia"/>
+          <w:lang w:eastAsia="zh-TW"/>
+        </w:rPr>
+        <w:t xml:space="preserve"> Assignment </w:t>
+      </w:r>
+      <w:r>
+        <w:rPr>
+          <w:rFonts w:ascii="Times" w:hAnsi="Times"/>
+          <w:lang w:eastAsia="zh-TW"/>
+        </w:rPr>
+        <w:t>with Endogenous Supply: Theory and Application to Rent Control</w:t>
       </w:r>
       <w:r>
         <w:rPr>
@@ -1581,23 +1551,7 @@
           <w:rFonts w:ascii="Times" w:hAnsi="Times" w:hint="eastAsia"/>
           <w:lang w:eastAsia="zh-TW"/>
         </w:rPr>
-        <w:t xml:space="preserve">Jimmy Ho, Yulin Hong, and </w:t>
-      </w:r>
-      <w:proofErr w:type="spellStart"/>
-      <w:r>
-        <w:rPr>
-          <w:rFonts w:ascii="Times" w:hAnsi="Times" w:hint="eastAsia"/>
-          <w:lang w:eastAsia="zh-TW"/>
-        </w:rPr>
-        <w:t>Zhongji</w:t>
-      </w:r>
-      <w:proofErr w:type="spellEnd"/>
-      <w:r>
-        <w:rPr>
-          <w:rFonts w:ascii="Times" w:hAnsi="Times" w:hint="eastAsia"/>
-          <w:lang w:eastAsia="zh-TW"/>
-        </w:rPr>
-        <w:t xml:space="preserve"> Wei</w:t>
+        <w:t>Jimmy Ho, Yulin Hong, and Zhongji Wei</w:t>
       </w:r>
       <w:r>
         <w:rPr>
@@ -1643,29 +1597,49 @@
           <w:rFonts w:ascii="Times" w:hAnsi="Times" w:hint="eastAsia"/>
           <w:lang w:eastAsia="zh-TW"/>
         </w:rPr>
-        <w:t xml:space="preserve">Jimmy Ho, Yulin Hong, and </w:t>
-      </w:r>
-      <w:proofErr w:type="spellStart"/>
-      <w:r>
-        <w:rPr>
-          <w:rFonts w:ascii="Times" w:hAnsi="Times" w:hint="eastAsia"/>
-          <w:lang w:eastAsia="zh-TW"/>
-        </w:rPr>
-        <w:t>Zhongji</w:t>
-      </w:r>
-      <w:proofErr w:type="spellEnd"/>
-      <w:r>
-        <w:rPr>
-          <w:rFonts w:ascii="Times" w:hAnsi="Times" w:hint="eastAsia"/>
-          <w:lang w:eastAsia="zh-TW"/>
-        </w:rPr>
-        <w:t xml:space="preserve"> Wei</w:t>
+        <w:t>Jimmy Ho, Yulin Hong, and Zhongji Wei</w:t>
       </w:r>
       <w:r>
         <w:rPr>
           <w:rFonts w:ascii="Times" w:hAnsi="Times"/>
         </w:rPr>
         <w:t>)</w:t>
+      </w:r>
+    </w:p>
+    <w:p>
+      <w:pPr>
+        <w:spacing w:after="120" w:line="276" w:lineRule="auto"/>
+        <w:rPr>
+          <w:rFonts w:ascii="Times" w:hAnsi="Times"/>
+        </w:rPr>
+      </w:pPr>
+    </w:p>
+    <w:p>
+      <w:pPr>
+        <w:spacing w:line="360" w:lineRule="auto"/>
+        <w:rPr>
+          <w:rFonts w:ascii="Times" w:hAnsi="Times"/>
+          <w:b/>
+          <w:bCs/>
+          <w:sz w:val="4"/>
+          <w:szCs w:val="4"/>
+        </w:rPr>
+      </w:pPr>
+      <w:r>
+        <w:rPr>
+          <w:rFonts w:ascii="Times" w:hAnsi="Times"/>
+          <w:b/>
+          <w:bCs/>
+        </w:rPr>
+        <w:t>NON-PEER REVIEWED</w:t>
+      </w:r>
+      <w:r>
+        <w:rPr>
+          <w:rFonts w:ascii="Times" w:hAnsi="Times"/>
+          <w:b/>
+          <w:bCs/>
+        </w:rPr>
+        <w:t xml:space="preserve"> ARTICLES</w:t>
       </w:r>
     </w:p>
     <w:p>
@@ -1689,123 +1663,21 @@
       </w:r>
       <w:r>
         <w:rPr>
-          <w:rFonts w:ascii="Times" w:hAnsi="Times" w:hint="eastAsia"/>
-          <w:lang w:eastAsia="zh-TW"/>
-        </w:rPr>
-        <w:t xml:space="preserve">Housing </w:t>
-      </w:r>
-      <w:r>
-        <w:rPr>
-          <w:rFonts w:ascii="Times" w:hAnsi="Times"/>
-          <w:lang w:eastAsia="zh-TW"/>
-        </w:rPr>
-        <w:t>Policy</w:t>
-      </w:r>
-      <w:r>
-        <w:rPr>
-          <w:rFonts w:ascii="Times" w:hAnsi="Times" w:hint="eastAsia"/>
-          <w:lang w:eastAsia="zh-TW"/>
-        </w:rPr>
-        <w:t xml:space="preserve"> and </w:t>
-      </w:r>
-      <w:r>
-        <w:rPr>
-          <w:rFonts w:ascii="Times" w:hAnsi="Times"/>
-          <w:lang w:eastAsia="zh-TW"/>
-        </w:rPr>
-        <w:t>Inequality in Hong Kong</w:t>
-      </w:r>
-      <w:r>
-        <w:rPr>
-          <w:rFonts w:ascii="Times" w:hAnsi="Times"/>
-          <w:lang w:eastAsia="zh-TW"/>
-        </w:rPr>
-        <w:t xml:space="preserve">: </w:t>
-      </w:r>
-      <w:r>
-        <w:rPr>
-          <w:rFonts w:ascii="Times" w:hAnsi="Times" w:hint="eastAsia"/>
-          <w:lang w:eastAsia="zh-TW"/>
-        </w:rPr>
-        <w:t xml:space="preserve">A </w:t>
-      </w:r>
-      <w:r>
-        <w:rPr>
-          <w:rFonts w:ascii="Times" w:hAnsi="Times"/>
-          <w:lang w:eastAsia="zh-TW"/>
-        </w:rPr>
-        <w:t>Marco-housing Approach</w:t>
-      </w:r>
-      <w:r>
-        <w:rPr>
-          <w:rFonts w:ascii="Times" w:hAnsi="Times"/>
-        </w:rPr>
-        <w:t xml:space="preserve">” (with </w:t>
-      </w:r>
-      <w:r>
-        <w:rPr>
-          <w:rFonts w:ascii="Times" w:hAnsi="Times" w:hint="eastAsia"/>
-          <w:lang w:eastAsia="zh-TW"/>
-        </w:rPr>
-        <w:t xml:space="preserve">Jimmy Ho, Yulin Hong, and </w:t>
-      </w:r>
-      <w:proofErr w:type="spellStart"/>
-      <w:r>
-        <w:rPr>
-          <w:rFonts w:ascii="Times" w:hAnsi="Times" w:hint="eastAsia"/>
-          <w:lang w:eastAsia="zh-TW"/>
-        </w:rPr>
-        <w:t>Zhongji</w:t>
-      </w:r>
-      <w:proofErr w:type="spellEnd"/>
-      <w:r>
-        <w:rPr>
-          <w:rFonts w:ascii="Times" w:hAnsi="Times" w:hint="eastAsia"/>
-          <w:lang w:eastAsia="zh-TW"/>
-        </w:rPr>
-        <w:t xml:space="preserve"> Wei</w:t>
-      </w:r>
-      <w:r>
-        <w:rPr>
-          <w:rFonts w:ascii="Times" w:hAnsi="Times"/>
-        </w:rPr>
-        <w:t>)</w:t>
-      </w:r>
-    </w:p>
-    <w:p>
-      <w:pPr>
-        <w:spacing w:after="120" w:line="276" w:lineRule="auto"/>
-        <w:rPr>
-          <w:rFonts w:ascii="Times" w:hAnsi="Times"/>
-        </w:rPr>
-      </w:pPr>
-    </w:p>
-    <w:p>
-      <w:pPr>
-        <w:spacing w:line="360" w:lineRule="auto"/>
-        <w:rPr>
-          <w:rFonts w:ascii="Times" w:hAnsi="Times"/>
-          <w:b/>
-          <w:bCs/>
-          <w:sz w:val="4"/>
-          <w:szCs w:val="4"/>
-        </w:rPr>
-      </w:pPr>
-      <w:r>
-        <w:rPr>
-          <w:rFonts w:ascii="Times" w:hAnsi="Times"/>
-          <w:b/>
-          <w:bCs/>
-        </w:rPr>
-        <w:t>NON-PEER REVIEWED</w:t>
-      </w:r>
-      <w:r>
-        <w:rPr>
-          <w:rFonts w:ascii="Times" w:hAnsi="Times"/>
-          <w:b/>
-          <w:bCs/>
-        </w:rPr>
-        <w:t xml:space="preserve"> ARTICLES</w:t>
+          <w:rFonts w:ascii="Times" w:hAnsi="Times"/>
+        </w:rPr>
+        <w:t>How Hong Kong can reimagine its greatest asset: people’s homes</w:t>
+      </w:r>
+      <w:r>
+        <w:rPr>
+          <w:rFonts w:ascii="Times" w:hAnsi="Times"/>
+        </w:rPr>
+        <w:t>”</w:t>
+      </w:r>
+      <w:r>
+        <w:rPr>
+          <w:rFonts w:ascii="Times" w:hAnsi="Times"/>
+        </w:rPr>
+        <w:t xml:space="preserve"> (South China Morning Post, 2025-4-5, with Alex Ngau) </w:t>
       </w:r>
     </w:p>
     <w:p>
@@ -1831,19 +1703,51 @@
         <w:rPr>
           <w:rFonts w:ascii="Times" w:hAnsi="Times"/>
         </w:rPr>
-        <w:t>How Hong Kong can reimagine its greatest asset: people’s homes</w:t>
-      </w:r>
-      <w:r>
-        <w:rPr>
-          <w:rFonts w:ascii="Times" w:hAnsi="Times"/>
-        </w:rPr>
-        <w:t>”</w:t>
-      </w:r>
-      <w:r>
-        <w:rPr>
-          <w:rFonts w:ascii="Times" w:hAnsi="Times"/>
-        </w:rPr>
-        <w:t xml:space="preserve"> (South China Morning Post, 2025-4-5, with Alex Ngau) </w:t>
+        <w:t>Anatomy of a Housing Affordability Crisis: Hong Kong, 2001-2021</w:t>
+      </w:r>
+      <w:r>
+        <w:rPr>
+          <w:rFonts w:ascii="Times" w:hAnsi="Times"/>
+        </w:rPr>
+        <w:t xml:space="preserve">” (Hong Kong Economic Policy Green Paper, </w:t>
+      </w:r>
+      <w:r>
+        <w:rPr>
+          <w:rFonts w:ascii="Times" w:hAnsi="Times"/>
+        </w:rPr>
+        <w:t xml:space="preserve">January </w:t>
+      </w:r>
+      <w:r>
+        <w:rPr>
+          <w:rFonts w:ascii="Times" w:hAnsi="Times"/>
+        </w:rPr>
+        <w:t>202</w:t>
+      </w:r>
+      <w:r>
+        <w:rPr>
+          <w:rFonts w:ascii="Times" w:hAnsi="Times" w:hint="eastAsia"/>
+          <w:lang w:eastAsia="zh-TW"/>
+        </w:rPr>
+        <w:t>5</w:t>
+      </w:r>
+      <w:r>
+        <w:rPr>
+          <w:rFonts w:ascii="Times" w:hAnsi="Times"/>
+        </w:rPr>
+        <w:t xml:space="preserve">, joint with </w:t>
+      </w:r>
+      <w:r>
+        <w:rPr>
+          <w:rFonts w:ascii="Times" w:hAnsi="Times" w:hint="eastAsia"/>
+          <w:lang w:eastAsia="zh-TW"/>
+        </w:rPr>
+        <w:t>Jimmy Ho and Yulin Hong</w:t>
+      </w:r>
+      <w:r>
+        <w:rPr>
+          <w:rFonts w:ascii="Times" w:hAnsi="Times"/>
+        </w:rPr>
+        <w:t>)</w:t>
       </w:r>
     </w:p>
     <w:p>
@@ -1869,51 +1773,31 @@
         <w:rPr>
           <w:rFonts w:ascii="Times" w:hAnsi="Times"/>
         </w:rPr>
-        <w:t>Anatomy of a Housing Affordability Crisis: Hong Kong, 2001-2021</w:t>
-      </w:r>
-      <w:r>
-        <w:rPr>
-          <w:rFonts w:ascii="Times" w:hAnsi="Times"/>
-        </w:rPr>
-        <w:t xml:space="preserve">” (Hong Kong Economic Policy Green Paper, </w:t>
-      </w:r>
-      <w:r>
-        <w:rPr>
-          <w:rFonts w:ascii="Times" w:hAnsi="Times"/>
-        </w:rPr>
-        <w:t xml:space="preserve">January </w:t>
-      </w:r>
-      <w:r>
-        <w:rPr>
-          <w:rFonts w:ascii="Times" w:hAnsi="Times"/>
-        </w:rPr>
-        <w:t>202</w:t>
-      </w:r>
-      <w:r>
-        <w:rPr>
-          <w:rFonts w:ascii="Times" w:hAnsi="Times" w:hint="eastAsia"/>
-          <w:lang w:eastAsia="zh-TW"/>
-        </w:rPr>
-        <w:t>5</w:t>
-      </w:r>
-      <w:r>
-        <w:rPr>
-          <w:rFonts w:ascii="Times" w:hAnsi="Times"/>
-        </w:rPr>
-        <w:t xml:space="preserve">, joint with </w:t>
-      </w:r>
-      <w:r>
-        <w:rPr>
-          <w:rFonts w:ascii="Times" w:hAnsi="Times" w:hint="eastAsia"/>
-          <w:lang w:eastAsia="zh-TW"/>
-        </w:rPr>
-        <w:t>Jimmy Ho and Yulin Hong</w:t>
-      </w:r>
-      <w:r>
-        <w:rPr>
-          <w:rFonts w:ascii="Times" w:hAnsi="Times"/>
-        </w:rPr>
-        <w:t>)</w:t>
+        <w:t>Hong Kong’s economic recovery hinges on having enough adequate housing</w:t>
+      </w:r>
+      <w:r>
+        <w:rPr>
+          <w:rFonts w:ascii="Times" w:hAnsi="Times"/>
+        </w:rPr>
+        <w:t>”</w:t>
+      </w:r>
+      <w:r>
+        <w:rPr>
+          <w:rFonts w:ascii="Times" w:hAnsi="Times"/>
+        </w:rPr>
+        <w:t xml:space="preserve"> (South China Morning Post, </w:t>
+      </w:r>
+      <w:r>
+        <w:rPr>
+          <w:rFonts w:ascii="Times" w:hAnsi="Times"/>
+        </w:rPr>
+        <w:t xml:space="preserve">August </w:t>
+      </w:r>
+      <w:r>
+        <w:rPr>
+          <w:rFonts w:ascii="Times" w:hAnsi="Times"/>
+        </w:rPr>
+        <w:t xml:space="preserve">2024) </w:t>
       </w:r>
     </w:p>
     <w:p>
@@ -1939,31 +1823,25 @@
         <w:rPr>
           <w:rFonts w:ascii="Times" w:hAnsi="Times"/>
         </w:rPr>
-        <w:t>Hong Kong’s economic recovery hinges on having enough adequate housing</w:t>
-      </w:r>
-      <w:r>
-        <w:rPr>
-          <w:rFonts w:ascii="Times" w:hAnsi="Times"/>
-        </w:rPr>
-        <w:t>”</w:t>
-      </w:r>
-      <w:r>
-        <w:rPr>
-          <w:rFonts w:ascii="Times" w:hAnsi="Times"/>
-        </w:rPr>
-        <w:t xml:space="preserve"> (South China Morning Post, </w:t>
-      </w:r>
-      <w:r>
-        <w:rPr>
-          <w:rFonts w:ascii="Times" w:hAnsi="Times"/>
-        </w:rPr>
-        <w:t xml:space="preserve">August </w:t>
-      </w:r>
-      <w:r>
-        <w:rPr>
-          <w:rFonts w:ascii="Times" w:hAnsi="Times"/>
-        </w:rPr>
-        <w:t xml:space="preserve">2024) </w:t>
+        <w:t>Hong Kong must stop letting the well-off hog public rental housing</w:t>
+      </w:r>
+      <w:r>
+        <w:rPr>
+          <w:rFonts w:ascii="Times" w:hAnsi="Times"/>
+        </w:rPr>
+        <w:t xml:space="preserve">” (South China Morning Post, </w:t>
+      </w:r>
+      <w:r>
+        <w:rPr>
+          <w:rFonts w:ascii="Times" w:hAnsi="Times"/>
+        </w:rPr>
+        <w:t xml:space="preserve">May </w:t>
+      </w:r>
+      <w:r>
+        <w:rPr>
+          <w:rFonts w:ascii="Times" w:hAnsi="Times"/>
+        </w:rPr>
+        <w:t>2024)</w:t>
       </w:r>
     </w:p>
     <w:p>
@@ -1989,19 +1867,67 @@
         <w:rPr>
           <w:rFonts w:ascii="Times" w:hAnsi="Times"/>
         </w:rPr>
-        <w:t>Hong Kong must stop letting the well-off hog public rental housing</w:t>
-      </w:r>
-      <w:r>
-        <w:rPr>
-          <w:rFonts w:ascii="Times" w:hAnsi="Times"/>
-        </w:rPr>
-        <w:t xml:space="preserve">” (South China Morning Post, </w:t>
-      </w:r>
-      <w:r>
-        <w:rPr>
-          <w:rFonts w:ascii="Times" w:hAnsi="Times"/>
-        </w:rPr>
-        <w:t xml:space="preserve">May </w:t>
+        <w:t>The Solution to</w:t>
+      </w:r>
+      <w:r>
+        <w:rPr>
+          <w:rFonts w:ascii="Times" w:hAnsi="Times"/>
+        </w:rPr>
+        <w:t xml:space="preserve"> Hong Kong</w:t>
+      </w:r>
+      <w:r>
+        <w:rPr>
+          <w:rFonts w:ascii="Times" w:hAnsi="Times"/>
+        </w:rPr>
+        <w:t xml:space="preserve">’s </w:t>
+      </w:r>
+      <w:r>
+        <w:rPr>
+          <w:rFonts w:ascii="Times" w:hAnsi="Times"/>
+        </w:rPr>
+        <w:t xml:space="preserve">Subdivided </w:t>
+      </w:r>
+      <w:r>
+        <w:rPr>
+          <w:rFonts w:ascii="Times" w:hAnsi="Times"/>
+        </w:rPr>
+        <w:t>Housing Crisis</w:t>
+      </w:r>
+      <w:r>
+        <w:rPr>
+          <w:rFonts w:ascii="Times" w:hAnsi="Times"/>
+        </w:rPr>
+        <w:t>” (</w:t>
+      </w:r>
+      <w:r>
+        <w:rPr>
+          <w:rFonts w:ascii="Times" w:hAnsi="Times"/>
+        </w:rPr>
+        <w:t xml:space="preserve">Translated from </w:t>
+      </w:r>
+      <w:r>
+        <w:rPr>
+          <w:rFonts w:ascii="Times" w:hAnsi="Times"/>
+        </w:rPr>
+        <w:t xml:space="preserve">Hong Kong Economic </w:t>
+      </w:r>
+      <w:r>
+        <w:rPr>
+          <w:rFonts w:ascii="Times" w:hAnsi="Times"/>
+        </w:rPr>
+        <w:t>Journal</w:t>
+      </w:r>
+      <w:r>
+        <w:rPr>
+          <w:rFonts w:ascii="Times" w:hAnsi="Times"/>
+        </w:rPr>
+        <w:t xml:space="preserve">, </w:t>
+      </w:r>
+      <w:r>
+        <w:rPr>
+          <w:rFonts w:ascii="Times" w:hAnsi="Times"/>
+        </w:rPr>
+        <w:t xml:space="preserve">February </w:t>
       </w:r>
       <w:r>
         <w:rPr>
@@ -2027,79 +1953,19 @@
         <w:rPr>
           <w:rFonts w:ascii="Times" w:hAnsi="Times"/>
         </w:rPr>
-        <w:t>“</w:t>
-      </w:r>
-      <w:r>
-        <w:rPr>
-          <w:rFonts w:ascii="Times" w:hAnsi="Times"/>
-        </w:rPr>
-        <w:t>The Solution to</w:t>
-      </w:r>
-      <w:r>
-        <w:rPr>
-          <w:rFonts w:ascii="Times" w:hAnsi="Times"/>
-        </w:rPr>
-        <w:t xml:space="preserve"> Hong Kong</w:t>
-      </w:r>
-      <w:r>
-        <w:rPr>
-          <w:rFonts w:ascii="Times" w:hAnsi="Times"/>
-        </w:rPr>
-        <w:t xml:space="preserve">’s </w:t>
-      </w:r>
-      <w:r>
-        <w:rPr>
-          <w:rFonts w:ascii="Times" w:hAnsi="Times"/>
-        </w:rPr>
-        <w:t xml:space="preserve">Subdivided </w:t>
-      </w:r>
-      <w:r>
-        <w:rPr>
-          <w:rFonts w:ascii="Times" w:hAnsi="Times"/>
-        </w:rPr>
-        <w:t>Housing Crisis</w:t>
-      </w:r>
-      <w:r>
-        <w:rPr>
-          <w:rFonts w:ascii="Times" w:hAnsi="Times"/>
-        </w:rPr>
-        <w:t>” (</w:t>
-      </w:r>
-      <w:r>
-        <w:rPr>
-          <w:rFonts w:ascii="Times" w:hAnsi="Times"/>
-        </w:rPr>
-        <w:t xml:space="preserve">Translated from </w:t>
-      </w:r>
-      <w:r>
-        <w:rPr>
-          <w:rFonts w:ascii="Times" w:hAnsi="Times"/>
-        </w:rPr>
-        <w:t xml:space="preserve">Hong Kong Economic </w:t>
-      </w:r>
-      <w:r>
-        <w:rPr>
-          <w:rFonts w:ascii="Times" w:hAnsi="Times"/>
-        </w:rPr>
-        <w:t>Journal</w:t>
-      </w:r>
-      <w:r>
-        <w:rPr>
-          <w:rFonts w:ascii="Times" w:hAnsi="Times"/>
-        </w:rPr>
-        <w:t xml:space="preserve">, </w:t>
-      </w:r>
-      <w:r>
-        <w:rPr>
-          <w:rFonts w:ascii="Times" w:hAnsi="Times"/>
-        </w:rPr>
-        <w:t xml:space="preserve">February </w:t>
-      </w:r>
-      <w:r>
-        <w:rPr>
-          <w:rFonts w:ascii="Times" w:hAnsi="Times"/>
-        </w:rPr>
-        <w:t>2024)</w:t>
+        <w:t xml:space="preserve">“Brain Drain, Brain Gain, and The Future of Hong Kong: Evidence from LinkedIn Profiles” (Hong Kong Economic Policy Green Paper, </w:t>
+      </w:r>
+      <w:r>
+        <w:rPr>
+          <w:rFonts w:ascii="Times" w:hAnsi="Times"/>
+        </w:rPr>
+        <w:t xml:space="preserve">January </w:t>
+      </w:r>
+      <w:r>
+        <w:rPr>
+          <w:rFonts w:ascii="Times" w:hAnsi="Times"/>
+        </w:rPr>
+        <w:t>2024, joint with Alan Kwan and Heiwai Tang)</w:t>
       </w:r>
     </w:p>
     <w:p>
@@ -2119,7 +1985,7 @@
         <w:rPr>
           <w:rFonts w:ascii="Times" w:hAnsi="Times"/>
         </w:rPr>
-        <w:t xml:space="preserve">“Brain Drain, Brain Gain, and The Future of Hong Kong: Evidence from LinkedIn Profiles” (Hong Kong Economic Policy Green Paper, </w:t>
+        <w:t xml:space="preserve">“Using Data and Algorithms to Reduce Public Housing Wait Times” (Hong Kong Economic Policy Green Paper, </w:t>
       </w:r>
       <w:r>
         <w:rPr>
@@ -2131,21 +1997,7 @@
         <w:rPr>
           <w:rFonts w:ascii="Times" w:hAnsi="Times"/>
         </w:rPr>
-        <w:t xml:space="preserve">2024, joint with Alan Kwan and </w:t>
-      </w:r>
-      <w:proofErr w:type="spellStart"/>
-      <w:r>
-        <w:rPr>
-          <w:rFonts w:ascii="Times" w:hAnsi="Times"/>
-        </w:rPr>
-        <w:t>Heiwai</w:t>
-      </w:r>
-      <w:proofErr w:type="spellEnd"/>
-      <w:r>
-        <w:rPr>
-          <w:rFonts w:ascii="Times" w:hAnsi="Times"/>
-        </w:rPr>
-        <w:t xml:space="preserve"> Tang)</w:t>
+        <w:t>2024, joint with Shing-Yi Wang and Maisy Wong)</w:t>
       </w:r>
     </w:p>
     <w:p>
@@ -2165,19 +2017,71 @@
         <w:rPr>
           <w:rFonts w:ascii="Times" w:hAnsi="Times"/>
         </w:rPr>
-        <w:t xml:space="preserve">“Using Data and Algorithms to Reduce Public Housing Wait Times” (Hong Kong Economic Policy Green Paper, </w:t>
-      </w:r>
-      <w:r>
-        <w:rPr>
-          <w:rFonts w:ascii="Times" w:hAnsi="Times"/>
-        </w:rPr>
-        <w:t xml:space="preserve">January </w:t>
-      </w:r>
-      <w:r>
-        <w:rPr>
-          <w:rFonts w:ascii="Times" w:hAnsi="Times"/>
-        </w:rPr>
-        <w:t>2024, joint with Shing-Yi Wang and Maisy Wong)</w:t>
+        <w:t>“What Caused Hong Kong’s Housing Crisis?” (Hong Kong Economic Policy Green Paper, 2022)</w:t>
+      </w:r>
+    </w:p>
+    <w:p>
+      <w:pPr>
+        <w:spacing w:after="120" w:line="276" w:lineRule="auto"/>
+        <w:rPr>
+          <w:rFonts w:ascii="Times" w:hAnsi="Times"/>
+          <w:lang w:eastAsia="zh-TW"/>
+        </w:rPr>
+      </w:pPr>
+    </w:p>
+    <w:p>
+      <w:pPr>
+        <w:spacing w:line="360" w:lineRule="auto"/>
+        <w:rPr>
+          <w:rFonts w:ascii="Times" w:hAnsi="Times"/>
+          <w:b/>
+          <w:bCs/>
+          <w:sz w:val="4"/>
+          <w:szCs w:val="4"/>
+        </w:rPr>
+      </w:pPr>
+      <w:r>
+        <w:rPr>
+          <w:rFonts w:ascii="Times" w:hAnsi="Times"/>
+          <w:b/>
+          <w:bCs/>
+        </w:rPr>
+        <w:t>NON-PEER REVIEWED</w:t>
+      </w:r>
+      <w:r>
+        <w:rPr>
+          <w:rFonts w:ascii="Times" w:hAnsi="Times"/>
+          <w:b/>
+          <w:bCs/>
+        </w:rPr>
+        <w:t xml:space="preserve"> ARTICLE</w:t>
+      </w:r>
+      <w:r>
+        <w:rPr>
+          <w:rFonts w:ascii="Times" w:hAnsi="Times"/>
+          <w:b/>
+          <w:bCs/>
+        </w:rPr>
+        <w:t xml:space="preserve">S </w:t>
+      </w:r>
+      <w:r>
+        <w:rPr>
+          <w:rFonts w:ascii="Times" w:hAnsi="Times"/>
+          <w:b/>
+          <w:bCs/>
+          <w:sz w:val="4"/>
+          <w:szCs w:val="4"/>
+        </w:rPr>
+        <w:t xml:space="preserve"> </w:t>
+      </w:r>
+      <w:r>
+        <w:rPr>
+          <w:rFonts w:ascii="Times" w:hAnsi="Times" w:hint="eastAsia"/>
+          <w:b/>
+          <w:bCs/>
+          <w:lang w:eastAsia="zh-TW"/>
+        </w:rPr>
+        <w:t>(CHINESE)</w:t>
       </w:r>
     </w:p>
     <w:p>
@@ -2187,100 +2091,67 @@
           <w:ilvl w:val="0"/>
           <w:numId w:val="1"/>
         </w:numPr>
-        <w:spacing w:after="120" w:line="276" w:lineRule="auto"/>
-        <w:contextualSpacing w:val="0"/>
-        <w:rPr>
-          <w:rFonts w:ascii="Times" w:hAnsi="Times"/>
-        </w:rPr>
-      </w:pPr>
-      <w:r>
-        <w:rPr>
-          <w:rFonts w:ascii="Times" w:hAnsi="Times"/>
-        </w:rPr>
-        <w:t>“What Caused Hong Kong’s Housing Crisis?” (Hong Kong Economic Policy Green Paper, 2022)</w:t>
-      </w:r>
-    </w:p>
-    <w:p>
-      <w:pPr>
-        <w:spacing w:after="120" w:line="276" w:lineRule="auto"/>
-        <w:rPr>
-          <w:rFonts w:ascii="Times" w:hAnsi="Times"/>
-          <w:lang w:eastAsia="zh-TW"/>
-        </w:rPr>
-      </w:pPr>
-    </w:p>
-    <w:p>
-      <w:pPr>
-        <w:spacing w:line="360" w:lineRule="auto"/>
-        <w:rPr>
-          <w:rFonts w:ascii="Times" w:hAnsi="Times"/>
-          <w:b/>
-          <w:bCs/>
-          <w:sz w:val="4"/>
-          <w:szCs w:val="4"/>
-        </w:rPr>
-      </w:pPr>
-      <w:r>
-        <w:rPr>
-          <w:rFonts w:ascii="Times" w:hAnsi="Times"/>
-          <w:b/>
-          <w:bCs/>
-        </w:rPr>
-        <w:t>NON-PEER REVIEWED</w:t>
-      </w:r>
-      <w:r>
-        <w:rPr>
-          <w:rFonts w:ascii="Times" w:hAnsi="Times"/>
-          <w:b/>
-          <w:bCs/>
+        <w:spacing w:line="360" w:lineRule="auto"/>
+        <w:rPr>
+          <w:rFonts w:ascii="Times" w:hAnsi="Times"/>
+          <w:lang w:eastAsia="zh-TW"/>
+        </w:rPr>
+      </w:pPr>
+      <w:r>
+        <w:rPr>
+          <w:rFonts w:ascii="Times" w:hAnsi="Times" w:hint="eastAsia"/>
+          <w:lang w:eastAsia="zh-TW"/>
+        </w:rPr>
+        <w:t>租置杳然未破局</w:t>
+      </w:r>
+      <w:r>
+        <w:rPr>
+          <w:rFonts w:ascii="Times" w:hAnsi="Times" w:hint="eastAsia"/>
+          <w:lang w:eastAsia="zh-TW"/>
         </w:rPr>
         <w:t xml:space="preserve"> </w:t>
       </w:r>
-      <w:proofErr w:type="gramStart"/>
-      <w:r>
-        <w:rPr>
-          <w:rFonts w:ascii="Times" w:hAnsi="Times"/>
-          <w:b/>
-          <w:bCs/>
-        </w:rPr>
-        <w:t>ARTICLE</w:t>
-      </w:r>
-      <w:r>
-        <w:rPr>
-          <w:rFonts w:ascii="Times" w:hAnsi="Times"/>
-          <w:b/>
-          <w:bCs/>
-        </w:rPr>
-        <w:t xml:space="preserve">S </w:t>
-      </w:r>
-      <w:r>
-        <w:rPr>
-          <w:rFonts w:ascii="Times" w:hAnsi="Times"/>
-          <w:b/>
-          <w:bCs/>
-          <w:sz w:val="4"/>
-          <w:szCs w:val="4"/>
-        </w:rPr>
-        <w:t xml:space="preserve"> </w:t>
-      </w:r>
-      <w:r>
-        <w:rPr>
-          <w:rFonts w:ascii="Times" w:hAnsi="Times" w:hint="eastAsia"/>
-          <w:b/>
-          <w:bCs/>
-          <w:lang w:eastAsia="zh-TW"/>
-        </w:rPr>
-        <w:t>(</w:t>
-      </w:r>
-      <w:proofErr w:type="gramEnd"/>
-      <w:r>
-        <w:rPr>
-          <w:rFonts w:ascii="Times" w:hAnsi="Times" w:hint="eastAsia"/>
-          <w:b/>
-          <w:bCs/>
-          <w:lang w:eastAsia="zh-TW"/>
-        </w:rPr>
-        <w:t>CHINESE)</w:t>
+      <w:r>
+        <w:rPr>
+          <w:rFonts w:ascii="Times" w:hAnsi="Times" w:hint="eastAsia"/>
+          <w:lang w:eastAsia="zh-TW"/>
+        </w:rPr>
+        <w:t>夾心階層上流難</w:t>
+      </w:r>
+      <w:r>
+        <w:rPr>
+          <w:rFonts w:ascii="Times" w:hAnsi="Times" w:hint="eastAsia"/>
+          <w:lang w:eastAsia="zh-TW"/>
+        </w:rPr>
+        <w:t xml:space="preserve"> (</w:t>
+      </w:r>
+      <w:r>
+        <w:rPr>
+          <w:rFonts w:ascii="Times" w:hAnsi="Times" w:hint="eastAsia"/>
+          <w:lang w:eastAsia="zh-TW"/>
+        </w:rPr>
+        <w:t>信報</w:t>
+      </w:r>
+      <w:r>
+        <w:rPr>
+          <w:rFonts w:ascii="Times" w:hAnsi="Times" w:hint="eastAsia"/>
+          <w:lang w:eastAsia="zh-TW"/>
+        </w:rPr>
+        <w:t xml:space="preserve">, 2025-9-18, </w:t>
+      </w:r>
+      <w:r>
+        <w:rPr>
+          <w:rFonts w:ascii="Times" w:hAnsi="Times" w:hint="eastAsia"/>
+          <w:lang w:eastAsia="zh-TW"/>
+        </w:rPr>
+        <w:t>與牛致行和宋恩榮</w:t>
+      </w:r>
+      <w:r>
+        <w:rPr>
+          <w:rFonts w:ascii="Times" w:hAnsi="Times" w:hint="eastAsia"/>
+          <w:lang w:eastAsia="zh-TW"/>
+        </w:rPr>
+        <w:t xml:space="preserve">) </w:t>
       </w:r>
     </w:p>
     <w:p>
@@ -2301,35 +2172,14 @@
           <w:rFonts w:ascii="Times" w:hAnsi="Times" w:hint="eastAsia"/>
           <w:lang w:eastAsia="zh-TW"/>
         </w:rPr>
-        <w:t>公營房屋改革</w:t>
-      </w:r>
-      <w:r>
-        <w:rPr>
-          <w:rFonts w:ascii="Times" w:hAnsi="Times"/>
-          <w:lang w:eastAsia="zh-TW"/>
-        </w:rPr>
-        <w:t xml:space="preserve"> </w:t>
-      </w:r>
-      <w:r>
-        <w:rPr>
-          <w:rFonts w:ascii="Times" w:hAnsi="Times" w:hint="eastAsia"/>
-          <w:lang w:eastAsia="zh-TW"/>
-        </w:rPr>
-        <w:t>會否冲跨私樓市場</w:t>
-      </w:r>
-      <w:r>
-        <w:rPr>
-          <w:rFonts w:ascii="Times" w:hAnsi="Times"/>
-          <w:lang w:eastAsia="zh-TW"/>
-        </w:rPr>
-        <w:t xml:space="preserve"> </w:t>
-      </w:r>
-      <w:r>
-        <w:rPr>
-          <w:rFonts w:ascii="Times" w:hAnsi="Times"/>
-          <w:lang w:eastAsia="zh-TW"/>
-        </w:rPr>
-        <w:t>(</w:t>
+        <w:t>房策全面改革——促進置業、重建房屋階梯、鼓勵青年上流</w:t>
+      </w:r>
+      <w:r>
+        <w:rPr>
+          <w:rFonts w:ascii="Times" w:hAnsi="Times" w:hint="eastAsia"/>
+          <w:lang w:eastAsia="zh-TW"/>
+        </w:rPr>
+        <w:t xml:space="preserve"> (</w:t>
       </w:r>
       <w:r>
         <w:rPr>
@@ -2340,10 +2190,10 @@
       </w:r>
       <w:r>
         <w:rPr>
-          <w:rFonts w:ascii="Times" w:hAnsi="Times"/>
-          <w:lang w:eastAsia="zh-TW"/>
-        </w:rPr>
-        <w:t xml:space="preserve">, 2025-8-21, </w:t>
+          <w:rFonts w:ascii="Times" w:hAnsi="Times" w:hint="eastAsia"/>
+          <w:lang w:eastAsia="zh-TW"/>
+        </w:rPr>
+        <w:t xml:space="preserve">, 2025-9-11, </w:t>
       </w:r>
       <w:r>
         <w:rPr>
@@ -2354,7 +2204,7 @@
       </w:r>
       <w:r>
         <w:rPr>
-          <w:rFonts w:ascii="Times" w:hAnsi="Times"/>
+          <w:rFonts w:ascii="Times" w:hAnsi="Times" w:hint="eastAsia"/>
           <w:lang w:eastAsia="zh-TW"/>
         </w:rPr>
         <w:t>)</w:t>
@@ -2378,14 +2228,35 @@
           <w:rFonts w:ascii="Times" w:hAnsi="Times" w:hint="eastAsia"/>
           <w:lang w:eastAsia="zh-TW"/>
         </w:rPr>
-        <w:t>租置計劃：從失敗教訓到全民共享</w:t>
-      </w:r>
-      <w:r>
-        <w:rPr>
-          <w:rFonts w:ascii="Times" w:hAnsi="Times" w:hint="eastAsia"/>
-          <w:lang w:eastAsia="zh-TW"/>
-        </w:rPr>
-        <w:t xml:space="preserve"> (</w:t>
+        <w:t>公營房屋改革</w:t>
+      </w:r>
+      <w:r>
+        <w:rPr>
+          <w:rFonts w:ascii="Times" w:hAnsi="Times"/>
+          <w:lang w:eastAsia="zh-TW"/>
+        </w:rPr>
+        <w:t xml:space="preserve"> </w:t>
+      </w:r>
+      <w:r>
+        <w:rPr>
+          <w:rFonts w:ascii="Times" w:hAnsi="Times" w:hint="eastAsia"/>
+          <w:lang w:eastAsia="zh-TW"/>
+        </w:rPr>
+        <w:t>會否冲跨私樓市場</w:t>
+      </w:r>
+      <w:r>
+        <w:rPr>
+          <w:rFonts w:ascii="Times" w:hAnsi="Times"/>
+          <w:lang w:eastAsia="zh-TW"/>
+        </w:rPr>
+        <w:t xml:space="preserve"> </w:t>
+      </w:r>
+      <w:r>
+        <w:rPr>
+          <w:rFonts w:ascii="Times" w:hAnsi="Times"/>
+          <w:lang w:eastAsia="zh-TW"/>
+        </w:rPr>
+        <w:t>(</w:t>
       </w:r>
       <w:r>
         <w:rPr>
@@ -2396,10 +2267,10 @@
       </w:r>
       <w:r>
         <w:rPr>
-          <w:rFonts w:ascii="Times" w:hAnsi="Times" w:hint="eastAsia"/>
-          <w:lang w:eastAsia="zh-TW"/>
-        </w:rPr>
-        <w:t xml:space="preserve">, 2025-7-31, </w:t>
+          <w:rFonts w:ascii="Times" w:hAnsi="Times"/>
+          <w:lang w:eastAsia="zh-TW"/>
+        </w:rPr>
+        <w:t xml:space="preserve">, 2025-8-21, </w:t>
       </w:r>
       <w:r>
         <w:rPr>
@@ -2410,7 +2281,7 @@
       </w:r>
       <w:r>
         <w:rPr>
-          <w:rFonts w:ascii="Times" w:hAnsi="Times" w:hint="eastAsia"/>
+          <w:rFonts w:ascii="Times" w:hAnsi="Times"/>
           <w:lang w:eastAsia="zh-TW"/>
         </w:rPr>
         <w:t>)</w:t>
@@ -2434,21 +2305,7 @@
           <w:rFonts w:ascii="Times" w:hAnsi="Times" w:hint="eastAsia"/>
           <w:lang w:eastAsia="zh-TW"/>
         </w:rPr>
-        <w:t>居屋二手市場流通窒息</w:t>
-      </w:r>
-      <w:r>
-        <w:rPr>
-          <w:rFonts w:ascii="Times" w:hAnsi="Times" w:hint="eastAsia"/>
-          <w:lang w:eastAsia="zh-TW"/>
-        </w:rPr>
-        <w:t xml:space="preserve"> </w:t>
-      </w:r>
-      <w:r>
-        <w:rPr>
-          <w:rFonts w:ascii="Times" w:hAnsi="Times" w:hint="eastAsia"/>
-          <w:lang w:eastAsia="zh-TW"/>
-        </w:rPr>
-        <w:t>買賣限制須大幅放寬</w:t>
+        <w:t>租置計劃：從失敗教訓到全民共享</w:t>
       </w:r>
       <w:r>
         <w:rPr>
@@ -2469,7 +2326,7 @@
           <w:rFonts w:ascii="Times" w:hAnsi="Times" w:hint="eastAsia"/>
           <w:lang w:eastAsia="zh-TW"/>
         </w:rPr>
-        <w:t xml:space="preserve">, 2025-7-3, </w:t>
+        <w:t xml:space="preserve">, 2025-7-31, </w:t>
       </w:r>
       <w:r>
         <w:rPr>
@@ -2483,7 +2340,7 @@
           <w:rFonts w:ascii="Times" w:hAnsi="Times" w:hint="eastAsia"/>
           <w:lang w:eastAsia="zh-TW"/>
         </w:rPr>
-        <w:t xml:space="preserve">) </w:t>
+        <w:t>)</w:t>
       </w:r>
     </w:p>
     <w:p>
@@ -2504,7 +2361,7 @@
           <w:rFonts w:ascii="Times" w:hAnsi="Times" w:hint="eastAsia"/>
           <w:lang w:eastAsia="zh-TW"/>
         </w:rPr>
-        <w:t>居屋嚴重短缺扭曲社會發展</w:t>
+        <w:t>居屋二手市場流通窒息</w:t>
       </w:r>
       <w:r>
         <w:rPr>
@@ -2518,7 +2375,7 @@
           <w:rFonts w:ascii="Times" w:hAnsi="Times" w:hint="eastAsia"/>
           <w:lang w:eastAsia="zh-TW"/>
         </w:rPr>
-        <w:t>需大幅擴建</w:t>
+        <w:t>買賣限制須大幅放寬</w:t>
       </w:r>
       <w:r>
         <w:rPr>
@@ -2539,7 +2396,7 @@
           <w:rFonts w:ascii="Times" w:hAnsi="Times" w:hint="eastAsia"/>
           <w:lang w:eastAsia="zh-TW"/>
         </w:rPr>
-        <w:t xml:space="preserve">, 2025-6-27, </w:t>
+        <w:t xml:space="preserve">, 2025-7-3, </w:t>
       </w:r>
       <w:r>
         <w:rPr>
@@ -2553,7 +2410,7 @@
           <w:rFonts w:ascii="Times" w:hAnsi="Times" w:hint="eastAsia"/>
           <w:lang w:eastAsia="zh-TW"/>
         </w:rPr>
-        <w:t>)</w:t>
+        <w:t xml:space="preserve">) </w:t>
       </w:r>
     </w:p>
     <w:p>
@@ -2574,7 +2431,7 @@
           <w:rFonts w:ascii="Times" w:hAnsi="Times" w:hint="eastAsia"/>
           <w:lang w:eastAsia="zh-TW"/>
         </w:rPr>
-        <w:t>現金津貼試行計劃退場</w:t>
+        <w:t>居屋嚴重短缺扭曲社會發展</w:t>
       </w:r>
       <w:r>
         <w:rPr>
@@ -2588,7 +2445,7 @@
           <w:rFonts w:ascii="Times" w:hAnsi="Times" w:hint="eastAsia"/>
           <w:lang w:eastAsia="zh-TW"/>
         </w:rPr>
-        <w:t>是明智決定——從經濟學理論看補貼轉型的必要性</w:t>
+        <w:t>需大幅擴建</w:t>
       </w:r>
       <w:r>
         <w:rPr>
@@ -2609,7 +2466,7 @@
           <w:rFonts w:ascii="Times" w:hAnsi="Times" w:hint="eastAsia"/>
           <w:lang w:eastAsia="zh-TW"/>
         </w:rPr>
-        <w:t xml:space="preserve">, 2025-6-5, </w:t>
+        <w:t xml:space="preserve">, 2025-6-27, </w:t>
       </w:r>
       <w:r>
         <w:rPr>
@@ -2623,7 +2480,7 @@
           <w:rFonts w:ascii="Times" w:hAnsi="Times" w:hint="eastAsia"/>
           <w:lang w:eastAsia="zh-TW"/>
         </w:rPr>
-        <w:t xml:space="preserve">) </w:t>
+        <w:t>)</w:t>
       </w:r>
     </w:p>
     <w:p>
@@ -2645,7 +2502,7 @@
           <w:lang w:eastAsia="zh-TW"/>
         </w:rPr>
         <w:lastRenderedPageBreak/>
-        <w:t>財赤之出路：賣公屋</w:t>
+        <w:t>現金津貼試行計劃退場</w:t>
       </w:r>
       <w:r>
         <w:rPr>
@@ -2659,7 +2516,7 @@
           <w:rFonts w:ascii="Times" w:hAnsi="Times" w:hint="eastAsia"/>
           <w:lang w:eastAsia="zh-TW"/>
         </w:rPr>
-        <w:t>救香港！</w:t>
+        <w:t>是明智決定——從經濟學理論看補貼轉型的必要性</w:t>
       </w:r>
       <w:r>
         <w:rPr>
@@ -2680,7 +2537,7 @@
           <w:rFonts w:ascii="Times" w:hAnsi="Times" w:hint="eastAsia"/>
           <w:lang w:eastAsia="zh-TW"/>
         </w:rPr>
-        <w:t xml:space="preserve">, 2025-4-24, </w:t>
+        <w:t xml:space="preserve">, 2025-6-5, </w:t>
       </w:r>
       <w:r>
         <w:rPr>
@@ -2694,7 +2551,7 @@
           <w:rFonts w:ascii="Times" w:hAnsi="Times" w:hint="eastAsia"/>
           <w:lang w:eastAsia="zh-TW"/>
         </w:rPr>
-        <w:t>)</w:t>
+        <w:t xml:space="preserve">) </w:t>
       </w:r>
     </w:p>
     <w:p>
@@ -2715,11 +2572,11 @@
           <w:rFonts w:ascii="Times" w:hAnsi="Times" w:hint="eastAsia"/>
           <w:lang w:eastAsia="zh-TW"/>
         </w:rPr>
-        <w:t>香港經濟面臨長期衰退</w:t>
-      </w:r>
-      <w:r>
-        <w:rPr>
-          <w:rFonts w:ascii="Times" w:hAnsi="Times"/>
+        <w:t>財赤之出路：賣公屋</w:t>
+      </w:r>
+      <w:r>
+        <w:rPr>
+          <w:rFonts w:ascii="Times" w:hAnsi="Times" w:hint="eastAsia"/>
           <w:lang w:eastAsia="zh-TW"/>
         </w:rPr>
         <w:t xml:space="preserve"> </w:t>
@@ -2729,11 +2586,11 @@
           <w:rFonts w:ascii="Times" w:hAnsi="Times" w:hint="eastAsia"/>
           <w:lang w:eastAsia="zh-TW"/>
         </w:rPr>
-        <w:t>房策須全面改革（下）</w:t>
-      </w:r>
-      <w:r>
-        <w:rPr>
-          <w:rFonts w:ascii="Times" w:hAnsi="Times"/>
+        <w:t>救香港！</w:t>
+      </w:r>
+      <w:r>
+        <w:rPr>
+          <w:rFonts w:ascii="Times" w:hAnsi="Times" w:hint="eastAsia"/>
           <w:lang w:eastAsia="zh-TW"/>
         </w:rPr>
         <w:t xml:space="preserve"> (</w:t>
@@ -2747,10 +2604,10 @@
       </w:r>
       <w:r>
         <w:rPr>
-          <w:rFonts w:ascii="Times" w:hAnsi="Times"/>
-          <w:lang w:eastAsia="zh-TW"/>
-        </w:rPr>
-        <w:t xml:space="preserve">, 2025-3-21, </w:t>
+          <w:rFonts w:ascii="Times" w:hAnsi="Times" w:hint="eastAsia"/>
+          <w:lang w:eastAsia="zh-TW"/>
+        </w:rPr>
+        <w:t xml:space="preserve">, 2025-4-24, </w:t>
       </w:r>
       <w:r>
         <w:rPr>
@@ -2761,7 +2618,7 @@
       </w:r>
       <w:r>
         <w:rPr>
-          <w:rFonts w:ascii="Times" w:hAnsi="Times"/>
+          <w:rFonts w:ascii="Times" w:hAnsi="Times" w:hint="eastAsia"/>
           <w:lang w:eastAsia="zh-TW"/>
         </w:rPr>
         <w:t>)</w:t>
@@ -2799,14 +2656,14 @@
           <w:rFonts w:ascii="Times" w:hAnsi="Times" w:hint="eastAsia"/>
           <w:lang w:eastAsia="zh-TW"/>
         </w:rPr>
-        <w:t>房策須全面改革（上）</w:t>
-      </w:r>
-      <w:r>
-        <w:rPr>
-          <w:rFonts w:ascii="Times" w:hAnsi="Times"/>
-          <w:lang w:eastAsia="zh-TW"/>
-        </w:rPr>
-        <w:t>(</w:t>
+        <w:t>房策須全面改革（下）</w:t>
+      </w:r>
+      <w:r>
+        <w:rPr>
+          <w:rFonts w:ascii="Times" w:hAnsi="Times"/>
+          <w:lang w:eastAsia="zh-TW"/>
+        </w:rPr>
+        <w:t xml:space="preserve"> (</w:t>
       </w:r>
       <w:r>
         <w:rPr>
@@ -2820,7 +2677,7 @@
           <w:rFonts w:ascii="Times" w:hAnsi="Times"/>
           <w:lang w:eastAsia="zh-TW"/>
         </w:rPr>
-        <w:t xml:space="preserve">, 2025-2-20, </w:t>
+        <w:t xml:space="preserve">, 2025-3-21, </w:t>
       </w:r>
       <w:r>
         <w:rPr>
@@ -2855,39 +2712,53 @@
           <w:rFonts w:ascii="Times" w:hAnsi="Times" w:hint="eastAsia"/>
           <w:lang w:eastAsia="zh-TW"/>
         </w:rPr>
-        <w:t>剖析香港住房危機：演變與對策</w:t>
-      </w:r>
-      <w:r>
-        <w:rPr>
-          <w:rFonts w:ascii="Times" w:hAnsi="Times" w:hint="eastAsia"/>
-          <w:lang w:eastAsia="zh-TW"/>
-        </w:rPr>
-        <w:t xml:space="preserve"> (</w:t>
-      </w:r>
-      <w:r>
-        <w:rPr>
-          <w:rFonts w:ascii="Times" w:hAnsi="Times" w:hint="eastAsia"/>
-          <w:lang w:eastAsia="zh-TW"/>
-        </w:rPr>
-        <w:t>香港經濟政策綠皮書</w:t>
-      </w:r>
-      <w:r>
-        <w:rPr>
-          <w:rFonts w:ascii="Times" w:hAnsi="Times" w:hint="eastAsia"/>
-          <w:lang w:eastAsia="zh-TW"/>
-        </w:rPr>
-        <w:t xml:space="preserve">, 2025-1-9, </w:t>
-      </w:r>
-      <w:r>
-        <w:rPr>
-          <w:rFonts w:ascii="Times" w:hAnsi="Times" w:hint="eastAsia"/>
-          <w:lang w:eastAsia="zh-TW"/>
-        </w:rPr>
-        <w:t>與何漢樑和洪雨林</w:t>
-      </w:r>
-      <w:r>
-        <w:rPr>
-          <w:rFonts w:ascii="Times" w:hAnsi="Times" w:hint="eastAsia"/>
+        <w:t>香港經濟面臨長期衰退</w:t>
+      </w:r>
+      <w:r>
+        <w:rPr>
+          <w:rFonts w:ascii="Times" w:hAnsi="Times"/>
+          <w:lang w:eastAsia="zh-TW"/>
+        </w:rPr>
+        <w:t xml:space="preserve"> </w:t>
+      </w:r>
+      <w:r>
+        <w:rPr>
+          <w:rFonts w:ascii="Times" w:hAnsi="Times" w:hint="eastAsia"/>
+          <w:lang w:eastAsia="zh-TW"/>
+        </w:rPr>
+        <w:t>房策須全面改革（上）</w:t>
+      </w:r>
+      <w:r>
+        <w:rPr>
+          <w:rFonts w:ascii="Times" w:hAnsi="Times"/>
+          <w:lang w:eastAsia="zh-TW"/>
+        </w:rPr>
+        <w:t>(</w:t>
+      </w:r>
+      <w:r>
+        <w:rPr>
+          <w:rFonts w:ascii="Times" w:hAnsi="Times" w:hint="eastAsia"/>
+          <w:lang w:eastAsia="zh-TW"/>
+        </w:rPr>
+        <w:t>明報</w:t>
+      </w:r>
+      <w:r>
+        <w:rPr>
+          <w:rFonts w:ascii="Times" w:hAnsi="Times"/>
+          <w:lang w:eastAsia="zh-TW"/>
+        </w:rPr>
+        <w:t xml:space="preserve">, 2025-2-20, </w:t>
+      </w:r>
+      <w:r>
+        <w:rPr>
+          <w:rFonts w:ascii="Times" w:hAnsi="Times" w:hint="eastAsia"/>
+          <w:lang w:eastAsia="zh-TW"/>
+        </w:rPr>
+        <w:t>與牛致行和宋恩榮</w:t>
+      </w:r>
+      <w:r>
+        <w:rPr>
+          <w:rFonts w:ascii="Times" w:hAnsi="Times"/>
           <w:lang w:eastAsia="zh-TW"/>
         </w:rPr>
         <w:t>)</w:t>
@@ -2911,21 +2782,7 @@
           <w:rFonts w:ascii="Times" w:hAnsi="Times" w:hint="eastAsia"/>
           <w:lang w:eastAsia="zh-TW"/>
         </w:rPr>
-        <w:t>要告別劏房</w:t>
-      </w:r>
-      <w:r>
-        <w:rPr>
-          <w:rFonts w:ascii="Times" w:hAnsi="Times" w:hint="eastAsia"/>
-          <w:lang w:eastAsia="zh-TW"/>
-        </w:rPr>
-        <w:t xml:space="preserve"> </w:t>
-      </w:r>
-      <w:r>
-        <w:rPr>
-          <w:rFonts w:ascii="Times" w:hAnsi="Times" w:hint="eastAsia"/>
-          <w:lang w:eastAsia="zh-TW"/>
-        </w:rPr>
-        <w:t>絕不能規管起始租金</w:t>
+        <w:t>剖析香港住房危機：演變與對策</w:t>
       </w:r>
       <w:r>
         <w:rPr>
@@ -2939,49 +2796,21 @@
           <w:rFonts w:ascii="Times" w:hAnsi="Times" w:hint="eastAsia"/>
           <w:lang w:eastAsia="zh-TW"/>
         </w:rPr>
-        <w:t>明報</w:t>
-      </w:r>
-      <w:r>
-        <w:rPr>
-          <w:rFonts w:ascii="Times" w:hAnsi="Times" w:hint="eastAsia"/>
-          <w:lang w:eastAsia="zh-TW"/>
-        </w:rPr>
-        <w:t>, 2024-</w:t>
-      </w:r>
-      <w:r>
-        <w:rPr>
-          <w:rFonts w:ascii="Times" w:hAnsi="Times" w:hint="eastAsia"/>
-          <w:lang w:eastAsia="zh-TW"/>
-        </w:rPr>
-        <w:t>11</w:t>
-      </w:r>
-      <w:r>
-        <w:rPr>
-          <w:rFonts w:ascii="Times" w:hAnsi="Times" w:hint="eastAsia"/>
-          <w:lang w:eastAsia="zh-TW"/>
-        </w:rPr>
-        <w:t>-</w:t>
-      </w:r>
-      <w:r>
-        <w:rPr>
-          <w:rFonts w:ascii="Times" w:hAnsi="Times" w:hint="eastAsia"/>
-          <w:lang w:eastAsia="zh-TW"/>
-        </w:rPr>
-        <w:t>7,</w:t>
-      </w:r>
-      <w:r>
-        <w:rPr>
-          <w:rFonts w:ascii="Times" w:hAnsi="Times" w:hint="eastAsia"/>
-          <w:lang w:eastAsia="zh-TW"/>
-        </w:rPr>
-        <w:t>與</w:t>
-      </w:r>
-      <w:r>
-        <w:rPr>
-          <w:rFonts w:ascii="Times" w:hAnsi="Times" w:hint="eastAsia"/>
-          <w:lang w:eastAsia="zh-TW"/>
-        </w:rPr>
-        <w:t>宋恩榮</w:t>
+        <w:t>香港經濟政策綠皮書</w:t>
+      </w:r>
+      <w:r>
+        <w:rPr>
+          <w:rFonts w:ascii="Times" w:hAnsi="Times" w:hint="eastAsia"/>
+          <w:lang w:eastAsia="zh-TW"/>
+        </w:rPr>
+        <w:t xml:space="preserve">, 2025-1-9, </w:t>
+      </w:r>
+      <w:r>
+        <w:rPr>
+          <w:rFonts w:ascii="Times" w:hAnsi="Times" w:hint="eastAsia"/>
+          <w:lang w:eastAsia="zh-TW"/>
+        </w:rPr>
+        <w:t>與何漢樑和洪雨林</w:t>
       </w:r>
       <w:r>
         <w:rPr>
@@ -3009,7 +2838,7 @@
           <w:rFonts w:ascii="Times" w:hAnsi="Times" w:hint="eastAsia"/>
           <w:lang w:eastAsia="zh-TW"/>
         </w:rPr>
-        <w:t>住房短缺礙引才</w:t>
+        <w:t>要告別劏房</w:t>
       </w:r>
       <w:r>
         <w:rPr>
@@ -3023,7 +2852,7 @@
           <w:rFonts w:ascii="Times" w:hAnsi="Times" w:hint="eastAsia"/>
           <w:lang w:eastAsia="zh-TW"/>
         </w:rPr>
-        <w:t>政府應續增建屋</w:t>
+        <w:t>絕不能規管起始租金</w:t>
       </w:r>
       <w:r>
         <w:rPr>
@@ -3044,7 +2873,49 @@
           <w:rFonts w:ascii="Times" w:hAnsi="Times" w:hint="eastAsia"/>
           <w:lang w:eastAsia="zh-TW"/>
         </w:rPr>
-        <w:t>, 2024-8-14)</w:t>
+        <w:t>, 2024-</w:t>
+      </w:r>
+      <w:r>
+        <w:rPr>
+          <w:rFonts w:ascii="Times" w:hAnsi="Times" w:hint="eastAsia"/>
+          <w:lang w:eastAsia="zh-TW"/>
+        </w:rPr>
+        <w:t>11</w:t>
+      </w:r>
+      <w:r>
+        <w:rPr>
+          <w:rFonts w:ascii="Times" w:hAnsi="Times" w:hint="eastAsia"/>
+          <w:lang w:eastAsia="zh-TW"/>
+        </w:rPr>
+        <w:t>-</w:t>
+      </w:r>
+      <w:r>
+        <w:rPr>
+          <w:rFonts w:ascii="Times" w:hAnsi="Times" w:hint="eastAsia"/>
+          <w:lang w:eastAsia="zh-TW"/>
+        </w:rPr>
+        <w:t>7,</w:t>
+      </w:r>
+      <w:r>
+        <w:rPr>
+          <w:rFonts w:ascii="Times" w:hAnsi="Times" w:hint="eastAsia"/>
+          <w:lang w:eastAsia="zh-TW"/>
+        </w:rPr>
+        <w:t>與</w:t>
+      </w:r>
+      <w:r>
+        <w:rPr>
+          <w:rFonts w:ascii="Times" w:hAnsi="Times" w:hint="eastAsia"/>
+          <w:lang w:eastAsia="zh-TW"/>
+        </w:rPr>
+        <w:t>宋恩榮</w:t>
+      </w:r>
+      <w:r>
+        <w:rPr>
+          <w:rFonts w:ascii="Times" w:hAnsi="Times" w:hint="eastAsia"/>
+          <w:lang w:eastAsia="zh-TW"/>
+        </w:rPr>
+        <w:t>)</w:t>
       </w:r>
     </w:p>
     <w:p>
@@ -3057,14 +2928,15 @@
         <w:spacing w:line="360" w:lineRule="auto"/>
         <w:rPr>
           <w:rFonts w:ascii="Times" w:hAnsi="Times"/>
-        </w:rPr>
-      </w:pPr>
-      <w:r>
-        <w:rPr>
-          <w:rFonts w:ascii="Times" w:hAnsi="Times" w:hint="eastAsia"/>
-          <w:lang w:eastAsia="zh-TW"/>
-        </w:rPr>
-        <w:t>加強富戶審查</w:t>
+          <w:lang w:eastAsia="zh-TW"/>
+        </w:rPr>
+      </w:pPr>
+      <w:r>
+        <w:rPr>
+          <w:rFonts w:ascii="Times" w:hAnsi="Times" w:hint="eastAsia"/>
+          <w:lang w:eastAsia="zh-TW"/>
+        </w:rPr>
+        <w:t>住房短缺礙引才</w:t>
       </w:r>
       <w:r>
         <w:rPr>
@@ -3078,48 +2950,28 @@
           <w:rFonts w:ascii="Times" w:hAnsi="Times" w:hint="eastAsia"/>
           <w:lang w:eastAsia="zh-TW"/>
         </w:rPr>
-        <w:t>劏房戶免受苦？</w:t>
-      </w:r>
-      <w:r>
-        <w:rPr>
-          <w:rFonts w:ascii="Times" w:hAnsi="Times" w:hint="eastAsia"/>
-          <w:lang w:eastAsia="zh-TW"/>
-        </w:rPr>
-        <w:t xml:space="preserve"> </w:t>
-      </w:r>
-      <w:r>
-        <w:rPr>
-          <w:rFonts w:ascii="Times" w:hAnsi="Times" w:hint="eastAsia"/>
-        </w:rPr>
-        <w:t>(</w:t>
-      </w:r>
-      <w:proofErr w:type="spellStart"/>
-      <w:r>
-        <w:rPr>
-          <w:rFonts w:ascii="Times" w:hAnsi="Times" w:hint="eastAsia"/>
+        <w:t>政府應續增建屋</w:t>
+      </w:r>
+      <w:r>
+        <w:rPr>
+          <w:rFonts w:ascii="Times" w:hAnsi="Times" w:hint="eastAsia"/>
+          <w:lang w:eastAsia="zh-TW"/>
+        </w:rPr>
+        <w:t xml:space="preserve"> (</w:t>
+      </w:r>
+      <w:r>
+        <w:rPr>
+          <w:rFonts w:ascii="Times" w:hAnsi="Times" w:hint="eastAsia"/>
+          <w:lang w:eastAsia="zh-TW"/>
         </w:rPr>
         <w:t>明報</w:t>
       </w:r>
-      <w:proofErr w:type="spellEnd"/>
-      <w:r>
-        <w:rPr>
-          <w:rFonts w:ascii="Times" w:hAnsi="Times" w:hint="eastAsia"/>
-        </w:rPr>
-        <w:t xml:space="preserve">, 2024-5-16, </w:t>
-      </w:r>
-      <w:proofErr w:type="spellStart"/>
-      <w:r>
-        <w:rPr>
-          <w:rFonts w:ascii="Times" w:hAnsi="Times" w:hint="eastAsia"/>
-        </w:rPr>
-        <w:t>與何漢樑</w:t>
-      </w:r>
-      <w:proofErr w:type="spellEnd"/>
-      <w:r>
-        <w:rPr>
-          <w:rFonts w:ascii="Times" w:hAnsi="Times" w:hint="eastAsia"/>
-        </w:rPr>
-        <w:t>)</w:t>
+      <w:r>
+        <w:rPr>
+          <w:rFonts w:ascii="Times" w:hAnsi="Times" w:hint="eastAsia"/>
+          <w:lang w:eastAsia="zh-TW"/>
+        </w:rPr>
+        <w:t>, 2024-8-14)</w:t>
       </w:r>
     </w:p>
     <w:p>
@@ -3132,36 +2984,65 @@
         <w:spacing w:line="360" w:lineRule="auto"/>
         <w:rPr>
           <w:rFonts w:ascii="Times" w:hAnsi="Times"/>
-          <w:lang w:eastAsia="zh-TW"/>
-        </w:rPr>
-      </w:pPr>
-      <w:r>
-        <w:rPr>
-          <w:rFonts w:ascii="Times" w:hAnsi="Times" w:hint="eastAsia"/>
-          <w:lang w:eastAsia="zh-TW"/>
-        </w:rPr>
-        <w:t>香港劏房問題之出路</w:t>
-      </w:r>
-      <w:r>
-        <w:rPr>
-          <w:rFonts w:ascii="Times" w:hAnsi="Times" w:hint="eastAsia"/>
-          <w:lang w:eastAsia="zh-TW"/>
-        </w:rPr>
-        <w:t xml:space="preserve"> (</w:t>
-      </w:r>
-      <w:r>
-        <w:rPr>
-          <w:rFonts w:ascii="Times" w:hAnsi="Times" w:hint="eastAsia"/>
-          <w:lang w:eastAsia="zh-TW"/>
-        </w:rPr>
-        <w:t>香港信報</w:t>
-      </w:r>
-      <w:r>
-        <w:rPr>
-          <w:rFonts w:ascii="Times" w:hAnsi="Times" w:hint="eastAsia"/>
-          <w:lang w:eastAsia="zh-TW"/>
-        </w:rPr>
-        <w:t>, 2024-2-14)</w:t>
+        </w:rPr>
+      </w:pPr>
+      <w:r>
+        <w:rPr>
+          <w:rFonts w:ascii="Times" w:hAnsi="Times" w:hint="eastAsia"/>
+          <w:lang w:eastAsia="zh-TW"/>
+        </w:rPr>
+        <w:t>加強富戶審查</w:t>
+      </w:r>
+      <w:r>
+        <w:rPr>
+          <w:rFonts w:ascii="Times" w:hAnsi="Times" w:hint="eastAsia"/>
+          <w:lang w:eastAsia="zh-TW"/>
+        </w:rPr>
+        <w:t xml:space="preserve"> </w:t>
+      </w:r>
+      <w:r>
+        <w:rPr>
+          <w:rFonts w:ascii="Times" w:hAnsi="Times" w:hint="eastAsia"/>
+          <w:lang w:eastAsia="zh-TW"/>
+        </w:rPr>
+        <w:t>劏房戶免受苦？</w:t>
+      </w:r>
+      <w:r>
+        <w:rPr>
+          <w:rFonts w:ascii="Times" w:hAnsi="Times" w:hint="eastAsia"/>
+          <w:lang w:eastAsia="zh-TW"/>
+        </w:rPr>
+        <w:t xml:space="preserve"> </w:t>
+      </w:r>
+      <w:r>
+        <w:rPr>
+          <w:rFonts w:ascii="Times" w:hAnsi="Times" w:hint="eastAsia"/>
+        </w:rPr>
+        <w:t>(</w:t>
+      </w:r>
+      <w:r>
+        <w:rPr>
+          <w:rFonts w:ascii="Times" w:hAnsi="Times" w:hint="eastAsia"/>
+        </w:rPr>
+        <w:t>明報</w:t>
+      </w:r>
+      <w:r>
+        <w:rPr>
+          <w:rFonts w:ascii="Times" w:hAnsi="Times" w:hint="eastAsia"/>
+        </w:rPr>
+        <w:t xml:space="preserve">, 2024-5-16, </w:t>
+      </w:r>
+      <w:r>
+        <w:rPr>
+          <w:rFonts w:ascii="Times" w:hAnsi="Times" w:hint="eastAsia"/>
+        </w:rPr>
+        <w:t>與何漢樑</w:t>
+      </w:r>
+      <w:r>
+        <w:rPr>
+          <w:rFonts w:ascii="Times" w:hAnsi="Times" w:hint="eastAsia"/>
+        </w:rPr>
+        <w:t>)</w:t>
       </w:r>
     </w:p>
     <w:p>
@@ -3182,7 +3063,7 @@
           <w:rFonts w:ascii="Times" w:hAnsi="Times" w:hint="eastAsia"/>
           <w:lang w:eastAsia="zh-TW"/>
         </w:rPr>
-        <w:t>人才得失與香港前景：領英社交資料佐證</w:t>
+        <w:t>香港劏房問題之出路</w:t>
       </w:r>
       <w:r>
         <w:rPr>
@@ -3196,28 +3077,14 @@
           <w:rFonts w:ascii="Times" w:hAnsi="Times" w:hint="eastAsia"/>
           <w:lang w:eastAsia="zh-TW"/>
         </w:rPr>
-        <w:t>香港經濟政策綠皮書</w:t>
-      </w:r>
-      <w:r>
-        <w:rPr>
-          <w:rFonts w:ascii="Times" w:hAnsi="Times" w:hint="eastAsia"/>
-          <w:lang w:eastAsia="zh-TW"/>
-        </w:rPr>
-        <w:t xml:space="preserve">, 2024-1-10, </w:t>
-      </w:r>
-      <w:r>
-        <w:rPr>
-          <w:rFonts w:ascii="Times" w:hAnsi="Times" w:hint="eastAsia"/>
-          <w:lang w:eastAsia="zh-TW"/>
-        </w:rPr>
-        <w:t>與關穎倫和鄧希煒</w:t>
-      </w:r>
-      <w:r>
-        <w:rPr>
-          <w:rFonts w:ascii="Times" w:hAnsi="Times" w:hint="eastAsia"/>
-          <w:lang w:eastAsia="zh-TW"/>
-        </w:rPr>
-        <w:t>)</w:t>
+        <w:t>香港信報</w:t>
+      </w:r>
+      <w:r>
+        <w:rPr>
+          <w:rFonts w:ascii="Times" w:hAnsi="Times" w:hint="eastAsia"/>
+          <w:lang w:eastAsia="zh-TW"/>
+        </w:rPr>
+        <w:t>, 2024-2-14)</w:t>
       </w:r>
     </w:p>
     <w:p>
@@ -3238,7 +3105,7 @@
           <w:rFonts w:ascii="Times" w:hAnsi="Times" w:hint="eastAsia"/>
           <w:lang w:eastAsia="zh-TW"/>
         </w:rPr>
-        <w:t>利用數據和算法減低公屋輪候時間</w:t>
+        <w:t>人才得失與香港前景：領英社交資料佐證</w:t>
       </w:r>
       <w:r>
         <w:rPr>
@@ -3266,7 +3133,7 @@
           <w:rFonts w:ascii="Times" w:hAnsi="Times" w:hint="eastAsia"/>
           <w:lang w:eastAsia="zh-TW"/>
         </w:rPr>
-        <w:t>與王欣儀和黃美施</w:t>
+        <w:t>與關穎倫和鄧希煒</w:t>
       </w:r>
       <w:r>
         <w:rPr>
@@ -3294,7 +3161,7 @@
           <w:rFonts w:ascii="Times" w:hAnsi="Times" w:hint="eastAsia"/>
           <w:lang w:eastAsia="zh-TW"/>
         </w:rPr>
-        <w:t>香港房屋危機之謎</w:t>
+        <w:t>利用數據和算法減低公屋輪候時間</w:t>
       </w:r>
       <w:r>
         <w:rPr>
@@ -3315,7 +3182,21 @@
           <w:rFonts w:ascii="Times" w:hAnsi="Times" w:hint="eastAsia"/>
           <w:lang w:eastAsia="zh-TW"/>
         </w:rPr>
-        <w:t>, 2022-9-23)</w:t>
+        <w:t xml:space="preserve">, 2024-1-10, </w:t>
+      </w:r>
+      <w:r>
+        <w:rPr>
+          <w:rFonts w:ascii="Times" w:hAnsi="Times" w:hint="eastAsia"/>
+          <w:lang w:eastAsia="zh-TW"/>
+        </w:rPr>
+        <w:t>與王欣儀和黃美施</w:t>
+      </w:r>
+      <w:r>
+        <w:rPr>
+          <w:rFonts w:ascii="Times" w:hAnsi="Times" w:hint="eastAsia"/>
+          <w:lang w:eastAsia="zh-TW"/>
+        </w:rPr>
+        <w:t>)</w:t>
       </w:r>
     </w:p>
     <w:p>
@@ -3336,35 +3217,7 @@
           <w:rFonts w:ascii="Times" w:hAnsi="Times" w:hint="eastAsia"/>
           <w:lang w:eastAsia="zh-TW"/>
         </w:rPr>
-        <w:t>預算案</w:t>
-      </w:r>
-      <w:r>
-        <w:rPr>
-          <w:rFonts w:ascii="Times" w:hAnsi="Times" w:hint="eastAsia"/>
-          <w:lang w:eastAsia="zh-TW"/>
-        </w:rPr>
-        <w:t>500</w:t>
-      </w:r>
-      <w:r>
-        <w:rPr>
-          <w:rFonts w:ascii="Times" w:hAnsi="Times" w:hint="eastAsia"/>
-          <w:lang w:eastAsia="zh-TW"/>
-        </w:rPr>
-        <w:t>億推創科</w:t>
-      </w:r>
-      <w:r>
-        <w:rPr>
-          <w:rFonts w:ascii="Times" w:hAnsi="Times" w:hint="eastAsia"/>
-          <w:lang w:eastAsia="zh-TW"/>
-        </w:rPr>
-        <w:t xml:space="preserve"> </w:t>
-      </w:r>
-      <w:r>
-        <w:rPr>
-          <w:rFonts w:ascii="Times" w:hAnsi="Times" w:hint="eastAsia"/>
-          <w:lang w:eastAsia="zh-TW"/>
-        </w:rPr>
-        <w:t>怎用得其所</w:t>
+        <w:t>香港房屋危機之謎</w:t>
       </w:r>
       <w:r>
         <w:rPr>
@@ -3378,14 +3231,14 @@
           <w:rFonts w:ascii="Times" w:hAnsi="Times" w:hint="eastAsia"/>
           <w:lang w:eastAsia="zh-TW"/>
         </w:rPr>
-        <w:t>香港經濟日報</w:t>
-      </w:r>
-      <w:r>
-        <w:rPr>
-          <w:rFonts w:ascii="Times" w:hAnsi="Times" w:hint="eastAsia"/>
-          <w:lang w:eastAsia="zh-TW"/>
-        </w:rPr>
-        <w:t>, 2018-3-18)</w:t>
+        <w:t>香港經濟政策綠皮書</w:t>
+      </w:r>
+      <w:r>
+        <w:rPr>
+          <w:rFonts w:ascii="Times" w:hAnsi="Times" w:hint="eastAsia"/>
+          <w:lang w:eastAsia="zh-TW"/>
+        </w:rPr>
+        <w:t>, 2022-9-23)</w:t>
       </w:r>
     </w:p>
     <w:p>
@@ -3398,6 +3251,76 @@
         <w:spacing w:line="360" w:lineRule="auto"/>
         <w:rPr>
           <w:rFonts w:ascii="Times" w:hAnsi="Times"/>
+          <w:lang w:eastAsia="zh-TW"/>
+        </w:rPr>
+      </w:pPr>
+      <w:r>
+        <w:rPr>
+          <w:rFonts w:ascii="Times" w:hAnsi="Times" w:hint="eastAsia"/>
+          <w:lang w:eastAsia="zh-TW"/>
+        </w:rPr>
+        <w:t>預算案</w:t>
+      </w:r>
+      <w:r>
+        <w:rPr>
+          <w:rFonts w:ascii="Times" w:hAnsi="Times" w:hint="eastAsia"/>
+          <w:lang w:eastAsia="zh-TW"/>
+        </w:rPr>
+        <w:t>500</w:t>
+      </w:r>
+      <w:r>
+        <w:rPr>
+          <w:rFonts w:ascii="Times" w:hAnsi="Times" w:hint="eastAsia"/>
+          <w:lang w:eastAsia="zh-TW"/>
+        </w:rPr>
+        <w:t>億推創科</w:t>
+      </w:r>
+      <w:r>
+        <w:rPr>
+          <w:rFonts w:ascii="Times" w:hAnsi="Times" w:hint="eastAsia"/>
+          <w:lang w:eastAsia="zh-TW"/>
+        </w:rPr>
+        <w:t xml:space="preserve"> </w:t>
+      </w:r>
+      <w:r>
+        <w:rPr>
+          <w:rFonts w:ascii="Times" w:hAnsi="Times" w:hint="eastAsia"/>
+          <w:lang w:eastAsia="zh-TW"/>
+        </w:rPr>
+        <w:t>怎用得其所</w:t>
+      </w:r>
+      <w:r>
+        <w:rPr>
+          <w:rFonts w:ascii="Times" w:hAnsi="Times" w:hint="eastAsia"/>
+          <w:lang w:eastAsia="zh-TW"/>
+        </w:rPr>
+        <w:t xml:space="preserve"> (</w:t>
+      </w:r>
+      <w:r>
+        <w:rPr>
+          <w:rFonts w:ascii="Times" w:hAnsi="Times" w:hint="eastAsia"/>
+          <w:lang w:eastAsia="zh-TW"/>
+        </w:rPr>
+        <w:t>香港經濟日報</w:t>
+      </w:r>
+      <w:r>
+        <w:rPr>
+          <w:rFonts w:ascii="Times" w:hAnsi="Times" w:hint="eastAsia"/>
+          <w:lang w:eastAsia="zh-TW"/>
+        </w:rPr>
+        <w:t>, 2018-3-18)</w:t>
+      </w:r>
+    </w:p>
+    <w:p>
+      <w:pPr>
+        <w:pStyle w:val="ListParagraph"/>
+        <w:numPr>
+          <w:ilvl w:val="0"/>
+          <w:numId w:val="1"/>
+        </w:numPr>
+        <w:spacing w:line="360" w:lineRule="auto"/>
+        <w:rPr>
+          <w:rFonts w:ascii="Times" w:hAnsi="Times"/>
           <w:u w:val="single"/>
           <w:lang w:eastAsia="zh-TW"/>
         </w:rPr>
@@ -3874,27 +3797,7 @@
           <w:iCs/>
           <w:lang w:eastAsia="zh-TW"/>
         </w:rPr>
-        <w:t xml:space="preserve">; </w:t>
-      </w:r>
-      <w:proofErr w:type="spellStart"/>
-      <w:r>
-        <w:rPr>
-          <w:rFonts w:ascii="Times" w:hAnsi="Times" w:hint="eastAsia"/>
-          <w:i/>
-          <w:iCs/>
-          <w:lang w:eastAsia="zh-TW"/>
-        </w:rPr>
-        <w:t>Labour</w:t>
-      </w:r>
-      <w:proofErr w:type="spellEnd"/>
-      <w:r>
-        <w:rPr>
-          <w:rFonts w:ascii="Times" w:hAnsi="Times" w:hint="eastAsia"/>
-          <w:i/>
-          <w:iCs/>
-          <w:lang w:eastAsia="zh-TW"/>
-        </w:rPr>
-        <w:t xml:space="preserve"> Economics</w:t>
+        <w:t>; Labour Economics</w:t>
       </w:r>
     </w:p>
     <w:p>
@@ -4013,7 +3916,6 @@
         <w:rPr>
           <w:rFonts w:ascii="Times" w:hAnsi="Times"/>
         </w:rPr>
-        <w:lastRenderedPageBreak/>
         <w:t>202</w:t>
       </w:r>
       <w:r>
@@ -4789,6 +4691,7 @@
         <w:rPr>
           <w:rFonts w:ascii="Times New Roman" w:eastAsia="Times New Roman" w:hAnsi="Times New Roman" w:cs="Times New Roman"/>
         </w:rPr>
+        <w:lastRenderedPageBreak/>
         <w:t>20</w:t>
       </w:r>
       <w:r>
@@ -4859,19 +4762,11 @@
         </w:rPr>
         <w:tab/>
       </w:r>
-      <w:proofErr w:type="spellStart"/>
       <w:r>
         <w:rPr>
           <w:rFonts w:ascii="Times New Roman" w:eastAsia="Times New Roman" w:hAnsi="Times New Roman" w:cs="Times New Roman"/>
         </w:rPr>
-        <w:t>Detur</w:t>
-      </w:r>
-      <w:proofErr w:type="spellEnd"/>
-      <w:r>
-        <w:rPr>
-          <w:rFonts w:ascii="Times New Roman" w:eastAsia="Times New Roman" w:hAnsi="Times New Roman" w:cs="Times New Roman"/>
-        </w:rPr>
-        <w:t xml:space="preserve"> Book Prize </w:t>
+        <w:t xml:space="preserve">Detur Book Prize </w:t>
       </w:r>
     </w:p>
     <w:p>
@@ -4900,7 +4795,6 @@
           <w:b/>
           <w:bCs/>
         </w:rPr>
-        <w:lastRenderedPageBreak/>
         <w:t>OTHER EXPERIENCES</w:t>
       </w:r>
     </w:p>
@@ -5006,6 +4900,8 @@
       </w:pPr>
     </w:p>
     <w:sectPr>
+      <w:footerReference w:type="even" r:id="rId8"/>
+      <w:footerReference w:type="default" r:id="rId9"/>
       <w:pgSz w:w="11900" w:h="16820"/>
       <w:pgMar w:top="1440" w:right="1080" w:bottom="1440" w:left="1080" w:header="720" w:footer="720" w:gutter="0"/>
       <w:cols w:space="720"/>
@@ -5032,6 +4928,129 @@
     </w:p>
   </w:endnote>
 </w:endnotes>
+</file>
+
+<file path=word/footer1.xml><?xml version="1.0" encoding="utf-8"?>
+<w:ftr xmlns:wpc="http://schemas.microsoft.com/office/word/2010/wordprocessingCanvas" xmlns:cx="http://schemas.microsoft.com/office/drawing/2014/chartex" xmlns:cx1="http://schemas.microsoft.com/office/drawing/2015/9/8/chartex" xmlns:cx2="http://schemas.microsoft.com/office/drawing/2015/10/21/chartex" xmlns:cx3="http://schemas.microsoft.com/office/drawing/2016/5/9/chartex" xmlns:cx4="http://schemas.microsoft.com/office/drawing/2016/5/10/chartex" xmlns:cx5="http://schemas.microsoft.com/office/drawing/2016/5/11/chartex" xmlns:cx6="http://schemas.microsoft.com/office/drawing/2016/5/12/chartex" xmlns:cx7="http://schemas.microsoft.com/office/drawing/2016/5/13/chartex" xmlns:cx8="http://schemas.microsoft.com/office/drawing/2016/5/14/chartex" xmlns:mc="http://schemas.openxmlformats.org/markup-compatibility/2006" xmlns:aink="http://schemas.microsoft.com/office/drawing/2016/ink" xmlns:am3d="http://schemas.microsoft.com/office/drawing/2017/model3d" xmlns:o="urn:schemas-microsoft-com:office:office" xmlns:oel="http://schemas.microsoft.com/office/2019/extlst" xmlns:r="http://schemas.openxmlformats.org/officeDocument/2006/relationships" xmlns:m="http://schemas.openxmlformats.org/officeDocument/2006/math" xmlns:v="urn:schemas-microsoft-com:vml" xmlns:wp14="http://schemas.microsoft.com/office/word/2010/wordprocessingDrawing" xmlns:wp="http://schemas.openxmlformats.org/drawingml/2006/wordprocessingDrawing" xmlns:w10="urn:schemas-microsoft-com:office:word" xmlns:w="http://schemas.openxmlformats.org/wordprocessingml/2006/main" xmlns:w14="http://schemas.microsoft.com/office/word/2010/wordml" xmlns:w15="http://schemas.microsoft.com/office/word/2012/wordml" xmlns:w16cex="http://schemas.microsoft.com/office/word/2018/wordml/cex" xmlns:w16cid="http://schemas.microsoft.com/office/word/2016/wordml/cid" xmlns:w16="http://schemas.microsoft.com/office/word/2018/wordml" xmlns:w16du="http://schemas.microsoft.com/office/word/2023/wordml/word16du" xmlns:w16sdtdh="http://schemas.microsoft.com/office/word/2020/wordml/sdtdatahash" xmlns:w16sdtfl="http://schemas.microsoft.com/office/word/2024/wordml/sdtformatlock" xmlns:w16se="http://schemas.microsoft.com/office/word/2015/wordml/symex" xmlns:wpg="http://schemas.microsoft.com/office/word/2010/wordprocessingGroup" xmlns:wpi="http://schemas.microsoft.com/office/word/2010/wordprocessingInk" xmlns:wne="http://schemas.microsoft.com/office/word/2006/wordml" xmlns:wps="http://schemas.microsoft.com/office/word/2010/wordprocessingShape" mc:Ignorable="w14 w15 w16se w16cid w16 w16cex w16sdtdh w16sdtfl w16du wp14">
+  <w:sdt>
+    <w:sdtPr>
+      <w:rPr>
+        <w:rStyle w:val="PageNumber"/>
+      </w:rPr>
+      <w:id w:val="163910395"/>
+      <w:docPartObj>
+        <w:docPartGallery w:val="Page Numbers (Bottom of Page)"/>
+        <w:docPartUnique/>
+      </w:docPartObj>
+    </w:sdtPr>
+    <w:sdtContent>
+      <w:p>
+        <w:pPr>
+          <w:pStyle w:val="Footer"/>
+          <w:framePr w:wrap="none" w:vAnchor="text" w:hAnchor="margin" w:xAlign="right" w:y="1"/>
+          <w:rPr>
+            <w:rStyle w:val="PageNumber"/>
+          </w:rPr>
+        </w:pPr>
+        <w:r>
+          <w:rPr>
+            <w:rStyle w:val="PageNumber"/>
+          </w:rPr>
+          <w:fldChar w:fldCharType="begin"/>
+        </w:r>
+        <w:r>
+          <w:rPr>
+            <w:rStyle w:val="PageNumber"/>
+          </w:rPr>
+          <w:instrText xml:space="preserve"> PAGE </w:instrText>
+        </w:r>
+        <w:r>
+          <w:rPr>
+            <w:rStyle w:val="PageNumber"/>
+          </w:rPr>
+          <w:fldChar w:fldCharType="separate"/>
+        </w:r>
+        <w:r>
+          <w:rPr>
+            <w:rStyle w:val="PageNumber"/>
+          </w:rPr>
+          <w:fldChar w:fldCharType="end"/>
+        </w:r>
+      </w:p>
+    </w:sdtContent>
+  </w:sdt>
+  <w:p>
+    <w:pPr>
+      <w:pStyle w:val="Footer"/>
+      <w:ind w:right="360"/>
+    </w:pPr>
+  </w:p>
+</w:ftr>
+</file>
+
+<file path=word/footer2.xml><?xml version="1.0" encoding="utf-8"?>
+<w:ftr xmlns:wpc="http://schemas.microsoft.com/office/word/2010/wordprocessingCanvas" xmlns:cx="http://schemas.microsoft.com/office/drawing/2014/chartex" xmlns:cx1="http://schemas.microsoft.com/office/drawing/2015/9/8/chartex" xmlns:cx2="http://schemas.microsoft.com/office/drawing/2015/10/21/chartex" xmlns:cx3="http://schemas.microsoft.com/office/drawing/2016/5/9/chartex" xmlns:cx4="http://schemas.microsoft.com/office/drawing/2016/5/10/chartex" xmlns:cx5="http://schemas.microsoft.com/office/drawing/2016/5/11/chartex" xmlns:cx6="http://schemas.microsoft.com/office/drawing/2016/5/12/chartex" xmlns:cx7="http://schemas.microsoft.com/office/drawing/2016/5/13/chartex" xmlns:cx8="http://schemas.microsoft.com/office/drawing/2016/5/14/chartex" xmlns:mc="http://schemas.openxmlformats.org/markup-compatibility/2006" xmlns:aink="http://schemas.microsoft.com/office/drawing/2016/ink" xmlns:am3d="http://schemas.microsoft.com/office/drawing/2017/model3d" xmlns:o="urn:schemas-microsoft-com:office:office" xmlns:oel="http://schemas.microsoft.com/office/2019/extlst" xmlns:r="http://schemas.openxmlformats.org/officeDocument/2006/relationships" xmlns:m="http://schemas.openxmlformats.org/officeDocument/2006/math" xmlns:v="urn:schemas-microsoft-com:vml" xmlns:wp14="http://schemas.microsoft.com/office/word/2010/wordprocessingDrawing" xmlns:wp="http://schemas.openxmlformats.org/drawingml/2006/wordprocessingDrawing" xmlns:w10="urn:schemas-microsoft-com:office:word" xmlns:w="http://schemas.openxmlformats.org/wordprocessingml/2006/main" xmlns:w14="http://schemas.microsoft.com/office/word/2010/wordml" xmlns:w15="http://schemas.microsoft.com/office/word/2012/wordml" xmlns:w16cex="http://schemas.microsoft.com/office/word/2018/wordml/cex" xmlns:w16cid="http://schemas.microsoft.com/office/word/2016/wordml/cid" xmlns:w16="http://schemas.microsoft.com/office/word/2018/wordml" xmlns:w16du="http://schemas.microsoft.com/office/word/2023/wordml/word16du" xmlns:w16sdtdh="http://schemas.microsoft.com/office/word/2020/wordml/sdtdatahash" xmlns:w16sdtfl="http://schemas.microsoft.com/office/word/2024/wordml/sdtformatlock" xmlns:w16se="http://schemas.microsoft.com/office/word/2015/wordml/symex" xmlns:wpg="http://schemas.microsoft.com/office/word/2010/wordprocessingGroup" xmlns:wpi="http://schemas.microsoft.com/office/word/2010/wordprocessingInk" xmlns:wne="http://schemas.microsoft.com/office/word/2006/wordml" xmlns:wps="http://schemas.microsoft.com/office/word/2010/wordprocessingShape" mc:Ignorable="w14 w15 w16se w16cid w16 w16cex w16sdtdh w16sdtfl w16du wp14">
+  <w:sdt>
+    <w:sdtPr>
+      <w:rPr>
+        <w:rStyle w:val="PageNumber"/>
+      </w:rPr>
+      <w:id w:val="-621765528"/>
+      <w:docPartObj>
+        <w:docPartGallery w:val="Page Numbers (Bottom of Page)"/>
+        <w:docPartUnique/>
+      </w:docPartObj>
+    </w:sdtPr>
+    <w:sdtContent>
+      <w:p>
+        <w:pPr>
+          <w:pStyle w:val="Footer"/>
+          <w:framePr w:wrap="none" w:vAnchor="text" w:hAnchor="margin" w:xAlign="right" w:y="1"/>
+          <w:rPr>
+            <w:rStyle w:val="PageNumber"/>
+          </w:rPr>
+        </w:pPr>
+        <w:r>
+          <w:rPr>
+            <w:rStyle w:val="PageNumber"/>
+          </w:rPr>
+          <w:fldChar w:fldCharType="begin"/>
+        </w:r>
+        <w:r>
+          <w:rPr>
+            <w:rStyle w:val="PageNumber"/>
+          </w:rPr>
+          <w:instrText xml:space="preserve"> PAGE </w:instrText>
+        </w:r>
+        <w:r>
+          <w:rPr>
+            <w:rStyle w:val="PageNumber"/>
+          </w:rPr>
+          <w:fldChar w:fldCharType="separate"/>
+        </w:r>
+        <w:r>
+          <w:rPr>
+            <w:rStyle w:val="PageNumber"/>
+            <w:noProof/>
+          </w:rPr>
+          <w:t>1</w:t>
+        </w:r>
+        <w:r>
+          <w:rPr>
+            <w:rStyle w:val="PageNumber"/>
+          </w:rPr>
+          <w:fldChar w:fldCharType="end"/>
+        </w:r>
+      </w:p>
+    </w:sdtContent>
+  </w:sdt>
+  <w:p>
+    <w:pPr>
+      <w:pStyle w:val="Footer"/>
+      <w:ind w:right="360"/>
+    </w:pPr>
+  </w:p>
+</w:ftr>
 </file>
 
 <file path=word/footnotes.xml><?xml version="1.0" encoding="utf-8"?>
@@ -6260,6 +6279,14 @@
       <w:rFonts w:eastAsiaTheme="minorEastAsia"/>
     </w:rPr>
   </w:style>
+  <w:style w:type="character" w:styleId="PageNumber">
+    <w:name w:val="page number"/>
+    <w:basedOn w:val="DefaultParagraphFont"/>
+    <w:uiPriority w:val="99"/>
+    <w:semiHidden/>
+    <w:unhideWhenUsed/>
+    <w:rsid w:val="00551E16"/>
+  </w:style>
 </w:styles>
 </file>
 

--- a/static/CV.docx
+++ b/static/CV.docx
@@ -350,6 +350,119 @@
         <w:rPr>
           <w:rFonts w:ascii="Times" w:hAnsi="Times"/>
         </w:rPr>
+        <w:t>Research</w:t>
+      </w:r>
+      <w:r>
+        <w:rPr>
+          <w:rFonts w:ascii="Times" w:hAnsi="Times" w:hint="eastAsia"/>
+          <w:lang w:eastAsia="zh-TW"/>
+        </w:rPr>
+        <w:t xml:space="preserve"> </w:t>
+      </w:r>
+      <w:r>
+        <w:rPr>
+          <w:rFonts w:ascii="Times" w:hAnsi="Times"/>
+        </w:rPr>
+        <w:t>Affiliate</w:t>
+      </w:r>
+      <w:r>
+        <w:rPr>
+          <w:rFonts w:ascii="Times" w:hAnsi="Times"/>
+          <w:i/>
+          <w:iCs/>
+        </w:rPr>
+        <w:t xml:space="preserve">, </w:t>
+      </w:r>
+      <w:r>
+        <w:rPr>
+          <w:rFonts w:ascii="Times" w:hAnsi="Times" w:hint="eastAsia"/>
+          <w:lang w:eastAsia="zh-TW"/>
+        </w:rPr>
+        <w:t>Rockwool Foundation Berlin</w:t>
+      </w:r>
+      <w:r>
+        <w:rPr>
+          <w:rFonts w:ascii="Times" w:hAnsi="Times"/>
+          <w:lang w:eastAsia="zh-TW"/>
+        </w:rPr>
+        <w:tab/>
+      </w:r>
+      <w:r>
+        <w:rPr>
+          <w:rFonts w:ascii="Times" w:hAnsi="Times"/>
+          <w:lang w:eastAsia="zh-TW"/>
+        </w:rPr>
+        <w:tab/>
+      </w:r>
+      <w:r>
+        <w:rPr>
+          <w:rFonts w:ascii="Times" w:hAnsi="Times"/>
+          <w:i/>
+          <w:iCs/>
+        </w:rPr>
+        <w:tab/>
+      </w:r>
+      <w:r>
+        <w:rPr>
+          <w:rFonts w:ascii="Times" w:hAnsi="Times"/>
+          <w:i/>
+          <w:iCs/>
+        </w:rPr>
+        <w:tab/>
+      </w:r>
+      <w:r>
+        <w:rPr>
+          <w:rFonts w:ascii="Times" w:hAnsi="Times"/>
+          <w:i/>
+          <w:iCs/>
+        </w:rPr>
+        <w:tab/>
+      </w:r>
+      <w:r>
+        <w:rPr>
+          <w:rFonts w:ascii="Times" w:hAnsi="Times"/>
+          <w:i/>
+          <w:iCs/>
+        </w:rPr>
+        <w:tab/>
+      </w:r>
+      <w:r>
+        <w:rPr>
+          <w:rFonts w:ascii="Times" w:hAnsi="Times"/>
+        </w:rPr>
+        <w:t>202</w:t>
+      </w:r>
+      <w:r>
+        <w:rPr>
+          <w:rFonts w:ascii="Times" w:hAnsi="Times" w:hint="eastAsia"/>
+          <w:lang w:eastAsia="zh-TW"/>
+        </w:rPr>
+        <w:t>5</w:t>
+      </w:r>
+      <w:r>
+        <w:rPr>
+          <w:rFonts w:ascii="Times" w:hAnsi="Times"/>
+        </w:rPr>
+        <w:t>-</w:t>
+      </w:r>
+      <w:r>
+        <w:rPr>
+          <w:rFonts w:ascii="Times" w:hAnsi="Times"/>
+        </w:rPr>
+        <w:t xml:space="preserve"> </w:t>
+      </w:r>
+    </w:p>
+    <w:p>
+      <w:pPr>
+        <w:spacing w:line="360" w:lineRule="auto"/>
+        <w:rPr>
+          <w:rFonts w:ascii="Times" w:hAnsi="Times"/>
+        </w:rPr>
+      </w:pPr>
+      <w:r>
+        <w:rPr>
+          <w:rFonts w:ascii="Times" w:hAnsi="Times"/>
+        </w:rPr>
         <w:t>Affiliated Researcher</w:t>
       </w:r>
       <w:r>
@@ -1109,7 +1222,35 @@
         <w:rPr>
           <w:rFonts w:ascii="Times" w:hAnsi="Times"/>
         </w:rPr>
-        <w:t xml:space="preserve"> (with Naijia Guo and Duoxi Li)</w:t>
+        <w:t xml:space="preserve"> (with </w:t>
+      </w:r>
+      <w:proofErr w:type="spellStart"/>
+      <w:r>
+        <w:rPr>
+          <w:rFonts w:ascii="Times" w:hAnsi="Times"/>
+        </w:rPr>
+        <w:t>Naijia</w:t>
+      </w:r>
+      <w:proofErr w:type="spellEnd"/>
+      <w:r>
+        <w:rPr>
+          <w:rFonts w:ascii="Times" w:hAnsi="Times"/>
+        </w:rPr>
+        <w:t xml:space="preserve"> Guo and </w:t>
+      </w:r>
+      <w:proofErr w:type="spellStart"/>
+      <w:r>
+        <w:rPr>
+          <w:rFonts w:ascii="Times" w:hAnsi="Times"/>
+        </w:rPr>
+        <w:t>Duoxi</w:t>
+      </w:r>
+      <w:proofErr w:type="spellEnd"/>
+      <w:r>
+        <w:rPr>
+          <w:rFonts w:ascii="Times" w:hAnsi="Times"/>
+        </w:rPr>
+        <w:t xml:space="preserve"> Li)</w:t>
       </w:r>
       <w:r>
         <w:rPr>
@@ -1240,7 +1381,21 @@
         <w:rPr>
           <w:rFonts w:ascii="Times" w:hAnsi="Times"/>
         </w:rPr>
-        <w:t xml:space="preserve"> (with Duoxi Li)</w:t>
+        <w:t xml:space="preserve"> (with </w:t>
+      </w:r>
+      <w:proofErr w:type="spellStart"/>
+      <w:r>
+        <w:rPr>
+          <w:rFonts w:ascii="Times" w:hAnsi="Times"/>
+        </w:rPr>
+        <w:t>Duoxi</w:t>
+      </w:r>
+      <w:proofErr w:type="spellEnd"/>
+      <w:r>
+        <w:rPr>
+          <w:rFonts w:ascii="Times" w:hAnsi="Times"/>
+        </w:rPr>
+        <w:t xml:space="preserve"> Li)</w:t>
       </w:r>
       <w:r>
         <w:rPr>
@@ -1435,6 +1590,7 @@
         <w:rPr>
           <w:rFonts w:ascii="Times" w:hAnsi="Times"/>
         </w:rPr>
+        <w:lastRenderedPageBreak/>
         <w:t>“</w:t>
       </w:r>
       <w:r>
@@ -1467,7 +1623,21 @@
         <w:rPr>
           <w:rFonts w:ascii="Times" w:hAnsi="Times"/>
         </w:rPr>
-        <w:t xml:space="preserve"> (with Baiyun Jing, Yang You, and Yulin Zhong)</w:t>
+        <w:t xml:space="preserve"> (with </w:t>
+      </w:r>
+      <w:proofErr w:type="spellStart"/>
+      <w:r>
+        <w:rPr>
+          <w:rFonts w:ascii="Times" w:hAnsi="Times"/>
+        </w:rPr>
+        <w:t>Baiyun</w:t>
+      </w:r>
+      <w:proofErr w:type="spellEnd"/>
+      <w:r>
+        <w:rPr>
+          <w:rFonts w:ascii="Times" w:hAnsi="Times"/>
+        </w:rPr>
+        <w:t xml:space="preserve"> Jing, Yang You, and Yulin Zhong)</w:t>
       </w:r>
     </w:p>
     <w:p>
@@ -1551,7 +1721,23 @@
           <w:rFonts w:ascii="Times" w:hAnsi="Times" w:hint="eastAsia"/>
           <w:lang w:eastAsia="zh-TW"/>
         </w:rPr>
-        <w:t>Jimmy Ho, Yulin Hong, and Zhongji Wei</w:t>
+        <w:t xml:space="preserve">Jimmy Ho, Yulin Hong, and </w:t>
+      </w:r>
+      <w:proofErr w:type="spellStart"/>
+      <w:r>
+        <w:rPr>
+          <w:rFonts w:ascii="Times" w:hAnsi="Times" w:hint="eastAsia"/>
+          <w:lang w:eastAsia="zh-TW"/>
+        </w:rPr>
+        <w:t>Zhongji</w:t>
+      </w:r>
+      <w:proofErr w:type="spellEnd"/>
+      <w:r>
+        <w:rPr>
+          <w:rFonts w:ascii="Times" w:hAnsi="Times" w:hint="eastAsia"/>
+          <w:lang w:eastAsia="zh-TW"/>
+        </w:rPr>
+        <w:t xml:space="preserve"> Wei</w:t>
       </w:r>
       <w:r>
         <w:rPr>
@@ -1597,7 +1783,23 @@
           <w:rFonts w:ascii="Times" w:hAnsi="Times" w:hint="eastAsia"/>
           <w:lang w:eastAsia="zh-TW"/>
         </w:rPr>
-        <w:t>Jimmy Ho, Yulin Hong, and Zhongji Wei</w:t>
+        <w:t xml:space="preserve">Jimmy Ho, Yulin Hong, and </w:t>
+      </w:r>
+      <w:proofErr w:type="spellStart"/>
+      <w:r>
+        <w:rPr>
+          <w:rFonts w:ascii="Times" w:hAnsi="Times" w:hint="eastAsia"/>
+          <w:lang w:eastAsia="zh-TW"/>
+        </w:rPr>
+        <w:t>Zhongji</w:t>
+      </w:r>
+      <w:proofErr w:type="spellEnd"/>
+      <w:r>
+        <w:rPr>
+          <w:rFonts w:ascii="Times" w:hAnsi="Times" w:hint="eastAsia"/>
+          <w:lang w:eastAsia="zh-TW"/>
+        </w:rPr>
+        <w:t xml:space="preserve"> Wei</w:t>
       </w:r>
       <w:r>
         <w:rPr>
@@ -1965,7 +2167,21 @@
         <w:rPr>
           <w:rFonts w:ascii="Times" w:hAnsi="Times"/>
         </w:rPr>
-        <w:t>2024, joint with Alan Kwan and Heiwai Tang)</w:t>
+        <w:t xml:space="preserve">2024, joint with Alan Kwan and </w:t>
+      </w:r>
+      <w:proofErr w:type="spellStart"/>
+      <w:r>
+        <w:rPr>
+          <w:rFonts w:ascii="Times" w:hAnsi="Times"/>
+        </w:rPr>
+        <w:t>Heiwai</w:t>
+      </w:r>
+      <w:proofErr w:type="spellEnd"/>
+      <w:r>
+        <w:rPr>
+          <w:rFonts w:ascii="Times" w:hAnsi="Times"/>
+        </w:rPr>
+        <w:t xml:space="preserve"> Tang)</w:t>
       </w:r>
     </w:p>
     <w:p>
@@ -2054,7 +2270,16 @@
           <w:b/>
           <w:bCs/>
         </w:rPr>
-        <w:t xml:space="preserve"> ARTICLE</w:t>
+        <w:t xml:space="preserve"> </w:t>
+      </w:r>
+      <w:proofErr w:type="gramStart"/>
+      <w:r>
+        <w:rPr>
+          <w:rFonts w:ascii="Times" w:hAnsi="Times"/>
+          <w:b/>
+          <w:bCs/>
+        </w:rPr>
+        <w:t>ARTICLE</w:t>
       </w:r>
       <w:r>
         <w:rPr>
@@ -2081,7 +2306,17 @@
           <w:bCs/>
           <w:lang w:eastAsia="zh-TW"/>
         </w:rPr>
-        <w:t>(CHINESE)</w:t>
+        <w:t>(</w:t>
+      </w:r>
+      <w:proofErr w:type="gramEnd"/>
+      <w:r>
+        <w:rPr>
+          <w:rFonts w:ascii="Times" w:hAnsi="Times" w:hint="eastAsia"/>
+          <w:b/>
+          <w:bCs/>
+          <w:lang w:eastAsia="zh-TW"/>
+        </w:rPr>
+        <w:t>CHINESE)</w:t>
       </w:r>
     </w:p>
     <w:p>
@@ -2431,6 +2666,7 @@
           <w:rFonts w:ascii="Times" w:hAnsi="Times" w:hint="eastAsia"/>
           <w:lang w:eastAsia="zh-TW"/>
         </w:rPr>
+        <w:lastRenderedPageBreak/>
         <w:t>居屋嚴重短缺扭曲社會發展</w:t>
       </w:r>
       <w:r>
@@ -2501,7 +2737,6 @@
           <w:rFonts w:ascii="Times" w:hAnsi="Times" w:hint="eastAsia"/>
           <w:lang w:eastAsia="zh-TW"/>
         </w:rPr>
-        <w:lastRenderedPageBreak/>
         <w:t>現金津貼試行計劃退場</w:t>
       </w:r>
       <w:r>
@@ -3020,24 +3255,28 @@
         </w:rPr>
         <w:t>(</w:t>
       </w:r>
+      <w:proofErr w:type="spellStart"/>
       <w:r>
         <w:rPr>
           <w:rFonts w:ascii="Times" w:hAnsi="Times" w:hint="eastAsia"/>
         </w:rPr>
         <w:t>明報</w:t>
       </w:r>
+      <w:proofErr w:type="spellEnd"/>
       <w:r>
         <w:rPr>
           <w:rFonts w:ascii="Times" w:hAnsi="Times" w:hint="eastAsia"/>
         </w:rPr>
         <w:t xml:space="preserve">, 2024-5-16, </w:t>
       </w:r>
+      <w:proofErr w:type="spellStart"/>
       <w:r>
         <w:rPr>
           <w:rFonts w:ascii="Times" w:hAnsi="Times" w:hint="eastAsia"/>
         </w:rPr>
         <w:t>與何漢樑</w:t>
       </w:r>
+      <w:proofErr w:type="spellEnd"/>
       <w:r>
         <w:rPr>
           <w:rFonts w:ascii="Times" w:hAnsi="Times" w:hint="eastAsia"/>
@@ -3667,7 +3906,17 @@
           <w:iCs/>
           <w:lang w:eastAsia="zh-TW"/>
         </w:rPr>
-        <w:t xml:space="preserve">International Economic Review; </w:t>
+        <w:t xml:space="preserve">International </w:t>
+      </w:r>
+      <w:r>
+        <w:rPr>
+          <w:rFonts w:ascii="Times" w:hAnsi="Times" w:hint="eastAsia"/>
+          <w:i/>
+          <w:iCs/>
+          <w:lang w:eastAsia="zh-TW"/>
+        </w:rPr>
+        <w:lastRenderedPageBreak/>
+        <w:t xml:space="preserve">Economic Review; </w:t>
       </w:r>
       <w:r>
         <w:rPr>
@@ -3797,7 +4046,27 @@
           <w:iCs/>
           <w:lang w:eastAsia="zh-TW"/>
         </w:rPr>
-        <w:t>; Labour Economics</w:t>
+        <w:t xml:space="preserve">; </w:t>
+      </w:r>
+      <w:proofErr w:type="spellStart"/>
+      <w:r>
+        <w:rPr>
+          <w:rFonts w:ascii="Times" w:hAnsi="Times" w:hint="eastAsia"/>
+          <w:i/>
+          <w:iCs/>
+          <w:lang w:eastAsia="zh-TW"/>
+        </w:rPr>
+        <w:t>Labour</w:t>
+      </w:r>
+      <w:proofErr w:type="spellEnd"/>
+      <w:r>
+        <w:rPr>
+          <w:rFonts w:ascii="Times" w:hAnsi="Times" w:hint="eastAsia"/>
+          <w:i/>
+          <w:iCs/>
+          <w:lang w:eastAsia="zh-TW"/>
+        </w:rPr>
+        <w:t xml:space="preserve"> Economics</w:t>
       </w:r>
     </w:p>
     <w:p>
@@ -4620,6 +4889,7 @@
         <w:rPr>
           <w:rFonts w:ascii="Times New Roman" w:eastAsia="Times New Roman" w:hAnsi="Times New Roman" w:cs="Times New Roman"/>
         </w:rPr>
+        <w:lastRenderedPageBreak/>
         <w:t>2017-2020</w:t>
       </w:r>
       <w:r>
@@ -4691,7 +4961,6 @@
         <w:rPr>
           <w:rFonts w:ascii="Times New Roman" w:eastAsia="Times New Roman" w:hAnsi="Times New Roman" w:cs="Times New Roman"/>
         </w:rPr>
-        <w:lastRenderedPageBreak/>
         <w:t>20</w:t>
       </w:r>
       <w:r>
@@ -4762,11 +5031,19 @@
         </w:rPr>
         <w:tab/>
       </w:r>
+      <w:proofErr w:type="spellStart"/>
       <w:r>
         <w:rPr>
           <w:rFonts w:ascii="Times New Roman" w:eastAsia="Times New Roman" w:hAnsi="Times New Roman" w:cs="Times New Roman"/>
         </w:rPr>
-        <w:t xml:space="preserve">Detur Book Prize </w:t>
+        <w:t>Detur</w:t>
+      </w:r>
+      <w:proofErr w:type="spellEnd"/>
+      <w:r>
+        <w:rPr>
+          <w:rFonts w:ascii="Times New Roman" w:eastAsia="Times New Roman" w:hAnsi="Times New Roman" w:cs="Times New Roman"/>
+        </w:rPr>
+        <w:t xml:space="preserve"> Book Prize </w:t>
       </w:r>
     </w:p>
     <w:p>

--- a/static/CV.docx
+++ b/static/CV.docx
@@ -1222,35 +1222,7 @@
         <w:rPr>
           <w:rFonts w:ascii="Times" w:hAnsi="Times"/>
         </w:rPr>
-        <w:t xml:space="preserve"> (with </w:t>
-      </w:r>
-      <w:proofErr w:type="spellStart"/>
-      <w:r>
-        <w:rPr>
-          <w:rFonts w:ascii="Times" w:hAnsi="Times"/>
-        </w:rPr>
-        <w:t>Naijia</w:t>
-      </w:r>
-      <w:proofErr w:type="spellEnd"/>
-      <w:r>
-        <w:rPr>
-          <w:rFonts w:ascii="Times" w:hAnsi="Times"/>
-        </w:rPr>
-        <w:t xml:space="preserve"> Guo and </w:t>
-      </w:r>
-      <w:proofErr w:type="spellStart"/>
-      <w:r>
-        <w:rPr>
-          <w:rFonts w:ascii="Times" w:hAnsi="Times"/>
-        </w:rPr>
-        <w:t>Duoxi</w:t>
-      </w:r>
-      <w:proofErr w:type="spellEnd"/>
-      <w:r>
-        <w:rPr>
-          <w:rFonts w:ascii="Times" w:hAnsi="Times"/>
-        </w:rPr>
-        <w:t xml:space="preserve"> Li)</w:t>
+        <w:t xml:space="preserve"> (with Naijia Guo and Duoxi Li)</w:t>
       </w:r>
       <w:r>
         <w:rPr>
@@ -1381,21 +1353,7 @@
         <w:rPr>
           <w:rFonts w:ascii="Times" w:hAnsi="Times"/>
         </w:rPr>
-        <w:t xml:space="preserve"> (with </w:t>
-      </w:r>
-      <w:proofErr w:type="spellStart"/>
-      <w:r>
-        <w:rPr>
-          <w:rFonts w:ascii="Times" w:hAnsi="Times"/>
-        </w:rPr>
-        <w:t>Duoxi</w:t>
-      </w:r>
-      <w:proofErr w:type="spellEnd"/>
-      <w:r>
-        <w:rPr>
-          <w:rFonts w:ascii="Times" w:hAnsi="Times"/>
-        </w:rPr>
-        <w:t xml:space="preserve"> Li)</w:t>
+        <w:t xml:space="preserve"> (with Duoxi Li)</w:t>
       </w:r>
       <w:r>
         <w:rPr>
@@ -1623,21 +1581,7 @@
         <w:rPr>
           <w:rFonts w:ascii="Times" w:hAnsi="Times"/>
         </w:rPr>
-        <w:t xml:space="preserve"> (with </w:t>
-      </w:r>
-      <w:proofErr w:type="spellStart"/>
-      <w:r>
-        <w:rPr>
-          <w:rFonts w:ascii="Times" w:hAnsi="Times"/>
-        </w:rPr>
-        <w:t>Baiyun</w:t>
-      </w:r>
-      <w:proofErr w:type="spellEnd"/>
-      <w:r>
-        <w:rPr>
-          <w:rFonts w:ascii="Times" w:hAnsi="Times"/>
-        </w:rPr>
-        <w:t xml:space="preserve"> Jing, Yang You, and Yulin Zhong)</w:t>
+        <w:t xml:space="preserve"> (with Baiyun Jing, Yang You, and Yulin Zhong)</w:t>
       </w:r>
     </w:p>
     <w:p>
@@ -1721,23 +1665,7 @@
           <w:rFonts w:ascii="Times" w:hAnsi="Times" w:hint="eastAsia"/>
           <w:lang w:eastAsia="zh-TW"/>
         </w:rPr>
-        <w:t xml:space="preserve">Jimmy Ho, Yulin Hong, and </w:t>
-      </w:r>
-      <w:proofErr w:type="spellStart"/>
-      <w:r>
-        <w:rPr>
-          <w:rFonts w:ascii="Times" w:hAnsi="Times" w:hint="eastAsia"/>
-          <w:lang w:eastAsia="zh-TW"/>
-        </w:rPr>
-        <w:t>Zhongji</w:t>
-      </w:r>
-      <w:proofErr w:type="spellEnd"/>
-      <w:r>
-        <w:rPr>
-          <w:rFonts w:ascii="Times" w:hAnsi="Times" w:hint="eastAsia"/>
-          <w:lang w:eastAsia="zh-TW"/>
-        </w:rPr>
-        <w:t xml:space="preserve"> Wei</w:t>
+        <w:t>Jimmy Ho, Yulin Hong, and Zhongji Wei</w:t>
       </w:r>
       <w:r>
         <w:rPr>
@@ -1783,23 +1711,7 @@
           <w:rFonts w:ascii="Times" w:hAnsi="Times" w:hint="eastAsia"/>
           <w:lang w:eastAsia="zh-TW"/>
         </w:rPr>
-        <w:t xml:space="preserve">Jimmy Ho, Yulin Hong, and </w:t>
-      </w:r>
-      <w:proofErr w:type="spellStart"/>
-      <w:r>
-        <w:rPr>
-          <w:rFonts w:ascii="Times" w:hAnsi="Times" w:hint="eastAsia"/>
-          <w:lang w:eastAsia="zh-TW"/>
-        </w:rPr>
-        <w:t>Zhongji</w:t>
-      </w:r>
-      <w:proofErr w:type="spellEnd"/>
-      <w:r>
-        <w:rPr>
-          <w:rFonts w:ascii="Times" w:hAnsi="Times" w:hint="eastAsia"/>
-          <w:lang w:eastAsia="zh-TW"/>
-        </w:rPr>
-        <w:t xml:space="preserve"> Wei</w:t>
+        <w:t>Jimmy Ho, Yulin Hong, and Zhongji Wei</w:t>
       </w:r>
       <w:r>
         <w:rPr>
@@ -2167,21 +2079,7 @@
         <w:rPr>
           <w:rFonts w:ascii="Times" w:hAnsi="Times"/>
         </w:rPr>
-        <w:t xml:space="preserve">2024, joint with Alan Kwan and </w:t>
-      </w:r>
-      <w:proofErr w:type="spellStart"/>
-      <w:r>
-        <w:rPr>
-          <w:rFonts w:ascii="Times" w:hAnsi="Times"/>
-        </w:rPr>
-        <w:t>Heiwai</w:t>
-      </w:r>
-      <w:proofErr w:type="spellEnd"/>
-      <w:r>
-        <w:rPr>
-          <w:rFonts w:ascii="Times" w:hAnsi="Times"/>
-        </w:rPr>
-        <w:t xml:space="preserve"> Tang)</w:t>
+        <w:t>2024, joint with Alan Kwan and Heiwai Tang)</w:t>
       </w:r>
     </w:p>
     <w:p>
@@ -2270,16 +2168,7 @@
           <w:b/>
           <w:bCs/>
         </w:rPr>
-        <w:t xml:space="preserve"> </w:t>
-      </w:r>
-      <w:proofErr w:type="gramStart"/>
-      <w:r>
-        <w:rPr>
-          <w:rFonts w:ascii="Times" w:hAnsi="Times"/>
-          <w:b/>
-          <w:bCs/>
-        </w:rPr>
-        <w:t>ARTICLE</w:t>
+        <w:t xml:space="preserve"> ARTICLE</w:t>
       </w:r>
       <w:r>
         <w:rPr>
@@ -2306,17 +2195,7 @@
           <w:bCs/>
           <w:lang w:eastAsia="zh-TW"/>
         </w:rPr>
-        <w:t>(</w:t>
-      </w:r>
-      <w:proofErr w:type="gramEnd"/>
-      <w:r>
-        <w:rPr>
-          <w:rFonts w:ascii="Times" w:hAnsi="Times" w:hint="eastAsia"/>
-          <w:b/>
-          <w:bCs/>
-          <w:lang w:eastAsia="zh-TW"/>
-        </w:rPr>
-        <w:t>CHINESE)</w:t>
+        <w:t>(CHINESE)</w:t>
       </w:r>
     </w:p>
     <w:p>
@@ -2337,7 +2216,7 @@
           <w:rFonts w:ascii="Times" w:hAnsi="Times" w:hint="eastAsia"/>
           <w:lang w:eastAsia="zh-TW"/>
         </w:rPr>
-        <w:t>租置杳然未破局</w:t>
+        <w:t>施政報告扶助置業方向正確</w:t>
       </w:r>
       <w:r>
         <w:rPr>
@@ -2351,7 +2230,7 @@
           <w:rFonts w:ascii="Times" w:hAnsi="Times" w:hint="eastAsia"/>
           <w:lang w:eastAsia="zh-TW"/>
         </w:rPr>
-        <w:t>夾心階層上流難</w:t>
+        <w:t>惜力度不足</w:t>
       </w:r>
       <w:r>
         <w:rPr>
@@ -2365,14 +2244,14 @@
           <w:rFonts w:ascii="Times" w:hAnsi="Times" w:hint="eastAsia"/>
           <w:lang w:eastAsia="zh-TW"/>
         </w:rPr>
-        <w:t>信報</w:t>
-      </w:r>
-      <w:r>
-        <w:rPr>
-          <w:rFonts w:ascii="Times" w:hAnsi="Times" w:hint="eastAsia"/>
-          <w:lang w:eastAsia="zh-TW"/>
-        </w:rPr>
-        <w:t xml:space="preserve">, 2025-9-18, </w:t>
+        <w:t>明報</w:t>
+      </w:r>
+      <w:r>
+        <w:rPr>
+          <w:rFonts w:ascii="Times" w:hAnsi="Times" w:hint="eastAsia"/>
+          <w:lang w:eastAsia="zh-TW"/>
+        </w:rPr>
+        <w:t xml:space="preserve">, 2025-10-2, </w:t>
       </w:r>
       <w:r>
         <w:rPr>
@@ -2386,7 +2265,7 @@
           <w:rFonts w:ascii="Times" w:hAnsi="Times" w:hint="eastAsia"/>
           <w:lang w:eastAsia="zh-TW"/>
         </w:rPr>
-        <w:t xml:space="preserve">) </w:t>
+        <w:t>)</w:t>
       </w:r>
     </w:p>
     <w:p>
@@ -2407,7 +2286,21 @@
           <w:rFonts w:ascii="Times" w:hAnsi="Times" w:hint="eastAsia"/>
           <w:lang w:eastAsia="zh-TW"/>
         </w:rPr>
-        <w:t>房策全面改革——促進置業、重建房屋階梯、鼓勵青年上流</w:t>
+        <w:t>租置杳然未破局</w:t>
+      </w:r>
+      <w:r>
+        <w:rPr>
+          <w:rFonts w:ascii="Times" w:hAnsi="Times" w:hint="eastAsia"/>
+          <w:lang w:eastAsia="zh-TW"/>
+        </w:rPr>
+        <w:t xml:space="preserve"> </w:t>
+      </w:r>
+      <w:r>
+        <w:rPr>
+          <w:rFonts w:ascii="Times" w:hAnsi="Times" w:hint="eastAsia"/>
+          <w:lang w:eastAsia="zh-TW"/>
+        </w:rPr>
+        <w:t>夾心階層上流難</w:t>
       </w:r>
       <w:r>
         <w:rPr>
@@ -2421,14 +2314,14 @@
           <w:rFonts w:ascii="Times" w:hAnsi="Times" w:hint="eastAsia"/>
           <w:lang w:eastAsia="zh-TW"/>
         </w:rPr>
-        <w:t>明報</w:t>
-      </w:r>
-      <w:r>
-        <w:rPr>
-          <w:rFonts w:ascii="Times" w:hAnsi="Times" w:hint="eastAsia"/>
-          <w:lang w:eastAsia="zh-TW"/>
-        </w:rPr>
-        <w:t xml:space="preserve">, 2025-9-11, </w:t>
+        <w:t>信報</w:t>
+      </w:r>
+      <w:r>
+        <w:rPr>
+          <w:rFonts w:ascii="Times" w:hAnsi="Times" w:hint="eastAsia"/>
+          <w:lang w:eastAsia="zh-TW"/>
+        </w:rPr>
+        <w:t xml:space="preserve">, 2025-9-18, </w:t>
       </w:r>
       <w:r>
         <w:rPr>
@@ -2442,7 +2335,7 @@
           <w:rFonts w:ascii="Times" w:hAnsi="Times" w:hint="eastAsia"/>
           <w:lang w:eastAsia="zh-TW"/>
         </w:rPr>
-        <w:t>)</w:t>
+        <w:t xml:space="preserve">) </w:t>
       </w:r>
     </w:p>
     <w:p>
@@ -2463,35 +2356,14 @@
           <w:rFonts w:ascii="Times" w:hAnsi="Times" w:hint="eastAsia"/>
           <w:lang w:eastAsia="zh-TW"/>
         </w:rPr>
-        <w:t>公營房屋改革</w:t>
-      </w:r>
-      <w:r>
-        <w:rPr>
-          <w:rFonts w:ascii="Times" w:hAnsi="Times"/>
-          <w:lang w:eastAsia="zh-TW"/>
-        </w:rPr>
-        <w:t xml:space="preserve"> </w:t>
-      </w:r>
-      <w:r>
-        <w:rPr>
-          <w:rFonts w:ascii="Times" w:hAnsi="Times" w:hint="eastAsia"/>
-          <w:lang w:eastAsia="zh-TW"/>
-        </w:rPr>
-        <w:t>會否冲跨私樓市場</w:t>
-      </w:r>
-      <w:r>
-        <w:rPr>
-          <w:rFonts w:ascii="Times" w:hAnsi="Times"/>
-          <w:lang w:eastAsia="zh-TW"/>
-        </w:rPr>
-        <w:t xml:space="preserve"> </w:t>
-      </w:r>
-      <w:r>
-        <w:rPr>
-          <w:rFonts w:ascii="Times" w:hAnsi="Times"/>
-          <w:lang w:eastAsia="zh-TW"/>
-        </w:rPr>
-        <w:t>(</w:t>
+        <w:t>房策全面改革——促進置業、重建房屋階梯、鼓勵青年上流</w:t>
+      </w:r>
+      <w:r>
+        <w:rPr>
+          <w:rFonts w:ascii="Times" w:hAnsi="Times" w:hint="eastAsia"/>
+          <w:lang w:eastAsia="zh-TW"/>
+        </w:rPr>
+        <w:t xml:space="preserve"> (</w:t>
       </w:r>
       <w:r>
         <w:rPr>
@@ -2502,10 +2374,10 @@
       </w:r>
       <w:r>
         <w:rPr>
-          <w:rFonts w:ascii="Times" w:hAnsi="Times"/>
-          <w:lang w:eastAsia="zh-TW"/>
-        </w:rPr>
-        <w:t xml:space="preserve">, 2025-8-21, </w:t>
+          <w:rFonts w:ascii="Times" w:hAnsi="Times" w:hint="eastAsia"/>
+          <w:lang w:eastAsia="zh-TW"/>
+        </w:rPr>
+        <w:t xml:space="preserve">, 2025-9-11, </w:t>
       </w:r>
       <w:r>
         <w:rPr>
@@ -2516,7 +2388,7 @@
       </w:r>
       <w:r>
         <w:rPr>
-          <w:rFonts w:ascii="Times" w:hAnsi="Times"/>
+          <w:rFonts w:ascii="Times" w:hAnsi="Times" w:hint="eastAsia"/>
           <w:lang w:eastAsia="zh-TW"/>
         </w:rPr>
         <w:t>)</w:t>
@@ -2540,14 +2412,35 @@
           <w:rFonts w:ascii="Times" w:hAnsi="Times" w:hint="eastAsia"/>
           <w:lang w:eastAsia="zh-TW"/>
         </w:rPr>
-        <w:t>租置計劃：從失敗教訓到全民共享</w:t>
-      </w:r>
-      <w:r>
-        <w:rPr>
-          <w:rFonts w:ascii="Times" w:hAnsi="Times" w:hint="eastAsia"/>
-          <w:lang w:eastAsia="zh-TW"/>
-        </w:rPr>
-        <w:t xml:space="preserve"> (</w:t>
+        <w:t>公營房屋改革</w:t>
+      </w:r>
+      <w:r>
+        <w:rPr>
+          <w:rFonts w:ascii="Times" w:hAnsi="Times"/>
+          <w:lang w:eastAsia="zh-TW"/>
+        </w:rPr>
+        <w:t xml:space="preserve"> </w:t>
+      </w:r>
+      <w:r>
+        <w:rPr>
+          <w:rFonts w:ascii="Times" w:hAnsi="Times" w:hint="eastAsia"/>
+          <w:lang w:eastAsia="zh-TW"/>
+        </w:rPr>
+        <w:t>會否冲跨私樓市場</w:t>
+      </w:r>
+      <w:r>
+        <w:rPr>
+          <w:rFonts w:ascii="Times" w:hAnsi="Times"/>
+          <w:lang w:eastAsia="zh-TW"/>
+        </w:rPr>
+        <w:t xml:space="preserve"> </w:t>
+      </w:r>
+      <w:r>
+        <w:rPr>
+          <w:rFonts w:ascii="Times" w:hAnsi="Times"/>
+          <w:lang w:eastAsia="zh-TW"/>
+        </w:rPr>
+        <w:t>(</w:t>
       </w:r>
       <w:r>
         <w:rPr>
@@ -2558,10 +2451,10 @@
       </w:r>
       <w:r>
         <w:rPr>
-          <w:rFonts w:ascii="Times" w:hAnsi="Times" w:hint="eastAsia"/>
-          <w:lang w:eastAsia="zh-TW"/>
-        </w:rPr>
-        <w:t xml:space="preserve">, 2025-7-31, </w:t>
+          <w:rFonts w:ascii="Times" w:hAnsi="Times"/>
+          <w:lang w:eastAsia="zh-TW"/>
+        </w:rPr>
+        <w:t xml:space="preserve">, 2025-8-21, </w:t>
       </w:r>
       <w:r>
         <w:rPr>
@@ -2572,7 +2465,7 @@
       </w:r>
       <w:r>
         <w:rPr>
-          <w:rFonts w:ascii="Times" w:hAnsi="Times" w:hint="eastAsia"/>
+          <w:rFonts w:ascii="Times" w:hAnsi="Times"/>
           <w:lang w:eastAsia="zh-TW"/>
         </w:rPr>
         <w:t>)</w:t>
@@ -2596,21 +2489,7 @@
           <w:rFonts w:ascii="Times" w:hAnsi="Times" w:hint="eastAsia"/>
           <w:lang w:eastAsia="zh-TW"/>
         </w:rPr>
-        <w:t>居屋二手市場流通窒息</w:t>
-      </w:r>
-      <w:r>
-        <w:rPr>
-          <w:rFonts w:ascii="Times" w:hAnsi="Times" w:hint="eastAsia"/>
-          <w:lang w:eastAsia="zh-TW"/>
-        </w:rPr>
-        <w:t xml:space="preserve"> </w:t>
-      </w:r>
-      <w:r>
-        <w:rPr>
-          <w:rFonts w:ascii="Times" w:hAnsi="Times" w:hint="eastAsia"/>
-          <w:lang w:eastAsia="zh-TW"/>
-        </w:rPr>
-        <w:t>買賣限制須大幅放寬</w:t>
+        <w:t>租置計劃：從失敗教訓到全民共享</w:t>
       </w:r>
       <w:r>
         <w:rPr>
@@ -2631,7 +2510,7 @@
           <w:rFonts w:ascii="Times" w:hAnsi="Times" w:hint="eastAsia"/>
           <w:lang w:eastAsia="zh-TW"/>
         </w:rPr>
-        <w:t xml:space="preserve">, 2025-7-3, </w:t>
+        <w:t xml:space="preserve">, 2025-7-31, </w:t>
       </w:r>
       <w:r>
         <w:rPr>
@@ -2645,7 +2524,7 @@
           <w:rFonts w:ascii="Times" w:hAnsi="Times" w:hint="eastAsia"/>
           <w:lang w:eastAsia="zh-TW"/>
         </w:rPr>
-        <w:t xml:space="preserve">) </w:t>
+        <w:t>)</w:t>
       </w:r>
     </w:p>
     <w:p>
@@ -2667,7 +2546,7 @@
           <w:lang w:eastAsia="zh-TW"/>
         </w:rPr>
         <w:lastRenderedPageBreak/>
-        <w:t>居屋嚴重短缺扭曲社會發展</w:t>
+        <w:t>居屋二手市場流通窒息</w:t>
       </w:r>
       <w:r>
         <w:rPr>
@@ -2681,7 +2560,7 @@
           <w:rFonts w:ascii="Times" w:hAnsi="Times" w:hint="eastAsia"/>
           <w:lang w:eastAsia="zh-TW"/>
         </w:rPr>
-        <w:t>需大幅擴建</w:t>
+        <w:t>買賣限制須大幅放寬</w:t>
       </w:r>
       <w:r>
         <w:rPr>
@@ -2702,7 +2581,7 @@
           <w:rFonts w:ascii="Times" w:hAnsi="Times" w:hint="eastAsia"/>
           <w:lang w:eastAsia="zh-TW"/>
         </w:rPr>
-        <w:t xml:space="preserve">, 2025-6-27, </w:t>
+        <w:t xml:space="preserve">, 2025-7-3, </w:t>
       </w:r>
       <w:r>
         <w:rPr>
@@ -2716,7 +2595,7 @@
           <w:rFonts w:ascii="Times" w:hAnsi="Times" w:hint="eastAsia"/>
           <w:lang w:eastAsia="zh-TW"/>
         </w:rPr>
-        <w:t>)</w:t>
+        <w:t xml:space="preserve">) </w:t>
       </w:r>
     </w:p>
     <w:p>
@@ -2737,7 +2616,7 @@
           <w:rFonts w:ascii="Times" w:hAnsi="Times" w:hint="eastAsia"/>
           <w:lang w:eastAsia="zh-TW"/>
         </w:rPr>
-        <w:t>現金津貼試行計劃退場</w:t>
+        <w:t>居屋嚴重短缺扭曲社會發展</w:t>
       </w:r>
       <w:r>
         <w:rPr>
@@ -2751,7 +2630,7 @@
           <w:rFonts w:ascii="Times" w:hAnsi="Times" w:hint="eastAsia"/>
           <w:lang w:eastAsia="zh-TW"/>
         </w:rPr>
-        <w:t>是明智決定——從經濟學理論看補貼轉型的必要性</w:t>
+        <w:t>需大幅擴建</w:t>
       </w:r>
       <w:r>
         <w:rPr>
@@ -2772,7 +2651,7 @@
           <w:rFonts w:ascii="Times" w:hAnsi="Times" w:hint="eastAsia"/>
           <w:lang w:eastAsia="zh-TW"/>
         </w:rPr>
-        <w:t xml:space="preserve">, 2025-6-5, </w:t>
+        <w:t xml:space="preserve">, 2025-6-27, </w:t>
       </w:r>
       <w:r>
         <w:rPr>
@@ -2786,7 +2665,7 @@
           <w:rFonts w:ascii="Times" w:hAnsi="Times" w:hint="eastAsia"/>
           <w:lang w:eastAsia="zh-TW"/>
         </w:rPr>
-        <w:t xml:space="preserve">) </w:t>
+        <w:t>)</w:t>
       </w:r>
     </w:p>
     <w:p>
@@ -2807,7 +2686,7 @@
           <w:rFonts w:ascii="Times" w:hAnsi="Times" w:hint="eastAsia"/>
           <w:lang w:eastAsia="zh-TW"/>
         </w:rPr>
-        <w:t>財赤之出路：賣公屋</w:t>
+        <w:t>現金津貼試行計劃退場</w:t>
       </w:r>
       <w:r>
         <w:rPr>
@@ -2821,7 +2700,7 @@
           <w:rFonts w:ascii="Times" w:hAnsi="Times" w:hint="eastAsia"/>
           <w:lang w:eastAsia="zh-TW"/>
         </w:rPr>
-        <w:t>救香港！</w:t>
+        <w:t>是明智決定——從經濟學理論看補貼轉型的必要性</w:t>
       </w:r>
       <w:r>
         <w:rPr>
@@ -2842,7 +2721,7 @@
           <w:rFonts w:ascii="Times" w:hAnsi="Times" w:hint="eastAsia"/>
           <w:lang w:eastAsia="zh-TW"/>
         </w:rPr>
-        <w:t xml:space="preserve">, 2025-4-24, </w:t>
+        <w:t xml:space="preserve">, 2025-6-5, </w:t>
       </w:r>
       <w:r>
         <w:rPr>
@@ -2856,7 +2735,7 @@
           <w:rFonts w:ascii="Times" w:hAnsi="Times" w:hint="eastAsia"/>
           <w:lang w:eastAsia="zh-TW"/>
         </w:rPr>
-        <w:t>)</w:t>
+        <w:t xml:space="preserve">) </w:t>
       </w:r>
     </w:p>
     <w:p>
@@ -2877,11 +2756,11 @@
           <w:rFonts w:ascii="Times" w:hAnsi="Times" w:hint="eastAsia"/>
           <w:lang w:eastAsia="zh-TW"/>
         </w:rPr>
-        <w:t>香港經濟面臨長期衰退</w:t>
-      </w:r>
-      <w:r>
-        <w:rPr>
-          <w:rFonts w:ascii="Times" w:hAnsi="Times"/>
+        <w:t>財赤之出路：賣公屋</w:t>
+      </w:r>
+      <w:r>
+        <w:rPr>
+          <w:rFonts w:ascii="Times" w:hAnsi="Times" w:hint="eastAsia"/>
           <w:lang w:eastAsia="zh-TW"/>
         </w:rPr>
         <w:t xml:space="preserve"> </w:t>
@@ -2891,11 +2770,11 @@
           <w:rFonts w:ascii="Times" w:hAnsi="Times" w:hint="eastAsia"/>
           <w:lang w:eastAsia="zh-TW"/>
         </w:rPr>
-        <w:t>房策須全面改革（下）</w:t>
-      </w:r>
-      <w:r>
-        <w:rPr>
-          <w:rFonts w:ascii="Times" w:hAnsi="Times"/>
+        <w:t>救香港！</w:t>
+      </w:r>
+      <w:r>
+        <w:rPr>
+          <w:rFonts w:ascii="Times" w:hAnsi="Times" w:hint="eastAsia"/>
           <w:lang w:eastAsia="zh-TW"/>
         </w:rPr>
         <w:t xml:space="preserve"> (</w:t>
@@ -2909,10 +2788,10 @@
       </w:r>
       <w:r>
         <w:rPr>
-          <w:rFonts w:ascii="Times" w:hAnsi="Times"/>
-          <w:lang w:eastAsia="zh-TW"/>
-        </w:rPr>
-        <w:t xml:space="preserve">, 2025-3-21, </w:t>
+          <w:rFonts w:ascii="Times" w:hAnsi="Times" w:hint="eastAsia"/>
+          <w:lang w:eastAsia="zh-TW"/>
+        </w:rPr>
+        <w:t xml:space="preserve">, 2025-4-24, </w:t>
       </w:r>
       <w:r>
         <w:rPr>
@@ -2923,7 +2802,7 @@
       </w:r>
       <w:r>
         <w:rPr>
-          <w:rFonts w:ascii="Times" w:hAnsi="Times"/>
+          <w:rFonts w:ascii="Times" w:hAnsi="Times" w:hint="eastAsia"/>
           <w:lang w:eastAsia="zh-TW"/>
         </w:rPr>
         <w:t>)</w:t>
@@ -2961,14 +2840,14 @@
           <w:rFonts w:ascii="Times" w:hAnsi="Times" w:hint="eastAsia"/>
           <w:lang w:eastAsia="zh-TW"/>
         </w:rPr>
-        <w:t>房策須全面改革（上）</w:t>
-      </w:r>
-      <w:r>
-        <w:rPr>
-          <w:rFonts w:ascii="Times" w:hAnsi="Times"/>
-          <w:lang w:eastAsia="zh-TW"/>
-        </w:rPr>
-        <w:t>(</w:t>
+        <w:t>房策須全面改革（下）</w:t>
+      </w:r>
+      <w:r>
+        <w:rPr>
+          <w:rFonts w:ascii="Times" w:hAnsi="Times"/>
+          <w:lang w:eastAsia="zh-TW"/>
+        </w:rPr>
+        <w:t xml:space="preserve"> (</w:t>
       </w:r>
       <w:r>
         <w:rPr>
@@ -2982,7 +2861,7 @@
           <w:rFonts w:ascii="Times" w:hAnsi="Times"/>
           <w:lang w:eastAsia="zh-TW"/>
         </w:rPr>
-        <w:t xml:space="preserve">, 2025-2-20, </w:t>
+        <w:t xml:space="preserve">, 2025-3-21, </w:t>
       </w:r>
       <w:r>
         <w:rPr>
@@ -3017,39 +2896,53 @@
           <w:rFonts w:ascii="Times" w:hAnsi="Times" w:hint="eastAsia"/>
           <w:lang w:eastAsia="zh-TW"/>
         </w:rPr>
-        <w:t>剖析香港住房危機：演變與對策</w:t>
-      </w:r>
-      <w:r>
-        <w:rPr>
-          <w:rFonts w:ascii="Times" w:hAnsi="Times" w:hint="eastAsia"/>
-          <w:lang w:eastAsia="zh-TW"/>
-        </w:rPr>
-        <w:t xml:space="preserve"> (</w:t>
-      </w:r>
-      <w:r>
-        <w:rPr>
-          <w:rFonts w:ascii="Times" w:hAnsi="Times" w:hint="eastAsia"/>
-          <w:lang w:eastAsia="zh-TW"/>
-        </w:rPr>
-        <w:t>香港經濟政策綠皮書</w:t>
-      </w:r>
-      <w:r>
-        <w:rPr>
-          <w:rFonts w:ascii="Times" w:hAnsi="Times" w:hint="eastAsia"/>
-          <w:lang w:eastAsia="zh-TW"/>
-        </w:rPr>
-        <w:t xml:space="preserve">, 2025-1-9, </w:t>
-      </w:r>
-      <w:r>
-        <w:rPr>
-          <w:rFonts w:ascii="Times" w:hAnsi="Times" w:hint="eastAsia"/>
-          <w:lang w:eastAsia="zh-TW"/>
-        </w:rPr>
-        <w:t>與何漢樑和洪雨林</w:t>
-      </w:r>
-      <w:r>
-        <w:rPr>
-          <w:rFonts w:ascii="Times" w:hAnsi="Times" w:hint="eastAsia"/>
+        <w:t>香港經濟面臨長期衰退</w:t>
+      </w:r>
+      <w:r>
+        <w:rPr>
+          <w:rFonts w:ascii="Times" w:hAnsi="Times"/>
+          <w:lang w:eastAsia="zh-TW"/>
+        </w:rPr>
+        <w:t xml:space="preserve"> </w:t>
+      </w:r>
+      <w:r>
+        <w:rPr>
+          <w:rFonts w:ascii="Times" w:hAnsi="Times" w:hint="eastAsia"/>
+          <w:lang w:eastAsia="zh-TW"/>
+        </w:rPr>
+        <w:t>房策須全面改革（上）</w:t>
+      </w:r>
+      <w:r>
+        <w:rPr>
+          <w:rFonts w:ascii="Times" w:hAnsi="Times"/>
+          <w:lang w:eastAsia="zh-TW"/>
+        </w:rPr>
+        <w:t>(</w:t>
+      </w:r>
+      <w:r>
+        <w:rPr>
+          <w:rFonts w:ascii="Times" w:hAnsi="Times" w:hint="eastAsia"/>
+          <w:lang w:eastAsia="zh-TW"/>
+        </w:rPr>
+        <w:t>明報</w:t>
+      </w:r>
+      <w:r>
+        <w:rPr>
+          <w:rFonts w:ascii="Times" w:hAnsi="Times"/>
+          <w:lang w:eastAsia="zh-TW"/>
+        </w:rPr>
+        <w:t xml:space="preserve">, 2025-2-20, </w:t>
+      </w:r>
+      <w:r>
+        <w:rPr>
+          <w:rFonts w:ascii="Times" w:hAnsi="Times" w:hint="eastAsia"/>
+          <w:lang w:eastAsia="zh-TW"/>
+        </w:rPr>
+        <w:t>與牛致行和宋恩榮</w:t>
+      </w:r>
+      <w:r>
+        <w:rPr>
+          <w:rFonts w:ascii="Times" w:hAnsi="Times"/>
           <w:lang w:eastAsia="zh-TW"/>
         </w:rPr>
         <w:t>)</w:t>
@@ -3073,21 +2966,7 @@
           <w:rFonts w:ascii="Times" w:hAnsi="Times" w:hint="eastAsia"/>
           <w:lang w:eastAsia="zh-TW"/>
         </w:rPr>
-        <w:t>要告別劏房</w:t>
-      </w:r>
-      <w:r>
-        <w:rPr>
-          <w:rFonts w:ascii="Times" w:hAnsi="Times" w:hint="eastAsia"/>
-          <w:lang w:eastAsia="zh-TW"/>
-        </w:rPr>
-        <w:t xml:space="preserve"> </w:t>
-      </w:r>
-      <w:r>
-        <w:rPr>
-          <w:rFonts w:ascii="Times" w:hAnsi="Times" w:hint="eastAsia"/>
-          <w:lang w:eastAsia="zh-TW"/>
-        </w:rPr>
-        <w:t>絕不能規管起始租金</w:t>
+        <w:t>剖析香港住房危機：演變與對策</w:t>
       </w:r>
       <w:r>
         <w:rPr>
@@ -3101,49 +2980,21 @@
           <w:rFonts w:ascii="Times" w:hAnsi="Times" w:hint="eastAsia"/>
           <w:lang w:eastAsia="zh-TW"/>
         </w:rPr>
-        <w:t>明報</w:t>
-      </w:r>
-      <w:r>
-        <w:rPr>
-          <w:rFonts w:ascii="Times" w:hAnsi="Times" w:hint="eastAsia"/>
-          <w:lang w:eastAsia="zh-TW"/>
-        </w:rPr>
-        <w:t>, 2024-</w:t>
-      </w:r>
-      <w:r>
-        <w:rPr>
-          <w:rFonts w:ascii="Times" w:hAnsi="Times" w:hint="eastAsia"/>
-          <w:lang w:eastAsia="zh-TW"/>
-        </w:rPr>
-        <w:t>11</w:t>
-      </w:r>
-      <w:r>
-        <w:rPr>
-          <w:rFonts w:ascii="Times" w:hAnsi="Times" w:hint="eastAsia"/>
-          <w:lang w:eastAsia="zh-TW"/>
-        </w:rPr>
-        <w:t>-</w:t>
-      </w:r>
-      <w:r>
-        <w:rPr>
-          <w:rFonts w:ascii="Times" w:hAnsi="Times" w:hint="eastAsia"/>
-          <w:lang w:eastAsia="zh-TW"/>
-        </w:rPr>
-        <w:t>7,</w:t>
-      </w:r>
-      <w:r>
-        <w:rPr>
-          <w:rFonts w:ascii="Times" w:hAnsi="Times" w:hint="eastAsia"/>
-          <w:lang w:eastAsia="zh-TW"/>
-        </w:rPr>
-        <w:t>與</w:t>
-      </w:r>
-      <w:r>
-        <w:rPr>
-          <w:rFonts w:ascii="Times" w:hAnsi="Times" w:hint="eastAsia"/>
-          <w:lang w:eastAsia="zh-TW"/>
-        </w:rPr>
-        <w:t>宋恩榮</w:t>
+        <w:t>香港經濟政策綠皮書</w:t>
+      </w:r>
+      <w:r>
+        <w:rPr>
+          <w:rFonts w:ascii="Times" w:hAnsi="Times" w:hint="eastAsia"/>
+          <w:lang w:eastAsia="zh-TW"/>
+        </w:rPr>
+        <w:t xml:space="preserve">, 2025-1-9, </w:t>
+      </w:r>
+      <w:r>
+        <w:rPr>
+          <w:rFonts w:ascii="Times" w:hAnsi="Times" w:hint="eastAsia"/>
+          <w:lang w:eastAsia="zh-TW"/>
+        </w:rPr>
+        <w:t>與何漢樑和洪雨林</w:t>
       </w:r>
       <w:r>
         <w:rPr>
@@ -3171,7 +3022,7 @@
           <w:rFonts w:ascii="Times" w:hAnsi="Times" w:hint="eastAsia"/>
           <w:lang w:eastAsia="zh-TW"/>
         </w:rPr>
-        <w:t>住房短缺礙引才</w:t>
+        <w:t>要告別劏房</w:t>
       </w:r>
       <w:r>
         <w:rPr>
@@ -3185,7 +3036,7 @@
           <w:rFonts w:ascii="Times" w:hAnsi="Times" w:hint="eastAsia"/>
           <w:lang w:eastAsia="zh-TW"/>
         </w:rPr>
-        <w:t>政府應續增建屋</w:t>
+        <w:t>絕不能規管起始租金</w:t>
       </w:r>
       <w:r>
         <w:rPr>
@@ -3206,7 +3057,49 @@
           <w:rFonts w:ascii="Times" w:hAnsi="Times" w:hint="eastAsia"/>
           <w:lang w:eastAsia="zh-TW"/>
         </w:rPr>
-        <w:t>, 2024-8-14)</w:t>
+        <w:t>, 2024-</w:t>
+      </w:r>
+      <w:r>
+        <w:rPr>
+          <w:rFonts w:ascii="Times" w:hAnsi="Times" w:hint="eastAsia"/>
+          <w:lang w:eastAsia="zh-TW"/>
+        </w:rPr>
+        <w:t>11</w:t>
+      </w:r>
+      <w:r>
+        <w:rPr>
+          <w:rFonts w:ascii="Times" w:hAnsi="Times" w:hint="eastAsia"/>
+          <w:lang w:eastAsia="zh-TW"/>
+        </w:rPr>
+        <w:t>-</w:t>
+      </w:r>
+      <w:r>
+        <w:rPr>
+          <w:rFonts w:ascii="Times" w:hAnsi="Times" w:hint="eastAsia"/>
+          <w:lang w:eastAsia="zh-TW"/>
+        </w:rPr>
+        <w:t>7,</w:t>
+      </w:r>
+      <w:r>
+        <w:rPr>
+          <w:rFonts w:ascii="Times" w:hAnsi="Times" w:hint="eastAsia"/>
+          <w:lang w:eastAsia="zh-TW"/>
+        </w:rPr>
+        <w:t>與</w:t>
+      </w:r>
+      <w:r>
+        <w:rPr>
+          <w:rFonts w:ascii="Times" w:hAnsi="Times" w:hint="eastAsia"/>
+          <w:lang w:eastAsia="zh-TW"/>
+        </w:rPr>
+        <w:t>宋恩榮</w:t>
+      </w:r>
+      <w:r>
+        <w:rPr>
+          <w:rFonts w:ascii="Times" w:hAnsi="Times" w:hint="eastAsia"/>
+          <w:lang w:eastAsia="zh-TW"/>
+        </w:rPr>
+        <w:t>)</w:t>
       </w:r>
     </w:p>
     <w:p>
@@ -3219,14 +3112,15 @@
         <w:spacing w:line="360" w:lineRule="auto"/>
         <w:rPr>
           <w:rFonts w:ascii="Times" w:hAnsi="Times"/>
-        </w:rPr>
-      </w:pPr>
-      <w:r>
-        <w:rPr>
-          <w:rFonts w:ascii="Times" w:hAnsi="Times" w:hint="eastAsia"/>
-          <w:lang w:eastAsia="zh-TW"/>
-        </w:rPr>
-        <w:t>加強富戶審查</w:t>
+          <w:lang w:eastAsia="zh-TW"/>
+        </w:rPr>
+      </w:pPr>
+      <w:r>
+        <w:rPr>
+          <w:rFonts w:ascii="Times" w:hAnsi="Times" w:hint="eastAsia"/>
+          <w:lang w:eastAsia="zh-TW"/>
+        </w:rPr>
+        <w:t>住房短缺礙引才</w:t>
       </w:r>
       <w:r>
         <w:rPr>
@@ -3240,48 +3134,28 @@
           <w:rFonts w:ascii="Times" w:hAnsi="Times" w:hint="eastAsia"/>
           <w:lang w:eastAsia="zh-TW"/>
         </w:rPr>
-        <w:t>劏房戶免受苦？</w:t>
-      </w:r>
-      <w:r>
-        <w:rPr>
-          <w:rFonts w:ascii="Times" w:hAnsi="Times" w:hint="eastAsia"/>
-          <w:lang w:eastAsia="zh-TW"/>
-        </w:rPr>
-        <w:t xml:space="preserve"> </w:t>
-      </w:r>
-      <w:r>
-        <w:rPr>
-          <w:rFonts w:ascii="Times" w:hAnsi="Times" w:hint="eastAsia"/>
-        </w:rPr>
-        <w:t>(</w:t>
-      </w:r>
-      <w:proofErr w:type="spellStart"/>
-      <w:r>
-        <w:rPr>
-          <w:rFonts w:ascii="Times" w:hAnsi="Times" w:hint="eastAsia"/>
+        <w:t>政府應續增建屋</w:t>
+      </w:r>
+      <w:r>
+        <w:rPr>
+          <w:rFonts w:ascii="Times" w:hAnsi="Times" w:hint="eastAsia"/>
+          <w:lang w:eastAsia="zh-TW"/>
+        </w:rPr>
+        <w:t xml:space="preserve"> (</w:t>
+      </w:r>
+      <w:r>
+        <w:rPr>
+          <w:rFonts w:ascii="Times" w:hAnsi="Times" w:hint="eastAsia"/>
+          <w:lang w:eastAsia="zh-TW"/>
         </w:rPr>
         <w:t>明報</w:t>
       </w:r>
-      <w:proofErr w:type="spellEnd"/>
-      <w:r>
-        <w:rPr>
-          <w:rFonts w:ascii="Times" w:hAnsi="Times" w:hint="eastAsia"/>
-        </w:rPr>
-        <w:t xml:space="preserve">, 2024-5-16, </w:t>
-      </w:r>
-      <w:proofErr w:type="spellStart"/>
-      <w:r>
-        <w:rPr>
-          <w:rFonts w:ascii="Times" w:hAnsi="Times" w:hint="eastAsia"/>
-        </w:rPr>
-        <w:t>與何漢樑</w:t>
-      </w:r>
-      <w:proofErr w:type="spellEnd"/>
-      <w:r>
-        <w:rPr>
-          <w:rFonts w:ascii="Times" w:hAnsi="Times" w:hint="eastAsia"/>
-        </w:rPr>
-        <w:t>)</w:t>
+      <w:r>
+        <w:rPr>
+          <w:rFonts w:ascii="Times" w:hAnsi="Times" w:hint="eastAsia"/>
+          <w:lang w:eastAsia="zh-TW"/>
+        </w:rPr>
+        <w:t>, 2024-8-14)</w:t>
       </w:r>
     </w:p>
     <w:p>
@@ -3294,36 +3168,65 @@
         <w:spacing w:line="360" w:lineRule="auto"/>
         <w:rPr>
           <w:rFonts w:ascii="Times" w:hAnsi="Times"/>
-          <w:lang w:eastAsia="zh-TW"/>
-        </w:rPr>
-      </w:pPr>
-      <w:r>
-        <w:rPr>
-          <w:rFonts w:ascii="Times" w:hAnsi="Times" w:hint="eastAsia"/>
-          <w:lang w:eastAsia="zh-TW"/>
-        </w:rPr>
-        <w:t>香港劏房問題之出路</w:t>
-      </w:r>
-      <w:r>
-        <w:rPr>
-          <w:rFonts w:ascii="Times" w:hAnsi="Times" w:hint="eastAsia"/>
-          <w:lang w:eastAsia="zh-TW"/>
-        </w:rPr>
-        <w:t xml:space="preserve"> (</w:t>
-      </w:r>
-      <w:r>
-        <w:rPr>
-          <w:rFonts w:ascii="Times" w:hAnsi="Times" w:hint="eastAsia"/>
-          <w:lang w:eastAsia="zh-TW"/>
-        </w:rPr>
-        <w:t>香港信報</w:t>
-      </w:r>
-      <w:r>
-        <w:rPr>
-          <w:rFonts w:ascii="Times" w:hAnsi="Times" w:hint="eastAsia"/>
-          <w:lang w:eastAsia="zh-TW"/>
-        </w:rPr>
-        <w:t>, 2024-2-14)</w:t>
+        </w:rPr>
+      </w:pPr>
+      <w:r>
+        <w:rPr>
+          <w:rFonts w:ascii="Times" w:hAnsi="Times" w:hint="eastAsia"/>
+          <w:lang w:eastAsia="zh-TW"/>
+        </w:rPr>
+        <w:t>加強富戶審查</w:t>
+      </w:r>
+      <w:r>
+        <w:rPr>
+          <w:rFonts w:ascii="Times" w:hAnsi="Times" w:hint="eastAsia"/>
+          <w:lang w:eastAsia="zh-TW"/>
+        </w:rPr>
+        <w:t xml:space="preserve"> </w:t>
+      </w:r>
+      <w:r>
+        <w:rPr>
+          <w:rFonts w:ascii="Times" w:hAnsi="Times" w:hint="eastAsia"/>
+          <w:lang w:eastAsia="zh-TW"/>
+        </w:rPr>
+        <w:t>劏房戶免受苦？</w:t>
+      </w:r>
+      <w:r>
+        <w:rPr>
+          <w:rFonts w:ascii="Times" w:hAnsi="Times" w:hint="eastAsia"/>
+          <w:lang w:eastAsia="zh-TW"/>
+        </w:rPr>
+        <w:t xml:space="preserve"> </w:t>
+      </w:r>
+      <w:r>
+        <w:rPr>
+          <w:rFonts w:ascii="Times" w:hAnsi="Times" w:hint="eastAsia"/>
+        </w:rPr>
+        <w:t>(</w:t>
+      </w:r>
+      <w:r>
+        <w:rPr>
+          <w:rFonts w:ascii="Times" w:hAnsi="Times" w:hint="eastAsia"/>
+        </w:rPr>
+        <w:t>明報</w:t>
+      </w:r>
+      <w:r>
+        <w:rPr>
+          <w:rFonts w:ascii="Times" w:hAnsi="Times" w:hint="eastAsia"/>
+        </w:rPr>
+        <w:t xml:space="preserve">, 2024-5-16, </w:t>
+      </w:r>
+      <w:r>
+        <w:rPr>
+          <w:rFonts w:ascii="Times" w:hAnsi="Times" w:hint="eastAsia"/>
+        </w:rPr>
+        <w:t>與何漢樑</w:t>
+      </w:r>
+      <w:r>
+        <w:rPr>
+          <w:rFonts w:ascii="Times" w:hAnsi="Times" w:hint="eastAsia"/>
+        </w:rPr>
+        <w:t>)</w:t>
       </w:r>
     </w:p>
     <w:p>
@@ -3344,7 +3247,7 @@
           <w:rFonts w:ascii="Times" w:hAnsi="Times" w:hint="eastAsia"/>
           <w:lang w:eastAsia="zh-TW"/>
         </w:rPr>
-        <w:t>人才得失與香港前景：領英社交資料佐證</w:t>
+        <w:t>香港劏房問題之出路</w:t>
       </w:r>
       <w:r>
         <w:rPr>
@@ -3358,28 +3261,14 @@
           <w:rFonts w:ascii="Times" w:hAnsi="Times" w:hint="eastAsia"/>
           <w:lang w:eastAsia="zh-TW"/>
         </w:rPr>
-        <w:t>香港經濟政策綠皮書</w:t>
-      </w:r>
-      <w:r>
-        <w:rPr>
-          <w:rFonts w:ascii="Times" w:hAnsi="Times" w:hint="eastAsia"/>
-          <w:lang w:eastAsia="zh-TW"/>
-        </w:rPr>
-        <w:t xml:space="preserve">, 2024-1-10, </w:t>
-      </w:r>
-      <w:r>
-        <w:rPr>
-          <w:rFonts w:ascii="Times" w:hAnsi="Times" w:hint="eastAsia"/>
-          <w:lang w:eastAsia="zh-TW"/>
-        </w:rPr>
-        <w:t>與關穎倫和鄧希煒</w:t>
-      </w:r>
-      <w:r>
-        <w:rPr>
-          <w:rFonts w:ascii="Times" w:hAnsi="Times" w:hint="eastAsia"/>
-          <w:lang w:eastAsia="zh-TW"/>
-        </w:rPr>
-        <w:t>)</w:t>
+        <w:t>香港信報</w:t>
+      </w:r>
+      <w:r>
+        <w:rPr>
+          <w:rFonts w:ascii="Times" w:hAnsi="Times" w:hint="eastAsia"/>
+          <w:lang w:eastAsia="zh-TW"/>
+        </w:rPr>
+        <w:t>, 2024-2-14)</w:t>
       </w:r>
     </w:p>
     <w:p>
@@ -3400,7 +3289,7 @@
           <w:rFonts w:ascii="Times" w:hAnsi="Times" w:hint="eastAsia"/>
           <w:lang w:eastAsia="zh-TW"/>
         </w:rPr>
-        <w:t>利用數據和算法減低公屋輪候時間</w:t>
+        <w:t>人才得失與香港前景：領英社交資料佐證</w:t>
       </w:r>
       <w:r>
         <w:rPr>
@@ -3428,7 +3317,7 @@
           <w:rFonts w:ascii="Times" w:hAnsi="Times" w:hint="eastAsia"/>
           <w:lang w:eastAsia="zh-TW"/>
         </w:rPr>
-        <w:t>與王欣儀和黃美施</w:t>
+        <w:t>與關穎倫和鄧希煒</w:t>
       </w:r>
       <w:r>
         <w:rPr>
@@ -3456,7 +3345,7 @@
           <w:rFonts w:ascii="Times" w:hAnsi="Times" w:hint="eastAsia"/>
           <w:lang w:eastAsia="zh-TW"/>
         </w:rPr>
-        <w:t>香港房屋危機之謎</w:t>
+        <w:t>利用數據和算法減低公屋輪候時間</w:t>
       </w:r>
       <w:r>
         <w:rPr>
@@ -3477,7 +3366,21 @@
           <w:rFonts w:ascii="Times" w:hAnsi="Times" w:hint="eastAsia"/>
           <w:lang w:eastAsia="zh-TW"/>
         </w:rPr>
-        <w:t>, 2022-9-23)</w:t>
+        <w:t xml:space="preserve">, 2024-1-10, </w:t>
+      </w:r>
+      <w:r>
+        <w:rPr>
+          <w:rFonts w:ascii="Times" w:hAnsi="Times" w:hint="eastAsia"/>
+          <w:lang w:eastAsia="zh-TW"/>
+        </w:rPr>
+        <w:t>與王欣儀和黃美施</w:t>
+      </w:r>
+      <w:r>
+        <w:rPr>
+          <w:rFonts w:ascii="Times" w:hAnsi="Times" w:hint="eastAsia"/>
+          <w:lang w:eastAsia="zh-TW"/>
+        </w:rPr>
+        <w:t>)</w:t>
       </w:r>
     </w:p>
     <w:p>
@@ -3498,35 +3401,7 @@
           <w:rFonts w:ascii="Times" w:hAnsi="Times" w:hint="eastAsia"/>
           <w:lang w:eastAsia="zh-TW"/>
         </w:rPr>
-        <w:t>預算案</w:t>
-      </w:r>
-      <w:r>
-        <w:rPr>
-          <w:rFonts w:ascii="Times" w:hAnsi="Times" w:hint="eastAsia"/>
-          <w:lang w:eastAsia="zh-TW"/>
-        </w:rPr>
-        <w:t>500</w:t>
-      </w:r>
-      <w:r>
-        <w:rPr>
-          <w:rFonts w:ascii="Times" w:hAnsi="Times" w:hint="eastAsia"/>
-          <w:lang w:eastAsia="zh-TW"/>
-        </w:rPr>
-        <w:t>億推創科</w:t>
-      </w:r>
-      <w:r>
-        <w:rPr>
-          <w:rFonts w:ascii="Times" w:hAnsi="Times" w:hint="eastAsia"/>
-          <w:lang w:eastAsia="zh-TW"/>
-        </w:rPr>
-        <w:t xml:space="preserve"> </w:t>
-      </w:r>
-      <w:r>
-        <w:rPr>
-          <w:rFonts w:ascii="Times" w:hAnsi="Times" w:hint="eastAsia"/>
-          <w:lang w:eastAsia="zh-TW"/>
-        </w:rPr>
-        <w:t>怎用得其所</w:t>
+        <w:t>香港房屋危機之謎</w:t>
       </w:r>
       <w:r>
         <w:rPr>
@@ -3540,14 +3415,14 @@
           <w:rFonts w:ascii="Times" w:hAnsi="Times" w:hint="eastAsia"/>
           <w:lang w:eastAsia="zh-TW"/>
         </w:rPr>
-        <w:t>香港經濟日報</w:t>
-      </w:r>
-      <w:r>
-        <w:rPr>
-          <w:rFonts w:ascii="Times" w:hAnsi="Times" w:hint="eastAsia"/>
-          <w:lang w:eastAsia="zh-TW"/>
-        </w:rPr>
-        <w:t>, 2018-3-18)</w:t>
+        <w:t>香港經濟政策綠皮書</w:t>
+      </w:r>
+      <w:r>
+        <w:rPr>
+          <w:rFonts w:ascii="Times" w:hAnsi="Times" w:hint="eastAsia"/>
+          <w:lang w:eastAsia="zh-TW"/>
+        </w:rPr>
+        <w:t>, 2022-9-23)</w:t>
       </w:r>
     </w:p>
     <w:p>
@@ -3560,6 +3435,76 @@
         <w:spacing w:line="360" w:lineRule="auto"/>
         <w:rPr>
           <w:rFonts w:ascii="Times" w:hAnsi="Times"/>
+          <w:lang w:eastAsia="zh-TW"/>
+        </w:rPr>
+      </w:pPr>
+      <w:r>
+        <w:rPr>
+          <w:rFonts w:ascii="Times" w:hAnsi="Times" w:hint="eastAsia"/>
+          <w:lang w:eastAsia="zh-TW"/>
+        </w:rPr>
+        <w:t>預算案</w:t>
+      </w:r>
+      <w:r>
+        <w:rPr>
+          <w:rFonts w:ascii="Times" w:hAnsi="Times" w:hint="eastAsia"/>
+          <w:lang w:eastAsia="zh-TW"/>
+        </w:rPr>
+        <w:t>500</w:t>
+      </w:r>
+      <w:r>
+        <w:rPr>
+          <w:rFonts w:ascii="Times" w:hAnsi="Times" w:hint="eastAsia"/>
+          <w:lang w:eastAsia="zh-TW"/>
+        </w:rPr>
+        <w:t>億推創科</w:t>
+      </w:r>
+      <w:r>
+        <w:rPr>
+          <w:rFonts w:ascii="Times" w:hAnsi="Times" w:hint="eastAsia"/>
+          <w:lang w:eastAsia="zh-TW"/>
+        </w:rPr>
+        <w:t xml:space="preserve"> </w:t>
+      </w:r>
+      <w:r>
+        <w:rPr>
+          <w:rFonts w:ascii="Times" w:hAnsi="Times" w:hint="eastAsia"/>
+          <w:lang w:eastAsia="zh-TW"/>
+        </w:rPr>
+        <w:t>怎用得其所</w:t>
+      </w:r>
+      <w:r>
+        <w:rPr>
+          <w:rFonts w:ascii="Times" w:hAnsi="Times" w:hint="eastAsia"/>
+          <w:lang w:eastAsia="zh-TW"/>
+        </w:rPr>
+        <w:t xml:space="preserve"> (</w:t>
+      </w:r>
+      <w:r>
+        <w:rPr>
+          <w:rFonts w:ascii="Times" w:hAnsi="Times" w:hint="eastAsia"/>
+          <w:lang w:eastAsia="zh-TW"/>
+        </w:rPr>
+        <w:t>香港經濟日報</w:t>
+      </w:r>
+      <w:r>
+        <w:rPr>
+          <w:rFonts w:ascii="Times" w:hAnsi="Times" w:hint="eastAsia"/>
+          <w:lang w:eastAsia="zh-TW"/>
+        </w:rPr>
+        <w:t>, 2018-3-18)</w:t>
+      </w:r>
+    </w:p>
+    <w:p>
+      <w:pPr>
+        <w:pStyle w:val="ListParagraph"/>
+        <w:numPr>
+          <w:ilvl w:val="0"/>
+          <w:numId w:val="1"/>
+        </w:numPr>
+        <w:spacing w:line="360" w:lineRule="auto"/>
+        <w:rPr>
+          <w:rFonts w:ascii="Times" w:hAnsi="Times"/>
           <w:u w:val="single"/>
           <w:lang w:eastAsia="zh-TW"/>
         </w:rPr>
@@ -4046,27 +3991,7 @@
           <w:iCs/>
           <w:lang w:eastAsia="zh-TW"/>
         </w:rPr>
-        <w:t xml:space="preserve">; </w:t>
-      </w:r>
-      <w:proofErr w:type="spellStart"/>
-      <w:r>
-        <w:rPr>
-          <w:rFonts w:ascii="Times" w:hAnsi="Times" w:hint="eastAsia"/>
-          <w:i/>
-          <w:iCs/>
-          <w:lang w:eastAsia="zh-TW"/>
-        </w:rPr>
-        <w:t>Labour</w:t>
-      </w:r>
-      <w:proofErr w:type="spellEnd"/>
-      <w:r>
-        <w:rPr>
-          <w:rFonts w:ascii="Times" w:hAnsi="Times" w:hint="eastAsia"/>
-          <w:i/>
-          <w:iCs/>
-          <w:lang w:eastAsia="zh-TW"/>
-        </w:rPr>
-        <w:t xml:space="preserve"> Economics</w:t>
+        <w:t>; Labour Economics</w:t>
       </w:r>
     </w:p>
     <w:p>
@@ -5031,19 +4956,11 @@
         </w:rPr>
         <w:tab/>
       </w:r>
-      <w:proofErr w:type="spellStart"/>
       <w:r>
         <w:rPr>
           <w:rFonts w:ascii="Times New Roman" w:eastAsia="Times New Roman" w:hAnsi="Times New Roman" w:cs="Times New Roman"/>
         </w:rPr>
-        <w:t>Detur</w:t>
-      </w:r>
-      <w:proofErr w:type="spellEnd"/>
-      <w:r>
-        <w:rPr>
-          <w:rFonts w:ascii="Times New Roman" w:eastAsia="Times New Roman" w:hAnsi="Times New Roman" w:cs="Times New Roman"/>
-        </w:rPr>
-        <w:t xml:space="preserve"> Book Prize </w:t>
+        <w:t xml:space="preserve">Detur Book Prize </w:t>
       </w:r>
     </w:p>
     <w:p>

--- a/static/CV.docx
+++ b/static/CV.docx
@@ -1494,35 +1494,7 @@
         <w:rPr>
           <w:rFonts w:ascii="Times" w:hAnsi="Times"/>
         </w:rPr>
-        <w:t>Money and Barter in the Field</w:t>
-      </w:r>
-      <w:r>
-        <w:rPr>
-          <w:rFonts w:ascii="Times" w:hAnsi="Times" w:hint="eastAsia"/>
-          <w:lang w:eastAsia="zh-TW"/>
-        </w:rPr>
-        <w:t xml:space="preserve">: </w:t>
-      </w:r>
-      <w:r>
-        <w:rPr>
-          <w:rFonts w:ascii="Times" w:hAnsi="Times"/>
-          <w:lang w:eastAsia="zh-TW"/>
-        </w:rPr>
-        <w:t>Evidence from</w:t>
-      </w:r>
-      <w:r>
-        <w:rPr>
-          <w:rFonts w:ascii="Times" w:hAnsi="Times" w:hint="eastAsia"/>
-          <w:lang w:eastAsia="zh-TW"/>
-        </w:rPr>
-        <w:t xml:space="preserve"> a Digital Currency</w:t>
-      </w:r>
-      <w:r>
-        <w:rPr>
-          <w:rFonts w:ascii="Times" w:hAnsi="Times"/>
-          <w:lang w:eastAsia="zh-TW"/>
-        </w:rPr>
-        <w:t xml:space="preserve"> Experiment</w:t>
+        <w:t>The Promise and Perils of Platform Money: Evidence from a Barter Community</w:t>
       </w:r>
       <w:r>
         <w:rPr>
@@ -1555,21 +1527,31 @@
         <w:rPr>
           <w:rFonts w:ascii="Times" w:hAnsi="Times"/>
         </w:rPr>
-        <w:t>Redeemability and Currency Adoption</w:t>
-      </w:r>
-      <w:r>
-        <w:rPr>
-          <w:rFonts w:ascii="Times" w:hAnsi="Times"/>
-          <w:lang w:eastAsia="zh-TW"/>
-        </w:rPr>
-        <w:t>:</w:t>
-      </w:r>
-      <w:r>
-        <w:rPr>
-          <w:rFonts w:ascii="Times" w:hAnsi="Times"/>
-          <w:lang w:eastAsia="zh-TW"/>
-        </w:rPr>
-        <w:t xml:space="preserve"> Evidence from a Digital Platform</w:t>
+        <w:t>Redeemability</w:t>
+      </w:r>
+      <w:r>
+        <w:rPr>
+          <w:rFonts w:ascii="Times" w:hAnsi="Times"/>
+        </w:rPr>
+        <w:t xml:space="preserve">, </w:t>
+      </w:r>
+      <w:r>
+        <w:rPr>
+          <w:rFonts w:ascii="Times" w:hAnsi="Times"/>
+        </w:rPr>
+        <w:t xml:space="preserve">Digital </w:t>
+      </w:r>
+      <w:r>
+        <w:rPr>
+          <w:rFonts w:ascii="Times" w:hAnsi="Times"/>
+        </w:rPr>
+        <w:t>Currency Adoption</w:t>
+      </w:r>
+      <w:r>
+        <w:rPr>
+          <w:rFonts w:ascii="Times" w:hAnsi="Times"/>
+        </w:rPr>
+        <w:t>, and Flows</w:t>
       </w:r>
       <w:r>
         <w:rPr>
@@ -1638,21 +1620,7 @@
           <w:rFonts w:ascii="Times" w:hAnsi="Times"/>
           <w:lang w:eastAsia="zh-TW"/>
         </w:rPr>
-        <w:t>Housing</w:t>
-      </w:r>
-      <w:r>
-        <w:rPr>
-          <w:rFonts w:ascii="Times" w:hAnsi="Times" w:hint="eastAsia"/>
-          <w:lang w:eastAsia="zh-TW"/>
-        </w:rPr>
-        <w:t xml:space="preserve"> Assignment </w:t>
-      </w:r>
-      <w:r>
-        <w:rPr>
-          <w:rFonts w:ascii="Times" w:hAnsi="Times"/>
-          <w:lang w:eastAsia="zh-TW"/>
-        </w:rPr>
-        <w:t>with Endogenous Supply: Theory and Application to Rent Control</w:t>
+        <w:t>Housing Market Responses to Non-market Allocation: An Assignment Approach</w:t>
       </w:r>
       <w:r>
         <w:rPr>
@@ -1695,10 +1663,10 @@
       </w:r>
       <w:r>
         <w:rPr>
-          <w:rFonts w:ascii="Times" w:hAnsi="Times" w:hint="eastAsia"/>
-          <w:lang w:eastAsia="zh-TW"/>
-        </w:rPr>
-        <w:t>The Welfare Cost of Public Housing Misallocation in Hong Kong</w:t>
+          <w:rFonts w:ascii="Times" w:hAnsi="Times"/>
+          <w:lang w:eastAsia="zh-TW"/>
+        </w:rPr>
+        <w:t>Moral Hazard and the Cost of In-kind Transfers: Evidence from Public Housing</w:t>
       </w:r>
       <w:r>
         <w:rPr>
@@ -1708,10 +1676,10 @@
       </w:r>
       <w:r>
         <w:rPr>
-          <w:rFonts w:ascii="Times" w:hAnsi="Times" w:hint="eastAsia"/>
-          <w:lang w:eastAsia="zh-TW"/>
-        </w:rPr>
-        <w:t>Jimmy Ho, Yulin Hong, and Zhongji Wei</w:t>
+          <w:rFonts w:ascii="Times" w:hAnsi="Times"/>
+          <w:lang w:eastAsia="zh-TW"/>
+        </w:rPr>
+        <w:t>Russell Tsz-Nga Wong</w:t>
       </w:r>
       <w:r>
         <w:rPr>

--- a/static/CV.docx
+++ b/static/CV.docx
@@ -234,670 +234,1153 @@
     <w:p>
       <w:pPr>
         <w:spacing w:line="360" w:lineRule="auto"/>
-        <w:rPr>
-          <w:rFonts w:ascii="Times" w:hAnsi="Times"/>
+        <w:ind w:left="1440" w:hanging="1440"/>
+        <w:rPr>
+          <w:rFonts w:ascii="Times" w:hAnsi="Times"/>
+        </w:rPr>
+      </w:pPr>
+      <w:r>
+        <w:rPr>
+          <w:rFonts w:ascii="Times" w:hAnsi="Times"/>
+        </w:rPr>
+        <w:t>Assistant Professor</w:t>
+      </w:r>
+      <w:r>
+        <w:rPr>
+          <w:rFonts w:ascii="Times" w:hAnsi="Times"/>
+        </w:rPr>
+        <w:t xml:space="preserve"> </w:t>
+      </w:r>
+      <w:r>
+        <w:rPr>
+          <w:rFonts w:ascii="Times" w:hAnsi="Times" w:hint="eastAsia"/>
+          <w:lang w:eastAsia="zh-TW"/>
+        </w:rPr>
+        <w:t>(</w:t>
+      </w:r>
+      <w:r>
+        <w:rPr>
+          <w:rFonts w:ascii="Times" w:hAnsi="Times" w:hint="eastAsia"/>
+          <w:lang w:eastAsia="zh-TW"/>
+        </w:rPr>
+        <w:t>by</w:t>
+      </w:r>
+      <w:r>
+        <w:rPr>
+          <w:rFonts w:ascii="Times" w:hAnsi="Times" w:hint="eastAsia"/>
+          <w:lang w:eastAsia="zh-TW"/>
+        </w:rPr>
+        <w:t>-c</w:t>
+      </w:r>
+      <w:r>
+        <w:rPr>
+          <w:rFonts w:ascii="Times" w:hAnsi="Times" w:hint="eastAsia"/>
+          <w:lang w:eastAsia="zh-TW"/>
+        </w:rPr>
+        <w:t>ourtesy</w:t>
+      </w:r>
+      <w:r>
+        <w:rPr>
+          <w:rFonts w:ascii="Times" w:hAnsi="Times" w:hint="eastAsia"/>
+          <w:lang w:eastAsia="zh-TW"/>
+        </w:rPr>
+        <w:t>)</w:t>
+      </w:r>
+      <w:r>
+        <w:rPr>
+          <w:rFonts w:ascii="Times" w:hAnsi="Times"/>
+          <w:lang w:eastAsia="zh-TW"/>
+        </w:rPr>
+        <w:tab/>
+      </w:r>
+      <w:r>
+        <w:rPr>
+          <w:rFonts w:ascii="Times" w:hAnsi="Times"/>
+          <w:lang w:eastAsia="zh-TW"/>
+        </w:rPr>
+        <w:tab/>
+      </w:r>
+      <w:r>
+        <w:rPr>
+          <w:rFonts w:ascii="Times" w:hAnsi="Times"/>
+          <w:lang w:eastAsia="zh-TW"/>
+        </w:rPr>
+        <w:tab/>
+      </w:r>
+      <w:r>
+        <w:rPr>
+          <w:rFonts w:ascii="Times" w:hAnsi="Times"/>
+          <w:lang w:eastAsia="zh-TW"/>
+        </w:rPr>
+        <w:tab/>
+      </w:r>
+      <w:r>
+        <w:rPr>
+          <w:rFonts w:ascii="Times" w:hAnsi="Times"/>
+          <w:lang w:eastAsia="zh-TW"/>
+        </w:rPr>
+        <w:tab/>
+      </w:r>
+      <w:r>
+        <w:rPr>
+          <w:rFonts w:ascii="Times" w:hAnsi="Times"/>
+          <w:lang w:eastAsia="zh-TW"/>
+        </w:rPr>
+        <w:tab/>
+      </w:r>
+      <w:r>
+        <w:rPr>
+          <w:rFonts w:ascii="Times" w:hAnsi="Times"/>
+        </w:rPr>
+        <w:tab/>
+        <w:t xml:space="preserve"> </w:t>
+      </w:r>
+      <w:r>
+        <w:rPr>
+          <w:rFonts w:ascii="Times" w:hAnsi="Times"/>
+        </w:rPr>
+        <w:tab/>
+      </w:r>
+      <w:r>
+        <w:rPr>
+          <w:rFonts w:ascii="Times" w:hAnsi="Times"/>
+        </w:rPr>
+        <w:t>202</w:t>
+      </w:r>
+      <w:r>
+        <w:rPr>
+          <w:rFonts w:ascii="Times" w:hAnsi="Times" w:hint="eastAsia"/>
+          <w:lang w:eastAsia="zh-TW"/>
+        </w:rPr>
+        <w:t>6</w:t>
+      </w:r>
+      <w:r>
+        <w:rPr>
+          <w:rFonts w:ascii="Times" w:hAnsi="Times"/>
+        </w:rPr>
+        <w:t>-</w:t>
+      </w:r>
+    </w:p>
+    <w:p>
+      <w:pPr>
+        <w:spacing w:line="360" w:lineRule="auto"/>
+        <w:rPr>
+          <w:rFonts w:ascii="Times" w:hAnsi="Times"/>
+        </w:rPr>
+      </w:pPr>
+      <w:r>
+        <w:rPr>
+          <w:rFonts w:ascii="Times" w:hAnsi="Times"/>
+        </w:rPr>
+        <w:t xml:space="preserve">  </w:t>
+      </w:r>
+      <w:r>
+        <w:rPr>
+          <w:rFonts w:ascii="Times" w:hAnsi="Times" w:hint="eastAsia"/>
+          <w:i/>
+          <w:iCs/>
+          <w:lang w:eastAsia="zh-TW"/>
+        </w:rPr>
+        <w:t>HKU</w:t>
+      </w:r>
+      <w:r>
+        <w:rPr>
+          <w:rFonts w:ascii="Times" w:hAnsi="Times" w:hint="eastAsia"/>
+          <w:lang w:eastAsia="zh-TW"/>
+        </w:rPr>
+        <w:t xml:space="preserve"> </w:t>
+      </w:r>
+      <w:r>
+        <w:rPr>
+          <w:rFonts w:ascii="Times" w:hAnsi="Times"/>
+          <w:i/>
+          <w:iCs/>
+        </w:rPr>
+        <w:t>School</w:t>
+      </w:r>
+      <w:r>
+        <w:rPr>
+          <w:rFonts w:ascii="Times" w:hAnsi="Times" w:hint="eastAsia"/>
+          <w:i/>
+          <w:iCs/>
+          <w:lang w:eastAsia="zh-TW"/>
+        </w:rPr>
+        <w:t xml:space="preserve"> of Governance and Policy</w:t>
+      </w:r>
+      <w:r>
+        <w:rPr>
+          <w:rFonts w:ascii="Times" w:hAnsi="Times"/>
+          <w:i/>
+          <w:iCs/>
+        </w:rPr>
+        <w:t>, University of Hong Kon</w:t>
+      </w:r>
+      <w:r>
+        <w:rPr>
+          <w:rFonts w:ascii="Times" w:hAnsi="Times"/>
+          <w:i/>
+          <w:iCs/>
+        </w:rPr>
+        <w:t>g</w:t>
+      </w:r>
+      <w:r>
+        <w:rPr>
+          <w:rFonts w:ascii="Times" w:hAnsi="Times"/>
+        </w:rPr>
+        <w:t xml:space="preserve"> </w:t>
+      </w:r>
+    </w:p>
+    <w:p>
+      <w:pPr>
+        <w:spacing w:line="360" w:lineRule="auto"/>
+        <w:rPr>
+          <w:rFonts w:ascii="Times" w:hAnsi="Times"/>
+          <w:lang w:eastAsia="zh-TW"/>
+        </w:rPr>
+      </w:pPr>
+    </w:p>
+    <w:p>
+      <w:pPr>
+        <w:spacing w:line="360" w:lineRule="auto"/>
+        <w:rPr>
+          <w:rFonts w:ascii="Times" w:hAnsi="Times"/>
+          <w:lang w:eastAsia="zh-TW"/>
+        </w:rPr>
+      </w:pPr>
+      <w:r>
+        <w:rPr>
+          <w:rFonts w:ascii="Times" w:hAnsi="Times" w:hint="eastAsia"/>
           <w:b/>
           <w:bCs/>
-        </w:rPr>
-      </w:pPr>
-    </w:p>
-    <w:p>
-      <w:pPr>
-        <w:spacing w:line="360" w:lineRule="auto"/>
-        <w:rPr>
-          <w:rFonts w:ascii="Times" w:hAnsi="Times"/>
-          <w:i/>
-          <w:iCs/>
-        </w:rPr>
-      </w:pPr>
+          <w:lang w:eastAsia="zh-TW"/>
+        </w:rPr>
+        <w:t>RESEARCH</w:t>
+      </w:r>
       <w:r>
         <w:rPr>
           <w:rFonts w:ascii="Times" w:hAnsi="Times"/>
           <w:b/>
           <w:bCs/>
         </w:rPr>
-        <w:t>PROFESSIONAL AFFILIATIONS</w:t>
-      </w:r>
-      <w:r>
+        <w:t xml:space="preserve"> AFFILIATIONS</w:t>
+      </w:r>
+    </w:p>
+    <w:p>
+      <w:pPr>
+        <w:spacing w:line="360" w:lineRule="auto"/>
+        <w:rPr>
+          <w:rFonts w:ascii="Times" w:hAnsi="Times"/>
+        </w:rPr>
+      </w:pPr>
+      <w:r>
+        <w:rPr>
+          <w:rFonts w:ascii="Times" w:hAnsi="Times"/>
+        </w:rPr>
+        <w:t>Research</w:t>
+      </w:r>
+      <w:r>
+        <w:rPr>
+          <w:rFonts w:ascii="Times" w:hAnsi="Times" w:hint="eastAsia"/>
+          <w:lang w:eastAsia="zh-TW"/>
+        </w:rPr>
+        <w:t xml:space="preserve"> </w:t>
+      </w:r>
+      <w:r>
+        <w:rPr>
+          <w:rFonts w:ascii="Times" w:hAnsi="Times"/>
+        </w:rPr>
+        <w:t>Affiliate</w:t>
+      </w:r>
+      <w:r>
+        <w:rPr>
+          <w:rFonts w:ascii="Times" w:hAnsi="Times"/>
+          <w:i/>
+          <w:iCs/>
+        </w:rPr>
+        <w:t xml:space="preserve">, </w:t>
+      </w:r>
+      <w:r>
+        <w:rPr>
+          <w:rFonts w:ascii="Times" w:hAnsi="Times"/>
+          <w:lang w:eastAsia="zh-TW"/>
+        </w:rPr>
+        <w:t>IZA Network at LISER</w:t>
+      </w:r>
+      <w:r>
+        <w:rPr>
+          <w:rFonts w:ascii="Times" w:hAnsi="Times"/>
+          <w:lang w:eastAsia="zh-TW"/>
+        </w:rPr>
+        <w:tab/>
+      </w:r>
+      <w:r>
+        <w:rPr>
+          <w:rFonts w:ascii="Times" w:hAnsi="Times"/>
+          <w:lang w:eastAsia="zh-TW"/>
+        </w:rPr>
+        <w:tab/>
+      </w:r>
+      <w:r>
+        <w:rPr>
+          <w:rFonts w:ascii="Times" w:hAnsi="Times"/>
+          <w:i/>
+          <w:iCs/>
+        </w:rPr>
+        <w:tab/>
+      </w:r>
+      <w:r>
+        <w:rPr>
+          <w:rFonts w:ascii="Times" w:hAnsi="Times"/>
+          <w:i/>
+          <w:iCs/>
+        </w:rPr>
+        <w:tab/>
+      </w:r>
+      <w:r>
+        <w:rPr>
+          <w:rFonts w:ascii="Times" w:hAnsi="Times"/>
+          <w:i/>
+          <w:iCs/>
+        </w:rPr>
+        <w:tab/>
+      </w:r>
+      <w:r>
+        <w:rPr>
+          <w:rFonts w:ascii="Times" w:hAnsi="Times"/>
+          <w:i/>
+          <w:iCs/>
+          <w:lang w:eastAsia="zh-TW"/>
+        </w:rPr>
+        <w:tab/>
+      </w:r>
+      <w:r>
+        <w:rPr>
+          <w:rFonts w:ascii="Times" w:hAnsi="Times"/>
+          <w:i/>
+          <w:iCs/>
+        </w:rPr>
+        <w:tab/>
+      </w:r>
+      <w:r>
+        <w:rPr>
+          <w:rFonts w:ascii="Times" w:hAnsi="Times"/>
+        </w:rPr>
+        <w:t>202</w:t>
+      </w:r>
+      <w:r>
+        <w:rPr>
+          <w:rFonts w:ascii="Times" w:hAnsi="Times" w:hint="eastAsia"/>
+          <w:lang w:eastAsia="zh-TW"/>
+        </w:rPr>
+        <w:t>6</w:t>
+      </w:r>
+      <w:r>
+        <w:rPr>
+          <w:rFonts w:ascii="Times" w:hAnsi="Times"/>
+        </w:rPr>
+        <w:t>-</w:t>
+      </w:r>
+      <w:r>
+        <w:rPr>
+          <w:rFonts w:ascii="Times" w:hAnsi="Times"/>
+        </w:rPr>
+        <w:t xml:space="preserve"> </w:t>
+      </w:r>
+    </w:p>
+    <w:p>
+      <w:pPr>
+        <w:spacing w:line="360" w:lineRule="auto"/>
+        <w:rPr>
+          <w:rFonts w:ascii="Times" w:hAnsi="Times"/>
+        </w:rPr>
+      </w:pPr>
+      <w:r>
+        <w:rPr>
+          <w:rFonts w:ascii="Times" w:hAnsi="Times"/>
+        </w:rPr>
+        <w:t>Research</w:t>
+      </w:r>
+      <w:r>
+        <w:rPr>
+          <w:rFonts w:ascii="Times" w:hAnsi="Times" w:hint="eastAsia"/>
+          <w:lang w:eastAsia="zh-TW"/>
+        </w:rPr>
+        <w:t xml:space="preserve"> </w:t>
+      </w:r>
+      <w:r>
+        <w:rPr>
+          <w:rFonts w:ascii="Times" w:hAnsi="Times"/>
+        </w:rPr>
+        <w:t>Affiliate</w:t>
+      </w:r>
+      <w:r>
+        <w:rPr>
+          <w:rFonts w:ascii="Times" w:hAnsi="Times"/>
+          <w:i/>
+          <w:iCs/>
+        </w:rPr>
+        <w:t xml:space="preserve">, </w:t>
+      </w:r>
+      <w:r>
+        <w:rPr>
+          <w:rFonts w:ascii="Times" w:hAnsi="Times" w:hint="eastAsia"/>
+          <w:lang w:eastAsia="zh-TW"/>
+        </w:rPr>
+        <w:t>Rockwool Foundation Berlin</w:t>
+      </w:r>
+      <w:r>
+        <w:rPr>
+          <w:rFonts w:ascii="Times" w:hAnsi="Times"/>
+          <w:lang w:eastAsia="zh-TW"/>
+        </w:rPr>
+        <w:tab/>
+      </w:r>
+      <w:r>
+        <w:rPr>
+          <w:rFonts w:ascii="Times" w:hAnsi="Times"/>
+          <w:lang w:eastAsia="zh-TW"/>
+        </w:rPr>
+        <w:tab/>
+      </w:r>
+      <w:r>
+        <w:rPr>
+          <w:rFonts w:ascii="Times" w:hAnsi="Times"/>
+          <w:i/>
+          <w:iCs/>
+        </w:rPr>
+        <w:tab/>
+      </w:r>
+      <w:r>
+        <w:rPr>
+          <w:rFonts w:ascii="Times" w:hAnsi="Times"/>
+          <w:i/>
+          <w:iCs/>
+        </w:rPr>
+        <w:tab/>
+      </w:r>
+      <w:r>
+        <w:rPr>
+          <w:rFonts w:ascii="Times" w:hAnsi="Times"/>
+          <w:i/>
+          <w:iCs/>
+        </w:rPr>
+        <w:tab/>
+      </w:r>
+      <w:r>
+        <w:rPr>
+          <w:rFonts w:ascii="Times" w:hAnsi="Times"/>
+          <w:i/>
+          <w:iCs/>
+        </w:rPr>
+        <w:tab/>
+      </w:r>
+      <w:r>
+        <w:rPr>
+          <w:rFonts w:ascii="Times" w:hAnsi="Times"/>
+        </w:rPr>
+        <w:t>202</w:t>
+      </w:r>
+      <w:r>
+        <w:rPr>
+          <w:rFonts w:ascii="Times" w:hAnsi="Times" w:hint="eastAsia"/>
+          <w:lang w:eastAsia="zh-TW"/>
+        </w:rPr>
+        <w:t>5</w:t>
+      </w:r>
+      <w:r>
+        <w:rPr>
+          <w:rFonts w:ascii="Times" w:hAnsi="Times"/>
+        </w:rPr>
+        <w:t>-</w:t>
+      </w:r>
+      <w:r>
+        <w:rPr>
+          <w:rFonts w:ascii="Times" w:hAnsi="Times"/>
+        </w:rPr>
+        <w:t xml:space="preserve"> </w:t>
+      </w:r>
+    </w:p>
+    <w:p>
+      <w:pPr>
+        <w:spacing w:line="360" w:lineRule="auto"/>
+        <w:rPr>
+          <w:rFonts w:ascii="Times" w:hAnsi="Times" w:hint="eastAsia"/>
+          <w:lang w:eastAsia="zh-TW"/>
+        </w:rPr>
+      </w:pPr>
+      <w:r>
+        <w:rPr>
+          <w:rFonts w:ascii="Times" w:hAnsi="Times"/>
+        </w:rPr>
+        <w:t>Faculty Affiliate</w:t>
+      </w:r>
+      <w:r>
+        <w:rPr>
+          <w:rFonts w:ascii="Times" w:hAnsi="Times" w:hint="eastAsia"/>
+          <w:lang w:eastAsia="zh-TW"/>
+        </w:rPr>
+        <w:t xml:space="preserve">, HKU Stone Centre on </w:t>
+      </w:r>
+      <w:r>
+        <w:rPr>
+          <w:rFonts w:ascii="Times" w:hAnsi="Times"/>
+          <w:lang w:eastAsia="zh-TW"/>
+        </w:rPr>
+        <w:t>Socio-Economic Inequality in Asia</w:t>
+      </w:r>
+      <w:r>
+        <w:rPr>
+          <w:rFonts w:ascii="Times" w:hAnsi="Times"/>
+          <w:lang w:eastAsia="zh-TW"/>
+        </w:rPr>
+        <w:tab/>
+      </w:r>
+      <w:r>
+        <w:rPr>
+          <w:rFonts w:ascii="Times" w:hAnsi="Times"/>
+          <w:lang w:eastAsia="zh-TW"/>
+        </w:rPr>
+        <w:tab/>
+      </w:r>
+      <w:r>
+        <w:rPr>
+          <w:rFonts w:ascii="Times" w:hAnsi="Times" w:hint="eastAsia"/>
+          <w:lang w:eastAsia="zh-TW"/>
+        </w:rPr>
+        <w:t>2026-</w:t>
+      </w:r>
+    </w:p>
+    <w:p>
+      <w:pPr>
+        <w:spacing w:line="360" w:lineRule="auto"/>
+        <w:rPr>
+          <w:rFonts w:ascii="Times" w:hAnsi="Times"/>
+        </w:rPr>
+      </w:pPr>
+      <w:r>
+        <w:rPr>
+          <w:rFonts w:ascii="Times" w:hAnsi="Times" w:hint="eastAsia"/>
+          <w:lang w:eastAsia="zh-TW"/>
+        </w:rPr>
+        <w:t>Faculty Research Fellow</w:t>
+      </w:r>
+      <w:r>
+        <w:rPr>
+          <w:rFonts w:ascii="Times" w:hAnsi="Times"/>
+          <w:i/>
+          <w:iCs/>
+        </w:rPr>
+        <w:t xml:space="preserve">, </w:t>
+      </w:r>
+      <w:r>
+        <w:rPr>
+          <w:rFonts w:ascii="Times" w:hAnsi="Times"/>
+        </w:rPr>
+        <w:t xml:space="preserve">HKU </w:t>
+      </w:r>
+      <w:r>
+        <w:rPr>
+          <w:rFonts w:ascii="Times" w:hAnsi="Times" w:hint="eastAsia"/>
+          <w:lang w:eastAsia="zh-TW"/>
+        </w:rPr>
+        <w:t>Center for AI, Management, and Organizations</w:t>
+      </w:r>
+      <w:r>
+        <w:rPr>
+          <w:rFonts w:ascii="Times" w:hAnsi="Times"/>
+          <w:i/>
+          <w:iCs/>
+        </w:rPr>
+        <w:tab/>
+      </w:r>
+      <w:r>
+        <w:rPr>
+          <w:rFonts w:ascii="Times" w:hAnsi="Times"/>
+          <w:i/>
+          <w:iCs/>
+        </w:rPr>
+        <w:tab/>
+      </w:r>
+      <w:r>
+        <w:rPr>
+          <w:rFonts w:ascii="Times" w:hAnsi="Times"/>
+        </w:rPr>
+        <w:t>202</w:t>
+      </w:r>
+      <w:r>
+        <w:rPr>
+          <w:rFonts w:ascii="Times" w:hAnsi="Times" w:hint="eastAsia"/>
+          <w:lang w:eastAsia="zh-TW"/>
+        </w:rPr>
+        <w:t>6</w:t>
+      </w:r>
+      <w:r>
+        <w:rPr>
+          <w:rFonts w:ascii="Times" w:hAnsi="Times"/>
+        </w:rPr>
+        <w:t>-</w:t>
+      </w:r>
+      <w:r>
+        <w:rPr>
+          <w:rFonts w:ascii="Times" w:hAnsi="Times"/>
+        </w:rPr>
+        <w:t xml:space="preserve"> </w:t>
+      </w:r>
+    </w:p>
+    <w:p>
+      <w:pPr>
+        <w:spacing w:line="360" w:lineRule="auto"/>
+        <w:rPr>
+          <w:rFonts w:ascii="Times" w:hAnsi="Times"/>
+        </w:rPr>
+      </w:pPr>
+      <w:r>
+        <w:rPr>
+          <w:rFonts w:ascii="Times" w:hAnsi="Times"/>
+        </w:rPr>
+        <w:t>Affiliated Researcher</w:t>
+      </w:r>
+      <w:r>
+        <w:rPr>
+          <w:rFonts w:ascii="Times" w:hAnsi="Times"/>
+          <w:i/>
+          <w:iCs/>
+        </w:rPr>
+        <w:t xml:space="preserve">, </w:t>
+      </w:r>
+      <w:r>
+        <w:rPr>
+          <w:rFonts w:ascii="Times" w:hAnsi="Times"/>
+        </w:rPr>
+        <w:t>HKU Jockey Club ESG Research Institute</w:t>
+      </w:r>
+      <w:r>
+        <w:rPr>
+          <w:rFonts w:ascii="Times" w:hAnsi="Times"/>
+          <w:i/>
+          <w:iCs/>
+        </w:rPr>
+        <w:tab/>
+      </w:r>
+      <w:r>
+        <w:rPr>
+          <w:rFonts w:ascii="Times" w:hAnsi="Times"/>
+          <w:i/>
+          <w:iCs/>
+        </w:rPr>
+        <w:tab/>
+      </w:r>
+      <w:r>
+        <w:rPr>
+          <w:rFonts w:ascii="Times" w:hAnsi="Times"/>
+          <w:i/>
+          <w:iCs/>
+        </w:rPr>
+        <w:tab/>
+      </w:r>
+      <w:r>
+        <w:rPr>
+          <w:rFonts w:ascii="Times" w:hAnsi="Times"/>
+          <w:i/>
+          <w:iCs/>
+        </w:rPr>
+        <w:tab/>
+      </w:r>
+      <w:r>
+        <w:rPr>
+          <w:rFonts w:ascii="Times" w:hAnsi="Times"/>
+        </w:rPr>
+        <w:t>202</w:t>
+      </w:r>
+      <w:r>
+        <w:rPr>
+          <w:rFonts w:ascii="Times" w:hAnsi="Times"/>
+        </w:rPr>
+        <w:t>4</w:t>
+      </w:r>
+      <w:r>
+        <w:rPr>
+          <w:rFonts w:ascii="Times" w:hAnsi="Times"/>
+        </w:rPr>
+        <w:t>-</w:t>
+      </w:r>
+      <w:r>
+        <w:rPr>
+          <w:rFonts w:ascii="Times" w:hAnsi="Times"/>
+        </w:rPr>
+        <w:t xml:space="preserve"> </w:t>
+      </w:r>
+    </w:p>
+    <w:p>
+      <w:pPr>
+        <w:spacing w:line="360" w:lineRule="auto"/>
+        <w:rPr>
+          <w:rFonts w:ascii="Times" w:hAnsi="Times"/>
+        </w:rPr>
+      </w:pPr>
+      <w:r>
+        <w:rPr>
+          <w:rFonts w:ascii="Times" w:hAnsi="Times"/>
+        </w:rPr>
+        <w:t>Fellow</w:t>
+      </w:r>
+      <w:r>
+        <w:rPr>
+          <w:rFonts w:ascii="Times" w:hAnsi="Times"/>
+        </w:rPr>
+        <w:t xml:space="preserve">, HKU </w:t>
+      </w:r>
+      <w:r>
+        <w:rPr>
+          <w:rFonts w:ascii="Times" w:hAnsi="Times"/>
+        </w:rPr>
+        <w:t>Centre on Contemporary China and the World</w:t>
+      </w:r>
+      <w:r>
+        <w:rPr>
+          <w:rFonts w:ascii="Times" w:hAnsi="Times"/>
+          <w:i/>
+          <w:iCs/>
+        </w:rPr>
+        <w:tab/>
+      </w:r>
+      <w:r>
+        <w:rPr>
+          <w:rFonts w:ascii="Times" w:hAnsi="Times"/>
+          <w:i/>
+          <w:iCs/>
+        </w:rPr>
+        <w:tab/>
+      </w:r>
+      <w:r>
+        <w:rPr>
+          <w:rFonts w:ascii="Times" w:hAnsi="Times"/>
+          <w:i/>
+          <w:iCs/>
+        </w:rPr>
+        <w:tab/>
+      </w:r>
+      <w:r>
+        <w:rPr>
+          <w:rFonts w:ascii="Times" w:hAnsi="Times"/>
+          <w:i/>
+          <w:iCs/>
+        </w:rPr>
+        <w:tab/>
+      </w:r>
+      <w:r>
+        <w:rPr>
+          <w:rFonts w:ascii="Times" w:hAnsi="Times"/>
+        </w:rPr>
+        <w:t>202</w:t>
+      </w:r>
+      <w:r>
+        <w:rPr>
+          <w:rFonts w:ascii="Times" w:hAnsi="Times"/>
+        </w:rPr>
+        <w:t>3</w:t>
+      </w:r>
+      <w:r>
+        <w:rPr>
+          <w:rFonts w:ascii="Times" w:hAnsi="Times"/>
+        </w:rPr>
+        <w:t>-</w:t>
+      </w:r>
+    </w:p>
+    <w:p>
+      <w:pPr>
+        <w:spacing w:line="360" w:lineRule="auto"/>
+        <w:rPr>
+          <w:rFonts w:ascii="Times" w:hAnsi="Times"/>
+        </w:rPr>
+      </w:pPr>
+      <w:r>
+        <w:rPr>
+          <w:rFonts w:ascii="Times" w:hAnsi="Times"/>
+        </w:rPr>
+        <w:t>Member, HKU Real Estate Lab</w:t>
+      </w:r>
+      <w:r>
+        <w:rPr>
+          <w:rFonts w:ascii="Times" w:hAnsi="Times"/>
+          <w:i/>
+          <w:iCs/>
+        </w:rPr>
+        <w:tab/>
+      </w:r>
+      <w:r>
+        <w:rPr>
+          <w:rFonts w:ascii="Times" w:hAnsi="Times"/>
+          <w:i/>
+          <w:iCs/>
+        </w:rPr>
+        <w:tab/>
+      </w:r>
+      <w:r>
+        <w:rPr>
+          <w:rFonts w:ascii="Times" w:hAnsi="Times"/>
+          <w:i/>
+          <w:iCs/>
+        </w:rPr>
+        <w:tab/>
+      </w:r>
+      <w:r>
+        <w:rPr>
+          <w:rFonts w:ascii="Times" w:hAnsi="Times"/>
+          <w:i/>
+          <w:iCs/>
+        </w:rPr>
+        <w:tab/>
+      </w:r>
+      <w:r>
+        <w:rPr>
+          <w:rFonts w:ascii="Times" w:hAnsi="Times"/>
+          <w:i/>
+          <w:iCs/>
+        </w:rPr>
+        <w:tab/>
+      </w:r>
+      <w:r>
+        <w:rPr>
+          <w:rFonts w:ascii="Times" w:hAnsi="Times"/>
+          <w:i/>
+          <w:iCs/>
+        </w:rPr>
+        <w:tab/>
+        <w:t xml:space="preserve"> </w:t>
+      </w:r>
+      <w:r>
+        <w:rPr>
+          <w:rFonts w:ascii="Times" w:hAnsi="Times"/>
+          <w:i/>
+          <w:iCs/>
+        </w:rPr>
+        <w:tab/>
+      </w:r>
+      <w:r>
+        <w:rPr>
+          <w:rFonts w:ascii="Times" w:hAnsi="Times"/>
+          <w:i/>
+          <w:iCs/>
+        </w:rPr>
+        <w:tab/>
+      </w:r>
+      <w:r>
+        <w:rPr>
+          <w:rFonts w:ascii="Times" w:hAnsi="Times"/>
+        </w:rPr>
+        <w:t>202</w:t>
+      </w:r>
+      <w:r>
+        <w:rPr>
+          <w:rFonts w:ascii="Times" w:hAnsi="Times"/>
+        </w:rPr>
+        <w:t>3</w:t>
+      </w:r>
+      <w:r>
+        <w:rPr>
+          <w:rFonts w:ascii="Times" w:hAnsi="Times"/>
+        </w:rPr>
+        <w:t>-</w:t>
+      </w:r>
+    </w:p>
+    <w:p>
+      <w:pPr>
+        <w:spacing w:line="360" w:lineRule="auto"/>
         <w:rPr>
           <w:rFonts w:ascii="Times" w:hAnsi="Times"/>
           <w:b/>
           <w:bCs/>
         </w:rPr>
-        <w:br/>
-      </w:r>
-      <w:r>
-        <w:rPr>
-          <w:rFonts w:ascii="Times" w:hAnsi="Times"/>
-        </w:rPr>
-        <w:t>Director, Hong Kong Future Economy Institute</w:t>
-      </w:r>
-      <w:r>
-        <w:rPr>
-          <w:rFonts w:ascii="Times" w:hAnsi="Times"/>
-          <w:i/>
-          <w:iCs/>
-        </w:rPr>
-        <w:tab/>
-      </w:r>
-      <w:r>
-        <w:rPr>
-          <w:rFonts w:ascii="Times" w:hAnsi="Times"/>
-          <w:i/>
-          <w:iCs/>
-        </w:rPr>
-        <w:tab/>
-      </w:r>
-      <w:r>
-        <w:rPr>
-          <w:rFonts w:ascii="Times" w:hAnsi="Times"/>
-          <w:i/>
-          <w:iCs/>
-        </w:rPr>
-        <w:tab/>
-      </w:r>
-      <w:r>
-        <w:rPr>
-          <w:rFonts w:ascii="Times" w:hAnsi="Times"/>
-          <w:i/>
-          <w:iCs/>
-        </w:rPr>
-        <w:tab/>
-      </w:r>
-      <w:r>
-        <w:rPr>
-          <w:rFonts w:ascii="Times" w:hAnsi="Times"/>
-          <w:i/>
-          <w:iCs/>
-        </w:rPr>
-        <w:tab/>
-      </w:r>
-      <w:r>
-        <w:rPr>
-          <w:rFonts w:ascii="Times" w:hAnsi="Times"/>
-          <w:i/>
-          <w:iCs/>
-        </w:rPr>
-        <w:tab/>
-      </w:r>
-      <w:r>
-        <w:rPr>
-          <w:rFonts w:ascii="Times" w:hAnsi="Times"/>
-        </w:rPr>
-        <w:t>202</w:t>
-      </w:r>
-      <w:r>
-        <w:rPr>
-          <w:rFonts w:ascii="Times" w:hAnsi="Times"/>
-        </w:rPr>
-        <w:t>5</w:t>
-      </w:r>
-      <w:r>
-        <w:rPr>
-          <w:rFonts w:ascii="Times" w:hAnsi="Times"/>
-        </w:rPr>
-        <w:t>-</w:t>
-      </w:r>
-    </w:p>
-    <w:p>
-      <w:pPr>
-        <w:spacing w:line="360" w:lineRule="auto"/>
-        <w:rPr>
-          <w:rFonts w:ascii="Times" w:hAnsi="Times"/>
-        </w:rPr>
-      </w:pPr>
-      <w:r>
-        <w:rPr>
-          <w:rFonts w:ascii="Times" w:hAnsi="Times"/>
-        </w:rPr>
-        <w:t>Research</w:t>
-      </w:r>
-      <w:r>
-        <w:rPr>
-          <w:rFonts w:ascii="Times" w:hAnsi="Times" w:hint="eastAsia"/>
-          <w:lang w:eastAsia="zh-TW"/>
-        </w:rPr>
-        <w:t xml:space="preserve"> </w:t>
-      </w:r>
-      <w:r>
-        <w:rPr>
-          <w:rFonts w:ascii="Times" w:hAnsi="Times"/>
-        </w:rPr>
-        <w:t>Affiliate</w:t>
-      </w:r>
-      <w:r>
-        <w:rPr>
-          <w:rFonts w:ascii="Times" w:hAnsi="Times"/>
-          <w:i/>
-          <w:iCs/>
-        </w:rPr>
-        <w:t xml:space="preserve">, </w:t>
-      </w:r>
-      <w:r>
-        <w:rPr>
-          <w:rFonts w:ascii="Times" w:hAnsi="Times" w:hint="eastAsia"/>
-          <w:lang w:eastAsia="zh-TW"/>
-        </w:rPr>
-        <w:t>Rockwool Foundation Berlin</w:t>
-      </w:r>
-      <w:r>
-        <w:rPr>
-          <w:rFonts w:ascii="Times" w:hAnsi="Times"/>
-          <w:lang w:eastAsia="zh-TW"/>
-        </w:rPr>
-        <w:tab/>
-      </w:r>
-      <w:r>
-        <w:rPr>
-          <w:rFonts w:ascii="Times" w:hAnsi="Times"/>
-          <w:lang w:eastAsia="zh-TW"/>
-        </w:rPr>
-        <w:tab/>
-      </w:r>
-      <w:r>
-        <w:rPr>
-          <w:rFonts w:ascii="Times" w:hAnsi="Times"/>
-          <w:i/>
-          <w:iCs/>
-        </w:rPr>
-        <w:tab/>
-      </w:r>
-      <w:r>
-        <w:rPr>
-          <w:rFonts w:ascii="Times" w:hAnsi="Times"/>
-          <w:i/>
-          <w:iCs/>
-        </w:rPr>
-        <w:tab/>
-      </w:r>
-      <w:r>
-        <w:rPr>
-          <w:rFonts w:ascii="Times" w:hAnsi="Times"/>
-          <w:i/>
-          <w:iCs/>
-        </w:rPr>
-        <w:tab/>
-      </w:r>
-      <w:r>
-        <w:rPr>
-          <w:rFonts w:ascii="Times" w:hAnsi="Times"/>
-          <w:i/>
-          <w:iCs/>
-        </w:rPr>
-        <w:tab/>
-      </w:r>
-      <w:r>
-        <w:rPr>
-          <w:rFonts w:ascii="Times" w:hAnsi="Times"/>
-        </w:rPr>
-        <w:t>202</w:t>
-      </w:r>
-      <w:r>
-        <w:rPr>
-          <w:rFonts w:ascii="Times" w:hAnsi="Times" w:hint="eastAsia"/>
-          <w:lang w:eastAsia="zh-TW"/>
-        </w:rPr>
-        <w:t>5</w:t>
-      </w:r>
-      <w:r>
-        <w:rPr>
-          <w:rFonts w:ascii="Times" w:hAnsi="Times"/>
-        </w:rPr>
-        <w:t>-</w:t>
-      </w:r>
-      <w:r>
-        <w:rPr>
-          <w:rFonts w:ascii="Times" w:hAnsi="Times"/>
-        </w:rPr>
-        <w:t xml:space="preserve"> </w:t>
-      </w:r>
-    </w:p>
-    <w:p>
-      <w:pPr>
-        <w:spacing w:line="360" w:lineRule="auto"/>
-        <w:rPr>
-          <w:rFonts w:ascii="Times" w:hAnsi="Times"/>
-        </w:rPr>
-      </w:pPr>
-      <w:r>
-        <w:rPr>
-          <w:rFonts w:ascii="Times" w:hAnsi="Times"/>
-        </w:rPr>
-        <w:t>Affiliated Researcher</w:t>
-      </w:r>
-      <w:r>
-        <w:rPr>
-          <w:rFonts w:ascii="Times" w:hAnsi="Times"/>
-          <w:i/>
-          <w:iCs/>
-        </w:rPr>
-        <w:t xml:space="preserve">, </w:t>
-      </w:r>
-      <w:r>
-        <w:rPr>
-          <w:rFonts w:ascii="Times" w:hAnsi="Times"/>
-        </w:rPr>
-        <w:t>HKU Jockey Club ESG Research Institute</w:t>
-      </w:r>
-      <w:r>
-        <w:rPr>
-          <w:rFonts w:ascii="Times" w:hAnsi="Times"/>
-          <w:i/>
-          <w:iCs/>
-        </w:rPr>
-        <w:tab/>
-      </w:r>
-      <w:r>
-        <w:rPr>
-          <w:rFonts w:ascii="Times" w:hAnsi="Times"/>
-          <w:i/>
-          <w:iCs/>
-        </w:rPr>
-        <w:tab/>
-      </w:r>
-      <w:r>
-        <w:rPr>
-          <w:rFonts w:ascii="Times" w:hAnsi="Times"/>
-          <w:i/>
-          <w:iCs/>
-        </w:rPr>
-        <w:tab/>
-      </w:r>
-      <w:r>
-        <w:rPr>
-          <w:rFonts w:ascii="Times" w:hAnsi="Times"/>
-          <w:i/>
-          <w:iCs/>
-        </w:rPr>
-        <w:tab/>
-      </w:r>
-      <w:r>
-        <w:rPr>
-          <w:rFonts w:ascii="Times" w:hAnsi="Times"/>
-        </w:rPr>
-        <w:t>202</w:t>
-      </w:r>
-      <w:r>
-        <w:rPr>
-          <w:rFonts w:ascii="Times" w:hAnsi="Times"/>
-        </w:rPr>
-        <w:t>4</w:t>
-      </w:r>
-      <w:r>
-        <w:rPr>
-          <w:rFonts w:ascii="Times" w:hAnsi="Times"/>
-        </w:rPr>
-        <w:t>-</w:t>
-      </w:r>
-      <w:r>
-        <w:rPr>
-          <w:rFonts w:ascii="Times" w:hAnsi="Times"/>
-        </w:rPr>
-        <w:t xml:space="preserve"> </w:t>
-      </w:r>
-    </w:p>
-    <w:p>
-      <w:pPr>
-        <w:spacing w:line="360" w:lineRule="auto"/>
-        <w:rPr>
-          <w:rFonts w:ascii="Times" w:hAnsi="Times"/>
-          <w:i/>
-          <w:iCs/>
-        </w:rPr>
-      </w:pPr>
-      <w:r>
-        <w:rPr>
-          <w:rFonts w:ascii="Times" w:hAnsi="Times"/>
-        </w:rPr>
-        <w:t>Board Member, Citizen Action Design</w:t>
-      </w:r>
-      <w:r>
-        <w:rPr>
-          <w:rFonts w:ascii="Times" w:hAnsi="Times"/>
-          <w:i/>
-          <w:iCs/>
-        </w:rPr>
-        <w:tab/>
-      </w:r>
-      <w:r>
-        <w:rPr>
-          <w:rFonts w:ascii="Times" w:hAnsi="Times"/>
-          <w:i/>
-          <w:iCs/>
-        </w:rPr>
-        <w:tab/>
-      </w:r>
-      <w:r>
-        <w:rPr>
-          <w:rFonts w:ascii="Times" w:hAnsi="Times"/>
-          <w:i/>
-          <w:iCs/>
-        </w:rPr>
-        <w:tab/>
-      </w:r>
-      <w:r>
-        <w:rPr>
-          <w:rFonts w:ascii="Times" w:hAnsi="Times"/>
-          <w:i/>
-          <w:iCs/>
-        </w:rPr>
-        <w:tab/>
-      </w:r>
-      <w:r>
-        <w:rPr>
-          <w:rFonts w:ascii="Times" w:hAnsi="Times"/>
-          <w:i/>
-          <w:iCs/>
-        </w:rPr>
-        <w:tab/>
-      </w:r>
-      <w:r>
-        <w:rPr>
-          <w:rFonts w:ascii="Times" w:hAnsi="Times"/>
-          <w:i/>
-          <w:iCs/>
-        </w:rPr>
-        <w:tab/>
-      </w:r>
-      <w:r>
-        <w:rPr>
-          <w:rFonts w:ascii="Times" w:hAnsi="Times"/>
-          <w:i/>
-          <w:iCs/>
-        </w:rPr>
-        <w:tab/>
-      </w:r>
-      <w:r>
-        <w:rPr>
-          <w:rFonts w:ascii="Times" w:hAnsi="Times"/>
-        </w:rPr>
-        <w:t>202</w:t>
-      </w:r>
-      <w:r>
-        <w:rPr>
-          <w:rFonts w:ascii="Times" w:hAnsi="Times"/>
-        </w:rPr>
-        <w:t>3</w:t>
-      </w:r>
-      <w:r>
-        <w:rPr>
-          <w:rFonts w:ascii="Times" w:hAnsi="Times"/>
-        </w:rPr>
-        <w:t>-</w:t>
-      </w:r>
-    </w:p>
-    <w:p>
-      <w:pPr>
-        <w:spacing w:line="360" w:lineRule="auto"/>
-        <w:rPr>
-          <w:rFonts w:ascii="Times" w:hAnsi="Times"/>
-        </w:rPr>
-      </w:pPr>
-      <w:r>
-        <w:rPr>
-          <w:rFonts w:ascii="Times" w:hAnsi="Times"/>
-        </w:rPr>
-        <w:t>Fellow</w:t>
-      </w:r>
-      <w:r>
-        <w:rPr>
-          <w:rFonts w:ascii="Times" w:hAnsi="Times"/>
-        </w:rPr>
-        <w:t xml:space="preserve">, HKU </w:t>
-      </w:r>
-      <w:r>
-        <w:rPr>
-          <w:rFonts w:ascii="Times" w:hAnsi="Times"/>
-        </w:rPr>
-        <w:t>Centre on Contemporary China and the World</w:t>
-      </w:r>
-      <w:r>
-        <w:rPr>
-          <w:rFonts w:ascii="Times" w:hAnsi="Times"/>
-          <w:i/>
-          <w:iCs/>
-        </w:rPr>
-        <w:tab/>
-      </w:r>
-      <w:r>
-        <w:rPr>
-          <w:rFonts w:ascii="Times" w:hAnsi="Times"/>
-          <w:i/>
-          <w:iCs/>
-        </w:rPr>
-        <w:tab/>
-      </w:r>
-      <w:r>
-        <w:rPr>
-          <w:rFonts w:ascii="Times" w:hAnsi="Times"/>
-          <w:i/>
-          <w:iCs/>
-        </w:rPr>
-        <w:tab/>
-      </w:r>
-      <w:r>
-        <w:rPr>
-          <w:rFonts w:ascii="Times" w:hAnsi="Times"/>
-          <w:i/>
-          <w:iCs/>
-        </w:rPr>
-        <w:tab/>
-      </w:r>
-      <w:r>
-        <w:rPr>
-          <w:rFonts w:ascii="Times" w:hAnsi="Times"/>
-        </w:rPr>
-        <w:t>202</w:t>
-      </w:r>
-      <w:r>
-        <w:rPr>
-          <w:rFonts w:ascii="Times" w:hAnsi="Times"/>
-        </w:rPr>
-        <w:t>3</w:t>
-      </w:r>
-      <w:r>
-        <w:rPr>
-          <w:rFonts w:ascii="Times" w:hAnsi="Times"/>
-        </w:rPr>
-        <w:t>-</w:t>
-      </w:r>
-    </w:p>
-    <w:p>
-      <w:pPr>
-        <w:spacing w:line="360" w:lineRule="auto"/>
-        <w:rPr>
-          <w:rFonts w:ascii="Times" w:hAnsi="Times"/>
-        </w:rPr>
-      </w:pPr>
-      <w:r>
-        <w:rPr>
-          <w:rFonts w:ascii="Times" w:hAnsi="Times"/>
-        </w:rPr>
-        <w:t>Member, HKU Real Estate Lab</w:t>
-      </w:r>
-      <w:r>
-        <w:rPr>
-          <w:rFonts w:ascii="Times" w:hAnsi="Times"/>
-          <w:i/>
-          <w:iCs/>
-        </w:rPr>
-        <w:tab/>
-      </w:r>
-      <w:r>
-        <w:rPr>
-          <w:rFonts w:ascii="Times" w:hAnsi="Times"/>
-          <w:i/>
-          <w:iCs/>
-        </w:rPr>
-        <w:tab/>
-      </w:r>
-      <w:r>
-        <w:rPr>
-          <w:rFonts w:ascii="Times" w:hAnsi="Times"/>
-          <w:i/>
-          <w:iCs/>
-        </w:rPr>
-        <w:tab/>
-      </w:r>
-      <w:r>
-        <w:rPr>
-          <w:rFonts w:ascii="Times" w:hAnsi="Times"/>
-          <w:i/>
-          <w:iCs/>
-        </w:rPr>
-        <w:tab/>
-      </w:r>
-      <w:r>
-        <w:rPr>
-          <w:rFonts w:ascii="Times" w:hAnsi="Times"/>
-          <w:i/>
-          <w:iCs/>
-        </w:rPr>
-        <w:tab/>
-      </w:r>
-      <w:r>
-        <w:rPr>
-          <w:rFonts w:ascii="Times" w:hAnsi="Times"/>
-          <w:i/>
-          <w:iCs/>
-        </w:rPr>
-        <w:tab/>
-        <w:t xml:space="preserve"> </w:t>
-      </w:r>
-      <w:r>
-        <w:rPr>
-          <w:rFonts w:ascii="Times" w:hAnsi="Times"/>
-          <w:i/>
-          <w:iCs/>
-        </w:rPr>
-        <w:tab/>
-      </w:r>
-      <w:r>
-        <w:rPr>
-          <w:rFonts w:ascii="Times" w:hAnsi="Times"/>
-          <w:i/>
-          <w:iCs/>
-        </w:rPr>
-        <w:tab/>
-      </w:r>
-      <w:r>
-        <w:rPr>
-          <w:rFonts w:ascii="Times" w:hAnsi="Times"/>
-        </w:rPr>
-        <w:t>202</w:t>
-      </w:r>
-      <w:r>
-        <w:rPr>
-          <w:rFonts w:ascii="Times" w:hAnsi="Times"/>
-        </w:rPr>
-        <w:t>3</w:t>
-      </w:r>
-      <w:r>
-        <w:rPr>
-          <w:rFonts w:ascii="Times" w:hAnsi="Times"/>
-        </w:rPr>
-        <w:t>-</w:t>
-      </w:r>
-    </w:p>
-    <w:p>
-      <w:pPr>
-        <w:spacing w:line="360" w:lineRule="auto"/>
-        <w:rPr>
-          <w:rFonts w:ascii="Times" w:hAnsi="Times"/>
-        </w:rPr>
-      </w:pPr>
-      <w:r>
-        <w:rPr>
-          <w:rFonts w:ascii="Times" w:hAnsi="Times"/>
-        </w:rPr>
-        <w:t>Consultant, Hong Kong Jockey Club</w:t>
-      </w:r>
-      <w:r>
-        <w:rPr>
-          <w:rFonts w:ascii="Times" w:hAnsi="Times"/>
-        </w:rPr>
-        <w:tab/>
-      </w:r>
-      <w:r>
-        <w:rPr>
-          <w:rFonts w:ascii="Times" w:hAnsi="Times"/>
-        </w:rPr>
-        <w:tab/>
-      </w:r>
-      <w:r>
-        <w:rPr>
-          <w:rFonts w:ascii="Times" w:hAnsi="Times"/>
-        </w:rPr>
-        <w:tab/>
-      </w:r>
-      <w:r>
-        <w:rPr>
-          <w:rFonts w:ascii="Times" w:hAnsi="Times"/>
-        </w:rPr>
-        <w:tab/>
-      </w:r>
-      <w:r>
-        <w:rPr>
-          <w:rFonts w:ascii="Times" w:hAnsi="Times"/>
-        </w:rPr>
-        <w:tab/>
-      </w:r>
-      <w:r>
-        <w:rPr>
-          <w:rFonts w:ascii="Times" w:hAnsi="Times"/>
-        </w:rPr>
-        <w:tab/>
-      </w:r>
-      <w:r>
-        <w:rPr>
-          <w:rFonts w:ascii="Times" w:hAnsi="Times"/>
-          <w:i/>
-          <w:iCs/>
-        </w:rPr>
-        <w:t xml:space="preserve"> </w:t>
-      </w:r>
-      <w:r>
-        <w:rPr>
-          <w:rFonts w:ascii="Times" w:hAnsi="Times"/>
-          <w:i/>
-          <w:iCs/>
-        </w:rPr>
-        <w:tab/>
-      </w:r>
-      <w:r>
-        <w:rPr>
-          <w:rFonts w:ascii="Times" w:hAnsi="Times"/>
-          <w:i/>
-          <w:iCs/>
-        </w:rPr>
-        <w:tab/>
-      </w:r>
-      <w:r>
-        <w:rPr>
-          <w:rFonts w:ascii="Times" w:hAnsi="Times"/>
-        </w:rPr>
-        <w:t>202</w:t>
-      </w:r>
-      <w:r>
-        <w:rPr>
-          <w:rFonts w:ascii="Times" w:hAnsi="Times"/>
-        </w:rPr>
-        <w:t>3</w:t>
-      </w:r>
-      <w:r>
-        <w:rPr>
-          <w:rFonts w:ascii="Times" w:hAnsi="Times"/>
-        </w:rPr>
-        <w:t>-</w:t>
-      </w:r>
-    </w:p>
-    <w:p>
-      <w:pPr>
-        <w:spacing w:line="360" w:lineRule="auto"/>
-        <w:rPr>
-          <w:rFonts w:ascii="Times" w:hAnsi="Times"/>
+      </w:pPr>
+    </w:p>
+    <w:p>
+      <w:pPr>
+        <w:spacing w:line="360" w:lineRule="auto"/>
+        <w:rPr>
+          <w:rFonts w:ascii="Times" w:hAnsi="Times"/>
+          <w:i/>
+          <w:iCs/>
+        </w:rPr>
+      </w:pPr>
+      <w:r>
+        <w:rPr>
+          <w:rFonts w:ascii="Times" w:hAnsi="Times" w:hint="eastAsia"/>
           <w:b/>
           <w:bCs/>
+          <w:lang w:eastAsia="zh-TW"/>
+        </w:rPr>
+        <w:t>COMMUNITY</w:t>
+      </w:r>
+      <w:r>
+        <w:rPr>
+          <w:rFonts w:ascii="Times" w:hAnsi="Times"/>
+          <w:b/>
+          <w:bCs/>
+        </w:rPr>
+        <w:t xml:space="preserve"> AFFILIATIONS</w:t>
+      </w:r>
+      <w:r>
+        <w:rPr>
+          <w:rFonts w:ascii="Times" w:hAnsi="Times"/>
+          <w:b/>
+          <w:bCs/>
+        </w:rPr>
+        <w:br/>
+      </w:r>
+      <w:r>
+        <w:rPr>
+          <w:rFonts w:ascii="Times" w:hAnsi="Times" w:hint="eastAsia"/>
+          <w:lang w:eastAsia="zh-TW"/>
+        </w:rPr>
+        <w:t xml:space="preserve">Founding </w:t>
+      </w:r>
+      <w:r>
+        <w:rPr>
+          <w:rFonts w:ascii="Times" w:hAnsi="Times"/>
+        </w:rPr>
+        <w:t>Director</w:t>
+      </w:r>
+      <w:r>
+        <w:rPr>
+          <w:rFonts w:ascii="Times" w:hAnsi="Times" w:hint="eastAsia"/>
+          <w:lang w:eastAsia="zh-TW"/>
+        </w:rPr>
+        <w:t xml:space="preserve"> and Chairperson</w:t>
+      </w:r>
+      <w:r>
+        <w:rPr>
+          <w:rFonts w:ascii="Times" w:hAnsi="Times"/>
+        </w:rPr>
+        <w:t>, Hong Kong Future Economy Institute</w:t>
+      </w:r>
+      <w:r>
+        <w:rPr>
+          <w:rFonts w:ascii="Times" w:hAnsi="Times"/>
+          <w:i/>
+          <w:iCs/>
+        </w:rPr>
+        <w:tab/>
+      </w:r>
+      <w:r>
+        <w:rPr>
+          <w:rFonts w:ascii="Times" w:hAnsi="Times"/>
+          <w:i/>
+          <w:iCs/>
+        </w:rPr>
+        <w:tab/>
+      </w:r>
+      <w:r>
+        <w:rPr>
+          <w:rFonts w:ascii="Times" w:hAnsi="Times"/>
+          <w:i/>
+          <w:iCs/>
+        </w:rPr>
+        <w:tab/>
+      </w:r>
+      <w:r>
+        <w:rPr>
+          <w:rFonts w:ascii="Times" w:hAnsi="Times"/>
+        </w:rPr>
+        <w:t>202</w:t>
+      </w:r>
+      <w:r>
+        <w:rPr>
+          <w:rFonts w:ascii="Times" w:hAnsi="Times"/>
+        </w:rPr>
+        <w:t>5</w:t>
+      </w:r>
+      <w:r>
+        <w:rPr>
+          <w:rFonts w:ascii="Times" w:hAnsi="Times"/>
+        </w:rPr>
+        <w:t>-</w:t>
+      </w:r>
+    </w:p>
+    <w:p>
+      <w:pPr>
+        <w:spacing w:line="360" w:lineRule="auto"/>
+        <w:rPr>
+          <w:rFonts w:ascii="Times" w:hAnsi="Times"/>
+          <w:lang w:eastAsia="zh-TW"/>
+        </w:rPr>
+      </w:pPr>
+      <w:r>
+        <w:rPr>
+          <w:rFonts w:ascii="Times" w:hAnsi="Times" w:hint="eastAsia"/>
+          <w:lang w:eastAsia="zh-TW"/>
+        </w:rPr>
+        <w:t>Member</w:t>
+      </w:r>
+      <w:r>
+        <w:rPr>
+          <w:rFonts w:ascii="Times" w:hAnsi="Times"/>
+        </w:rPr>
+        <w:t xml:space="preserve">, Hong Kong </w:t>
+      </w:r>
+      <w:r>
+        <w:rPr>
+          <w:rFonts w:ascii="Times" w:hAnsi="Times" w:hint="eastAsia"/>
+          <w:lang w:eastAsia="zh-TW"/>
+        </w:rPr>
+        <w:t xml:space="preserve">Housing Authority, </w:t>
+      </w:r>
+      <w:proofErr w:type="spellStart"/>
+      <w:r>
+        <w:rPr>
+          <w:rFonts w:ascii="Times" w:hAnsi="Times" w:hint="eastAsia"/>
+          <w:lang w:eastAsia="zh-TW"/>
+        </w:rPr>
+        <w:t>Subsidised</w:t>
+      </w:r>
+      <w:proofErr w:type="spellEnd"/>
+      <w:r>
+        <w:rPr>
+          <w:rFonts w:ascii="Times" w:hAnsi="Times" w:hint="eastAsia"/>
+          <w:lang w:eastAsia="zh-TW"/>
+        </w:rPr>
+        <w:t xml:space="preserve"> Housing Committee</w:t>
+      </w:r>
+      <w:r>
+        <w:rPr>
+          <w:rFonts w:ascii="Times" w:hAnsi="Times"/>
+          <w:i/>
+          <w:iCs/>
+        </w:rPr>
+        <w:tab/>
+      </w:r>
+      <w:r>
+        <w:rPr>
+          <w:rFonts w:ascii="Times" w:hAnsi="Times"/>
+          <w:i/>
+          <w:iCs/>
+          <w:lang w:eastAsia="zh-TW"/>
+        </w:rPr>
+        <w:tab/>
+      </w:r>
+      <w:r>
+        <w:rPr>
+          <w:rFonts w:ascii="Times" w:hAnsi="Times"/>
+          <w:i/>
+          <w:iCs/>
+        </w:rPr>
+        <w:tab/>
+      </w:r>
+      <w:r>
+        <w:rPr>
+          <w:rFonts w:ascii="Times" w:hAnsi="Times"/>
+        </w:rPr>
+        <w:t>202</w:t>
+      </w:r>
+      <w:r>
+        <w:rPr>
+          <w:rFonts w:ascii="Times" w:hAnsi="Times" w:hint="eastAsia"/>
+          <w:lang w:eastAsia="zh-TW"/>
+        </w:rPr>
+        <w:t>6</w:t>
+      </w:r>
+      <w:r>
+        <w:rPr>
+          <w:rFonts w:ascii="Times" w:hAnsi="Times"/>
+        </w:rPr>
+        <w:t>-</w:t>
+      </w:r>
+    </w:p>
+    <w:p>
+      <w:pPr>
+        <w:spacing w:line="360" w:lineRule="auto"/>
+        <w:rPr>
+          <w:rFonts w:ascii="Times" w:hAnsi="Times"/>
+        </w:rPr>
+      </w:pPr>
+      <w:r>
+        <w:rPr>
+          <w:rFonts w:ascii="Times" w:hAnsi="Times" w:hint="eastAsia"/>
+          <w:lang w:eastAsia="zh-TW"/>
+        </w:rPr>
+        <w:t xml:space="preserve">External </w:t>
+      </w:r>
+      <w:r>
+        <w:rPr>
+          <w:rFonts w:ascii="Times" w:hAnsi="Times"/>
+        </w:rPr>
+        <w:t>Consultant, Hong Kong Jockey Club</w:t>
+      </w:r>
+      <w:r>
+        <w:rPr>
+          <w:rFonts w:ascii="Times" w:hAnsi="Times"/>
+        </w:rPr>
+        <w:tab/>
+      </w:r>
+      <w:r>
+        <w:rPr>
+          <w:rFonts w:ascii="Times" w:hAnsi="Times"/>
+        </w:rPr>
+        <w:tab/>
+      </w:r>
+      <w:r>
+        <w:rPr>
+          <w:rFonts w:ascii="Times" w:hAnsi="Times"/>
+        </w:rPr>
+        <w:tab/>
+      </w:r>
+      <w:r>
+        <w:rPr>
+          <w:rFonts w:ascii="Times" w:hAnsi="Times"/>
+        </w:rPr>
+        <w:tab/>
+      </w:r>
+      <w:r>
+        <w:rPr>
+          <w:rFonts w:ascii="Times" w:hAnsi="Times"/>
+          <w:i/>
+          <w:iCs/>
+        </w:rPr>
+        <w:t xml:space="preserve"> </w:t>
+      </w:r>
+      <w:r>
+        <w:rPr>
+          <w:rFonts w:ascii="Times" w:hAnsi="Times"/>
+          <w:i/>
+          <w:iCs/>
+        </w:rPr>
+        <w:tab/>
+      </w:r>
+      <w:r>
+        <w:rPr>
+          <w:rFonts w:ascii="Times" w:hAnsi="Times"/>
+          <w:i/>
+          <w:iCs/>
+        </w:rPr>
+        <w:tab/>
+      </w:r>
+      <w:r>
+        <w:rPr>
+          <w:rFonts w:ascii="Times" w:hAnsi="Times"/>
+        </w:rPr>
+        <w:t>202</w:t>
+      </w:r>
+      <w:r>
+        <w:rPr>
+          <w:rFonts w:ascii="Times" w:hAnsi="Times"/>
+        </w:rPr>
+        <w:t>3</w:t>
+      </w:r>
+      <w:r>
+        <w:rPr>
+          <w:rFonts w:ascii="Times" w:hAnsi="Times"/>
+        </w:rPr>
+        <w:t>-</w:t>
+      </w:r>
+    </w:p>
+    <w:p>
+      <w:pPr>
+        <w:spacing w:line="360" w:lineRule="auto"/>
+        <w:rPr>
+          <w:rFonts w:ascii="Times" w:hAnsi="Times"/>
+          <w:b/>
+          <w:bCs/>
+          <w:lang w:eastAsia="zh-TW"/>
         </w:rPr>
       </w:pPr>
     </w:p>
@@ -1159,36 +1642,6 @@
     </w:p>
     <w:p>
       <w:pPr>
-        <w:spacing w:line="360" w:lineRule="auto"/>
-        <w:rPr>
-          <w:rFonts w:ascii="Times" w:hAnsi="Times"/>
-          <w:b/>
-          <w:bCs/>
-        </w:rPr>
-      </w:pPr>
-    </w:p>
-    <w:p>
-      <w:pPr>
-        <w:spacing w:line="360" w:lineRule="auto"/>
-        <w:rPr>
-          <w:rFonts w:ascii="Times" w:hAnsi="Times"/>
-          <w:b/>
-          <w:bCs/>
-          <w:sz w:val="4"/>
-          <w:szCs w:val="4"/>
-        </w:rPr>
-      </w:pPr>
-      <w:r>
-        <w:rPr>
-          <w:rFonts w:ascii="Times" w:hAnsi="Times"/>
-          <w:b/>
-          <w:bCs/>
-        </w:rPr>
-        <w:t>WORKING PAPERS</w:t>
-      </w:r>
-    </w:p>
-    <w:p>
-      <w:pPr>
         <w:pStyle w:val="ListParagraph"/>
         <w:numPr>
           <w:ilvl w:val="0"/>
@@ -1222,7 +1675,35 @@
         <w:rPr>
           <w:rFonts w:ascii="Times" w:hAnsi="Times"/>
         </w:rPr>
-        <w:t xml:space="preserve"> (with Naijia Guo and Duoxi Li)</w:t>
+        <w:t xml:space="preserve"> (with </w:t>
+      </w:r>
+      <w:proofErr w:type="spellStart"/>
+      <w:r>
+        <w:rPr>
+          <w:rFonts w:ascii="Times" w:hAnsi="Times"/>
+        </w:rPr>
+        <w:t>Naijia</w:t>
+      </w:r>
+      <w:proofErr w:type="spellEnd"/>
+      <w:r>
+        <w:rPr>
+          <w:rFonts w:ascii="Times" w:hAnsi="Times"/>
+        </w:rPr>
+        <w:t xml:space="preserve"> Guo and </w:t>
+      </w:r>
+      <w:proofErr w:type="spellStart"/>
+      <w:r>
+        <w:rPr>
+          <w:rFonts w:ascii="Times" w:hAnsi="Times"/>
+        </w:rPr>
+        <w:t>Duoxi</w:t>
+      </w:r>
+      <w:proofErr w:type="spellEnd"/>
+      <w:r>
+        <w:rPr>
+          <w:rFonts w:ascii="Times" w:hAnsi="Times"/>
+        </w:rPr>
+        <w:t xml:space="preserve"> Li)</w:t>
       </w:r>
       <w:r>
         <w:rPr>
@@ -1238,7 +1719,16 @@
           <w:iCs/>
           <w:lang w:eastAsia="zh-TW"/>
         </w:rPr>
-        <w:t>Revise and Resubmit, Journal of Development Economics</w:t>
+        <w:t>Accepted</w:t>
+      </w:r>
+      <w:r>
+        <w:rPr>
+          <w:rFonts w:ascii="Times" w:hAnsi="Times" w:hint="eastAsia"/>
+          <w:i/>
+          <w:iCs/>
+          <w:lang w:eastAsia="zh-TW"/>
+        </w:rPr>
+        <w:t>, Journal of Development Economics</w:t>
       </w:r>
     </w:p>
     <w:p>
@@ -1258,43 +1748,95 @@
         <w:rPr>
           <w:rFonts w:ascii="Times" w:hAnsi="Times"/>
         </w:rPr>
-        <w:t>“Outsourcing</w:t>
-      </w:r>
-      <w:r>
-        <w:rPr>
-          <w:rFonts w:ascii="Times" w:hAnsi="Times"/>
+        <w:t>“</w:t>
+      </w:r>
+      <w:r>
+        <w:rPr>
+          <w:rFonts w:ascii="Times" w:hAnsi="Times"/>
+        </w:rPr>
+        <w:t>Subsidize Rent or Subsidize Ownership? Evidence from a</w:t>
+      </w:r>
+      <w:r>
+        <w:rPr>
+          <w:rFonts w:ascii="Times" w:hAnsi="Times" w:hint="eastAsia"/>
+          <w:lang w:eastAsia="zh-TW"/>
+        </w:rPr>
+        <w:t xml:space="preserve"> Hong Kong</w:t>
+      </w:r>
+      <w:r>
+        <w:rPr>
+          <w:rFonts w:ascii="Times" w:hAnsi="Times"/>
+          <w:lang w:eastAsia="zh-TW"/>
+        </w:rPr>
+        <w:t xml:space="preserve"> Experiment</w:t>
+      </w:r>
+      <w:r>
+        <w:rPr>
+          <w:rFonts w:ascii="Times" w:hAnsi="Times"/>
+        </w:rPr>
+        <w:t>”</w:t>
+      </w:r>
+      <w:r>
+        <w:rPr>
+          <w:rFonts w:ascii="Times" w:hAnsi="Times"/>
+        </w:rPr>
+        <w:t xml:space="preserve"> </w:t>
+      </w:r>
+      <w:r>
+        <w:rPr>
+          <w:rFonts w:ascii="Times" w:hAnsi="Times" w:hint="eastAsia"/>
+          <w:i/>
+          <w:iCs/>
+          <w:lang w:eastAsia="zh-TW"/>
+        </w:rPr>
+        <w:t>Conditionally accepted</w:t>
+      </w:r>
+      <w:r>
+        <w:rPr>
+          <w:rFonts w:ascii="Times" w:hAnsi="Times" w:hint="eastAsia"/>
+          <w:i/>
+          <w:iCs/>
+          <w:lang w:eastAsia="zh-TW"/>
         </w:rPr>
         <w:t xml:space="preserve">, </w:t>
       </w:r>
       <w:r>
         <w:rPr>
           <w:rFonts w:ascii="Times" w:hAnsi="Times"/>
-        </w:rPr>
-        <w:t>Labor Market Frictions, and Employment</w:t>
-      </w:r>
-      <w:r>
-        <w:rPr>
-          <w:rFonts w:ascii="Times" w:hAnsi="Times"/>
-        </w:rPr>
-        <w:t xml:space="preserve">” </w:t>
-      </w:r>
-      <w:r>
-        <w:rPr>
-          <w:rFonts w:ascii="Times" w:hAnsi="Times"/>
-        </w:rPr>
-        <w:t>(</w:t>
-      </w:r>
-      <w:r>
-        <w:rPr>
-          <w:rFonts w:ascii="Times" w:hAnsi="Times"/>
-        </w:rPr>
-        <w:t>with Mayara Felix</w:t>
-      </w:r>
-      <w:r>
-        <w:rPr>
-          <w:rFonts w:ascii="Times" w:hAnsi="Times"/>
-        </w:rPr>
-        <w:t>)</w:t>
+          <w:i/>
+          <w:iCs/>
+          <w:lang w:eastAsia="zh-TW"/>
+        </w:rPr>
+        <w:t>Regional Science and Urban Economics</w:t>
+      </w:r>
+    </w:p>
+    <w:p>
+      <w:pPr>
+        <w:spacing w:after="120" w:line="276" w:lineRule="auto"/>
+        <w:rPr>
+          <w:rFonts w:ascii="Times" w:hAnsi="Times" w:hint="eastAsia"/>
+          <w:lang w:eastAsia="zh-TW"/>
+        </w:rPr>
+      </w:pPr>
+    </w:p>
+    <w:p>
+      <w:pPr>
+        <w:spacing w:line="360" w:lineRule="auto"/>
+        <w:rPr>
+          <w:rFonts w:ascii="Times" w:hAnsi="Times"/>
+          <w:b/>
+          <w:bCs/>
+          <w:sz w:val="4"/>
+          <w:szCs w:val="4"/>
+        </w:rPr>
+      </w:pPr>
+      <w:r>
+        <w:rPr>
+          <w:rFonts w:ascii="Times" w:hAnsi="Times"/>
+          <w:b/>
+          <w:bCs/>
+        </w:rPr>
+        <w:t>WORKING PAPERS</w:t>
       </w:r>
     </w:p>
     <w:p>
@@ -1353,7 +1895,21 @@
         <w:rPr>
           <w:rFonts w:ascii="Times" w:hAnsi="Times"/>
         </w:rPr>
-        <w:t xml:space="preserve"> (with Duoxi Li)</w:t>
+        <w:t xml:space="preserve"> (with </w:t>
+      </w:r>
+      <w:proofErr w:type="spellStart"/>
+      <w:r>
+        <w:rPr>
+          <w:rFonts w:ascii="Times" w:hAnsi="Times"/>
+        </w:rPr>
+        <w:t>Duoxi</w:t>
+      </w:r>
+      <w:proofErr w:type="spellEnd"/>
+      <w:r>
+        <w:rPr>
+          <w:rFonts w:ascii="Times" w:hAnsi="Times"/>
+        </w:rPr>
+        <w:t xml:space="preserve"> Li)</w:t>
       </w:r>
       <w:r>
         <w:rPr>
@@ -1412,33 +1968,7 @@
         <w:rPr>
           <w:rFonts w:ascii="Times" w:hAnsi="Times"/>
         </w:rPr>
-        <w:t>Subsidize Rent or Subsidize Ownership?</w:t>
-      </w:r>
-      <w:r>
-        <w:rPr>
-          <w:rFonts w:ascii="Times" w:hAnsi="Times"/>
-        </w:rPr>
-        <w:t xml:space="preserve"> Evidence from </w:t>
-      </w:r>
-      <w:r>
-        <w:rPr>
-          <w:rFonts w:ascii="Times" w:hAnsi="Times"/>
-        </w:rPr>
-        <w:t>a</w:t>
-      </w:r>
-      <w:r>
-        <w:rPr>
-          <w:rFonts w:ascii="Times" w:hAnsi="Times" w:hint="eastAsia"/>
-          <w:lang w:eastAsia="zh-TW"/>
-        </w:rPr>
-        <w:t xml:space="preserve"> Hong Kong</w:t>
-      </w:r>
-      <w:r>
-        <w:rPr>
-          <w:rFonts w:ascii="Times" w:hAnsi="Times"/>
-          <w:lang w:eastAsia="zh-TW"/>
-        </w:rPr>
-        <w:t xml:space="preserve"> Experiment</w:t>
+        <w:t>The Promise and Perils of Platform Money: Evidence from a Barter Community</w:t>
       </w:r>
       <w:r>
         <w:rPr>
@@ -1448,7 +1978,8 @@
       </w:r>
       <w:r>
         <w:rPr>
-          <w:rFonts w:ascii="Times" w:hAnsi="Times"/>
+          <w:rFonts w:ascii="Times" w:hAnsi="Times" w:hint="eastAsia"/>
+          <w:lang w:eastAsia="zh-TW"/>
         </w:rPr>
         <w:t xml:space="preserve"> </w:t>
       </w:r>
@@ -1468,7 +1999,16 @@
           <w:iCs/>
           <w:lang w:eastAsia="zh-TW"/>
         </w:rPr>
-        <w:t>Regional Science and Urban Economics</w:t>
+        <w:t xml:space="preserve">Economic </w:t>
+      </w:r>
+      <w:r>
+        <w:rPr>
+          <w:rFonts w:ascii="Times" w:hAnsi="Times" w:hint="eastAsia"/>
+          <w:i/>
+          <w:iCs/>
+          <w:lang w:eastAsia="zh-TW"/>
+        </w:rPr>
+        <w:t>Journal</w:t>
       </w:r>
     </w:p>
     <w:p>
@@ -1488,19 +2028,37 @@
         <w:rPr>
           <w:rFonts w:ascii="Times" w:hAnsi="Times"/>
         </w:rPr>
-        <w:t>“</w:t>
-      </w:r>
-      <w:r>
-        <w:rPr>
-          <w:rFonts w:ascii="Times" w:hAnsi="Times"/>
-        </w:rPr>
-        <w:t>The Promise and Perils of Platform Money: Evidence from a Barter Community</w:t>
-      </w:r>
-      <w:r>
-        <w:rPr>
-          <w:rFonts w:ascii="Times" w:hAnsi="Times"/>
-        </w:rPr>
-        <w:t>”</w:t>
+        <w:t>“Outsourcing</w:t>
+      </w:r>
+      <w:r>
+        <w:rPr>
+          <w:rFonts w:ascii="Times" w:hAnsi="Times"/>
+        </w:rPr>
+        <w:t>, Labor Market Frictions, and Employment</w:t>
+      </w:r>
+      <w:r>
+        <w:rPr>
+          <w:rFonts w:ascii="Times" w:hAnsi="Times"/>
+        </w:rPr>
+        <w:t xml:space="preserve">” </w:t>
+      </w:r>
+      <w:r>
+        <w:rPr>
+          <w:rFonts w:ascii="Times" w:hAnsi="Times"/>
+        </w:rPr>
+        <w:t>(</w:t>
+      </w:r>
+      <w:r>
+        <w:rPr>
+          <w:rFonts w:ascii="Times" w:hAnsi="Times"/>
+        </w:rPr>
+        <w:t>with Mayara Felix</w:t>
+      </w:r>
+      <w:r>
+        <w:rPr>
+          <w:rFonts w:ascii="Times" w:hAnsi="Times"/>
+        </w:rPr>
+        <w:t>)</w:t>
       </w:r>
     </w:p>
     <w:p>
@@ -1520,38 +2078,49 @@
         <w:rPr>
           <w:rFonts w:ascii="Times" w:hAnsi="Times"/>
         </w:rPr>
-        <w:lastRenderedPageBreak/>
         <w:t>“</w:t>
       </w:r>
       <w:r>
         <w:rPr>
-          <w:rFonts w:ascii="Times" w:hAnsi="Times"/>
-        </w:rPr>
-        <w:t>Redeemability</w:t>
-      </w:r>
-      <w:r>
-        <w:rPr>
-          <w:rFonts w:ascii="Times" w:hAnsi="Times"/>
-        </w:rPr>
-        <w:t xml:space="preserve">, </w:t>
-      </w:r>
-      <w:r>
-        <w:rPr>
-          <w:rFonts w:ascii="Times" w:hAnsi="Times"/>
-        </w:rPr>
-        <w:t xml:space="preserve">Digital </w:t>
-      </w:r>
-      <w:r>
-        <w:rPr>
-          <w:rFonts w:ascii="Times" w:hAnsi="Times"/>
-        </w:rPr>
-        <w:t>Currency Adoption</w:t>
-      </w:r>
-      <w:r>
-        <w:rPr>
-          <w:rFonts w:ascii="Times" w:hAnsi="Times"/>
-        </w:rPr>
-        <w:t>, and Flows</w:t>
+          <w:rFonts w:ascii="Times" w:hAnsi="Times" w:hint="eastAsia"/>
+          <w:lang w:eastAsia="zh-TW"/>
+        </w:rPr>
+        <w:t xml:space="preserve">Platform Currency </w:t>
+      </w:r>
+      <w:r>
+        <w:rPr>
+          <w:rFonts w:ascii="Times" w:hAnsi="Times" w:hint="eastAsia"/>
+          <w:lang w:eastAsia="zh-TW"/>
+        </w:rPr>
+        <w:t xml:space="preserve">Adoption </w:t>
+      </w:r>
+      <w:r>
+        <w:rPr>
+          <w:rFonts w:ascii="Times" w:hAnsi="Times" w:hint="eastAsia"/>
+          <w:lang w:eastAsia="zh-TW"/>
+        </w:rPr>
+        <w:t xml:space="preserve">and </w:t>
+      </w:r>
+      <w:r>
+        <w:rPr>
+          <w:rFonts w:ascii="Times" w:hAnsi="Times" w:hint="eastAsia"/>
+          <w:lang w:eastAsia="zh-TW"/>
+        </w:rPr>
+        <w:t>Rede</w:t>
+      </w:r>
+      <w:r>
+        <w:rPr>
+          <w:rFonts w:ascii="Times" w:hAnsi="Times" w:hint="eastAsia"/>
+          <w:lang w:eastAsia="zh-TW"/>
+        </w:rPr>
+        <w:t xml:space="preserve">mption </w:t>
+      </w:r>
+      <w:r>
+        <w:rPr>
+          <w:rFonts w:ascii="Times" w:hAnsi="Times" w:hint="eastAsia"/>
+          <w:lang w:eastAsia="zh-TW"/>
+        </w:rPr>
+        <w:t>Design</w:t>
       </w:r>
       <w:r>
         <w:rPr>
@@ -1564,36 +2133,6 @@
           <w:rFonts w:ascii="Times" w:hAnsi="Times"/>
         </w:rPr>
         <w:t xml:space="preserve"> (with Baiyun Jing, Yang You, and Yulin Zhong)</w:t>
-      </w:r>
-    </w:p>
-    <w:p>
-      <w:pPr>
-        <w:spacing w:line="360" w:lineRule="auto"/>
-        <w:rPr>
-          <w:rFonts w:ascii="Times" w:hAnsi="Times"/>
-          <w:b/>
-          <w:bCs/>
-        </w:rPr>
-      </w:pPr>
-    </w:p>
-    <w:p>
-      <w:pPr>
-        <w:spacing w:line="360" w:lineRule="auto"/>
-        <w:rPr>
-          <w:rFonts w:ascii="Times" w:hAnsi="Times"/>
-          <w:b/>
-          <w:bCs/>
-          <w:sz w:val="4"/>
-          <w:szCs w:val="4"/>
-        </w:rPr>
-      </w:pPr>
-      <w:r>
-        <w:rPr>
-          <w:rFonts w:ascii="Times" w:hAnsi="Times"/>
-          <w:b/>
-          <w:bCs/>
-        </w:rPr>
-        <w:t>WORK-IN-PROGRESS</w:t>
       </w:r>
     </w:p>
     <w:p>
@@ -1606,40 +2145,46 @@
         <w:spacing w:after="120" w:line="276" w:lineRule="auto"/>
         <w:contextualSpacing w:val="0"/>
         <w:rPr>
-          <w:rFonts w:ascii="Times" w:hAnsi="Times"/>
-        </w:rPr>
-      </w:pPr>
-      <w:r>
-        <w:rPr>
-          <w:rFonts w:ascii="Times" w:hAnsi="Times"/>
-        </w:rPr>
-        <w:t>“</w:t>
-      </w:r>
-      <w:r>
-        <w:rPr>
-          <w:rFonts w:ascii="Times" w:hAnsi="Times"/>
-          <w:lang w:eastAsia="zh-TW"/>
-        </w:rPr>
-        <w:t>Housing Market Responses to Non-market Allocation: An Assignment Approach</w:t>
-      </w:r>
-      <w:r>
-        <w:rPr>
-          <w:rFonts w:ascii="Times" w:hAnsi="Times"/>
-        </w:rPr>
-        <w:t xml:space="preserve">” (with </w:t>
-      </w:r>
-      <w:r>
-        <w:rPr>
-          <w:rFonts w:ascii="Times" w:hAnsi="Times" w:hint="eastAsia"/>
-          <w:lang w:eastAsia="zh-TW"/>
-        </w:rPr>
-        <w:t>Jimmy Ho, Yulin Hong, and Zhongji Wei</w:t>
-      </w:r>
-      <w:r>
-        <w:rPr>
-          <w:rFonts w:ascii="Times" w:hAnsi="Times"/>
-        </w:rPr>
-        <w:t>)</w:t>
+          <w:rFonts w:ascii="Times" w:hAnsi="Times" w:hint="eastAsia"/>
+          <w:lang w:eastAsia="zh-TW"/>
+        </w:rPr>
+      </w:pPr>
+      <w:r>
+        <w:rPr>
+          <w:rFonts w:ascii="Times" w:hAnsi="Times"/>
+          <w:lang w:eastAsia="zh-TW"/>
+        </w:rPr>
+        <w:t>The Skill Content of AI: First-personal Experience and Returns to Human Capital</w:t>
+      </w:r>
+    </w:p>
+    <w:p>
+      <w:pPr>
+        <w:spacing w:line="360" w:lineRule="auto"/>
+        <w:rPr>
+          <w:rFonts w:ascii="Times" w:hAnsi="Times"/>
+          <w:b/>
+          <w:bCs/>
+        </w:rPr>
+      </w:pPr>
+    </w:p>
+    <w:p>
+      <w:pPr>
+        <w:spacing w:line="360" w:lineRule="auto"/>
+        <w:rPr>
+          <w:rFonts w:ascii="Times" w:hAnsi="Times"/>
+          <w:b/>
+          <w:bCs/>
+          <w:sz w:val="4"/>
+          <w:szCs w:val="4"/>
+        </w:rPr>
+      </w:pPr>
+      <w:r>
+        <w:rPr>
+          <w:rFonts w:ascii="Times" w:hAnsi="Times"/>
+          <w:b/>
+          <w:bCs/>
+        </w:rPr>
+        <w:t>WORK-IN-PROGRESS</w:t>
       </w:r>
     </w:p>
     <w:p>
@@ -1666,7 +2211,7 @@
           <w:rFonts w:ascii="Times" w:hAnsi="Times"/>
           <w:lang w:eastAsia="zh-TW"/>
         </w:rPr>
-        <w:t>Moral Hazard and the Cost of In-kind Transfers: Evidence from Public Housing</w:t>
+        <w:t>Housing Market Responses to Non-market Allocation: An Assignment Approach</w:t>
       </w:r>
       <w:r>
         <w:rPr>
@@ -1676,52 +2221,32 @@
       </w:r>
       <w:r>
         <w:rPr>
-          <w:rFonts w:ascii="Times" w:hAnsi="Times"/>
-          <w:lang w:eastAsia="zh-TW"/>
-        </w:rPr>
-        <w:t>Russell Tsz-Nga Wong</w:t>
+          <w:rFonts w:ascii="Times" w:hAnsi="Times" w:hint="eastAsia"/>
+          <w:lang w:eastAsia="zh-TW"/>
+        </w:rPr>
+        <w:t xml:space="preserve">Jimmy Ho, Yulin Hong, and </w:t>
+      </w:r>
+      <w:proofErr w:type="spellStart"/>
+      <w:r>
+        <w:rPr>
+          <w:rFonts w:ascii="Times" w:hAnsi="Times" w:hint="eastAsia"/>
+          <w:lang w:eastAsia="zh-TW"/>
+        </w:rPr>
+        <w:t>Zhongji</w:t>
+      </w:r>
+      <w:proofErr w:type="spellEnd"/>
+      <w:r>
+        <w:rPr>
+          <w:rFonts w:ascii="Times" w:hAnsi="Times" w:hint="eastAsia"/>
+          <w:lang w:eastAsia="zh-TW"/>
+        </w:rPr>
+        <w:t xml:space="preserve"> Wei</w:t>
       </w:r>
       <w:r>
         <w:rPr>
           <w:rFonts w:ascii="Times" w:hAnsi="Times"/>
         </w:rPr>
         <w:t>)</w:t>
-      </w:r>
-    </w:p>
-    <w:p>
-      <w:pPr>
-        <w:spacing w:after="120" w:line="276" w:lineRule="auto"/>
-        <w:rPr>
-          <w:rFonts w:ascii="Times" w:hAnsi="Times"/>
-        </w:rPr>
-      </w:pPr>
-    </w:p>
-    <w:p>
-      <w:pPr>
-        <w:spacing w:line="360" w:lineRule="auto"/>
-        <w:rPr>
-          <w:rFonts w:ascii="Times" w:hAnsi="Times"/>
-          <w:b/>
-          <w:bCs/>
-          <w:sz w:val="4"/>
-          <w:szCs w:val="4"/>
-        </w:rPr>
-      </w:pPr>
-      <w:r>
-        <w:rPr>
-          <w:rFonts w:ascii="Times" w:hAnsi="Times"/>
-          <w:b/>
-          <w:bCs/>
-        </w:rPr>
-        <w:t>NON-PEER REVIEWED</w:t>
-      </w:r>
-      <w:r>
-        <w:rPr>
-          <w:rFonts w:ascii="Times" w:hAnsi="Times"/>
-          <w:b/>
-          <w:bCs/>
-        </w:rPr>
-        <w:t xml:space="preserve"> ARTICLES</w:t>
       </w:r>
     </w:p>
     <w:p>
@@ -1735,6 +2260,7 @@
         <w:contextualSpacing w:val="0"/>
         <w:rPr>
           <w:rFonts w:ascii="Times" w:hAnsi="Times"/>
+          <w:lang w:eastAsia="zh-TW"/>
         </w:rPr>
       </w:pPr>
       <w:r>
@@ -1746,20 +2272,29 @@
       <w:r>
         <w:rPr>
           <w:rFonts w:ascii="Times" w:hAnsi="Times"/>
-        </w:rPr>
-        <w:t>How Hong Kong can reimagine its greatest asset: people’s homes</w:t>
-      </w:r>
-      <w:r>
-        <w:rPr>
-          <w:rFonts w:ascii="Times" w:hAnsi="Times"/>
-        </w:rPr>
-        <w:t>”</w:t>
-      </w:r>
-      <w:r>
-        <w:rPr>
-          <w:rFonts w:ascii="Times" w:hAnsi="Times"/>
-        </w:rPr>
-        <w:t xml:space="preserve"> (South China Morning Post, 2025-4-5, with Alex Ngau) </w:t>
+          <w:lang w:eastAsia="zh-TW"/>
+        </w:rPr>
+        <w:t>Moral Hazard and the Cost of In-kind Transfers: Evidence from Public Housing</w:t>
+      </w:r>
+      <w:r>
+        <w:rPr>
+          <w:rFonts w:ascii="Times" w:hAnsi="Times"/>
+        </w:rPr>
+        <w:t xml:space="preserve">” (with </w:t>
+      </w:r>
+      <w:r>
+        <w:rPr>
+          <w:rFonts w:ascii="Times" w:hAnsi="Times"/>
+          <w:lang w:eastAsia="zh-TW"/>
+        </w:rPr>
+        <w:t>Russell Tsz-Nga Wong</w:t>
+      </w:r>
+      <w:r>
+        <w:rPr>
+          <w:rFonts w:ascii="Times" w:hAnsi="Times"/>
+          <w:lang w:eastAsia="zh-TW"/>
+        </w:rPr>
+        <w:t>)</w:t>
       </w:r>
     </w:p>
     <w:p>
@@ -1773,63 +2308,45 @@
         <w:contextualSpacing w:val="0"/>
         <w:rPr>
           <w:rFonts w:ascii="Times" w:hAnsi="Times"/>
-        </w:rPr>
-      </w:pPr>
-      <w:r>
-        <w:rPr>
-          <w:rFonts w:ascii="Times" w:hAnsi="Times"/>
-        </w:rPr>
-        <w:t>“</w:t>
-      </w:r>
-      <w:r>
-        <w:rPr>
-          <w:rFonts w:ascii="Times" w:hAnsi="Times"/>
-        </w:rPr>
-        <w:t>Anatomy of a Housing Affordability Crisis: Hong Kong, 2001-2021</w:t>
-      </w:r>
-      <w:r>
-        <w:rPr>
-          <w:rFonts w:ascii="Times" w:hAnsi="Times"/>
-        </w:rPr>
-        <w:t xml:space="preserve">” (Hong Kong Economic Policy Green Paper, </w:t>
-      </w:r>
-      <w:r>
-        <w:rPr>
-          <w:rFonts w:ascii="Times" w:hAnsi="Times"/>
-        </w:rPr>
-        <w:t xml:space="preserve">January </w:t>
-      </w:r>
-      <w:r>
-        <w:rPr>
-          <w:rFonts w:ascii="Times" w:hAnsi="Times"/>
-        </w:rPr>
-        <w:t>202</w:t>
-      </w:r>
-      <w:r>
-        <w:rPr>
-          <w:rFonts w:ascii="Times" w:hAnsi="Times" w:hint="eastAsia"/>
-          <w:lang w:eastAsia="zh-TW"/>
-        </w:rPr>
-        <w:t>5</w:t>
-      </w:r>
-      <w:r>
-        <w:rPr>
-          <w:rFonts w:ascii="Times" w:hAnsi="Times"/>
-        </w:rPr>
-        <w:t xml:space="preserve">, joint with </w:t>
-      </w:r>
-      <w:r>
-        <w:rPr>
-          <w:rFonts w:ascii="Times" w:hAnsi="Times" w:hint="eastAsia"/>
-          <w:lang w:eastAsia="zh-TW"/>
-        </w:rPr>
-        <w:t>Jimmy Ho and Yulin Hong</w:t>
-      </w:r>
-      <w:r>
-        <w:rPr>
-          <w:rFonts w:ascii="Times" w:hAnsi="Times"/>
-        </w:rPr>
-        <w:t>)</w:t>
+          <w:lang w:eastAsia="zh-TW"/>
+        </w:rPr>
+      </w:pPr>
+      <w:r>
+        <w:rPr>
+          <w:rFonts w:ascii="Times" w:hAnsi="Times"/>
+          <w:lang w:eastAsia="zh-TW"/>
+        </w:rPr>
+        <w:t>The Welfare Effects of Non-market Housing Allocation</w:t>
+      </w:r>
+      <w:r>
+        <w:rPr>
+          <w:rFonts w:ascii="Times" w:hAnsi="Times" w:hint="eastAsia"/>
+          <w:lang w:eastAsia="zh-TW"/>
+        </w:rPr>
+        <w:t xml:space="preserve"> </w:t>
+      </w:r>
+      <w:r>
+        <w:rPr>
+          <w:rFonts w:ascii="Times" w:hAnsi="Times"/>
+          <w:lang w:eastAsia="zh-TW"/>
+        </w:rPr>
+        <w:t xml:space="preserve">(with </w:t>
+      </w:r>
+      <w:proofErr w:type="spellStart"/>
+      <w:r>
+        <w:rPr>
+          <w:rFonts w:ascii="Times" w:hAnsi="Times"/>
+          <w:lang w:eastAsia="zh-TW"/>
+        </w:rPr>
+        <w:t>Zhongji</w:t>
+      </w:r>
+      <w:proofErr w:type="spellEnd"/>
+      <w:r>
+        <w:rPr>
+          <w:rFonts w:ascii="Times" w:hAnsi="Times"/>
+          <w:lang w:eastAsia="zh-TW"/>
+        </w:rPr>
+        <w:t xml:space="preserve"> Wei)</w:t>
       </w:r>
     </w:p>
     <w:p>
@@ -1843,43 +2360,15 @@
         <w:contextualSpacing w:val="0"/>
         <w:rPr>
           <w:rFonts w:ascii="Times" w:hAnsi="Times"/>
-        </w:rPr>
-      </w:pPr>
-      <w:r>
-        <w:rPr>
-          <w:rFonts w:ascii="Times" w:hAnsi="Times"/>
-        </w:rPr>
-        <w:t>“</w:t>
-      </w:r>
-      <w:r>
-        <w:rPr>
-          <w:rFonts w:ascii="Times" w:hAnsi="Times"/>
-        </w:rPr>
-        <w:t>Hong Kong’s economic recovery hinges on having enough adequate housing</w:t>
-      </w:r>
-      <w:r>
-        <w:rPr>
-          <w:rFonts w:ascii="Times" w:hAnsi="Times"/>
-        </w:rPr>
-        <w:t>”</w:t>
-      </w:r>
-      <w:r>
-        <w:rPr>
-          <w:rFonts w:ascii="Times" w:hAnsi="Times"/>
-        </w:rPr>
-        <w:t xml:space="preserve"> (South China Morning Post, </w:t>
-      </w:r>
-      <w:r>
-        <w:rPr>
-          <w:rFonts w:ascii="Times" w:hAnsi="Times"/>
-        </w:rPr>
-        <w:t xml:space="preserve">August </w:t>
-      </w:r>
-      <w:r>
-        <w:rPr>
-          <w:rFonts w:ascii="Times" w:hAnsi="Times"/>
-        </w:rPr>
-        <w:t xml:space="preserve">2024) </w:t>
+          <w:lang w:eastAsia="zh-TW"/>
+        </w:rPr>
+      </w:pPr>
+      <w:r>
+        <w:rPr>
+          <w:rFonts w:ascii="Times" w:hAnsi="Times"/>
+          <w:lang w:eastAsia="zh-TW"/>
+        </w:rPr>
+        <w:t>Managerial Scope and Span in a Relational Economy</w:t>
       </w:r>
     </w:p>
     <w:p>
@@ -1893,37 +2382,15 @@
         <w:contextualSpacing w:val="0"/>
         <w:rPr>
           <w:rFonts w:ascii="Times" w:hAnsi="Times"/>
-        </w:rPr>
-      </w:pPr>
-      <w:r>
-        <w:rPr>
-          <w:rFonts w:ascii="Times" w:hAnsi="Times"/>
-        </w:rPr>
-        <w:t>“</w:t>
-      </w:r>
-      <w:r>
-        <w:rPr>
-          <w:rFonts w:ascii="Times" w:hAnsi="Times"/>
-        </w:rPr>
-        <w:t>Hong Kong must stop letting the well-off hog public rental housing</w:t>
-      </w:r>
-      <w:r>
-        <w:rPr>
-          <w:rFonts w:ascii="Times" w:hAnsi="Times"/>
-        </w:rPr>
-        <w:t xml:space="preserve">” (South China Morning Post, </w:t>
-      </w:r>
-      <w:r>
-        <w:rPr>
-          <w:rFonts w:ascii="Times" w:hAnsi="Times"/>
-        </w:rPr>
-        <w:t xml:space="preserve">May </w:t>
-      </w:r>
-      <w:r>
-        <w:rPr>
-          <w:rFonts w:ascii="Times" w:hAnsi="Times"/>
-        </w:rPr>
-        <w:t>2024)</w:t>
+          <w:lang w:eastAsia="zh-TW"/>
+        </w:rPr>
+      </w:pPr>
+      <w:r>
+        <w:rPr>
+          <w:rFonts w:ascii="Times" w:hAnsi="Times"/>
+          <w:lang w:eastAsia="zh-TW"/>
+        </w:rPr>
+        <w:t>Relational Hierarchies</w:t>
       </w:r>
     </w:p>
     <w:p>
@@ -1937,85 +2404,51 @@
         <w:contextualSpacing w:val="0"/>
         <w:rPr>
           <w:rFonts w:ascii="Times" w:hAnsi="Times"/>
-        </w:rPr>
-      </w:pPr>
-      <w:r>
-        <w:rPr>
-          <w:rFonts w:ascii="Times" w:hAnsi="Times"/>
-        </w:rPr>
-        <w:t>“</w:t>
-      </w:r>
-      <w:r>
-        <w:rPr>
-          <w:rFonts w:ascii="Times" w:hAnsi="Times"/>
-        </w:rPr>
-        <w:t>The Solution to</w:t>
-      </w:r>
-      <w:r>
-        <w:rPr>
-          <w:rFonts w:ascii="Times" w:hAnsi="Times"/>
-        </w:rPr>
-        <w:t xml:space="preserve"> Hong Kong</w:t>
-      </w:r>
-      <w:r>
-        <w:rPr>
-          <w:rFonts w:ascii="Times" w:hAnsi="Times"/>
-        </w:rPr>
-        <w:t xml:space="preserve">’s </w:t>
-      </w:r>
-      <w:r>
-        <w:rPr>
-          <w:rFonts w:ascii="Times" w:hAnsi="Times"/>
-        </w:rPr>
-        <w:t xml:space="preserve">Subdivided </w:t>
-      </w:r>
-      <w:r>
-        <w:rPr>
-          <w:rFonts w:ascii="Times" w:hAnsi="Times"/>
-        </w:rPr>
-        <w:t>Housing Crisis</w:t>
-      </w:r>
-      <w:r>
-        <w:rPr>
-          <w:rFonts w:ascii="Times" w:hAnsi="Times"/>
-        </w:rPr>
-        <w:t>” (</w:t>
-      </w:r>
-      <w:r>
-        <w:rPr>
-          <w:rFonts w:ascii="Times" w:hAnsi="Times"/>
-        </w:rPr>
-        <w:t xml:space="preserve">Translated from </w:t>
-      </w:r>
-      <w:r>
-        <w:rPr>
-          <w:rFonts w:ascii="Times" w:hAnsi="Times"/>
-        </w:rPr>
-        <w:t xml:space="preserve">Hong Kong Economic </w:t>
-      </w:r>
-      <w:r>
-        <w:rPr>
-          <w:rFonts w:ascii="Times" w:hAnsi="Times"/>
-        </w:rPr>
-        <w:t>Journal</w:t>
-      </w:r>
-      <w:r>
-        <w:rPr>
-          <w:rFonts w:ascii="Times" w:hAnsi="Times"/>
-        </w:rPr>
-        <w:t xml:space="preserve">, </w:t>
-      </w:r>
-      <w:r>
-        <w:rPr>
-          <w:rFonts w:ascii="Times" w:hAnsi="Times"/>
-        </w:rPr>
-        <w:t xml:space="preserve">February </w:t>
-      </w:r>
-      <w:r>
-        <w:rPr>
-          <w:rFonts w:ascii="Times" w:hAnsi="Times"/>
-        </w:rPr>
-        <w:t>2024)</w:t>
+          <w:lang w:eastAsia="zh-TW"/>
+        </w:rPr>
+      </w:pPr>
+      <w:r>
+        <w:rPr>
+          <w:rFonts w:ascii="Times" w:hAnsi="Times"/>
+          <w:lang w:eastAsia="zh-TW"/>
+        </w:rPr>
+        <w:t>Relational Investment</w:t>
+      </w:r>
+    </w:p>
+    <w:p>
+      <w:pPr>
+        <w:spacing w:after="120" w:line="276" w:lineRule="auto"/>
+        <w:rPr>
+          <w:rFonts w:ascii="Times" w:hAnsi="Times"/>
+        </w:rPr>
+      </w:pPr>
+    </w:p>
+    <w:p>
+      <w:pPr>
+        <w:spacing w:line="360" w:lineRule="auto"/>
+        <w:rPr>
+          <w:rFonts w:ascii="Times" w:hAnsi="Times"/>
+          <w:b/>
+          <w:bCs/>
+          <w:sz w:val="4"/>
+          <w:szCs w:val="4"/>
+        </w:rPr>
+      </w:pPr>
+      <w:r>
+        <w:rPr>
+          <w:rFonts w:ascii="Times" w:hAnsi="Times"/>
+          <w:b/>
+          <w:bCs/>
+        </w:rPr>
+        <w:t>NON-PEER REVIEWED</w:t>
+      </w:r>
+      <w:r>
+        <w:rPr>
+          <w:rFonts w:ascii="Times" w:hAnsi="Times"/>
+          <w:b/>
+          <w:bCs/>
+        </w:rPr>
+        <w:t xml:space="preserve"> ARTICLES</w:t>
       </w:r>
     </w:p>
     <w:p>
@@ -2035,19 +2468,42 @@
         <w:rPr>
           <w:rFonts w:ascii="Times" w:hAnsi="Times"/>
         </w:rPr>
-        <w:t xml:space="preserve">“Brain Drain, Brain Gain, and The Future of Hong Kong: Evidence from LinkedIn Profiles” (Hong Kong Economic Policy Green Paper, </w:t>
-      </w:r>
-      <w:r>
-        <w:rPr>
-          <w:rFonts w:ascii="Times" w:hAnsi="Times"/>
-        </w:rPr>
-        <w:t xml:space="preserve">January </w:t>
-      </w:r>
-      <w:r>
-        <w:rPr>
-          <w:rFonts w:ascii="Times" w:hAnsi="Times"/>
-        </w:rPr>
-        <w:t>2024, joint with Alan Kwan and Heiwai Tang)</w:t>
+        <w:fldChar w:fldCharType="begin"/>
+      </w:r>
+      <w:r>
+        <w:rPr>
+          <w:rFonts w:ascii="Times" w:hAnsi="Times"/>
+        </w:rPr>
+        <w:instrText>HYPERLINK "https://mbwong.com/pdf/GreenPaper2026_English.pdf"</w:instrText>
+      </w:r>
+      <w:r>
+        <w:rPr>
+          <w:rFonts w:ascii="Times" w:hAnsi="Times"/>
+        </w:rPr>
+      </w:r>
+      <w:r>
+        <w:rPr>
+          <w:rFonts w:ascii="Times" w:hAnsi="Times"/>
+        </w:rPr>
+        <w:fldChar w:fldCharType="separate"/>
+      </w:r>
+      <w:r>
+        <w:rPr>
+          <w:rFonts w:ascii="Times" w:hAnsi="Times"/>
+        </w:rPr>
+        <w:t>Housing Affordability and Homeownership in Hong Kong, 1985-2023</w:t>
+      </w:r>
+      <w:r>
+        <w:rPr>
+          <w:rFonts w:ascii="Times" w:hAnsi="Times"/>
+        </w:rPr>
+        <w:fldChar w:fldCharType="end"/>
+      </w:r>
+      <w:r>
+        <w:rPr>
+          <w:rFonts w:ascii="Times" w:hAnsi="Times"/>
+        </w:rPr>
+        <w:t> (Hong Kong Economic Policy Green Paper, 2026-1-14, with Allen W. Huang and Alex Ngau)</w:t>
       </w:r>
     </w:p>
     <w:p>
@@ -2060,26 +2516,22 @@
         <w:spacing w:after="120" w:line="276" w:lineRule="auto"/>
         <w:contextualSpacing w:val="0"/>
         <w:rPr>
-          <w:rFonts w:ascii="Times" w:hAnsi="Times"/>
-        </w:rPr>
-      </w:pPr>
-      <w:r>
-        <w:rPr>
-          <w:rFonts w:ascii="Times" w:hAnsi="Times"/>
-        </w:rPr>
-        <w:t xml:space="preserve">“Using Data and Algorithms to Reduce Public Housing Wait Times” (Hong Kong Economic Policy Green Paper, </w:t>
-      </w:r>
-      <w:r>
-        <w:rPr>
-          <w:rFonts w:ascii="Times" w:hAnsi="Times"/>
-        </w:rPr>
-        <w:t xml:space="preserve">January </w:t>
-      </w:r>
-      <w:r>
-        <w:rPr>
-          <w:rFonts w:ascii="Times" w:hAnsi="Times"/>
-        </w:rPr>
-        <w:t>2024, joint with Shing-Yi Wang and Maisy Wong)</w:t>
+          <w:rFonts w:ascii="Times" w:hAnsi="Times" w:hint="eastAsia"/>
+        </w:rPr>
+      </w:pPr>
+      <w:hyperlink r:id="rId8" w:history="1">
+        <w:r>
+          <w:rPr>
+            <w:rFonts w:ascii="Times" w:hAnsi="Times"/>
+          </w:rPr>
+          <w:t>Hong Kong’s Labor Force Participation Rate is Rapidly Declining Due to Population Aging</w:t>
+        </w:r>
+      </w:hyperlink>
+      <w:r>
+        <w:rPr>
+          <w:rFonts w:ascii="Times" w:hAnsi="Times"/>
+        </w:rPr>
+        <w:t> (Technical note, 2025-10-29, with Yiran He)</w:t>
       </w:r>
     </w:p>
     <w:p>
@@ -2099,71 +2551,25 @@
         <w:rPr>
           <w:rFonts w:ascii="Times" w:hAnsi="Times"/>
         </w:rPr>
-        <w:t>“What Caused Hong Kong’s Housing Crisis?” (Hong Kong Economic Policy Green Paper, 2022)</w:t>
-      </w:r>
-    </w:p>
-    <w:p>
-      <w:pPr>
-        <w:spacing w:after="120" w:line="276" w:lineRule="auto"/>
-        <w:rPr>
-          <w:rFonts w:ascii="Times" w:hAnsi="Times"/>
-          <w:lang w:eastAsia="zh-TW"/>
-        </w:rPr>
-      </w:pPr>
-    </w:p>
-    <w:p>
-      <w:pPr>
-        <w:spacing w:line="360" w:lineRule="auto"/>
-        <w:rPr>
-          <w:rFonts w:ascii="Times" w:hAnsi="Times"/>
-          <w:b/>
-          <w:bCs/>
-          <w:sz w:val="4"/>
-          <w:szCs w:val="4"/>
-        </w:rPr>
-      </w:pPr>
-      <w:r>
-        <w:rPr>
-          <w:rFonts w:ascii="Times" w:hAnsi="Times"/>
-          <w:b/>
-          <w:bCs/>
-        </w:rPr>
-        <w:t>NON-PEER REVIEWED</w:t>
-      </w:r>
-      <w:r>
-        <w:rPr>
-          <w:rFonts w:ascii="Times" w:hAnsi="Times"/>
-          <w:b/>
-          <w:bCs/>
-        </w:rPr>
-        <w:t xml:space="preserve"> ARTICLE</w:t>
-      </w:r>
-      <w:r>
-        <w:rPr>
-          <w:rFonts w:ascii="Times" w:hAnsi="Times"/>
-          <w:b/>
-          <w:bCs/>
-        </w:rPr>
-        <w:t xml:space="preserve">S </w:t>
-      </w:r>
-      <w:r>
-        <w:rPr>
-          <w:rFonts w:ascii="Times" w:hAnsi="Times"/>
-          <w:b/>
-          <w:bCs/>
-          <w:sz w:val="4"/>
-          <w:szCs w:val="4"/>
-        </w:rPr>
-        <w:t xml:space="preserve"> </w:t>
-      </w:r>
-      <w:r>
-        <w:rPr>
-          <w:rFonts w:ascii="Times" w:hAnsi="Times" w:hint="eastAsia"/>
-          <w:b/>
-          <w:bCs/>
-          <w:lang w:eastAsia="zh-TW"/>
-        </w:rPr>
-        <w:t>(CHINESE)</w:t>
+        <w:t>“</w:t>
+      </w:r>
+      <w:r>
+        <w:rPr>
+          <w:rFonts w:ascii="Times" w:hAnsi="Times"/>
+        </w:rPr>
+        <w:t>How Hong Kong can reimagine its greatest asset: people’s homes</w:t>
+      </w:r>
+      <w:r>
+        <w:rPr>
+          <w:rFonts w:ascii="Times" w:hAnsi="Times"/>
+        </w:rPr>
+        <w:t>”</w:t>
+      </w:r>
+      <w:r>
+        <w:rPr>
+          <w:rFonts w:ascii="Times" w:hAnsi="Times"/>
+        </w:rPr>
+        <w:t xml:space="preserve"> (South China Morning Post, 2025-4-5, with Alex Ngau) </w:t>
       </w:r>
     </w:p>
     <w:p>
@@ -2173,65 +2579,65 @@
           <w:ilvl w:val="0"/>
           <w:numId w:val="1"/>
         </w:numPr>
-        <w:spacing w:line="360" w:lineRule="auto"/>
-        <w:rPr>
-          <w:rFonts w:ascii="Times" w:hAnsi="Times"/>
-          <w:lang w:eastAsia="zh-TW"/>
-        </w:rPr>
-      </w:pPr>
-      <w:r>
-        <w:rPr>
-          <w:rFonts w:ascii="Times" w:hAnsi="Times" w:hint="eastAsia"/>
-          <w:lang w:eastAsia="zh-TW"/>
-        </w:rPr>
-        <w:t>施政報告扶助置業方向正確</w:t>
-      </w:r>
-      <w:r>
-        <w:rPr>
-          <w:rFonts w:ascii="Times" w:hAnsi="Times" w:hint="eastAsia"/>
-          <w:lang w:eastAsia="zh-TW"/>
-        </w:rPr>
-        <w:t xml:space="preserve"> </w:t>
-      </w:r>
-      <w:r>
-        <w:rPr>
-          <w:rFonts w:ascii="Times" w:hAnsi="Times" w:hint="eastAsia"/>
-          <w:lang w:eastAsia="zh-TW"/>
-        </w:rPr>
-        <w:t>惜力度不足</w:t>
-      </w:r>
-      <w:r>
-        <w:rPr>
-          <w:rFonts w:ascii="Times" w:hAnsi="Times" w:hint="eastAsia"/>
-          <w:lang w:eastAsia="zh-TW"/>
-        </w:rPr>
-        <w:t xml:space="preserve"> (</w:t>
-      </w:r>
-      <w:r>
-        <w:rPr>
-          <w:rFonts w:ascii="Times" w:hAnsi="Times" w:hint="eastAsia"/>
-          <w:lang w:eastAsia="zh-TW"/>
-        </w:rPr>
-        <w:t>明報</w:t>
-      </w:r>
-      <w:r>
-        <w:rPr>
-          <w:rFonts w:ascii="Times" w:hAnsi="Times" w:hint="eastAsia"/>
-          <w:lang w:eastAsia="zh-TW"/>
-        </w:rPr>
-        <w:t xml:space="preserve">, 2025-10-2, </w:t>
-      </w:r>
-      <w:r>
-        <w:rPr>
-          <w:rFonts w:ascii="Times" w:hAnsi="Times" w:hint="eastAsia"/>
-          <w:lang w:eastAsia="zh-TW"/>
-        </w:rPr>
-        <w:t>與牛致行和宋恩榮</w:t>
-      </w:r>
-      <w:r>
-        <w:rPr>
-          <w:rFonts w:ascii="Times" w:hAnsi="Times" w:hint="eastAsia"/>
-          <w:lang w:eastAsia="zh-TW"/>
+        <w:spacing w:after="120" w:line="276" w:lineRule="auto"/>
+        <w:contextualSpacing w:val="0"/>
+        <w:rPr>
+          <w:rFonts w:ascii="Times" w:hAnsi="Times"/>
+        </w:rPr>
+      </w:pPr>
+      <w:r>
+        <w:rPr>
+          <w:rFonts w:ascii="Times" w:hAnsi="Times"/>
+        </w:rPr>
+        <w:t>“</w:t>
+      </w:r>
+      <w:r>
+        <w:rPr>
+          <w:rFonts w:ascii="Times" w:hAnsi="Times"/>
+        </w:rPr>
+        <w:t>Anatomy of a Housing Affordability Crisis: Hong Kong, 2001-2021</w:t>
+      </w:r>
+      <w:r>
+        <w:rPr>
+          <w:rFonts w:ascii="Times" w:hAnsi="Times"/>
+        </w:rPr>
+        <w:t xml:space="preserve">” (Hong Kong Economic Policy Green Paper, </w:t>
+      </w:r>
+      <w:r>
+        <w:rPr>
+          <w:rFonts w:ascii="Times" w:hAnsi="Times"/>
+        </w:rPr>
+        <w:t xml:space="preserve">January </w:t>
+      </w:r>
+      <w:r>
+        <w:rPr>
+          <w:rFonts w:ascii="Times" w:hAnsi="Times"/>
+        </w:rPr>
+        <w:t>202</w:t>
+      </w:r>
+      <w:r>
+        <w:rPr>
+          <w:rFonts w:ascii="Times" w:hAnsi="Times" w:hint="eastAsia"/>
+          <w:lang w:eastAsia="zh-TW"/>
+        </w:rPr>
+        <w:t>5</w:t>
+      </w:r>
+      <w:r>
+        <w:rPr>
+          <w:rFonts w:ascii="Times" w:hAnsi="Times"/>
+        </w:rPr>
+        <w:t xml:space="preserve">, joint with </w:t>
+      </w:r>
+      <w:r>
+        <w:rPr>
+          <w:rFonts w:ascii="Times" w:hAnsi="Times" w:hint="eastAsia"/>
+          <w:lang w:eastAsia="zh-TW"/>
+        </w:rPr>
+        <w:t>Jimmy Ho and Yulin Hong</w:t>
+      </w:r>
+      <w:r>
+        <w:rPr>
+          <w:rFonts w:ascii="Times" w:hAnsi="Times"/>
         </w:rPr>
         <w:t>)</w:t>
       </w:r>
@@ -2243,67 +2649,47 @@
           <w:ilvl w:val="0"/>
           <w:numId w:val="1"/>
         </w:numPr>
-        <w:spacing w:line="360" w:lineRule="auto"/>
-        <w:rPr>
-          <w:rFonts w:ascii="Times" w:hAnsi="Times"/>
-          <w:lang w:eastAsia="zh-TW"/>
-        </w:rPr>
-      </w:pPr>
-      <w:r>
-        <w:rPr>
-          <w:rFonts w:ascii="Times" w:hAnsi="Times" w:hint="eastAsia"/>
-          <w:lang w:eastAsia="zh-TW"/>
-        </w:rPr>
-        <w:t>租置杳然未破局</w:t>
-      </w:r>
-      <w:r>
-        <w:rPr>
-          <w:rFonts w:ascii="Times" w:hAnsi="Times" w:hint="eastAsia"/>
-          <w:lang w:eastAsia="zh-TW"/>
-        </w:rPr>
-        <w:t xml:space="preserve"> </w:t>
-      </w:r>
-      <w:r>
-        <w:rPr>
-          <w:rFonts w:ascii="Times" w:hAnsi="Times" w:hint="eastAsia"/>
-          <w:lang w:eastAsia="zh-TW"/>
-        </w:rPr>
-        <w:t>夾心階層上流難</w:t>
-      </w:r>
-      <w:r>
-        <w:rPr>
-          <w:rFonts w:ascii="Times" w:hAnsi="Times" w:hint="eastAsia"/>
-          <w:lang w:eastAsia="zh-TW"/>
-        </w:rPr>
-        <w:t xml:space="preserve"> (</w:t>
-      </w:r>
-      <w:r>
-        <w:rPr>
-          <w:rFonts w:ascii="Times" w:hAnsi="Times" w:hint="eastAsia"/>
-          <w:lang w:eastAsia="zh-TW"/>
-        </w:rPr>
-        <w:t>信報</w:t>
-      </w:r>
-      <w:r>
-        <w:rPr>
-          <w:rFonts w:ascii="Times" w:hAnsi="Times" w:hint="eastAsia"/>
-          <w:lang w:eastAsia="zh-TW"/>
-        </w:rPr>
-        <w:t xml:space="preserve">, 2025-9-18, </w:t>
-      </w:r>
-      <w:r>
-        <w:rPr>
-          <w:rFonts w:ascii="Times" w:hAnsi="Times" w:hint="eastAsia"/>
-          <w:lang w:eastAsia="zh-TW"/>
-        </w:rPr>
-        <w:t>與牛致行和宋恩榮</w:t>
-      </w:r>
-      <w:r>
-        <w:rPr>
-          <w:rFonts w:ascii="Times" w:hAnsi="Times" w:hint="eastAsia"/>
-          <w:lang w:eastAsia="zh-TW"/>
-        </w:rPr>
-        <w:t xml:space="preserve">) </w:t>
+        <w:spacing w:after="120" w:line="276" w:lineRule="auto"/>
+        <w:contextualSpacing w:val="0"/>
+        <w:rPr>
+          <w:rFonts w:ascii="Times" w:hAnsi="Times"/>
+        </w:rPr>
+      </w:pPr>
+      <w:r>
+        <w:rPr>
+          <w:rFonts w:ascii="Times" w:hAnsi="Times"/>
+        </w:rPr>
+        <w:t>“</w:t>
+      </w:r>
+      <w:r>
+        <w:rPr>
+          <w:rFonts w:ascii="Times" w:hAnsi="Times"/>
+        </w:rPr>
+        <w:t>Hong Kong’s economic recovery hinges on having enough adequate housing</w:t>
+      </w:r>
+      <w:r>
+        <w:rPr>
+          <w:rFonts w:ascii="Times" w:hAnsi="Times"/>
+        </w:rPr>
+        <w:t>”</w:t>
+      </w:r>
+      <w:r>
+        <w:rPr>
+          <w:rFonts w:ascii="Times" w:hAnsi="Times"/>
+        </w:rPr>
+        <w:t xml:space="preserve"> (South China Morning Post, </w:t>
+      </w:r>
+      <w:r>
+        <w:rPr>
+          <w:rFonts w:ascii="Times" w:hAnsi="Times"/>
+        </w:rPr>
+        <w:t xml:space="preserve">August </w:t>
+      </w:r>
+      <w:r>
+        <w:rPr>
+          <w:rFonts w:ascii="Times" w:hAnsi="Times"/>
+        </w:rPr>
+        <w:t xml:space="preserve">2024) </w:t>
       </w:r>
     </w:p>
     <w:p>
@@ -2313,53 +2699,41 @@
           <w:ilvl w:val="0"/>
           <w:numId w:val="1"/>
         </w:numPr>
-        <w:spacing w:line="360" w:lineRule="auto"/>
-        <w:rPr>
-          <w:rFonts w:ascii="Times" w:hAnsi="Times"/>
-          <w:lang w:eastAsia="zh-TW"/>
-        </w:rPr>
-      </w:pPr>
-      <w:r>
-        <w:rPr>
-          <w:rFonts w:ascii="Times" w:hAnsi="Times" w:hint="eastAsia"/>
-          <w:lang w:eastAsia="zh-TW"/>
-        </w:rPr>
-        <w:t>房策全面改革——促進置業、重建房屋階梯、鼓勵青年上流</w:t>
-      </w:r>
-      <w:r>
-        <w:rPr>
-          <w:rFonts w:ascii="Times" w:hAnsi="Times" w:hint="eastAsia"/>
-          <w:lang w:eastAsia="zh-TW"/>
-        </w:rPr>
-        <w:t xml:space="preserve"> (</w:t>
-      </w:r>
-      <w:r>
-        <w:rPr>
-          <w:rFonts w:ascii="Times" w:hAnsi="Times" w:hint="eastAsia"/>
-          <w:lang w:eastAsia="zh-TW"/>
-        </w:rPr>
-        <w:t>明報</w:t>
-      </w:r>
-      <w:r>
-        <w:rPr>
-          <w:rFonts w:ascii="Times" w:hAnsi="Times" w:hint="eastAsia"/>
-          <w:lang w:eastAsia="zh-TW"/>
-        </w:rPr>
-        <w:t xml:space="preserve">, 2025-9-11, </w:t>
-      </w:r>
-      <w:r>
-        <w:rPr>
-          <w:rFonts w:ascii="Times" w:hAnsi="Times" w:hint="eastAsia"/>
-          <w:lang w:eastAsia="zh-TW"/>
-        </w:rPr>
-        <w:t>與牛致行和宋恩榮</w:t>
-      </w:r>
-      <w:r>
-        <w:rPr>
-          <w:rFonts w:ascii="Times" w:hAnsi="Times" w:hint="eastAsia"/>
-          <w:lang w:eastAsia="zh-TW"/>
-        </w:rPr>
-        <w:t>)</w:t>
+        <w:spacing w:after="120" w:line="276" w:lineRule="auto"/>
+        <w:contextualSpacing w:val="0"/>
+        <w:rPr>
+          <w:rFonts w:ascii="Times" w:hAnsi="Times"/>
+        </w:rPr>
+      </w:pPr>
+      <w:r>
+        <w:rPr>
+          <w:rFonts w:ascii="Times" w:hAnsi="Times"/>
+        </w:rPr>
+        <w:t>“</w:t>
+      </w:r>
+      <w:r>
+        <w:rPr>
+          <w:rFonts w:ascii="Times" w:hAnsi="Times"/>
+        </w:rPr>
+        <w:t>Hong Kong must stop letting the well-off hog public rental housing</w:t>
+      </w:r>
+      <w:r>
+        <w:rPr>
+          <w:rFonts w:ascii="Times" w:hAnsi="Times"/>
+        </w:rPr>
+        <w:t xml:space="preserve">” (South China Morning Post, </w:t>
+      </w:r>
+      <w:r>
+        <w:rPr>
+          <w:rFonts w:ascii="Times" w:hAnsi="Times"/>
+        </w:rPr>
+        <w:t xml:space="preserve">May </w:t>
+      </w:r>
+      <w:r>
+        <w:rPr>
+          <w:rFonts w:ascii="Times" w:hAnsi="Times"/>
+        </w:rPr>
+        <w:t>2024)</w:t>
       </w:r>
     </w:p>
     <w:p>
@@ -2369,74 +2743,90 @@
           <w:ilvl w:val="0"/>
           <w:numId w:val="1"/>
         </w:numPr>
-        <w:spacing w:line="360" w:lineRule="auto"/>
-        <w:rPr>
-          <w:rFonts w:ascii="Times" w:hAnsi="Times"/>
-          <w:lang w:eastAsia="zh-TW"/>
-        </w:rPr>
-      </w:pPr>
-      <w:r>
-        <w:rPr>
-          <w:rFonts w:ascii="Times" w:hAnsi="Times" w:hint="eastAsia"/>
-          <w:lang w:eastAsia="zh-TW"/>
-        </w:rPr>
-        <w:t>公營房屋改革</w:t>
-      </w:r>
-      <w:r>
-        <w:rPr>
-          <w:rFonts w:ascii="Times" w:hAnsi="Times"/>
-          <w:lang w:eastAsia="zh-TW"/>
-        </w:rPr>
-        <w:t xml:space="preserve"> </w:t>
-      </w:r>
-      <w:r>
-        <w:rPr>
-          <w:rFonts w:ascii="Times" w:hAnsi="Times" w:hint="eastAsia"/>
-          <w:lang w:eastAsia="zh-TW"/>
-        </w:rPr>
-        <w:t>會否冲跨私樓市場</w:t>
-      </w:r>
-      <w:r>
-        <w:rPr>
-          <w:rFonts w:ascii="Times" w:hAnsi="Times"/>
-          <w:lang w:eastAsia="zh-TW"/>
-        </w:rPr>
-        <w:t xml:space="preserve"> </w:t>
-      </w:r>
-      <w:r>
-        <w:rPr>
-          <w:rFonts w:ascii="Times" w:hAnsi="Times"/>
-          <w:lang w:eastAsia="zh-TW"/>
-        </w:rPr>
-        <w:t>(</w:t>
-      </w:r>
-      <w:r>
-        <w:rPr>
-          <w:rFonts w:ascii="Times" w:hAnsi="Times" w:hint="eastAsia"/>
-          <w:lang w:eastAsia="zh-TW"/>
-        </w:rPr>
-        <w:t>明報</w:t>
-      </w:r>
-      <w:r>
-        <w:rPr>
-          <w:rFonts w:ascii="Times" w:hAnsi="Times"/>
-          <w:lang w:eastAsia="zh-TW"/>
-        </w:rPr>
-        <w:t xml:space="preserve">, 2025-8-21, </w:t>
-      </w:r>
-      <w:r>
-        <w:rPr>
-          <w:rFonts w:ascii="Times" w:hAnsi="Times" w:hint="eastAsia"/>
-          <w:lang w:eastAsia="zh-TW"/>
-        </w:rPr>
-        <w:t>與牛致行和宋恩榮</w:t>
-      </w:r>
-      <w:r>
-        <w:rPr>
-          <w:rFonts w:ascii="Times" w:hAnsi="Times"/>
-          <w:lang w:eastAsia="zh-TW"/>
-        </w:rPr>
-        <w:t>)</w:t>
+        <w:spacing w:after="120" w:line="276" w:lineRule="auto"/>
+        <w:contextualSpacing w:val="0"/>
+        <w:rPr>
+          <w:rFonts w:ascii="Times" w:hAnsi="Times"/>
+        </w:rPr>
+      </w:pPr>
+      <w:r>
+        <w:rPr>
+          <w:rFonts w:ascii="Times" w:hAnsi="Times"/>
+        </w:rPr>
+        <w:lastRenderedPageBreak/>
+        <w:t>“</w:t>
+      </w:r>
+      <w:r>
+        <w:rPr>
+          <w:rFonts w:ascii="Times" w:hAnsi="Times"/>
+        </w:rPr>
+        <w:t>The Solution to</w:t>
+      </w:r>
+      <w:r>
+        <w:rPr>
+          <w:rFonts w:ascii="Times" w:hAnsi="Times"/>
+        </w:rPr>
+        <w:t xml:space="preserve"> Hong Kong</w:t>
+      </w:r>
+      <w:r>
+        <w:rPr>
+          <w:rFonts w:ascii="Times" w:hAnsi="Times"/>
+        </w:rPr>
+        <w:t xml:space="preserve">’s </w:t>
+      </w:r>
+      <w:r>
+        <w:rPr>
+          <w:rFonts w:ascii="Times" w:hAnsi="Times"/>
+        </w:rPr>
+        <w:t xml:space="preserve">Subdivided </w:t>
+      </w:r>
+      <w:r>
+        <w:rPr>
+          <w:rFonts w:ascii="Times" w:hAnsi="Times"/>
+        </w:rPr>
+        <w:t>Housing Crisis</w:t>
+      </w:r>
+      <w:r>
+        <w:rPr>
+          <w:rFonts w:ascii="Times" w:hAnsi="Times"/>
+        </w:rPr>
+        <w:t>” (</w:t>
+      </w:r>
+      <w:r>
+        <w:rPr>
+          <w:rFonts w:ascii="Times" w:hAnsi="Times"/>
+        </w:rPr>
+        <w:t xml:space="preserve">Translated from </w:t>
+      </w:r>
+      <w:r>
+        <w:rPr>
+          <w:rFonts w:ascii="Times" w:hAnsi="Times"/>
+        </w:rPr>
+        <w:t xml:space="preserve">Hong Kong Economic </w:t>
+      </w:r>
+      <w:r>
+        <w:rPr>
+          <w:rFonts w:ascii="Times" w:hAnsi="Times"/>
+        </w:rPr>
+        <w:t>Journal</w:t>
+      </w:r>
+      <w:r>
+        <w:rPr>
+          <w:rFonts w:ascii="Times" w:hAnsi="Times"/>
+        </w:rPr>
+        <w:t xml:space="preserve">, </w:t>
+      </w:r>
+      <w:r>
+        <w:rPr>
+          <w:rFonts w:ascii="Times" w:hAnsi="Times"/>
+        </w:rPr>
+        <w:t xml:space="preserve">February </w:t>
+      </w:r>
+      <w:r>
+        <w:rPr>
+          <w:rFonts w:ascii="Times" w:hAnsi="Times"/>
+        </w:rPr>
+        <w:t>2024)</w:t>
       </w:r>
     </w:p>
     <w:p>
@@ -2446,53 +2836,43 @@
           <w:ilvl w:val="0"/>
           <w:numId w:val="1"/>
         </w:numPr>
-        <w:spacing w:line="360" w:lineRule="auto"/>
-        <w:rPr>
-          <w:rFonts w:ascii="Times" w:hAnsi="Times"/>
-          <w:lang w:eastAsia="zh-TW"/>
-        </w:rPr>
-      </w:pPr>
-      <w:r>
-        <w:rPr>
-          <w:rFonts w:ascii="Times" w:hAnsi="Times" w:hint="eastAsia"/>
-          <w:lang w:eastAsia="zh-TW"/>
-        </w:rPr>
-        <w:t>租置計劃：從失敗教訓到全民共享</w:t>
-      </w:r>
-      <w:r>
-        <w:rPr>
-          <w:rFonts w:ascii="Times" w:hAnsi="Times" w:hint="eastAsia"/>
-          <w:lang w:eastAsia="zh-TW"/>
-        </w:rPr>
-        <w:t xml:space="preserve"> (</w:t>
-      </w:r>
-      <w:r>
-        <w:rPr>
-          <w:rFonts w:ascii="Times" w:hAnsi="Times" w:hint="eastAsia"/>
-          <w:lang w:eastAsia="zh-TW"/>
-        </w:rPr>
-        <w:t>明報</w:t>
-      </w:r>
-      <w:r>
-        <w:rPr>
-          <w:rFonts w:ascii="Times" w:hAnsi="Times" w:hint="eastAsia"/>
-          <w:lang w:eastAsia="zh-TW"/>
-        </w:rPr>
-        <w:t xml:space="preserve">, 2025-7-31, </w:t>
-      </w:r>
-      <w:r>
-        <w:rPr>
-          <w:rFonts w:ascii="Times" w:hAnsi="Times" w:hint="eastAsia"/>
-          <w:lang w:eastAsia="zh-TW"/>
-        </w:rPr>
-        <w:t>與牛致行和宋恩榮</w:t>
-      </w:r>
-      <w:r>
-        <w:rPr>
-          <w:rFonts w:ascii="Times" w:hAnsi="Times" w:hint="eastAsia"/>
-          <w:lang w:eastAsia="zh-TW"/>
-        </w:rPr>
-        <w:t>)</w:t>
+        <w:spacing w:after="120" w:line="276" w:lineRule="auto"/>
+        <w:contextualSpacing w:val="0"/>
+        <w:rPr>
+          <w:rFonts w:ascii="Times" w:hAnsi="Times"/>
+        </w:rPr>
+      </w:pPr>
+      <w:r>
+        <w:rPr>
+          <w:rFonts w:ascii="Times" w:hAnsi="Times"/>
+        </w:rPr>
+        <w:t xml:space="preserve">“Brain Drain, Brain Gain, and The Future of Hong Kong: Evidence from LinkedIn Profiles” (Hong Kong Economic Policy Green Paper, </w:t>
+      </w:r>
+      <w:r>
+        <w:rPr>
+          <w:rFonts w:ascii="Times" w:hAnsi="Times"/>
+        </w:rPr>
+        <w:t xml:space="preserve">January </w:t>
+      </w:r>
+      <w:r>
+        <w:rPr>
+          <w:rFonts w:ascii="Times" w:hAnsi="Times"/>
+        </w:rPr>
+        <w:t xml:space="preserve">2024, joint with Alan Kwan and </w:t>
+      </w:r>
+      <w:proofErr w:type="spellStart"/>
+      <w:r>
+        <w:rPr>
+          <w:rFonts w:ascii="Times" w:hAnsi="Times"/>
+        </w:rPr>
+        <w:t>Heiwai</w:t>
+      </w:r>
+      <w:proofErr w:type="spellEnd"/>
+      <w:r>
+        <w:rPr>
+          <w:rFonts w:ascii="Times" w:hAnsi="Times"/>
+        </w:rPr>
+        <w:t xml:space="preserve"> Tang)</w:t>
       </w:r>
     </w:p>
     <w:p>
@@ -2502,68 +2882,29 @@
           <w:ilvl w:val="0"/>
           <w:numId w:val="1"/>
         </w:numPr>
-        <w:spacing w:line="360" w:lineRule="auto"/>
-        <w:rPr>
-          <w:rFonts w:ascii="Times" w:hAnsi="Times"/>
-          <w:lang w:eastAsia="zh-TW"/>
-        </w:rPr>
-      </w:pPr>
-      <w:r>
-        <w:rPr>
-          <w:rFonts w:ascii="Times" w:hAnsi="Times" w:hint="eastAsia"/>
-          <w:lang w:eastAsia="zh-TW"/>
-        </w:rPr>
-        <w:lastRenderedPageBreak/>
-        <w:t>居屋二手市場流通窒息</w:t>
-      </w:r>
-      <w:r>
-        <w:rPr>
-          <w:rFonts w:ascii="Times" w:hAnsi="Times" w:hint="eastAsia"/>
-          <w:lang w:eastAsia="zh-TW"/>
-        </w:rPr>
-        <w:t xml:space="preserve"> </w:t>
-      </w:r>
-      <w:r>
-        <w:rPr>
-          <w:rFonts w:ascii="Times" w:hAnsi="Times" w:hint="eastAsia"/>
-          <w:lang w:eastAsia="zh-TW"/>
-        </w:rPr>
-        <w:t>買賣限制須大幅放寬</w:t>
-      </w:r>
-      <w:r>
-        <w:rPr>
-          <w:rFonts w:ascii="Times" w:hAnsi="Times" w:hint="eastAsia"/>
-          <w:lang w:eastAsia="zh-TW"/>
-        </w:rPr>
-        <w:t xml:space="preserve"> (</w:t>
-      </w:r>
-      <w:r>
-        <w:rPr>
-          <w:rFonts w:ascii="Times" w:hAnsi="Times" w:hint="eastAsia"/>
-          <w:lang w:eastAsia="zh-TW"/>
-        </w:rPr>
-        <w:t>明報</w:t>
-      </w:r>
-      <w:r>
-        <w:rPr>
-          <w:rFonts w:ascii="Times" w:hAnsi="Times" w:hint="eastAsia"/>
-          <w:lang w:eastAsia="zh-TW"/>
-        </w:rPr>
-        <w:t xml:space="preserve">, 2025-7-3, </w:t>
-      </w:r>
-      <w:r>
-        <w:rPr>
-          <w:rFonts w:ascii="Times" w:hAnsi="Times" w:hint="eastAsia"/>
-          <w:lang w:eastAsia="zh-TW"/>
-        </w:rPr>
-        <w:t>與牛致行和宋恩榮</w:t>
-      </w:r>
-      <w:r>
-        <w:rPr>
-          <w:rFonts w:ascii="Times" w:hAnsi="Times" w:hint="eastAsia"/>
-          <w:lang w:eastAsia="zh-TW"/>
-        </w:rPr>
-        <w:t xml:space="preserve">) </w:t>
+        <w:spacing w:after="120" w:line="276" w:lineRule="auto"/>
+        <w:contextualSpacing w:val="0"/>
+        <w:rPr>
+          <w:rFonts w:ascii="Times" w:hAnsi="Times"/>
+        </w:rPr>
+      </w:pPr>
+      <w:r>
+        <w:rPr>
+          <w:rFonts w:ascii="Times" w:hAnsi="Times"/>
+        </w:rPr>
+        <w:t xml:space="preserve">“Using Data and Algorithms to Reduce Public Housing Wait Times” (Hong Kong Economic Policy Green Paper, </w:t>
+      </w:r>
+      <w:r>
+        <w:rPr>
+          <w:rFonts w:ascii="Times" w:hAnsi="Times"/>
+        </w:rPr>
+        <w:t xml:space="preserve">January </w:t>
+      </w:r>
+      <w:r>
+        <w:rPr>
+          <w:rFonts w:ascii="Times" w:hAnsi="Times"/>
+        </w:rPr>
+        <w:t>2024, joint with Shing-Yi Wang and Maisy Wong)</w:t>
       </w:r>
     </w:p>
     <w:p>
@@ -2573,67 +2914,100 @@
           <w:ilvl w:val="0"/>
           <w:numId w:val="1"/>
         </w:numPr>
-        <w:spacing w:line="360" w:lineRule="auto"/>
-        <w:rPr>
-          <w:rFonts w:ascii="Times" w:hAnsi="Times"/>
-          <w:lang w:eastAsia="zh-TW"/>
-        </w:rPr>
-      </w:pPr>
-      <w:r>
-        <w:rPr>
-          <w:rFonts w:ascii="Times" w:hAnsi="Times" w:hint="eastAsia"/>
-          <w:lang w:eastAsia="zh-TW"/>
-        </w:rPr>
-        <w:t>居屋嚴重短缺扭曲社會發展</w:t>
-      </w:r>
-      <w:r>
-        <w:rPr>
-          <w:rFonts w:ascii="Times" w:hAnsi="Times" w:hint="eastAsia"/>
-          <w:lang w:eastAsia="zh-TW"/>
+        <w:spacing w:after="120" w:line="276" w:lineRule="auto"/>
+        <w:contextualSpacing w:val="0"/>
+        <w:rPr>
+          <w:rFonts w:ascii="Times" w:hAnsi="Times"/>
+        </w:rPr>
+      </w:pPr>
+      <w:r>
+        <w:rPr>
+          <w:rFonts w:ascii="Times" w:hAnsi="Times"/>
+        </w:rPr>
+        <w:t>“What Caused Hong Kong’s Housing Crisis?” (Hong Kong Economic Policy Green Paper, 2022)</w:t>
+      </w:r>
+    </w:p>
+    <w:p>
+      <w:pPr>
+        <w:spacing w:after="120" w:line="276" w:lineRule="auto"/>
+        <w:rPr>
+          <w:rFonts w:ascii="Times" w:hAnsi="Times"/>
+          <w:lang w:eastAsia="zh-TW"/>
+        </w:rPr>
+      </w:pPr>
+    </w:p>
+    <w:p>
+      <w:pPr>
+        <w:spacing w:line="360" w:lineRule="auto"/>
+        <w:rPr>
+          <w:rFonts w:ascii="Times" w:hAnsi="Times"/>
+          <w:b/>
+          <w:bCs/>
+          <w:sz w:val="4"/>
+          <w:szCs w:val="4"/>
+        </w:rPr>
+      </w:pPr>
+      <w:r>
+        <w:rPr>
+          <w:rFonts w:ascii="Times" w:hAnsi="Times"/>
+          <w:b/>
+          <w:bCs/>
+        </w:rPr>
+        <w:t>NON-PEER REVIEWED</w:t>
+      </w:r>
+      <w:r>
+        <w:rPr>
+          <w:rFonts w:ascii="Times" w:hAnsi="Times"/>
+          <w:b/>
+          <w:bCs/>
         </w:rPr>
         <w:t xml:space="preserve"> </w:t>
       </w:r>
-      <w:r>
-        <w:rPr>
-          <w:rFonts w:ascii="Times" w:hAnsi="Times" w:hint="eastAsia"/>
-          <w:lang w:eastAsia="zh-TW"/>
-        </w:rPr>
-        <w:t>需大幅擴建</w:t>
-      </w:r>
-      <w:r>
-        <w:rPr>
-          <w:rFonts w:ascii="Times" w:hAnsi="Times" w:hint="eastAsia"/>
-          <w:lang w:eastAsia="zh-TW"/>
-        </w:rPr>
-        <w:t xml:space="preserve"> (</w:t>
-      </w:r>
-      <w:r>
-        <w:rPr>
-          <w:rFonts w:ascii="Times" w:hAnsi="Times" w:hint="eastAsia"/>
-          <w:lang w:eastAsia="zh-TW"/>
-        </w:rPr>
-        <w:t>明報</w:t>
-      </w:r>
-      <w:r>
-        <w:rPr>
-          <w:rFonts w:ascii="Times" w:hAnsi="Times" w:hint="eastAsia"/>
-          <w:lang w:eastAsia="zh-TW"/>
-        </w:rPr>
-        <w:t xml:space="preserve">, 2025-6-27, </w:t>
-      </w:r>
-      <w:r>
-        <w:rPr>
-          <w:rFonts w:ascii="Times" w:hAnsi="Times" w:hint="eastAsia"/>
-          <w:lang w:eastAsia="zh-TW"/>
-        </w:rPr>
-        <w:t>與牛致行和宋恩榮</w:t>
-      </w:r>
-      <w:r>
-        <w:rPr>
-          <w:rFonts w:ascii="Times" w:hAnsi="Times" w:hint="eastAsia"/>
-          <w:lang w:eastAsia="zh-TW"/>
-        </w:rPr>
-        <w:t>)</w:t>
+      <w:proofErr w:type="gramStart"/>
+      <w:r>
+        <w:rPr>
+          <w:rFonts w:ascii="Times" w:hAnsi="Times"/>
+          <w:b/>
+          <w:bCs/>
+        </w:rPr>
+        <w:t>ARTICLE</w:t>
+      </w:r>
+      <w:r>
+        <w:rPr>
+          <w:rFonts w:ascii="Times" w:hAnsi="Times"/>
+          <w:b/>
+          <w:bCs/>
+        </w:rPr>
+        <w:t xml:space="preserve">S </w:t>
+      </w:r>
+      <w:r>
+        <w:rPr>
+          <w:rFonts w:ascii="Times" w:hAnsi="Times"/>
+          <w:b/>
+          <w:bCs/>
+          <w:sz w:val="4"/>
+          <w:szCs w:val="4"/>
+        </w:rPr>
+        <w:t xml:space="preserve"> </w:t>
+      </w:r>
+      <w:r>
+        <w:rPr>
+          <w:rFonts w:ascii="Times" w:hAnsi="Times" w:hint="eastAsia"/>
+          <w:b/>
+          <w:bCs/>
+          <w:lang w:eastAsia="zh-TW"/>
+        </w:rPr>
+        <w:t>(</w:t>
+      </w:r>
+      <w:proofErr w:type="gramEnd"/>
+      <w:r>
+        <w:rPr>
+          <w:rFonts w:ascii="Times" w:hAnsi="Times" w:hint="eastAsia"/>
+          <w:b/>
+          <w:bCs/>
+          <w:lang w:eastAsia="zh-TW"/>
+        </w:rPr>
+        <w:t>CHINESE)</w:t>
       </w:r>
     </w:p>
     <w:p>
@@ -2654,29 +3028,16 @@
           <w:rFonts w:ascii="Times" w:hAnsi="Times" w:hint="eastAsia"/>
           <w:lang w:eastAsia="zh-TW"/>
         </w:rPr>
-        <w:t>現金津貼試行計劃退場</w:t>
-      </w:r>
-      <w:r>
-        <w:rPr>
-          <w:rFonts w:ascii="Times" w:hAnsi="Times" w:hint="eastAsia"/>
-          <w:lang w:eastAsia="zh-TW"/>
-        </w:rPr>
-        <w:t xml:space="preserve"> </w:t>
-      </w:r>
-      <w:r>
-        <w:rPr>
-          <w:rFonts w:ascii="Times" w:hAnsi="Times" w:hint="eastAsia"/>
-          <w:lang w:eastAsia="zh-TW"/>
-        </w:rPr>
-        <w:t>是明智決定——從經濟學理論看補貼轉型的必要性</w:t>
-      </w:r>
-      <w:r>
-        <w:rPr>
-          <w:rFonts w:ascii="Times" w:hAnsi="Times" w:hint="eastAsia"/>
+        <w:t>北都莫再走天水圍舊路——公營房屋必須由「租」轉「購」</w:t>
+      </w:r>
+      <w:r>
+        <w:rPr>
+          <w:rFonts w:ascii="Times" w:hAnsi="Times"/>
           <w:lang w:eastAsia="zh-TW"/>
         </w:rPr>
         <w:t xml:space="preserve"> (</w:t>
       </w:r>
+      <w:proofErr w:type="spellStart"/>
       <w:r>
         <w:rPr>
           <w:rFonts w:ascii="Times" w:hAnsi="Times" w:hint="eastAsia"/>
@@ -2684,12 +3045,13 @@
         </w:rPr>
         <w:t>明報</w:t>
       </w:r>
-      <w:r>
-        <w:rPr>
-          <w:rFonts w:ascii="Times" w:hAnsi="Times" w:hint="eastAsia"/>
-          <w:lang w:eastAsia="zh-TW"/>
-        </w:rPr>
-        <w:t xml:space="preserve">, 2025-6-5, </w:t>
+      <w:proofErr w:type="spellEnd"/>
+      <w:r>
+        <w:rPr>
+          <w:rFonts w:ascii="Times" w:hAnsi="Times"/>
+          <w:lang w:eastAsia="zh-TW"/>
+        </w:rPr>
+        <w:t xml:space="preserve">, 2026-5-7, </w:t>
       </w:r>
       <w:r>
         <w:rPr>
@@ -2700,10 +3062,10 @@
       </w:r>
       <w:r>
         <w:rPr>
-          <w:rFonts w:ascii="Times" w:hAnsi="Times" w:hint="eastAsia"/>
-          <w:lang w:eastAsia="zh-TW"/>
-        </w:rPr>
-        <w:t xml:space="preserve">) </w:t>
+          <w:rFonts w:ascii="Times" w:hAnsi="Times"/>
+          <w:lang w:eastAsia="zh-TW"/>
+        </w:rPr>
+        <w:t>)</w:t>
       </w:r>
     </w:p>
     <w:p>
@@ -2715,34 +3077,34 @@
         </w:numPr>
         <w:spacing w:line="360" w:lineRule="auto"/>
         <w:rPr>
-          <w:rFonts w:ascii="Times" w:hAnsi="Times"/>
-          <w:lang w:eastAsia="zh-TW"/>
-        </w:rPr>
-      </w:pPr>
-      <w:r>
-        <w:rPr>
-          <w:rFonts w:ascii="Times" w:hAnsi="Times" w:hint="eastAsia"/>
-          <w:lang w:eastAsia="zh-TW"/>
-        </w:rPr>
-        <w:t>財赤之出路：賣公屋</w:t>
-      </w:r>
-      <w:r>
-        <w:rPr>
-          <w:rFonts w:ascii="Times" w:hAnsi="Times" w:hint="eastAsia"/>
-          <w:lang w:eastAsia="zh-TW"/>
-        </w:rPr>
-        <w:t xml:space="preserve"> </w:t>
-      </w:r>
-      <w:r>
-        <w:rPr>
-          <w:rFonts w:ascii="Times" w:hAnsi="Times" w:hint="eastAsia"/>
-          <w:lang w:eastAsia="zh-TW"/>
-        </w:rPr>
-        <w:t>救香港！</w:t>
-      </w:r>
-      <w:r>
-        <w:rPr>
-          <w:rFonts w:ascii="Times" w:hAnsi="Times" w:hint="eastAsia"/>
+          <w:rFonts w:ascii="Times" w:hAnsi="Times" w:hint="eastAsia"/>
+          <w:lang w:eastAsia="zh-TW"/>
+        </w:rPr>
+      </w:pPr>
+      <w:r>
+        <w:rPr>
+          <w:rFonts w:ascii="Times" w:hAnsi="Times" w:hint="eastAsia"/>
+          <w:lang w:eastAsia="zh-TW"/>
+        </w:rPr>
+        <w:t>從上流階梯到階梯斷層</w:t>
+      </w:r>
+      <w:r>
+        <w:rPr>
+          <w:rFonts w:ascii="Times" w:hAnsi="Times"/>
+          <w:lang w:eastAsia="zh-TW"/>
+        </w:rPr>
+        <w:t>——</w:t>
+      </w:r>
+      <w:r>
+        <w:rPr>
+          <w:rFonts w:ascii="Times" w:hAnsi="Times" w:hint="eastAsia"/>
+          <w:lang w:eastAsia="zh-TW"/>
+        </w:rPr>
+        <w:t>香港公營房屋福利的世代差距</w:t>
+      </w:r>
+      <w:r>
+        <w:rPr>
+          <w:rFonts w:ascii="Times" w:hAnsi="Times"/>
           <w:lang w:eastAsia="zh-TW"/>
         </w:rPr>
         <w:t xml:space="preserve"> (</w:t>
@@ -2756,10 +3118,10 @@
       </w:r>
       <w:r>
         <w:rPr>
-          <w:rFonts w:ascii="Times" w:hAnsi="Times" w:hint="eastAsia"/>
-          <w:lang w:eastAsia="zh-TW"/>
-        </w:rPr>
-        <w:t xml:space="preserve">, 2025-4-24, </w:t>
+          <w:rFonts w:ascii="Times" w:hAnsi="Times"/>
+          <w:lang w:eastAsia="zh-TW"/>
+        </w:rPr>
+        <w:t xml:space="preserve">, 2026-1-29, </w:t>
       </w:r>
       <w:r>
         <w:rPr>
@@ -2770,7 +3132,7 @@
       </w:r>
       <w:r>
         <w:rPr>
-          <w:rFonts w:ascii="Times" w:hAnsi="Times" w:hint="eastAsia"/>
+          <w:rFonts w:ascii="Times" w:hAnsi="Times"/>
           <w:lang w:eastAsia="zh-TW"/>
         </w:rPr>
         <w:t>)</w:t>
@@ -2785,30 +3147,30 @@
         </w:numPr>
         <w:spacing w:line="360" w:lineRule="auto"/>
         <w:rPr>
-          <w:rFonts w:ascii="Times" w:hAnsi="Times"/>
-          <w:lang w:eastAsia="zh-TW"/>
-        </w:rPr>
-      </w:pPr>
-      <w:r>
-        <w:rPr>
-          <w:rFonts w:ascii="Times" w:hAnsi="Times" w:hint="eastAsia"/>
-          <w:lang w:eastAsia="zh-TW"/>
-        </w:rPr>
-        <w:t>香港經濟面臨長期衰退</w:t>
-      </w:r>
-      <w:r>
-        <w:rPr>
-          <w:rFonts w:ascii="Times" w:hAnsi="Times"/>
-          <w:lang w:eastAsia="zh-TW"/>
-        </w:rPr>
-        <w:t xml:space="preserve"> </w:t>
-      </w:r>
-      <w:r>
-        <w:rPr>
-          <w:rFonts w:ascii="Times" w:hAnsi="Times" w:hint="eastAsia"/>
-          <w:lang w:eastAsia="zh-TW"/>
-        </w:rPr>
-        <w:t>房策須全面改革（下）</w:t>
+          <w:rFonts w:ascii="Times" w:hAnsi="Times" w:hint="eastAsia"/>
+          <w:lang w:eastAsia="zh-TW"/>
+        </w:rPr>
+      </w:pPr>
+      <w:r>
+        <w:rPr>
+          <w:rFonts w:ascii="Times" w:hAnsi="Times" w:hint="eastAsia"/>
+          <w:lang w:eastAsia="zh-TW"/>
+        </w:rPr>
+        <w:t>闡釋</w:t>
+      </w:r>
+      <w:r>
+        <w:rPr>
+          <w:rFonts w:ascii="Times" w:hAnsi="Times"/>
+          <w:lang w:eastAsia="zh-TW"/>
+        </w:rPr>
+        <w:t>1985-2023</w:t>
+      </w:r>
+      <w:r>
+        <w:rPr>
+          <w:rFonts w:ascii="Times" w:hAnsi="Times" w:hint="eastAsia"/>
+          <w:lang w:eastAsia="zh-TW"/>
+        </w:rPr>
+        <w:t>年間香港房屋負擔能力與置業動向</w:t>
       </w:r>
       <w:r>
         <w:rPr>
@@ -2822,21 +3184,21 @@
           <w:rFonts w:ascii="Times" w:hAnsi="Times" w:hint="eastAsia"/>
           <w:lang w:eastAsia="zh-TW"/>
         </w:rPr>
-        <w:t>明報</w:t>
-      </w:r>
-      <w:r>
-        <w:rPr>
-          <w:rFonts w:ascii="Times" w:hAnsi="Times"/>
-          <w:lang w:eastAsia="zh-TW"/>
-        </w:rPr>
-        <w:t xml:space="preserve">, 2025-3-21, </w:t>
-      </w:r>
-      <w:r>
-        <w:rPr>
-          <w:rFonts w:ascii="Times" w:hAnsi="Times" w:hint="eastAsia"/>
-          <w:lang w:eastAsia="zh-TW"/>
-        </w:rPr>
-        <w:t>與牛致行和宋恩榮</w:t>
+        <w:t>香港經濟政策綠皮書</w:t>
+      </w:r>
+      <w:r>
+        <w:rPr>
+          <w:rFonts w:ascii="Times" w:hAnsi="Times"/>
+          <w:lang w:eastAsia="zh-TW"/>
+        </w:rPr>
+        <w:t xml:space="preserve">, 2026-1-14, </w:t>
+      </w:r>
+      <w:r>
+        <w:rPr>
+          <w:rFonts w:ascii="Times" w:hAnsi="Times" w:hint="eastAsia"/>
+          <w:lang w:eastAsia="zh-TW"/>
+        </w:rPr>
+        <w:t>與黃唯一和牛致行</w:t>
       </w:r>
       <w:r>
         <w:rPr>
@@ -2864,11 +3226,11 @@
           <w:rFonts w:ascii="Times" w:hAnsi="Times" w:hint="eastAsia"/>
           <w:lang w:eastAsia="zh-TW"/>
         </w:rPr>
-        <w:t>香港經濟面臨長期衰退</w:t>
-      </w:r>
-      <w:r>
-        <w:rPr>
-          <w:rFonts w:ascii="Times" w:hAnsi="Times"/>
+        <w:t>施政報告扶助置業方向正確</w:t>
+      </w:r>
+      <w:r>
+        <w:rPr>
+          <w:rFonts w:ascii="Times" w:hAnsi="Times" w:hint="eastAsia"/>
           <w:lang w:eastAsia="zh-TW"/>
         </w:rPr>
         <w:t xml:space="preserve"> </w:t>
@@ -2878,14 +3240,14 @@
           <w:rFonts w:ascii="Times" w:hAnsi="Times" w:hint="eastAsia"/>
           <w:lang w:eastAsia="zh-TW"/>
         </w:rPr>
-        <w:t>房策須全面改革（上）</w:t>
-      </w:r>
-      <w:r>
-        <w:rPr>
-          <w:rFonts w:ascii="Times" w:hAnsi="Times"/>
-          <w:lang w:eastAsia="zh-TW"/>
-        </w:rPr>
-        <w:t>(</w:t>
+        <w:t>惜力度不足</w:t>
+      </w:r>
+      <w:r>
+        <w:rPr>
+          <w:rFonts w:ascii="Times" w:hAnsi="Times" w:hint="eastAsia"/>
+          <w:lang w:eastAsia="zh-TW"/>
+        </w:rPr>
+        <w:t xml:space="preserve"> (</w:t>
       </w:r>
       <w:r>
         <w:rPr>
@@ -2896,10 +3258,10 @@
       </w:r>
       <w:r>
         <w:rPr>
-          <w:rFonts w:ascii="Times" w:hAnsi="Times"/>
-          <w:lang w:eastAsia="zh-TW"/>
-        </w:rPr>
-        <w:t xml:space="preserve">, 2025-2-20, </w:t>
+          <w:rFonts w:ascii="Times" w:hAnsi="Times" w:hint="eastAsia"/>
+          <w:lang w:eastAsia="zh-TW"/>
+        </w:rPr>
+        <w:t xml:space="preserve">, 2025-10-2, </w:t>
       </w:r>
       <w:r>
         <w:rPr>
@@ -2910,7 +3272,7 @@
       </w:r>
       <w:r>
         <w:rPr>
-          <w:rFonts w:ascii="Times" w:hAnsi="Times"/>
+          <w:rFonts w:ascii="Times" w:hAnsi="Times" w:hint="eastAsia"/>
           <w:lang w:eastAsia="zh-TW"/>
         </w:rPr>
         <w:t>)</w:t>
@@ -2934,7 +3296,21 @@
           <w:rFonts w:ascii="Times" w:hAnsi="Times" w:hint="eastAsia"/>
           <w:lang w:eastAsia="zh-TW"/>
         </w:rPr>
-        <w:t>剖析香港住房危機：演變與對策</w:t>
+        <w:t>租置杳然未破局</w:t>
+      </w:r>
+      <w:r>
+        <w:rPr>
+          <w:rFonts w:ascii="Times" w:hAnsi="Times" w:hint="eastAsia"/>
+          <w:lang w:eastAsia="zh-TW"/>
+        </w:rPr>
+        <w:t xml:space="preserve"> </w:t>
+      </w:r>
+      <w:r>
+        <w:rPr>
+          <w:rFonts w:ascii="Times" w:hAnsi="Times" w:hint="eastAsia"/>
+          <w:lang w:eastAsia="zh-TW"/>
+        </w:rPr>
+        <w:t>夾心階層上流難</w:t>
       </w:r>
       <w:r>
         <w:rPr>
@@ -2948,28 +3324,28 @@
           <w:rFonts w:ascii="Times" w:hAnsi="Times" w:hint="eastAsia"/>
           <w:lang w:eastAsia="zh-TW"/>
         </w:rPr>
-        <w:t>香港經濟政策綠皮書</w:t>
-      </w:r>
-      <w:r>
-        <w:rPr>
-          <w:rFonts w:ascii="Times" w:hAnsi="Times" w:hint="eastAsia"/>
-          <w:lang w:eastAsia="zh-TW"/>
-        </w:rPr>
-        <w:t xml:space="preserve">, 2025-1-9, </w:t>
-      </w:r>
-      <w:r>
-        <w:rPr>
-          <w:rFonts w:ascii="Times" w:hAnsi="Times" w:hint="eastAsia"/>
-          <w:lang w:eastAsia="zh-TW"/>
-        </w:rPr>
-        <w:t>與何漢樑和洪雨林</w:t>
-      </w:r>
-      <w:r>
-        <w:rPr>
-          <w:rFonts w:ascii="Times" w:hAnsi="Times" w:hint="eastAsia"/>
-          <w:lang w:eastAsia="zh-TW"/>
-        </w:rPr>
-        <w:t>)</w:t>
+        <w:t>信報</w:t>
+      </w:r>
+      <w:r>
+        <w:rPr>
+          <w:rFonts w:ascii="Times" w:hAnsi="Times" w:hint="eastAsia"/>
+          <w:lang w:eastAsia="zh-TW"/>
+        </w:rPr>
+        <w:t xml:space="preserve">, 2025-9-18, </w:t>
+      </w:r>
+      <w:r>
+        <w:rPr>
+          <w:rFonts w:ascii="Times" w:hAnsi="Times" w:hint="eastAsia"/>
+          <w:lang w:eastAsia="zh-TW"/>
+        </w:rPr>
+        <w:t>與牛致行和宋恩榮</w:t>
+      </w:r>
+      <w:r>
+        <w:rPr>
+          <w:rFonts w:ascii="Times" w:hAnsi="Times" w:hint="eastAsia"/>
+          <w:lang w:eastAsia="zh-TW"/>
+        </w:rPr>
+        <w:t xml:space="preserve">) </w:t>
       </w:r>
     </w:p>
     <w:p>
@@ -2990,21 +3366,7 @@
           <w:rFonts w:ascii="Times" w:hAnsi="Times" w:hint="eastAsia"/>
           <w:lang w:eastAsia="zh-TW"/>
         </w:rPr>
-        <w:t>要告別劏房</w:t>
-      </w:r>
-      <w:r>
-        <w:rPr>
-          <w:rFonts w:ascii="Times" w:hAnsi="Times" w:hint="eastAsia"/>
-          <w:lang w:eastAsia="zh-TW"/>
-        </w:rPr>
-        <w:t xml:space="preserve"> </w:t>
-      </w:r>
-      <w:r>
-        <w:rPr>
-          <w:rFonts w:ascii="Times" w:hAnsi="Times" w:hint="eastAsia"/>
-          <w:lang w:eastAsia="zh-TW"/>
-        </w:rPr>
-        <w:t>絕不能規管起始租金</w:t>
+        <w:t>房策全面改革——促進置業、重建房屋階梯、鼓勵青年上流</w:t>
       </w:r>
       <w:r>
         <w:rPr>
@@ -3025,42 +3387,14 @@
           <w:rFonts w:ascii="Times" w:hAnsi="Times" w:hint="eastAsia"/>
           <w:lang w:eastAsia="zh-TW"/>
         </w:rPr>
-        <w:t>, 2024-</w:t>
-      </w:r>
-      <w:r>
-        <w:rPr>
-          <w:rFonts w:ascii="Times" w:hAnsi="Times" w:hint="eastAsia"/>
-          <w:lang w:eastAsia="zh-TW"/>
-        </w:rPr>
-        <w:t>11</w:t>
-      </w:r>
-      <w:r>
-        <w:rPr>
-          <w:rFonts w:ascii="Times" w:hAnsi="Times" w:hint="eastAsia"/>
-          <w:lang w:eastAsia="zh-TW"/>
-        </w:rPr>
-        <w:t>-</w:t>
-      </w:r>
-      <w:r>
-        <w:rPr>
-          <w:rFonts w:ascii="Times" w:hAnsi="Times" w:hint="eastAsia"/>
-          <w:lang w:eastAsia="zh-TW"/>
-        </w:rPr>
-        <w:t>7,</w:t>
-      </w:r>
-      <w:r>
-        <w:rPr>
-          <w:rFonts w:ascii="Times" w:hAnsi="Times" w:hint="eastAsia"/>
-          <w:lang w:eastAsia="zh-TW"/>
-        </w:rPr>
-        <w:t>與</w:t>
-      </w:r>
-      <w:r>
-        <w:rPr>
-          <w:rFonts w:ascii="Times" w:hAnsi="Times" w:hint="eastAsia"/>
-          <w:lang w:eastAsia="zh-TW"/>
-        </w:rPr>
-        <w:t>宋恩榮</w:t>
+        <w:t xml:space="preserve">, 2025-9-11, </w:t>
+      </w:r>
+      <w:r>
+        <w:rPr>
+          <w:rFonts w:ascii="Times" w:hAnsi="Times" w:hint="eastAsia"/>
+          <w:lang w:eastAsia="zh-TW"/>
+        </w:rPr>
+        <w:t>與牛致行和宋恩榮</w:t>
       </w:r>
       <w:r>
         <w:rPr>
@@ -3088,11 +3422,11 @@
           <w:rFonts w:ascii="Times" w:hAnsi="Times" w:hint="eastAsia"/>
           <w:lang w:eastAsia="zh-TW"/>
         </w:rPr>
-        <w:t>住房短缺礙引才</w:t>
-      </w:r>
-      <w:r>
-        <w:rPr>
-          <w:rFonts w:ascii="Times" w:hAnsi="Times" w:hint="eastAsia"/>
+        <w:t>公營房屋改革</w:t>
+      </w:r>
+      <w:r>
+        <w:rPr>
+          <w:rFonts w:ascii="Times" w:hAnsi="Times"/>
           <w:lang w:eastAsia="zh-TW"/>
         </w:rPr>
         <w:t xml:space="preserve"> </w:t>
@@ -3102,14 +3436,21 @@
           <w:rFonts w:ascii="Times" w:hAnsi="Times" w:hint="eastAsia"/>
           <w:lang w:eastAsia="zh-TW"/>
         </w:rPr>
-        <w:t>政府應續增建屋</w:t>
-      </w:r>
-      <w:r>
-        <w:rPr>
-          <w:rFonts w:ascii="Times" w:hAnsi="Times" w:hint="eastAsia"/>
-          <w:lang w:eastAsia="zh-TW"/>
-        </w:rPr>
-        <w:t xml:space="preserve"> (</w:t>
+        <w:t>會否冲跨私樓市場</w:t>
+      </w:r>
+      <w:r>
+        <w:rPr>
+          <w:rFonts w:ascii="Times" w:hAnsi="Times"/>
+          <w:lang w:eastAsia="zh-TW"/>
+        </w:rPr>
+        <w:t xml:space="preserve"> </w:t>
+      </w:r>
+      <w:r>
+        <w:rPr>
+          <w:rFonts w:ascii="Times" w:hAnsi="Times"/>
+          <w:lang w:eastAsia="zh-TW"/>
+        </w:rPr>
+        <w:t>(</w:t>
       </w:r>
       <w:r>
         <w:rPr>
@@ -3120,10 +3461,24 @@
       </w:r>
       <w:r>
         <w:rPr>
-          <w:rFonts w:ascii="Times" w:hAnsi="Times" w:hint="eastAsia"/>
-          <w:lang w:eastAsia="zh-TW"/>
-        </w:rPr>
-        <w:t>, 2024-8-14)</w:t>
+          <w:rFonts w:ascii="Times" w:hAnsi="Times"/>
+          <w:lang w:eastAsia="zh-TW"/>
+        </w:rPr>
+        <w:t xml:space="preserve">, 2025-8-21, </w:t>
+      </w:r>
+      <w:r>
+        <w:rPr>
+          <w:rFonts w:ascii="Times" w:hAnsi="Times" w:hint="eastAsia"/>
+          <w:lang w:eastAsia="zh-TW"/>
+        </w:rPr>
+        <w:t>與牛致行和宋恩榮</w:t>
+      </w:r>
+      <w:r>
+        <w:rPr>
+          <w:rFonts w:ascii="Times" w:hAnsi="Times"/>
+          <w:lang w:eastAsia="zh-TW"/>
+        </w:rPr>
+        <w:t>)</w:t>
       </w:r>
     </w:p>
     <w:p>
@@ -3136,63 +3491,48 @@
         <w:spacing w:line="360" w:lineRule="auto"/>
         <w:rPr>
           <w:rFonts w:ascii="Times" w:hAnsi="Times"/>
-        </w:rPr>
-      </w:pPr>
-      <w:r>
-        <w:rPr>
-          <w:rFonts w:ascii="Times" w:hAnsi="Times" w:hint="eastAsia"/>
-          <w:lang w:eastAsia="zh-TW"/>
-        </w:rPr>
-        <w:t>加強富戶審查</w:t>
-      </w:r>
-      <w:r>
-        <w:rPr>
-          <w:rFonts w:ascii="Times" w:hAnsi="Times" w:hint="eastAsia"/>
-          <w:lang w:eastAsia="zh-TW"/>
-        </w:rPr>
-        <w:t xml:space="preserve"> </w:t>
-      </w:r>
-      <w:r>
-        <w:rPr>
-          <w:rFonts w:ascii="Times" w:hAnsi="Times" w:hint="eastAsia"/>
-          <w:lang w:eastAsia="zh-TW"/>
-        </w:rPr>
-        <w:t>劏房戶免受苦？</w:t>
-      </w:r>
-      <w:r>
-        <w:rPr>
-          <w:rFonts w:ascii="Times" w:hAnsi="Times" w:hint="eastAsia"/>
-          <w:lang w:eastAsia="zh-TW"/>
-        </w:rPr>
-        <w:t xml:space="preserve"> </w:t>
-      </w:r>
-      <w:r>
-        <w:rPr>
-          <w:rFonts w:ascii="Times" w:hAnsi="Times" w:hint="eastAsia"/>
-        </w:rPr>
-        <w:t>(</w:t>
-      </w:r>
-      <w:r>
-        <w:rPr>
-          <w:rFonts w:ascii="Times" w:hAnsi="Times" w:hint="eastAsia"/>
+          <w:lang w:eastAsia="zh-TW"/>
+        </w:rPr>
+      </w:pPr>
+      <w:r>
+        <w:rPr>
+          <w:rFonts w:ascii="Times" w:hAnsi="Times" w:hint="eastAsia"/>
+          <w:lang w:eastAsia="zh-TW"/>
+        </w:rPr>
+        <w:t>租置計劃：從失敗教訓到全民共享</w:t>
+      </w:r>
+      <w:r>
+        <w:rPr>
+          <w:rFonts w:ascii="Times" w:hAnsi="Times" w:hint="eastAsia"/>
+          <w:lang w:eastAsia="zh-TW"/>
+        </w:rPr>
+        <w:t xml:space="preserve"> (</w:t>
+      </w:r>
+      <w:r>
+        <w:rPr>
+          <w:rFonts w:ascii="Times" w:hAnsi="Times" w:hint="eastAsia"/>
+          <w:lang w:eastAsia="zh-TW"/>
         </w:rPr>
         <w:t>明報</w:t>
       </w:r>
       <w:r>
         <w:rPr>
           <w:rFonts w:ascii="Times" w:hAnsi="Times" w:hint="eastAsia"/>
-        </w:rPr>
-        <w:t xml:space="preserve">, 2024-5-16, </w:t>
-      </w:r>
-      <w:r>
-        <w:rPr>
-          <w:rFonts w:ascii="Times" w:hAnsi="Times" w:hint="eastAsia"/>
-        </w:rPr>
-        <w:t>與何漢樑</w:t>
-      </w:r>
-      <w:r>
-        <w:rPr>
-          <w:rFonts w:ascii="Times" w:hAnsi="Times" w:hint="eastAsia"/>
+          <w:lang w:eastAsia="zh-TW"/>
+        </w:rPr>
+        <w:t xml:space="preserve">, 2025-7-31, </w:t>
+      </w:r>
+      <w:r>
+        <w:rPr>
+          <w:rFonts w:ascii="Times" w:hAnsi="Times" w:hint="eastAsia"/>
+          <w:lang w:eastAsia="zh-TW"/>
+        </w:rPr>
+        <w:t>與牛致行和宋恩榮</w:t>
+      </w:r>
+      <w:r>
+        <w:rPr>
+          <w:rFonts w:ascii="Times" w:hAnsi="Times" w:hint="eastAsia"/>
+          <w:lang w:eastAsia="zh-TW"/>
         </w:rPr>
         <w:t>)</w:t>
       </w:r>
@@ -3215,7 +3555,21 @@
           <w:rFonts w:ascii="Times" w:hAnsi="Times" w:hint="eastAsia"/>
           <w:lang w:eastAsia="zh-TW"/>
         </w:rPr>
-        <w:t>香港劏房問題之出路</w:t>
+        <w:t>居屋二手市場流通窒息</w:t>
+      </w:r>
+      <w:r>
+        <w:rPr>
+          <w:rFonts w:ascii="Times" w:hAnsi="Times" w:hint="eastAsia"/>
+          <w:lang w:eastAsia="zh-TW"/>
+        </w:rPr>
+        <w:t xml:space="preserve"> </w:t>
+      </w:r>
+      <w:r>
+        <w:rPr>
+          <w:rFonts w:ascii="Times" w:hAnsi="Times" w:hint="eastAsia"/>
+          <w:lang w:eastAsia="zh-TW"/>
+        </w:rPr>
+        <w:t>買賣限制須大幅放寬</w:t>
       </w:r>
       <w:r>
         <w:rPr>
@@ -3229,14 +3583,28 @@
           <w:rFonts w:ascii="Times" w:hAnsi="Times" w:hint="eastAsia"/>
           <w:lang w:eastAsia="zh-TW"/>
         </w:rPr>
-        <w:t>香港信報</w:t>
-      </w:r>
-      <w:r>
-        <w:rPr>
-          <w:rFonts w:ascii="Times" w:hAnsi="Times" w:hint="eastAsia"/>
-          <w:lang w:eastAsia="zh-TW"/>
-        </w:rPr>
-        <w:t>, 2024-2-14)</w:t>
+        <w:t>明報</w:t>
+      </w:r>
+      <w:r>
+        <w:rPr>
+          <w:rFonts w:ascii="Times" w:hAnsi="Times" w:hint="eastAsia"/>
+          <w:lang w:eastAsia="zh-TW"/>
+        </w:rPr>
+        <w:t xml:space="preserve">, 2025-7-3, </w:t>
+      </w:r>
+      <w:r>
+        <w:rPr>
+          <w:rFonts w:ascii="Times" w:hAnsi="Times" w:hint="eastAsia"/>
+          <w:lang w:eastAsia="zh-TW"/>
+        </w:rPr>
+        <w:t>與牛致行和宋恩榮</w:t>
+      </w:r>
+      <w:r>
+        <w:rPr>
+          <w:rFonts w:ascii="Times" w:hAnsi="Times" w:hint="eastAsia"/>
+          <w:lang w:eastAsia="zh-TW"/>
+        </w:rPr>
+        <w:t xml:space="preserve">) </w:t>
       </w:r>
     </w:p>
     <w:p>
@@ -3257,7 +3625,21 @@
           <w:rFonts w:ascii="Times" w:hAnsi="Times" w:hint="eastAsia"/>
           <w:lang w:eastAsia="zh-TW"/>
         </w:rPr>
-        <w:t>人才得失與香港前景：領英社交資料佐證</w:t>
+        <w:t>居屋嚴重短缺扭曲社會發展</w:t>
+      </w:r>
+      <w:r>
+        <w:rPr>
+          <w:rFonts w:ascii="Times" w:hAnsi="Times" w:hint="eastAsia"/>
+          <w:lang w:eastAsia="zh-TW"/>
+        </w:rPr>
+        <w:t xml:space="preserve"> </w:t>
+      </w:r>
+      <w:r>
+        <w:rPr>
+          <w:rFonts w:ascii="Times" w:hAnsi="Times" w:hint="eastAsia"/>
+          <w:lang w:eastAsia="zh-TW"/>
+        </w:rPr>
+        <w:t>需大幅擴建</w:t>
       </w:r>
       <w:r>
         <w:rPr>
@@ -3271,21 +3653,21 @@
           <w:rFonts w:ascii="Times" w:hAnsi="Times" w:hint="eastAsia"/>
           <w:lang w:eastAsia="zh-TW"/>
         </w:rPr>
-        <w:t>香港經濟政策綠皮書</w:t>
-      </w:r>
-      <w:r>
-        <w:rPr>
-          <w:rFonts w:ascii="Times" w:hAnsi="Times" w:hint="eastAsia"/>
-          <w:lang w:eastAsia="zh-TW"/>
-        </w:rPr>
-        <w:t xml:space="preserve">, 2024-1-10, </w:t>
-      </w:r>
-      <w:r>
-        <w:rPr>
-          <w:rFonts w:ascii="Times" w:hAnsi="Times" w:hint="eastAsia"/>
-          <w:lang w:eastAsia="zh-TW"/>
-        </w:rPr>
-        <w:t>與關穎倫和鄧希煒</w:t>
+        <w:t>明報</w:t>
+      </w:r>
+      <w:r>
+        <w:rPr>
+          <w:rFonts w:ascii="Times" w:hAnsi="Times" w:hint="eastAsia"/>
+          <w:lang w:eastAsia="zh-TW"/>
+        </w:rPr>
+        <w:t xml:space="preserve">, 2025-6-27, </w:t>
+      </w:r>
+      <w:r>
+        <w:rPr>
+          <w:rFonts w:ascii="Times" w:hAnsi="Times" w:hint="eastAsia"/>
+          <w:lang w:eastAsia="zh-TW"/>
+        </w:rPr>
+        <w:t>與牛致行和宋恩榮</w:t>
       </w:r>
       <w:r>
         <w:rPr>
@@ -3313,7 +3695,21 @@
           <w:rFonts w:ascii="Times" w:hAnsi="Times" w:hint="eastAsia"/>
           <w:lang w:eastAsia="zh-TW"/>
         </w:rPr>
-        <w:t>利用數據和算法減低公屋輪候時間</w:t>
+        <w:t>現金津貼試行計劃退場</w:t>
+      </w:r>
+      <w:r>
+        <w:rPr>
+          <w:rFonts w:ascii="Times" w:hAnsi="Times" w:hint="eastAsia"/>
+          <w:lang w:eastAsia="zh-TW"/>
+        </w:rPr>
+        <w:t xml:space="preserve"> </w:t>
+      </w:r>
+      <w:r>
+        <w:rPr>
+          <w:rFonts w:ascii="Times" w:hAnsi="Times" w:hint="eastAsia"/>
+          <w:lang w:eastAsia="zh-TW"/>
+        </w:rPr>
+        <w:t>是明智決定——從經濟學理論看補貼轉型的必要性</w:t>
       </w:r>
       <w:r>
         <w:rPr>
@@ -3327,28 +3723,28 @@
           <w:rFonts w:ascii="Times" w:hAnsi="Times" w:hint="eastAsia"/>
           <w:lang w:eastAsia="zh-TW"/>
         </w:rPr>
-        <w:t>香港經濟政策綠皮書</w:t>
-      </w:r>
-      <w:r>
-        <w:rPr>
-          <w:rFonts w:ascii="Times" w:hAnsi="Times" w:hint="eastAsia"/>
-          <w:lang w:eastAsia="zh-TW"/>
-        </w:rPr>
-        <w:t xml:space="preserve">, 2024-1-10, </w:t>
-      </w:r>
-      <w:r>
-        <w:rPr>
-          <w:rFonts w:ascii="Times" w:hAnsi="Times" w:hint="eastAsia"/>
-          <w:lang w:eastAsia="zh-TW"/>
-        </w:rPr>
-        <w:t>與王欣儀和黃美施</w:t>
-      </w:r>
-      <w:r>
-        <w:rPr>
-          <w:rFonts w:ascii="Times" w:hAnsi="Times" w:hint="eastAsia"/>
-          <w:lang w:eastAsia="zh-TW"/>
-        </w:rPr>
-        <w:t>)</w:t>
+        <w:t>明報</w:t>
+      </w:r>
+      <w:r>
+        <w:rPr>
+          <w:rFonts w:ascii="Times" w:hAnsi="Times" w:hint="eastAsia"/>
+          <w:lang w:eastAsia="zh-TW"/>
+        </w:rPr>
+        <w:t xml:space="preserve">, 2025-6-5, </w:t>
+      </w:r>
+      <w:r>
+        <w:rPr>
+          <w:rFonts w:ascii="Times" w:hAnsi="Times" w:hint="eastAsia"/>
+          <w:lang w:eastAsia="zh-TW"/>
+        </w:rPr>
+        <w:t>與牛致行和宋恩榮</w:t>
+      </w:r>
+      <w:r>
+        <w:rPr>
+          <w:rFonts w:ascii="Times" w:hAnsi="Times" w:hint="eastAsia"/>
+          <w:lang w:eastAsia="zh-TW"/>
+        </w:rPr>
+        <w:t xml:space="preserve">) </w:t>
       </w:r>
     </w:p>
     <w:p>
@@ -3369,7 +3765,21 @@
           <w:rFonts w:ascii="Times" w:hAnsi="Times" w:hint="eastAsia"/>
           <w:lang w:eastAsia="zh-TW"/>
         </w:rPr>
-        <w:t>香港房屋危機之謎</w:t>
+        <w:t>財赤之出路：賣公屋</w:t>
+      </w:r>
+      <w:r>
+        <w:rPr>
+          <w:rFonts w:ascii="Times" w:hAnsi="Times" w:hint="eastAsia"/>
+          <w:lang w:eastAsia="zh-TW"/>
+        </w:rPr>
+        <w:t xml:space="preserve"> </w:t>
+      </w:r>
+      <w:r>
+        <w:rPr>
+          <w:rFonts w:ascii="Times" w:hAnsi="Times" w:hint="eastAsia"/>
+          <w:lang w:eastAsia="zh-TW"/>
+        </w:rPr>
+        <w:t>救香港！</w:t>
       </w:r>
       <w:r>
         <w:rPr>
@@ -3383,14 +3793,28 @@
           <w:rFonts w:ascii="Times" w:hAnsi="Times" w:hint="eastAsia"/>
           <w:lang w:eastAsia="zh-TW"/>
         </w:rPr>
-        <w:t>香港經濟政策綠皮書</w:t>
-      </w:r>
-      <w:r>
-        <w:rPr>
-          <w:rFonts w:ascii="Times" w:hAnsi="Times" w:hint="eastAsia"/>
-          <w:lang w:eastAsia="zh-TW"/>
-        </w:rPr>
-        <w:t>, 2022-9-23)</w:t>
+        <w:t>明報</w:t>
+      </w:r>
+      <w:r>
+        <w:rPr>
+          <w:rFonts w:ascii="Times" w:hAnsi="Times" w:hint="eastAsia"/>
+          <w:lang w:eastAsia="zh-TW"/>
+        </w:rPr>
+        <w:t xml:space="preserve">, 2025-4-24, </w:t>
+      </w:r>
+      <w:r>
+        <w:rPr>
+          <w:rFonts w:ascii="Times" w:hAnsi="Times" w:hint="eastAsia"/>
+          <w:lang w:eastAsia="zh-TW"/>
+        </w:rPr>
+        <w:t>與牛致行和宋恩榮</w:t>
+      </w:r>
+      <w:r>
+        <w:rPr>
+          <w:rFonts w:ascii="Times" w:hAnsi="Times" w:hint="eastAsia"/>
+          <w:lang w:eastAsia="zh-TW"/>
+        </w:rPr>
+        <w:t>)</w:t>
       </w:r>
     </w:p>
     <w:p>
@@ -3411,25 +3835,11 @@
           <w:rFonts w:ascii="Times" w:hAnsi="Times" w:hint="eastAsia"/>
           <w:lang w:eastAsia="zh-TW"/>
         </w:rPr>
-        <w:t>預算案</w:t>
-      </w:r>
-      <w:r>
-        <w:rPr>
-          <w:rFonts w:ascii="Times" w:hAnsi="Times" w:hint="eastAsia"/>
-          <w:lang w:eastAsia="zh-TW"/>
-        </w:rPr>
-        <w:t>500</w:t>
-      </w:r>
-      <w:r>
-        <w:rPr>
-          <w:rFonts w:ascii="Times" w:hAnsi="Times" w:hint="eastAsia"/>
-          <w:lang w:eastAsia="zh-TW"/>
-        </w:rPr>
-        <w:t>億推創科</w:t>
-      </w:r>
-      <w:r>
-        <w:rPr>
-          <w:rFonts w:ascii="Times" w:hAnsi="Times" w:hint="eastAsia"/>
+        <w:t>香港經濟面臨長期衰退</w:t>
+      </w:r>
+      <w:r>
+        <w:rPr>
+          <w:rFonts w:ascii="Times" w:hAnsi="Times"/>
           <w:lang w:eastAsia="zh-TW"/>
         </w:rPr>
         <w:t xml:space="preserve"> </w:t>
@@ -3439,11 +3849,11 @@
           <w:rFonts w:ascii="Times" w:hAnsi="Times" w:hint="eastAsia"/>
           <w:lang w:eastAsia="zh-TW"/>
         </w:rPr>
-        <w:t>怎用得其所</w:t>
-      </w:r>
-      <w:r>
-        <w:rPr>
-          <w:rFonts w:ascii="Times" w:hAnsi="Times" w:hint="eastAsia"/>
+        <w:t>房策須全面改革（下）</w:t>
+      </w:r>
+      <w:r>
+        <w:rPr>
+          <w:rFonts w:ascii="Times" w:hAnsi="Times"/>
           <w:lang w:eastAsia="zh-TW"/>
         </w:rPr>
         <w:t xml:space="preserve"> (</w:t>
@@ -3453,14 +3863,28 @@
           <w:rFonts w:ascii="Times" w:hAnsi="Times" w:hint="eastAsia"/>
           <w:lang w:eastAsia="zh-TW"/>
         </w:rPr>
-        <w:t>香港經濟日報</w:t>
-      </w:r>
-      <w:r>
-        <w:rPr>
-          <w:rFonts w:ascii="Times" w:hAnsi="Times" w:hint="eastAsia"/>
-          <w:lang w:eastAsia="zh-TW"/>
-        </w:rPr>
-        <w:t>, 2018-3-18)</w:t>
+        <w:t>明報</w:t>
+      </w:r>
+      <w:r>
+        <w:rPr>
+          <w:rFonts w:ascii="Times" w:hAnsi="Times"/>
+          <w:lang w:eastAsia="zh-TW"/>
+        </w:rPr>
+        <w:t xml:space="preserve">, 2025-3-21, </w:t>
+      </w:r>
+      <w:r>
+        <w:rPr>
+          <w:rFonts w:ascii="Times" w:hAnsi="Times" w:hint="eastAsia"/>
+          <w:lang w:eastAsia="zh-TW"/>
+        </w:rPr>
+        <w:t>與牛致行和宋恩榮</w:t>
+      </w:r>
+      <w:r>
+        <w:rPr>
+          <w:rFonts w:ascii="Times" w:hAnsi="Times"/>
+          <w:lang w:eastAsia="zh-TW"/>
+        </w:rPr>
+        <w:t>)</w:t>
       </w:r>
     </w:p>
     <w:p>
@@ -3473,6 +3897,628 @@
         <w:spacing w:line="360" w:lineRule="auto"/>
         <w:rPr>
           <w:rFonts w:ascii="Times" w:hAnsi="Times"/>
+          <w:lang w:eastAsia="zh-TW"/>
+        </w:rPr>
+      </w:pPr>
+      <w:r>
+        <w:rPr>
+          <w:rFonts w:ascii="Times" w:hAnsi="Times" w:hint="eastAsia"/>
+          <w:lang w:eastAsia="zh-TW"/>
+        </w:rPr>
+        <w:t>香港經濟面臨長期衰退</w:t>
+      </w:r>
+      <w:r>
+        <w:rPr>
+          <w:rFonts w:ascii="Times" w:hAnsi="Times"/>
+          <w:lang w:eastAsia="zh-TW"/>
+        </w:rPr>
+        <w:t xml:space="preserve"> </w:t>
+      </w:r>
+      <w:r>
+        <w:rPr>
+          <w:rFonts w:ascii="Times" w:hAnsi="Times" w:hint="eastAsia"/>
+          <w:lang w:eastAsia="zh-TW"/>
+        </w:rPr>
+        <w:t>房策須全面改革（上）</w:t>
+      </w:r>
+      <w:r>
+        <w:rPr>
+          <w:rFonts w:ascii="Times" w:hAnsi="Times"/>
+          <w:lang w:eastAsia="zh-TW"/>
+        </w:rPr>
+        <w:t>(</w:t>
+      </w:r>
+      <w:r>
+        <w:rPr>
+          <w:rFonts w:ascii="Times" w:hAnsi="Times" w:hint="eastAsia"/>
+          <w:lang w:eastAsia="zh-TW"/>
+        </w:rPr>
+        <w:t>明報</w:t>
+      </w:r>
+      <w:r>
+        <w:rPr>
+          <w:rFonts w:ascii="Times" w:hAnsi="Times"/>
+          <w:lang w:eastAsia="zh-TW"/>
+        </w:rPr>
+        <w:t xml:space="preserve">, 2025-2-20, </w:t>
+      </w:r>
+      <w:r>
+        <w:rPr>
+          <w:rFonts w:ascii="Times" w:hAnsi="Times" w:hint="eastAsia"/>
+          <w:lang w:eastAsia="zh-TW"/>
+        </w:rPr>
+        <w:t>與牛致行和宋恩榮</w:t>
+      </w:r>
+      <w:r>
+        <w:rPr>
+          <w:rFonts w:ascii="Times" w:hAnsi="Times"/>
+          <w:lang w:eastAsia="zh-TW"/>
+        </w:rPr>
+        <w:t>)</w:t>
+      </w:r>
+    </w:p>
+    <w:p>
+      <w:pPr>
+        <w:pStyle w:val="ListParagraph"/>
+        <w:numPr>
+          <w:ilvl w:val="0"/>
+          <w:numId w:val="1"/>
+        </w:numPr>
+        <w:spacing w:line="360" w:lineRule="auto"/>
+        <w:rPr>
+          <w:rFonts w:ascii="Times" w:hAnsi="Times"/>
+          <w:lang w:eastAsia="zh-TW"/>
+        </w:rPr>
+      </w:pPr>
+      <w:r>
+        <w:rPr>
+          <w:rFonts w:ascii="Times" w:hAnsi="Times" w:hint="eastAsia"/>
+          <w:lang w:eastAsia="zh-TW"/>
+        </w:rPr>
+        <w:t>剖析香港住房危機：演變與對策</w:t>
+      </w:r>
+      <w:r>
+        <w:rPr>
+          <w:rFonts w:ascii="Times" w:hAnsi="Times" w:hint="eastAsia"/>
+          <w:lang w:eastAsia="zh-TW"/>
+        </w:rPr>
+        <w:t xml:space="preserve"> (</w:t>
+      </w:r>
+      <w:r>
+        <w:rPr>
+          <w:rFonts w:ascii="Times" w:hAnsi="Times" w:hint="eastAsia"/>
+          <w:lang w:eastAsia="zh-TW"/>
+        </w:rPr>
+        <w:t>香港經濟政策綠皮書</w:t>
+      </w:r>
+      <w:r>
+        <w:rPr>
+          <w:rFonts w:ascii="Times" w:hAnsi="Times" w:hint="eastAsia"/>
+          <w:lang w:eastAsia="zh-TW"/>
+        </w:rPr>
+        <w:t xml:space="preserve">, 2025-1-9, </w:t>
+      </w:r>
+      <w:r>
+        <w:rPr>
+          <w:rFonts w:ascii="Times" w:hAnsi="Times" w:hint="eastAsia"/>
+          <w:lang w:eastAsia="zh-TW"/>
+        </w:rPr>
+        <w:t>與何漢樑和洪雨林</w:t>
+      </w:r>
+      <w:r>
+        <w:rPr>
+          <w:rFonts w:ascii="Times" w:hAnsi="Times" w:hint="eastAsia"/>
+          <w:lang w:eastAsia="zh-TW"/>
+        </w:rPr>
+        <w:t>)</w:t>
+      </w:r>
+    </w:p>
+    <w:p>
+      <w:pPr>
+        <w:pStyle w:val="ListParagraph"/>
+        <w:numPr>
+          <w:ilvl w:val="0"/>
+          <w:numId w:val="1"/>
+        </w:numPr>
+        <w:spacing w:line="360" w:lineRule="auto"/>
+        <w:rPr>
+          <w:rFonts w:ascii="Times" w:hAnsi="Times"/>
+          <w:lang w:eastAsia="zh-TW"/>
+        </w:rPr>
+      </w:pPr>
+      <w:r>
+        <w:rPr>
+          <w:rFonts w:ascii="Times" w:hAnsi="Times" w:hint="eastAsia"/>
+          <w:lang w:eastAsia="zh-TW"/>
+        </w:rPr>
+        <w:lastRenderedPageBreak/>
+        <w:t>要告別劏房</w:t>
+      </w:r>
+      <w:r>
+        <w:rPr>
+          <w:rFonts w:ascii="Times" w:hAnsi="Times" w:hint="eastAsia"/>
+          <w:lang w:eastAsia="zh-TW"/>
+        </w:rPr>
+        <w:t xml:space="preserve"> </w:t>
+      </w:r>
+      <w:r>
+        <w:rPr>
+          <w:rFonts w:ascii="Times" w:hAnsi="Times" w:hint="eastAsia"/>
+          <w:lang w:eastAsia="zh-TW"/>
+        </w:rPr>
+        <w:t>絕不能規管起始租金</w:t>
+      </w:r>
+      <w:r>
+        <w:rPr>
+          <w:rFonts w:ascii="Times" w:hAnsi="Times" w:hint="eastAsia"/>
+          <w:lang w:eastAsia="zh-TW"/>
+        </w:rPr>
+        <w:t xml:space="preserve"> (</w:t>
+      </w:r>
+      <w:r>
+        <w:rPr>
+          <w:rFonts w:ascii="Times" w:hAnsi="Times" w:hint="eastAsia"/>
+          <w:lang w:eastAsia="zh-TW"/>
+        </w:rPr>
+        <w:t>明報</w:t>
+      </w:r>
+      <w:r>
+        <w:rPr>
+          <w:rFonts w:ascii="Times" w:hAnsi="Times" w:hint="eastAsia"/>
+          <w:lang w:eastAsia="zh-TW"/>
+        </w:rPr>
+        <w:t>, 2024-</w:t>
+      </w:r>
+      <w:r>
+        <w:rPr>
+          <w:rFonts w:ascii="Times" w:hAnsi="Times" w:hint="eastAsia"/>
+          <w:lang w:eastAsia="zh-TW"/>
+        </w:rPr>
+        <w:t>11</w:t>
+      </w:r>
+      <w:r>
+        <w:rPr>
+          <w:rFonts w:ascii="Times" w:hAnsi="Times" w:hint="eastAsia"/>
+          <w:lang w:eastAsia="zh-TW"/>
+        </w:rPr>
+        <w:t>-</w:t>
+      </w:r>
+      <w:r>
+        <w:rPr>
+          <w:rFonts w:ascii="Times" w:hAnsi="Times" w:hint="eastAsia"/>
+          <w:lang w:eastAsia="zh-TW"/>
+        </w:rPr>
+        <w:t>7,</w:t>
+      </w:r>
+      <w:r>
+        <w:rPr>
+          <w:rFonts w:ascii="Times" w:hAnsi="Times" w:hint="eastAsia"/>
+          <w:lang w:eastAsia="zh-TW"/>
+        </w:rPr>
+        <w:t>與</w:t>
+      </w:r>
+      <w:r>
+        <w:rPr>
+          <w:rFonts w:ascii="Times" w:hAnsi="Times" w:hint="eastAsia"/>
+          <w:lang w:eastAsia="zh-TW"/>
+        </w:rPr>
+        <w:t>宋恩榮</w:t>
+      </w:r>
+      <w:r>
+        <w:rPr>
+          <w:rFonts w:ascii="Times" w:hAnsi="Times" w:hint="eastAsia"/>
+          <w:lang w:eastAsia="zh-TW"/>
+        </w:rPr>
+        <w:t>)</w:t>
+      </w:r>
+    </w:p>
+    <w:p>
+      <w:pPr>
+        <w:pStyle w:val="ListParagraph"/>
+        <w:numPr>
+          <w:ilvl w:val="0"/>
+          <w:numId w:val="1"/>
+        </w:numPr>
+        <w:spacing w:line="360" w:lineRule="auto"/>
+        <w:rPr>
+          <w:rFonts w:ascii="Times" w:hAnsi="Times"/>
+          <w:lang w:eastAsia="zh-TW"/>
+        </w:rPr>
+      </w:pPr>
+      <w:r>
+        <w:rPr>
+          <w:rFonts w:ascii="Times" w:hAnsi="Times" w:hint="eastAsia"/>
+          <w:lang w:eastAsia="zh-TW"/>
+        </w:rPr>
+        <w:t>住房短缺礙引才</w:t>
+      </w:r>
+      <w:r>
+        <w:rPr>
+          <w:rFonts w:ascii="Times" w:hAnsi="Times" w:hint="eastAsia"/>
+          <w:lang w:eastAsia="zh-TW"/>
+        </w:rPr>
+        <w:t xml:space="preserve"> </w:t>
+      </w:r>
+      <w:r>
+        <w:rPr>
+          <w:rFonts w:ascii="Times" w:hAnsi="Times" w:hint="eastAsia"/>
+          <w:lang w:eastAsia="zh-TW"/>
+        </w:rPr>
+        <w:t>政府應續增建屋</w:t>
+      </w:r>
+      <w:r>
+        <w:rPr>
+          <w:rFonts w:ascii="Times" w:hAnsi="Times" w:hint="eastAsia"/>
+          <w:lang w:eastAsia="zh-TW"/>
+        </w:rPr>
+        <w:t xml:space="preserve"> (</w:t>
+      </w:r>
+      <w:r>
+        <w:rPr>
+          <w:rFonts w:ascii="Times" w:hAnsi="Times" w:hint="eastAsia"/>
+          <w:lang w:eastAsia="zh-TW"/>
+        </w:rPr>
+        <w:t>明報</w:t>
+      </w:r>
+      <w:r>
+        <w:rPr>
+          <w:rFonts w:ascii="Times" w:hAnsi="Times" w:hint="eastAsia"/>
+          <w:lang w:eastAsia="zh-TW"/>
+        </w:rPr>
+        <w:t>, 2024-8-14)</w:t>
+      </w:r>
+    </w:p>
+    <w:p>
+      <w:pPr>
+        <w:pStyle w:val="ListParagraph"/>
+        <w:numPr>
+          <w:ilvl w:val="0"/>
+          <w:numId w:val="1"/>
+        </w:numPr>
+        <w:spacing w:line="360" w:lineRule="auto"/>
+        <w:rPr>
+          <w:rFonts w:ascii="Times" w:hAnsi="Times"/>
+        </w:rPr>
+      </w:pPr>
+      <w:r>
+        <w:rPr>
+          <w:rFonts w:ascii="Times" w:hAnsi="Times" w:hint="eastAsia"/>
+          <w:lang w:eastAsia="zh-TW"/>
+        </w:rPr>
+        <w:t>加強富戶審查</w:t>
+      </w:r>
+      <w:r>
+        <w:rPr>
+          <w:rFonts w:ascii="Times" w:hAnsi="Times" w:hint="eastAsia"/>
+          <w:lang w:eastAsia="zh-TW"/>
+        </w:rPr>
+        <w:t xml:space="preserve"> </w:t>
+      </w:r>
+      <w:r>
+        <w:rPr>
+          <w:rFonts w:ascii="Times" w:hAnsi="Times" w:hint="eastAsia"/>
+          <w:lang w:eastAsia="zh-TW"/>
+        </w:rPr>
+        <w:t>劏房戶免受苦？</w:t>
+      </w:r>
+      <w:r>
+        <w:rPr>
+          <w:rFonts w:ascii="Times" w:hAnsi="Times" w:hint="eastAsia"/>
+          <w:lang w:eastAsia="zh-TW"/>
+        </w:rPr>
+        <w:t xml:space="preserve"> </w:t>
+      </w:r>
+      <w:r>
+        <w:rPr>
+          <w:rFonts w:ascii="Times" w:hAnsi="Times" w:hint="eastAsia"/>
+        </w:rPr>
+        <w:t>(</w:t>
+      </w:r>
+      <w:proofErr w:type="spellStart"/>
+      <w:r>
+        <w:rPr>
+          <w:rFonts w:ascii="Times" w:hAnsi="Times" w:hint="eastAsia"/>
+        </w:rPr>
+        <w:t>明報</w:t>
+      </w:r>
+      <w:proofErr w:type="spellEnd"/>
+      <w:r>
+        <w:rPr>
+          <w:rFonts w:ascii="Times" w:hAnsi="Times" w:hint="eastAsia"/>
+        </w:rPr>
+        <w:t xml:space="preserve">, 2024-5-16, </w:t>
+      </w:r>
+      <w:proofErr w:type="spellStart"/>
+      <w:r>
+        <w:rPr>
+          <w:rFonts w:ascii="Times" w:hAnsi="Times" w:hint="eastAsia"/>
+        </w:rPr>
+        <w:t>與何漢樑</w:t>
+      </w:r>
+      <w:proofErr w:type="spellEnd"/>
+      <w:r>
+        <w:rPr>
+          <w:rFonts w:ascii="Times" w:hAnsi="Times" w:hint="eastAsia"/>
+        </w:rPr>
+        <w:t>)</w:t>
+      </w:r>
+    </w:p>
+    <w:p>
+      <w:pPr>
+        <w:pStyle w:val="ListParagraph"/>
+        <w:numPr>
+          <w:ilvl w:val="0"/>
+          <w:numId w:val="1"/>
+        </w:numPr>
+        <w:spacing w:line="360" w:lineRule="auto"/>
+        <w:rPr>
+          <w:rFonts w:ascii="Times" w:hAnsi="Times"/>
+          <w:lang w:eastAsia="zh-TW"/>
+        </w:rPr>
+      </w:pPr>
+      <w:r>
+        <w:rPr>
+          <w:rFonts w:ascii="Times" w:hAnsi="Times" w:hint="eastAsia"/>
+          <w:lang w:eastAsia="zh-TW"/>
+        </w:rPr>
+        <w:t>香港劏房問題之出路</w:t>
+      </w:r>
+      <w:r>
+        <w:rPr>
+          <w:rFonts w:ascii="Times" w:hAnsi="Times" w:hint="eastAsia"/>
+          <w:lang w:eastAsia="zh-TW"/>
+        </w:rPr>
+        <w:t xml:space="preserve"> (</w:t>
+      </w:r>
+      <w:r>
+        <w:rPr>
+          <w:rFonts w:ascii="Times" w:hAnsi="Times" w:hint="eastAsia"/>
+          <w:lang w:eastAsia="zh-TW"/>
+        </w:rPr>
+        <w:t>香港信報</w:t>
+      </w:r>
+      <w:r>
+        <w:rPr>
+          <w:rFonts w:ascii="Times" w:hAnsi="Times" w:hint="eastAsia"/>
+          <w:lang w:eastAsia="zh-TW"/>
+        </w:rPr>
+        <w:t>, 2024-2-14)</w:t>
+      </w:r>
+    </w:p>
+    <w:p>
+      <w:pPr>
+        <w:pStyle w:val="ListParagraph"/>
+        <w:numPr>
+          <w:ilvl w:val="0"/>
+          <w:numId w:val="1"/>
+        </w:numPr>
+        <w:spacing w:line="360" w:lineRule="auto"/>
+        <w:rPr>
+          <w:rFonts w:ascii="Times" w:hAnsi="Times"/>
+          <w:lang w:eastAsia="zh-TW"/>
+        </w:rPr>
+      </w:pPr>
+      <w:r>
+        <w:rPr>
+          <w:rFonts w:ascii="Times" w:hAnsi="Times" w:hint="eastAsia"/>
+          <w:lang w:eastAsia="zh-TW"/>
+        </w:rPr>
+        <w:t>人才得失與香港前景：領英社交資料佐證</w:t>
+      </w:r>
+      <w:r>
+        <w:rPr>
+          <w:rFonts w:ascii="Times" w:hAnsi="Times" w:hint="eastAsia"/>
+          <w:lang w:eastAsia="zh-TW"/>
+        </w:rPr>
+        <w:t xml:space="preserve"> (</w:t>
+      </w:r>
+      <w:r>
+        <w:rPr>
+          <w:rFonts w:ascii="Times" w:hAnsi="Times" w:hint="eastAsia"/>
+          <w:lang w:eastAsia="zh-TW"/>
+        </w:rPr>
+        <w:t>香港經濟政策綠皮書</w:t>
+      </w:r>
+      <w:r>
+        <w:rPr>
+          <w:rFonts w:ascii="Times" w:hAnsi="Times" w:hint="eastAsia"/>
+          <w:lang w:eastAsia="zh-TW"/>
+        </w:rPr>
+        <w:t xml:space="preserve">, 2024-1-10, </w:t>
+      </w:r>
+      <w:r>
+        <w:rPr>
+          <w:rFonts w:ascii="Times" w:hAnsi="Times" w:hint="eastAsia"/>
+          <w:lang w:eastAsia="zh-TW"/>
+        </w:rPr>
+        <w:t>與關穎倫和鄧希煒</w:t>
+      </w:r>
+      <w:r>
+        <w:rPr>
+          <w:rFonts w:ascii="Times" w:hAnsi="Times" w:hint="eastAsia"/>
+          <w:lang w:eastAsia="zh-TW"/>
+        </w:rPr>
+        <w:t>)</w:t>
+      </w:r>
+    </w:p>
+    <w:p>
+      <w:pPr>
+        <w:pStyle w:val="ListParagraph"/>
+        <w:numPr>
+          <w:ilvl w:val="0"/>
+          <w:numId w:val="1"/>
+        </w:numPr>
+        <w:spacing w:line="360" w:lineRule="auto"/>
+        <w:rPr>
+          <w:rFonts w:ascii="Times" w:hAnsi="Times"/>
+          <w:lang w:eastAsia="zh-TW"/>
+        </w:rPr>
+      </w:pPr>
+      <w:r>
+        <w:rPr>
+          <w:rFonts w:ascii="Times" w:hAnsi="Times" w:hint="eastAsia"/>
+          <w:lang w:eastAsia="zh-TW"/>
+        </w:rPr>
+        <w:t>利用數據和算法減低公屋輪候時間</w:t>
+      </w:r>
+      <w:r>
+        <w:rPr>
+          <w:rFonts w:ascii="Times" w:hAnsi="Times" w:hint="eastAsia"/>
+          <w:lang w:eastAsia="zh-TW"/>
+        </w:rPr>
+        <w:t xml:space="preserve"> (</w:t>
+      </w:r>
+      <w:r>
+        <w:rPr>
+          <w:rFonts w:ascii="Times" w:hAnsi="Times" w:hint="eastAsia"/>
+          <w:lang w:eastAsia="zh-TW"/>
+        </w:rPr>
+        <w:t>香港經濟政策綠皮書</w:t>
+      </w:r>
+      <w:r>
+        <w:rPr>
+          <w:rFonts w:ascii="Times" w:hAnsi="Times" w:hint="eastAsia"/>
+          <w:lang w:eastAsia="zh-TW"/>
+        </w:rPr>
+        <w:t xml:space="preserve">, 2024-1-10, </w:t>
+      </w:r>
+      <w:r>
+        <w:rPr>
+          <w:rFonts w:ascii="Times" w:hAnsi="Times" w:hint="eastAsia"/>
+          <w:lang w:eastAsia="zh-TW"/>
+        </w:rPr>
+        <w:t>與王欣儀和黃美施</w:t>
+      </w:r>
+      <w:r>
+        <w:rPr>
+          <w:rFonts w:ascii="Times" w:hAnsi="Times" w:hint="eastAsia"/>
+          <w:lang w:eastAsia="zh-TW"/>
+        </w:rPr>
+        <w:t>)</w:t>
+      </w:r>
+    </w:p>
+    <w:p>
+      <w:pPr>
+        <w:pStyle w:val="ListParagraph"/>
+        <w:numPr>
+          <w:ilvl w:val="0"/>
+          <w:numId w:val="1"/>
+        </w:numPr>
+        <w:spacing w:line="360" w:lineRule="auto"/>
+        <w:rPr>
+          <w:rFonts w:ascii="Times" w:hAnsi="Times"/>
+          <w:lang w:eastAsia="zh-TW"/>
+        </w:rPr>
+      </w:pPr>
+      <w:r>
+        <w:rPr>
+          <w:rFonts w:ascii="Times" w:hAnsi="Times" w:hint="eastAsia"/>
+          <w:lang w:eastAsia="zh-TW"/>
+        </w:rPr>
+        <w:t>香港房屋危機之謎</w:t>
+      </w:r>
+      <w:r>
+        <w:rPr>
+          <w:rFonts w:ascii="Times" w:hAnsi="Times" w:hint="eastAsia"/>
+          <w:lang w:eastAsia="zh-TW"/>
+        </w:rPr>
+        <w:t xml:space="preserve"> (</w:t>
+      </w:r>
+      <w:r>
+        <w:rPr>
+          <w:rFonts w:ascii="Times" w:hAnsi="Times" w:hint="eastAsia"/>
+          <w:lang w:eastAsia="zh-TW"/>
+        </w:rPr>
+        <w:t>香港經濟政策綠皮書</w:t>
+      </w:r>
+      <w:r>
+        <w:rPr>
+          <w:rFonts w:ascii="Times" w:hAnsi="Times" w:hint="eastAsia"/>
+          <w:lang w:eastAsia="zh-TW"/>
+        </w:rPr>
+        <w:t>, 2022-9-23)</w:t>
+      </w:r>
+    </w:p>
+    <w:p>
+      <w:pPr>
+        <w:pStyle w:val="ListParagraph"/>
+        <w:numPr>
+          <w:ilvl w:val="0"/>
+          <w:numId w:val="1"/>
+        </w:numPr>
+        <w:spacing w:line="360" w:lineRule="auto"/>
+        <w:rPr>
+          <w:rFonts w:ascii="Times" w:hAnsi="Times"/>
+          <w:lang w:eastAsia="zh-TW"/>
+        </w:rPr>
+      </w:pPr>
+      <w:r>
+        <w:rPr>
+          <w:rFonts w:ascii="Times" w:hAnsi="Times" w:hint="eastAsia"/>
+          <w:lang w:eastAsia="zh-TW"/>
+        </w:rPr>
+        <w:t>預算案</w:t>
+      </w:r>
+      <w:r>
+        <w:rPr>
+          <w:rFonts w:ascii="Times" w:hAnsi="Times" w:hint="eastAsia"/>
+          <w:lang w:eastAsia="zh-TW"/>
+        </w:rPr>
+        <w:t>500</w:t>
+      </w:r>
+      <w:r>
+        <w:rPr>
+          <w:rFonts w:ascii="Times" w:hAnsi="Times" w:hint="eastAsia"/>
+          <w:lang w:eastAsia="zh-TW"/>
+        </w:rPr>
+        <w:t>億推創科</w:t>
+      </w:r>
+      <w:r>
+        <w:rPr>
+          <w:rFonts w:ascii="Times" w:hAnsi="Times" w:hint="eastAsia"/>
+          <w:lang w:eastAsia="zh-TW"/>
+        </w:rPr>
+        <w:t xml:space="preserve"> </w:t>
+      </w:r>
+      <w:r>
+        <w:rPr>
+          <w:rFonts w:ascii="Times" w:hAnsi="Times" w:hint="eastAsia"/>
+          <w:lang w:eastAsia="zh-TW"/>
+        </w:rPr>
+        <w:t>怎用得其所</w:t>
+      </w:r>
+      <w:r>
+        <w:rPr>
+          <w:rFonts w:ascii="Times" w:hAnsi="Times" w:hint="eastAsia"/>
+          <w:lang w:eastAsia="zh-TW"/>
+        </w:rPr>
+        <w:t xml:space="preserve"> (</w:t>
+      </w:r>
+      <w:r>
+        <w:rPr>
+          <w:rFonts w:ascii="Times" w:hAnsi="Times" w:hint="eastAsia"/>
+          <w:lang w:eastAsia="zh-TW"/>
+        </w:rPr>
+        <w:t>香港經濟日報</w:t>
+      </w:r>
+      <w:r>
+        <w:rPr>
+          <w:rFonts w:ascii="Times" w:hAnsi="Times" w:hint="eastAsia"/>
+          <w:lang w:eastAsia="zh-TW"/>
+        </w:rPr>
+        <w:t>, 2018-3-18)</w:t>
+      </w:r>
+    </w:p>
+    <w:p>
+      <w:pPr>
+        <w:pStyle w:val="ListParagraph"/>
+        <w:numPr>
+          <w:ilvl w:val="0"/>
+          <w:numId w:val="1"/>
+        </w:numPr>
+        <w:spacing w:line="360" w:lineRule="auto"/>
+        <w:rPr>
+          <w:rFonts w:ascii="Times" w:hAnsi="Times"/>
           <w:u w:val="single"/>
           <w:lang w:eastAsia="zh-TW"/>
         </w:rPr>
@@ -3819,17 +4865,7 @@
           <w:iCs/>
           <w:lang w:eastAsia="zh-TW"/>
         </w:rPr>
-        <w:t xml:space="preserve">International </w:t>
-      </w:r>
-      <w:r>
-        <w:rPr>
-          <w:rFonts w:ascii="Times" w:hAnsi="Times" w:hint="eastAsia"/>
-          <w:i/>
-          <w:iCs/>
-          <w:lang w:eastAsia="zh-TW"/>
-        </w:rPr>
-        <w:lastRenderedPageBreak/>
-        <w:t xml:space="preserve">Economic Review; </w:t>
+        <w:t xml:space="preserve">International Economic Review; </w:t>
       </w:r>
       <w:r>
         <w:rPr>
@@ -3959,7 +4995,27 @@
           <w:iCs/>
           <w:lang w:eastAsia="zh-TW"/>
         </w:rPr>
-        <w:t>; Labour Economics</w:t>
+        <w:t xml:space="preserve">; </w:t>
+      </w:r>
+      <w:proofErr w:type="spellStart"/>
+      <w:r>
+        <w:rPr>
+          <w:rFonts w:ascii="Times" w:hAnsi="Times" w:hint="eastAsia"/>
+          <w:i/>
+          <w:iCs/>
+          <w:lang w:eastAsia="zh-TW"/>
+        </w:rPr>
+        <w:t>Labour</w:t>
+      </w:r>
+      <w:proofErr w:type="spellEnd"/>
+      <w:r>
+        <w:rPr>
+          <w:rFonts w:ascii="Times" w:hAnsi="Times" w:hint="eastAsia"/>
+          <w:i/>
+          <w:iCs/>
+          <w:lang w:eastAsia="zh-TW"/>
+        </w:rPr>
+        <w:t xml:space="preserve"> Economics</w:t>
       </w:r>
     </w:p>
     <w:p>
@@ -4013,7 +5069,7 @@
         <w:spacing w:line="360" w:lineRule="auto"/>
         <w:ind w:left="1440" w:hanging="1440"/>
         <w:rPr>
-          <w:rFonts w:ascii="Times" w:hAnsi="Times"/>
+          <w:rFonts w:ascii="Times" w:hAnsi="Times" w:hint="eastAsia"/>
           <w:lang w:eastAsia="zh-TW"/>
         </w:rPr>
       </w:pPr>
@@ -4064,6 +5120,55 @@
         </w:rPr>
         <w:t>AREUEA-ASSA Conference</w:t>
       </w:r>
+      <w:r>
+        <w:rPr>
+          <w:rFonts w:ascii="Times" w:hAnsi="Times" w:hint="eastAsia"/>
+          <w:lang w:eastAsia="zh-TW"/>
+        </w:rPr>
+        <w:t xml:space="preserve">; </w:t>
+      </w:r>
+      <w:r>
+        <w:rPr>
+          <w:rFonts w:ascii="Times" w:hAnsi="Times"/>
+          <w:lang w:eastAsia="zh-TW"/>
+        </w:rPr>
+        <w:t>HKU Stone Centre Inaugural Affiliate Workshop</w:t>
+      </w:r>
+      <w:r>
+        <w:rPr>
+          <w:rFonts w:ascii="Times" w:hAnsi="Times" w:hint="eastAsia"/>
+          <w:lang w:eastAsia="zh-TW"/>
+        </w:rPr>
+        <w:t xml:space="preserve">; </w:t>
+      </w:r>
+      <w:r>
+        <w:rPr>
+          <w:rFonts w:ascii="Times" w:hAnsi="Times"/>
+          <w:lang w:eastAsia="zh-TW"/>
+        </w:rPr>
+        <w:t xml:space="preserve">HKU Stone Centre </w:t>
+      </w:r>
+      <w:r>
+        <w:rPr>
+          <w:rFonts w:ascii="Times" w:hAnsi="Times"/>
+          <w:lang w:eastAsia="zh-TW"/>
+        </w:rPr>
+        <w:t>Workshop on Socio-Economic Inequality in China and the World</w:t>
+      </w:r>
+      <w:r>
+        <w:rPr>
+          <w:rFonts w:ascii="Times" w:hAnsi="Times" w:hint="eastAsia"/>
+          <w:lang w:eastAsia="zh-TW"/>
+        </w:rPr>
+        <w:t xml:space="preserve">; </w:t>
+      </w:r>
+      <w:r>
+        <w:rPr>
+          <w:rFonts w:ascii="Times" w:hAnsi="Times" w:hint="eastAsia"/>
+          <w:lang w:eastAsia="zh-TW"/>
+        </w:rPr>
+        <w:t>Seoul National University</w:t>
+      </w:r>
     </w:p>
     <w:p>
       <w:pPr>
@@ -4155,6 +5260,7 @@
         <w:rPr>
           <w:rFonts w:ascii="Times" w:hAnsi="Times"/>
         </w:rPr>
+        <w:lastRenderedPageBreak/>
         <w:t>2024</w:t>
       </w:r>
       <w:r>
@@ -4403,7 +5509,27 @@
         <w:rPr>
           <w:rFonts w:ascii="Times" w:hAnsi="Times"/>
         </w:rPr>
-        <w:t>2022-2024</w:t>
+        <w:t>202</w:t>
+      </w:r>
+      <w:r>
+        <w:rPr>
+          <w:rFonts w:ascii="Times" w:hAnsi="Times" w:hint="eastAsia"/>
+          <w:lang w:eastAsia="zh-TW"/>
+        </w:rPr>
+        <w:t>3</w:t>
+      </w:r>
+      <w:r>
+        <w:rPr>
+          <w:rFonts w:ascii="Times" w:hAnsi="Times"/>
+        </w:rPr>
+        <w:t>-202</w:t>
+      </w:r>
+      <w:r>
+        <w:rPr>
+          <w:rFonts w:ascii="Times" w:hAnsi="Times" w:hint="eastAsia"/>
+          <w:lang w:eastAsia="zh-TW"/>
+        </w:rPr>
+        <w:t>6</w:t>
       </w:r>
       <w:r>
         <w:rPr>
@@ -4782,7 +5908,6 @@
         <w:rPr>
           <w:rFonts w:ascii="Times New Roman" w:eastAsia="Times New Roman" w:hAnsi="Times New Roman" w:cs="Times New Roman"/>
         </w:rPr>
-        <w:lastRenderedPageBreak/>
         <w:t>2017-2020</w:t>
       </w:r>
       <w:r>
@@ -4924,11 +6049,19 @@
         </w:rPr>
         <w:tab/>
       </w:r>
+      <w:proofErr w:type="spellStart"/>
       <w:r>
         <w:rPr>
           <w:rFonts w:ascii="Times New Roman" w:eastAsia="Times New Roman" w:hAnsi="Times New Roman" w:cs="Times New Roman"/>
         </w:rPr>
-        <w:t xml:space="preserve">Detur Book Prize </w:t>
+        <w:t>Detur</w:t>
+      </w:r>
+      <w:proofErr w:type="spellEnd"/>
+      <w:r>
+        <w:rPr>
+          <w:rFonts w:ascii="Times New Roman" w:eastAsia="Times New Roman" w:hAnsi="Times New Roman" w:cs="Times New Roman"/>
+        </w:rPr>
+        <w:t xml:space="preserve"> Book Prize </w:t>
       </w:r>
     </w:p>
     <w:p>
@@ -5037,6 +6170,7 @@
         <w:rPr>
           <w:rFonts w:ascii="Times New Roman" w:eastAsia="Times New Roman" w:hAnsi="Times New Roman" w:cs="Times New Roman"/>
         </w:rPr>
+        <w:lastRenderedPageBreak/>
         <w:t>2011</w:t>
       </w:r>
       <w:r>
@@ -5062,8 +6196,8 @@
       </w:pPr>
     </w:p>
     <w:sectPr>
-      <w:footerReference w:type="even" r:id="rId8"/>
-      <w:footerReference w:type="default" r:id="rId9"/>
+      <w:footerReference w:type="even" r:id="rId9"/>
+      <w:footerReference w:type="default" r:id="rId10"/>
       <w:pgSz w:w="11900" w:h="16820"/>
       <w:pgMar w:top="1440" w:right="1080" w:bottom="1440" w:left="1080" w:header="720" w:footer="720" w:gutter="0"/>
       <w:cols w:space="720"/>
@@ -6272,6 +7406,26 @@
       <w:rFonts w:eastAsiaTheme="minorEastAsia"/>
     </w:rPr>
   </w:style>
+  <w:style w:type="paragraph" w:styleId="Heading3">
+    <w:name w:val="heading 3"/>
+    <w:basedOn w:val="Normal"/>
+    <w:link w:val="Heading3Char"/>
+    <w:uiPriority w:val="9"/>
+    <w:qFormat/>
+    <w:rsid w:val="002758EC"/>
+    <w:pPr>
+      <w:spacing w:before="100" w:beforeAutospacing="1" w:after="100" w:afterAutospacing="1"/>
+      <w:outlineLvl w:val="2"/>
+    </w:pPr>
+    <w:rPr>
+      <w:rFonts w:ascii="Times New Roman" w:eastAsia="Times New Roman" w:hAnsi="Times New Roman" w:cs="Times New Roman"/>
+      <w:b/>
+      <w:bCs/>
+      <w:sz w:val="27"/>
+      <w:szCs w:val="27"/>
+      <w:lang w:eastAsia="zh-CN"/>
+    </w:rPr>
+  </w:style>
   <w:style w:type="character" w:default="1" w:styleId="DefaultParagraphFont">
     <w:name w:val="Default Paragraph Font"/>
     <w:uiPriority w:val="1"/>
@@ -6448,6 +7602,33 @@
     <w:semiHidden/>
     <w:unhideWhenUsed/>
     <w:rsid w:val="00551E16"/>
+  </w:style>
+  <w:style w:type="character" w:styleId="FollowedHyperlink">
+    <w:name w:val="FollowedHyperlink"/>
+    <w:basedOn w:val="DefaultParagraphFont"/>
+    <w:uiPriority w:val="99"/>
+    <w:semiHidden/>
+    <w:unhideWhenUsed/>
+    <w:rsid w:val="000A75B4"/>
+    <w:rPr>
+      <w:color w:val="954F72" w:themeColor="followedHyperlink"/>
+      <w:u w:val="single"/>
+    </w:rPr>
+  </w:style>
+  <w:style w:type="character" w:customStyle="1" w:styleId="Heading3Char">
+    <w:name w:val="Heading 3 Char"/>
+    <w:basedOn w:val="DefaultParagraphFont"/>
+    <w:link w:val="Heading3"/>
+    <w:uiPriority w:val="9"/>
+    <w:rsid w:val="002758EC"/>
+    <w:rPr>
+      <w:rFonts w:ascii="Times New Roman" w:eastAsia="Times New Roman" w:hAnsi="Times New Roman" w:cs="Times New Roman"/>
+      <w:b/>
+      <w:bCs/>
+      <w:sz w:val="27"/>
+      <w:szCs w:val="27"/>
+      <w:lang w:eastAsia="zh-CN"/>
+    </w:rPr>
   </w:style>
 </w:styles>
 </file>

--- a/static/CV.docx
+++ b/static/CV.docx
@@ -1543,25 +1543,60 @@
         <w:rPr>
           <w:rFonts w:ascii="Times" w:hAnsi="Times"/>
         </w:rPr>
-        <w:t xml:space="preserve">“Ideological Bias and Trust in Information Sources” </w:t>
-      </w:r>
-      <w:r>
-        <w:rPr>
-          <w:rFonts w:ascii="Times" w:hAnsi="Times"/>
-        </w:rPr>
-        <w:t xml:space="preserve">(joint </w:t>
-      </w:r>
-      <w:r>
-        <w:rPr>
-          <w:rFonts w:ascii="Times" w:hAnsi="Times"/>
-        </w:rPr>
-        <w:t>with Matthew Gentzkow and Allen T. Zhang</w:t>
-      </w:r>
-      <w:r>
-        <w:rPr>
-          <w:rFonts w:ascii="Times" w:hAnsi="Times"/>
-        </w:rPr>
-        <w:t>)</w:t>
+        <w:t>“</w:t>
+      </w:r>
+      <w:r>
+        <w:rPr>
+          <w:rFonts w:ascii="Times" w:hAnsi="Times"/>
+          <w:lang w:eastAsia="zh-TW"/>
+        </w:rPr>
+        <w:t>Managerial Coordination</w:t>
+      </w:r>
+      <w:r>
+        <w:rPr>
+          <w:rFonts w:ascii="Times" w:hAnsi="Times" w:hint="eastAsia"/>
+          <w:lang w:eastAsia="zh-TW"/>
+        </w:rPr>
+        <w:t xml:space="preserve"> in</w:t>
+      </w:r>
+      <w:r>
+        <w:rPr>
+          <w:rFonts w:ascii="Times" w:hAnsi="Times"/>
+        </w:rPr>
+        <w:t xml:space="preserve"> Decentralized Markets</w:t>
+      </w:r>
+      <w:r>
+        <w:rPr>
+          <w:rFonts w:ascii="Times" w:hAnsi="Times" w:hint="eastAsia"/>
+          <w:lang w:eastAsia="zh-TW"/>
+        </w:rPr>
+        <w:t xml:space="preserve"/>
+      </w:r>
+      <w:r>
+        <w:rPr>
+          <w:rFonts w:ascii="Times" w:hAnsi="Times"/>
+        </w:rPr>
+        <w:t>”</w:t>
+      </w:r>
+      <w:r>
+        <w:rPr>
+          <w:rFonts w:ascii="Times" w:hAnsi="Times"/>
+        </w:rPr>
+        <w:t xml:space="preserve"> (with </w:t>
+      </w:r>
+      <w:proofErr w:type="spellStart"/>
+      <w:r>
+        <w:rPr>
+          <w:rFonts w:ascii="Times" w:hAnsi="Times"/>
+        </w:rPr>
+        <w:t>Duoxi</w:t>
+      </w:r>
+      <w:proofErr w:type="spellEnd"/>
+      <w:r>
+        <w:rPr>
+          <w:rFonts w:ascii="Times" w:hAnsi="Times"/>
+        </w:rPr>
+        <w:t xml:space="preserve"> Li)</w:t>
       </w:r>
       <w:r>
         <w:rPr>
@@ -1571,73 +1606,30 @@
       </w:r>
       <w:r>
         <w:rPr>
-          <w:rFonts w:ascii="Times" w:hAnsi="Times"/>
-          <w:i/>
-          <w:iCs/>
-        </w:rPr>
-        <w:t>A</w:t>
-      </w:r>
-      <w:r>
-        <w:rPr>
-          <w:rFonts w:ascii="Times" w:hAnsi="Times"/>
-          <w:i/>
-          <w:iCs/>
-        </w:rPr>
-        <w:t xml:space="preserve">merican </w:t>
-      </w:r>
-      <w:r>
-        <w:rPr>
-          <w:rFonts w:ascii="Times" w:hAnsi="Times"/>
-          <w:i/>
-          <w:iCs/>
-        </w:rPr>
-        <w:t>E</w:t>
-      </w:r>
-      <w:r>
-        <w:rPr>
-          <w:rFonts w:ascii="Times" w:hAnsi="Times"/>
-          <w:i/>
-          <w:iCs/>
-        </w:rPr>
-        <w:t xml:space="preserve">conomic </w:t>
-      </w:r>
-      <w:r>
-        <w:rPr>
-          <w:rFonts w:ascii="Times" w:hAnsi="Times"/>
-          <w:i/>
-          <w:iCs/>
-        </w:rPr>
-        <w:t>J</w:t>
-      </w:r>
-      <w:r>
-        <w:rPr>
-          <w:rFonts w:ascii="Times" w:hAnsi="Times"/>
-          <w:i/>
-          <w:iCs/>
-        </w:rPr>
-        <w:t>ournal</w:t>
-      </w:r>
-      <w:r>
-        <w:rPr>
-          <w:rFonts w:ascii="Times" w:hAnsi="Times"/>
-          <w:i/>
-          <w:iCs/>
-        </w:rPr>
-        <w:t>: Micro</w:t>
-      </w:r>
-      <w:r>
-        <w:rPr>
-          <w:rFonts w:ascii="Times" w:hAnsi="Times"/>
-          <w:i/>
-          <w:iCs/>
-        </w:rPr>
-        <w:t>economics</w:t>
-      </w:r>
-      <w:r>
-        <w:rPr>
-          <w:rFonts w:ascii="Times" w:hAnsi="Times"/>
-        </w:rPr>
-        <w:t xml:space="preserve">. </w:t>
+          <w:rFonts w:ascii="Times" w:hAnsi="Times" w:hint="eastAsia"/>
+          <w:i/>
+          <w:iCs/>
+          <w:lang w:eastAsia="zh-TW"/>
+        </w:rPr>
+        <w:t xml:space="preserve"/>
+      </w:r>
+      <w:r>
+        <w:rPr>
+          <w:rFonts w:ascii="Times" w:hAnsi="Times"/>
+          <w:i/>
+          <w:iCs/>
+          <w:lang w:eastAsia="zh-TW"/>
+        </w:rPr>
+        <w:t xml:space="preserve">Economic </w:t>
+      </w:r>
+      <w:r>
+        <w:rPr>
+          <w:rFonts w:ascii="Times" w:hAnsi="Times" w:hint="eastAsia"/>
+          <w:i/>
+          <w:iCs/>
+          <w:lang w:eastAsia="zh-TW"/>
+        </w:rPr>
+        <w:t xml:space="preserve">Journal, forthcoming</w:t>
       </w:r>
     </w:p>
     <w:p>
@@ -1719,16 +1711,7 @@
           <w:iCs/>
           <w:lang w:eastAsia="zh-TW"/>
         </w:rPr>
-        <w:t>Accepted</w:t>
-      </w:r>
-      <w:r>
-        <w:rPr>
-          <w:rFonts w:ascii="Times" w:hAnsi="Times" w:hint="eastAsia"/>
-          <w:i/>
-          <w:iCs/>
-          <w:lang w:eastAsia="zh-TW"/>
-        </w:rPr>
-        <w:t>, Journal of Development Economics</w:t>
+        <w:t>Journal of Development Economics, June 2026</w:t>
       </w:r>
     </w:p>
     <w:p>
@@ -1754,7 +1737,7 @@
         <w:rPr>
           <w:rFonts w:ascii="Times" w:hAnsi="Times"/>
         </w:rPr>
-        <w:t>Subsidize Rent or Subsidize Ownership? Evidence from a</w:t>
+        <w:t>Subsidize Rent or Subsidize Homeownership? Evidence from a</w:t>
       </w:r>
       <w:r>
         <w:rPr>
@@ -1784,59 +1767,12 @@
       </w:r>
       <w:r>
         <w:rPr>
-          <w:rFonts w:ascii="Times" w:hAnsi="Times" w:hint="eastAsia"/>
-          <w:i/>
-          <w:iCs/>
-          <w:lang w:eastAsia="zh-TW"/>
-        </w:rPr>
-        <w:t>Conditionally accepted</w:t>
-      </w:r>
-      <w:r>
-        <w:rPr>
-          <w:rFonts w:ascii="Times" w:hAnsi="Times" w:hint="eastAsia"/>
-          <w:i/>
-          <w:iCs/>
-          <w:lang w:eastAsia="zh-TW"/>
-        </w:rPr>
-        <w:t xml:space="preserve">, </w:t>
-      </w:r>
-      <w:r>
-        <w:rPr>
-          <w:rFonts w:ascii="Times" w:hAnsi="Times"/>
-          <w:i/>
-          <w:iCs/>
-          <w:lang w:eastAsia="zh-TW"/>
-        </w:rPr>
-        <w:t>Regional Science and Urban Economics</w:t>
-      </w:r>
-    </w:p>
-    <w:p>
-      <w:pPr>
-        <w:spacing w:after="120" w:line="276" w:lineRule="auto"/>
-        <w:rPr>
-          <w:rFonts w:ascii="Times" w:hAnsi="Times" w:hint="eastAsia"/>
-          <w:lang w:eastAsia="zh-TW"/>
-        </w:rPr>
-      </w:pPr>
-    </w:p>
-    <w:p>
-      <w:pPr>
-        <w:spacing w:line="360" w:lineRule="auto"/>
-        <w:rPr>
-          <w:rFonts w:ascii="Times" w:hAnsi="Times"/>
-          <w:b/>
-          <w:bCs/>
-          <w:sz w:val="4"/>
-          <w:szCs w:val="4"/>
-        </w:rPr>
-      </w:pPr>
-      <w:r>
-        <w:rPr>
-          <w:rFonts w:ascii="Times" w:hAnsi="Times"/>
-          <w:b/>
-          <w:bCs/>
-        </w:rPr>
-        <w:t>WORKING PAPERS</w:t>
+          <w:rFonts w:ascii="Times" w:hAnsi="Times"/>
+          <w:i/>
+          <w:iCs/>
+          <w:lang w:eastAsia="zh-TW"/>
+        </w:rPr>
+        <w:t>Regional Science and Urban Economics, forthcoming</w:t>
       </w:r>
     </w:p>
     <w:p>
@@ -1856,60 +1792,25 @@
         <w:rPr>
           <w:rFonts w:ascii="Times" w:hAnsi="Times"/>
         </w:rPr>
-        <w:t>“</w:t>
-      </w:r>
-      <w:r>
-        <w:rPr>
-          <w:rFonts w:ascii="Times" w:hAnsi="Times"/>
-          <w:lang w:eastAsia="zh-TW"/>
-        </w:rPr>
-        <w:t>Managerial Coordination</w:t>
-      </w:r>
-      <w:r>
-        <w:rPr>
-          <w:rFonts w:ascii="Times" w:hAnsi="Times" w:hint="eastAsia"/>
-          <w:lang w:eastAsia="zh-TW"/>
-        </w:rPr>
-        <w:t xml:space="preserve"> in</w:t>
-      </w:r>
-      <w:r>
-        <w:rPr>
-          <w:rFonts w:ascii="Times" w:hAnsi="Times"/>
-        </w:rPr>
-        <w:t xml:space="preserve"> Relational Contract</w:t>
-      </w:r>
-      <w:r>
-        <w:rPr>
-          <w:rFonts w:ascii="Times" w:hAnsi="Times" w:hint="eastAsia"/>
-          <w:lang w:eastAsia="zh-TW"/>
-        </w:rPr>
-        <w:t>ing Markets</w:t>
-      </w:r>
-      <w:r>
-        <w:rPr>
-          <w:rFonts w:ascii="Times" w:hAnsi="Times"/>
-        </w:rPr>
-        <w:t>”</w:t>
-      </w:r>
-      <w:r>
-        <w:rPr>
-          <w:rFonts w:ascii="Times" w:hAnsi="Times"/>
-        </w:rPr>
-        <w:t xml:space="preserve"> (with </w:t>
-      </w:r>
-      <w:proofErr w:type="spellStart"/>
-      <w:r>
-        <w:rPr>
-          <w:rFonts w:ascii="Times" w:hAnsi="Times"/>
-        </w:rPr>
-        <w:t>Duoxi</w:t>
-      </w:r>
-      <w:proofErr w:type="spellEnd"/>
-      <w:r>
-        <w:rPr>
-          <w:rFonts w:ascii="Times" w:hAnsi="Times"/>
-        </w:rPr>
-        <w:t xml:space="preserve"> Li)</w:t>
+        <w:t xml:space="preserve">“Ideological Bias and Trust in Information Sources” </w:t>
+      </w:r>
+      <w:r>
+        <w:rPr>
+          <w:rFonts w:ascii="Times" w:hAnsi="Times"/>
+        </w:rPr>
+        <w:t xml:space="preserve">(joint </w:t>
+      </w:r>
+      <w:r>
+        <w:rPr>
+          <w:rFonts w:ascii="Times" w:hAnsi="Times"/>
+        </w:rPr>
+        <w:t>with Matthew Gentzkow and Allen T. Zhang</w:t>
+      </w:r>
+      <w:r>
+        <w:rPr>
+          <w:rFonts w:ascii="Times" w:hAnsi="Times"/>
+        </w:rPr>
+        <w:t>)</w:t>
       </w:r>
       <w:r>
         <w:rPr>
@@ -1919,30 +1820,102 @@
       </w:r>
       <w:r>
         <w:rPr>
-          <w:rFonts w:ascii="Times" w:hAnsi="Times" w:hint="eastAsia"/>
-          <w:i/>
-          <w:iCs/>
-          <w:lang w:eastAsia="zh-TW"/>
-        </w:rPr>
-        <w:t xml:space="preserve">Revise and Resubmit, </w:t>
-      </w:r>
-      <w:r>
-        <w:rPr>
-          <w:rFonts w:ascii="Times" w:hAnsi="Times"/>
-          <w:i/>
-          <w:iCs/>
-          <w:lang w:eastAsia="zh-TW"/>
-        </w:rPr>
-        <w:t xml:space="preserve">Economic </w:t>
-      </w:r>
-      <w:r>
-        <w:rPr>
-          <w:rFonts w:ascii="Times" w:hAnsi="Times" w:hint="eastAsia"/>
-          <w:i/>
-          <w:iCs/>
-          <w:lang w:eastAsia="zh-TW"/>
-        </w:rPr>
-        <w:t xml:space="preserve">Journal </w:t>
+          <w:rFonts w:ascii="Times" w:hAnsi="Times"/>
+          <w:i/>
+          <w:iCs/>
+        </w:rPr>
+        <w:t>A</w:t>
+      </w:r>
+      <w:r>
+        <w:rPr>
+          <w:rFonts w:ascii="Times" w:hAnsi="Times"/>
+          <w:i/>
+          <w:iCs/>
+        </w:rPr>
+        <w:t xml:space="preserve">merican </w:t>
+      </w:r>
+      <w:r>
+        <w:rPr>
+          <w:rFonts w:ascii="Times" w:hAnsi="Times"/>
+          <w:i/>
+          <w:iCs/>
+        </w:rPr>
+        <w:t>E</w:t>
+      </w:r>
+      <w:r>
+        <w:rPr>
+          <w:rFonts w:ascii="Times" w:hAnsi="Times"/>
+          <w:i/>
+          <w:iCs/>
+        </w:rPr>
+        <w:t xml:space="preserve">conomic </w:t>
+      </w:r>
+      <w:r>
+        <w:rPr>
+          <w:rFonts w:ascii="Times" w:hAnsi="Times"/>
+          <w:i/>
+          <w:iCs/>
+        </w:rPr>
+        <w:t>J</w:t>
+      </w:r>
+      <w:r>
+        <w:rPr>
+          <w:rFonts w:ascii="Times" w:hAnsi="Times"/>
+          <w:i/>
+          <w:iCs/>
+        </w:rPr>
+        <w:t>ournal</w:t>
+      </w:r>
+      <w:r>
+        <w:rPr>
+          <w:rFonts w:ascii="Times" w:hAnsi="Times"/>
+          <w:i/>
+          <w:iCs/>
+        </w:rPr>
+        <w:t>: Micro</w:t>
+      </w:r>
+      <w:r>
+        <w:rPr>
+          <w:rFonts w:ascii="Times" w:hAnsi="Times"/>
+          <w:i/>
+          <w:iCs/>
+        </w:rPr>
+        <w:t>economics</w:t>
+      </w:r>
+      <w:r>
+        <w:rPr>
+          <w:rFonts w:ascii="Times" w:hAnsi="Times"/>
+        </w:rPr>
+        <w:t xml:space="preserve">. </w:t>
+      </w:r>
+    </w:p>
+    <w:p>
+      <w:pPr>
+        <w:spacing w:after="120" w:line="276" w:lineRule="auto"/>
+        <w:rPr>
+          <w:rFonts w:ascii="Times" w:hAnsi="Times" w:hint="eastAsia"/>
+          <w:lang w:eastAsia="zh-TW"/>
+        </w:rPr>
+      </w:pPr>
+    </w:p>
+    <w:p>
+      <w:pPr>
+        <w:spacing w:line="360" w:lineRule="auto"/>
+        <w:rPr>
+          <w:rFonts w:ascii="Times" w:hAnsi="Times"/>
+          <w:b/>
+          <w:bCs/>
+          <w:sz w:val="4"/>
+          <w:szCs w:val="4"/>
+        </w:rPr>
+      </w:pPr>
+      <w:r>
+        <w:rPr>
+          <w:rFonts w:ascii="Times" w:hAnsi="Times"/>
+          <w:b/>
+          <w:bCs/>
+        </w:rPr>
+        <w:t>WORKING PAPERS</w:t>
       </w:r>
     </w:p>
     <w:p>
@@ -1962,53 +1935,7 @@
         <w:rPr>
           <w:rFonts w:ascii="Times" w:hAnsi="Times"/>
         </w:rPr>
-        <w:t>“</w:t>
-      </w:r>
-      <w:r>
-        <w:rPr>
-          <w:rFonts w:ascii="Times" w:hAnsi="Times"/>
-        </w:rPr>
-        <w:t>The Promise and Perils of Platform Money: Evidence from a Barter Community</w:t>
-      </w:r>
-      <w:r>
-        <w:rPr>
-          <w:rFonts w:ascii="Times" w:hAnsi="Times"/>
-        </w:rPr>
-        <w:t>”</w:t>
-      </w:r>
-      <w:r>
-        <w:rPr>
-          <w:rFonts w:ascii="Times" w:hAnsi="Times" w:hint="eastAsia"/>
-          <w:lang w:eastAsia="zh-TW"/>
-        </w:rPr>
-        <w:t xml:space="preserve"> </w:t>
-      </w:r>
-      <w:r>
-        <w:rPr>
-          <w:rFonts w:ascii="Times" w:hAnsi="Times" w:hint="eastAsia"/>
-          <w:i/>
-          <w:iCs/>
-          <w:lang w:eastAsia="zh-TW"/>
-        </w:rPr>
-        <w:t xml:space="preserve">Revise and Resubmit, </w:t>
-      </w:r>
-      <w:r>
-        <w:rPr>
-          <w:rFonts w:ascii="Times" w:hAnsi="Times"/>
-          <w:i/>
-          <w:iCs/>
-          <w:lang w:eastAsia="zh-TW"/>
-        </w:rPr>
-        <w:t xml:space="preserve">Economic </w:t>
-      </w:r>
-      <w:r>
-        <w:rPr>
-          <w:rFonts w:ascii="Times" w:hAnsi="Times" w:hint="eastAsia"/>
-          <w:i/>
-          <w:iCs/>
-          <w:lang w:eastAsia="zh-TW"/>
-        </w:rPr>
-        <w:t>Journal</w:t>
+        <w:t xml:space="preserve">“Domestic Outsourcing and Young-worker Entry into the Formal Sector” (with Mayara Felix)</w:t>
       </w:r>
     </w:p>
     <w:p>
@@ -2028,37 +1955,7 @@
         <w:rPr>
           <w:rFonts w:ascii="Times" w:hAnsi="Times"/>
         </w:rPr>
-        <w:t>“Outsourcing</w:t>
-      </w:r>
-      <w:r>
-        <w:rPr>
-          <w:rFonts w:ascii="Times" w:hAnsi="Times"/>
-        </w:rPr>
-        <w:t>, Labor Market Frictions, and Employment</w:t>
-      </w:r>
-      <w:r>
-        <w:rPr>
-          <w:rFonts w:ascii="Times" w:hAnsi="Times"/>
-        </w:rPr>
-        <w:t xml:space="preserve">” </w:t>
-      </w:r>
-      <w:r>
-        <w:rPr>
-          <w:rFonts w:ascii="Times" w:hAnsi="Times"/>
-        </w:rPr>
-        <w:t>(</w:t>
-      </w:r>
-      <w:r>
-        <w:rPr>
-          <w:rFonts w:ascii="Times" w:hAnsi="Times"/>
-        </w:rPr>
-        <w:t>with Mayara Felix</w:t>
-      </w:r>
-      <w:r>
-        <w:rPr>
-          <w:rFonts w:ascii="Times" w:hAnsi="Times"/>
-        </w:rPr>
-        <w:t>)</w:t>
+        <w:t xml:space="preserve">“The Displacement Effects of Domestic Outsourcing” (with Mayara Felix)</w:t>
       </w:r>
     </w:p>
     <w:p>
@@ -2078,61 +1975,7 @@
         <w:rPr>
           <w:rFonts w:ascii="Times" w:hAnsi="Times"/>
         </w:rPr>
-        <w:t>“</w:t>
-      </w:r>
-      <w:r>
-        <w:rPr>
-          <w:rFonts w:ascii="Times" w:hAnsi="Times" w:hint="eastAsia"/>
-          <w:lang w:eastAsia="zh-TW"/>
-        </w:rPr>
-        <w:t xml:space="preserve">Platform Currency </w:t>
-      </w:r>
-      <w:r>
-        <w:rPr>
-          <w:rFonts w:ascii="Times" w:hAnsi="Times" w:hint="eastAsia"/>
-          <w:lang w:eastAsia="zh-TW"/>
-        </w:rPr>
-        <w:t xml:space="preserve">Adoption </w:t>
-      </w:r>
-      <w:r>
-        <w:rPr>
-          <w:rFonts w:ascii="Times" w:hAnsi="Times" w:hint="eastAsia"/>
-          <w:lang w:eastAsia="zh-TW"/>
-        </w:rPr>
-        <w:t xml:space="preserve">and </w:t>
-      </w:r>
-      <w:r>
-        <w:rPr>
-          <w:rFonts w:ascii="Times" w:hAnsi="Times" w:hint="eastAsia"/>
-          <w:lang w:eastAsia="zh-TW"/>
-        </w:rPr>
-        <w:t>Rede</w:t>
-      </w:r>
-      <w:r>
-        <w:rPr>
-          <w:rFonts w:ascii="Times" w:hAnsi="Times" w:hint="eastAsia"/>
-          <w:lang w:eastAsia="zh-TW"/>
-        </w:rPr>
-        <w:t xml:space="preserve">mption </w:t>
-      </w:r>
-      <w:r>
-        <w:rPr>
-          <w:rFonts w:ascii="Times" w:hAnsi="Times" w:hint="eastAsia"/>
-          <w:lang w:eastAsia="zh-TW"/>
-        </w:rPr>
-        <w:t>Design</w:t>
-      </w:r>
-      <w:r>
-        <w:rPr>
-          <w:rFonts w:ascii="Times" w:hAnsi="Times"/>
-        </w:rPr>
-        <w:t>”</w:t>
-      </w:r>
-      <w:r>
-        <w:rPr>
-          <w:rFonts w:ascii="Times" w:hAnsi="Times"/>
-        </w:rPr>
-        <w:t xml:space="preserve"> (with Baiyun Jing, Yang You, and Yulin Zhong)</w:t>
+        <w:t xml:space="preserve">“Relational Contracts and the Scope of Intermediary Firms”</w:t>
       </w:r>
     </w:p>
     <w:p>
@@ -2145,46 +1988,60 @@
         <w:spacing w:after="120" w:line="276" w:lineRule="auto"/>
         <w:contextualSpacing w:val="0"/>
         <w:rPr>
-          <w:rFonts w:ascii="Times" w:hAnsi="Times" w:hint="eastAsia"/>
-          <w:lang w:eastAsia="zh-TW"/>
-        </w:rPr>
-      </w:pPr>
-      <w:r>
-        <w:rPr>
-          <w:rFonts w:ascii="Times" w:hAnsi="Times"/>
-          <w:lang w:eastAsia="zh-TW"/>
-        </w:rPr>
-        <w:t>The Skill Content of AI: First-personal Experience and Returns to Human Capital</w:t>
-      </w:r>
-    </w:p>
-    <w:p>
-      <w:pPr>
-        <w:spacing w:line="360" w:lineRule="auto"/>
-        <w:rPr>
-          <w:rFonts w:ascii="Times" w:hAnsi="Times"/>
-          <w:b/>
-          <w:bCs/>
-        </w:rPr>
-      </w:pPr>
-    </w:p>
-    <w:p>
-      <w:pPr>
-        <w:spacing w:line="360" w:lineRule="auto"/>
-        <w:rPr>
-          <w:rFonts w:ascii="Times" w:hAnsi="Times"/>
-          <w:b/>
-          <w:bCs/>
-          <w:sz w:val="4"/>
-          <w:szCs w:val="4"/>
-        </w:rPr>
-      </w:pPr>
-      <w:r>
-        <w:rPr>
-          <w:rFonts w:ascii="Times" w:hAnsi="Times"/>
-          <w:b/>
-          <w:bCs/>
-        </w:rPr>
-        <w:t>WORK-IN-PROGRESS</w:t>
+          <w:rFonts w:ascii="Times" w:hAnsi="Times"/>
+        </w:rPr>
+      </w:pPr>
+      <w:r>
+        <w:rPr>
+          <w:rFonts w:ascii="Times" w:hAnsi="Times"/>
+        </w:rPr>
+        <w:t>“</w:t>
+      </w:r>
+      <w:r>
+        <w:rPr>
+          <w:rFonts w:ascii="Times" w:hAnsi="Times"/>
+        </w:rPr>
+        <w:t>The Promise and Perils of Platform Money: Evidence from a Barter Community</w:t>
+      </w:r>
+      <w:r>
+        <w:rPr>
+          <w:rFonts w:ascii="Times" w:hAnsi="Times"/>
+        </w:rPr>
+        <w:t>”</w:t>
+      </w:r>
+      <w:r>
+        <w:rPr>
+          <w:rFonts w:ascii="Times" w:hAnsi="Times" w:hint="eastAsia"/>
+          <w:lang w:eastAsia="zh-TW"/>
+        </w:rPr>
+        <w:t xml:space="preserve"> </w:t>
+      </w:r>
+      <w:r>
+        <w:rPr>
+          <w:rFonts w:ascii="Times" w:hAnsi="Times" w:hint="eastAsia"/>
+          <w:i/>
+          <w:iCs/>
+          <w:lang w:eastAsia="zh-TW"/>
+        </w:rPr>
+        <w:t xml:space="preserve">Revise and Resubmit, </w:t>
+      </w:r>
+      <w:r>
+        <w:rPr>
+          <w:rFonts w:ascii="Times" w:hAnsi="Times"/>
+          <w:i/>
+          <w:iCs/>
+          <w:lang w:eastAsia="zh-TW"/>
+        </w:rPr>
+        <w:t xml:space="preserve">Economic </w:t>
+      </w:r>
+      <w:r>
+        <w:rPr>
+          <w:rFonts w:ascii="Times" w:hAnsi="Times" w:hint="eastAsia"/>
+          <w:i/>
+          <w:iCs/>
+          <w:lang w:eastAsia="zh-TW"/>
+        </w:rPr>
+        <w:t>Journal</w:t>
       </w:r>
     </w:p>
     <w:p>
@@ -2204,49 +2061,43 @@
         <w:rPr>
           <w:rFonts w:ascii="Times" w:hAnsi="Times"/>
         </w:rPr>
-        <w:t>“</w:t>
-      </w:r>
-      <w:r>
-        <w:rPr>
-          <w:rFonts w:ascii="Times" w:hAnsi="Times"/>
-          <w:lang w:eastAsia="zh-TW"/>
-        </w:rPr>
-        <w:t>Housing Market Responses to Non-market Allocation: An Assignment Approach</w:t>
-      </w:r>
-      <w:r>
-        <w:rPr>
-          <w:rFonts w:ascii="Times" w:hAnsi="Times"/>
-        </w:rPr>
-        <w:t xml:space="preserve">” (with </w:t>
-      </w:r>
-      <w:r>
-        <w:rPr>
-          <w:rFonts w:ascii="Times" w:hAnsi="Times" w:hint="eastAsia"/>
-          <w:lang w:eastAsia="zh-TW"/>
-        </w:rPr>
-        <w:t xml:space="preserve">Jimmy Ho, Yulin Hong, and </w:t>
-      </w:r>
-      <w:proofErr w:type="spellStart"/>
-      <w:r>
-        <w:rPr>
-          <w:rFonts w:ascii="Times" w:hAnsi="Times" w:hint="eastAsia"/>
-          <w:lang w:eastAsia="zh-TW"/>
-        </w:rPr>
-        <w:t>Zhongji</w:t>
-      </w:r>
-      <w:proofErr w:type="spellEnd"/>
-      <w:r>
-        <w:rPr>
-          <w:rFonts w:ascii="Times" w:hAnsi="Times" w:hint="eastAsia"/>
-          <w:lang w:eastAsia="zh-TW"/>
-        </w:rPr>
-        <w:t xml:space="preserve"> Wei</w:t>
-      </w:r>
-      <w:r>
-        <w:rPr>
-          <w:rFonts w:ascii="Times" w:hAnsi="Times"/>
-        </w:rPr>
-        <w:t>)</w:t>
+        <w:t xml:space="preserve">“Redemption Design and Digital Currency Adoption” (with Baiyun Jing, Yang You, and Yulin Zhong)</w:t>
+      </w:r>
+    </w:p>
+    <w:p>
+      <w:pPr>
+        <w:spacing w:after="120" w:line="276" w:lineRule="auto"/>
+        <w:rPr>
+          <w:rFonts w:ascii="Times" w:hAnsi="Times"/>
+        </w:rPr>
+      </w:pPr>
+    </w:p>
+    <w:p>
+      <w:pPr>
+        <w:spacing w:line="360" w:lineRule="auto"/>
+        <w:rPr>
+          <w:rFonts w:ascii="Times" w:hAnsi="Times"/>
+          <w:b/>
+          <w:bCs/>
+          <w:sz w:val="4"/>
+          <w:szCs w:val="4"/>
+        </w:rPr>
+      </w:pPr>
+      <w:r>
+        <w:rPr>
+          <w:rFonts w:ascii="Times" w:hAnsi="Times"/>
+          <w:b/>
+          <w:bCs/>
+        </w:rPr>
+        <w:t>NON-PEER REVIEWED</w:t>
+      </w:r>
+      <w:r>
+        <w:rPr>
+          <w:rFonts w:ascii="Times" w:hAnsi="Times"/>
+          <w:b/>
+          <w:bCs/>
+        </w:rPr>
+        <w:t xml:space="preserve"> ARTICLES</w:t>
       </w:r>
     </w:p>
     <w:p>
@@ -2260,41 +2111,13 @@
         <w:contextualSpacing w:val="0"/>
         <w:rPr>
           <w:rFonts w:ascii="Times" w:hAnsi="Times"/>
-          <w:lang w:eastAsia="zh-TW"/>
-        </w:rPr>
-      </w:pPr>
-      <w:r>
-        <w:rPr>
-          <w:rFonts w:ascii="Times" w:hAnsi="Times"/>
-        </w:rPr>
-        <w:t>“</w:t>
-      </w:r>
-      <w:r>
-        <w:rPr>
-          <w:rFonts w:ascii="Times" w:hAnsi="Times"/>
-          <w:lang w:eastAsia="zh-TW"/>
-        </w:rPr>
-        <w:t>Moral Hazard and the Cost of In-kind Transfers: Evidence from Public Housing</w:t>
-      </w:r>
-      <w:r>
-        <w:rPr>
-          <w:rFonts w:ascii="Times" w:hAnsi="Times"/>
-        </w:rPr>
-        <w:t xml:space="preserve">” (with </w:t>
-      </w:r>
-      <w:r>
-        <w:rPr>
-          <w:rFonts w:ascii="Times" w:hAnsi="Times"/>
-          <w:lang w:eastAsia="zh-TW"/>
-        </w:rPr>
-        <w:t>Russell Tsz-Nga Wong</w:t>
-      </w:r>
-      <w:r>
-        <w:rPr>
-          <w:rFonts w:ascii="Times" w:hAnsi="Times"/>
-          <w:lang w:eastAsia="zh-TW"/>
-        </w:rPr>
-        <w:t>)</w:t>
+        </w:rPr>
+      </w:pPr>
+      <w:r>
+        <w:rPr>
+          <w:rFonts w:ascii="Times" w:hAnsi="Times"/>
+        </w:rPr>
+        <w:t xml:space="preserve">Anchoring Talent in the Northern Metropolis: Four Policy Proposals to Help Young Households Put Down Roots in Hong Kong’s New Economic Engine (HKFEI research report, 2026-7-12, with Alex Ngau)</w:t>
       </w:r>
     </w:p>
     <w:p>
@@ -2308,147 +2131,13 @@
         <w:contextualSpacing w:val="0"/>
         <w:rPr>
           <w:rFonts w:ascii="Times" w:hAnsi="Times"/>
-          <w:lang w:eastAsia="zh-TW"/>
-        </w:rPr>
-      </w:pPr>
-      <w:r>
-        <w:rPr>
-          <w:rFonts w:ascii="Times" w:hAnsi="Times"/>
-          <w:lang w:eastAsia="zh-TW"/>
-        </w:rPr>
-        <w:t>The Welfare Effects of Non-market Housing Allocation</w:t>
-      </w:r>
-      <w:r>
-        <w:rPr>
-          <w:rFonts w:ascii="Times" w:hAnsi="Times" w:hint="eastAsia"/>
-          <w:lang w:eastAsia="zh-TW"/>
-        </w:rPr>
-        <w:t xml:space="preserve"> </w:t>
-      </w:r>
-      <w:r>
-        <w:rPr>
-          <w:rFonts w:ascii="Times" w:hAnsi="Times"/>
-          <w:lang w:eastAsia="zh-TW"/>
-        </w:rPr>
-        <w:t xml:space="preserve">(with </w:t>
-      </w:r>
-      <w:proofErr w:type="spellStart"/>
-      <w:r>
-        <w:rPr>
-          <w:rFonts w:ascii="Times" w:hAnsi="Times"/>
-          <w:lang w:eastAsia="zh-TW"/>
-        </w:rPr>
-        <w:t>Zhongji</w:t>
-      </w:r>
-      <w:proofErr w:type="spellEnd"/>
-      <w:r>
-        <w:rPr>
-          <w:rFonts w:ascii="Times" w:hAnsi="Times"/>
-          <w:lang w:eastAsia="zh-TW"/>
-        </w:rPr>
-        <w:t xml:space="preserve"> Wei)</w:t>
-      </w:r>
-    </w:p>
-    <w:p>
-      <w:pPr>
-        <w:pStyle w:val="ListParagraph"/>
-        <w:numPr>
-          <w:ilvl w:val="0"/>
-          <w:numId w:val="1"/>
-        </w:numPr>
-        <w:spacing w:after="120" w:line="276" w:lineRule="auto"/>
-        <w:contextualSpacing w:val="0"/>
-        <w:rPr>
-          <w:rFonts w:ascii="Times" w:hAnsi="Times"/>
-          <w:lang w:eastAsia="zh-TW"/>
-        </w:rPr>
-      </w:pPr>
-      <w:r>
-        <w:rPr>
-          <w:rFonts w:ascii="Times" w:hAnsi="Times"/>
-          <w:lang w:eastAsia="zh-TW"/>
-        </w:rPr>
-        <w:t>Managerial Scope and Span in a Relational Economy</w:t>
-      </w:r>
-    </w:p>
-    <w:p>
-      <w:pPr>
-        <w:pStyle w:val="ListParagraph"/>
-        <w:numPr>
-          <w:ilvl w:val="0"/>
-          <w:numId w:val="1"/>
-        </w:numPr>
-        <w:spacing w:after="120" w:line="276" w:lineRule="auto"/>
-        <w:contextualSpacing w:val="0"/>
-        <w:rPr>
-          <w:rFonts w:ascii="Times" w:hAnsi="Times"/>
-          <w:lang w:eastAsia="zh-TW"/>
-        </w:rPr>
-      </w:pPr>
-      <w:r>
-        <w:rPr>
-          <w:rFonts w:ascii="Times" w:hAnsi="Times"/>
-          <w:lang w:eastAsia="zh-TW"/>
-        </w:rPr>
-        <w:t>Relational Hierarchies</w:t>
-      </w:r>
-    </w:p>
-    <w:p>
-      <w:pPr>
-        <w:pStyle w:val="ListParagraph"/>
-        <w:numPr>
-          <w:ilvl w:val="0"/>
-          <w:numId w:val="1"/>
-        </w:numPr>
-        <w:spacing w:after="120" w:line="276" w:lineRule="auto"/>
-        <w:contextualSpacing w:val="0"/>
-        <w:rPr>
-          <w:rFonts w:ascii="Times" w:hAnsi="Times"/>
-          <w:lang w:eastAsia="zh-TW"/>
-        </w:rPr>
-      </w:pPr>
-      <w:r>
-        <w:rPr>
-          <w:rFonts w:ascii="Times" w:hAnsi="Times"/>
-          <w:lang w:eastAsia="zh-TW"/>
-        </w:rPr>
-        <w:t>Relational Investment</w:t>
-      </w:r>
-    </w:p>
-    <w:p>
-      <w:pPr>
-        <w:spacing w:after="120" w:line="276" w:lineRule="auto"/>
-        <w:rPr>
-          <w:rFonts w:ascii="Times" w:hAnsi="Times"/>
-        </w:rPr>
-      </w:pPr>
-    </w:p>
-    <w:p>
-      <w:pPr>
-        <w:spacing w:line="360" w:lineRule="auto"/>
-        <w:rPr>
-          <w:rFonts w:ascii="Times" w:hAnsi="Times"/>
-          <w:b/>
-          <w:bCs/>
-          <w:sz w:val="4"/>
-          <w:szCs w:val="4"/>
-        </w:rPr>
-      </w:pPr>
-      <w:r>
-        <w:rPr>
-          <w:rFonts w:ascii="Times" w:hAnsi="Times"/>
-          <w:b/>
-          <w:bCs/>
-        </w:rPr>
-        <w:t>NON-PEER REVIEWED</w:t>
-      </w:r>
-      <w:r>
-        <w:rPr>
-          <w:rFonts w:ascii="Times" w:hAnsi="Times"/>
-          <w:b/>
-          <w:bCs/>
-        </w:rPr>
-        <w:t xml:space="preserve"> ARTICLES</w:t>
+        </w:rPr>
+      </w:pPr>
+      <w:r>
+        <w:rPr>
+          <w:rFonts w:ascii="Times" w:hAnsi="Times"/>
+        </w:rPr>
+        <w:t xml:space="preserve">Smaller and Smaller: Trends in the size of New Housing Units in Hong Kong, 1995-2024 (HKFEI research report, 2026-6-23, with Yuyang Ou and Alex Ngau)</w:t>
       </w:r>
     </w:p>
     <w:p>
@@ -2929,94 +2618,344 @@
     </w:p>
     <w:p>
       <w:pPr>
-        <w:spacing w:after="120" w:line="276" w:lineRule="auto"/>
-        <w:rPr>
-          <w:rFonts w:ascii="Times" w:hAnsi="Times"/>
-          <w:lang w:eastAsia="zh-TW"/>
-        </w:rPr>
-      </w:pPr>
-    </w:p>
-    <w:p>
-      <w:pPr>
-        <w:spacing w:line="360" w:lineRule="auto"/>
-        <w:rPr>
-          <w:rFonts w:ascii="Times" w:hAnsi="Times"/>
-          <w:b/>
-          <w:bCs/>
-          <w:sz w:val="4"/>
-          <w:szCs w:val="4"/>
-        </w:rPr>
-      </w:pPr>
-      <w:r>
-        <w:rPr>
-          <w:rFonts w:ascii="Times" w:hAnsi="Times"/>
-          <w:b/>
-          <w:bCs/>
-        </w:rPr>
-        <w:t>NON-PEER REVIEWED</w:t>
-      </w:r>
-      <w:r>
-        <w:rPr>
-          <w:rFonts w:ascii="Times" w:hAnsi="Times"/>
-          <w:b/>
-          <w:bCs/>
-        </w:rPr>
-        <w:t xml:space="preserve"> </w:t>
-      </w:r>
-      <w:proofErr w:type="gramStart"/>
-      <w:r>
-        <w:rPr>
-          <w:rFonts w:ascii="Times" w:hAnsi="Times"/>
-          <w:b/>
-          <w:bCs/>
-        </w:rPr>
-        <w:t>ARTICLE</w:t>
-      </w:r>
-      <w:r>
-        <w:rPr>
-          <w:rFonts w:ascii="Times" w:hAnsi="Times"/>
-          <w:b/>
-          <w:bCs/>
-        </w:rPr>
-        <w:t xml:space="preserve">S </w:t>
-      </w:r>
-      <w:r>
-        <w:rPr>
-          <w:rFonts w:ascii="Times" w:hAnsi="Times"/>
-          <w:b/>
-          <w:bCs/>
-          <w:sz w:val="4"/>
-          <w:szCs w:val="4"/>
-        </w:rPr>
-        <w:t xml:space="preserve"> </w:t>
-      </w:r>
-      <w:r>
-        <w:rPr>
-          <w:rFonts w:ascii="Times" w:hAnsi="Times" w:hint="eastAsia"/>
-          <w:b/>
-          <w:bCs/>
-          <w:lang w:eastAsia="zh-TW"/>
-        </w:rPr>
-        <w:t>(</w:t>
-      </w:r>
-      <w:proofErr w:type="gramEnd"/>
-      <w:r>
-        <w:rPr>
-          <w:rFonts w:ascii="Times" w:hAnsi="Times" w:hint="eastAsia"/>
-          <w:b/>
-          <w:bCs/>
-          <w:lang w:eastAsia="zh-TW"/>
-        </w:rPr>
-        <w:t>CHINESE)</w:t>
-      </w:r>
-    </w:p>
-    <w:p>
-      <w:pPr>
         <w:pStyle w:val="ListParagraph"/>
         <w:numPr>
           <w:ilvl w:val="0"/>
           <w:numId w:val="1"/>
         </w:numPr>
+        <w:spacing w:after="120" w:line="276" w:lineRule="auto"/>
+        <w:contextualSpacing w:val="0"/>
+        <w:rPr>
+          <w:rFonts w:ascii="Times" w:hAnsi="Times"/>
+        </w:rPr>
+      </w:pPr>
+      <w:r>
+        <w:rPr>
+          <w:rFonts w:ascii="Times" w:hAnsi="Times"/>
+        </w:rPr>
+        <w:t xml:space="preserve">“In Hong Kong’s Olympic glory, a glimpse of a hopeful new future” (South China Morning Post, 2021-8-4)</w:t>
+      </w:r>
+    </w:p>
+    <w:p>
+      <w:pPr>
+        <w:pStyle w:val="ListParagraph"/>
+        <w:numPr>
+          <w:ilvl w:val="0"/>
+          <w:numId w:val="1"/>
+        </w:numPr>
+        <w:spacing w:after="120" w:line="276" w:lineRule="auto"/>
+        <w:contextualSpacing w:val="0"/>
+        <w:rPr>
+          <w:rFonts w:ascii="Times" w:hAnsi="Times"/>
+        </w:rPr>
+      </w:pPr>
+      <w:r>
+        <w:rPr>
+          <w:rFonts w:ascii="Times" w:hAnsi="Times"/>
+        </w:rPr>
+        <w:t xml:space="preserve">“Liberal or conservative, Hongkongers must learn to listen to those they disagree with” (South China Morning Post, 2019-9-7, with Spike Lee and Josephine Au)</w:t>
+      </w:r>
+    </w:p>
+    <w:p>
+      <w:pPr>
+        <w:spacing w:after="120" w:line="276" w:lineRule="auto"/>
+        <w:rPr>
+          <w:rFonts w:ascii="Times" w:hAnsi="Times"/>
+          <w:lang w:eastAsia="zh-TW"/>
+        </w:rPr>
+      </w:pPr>
+    </w:p>
+    <w:p>
+      <w:pPr>
+        <w:spacing w:line="360" w:lineRule="auto"/>
+        <w:rPr>
+          <w:rFonts w:ascii="Times" w:hAnsi="Times"/>
+          <w:b/>
+          <w:bCs/>
+          <w:sz w:val="4"/>
+          <w:szCs w:val="4"/>
+        </w:rPr>
+      </w:pPr>
+      <w:r>
+        <w:rPr>
+          <w:rFonts w:ascii="Times" w:hAnsi="Times"/>
+          <w:b/>
+          <w:bCs/>
+        </w:rPr>
+        <w:t>NON-PEER REVIEWED</w:t>
+      </w:r>
+      <w:r>
+        <w:rPr>
+          <w:rFonts w:ascii="Times" w:hAnsi="Times"/>
+          <w:b/>
+          <w:bCs/>
+        </w:rPr>
+        <w:t xml:space="preserve"> </w:t>
+      </w:r>
+      <w:proofErr w:type="gramStart"/>
+      <w:r>
+        <w:rPr>
+          <w:rFonts w:ascii="Times" w:hAnsi="Times"/>
+          <w:b/>
+          <w:bCs/>
+        </w:rPr>
+        <w:t>ARTICLE</w:t>
+      </w:r>
+      <w:r>
+        <w:rPr>
+          <w:rFonts w:ascii="Times" w:hAnsi="Times"/>
+          <w:b/>
+          <w:bCs/>
+        </w:rPr>
+        <w:t xml:space="preserve">S </w:t>
+      </w:r>
+      <w:r>
+        <w:rPr>
+          <w:rFonts w:ascii="Times" w:hAnsi="Times"/>
+          <w:b/>
+          <w:bCs/>
+          <w:sz w:val="4"/>
+          <w:szCs w:val="4"/>
+        </w:rPr>
+        <w:t xml:space="preserve"> </w:t>
+      </w:r>
+      <w:r>
+        <w:rPr>
+          <w:rFonts w:ascii="Times" w:hAnsi="Times" w:hint="eastAsia"/>
+          <w:b/>
+          <w:bCs/>
+          <w:lang w:eastAsia="zh-TW"/>
+        </w:rPr>
+        <w:t>(</w:t>
+      </w:r>
+      <w:proofErr w:type="gramEnd"/>
+      <w:r>
+        <w:rPr>
+          <w:rFonts w:ascii="Times" w:hAnsi="Times" w:hint="eastAsia"/>
+          <w:b/>
+          <w:bCs/>
+          <w:lang w:eastAsia="zh-TW"/>
+        </w:rPr>
+        <w:t>CHINESE)</w:t>
+      </w:r>
+    </w:p>
+    <w:p>
+      <w:pPr>
+        <w:pStyle w:val="ListParagraph"/>
+        <w:numPr>
+          <w:ilvl w:val="0"/>
+          <w:numId w:val="1"/>
+        </w:numPr>
+        <w:spacing w:line="360" w:lineRule="auto"/>
+        <w:rPr>
+          <w:rFonts w:ascii="Times" w:hAnsi="Times"/>
+          <w:lang w:eastAsia="zh-TW"/>
+        </w:rPr>
+      </w:pPr>
+      <w:r>
+        <w:rPr>
+          <w:rFonts w:ascii="Times" w:hAnsi="Times" w:hint="eastAsia"/>
+          <w:lang w:eastAsia="zh-TW"/>
+        </w:rPr>
+        <w:t xml:space="preserve">從「磚頭」到成家：北部都會區需要一套讓青年扎根的政策 (明報, 2026-7-16, 與牛致行)</w:t>
+      </w:r>
+    </w:p>
+    <w:p>
+      <w:pPr>
+        <w:pStyle w:val="ListParagraph"/>
+        <w:numPr>
+          <w:ilvl w:val="0"/>
+          <w:numId w:val="1"/>
+        </w:numPr>
+        <w:spacing w:line="360" w:lineRule="auto"/>
+        <w:rPr>
+          <w:rFonts w:ascii="Times" w:hAnsi="Times"/>
+          <w:lang w:eastAsia="zh-TW"/>
+        </w:rPr>
+      </w:pPr>
+      <w:r>
+        <w:rPr>
+          <w:rFonts w:ascii="Times" w:hAnsi="Times" w:hint="eastAsia"/>
+          <w:lang w:eastAsia="zh-TW"/>
+        </w:rPr>
+        <w:t xml:space="preserve">北部都會區留住人才：四大政策方案，讓青年住戶扎根香港經濟新引擎 (未來經濟學院研究報告, 2026-7-12, 與牛致行)</w:t>
+      </w:r>
+    </w:p>
+    <w:p>
+      <w:pPr>
+        <w:pStyle w:val="ListParagraph"/>
+        <w:numPr>
+          <w:ilvl w:val="0"/>
+          <w:numId w:val="1"/>
+        </w:numPr>
+        <w:spacing w:line="360" w:lineRule="auto"/>
+        <w:rPr>
+          <w:rFonts w:ascii="Times" w:hAnsi="Times"/>
+          <w:lang w:eastAsia="zh-TW"/>
+        </w:rPr>
+      </w:pPr>
+      <w:r>
+        <w:rPr>
+          <w:rFonts w:ascii="Times" w:hAnsi="Times" w:hint="eastAsia"/>
+          <w:lang w:eastAsia="zh-TW"/>
+        </w:rPr>
+        <w:t xml:space="preserve">「精準」扶貧，香港需要數據基建 (明報, 2026-7-2, 與蔡欣庭)</w:t>
+      </w:r>
+    </w:p>
+    <w:p>
+      <w:pPr>
+        <w:pStyle w:val="ListParagraph"/>
+        <w:numPr>
+          <w:ilvl w:val="0"/>
+          <w:numId w:val="1"/>
+        </w:numPr>
+        <w:spacing w:line="360" w:lineRule="auto"/>
+        <w:rPr>
+          <w:rFonts w:ascii="Times" w:hAnsi="Times"/>
+          <w:lang w:eastAsia="zh-TW"/>
+        </w:rPr>
+      </w:pPr>
+      <w:r>
+        <w:rPr>
+          <w:rFonts w:ascii="Times" w:hAnsi="Times" w:hint="eastAsia"/>
+          <w:lang w:eastAsia="zh-TW"/>
+        </w:rPr>
+        <w:t xml:space="preserve">香港新建的房子，能容人嗎？ (明報, 2026-6-25)</w:t>
+      </w:r>
+    </w:p>
+    <w:p>
+      <w:pPr>
+        <w:pStyle w:val="ListParagraph"/>
+        <w:numPr>
+          <w:ilvl w:val="0"/>
+          <w:numId w:val="1"/>
+        </w:numPr>
+        <w:spacing w:line="360" w:lineRule="auto"/>
+        <w:rPr>
+          <w:rFonts w:ascii="Times" w:hAnsi="Times"/>
+          <w:lang w:eastAsia="zh-TW"/>
+        </w:rPr>
+      </w:pPr>
+      <w:r>
+        <w:rPr>
+          <w:rFonts w:ascii="Times" w:hAnsi="Times" w:hint="eastAsia"/>
+          <w:lang w:eastAsia="zh-TW"/>
+        </w:rPr>
+        <w:t xml:space="preserve">房委會兩策 讓單位流向最合適住戶 (信報, 2026-6-24, 與牛致行)</w:t>
+      </w:r>
+    </w:p>
+    <w:p>
+      <w:pPr>
+        <w:pStyle w:val="ListParagraph"/>
+        <w:numPr>
+          <w:ilvl w:val="0"/>
+          <w:numId w:val="1"/>
+        </w:numPr>
+        <w:spacing w:line="360" w:lineRule="auto"/>
+        <w:rPr>
+          <w:rFonts w:ascii="Times" w:hAnsi="Times"/>
+          <w:lang w:eastAsia="zh-TW"/>
+        </w:rPr>
+      </w:pPr>
+      <w:r>
+        <w:rPr>
+          <w:rFonts w:ascii="Times" w:hAnsi="Times" w:hint="eastAsia"/>
+          <w:lang w:eastAsia="zh-TW"/>
+        </w:rPr>
+        <w:t xml:space="preserve">愈建愈小：1995–2024 年香港新落成住宅單位面積變化 (未來經濟學院研究報告, 2026-6-23, 與歐煜陽和牛致行)</w:t>
+      </w:r>
+    </w:p>
+    <w:p>
+      <w:pPr>
+        <w:pStyle w:val="ListParagraph"/>
+        <w:numPr>
+          <w:ilvl w:val="0"/>
+          <w:numId w:val="1"/>
+        </w:numPr>
+        <w:spacing w:line="360" w:lineRule="auto"/>
+        <w:rPr>
+          <w:rFonts w:ascii="Times" w:hAnsi="Times"/>
+          <w:lang w:eastAsia="zh-TW"/>
+        </w:rPr>
+      </w:pPr>
+      <w:r>
+        <w:rPr>
+          <w:rFonts w:ascii="Times" w:hAnsi="Times" w:hint="eastAsia"/>
+          <w:lang w:eastAsia="zh-TW"/>
+        </w:rPr>
+        <w:t xml:space="preserve">不只是就業危機：AI正在切斷香港的人才培育管道 (明報, 2026-6-18, 與何杏研和趙藝婷)</w:t>
+      </w:r>
+    </w:p>
+    <w:p>
+      <w:pPr>
+        <w:pStyle w:val="ListParagraph"/>
+        <w:numPr>
+          <w:ilvl w:val="0"/>
+          <w:numId w:val="1"/>
+        </w:numPr>
+        <w:spacing w:line="360" w:lineRule="auto"/>
+        <w:rPr>
+          <w:rFonts w:ascii="Times" w:hAnsi="Times"/>
+          <w:lang w:eastAsia="zh-TW"/>
+        </w:rPr>
+      </w:pPr>
+      <w:r>
+        <w:rPr>
+          <w:rFonts w:ascii="Times" w:hAnsi="Times" w:hint="eastAsia"/>
+          <w:lang w:eastAsia="zh-TW"/>
+        </w:rPr>
+        <w:t xml:space="preserve">從殖民管治到對接國家規劃：香港需要建立政策研究生態 (明報, 2026-6-4, 與牛致行和宋恩榮)</w:t>
+      </w:r>
+    </w:p>
+    <w:p>
+      <w:pPr>
+        <w:pStyle w:val="ListParagraph"/>
+        <w:numPr>
+          <w:ilvl w:val="0"/>
+          <w:numId w:val="1"/>
+        </w:numPr>
+        <w:spacing w:line="360" w:lineRule="auto"/>
+        <w:rPr>
+          <w:rFonts w:ascii="Times" w:hAnsi="Times"/>
+          <w:lang w:eastAsia="zh-TW"/>
+        </w:rPr>
+      </w:pPr>
+      <w:r>
+        <w:rPr>
+          <w:rFonts w:ascii="Times" w:hAnsi="Times" w:hint="eastAsia"/>
+          <w:lang w:eastAsia="zh-TW"/>
+        </w:rPr>
+        <w:t xml:space="preserve">規劃不是諮詢：香港首份五年規劃的真正考驗 (明報, 2026-5-28, 與牛致行和宋恩榮)</w:t>
+      </w:r>
+    </w:p>
+    <w:p>
+      <w:pPr>
+        <w:pStyle w:val="ListParagraph"/>
+        <w:numPr>
+          <w:ilvl w:val="0"/>
+          <w:numId w:val="1"/>
+        </w:numPr>
+        <w:spacing w:line="360" w:lineRule="auto"/>
+        <w:rPr>
+          <w:rFonts w:ascii="Times" w:hAnsi="Times"/>
+          <w:lang w:eastAsia="zh-TW"/>
+        </w:rPr>
+      </w:pPr>
+      <w:r>
+        <w:rPr>
+          <w:rFonts w:ascii="Times" w:hAnsi="Times" w:hint="eastAsia"/>
+          <w:lang w:eastAsia="zh-TW"/>
+        </w:rPr>
+        <w:t xml:space="preserve">北都要做大灣區人才磁石：大學城倍增　洪水橋牛潭尾先行先試 (明報, 2026-5-12, 與牛致行和宋恩榮)</w:t>
+      </w:r>
+    </w:p>
+    <w:p>
+      <w:pPr>
+        <w:pStyle w:val="ListParagraph"/>
+        <w:numPr>
+          <w:ilvl w:val="0"/>
+          <w:numId w:val="1"/>
+        </w:numPr>
         <w:spacing w:line="360" w:lineRule="auto"/>
         <w:rPr>
           <w:rFonts w:ascii="Times" w:hAnsi="Times"/>
@@ -3051,7 +2990,7 @@
           <w:rFonts w:ascii="Times" w:hAnsi="Times"/>
           <w:lang w:eastAsia="zh-TW"/>
         </w:rPr>
-        <w:t xml:space="preserve">, 2026-5-7, </w:t>
+        <w:t xml:space="preserve">, 2026-5-6, </w:t>
       </w:r>
       <w:r>
         <w:rPr>

--- a/static/CV.docx
+++ b/static/CV.docx
@@ -2737,6 +2737,27 @@
           <w:lang w:eastAsia="zh-TW"/>
         </w:rPr>
         <w:t>CHINESE)</w:t>
+      </w:r>
+    </w:p>
+    <w:p>
+      <w:pPr>
+        <w:pStyle w:val="ListParagraph"/>
+        <w:numPr>
+          <w:ilvl w:val="0"/>
+          <w:numId w:val="1"/>
+        </w:numPr>
+        <w:spacing w:line="360" w:lineRule="auto"/>
+        <w:rPr>
+          <w:rFonts w:ascii="Times" w:hAnsi="Times"/>
+          <w:lang w:eastAsia="zh-TW"/>
+        </w:rPr>
+      </w:pPr>
+      <w:r>
+        <w:rPr>
+          <w:rFonts w:ascii="Times" w:hAnsi="Times" w:hint="eastAsia"/>
+          <w:lang w:eastAsia="zh-TW"/>
+        </w:rPr>
+        <w:t xml:space="preserve">香港中小學 AI 應用與數據治理 (未來經濟學院研究報告, 2026-8-3, 與何杏研和趙藝婷)</w:t>
       </w:r>
     </w:p>
     <w:p>

--- a/static/CV.docx
+++ b/static/CV.docx
@@ -2758,6 +2758,27 @@
           <w:lang w:eastAsia="zh-TW"/>
         </w:rPr>
         <w:t xml:space="preserve">香港中小學 AI 應用與數據治理 (未來經濟學院研究報告, 2026-8-3, 與何杏研和趙藝婷)</w:t>
+      </w:r>
+    </w:p>
+    <w:p>
+      <w:pPr>
+        <w:pStyle w:val="ListParagraph"/>
+        <w:numPr>
+          <w:ilvl w:val="0"/>
+          <w:numId w:val="1"/>
+        </w:numPr>
+        <w:spacing w:line="360" w:lineRule="auto"/>
+        <w:rPr>
+          <w:rFonts w:ascii="Times" w:hAnsi="Times"/>
+          <w:lang w:eastAsia="zh-TW"/>
+        </w:rPr>
+      </w:pPr>
+      <w:r>
+        <w:rPr>
+          <w:rFonts w:ascii="Times" w:hAnsi="Times" w:hint="eastAsia"/>
+          <w:lang w:eastAsia="zh-TW"/>
+        </w:rPr>
+        <w:t xml:space="preserve">AI時代，孩子該學甚麼？ (明報, 2026-7-30, 與何杏研和趙藝婷)</w:t>
       </w:r>
     </w:p>
     <w:p>

--- a/static/CV.docx
+++ b/static/CV.docx
@@ -1548,29 +1548,22 @@
       <w:r>
         <w:rPr>
           <w:rFonts w:ascii="Times" w:hAnsi="Times"/>
-          <w:lang w:eastAsia="zh-TW"/>
-        </w:rPr>
-        <w:t>Managerial Coordination</w:t>
-      </w:r>
-      <w:r>
-        <w:rPr>
-          <w:rFonts w:ascii="Times" w:hAnsi="Times" w:hint="eastAsia"/>
-          <w:lang w:eastAsia="zh-TW"/>
-        </w:rPr>
-        <w:t xml:space="preserve"> in</w:t>
-      </w:r>
-      <w:r>
-        <w:rPr>
-          <w:rFonts w:ascii="Times" w:hAnsi="Times"/>
-        </w:rPr>
-        <w:t xml:space="preserve"> Decentralized Markets</w:t>
-      </w:r>
-      <w:r>
-        <w:rPr>
-          <w:rFonts w:ascii="Times" w:hAnsi="Times" w:hint="eastAsia"/>
-          <w:lang w:eastAsia="zh-TW"/>
-        </w:rPr>
-        <w:t xml:space="preserve"/>
+        </w:rPr>
+        <w:t>Subsidize Rent or Subsidize Homeownership? Evidence from a</w:t>
+      </w:r>
+      <w:r>
+        <w:rPr>
+          <w:rFonts w:ascii="Times" w:hAnsi="Times" w:hint="eastAsia"/>
+          <w:lang w:eastAsia="zh-TW"/>
+        </w:rPr>
+        <w:t xml:space="preserve"> Hong Kong</w:t>
+      </w:r>
+      <w:r>
+        <w:rPr>
+          <w:rFonts w:ascii="Times" w:hAnsi="Times"/>
+          <w:lang w:eastAsia="zh-TW"/>
+        </w:rPr>
+        <w:t xml:space="preserve"> Experiment</w:t>
       </w:r>
       <w:r>
         <w:rPr>
@@ -1582,54 +1575,16 @@
         <w:rPr>
           <w:rFonts w:ascii="Times" w:hAnsi="Times"/>
         </w:rPr>
-        <w:t xml:space="preserve"> (with </w:t>
-      </w:r>
-      <w:proofErr w:type="spellStart"/>
-      <w:r>
-        <w:rPr>
-          <w:rFonts w:ascii="Times" w:hAnsi="Times"/>
-        </w:rPr>
-        <w:t>Duoxi</w:t>
-      </w:r>
-      <w:proofErr w:type="spellEnd"/>
-      <w:r>
-        <w:rPr>
-          <w:rFonts w:ascii="Times" w:hAnsi="Times"/>
-        </w:rPr>
-        <w:t xml:space="preserve"> Li)</w:t>
-      </w:r>
-      <w:r>
-        <w:rPr>
-          <w:rFonts w:ascii="Times" w:hAnsi="Times"/>
-        </w:rPr>
         <w:t xml:space="preserve"> </w:t>
       </w:r>
       <w:r>
         <w:rPr>
-          <w:rFonts w:ascii="Times" w:hAnsi="Times" w:hint="eastAsia"/>
-          <w:i/>
-          <w:iCs/>
-          <w:lang w:eastAsia="zh-TW"/>
-        </w:rPr>
-        <w:t xml:space="preserve"/>
-      </w:r>
-      <w:r>
-        <w:rPr>
-          <w:rFonts w:ascii="Times" w:hAnsi="Times"/>
-          <w:i/>
-          <w:iCs/>
-          <w:lang w:eastAsia="zh-TW"/>
-        </w:rPr>
-        <w:t xml:space="preserve">Economic </w:t>
-      </w:r>
-      <w:r>
-        <w:rPr>
-          <w:rFonts w:ascii="Times" w:hAnsi="Times" w:hint="eastAsia"/>
-          <w:i/>
-          <w:iCs/>
-          <w:lang w:eastAsia="zh-TW"/>
-        </w:rPr>
-        <w:t xml:space="preserve">Journal, forthcoming</w:t>
+          <w:rFonts w:ascii="Times" w:hAnsi="Times"/>
+          <w:i/>
+          <w:iCs/>
+          <w:lang w:eastAsia="zh-TW"/>
+        </w:rPr>
+        <w:t>Regional Science and Urban Economics, September 2026</w:t>
       </w:r>
     </w:p>
     <w:p>
@@ -1654,8 +1609,29 @@
       <w:r>
         <w:rPr>
           <w:rFonts w:ascii="Times" w:hAnsi="Times"/>
-        </w:rPr>
-        <w:t>Domestic Outsourcing and Employment Security</w:t>
+          <w:lang w:eastAsia="zh-TW"/>
+        </w:rPr>
+        <w:t>Managerial Coordination</w:t>
+      </w:r>
+      <w:r>
+        <w:rPr>
+          <w:rFonts w:ascii="Times" w:hAnsi="Times" w:hint="eastAsia"/>
+          <w:lang w:eastAsia="zh-TW"/>
+        </w:rPr>
+        <w:t xml:space="preserve"> in</w:t>
+      </w:r>
+      <w:r>
+        <w:rPr>
+          <w:rFonts w:ascii="Times" w:hAnsi="Times"/>
+        </w:rPr>
+        <w:t xml:space="preserve"> Decentralized Markets</w:t>
+      </w:r>
+      <w:r>
+        <w:rPr>
+          <w:rFonts w:ascii="Times" w:hAnsi="Times" w:hint="eastAsia"/>
+          <w:lang w:eastAsia="zh-TW"/>
+        </w:rPr>
+        <w:t xml:space="preserve"/>
       </w:r>
       <w:r>
         <w:rPr>
@@ -1674,33 +1650,18 @@
         <w:rPr>
           <w:rFonts w:ascii="Times" w:hAnsi="Times"/>
         </w:rPr>
-        <w:t>Naijia</w:t>
+        <w:t>Duoxi</w:t>
       </w:r>
       <w:proofErr w:type="spellEnd"/>
       <w:r>
         <w:rPr>
           <w:rFonts w:ascii="Times" w:hAnsi="Times"/>
         </w:rPr>
-        <w:t xml:space="preserve"> Guo and </w:t>
-      </w:r>
-      <w:proofErr w:type="spellStart"/>
-      <w:r>
-        <w:rPr>
-          <w:rFonts w:ascii="Times" w:hAnsi="Times"/>
-        </w:rPr>
-        <w:t>Duoxi</w:t>
-      </w:r>
-      <w:proofErr w:type="spellEnd"/>
-      <w:r>
-        <w:rPr>
-          <w:rFonts w:ascii="Times" w:hAnsi="Times"/>
-        </w:rPr>
         <w:t xml:space="preserve"> Li)</w:t>
       </w:r>
       <w:r>
         <w:rPr>
-          <w:rFonts w:ascii="Times" w:hAnsi="Times" w:hint="eastAsia"/>
-          <w:lang w:eastAsia="zh-TW"/>
+          <w:rFonts w:ascii="Times" w:hAnsi="Times"/>
         </w:rPr>
         <w:t xml:space="preserve"> </w:t>
       </w:r>
@@ -1711,7 +1672,25 @@
           <w:iCs/>
           <w:lang w:eastAsia="zh-TW"/>
         </w:rPr>
-        <w:t>Journal of Development Economics, June 2026</w:t>
+        <w:t xml:space="preserve"/>
+      </w:r>
+      <w:r>
+        <w:rPr>
+          <w:rFonts w:ascii="Times" w:hAnsi="Times"/>
+          <w:i/>
+          <w:iCs/>
+          <w:lang w:eastAsia="zh-TW"/>
+        </w:rPr>
+        <w:t xml:space="preserve">Economic </w:t>
+      </w:r>
+      <w:r>
+        <w:rPr>
+          <w:rFonts w:ascii="Times" w:hAnsi="Times" w:hint="eastAsia"/>
+          <w:i/>
+          <w:iCs/>
+          <w:lang w:eastAsia="zh-TW"/>
+        </w:rPr>
+        <w:t xml:space="preserve">Journal, July 2026</w:t>
       </w:r>
     </w:p>
     <w:p>
@@ -1737,21 +1716,7 @@
         <w:rPr>
           <w:rFonts w:ascii="Times" w:hAnsi="Times"/>
         </w:rPr>
-        <w:t>Subsidize Rent or Subsidize Homeownership? Evidence from a</w:t>
-      </w:r>
-      <w:r>
-        <w:rPr>
-          <w:rFonts w:ascii="Times" w:hAnsi="Times" w:hint="eastAsia"/>
-          <w:lang w:eastAsia="zh-TW"/>
-        </w:rPr>
-        <w:t xml:space="preserve"> Hong Kong</w:t>
-      </w:r>
-      <w:r>
-        <w:rPr>
-          <w:rFonts w:ascii="Times" w:hAnsi="Times"/>
-          <w:lang w:eastAsia="zh-TW"/>
-        </w:rPr>
-        <w:t xml:space="preserve"> Experiment</w:t>
+        <w:t>Domestic Outsourcing and Employment Security</w:t>
       </w:r>
       <w:r>
         <w:rPr>
@@ -1763,16 +1728,51 @@
         <w:rPr>
           <w:rFonts w:ascii="Times" w:hAnsi="Times"/>
         </w:rPr>
+        <w:t xml:space="preserve"> (with </w:t>
+      </w:r>
+      <w:proofErr w:type="spellStart"/>
+      <w:r>
+        <w:rPr>
+          <w:rFonts w:ascii="Times" w:hAnsi="Times"/>
+        </w:rPr>
+        <w:t>Naijia</w:t>
+      </w:r>
+      <w:proofErr w:type="spellEnd"/>
+      <w:r>
+        <w:rPr>
+          <w:rFonts w:ascii="Times" w:hAnsi="Times"/>
+        </w:rPr>
+        <w:t xml:space="preserve"> Guo and </w:t>
+      </w:r>
+      <w:proofErr w:type="spellStart"/>
+      <w:r>
+        <w:rPr>
+          <w:rFonts w:ascii="Times" w:hAnsi="Times"/>
+        </w:rPr>
+        <w:t>Duoxi</w:t>
+      </w:r>
+      <w:proofErr w:type="spellEnd"/>
+      <w:r>
+        <w:rPr>
+          <w:rFonts w:ascii="Times" w:hAnsi="Times"/>
+        </w:rPr>
+        <w:t xml:space="preserve"> Li)</w:t>
+      </w:r>
+      <w:r>
+        <w:rPr>
+          <w:rFonts w:ascii="Times" w:hAnsi="Times" w:hint="eastAsia"/>
+          <w:lang w:eastAsia="zh-TW"/>
+        </w:rPr>
         <w:t xml:space="preserve"> </w:t>
       </w:r>
       <w:r>
         <w:rPr>
-          <w:rFonts w:ascii="Times" w:hAnsi="Times"/>
-          <w:i/>
-          <w:iCs/>
-          <w:lang w:eastAsia="zh-TW"/>
-        </w:rPr>
-        <w:t>Regional Science and Urban Economics, forthcoming</w:t>
+          <w:rFonts w:ascii="Times" w:hAnsi="Times" w:hint="eastAsia"/>
+          <w:i/>
+          <w:iCs/>
+          <w:lang w:eastAsia="zh-TW"/>
+        </w:rPr>
+        <w:t>Journal of Development Economics, June 2026</w:t>
       </w:r>
     </w:p>
     <w:p>
@@ -2737,6 +2737,48 @@
           <w:lang w:eastAsia="zh-TW"/>
         </w:rPr>
         <w:t>CHINESE)</w:t>
+      </w:r>
+    </w:p>
+    <w:p>
+      <w:pPr>
+        <w:pStyle w:val="ListParagraph"/>
+        <w:numPr>
+          <w:ilvl w:val="0"/>
+          <w:numId w:val="1"/>
+        </w:numPr>
+        <w:spacing w:line="360" w:lineRule="auto"/>
+        <w:rPr>
+          <w:rFonts w:ascii="Times" w:hAnsi="Times"/>
+          <w:lang w:eastAsia="zh-TW"/>
+        </w:rPr>
+      </w:pPr>
+      <w:r>
+        <w:rPr>
+          <w:rFonts w:ascii="Times" w:hAnsi="Times" w:hint="eastAsia"/>
+          <w:lang w:eastAsia="zh-TW"/>
+        </w:rPr>
+        <w:t xml:space="preserve">AI已入校，為何因材施教仍差一步？ (明報, 2026-8-27, 與何杏研和趙藝婷)</w:t>
+      </w:r>
+    </w:p>
+    <w:p>
+      <w:pPr>
+        <w:pStyle w:val="ListParagraph"/>
+        <w:numPr>
+          <w:ilvl w:val="0"/>
+          <w:numId w:val="1"/>
+        </w:numPr>
+        <w:spacing w:line="360" w:lineRule="auto"/>
+        <w:rPr>
+          <w:rFonts w:ascii="Times" w:hAnsi="Times"/>
+          <w:lang w:eastAsia="zh-TW"/>
+        </w:rPr>
+      </w:pPr>
+      <w:r>
+        <w:rPr>
+          <w:rFonts w:ascii="Times" w:hAnsi="Times" w:hint="eastAsia"/>
+          <w:lang w:eastAsia="zh-TW"/>
+        </w:rPr>
+        <w:t xml:space="preserve">AI教育的真正願景：因材施教不再是奢望 (明報, 2026-8-20, 與何杏研和趙藝婷)</w:t>
       </w:r>
     </w:p>
     <w:p>

--- a/static/CV.docx
+++ b/static/CV.docx
@@ -1956,26 +1956,6 @@
           <w:rFonts w:ascii="Times" w:hAnsi="Times"/>
         </w:rPr>
         <w:t xml:space="preserve">“The Displacement Effects of Domestic Outsourcing” (with Mayara Felix)</w:t>
-      </w:r>
-    </w:p>
-    <w:p>
-      <w:pPr>
-        <w:pStyle w:val="ListParagraph"/>
-        <w:numPr>
-          <w:ilvl w:val="0"/>
-          <w:numId w:val="1"/>
-        </w:numPr>
-        <w:spacing w:after="120" w:line="276" w:lineRule="auto"/>
-        <w:contextualSpacing w:val="0"/>
-        <w:rPr>
-          <w:rFonts w:ascii="Times" w:hAnsi="Times"/>
-        </w:rPr>
-      </w:pPr>
-      <w:r>
-        <w:rPr>
-          <w:rFonts w:ascii="Times" w:hAnsi="Times"/>
-        </w:rPr>
-        <w:t xml:space="preserve">“Relational Contracts and the Scope of Intermediary Firms”</w:t>
       </w:r>
     </w:p>
     <w:p>

--- a/static/CV.docx
+++ b/static/CV.docx
@@ -476,6 +476,44 @@
         <w:rPr>
           <w:rFonts w:ascii="Times" w:hAnsi="Times"/>
         </w:rPr>
+        <w:t>Invited Researcher, Abdul Latif Jameel Poverty Action Lab (J-PAL)</w:t>
+      </w:r>
+      <w:r>
+        <w:rPr>
+          <w:rFonts w:ascii="Times" w:hAnsi="Times"/>
+        </w:rPr>
+        <w:tab/>
+      </w:r>
+      <w:r>
+        <w:rPr>
+          <w:rFonts w:ascii="Times" w:hAnsi="Times"/>
+        </w:rPr>
+        <w:tab/>
+      </w:r>
+      <w:r>
+        <w:rPr>
+          <w:rFonts w:ascii="Times" w:hAnsi="Times"/>
+        </w:rPr>
+        <w:tab/>
+      </w:r>
+      <w:r>
+        <w:rPr>
+          <w:rFonts w:ascii="Times" w:hAnsi="Times"/>
+        </w:rPr>
+        <w:t>2026-</w:t>
+      </w:r>
+    </w:p>
+    <w:p>
+      <w:pPr>
+        <w:spacing w:line="360" w:lineRule="auto"/>
+        <w:rPr>
+          <w:rFonts w:ascii="Times" w:hAnsi="Times"/>
+        </w:rPr>
+      </w:pPr>
+      <w:r>
+        <w:rPr>
+          <w:rFonts w:ascii="Times" w:hAnsi="Times"/>
+        </w:rPr>
         <w:t>Research</w:t>
       </w:r>
       <w:r>
@@ -4842,7 +4880,7 @@
           <w:iCs/>
           <w:lang w:eastAsia="zh-TW"/>
         </w:rPr>
-        <w:t xml:space="preserve">Review of Economics and Statistics; </w:t>
+        <w:t xml:space="preserve">Review of Economics and Statistics; Economic Journal; </w:t>
       </w:r>
       <w:r>
         <w:rPr>

--- a/static/CV.docx
+++ b/static/CV.docx
@@ -115,8 +115,10 @@
     </w:p>
     <w:p>
       <w:pPr>
+        <w:tabs>
+          <w:tab w:val="right" w:pos="9740"/>
+        </w:tabs>
         <w:spacing w:line="360" w:lineRule="auto"/>
-        <w:ind w:left="1440" w:hanging="1440"/>
         <w:rPr>
           <w:rFonts w:ascii="Times" w:hAnsi="Times"/>
         </w:rPr>
@@ -174,13 +176,6 @@
           <w:rFonts w:ascii="Times" w:hAnsi="Times"/>
         </w:rPr>
         <w:t>Economics</w:t>
-      </w:r>
-      <w:r>
-        <w:rPr>
-          <w:rFonts w:ascii="Times" w:hAnsi="Times"/>
-        </w:rPr>
-        <w:tab/>
-        <w:t xml:space="preserve"> </w:t>
       </w:r>
       <w:r>
         <w:rPr>
@@ -233,8 +228,10 @@
     </w:p>
     <w:p>
       <w:pPr>
+        <w:tabs>
+          <w:tab w:val="right" w:pos="9740"/>
+        </w:tabs>
         <w:spacing w:line="360" w:lineRule="auto"/>
-        <w:ind w:left="1440" w:hanging="1440"/>
         <w:rPr>
           <w:rFonts w:ascii="Times" w:hAnsi="Times"/>
         </w:rPr>
@@ -253,104 +250,49 @@
       </w:r>
       <w:r>
         <w:rPr>
-          <w:rFonts w:ascii="Times" w:hAnsi="Times" w:hint="eastAsia"/>
-          <w:lang w:eastAsia="zh-TW"/>
+          <w:rFonts w:ascii="Times" w:hAnsi="Times"/>
         </w:rPr>
         <w:t>(</w:t>
       </w:r>
       <w:r>
         <w:rPr>
-          <w:rFonts w:ascii="Times" w:hAnsi="Times" w:hint="eastAsia"/>
-          <w:lang w:eastAsia="zh-TW"/>
+          <w:rFonts w:ascii="Times" w:hAnsi="Times"/>
         </w:rPr>
         <w:t>by</w:t>
       </w:r>
       <w:r>
         <w:rPr>
-          <w:rFonts w:ascii="Times" w:hAnsi="Times" w:hint="eastAsia"/>
-          <w:lang w:eastAsia="zh-TW"/>
+          <w:rFonts w:ascii="Times" w:hAnsi="Times"/>
         </w:rPr>
         <w:t>-c</w:t>
       </w:r>
       <w:r>
         <w:rPr>
-          <w:rFonts w:ascii="Times" w:hAnsi="Times" w:hint="eastAsia"/>
-          <w:lang w:eastAsia="zh-TW"/>
+          <w:rFonts w:ascii="Times" w:hAnsi="Times"/>
         </w:rPr>
         <w:t>ourtesy</w:t>
       </w:r>
       <w:r>
         <w:rPr>
-          <w:rFonts w:ascii="Times" w:hAnsi="Times" w:hint="eastAsia"/>
-          <w:lang w:eastAsia="zh-TW"/>
+          <w:rFonts w:ascii="Times" w:hAnsi="Times"/>
         </w:rPr>
         <w:t>)</w:t>
       </w:r>
       <w:r>
         <w:rPr>
           <w:rFonts w:ascii="Times" w:hAnsi="Times"/>
-          <w:lang w:eastAsia="zh-TW"/>
         </w:rPr>
         <w:tab/>
       </w:r>
       <w:r>
         <w:rPr>
           <w:rFonts w:ascii="Times" w:hAnsi="Times"/>
-          <w:lang w:eastAsia="zh-TW"/>
-        </w:rPr>
-        <w:tab/>
-      </w:r>
-      <w:r>
-        <w:rPr>
-          <w:rFonts w:ascii="Times" w:hAnsi="Times"/>
-          <w:lang w:eastAsia="zh-TW"/>
-        </w:rPr>
-        <w:tab/>
-      </w:r>
-      <w:r>
-        <w:rPr>
-          <w:rFonts w:ascii="Times" w:hAnsi="Times"/>
-          <w:lang w:eastAsia="zh-TW"/>
-        </w:rPr>
-        <w:tab/>
-      </w:r>
-      <w:r>
-        <w:rPr>
-          <w:rFonts w:ascii="Times" w:hAnsi="Times"/>
-          <w:lang w:eastAsia="zh-TW"/>
-        </w:rPr>
-        <w:tab/>
-      </w:r>
-      <w:r>
-        <w:rPr>
-          <w:rFonts w:ascii="Times" w:hAnsi="Times"/>
-          <w:lang w:eastAsia="zh-TW"/>
-        </w:rPr>
-        <w:tab/>
-      </w:r>
-      <w:r>
-        <w:rPr>
-          <w:rFonts w:ascii="Times" w:hAnsi="Times"/>
-        </w:rPr>
-        <w:tab/>
-        <w:t xml:space="preserve"> </w:t>
-      </w:r>
-      <w:r>
-        <w:rPr>
-          <w:rFonts w:ascii="Times" w:hAnsi="Times"/>
-        </w:rPr>
-        <w:tab/>
-      </w:r>
-      <w:r>
-        <w:rPr>
-          <w:rFonts w:ascii="Times" w:hAnsi="Times"/>
         </w:rPr>
         <w:t>202</w:t>
       </w:r>
       <w:r>
         <w:rPr>
-          <w:rFonts w:ascii="Times" w:hAnsi="Times" w:hint="eastAsia"/>
-          <w:lang w:eastAsia="zh-TW"/>
+          <w:rFonts w:ascii="Times" w:hAnsi="Times"/>
         </w:rPr>
         <w:t>6</w:t>
       </w:r>
@@ -376,17 +318,15 @@
       </w:r>
       <w:r>
         <w:rPr>
-          <w:rFonts w:ascii="Times" w:hAnsi="Times" w:hint="eastAsia"/>
+          <w:rFonts w:ascii="Times" w:hAnsi="Times"/>
           <w:i/>
           <w:iCs/>
-          <w:lang w:eastAsia="zh-TW"/>
         </w:rPr>
         <w:t>HKU</w:t>
       </w:r>
       <w:r>
         <w:rPr>
-          <w:rFonts w:ascii="Times" w:hAnsi="Times" w:hint="eastAsia"/>
-          <w:lang w:eastAsia="zh-TW"/>
+          <w:rFonts w:ascii="Times" w:hAnsi="Times"/>
         </w:rPr>
         <w:t xml:space="preserve"> </w:t>
       </w:r>
@@ -400,10 +340,9 @@
       </w:r>
       <w:r>
         <w:rPr>
-          <w:rFonts w:ascii="Times" w:hAnsi="Times" w:hint="eastAsia"/>
+          <w:rFonts w:ascii="Times" w:hAnsi="Times"/>
           <w:i/>
           <w:iCs/>
-          <w:lang w:eastAsia="zh-TW"/>
         </w:rPr>
         <w:t xml:space="preserve"> of Governance and Policy</w:t>
       </w:r>
@@ -449,10 +388,9 @@
       </w:pPr>
       <w:r>
         <w:rPr>
-          <w:rFonts w:ascii="Times" w:hAnsi="Times" w:hint="eastAsia"/>
+          <w:rFonts w:ascii="Times" w:hAnsi="Times"/>
           <w:b/>
           <w:bCs/>
-          <w:lang w:eastAsia="zh-TW"/>
         </w:rPr>
         <w:t>RESEARCH</w:t>
       </w:r>
@@ -467,6 +405,9 @@
     </w:p>
     <w:p>
       <w:pPr>
+        <w:tabs>
+          <w:tab w:val="right" w:pos="9740"/>
+        </w:tabs>
         <w:spacing w:line="360" w:lineRule="auto"/>
         <w:rPr>
           <w:rFonts w:ascii="Times" w:hAnsi="Times"/>
@@ -488,23 +429,14 @@
         <w:rPr>
           <w:rFonts w:ascii="Times" w:hAnsi="Times"/>
         </w:rPr>
-        <w:tab/>
-      </w:r>
-      <w:r>
-        <w:rPr>
-          <w:rFonts w:ascii="Times" w:hAnsi="Times"/>
-        </w:rPr>
-        <w:tab/>
-      </w:r>
-      <w:r>
-        <w:rPr>
-          <w:rFonts w:ascii="Times" w:hAnsi="Times"/>
-        </w:rPr>
         <w:t>2026-</w:t>
       </w:r>
     </w:p>
     <w:p>
       <w:pPr>
+        <w:tabs>
+          <w:tab w:val="right" w:pos="9740"/>
+        </w:tabs>
         <w:spacing w:line="360" w:lineRule="auto"/>
         <w:rPr>
           <w:rFonts w:ascii="Times" w:hAnsi="Times"/>
@@ -518,8 +450,7 @@
       </w:r>
       <w:r>
         <w:rPr>
-          <w:rFonts w:ascii="Times" w:hAnsi="Times" w:hint="eastAsia"/>
-          <w:lang w:eastAsia="zh-TW"/>
+          <w:rFonts w:ascii="Times" w:hAnsi="Times"/>
         </w:rPr>
         <w:t xml:space="preserve"> </w:t>
       </w:r>
@@ -540,23 +471,97 @@
       <w:r>
         <w:rPr>
           <w:rFonts w:ascii="Times" w:hAnsi="Times"/>
-          <w:lang w:eastAsia="zh-TW"/>
         </w:rPr>
         <w:t>IZA Network at LISER</w:t>
       </w:r>
       <w:r>
         <w:rPr>
           <w:rFonts w:ascii="Times" w:hAnsi="Times"/>
-          <w:lang w:eastAsia="zh-TW"/>
         </w:rPr>
         <w:tab/>
       </w:r>
       <w:r>
         <w:rPr>
           <w:rFonts w:ascii="Times" w:hAnsi="Times"/>
-          <w:lang w:eastAsia="zh-TW"/>
+        </w:rPr>
+        <w:t>202</w:t>
+      </w:r>
+      <w:r>
+        <w:rPr>
+          <w:rFonts w:ascii="Times" w:hAnsi="Times"/>
+        </w:rPr>
+        <w:t>6</w:t>
+      </w:r>
+      <w:r>
+        <w:rPr>
+          <w:rFonts w:ascii="Times" w:hAnsi="Times"/>
+        </w:rPr>
+        <w:t>-</w:t>
+      </w:r>
+      <w:r>
+        <w:rPr>
+          <w:rFonts w:ascii="Times" w:hAnsi="Times"/>
+        </w:rPr>
+        <w:t xml:space="preserve"> </w:t>
+      </w:r>
+    </w:p>
+    <w:p>
+      <w:pPr>
+        <w:tabs>
+          <w:tab w:val="right" w:pos="9740"/>
+        </w:tabs>
+        <w:spacing w:line="360" w:lineRule="auto"/>
+        <w:rPr>
+          <w:rFonts w:ascii="Times" w:hAnsi="Times" w:hint="eastAsia"/>
+          <w:lang w:eastAsia="zh-TW"/>
+        </w:rPr>
+      </w:pPr>
+      <w:r>
+        <w:rPr>
+          <w:rFonts w:ascii="Times" w:hAnsi="Times"/>
+        </w:rPr>
+        <w:t>Faculty Affiliate</w:t>
+      </w:r>
+      <w:r>
+        <w:rPr>
+          <w:rFonts w:ascii="Times" w:hAnsi="Times"/>
+        </w:rPr>
+        <w:t xml:space="preserve">, HKU Stone Centre on </w:t>
+      </w:r>
+      <w:r>
+        <w:rPr>
+          <w:rFonts w:ascii="Times" w:hAnsi="Times"/>
+        </w:rPr>
+        <w:t>Socio-Economic Inequality in Asia</w:t>
+      </w:r>
+      <w:r>
+        <w:rPr>
+          <w:rFonts w:ascii="Times" w:hAnsi="Times"/>
         </w:rPr>
         <w:tab/>
+      </w:r>
+      <w:r>
+        <w:rPr>
+          <w:rFonts w:ascii="Times" w:hAnsi="Times"/>
+        </w:rPr>
+        <w:t>2026-</w:t>
+      </w:r>
+    </w:p>
+    <w:p>
+      <w:pPr>
+        <w:tabs>
+          <w:tab w:val="right" w:pos="9740"/>
+        </w:tabs>
+        <w:spacing w:line="360" w:lineRule="auto"/>
+        <w:rPr>
+          <w:rFonts w:ascii="Times" w:hAnsi="Times"/>
+        </w:rPr>
+      </w:pPr>
+      <w:r>
+        <w:rPr>
+          <w:rFonts w:ascii="Times" w:hAnsi="Times"/>
+        </w:rPr>
+        <w:t>Faculty Research Fellow</w:t>
       </w:r>
       <w:r>
         <w:rPr>
@@ -564,7 +569,19 @@
           <w:i/>
           <w:iCs/>
         </w:rPr>
-        <w:tab/>
+        <w:t xml:space="preserve">, </w:t>
+      </w:r>
+      <w:r>
+        <w:rPr>
+          <w:rFonts w:ascii="Times" w:hAnsi="Times"/>
+        </w:rPr>
+        <w:t xml:space="preserve">HKU </w:t>
+      </w:r>
+      <w:r>
+        <w:rPr>
+          <w:rFonts w:ascii="Times" w:hAnsi="Times"/>
+        </w:rPr>
+        <w:t>Center for AI, Management, and Organizations</w:t>
       </w:r>
       <w:r>
         <w:rPr>
@@ -577,19 +594,130 @@
       <w:r>
         <w:rPr>
           <w:rFonts w:ascii="Times" w:hAnsi="Times"/>
+        </w:rPr>
+        <w:t>202</w:t>
+      </w:r>
+      <w:r>
+        <w:rPr>
+          <w:rFonts w:ascii="Times" w:hAnsi="Times"/>
+        </w:rPr>
+        <w:t>6</w:t>
+      </w:r>
+      <w:r>
+        <w:rPr>
+          <w:rFonts w:ascii="Times" w:hAnsi="Times"/>
+        </w:rPr>
+        <w:t>-</w:t>
+      </w:r>
+      <w:r>
+        <w:rPr>
+          <w:rFonts w:ascii="Times" w:hAnsi="Times"/>
+        </w:rPr>
+        <w:t xml:space="preserve"> </w:t>
+      </w:r>
+    </w:p>
+    <w:p>
+      <w:pPr>
+        <w:tabs>
+          <w:tab w:val="right" w:pos="9740"/>
+        </w:tabs>
+        <w:spacing w:line="360" w:lineRule="auto"/>
+        <w:rPr>
+          <w:rFonts w:ascii="Times" w:hAnsi="Times"/>
+        </w:rPr>
+      </w:pPr>
+      <w:r>
+        <w:rPr>
+          <w:rFonts w:ascii="Times" w:hAnsi="Times"/>
+        </w:rPr>
+        <w:t>Research</w:t>
+      </w:r>
+      <w:r>
+        <w:rPr>
+          <w:rFonts w:ascii="Times" w:hAnsi="Times"/>
+        </w:rPr>
+        <w:t xml:space="preserve"> </w:t>
+      </w:r>
+      <w:r>
+        <w:rPr>
+          <w:rFonts w:ascii="Times" w:hAnsi="Times"/>
+        </w:rPr>
+        <w:t>Affiliate</w:t>
+      </w:r>
+      <w:r>
+        <w:rPr>
+          <w:rFonts w:ascii="Times" w:hAnsi="Times"/>
           <w:i/>
           <w:iCs/>
         </w:rPr>
+        <w:t xml:space="preserve">, </w:t>
+      </w:r>
+      <w:r>
+        <w:rPr>
+          <w:rFonts w:ascii="Times" w:hAnsi="Times"/>
+        </w:rPr>
+        <w:t>Rockwool Foundation Berlin</w:t>
+      </w:r>
+      <w:r>
+        <w:rPr>
+          <w:rFonts w:ascii="Times" w:hAnsi="Times"/>
+        </w:rPr>
         <w:tab/>
+      </w:r>
+      <w:r>
+        <w:rPr>
+          <w:rFonts w:ascii="Times" w:hAnsi="Times"/>
+        </w:rPr>
+        <w:t>202</w:t>
+      </w:r>
+      <w:r>
+        <w:rPr>
+          <w:rFonts w:ascii="Times" w:hAnsi="Times"/>
+        </w:rPr>
+        <w:t>5</w:t>
+      </w:r>
+      <w:r>
+        <w:rPr>
+          <w:rFonts w:ascii="Times" w:hAnsi="Times"/>
+        </w:rPr>
+        <w:t>-</w:t>
+      </w:r>
+      <w:r>
+        <w:rPr>
+          <w:rFonts w:ascii="Times" w:hAnsi="Times"/>
+        </w:rPr>
+        <w:t xml:space="preserve"> </w:t>
+      </w:r>
+    </w:p>
+    <w:p>
+      <w:pPr>
+        <w:tabs>
+          <w:tab w:val="right" w:pos="9740"/>
+        </w:tabs>
+        <w:spacing w:line="360" w:lineRule="auto"/>
+        <w:rPr>
+          <w:rFonts w:ascii="Times" w:hAnsi="Times"/>
+        </w:rPr>
+      </w:pPr>
+      <w:r>
+        <w:rPr>
+          <w:rFonts w:ascii="Times" w:hAnsi="Times"/>
+        </w:rPr>
+        <w:t>Affiliated Researcher</w:t>
       </w:r>
       <w:r>
         <w:rPr>
           <w:rFonts w:ascii="Times" w:hAnsi="Times"/>
           <w:i/>
           <w:iCs/>
-          <w:lang w:eastAsia="zh-TW"/>
-        </w:rPr>
-        <w:tab/>
+        </w:rPr>
+        <w:t xml:space="preserve">, </w:t>
+      </w:r>
+      <w:r>
+        <w:rPr>
+          <w:rFonts w:ascii="Times" w:hAnsi="Times"/>
+        </w:rPr>
+        <w:t>HKU Jockey Club ESG Research Institute</w:t>
       </w:r>
       <w:r>
         <w:rPr>
@@ -607,10 +735,9 @@
       </w:r>
       <w:r>
         <w:rPr>
-          <w:rFonts w:ascii="Times" w:hAnsi="Times" w:hint="eastAsia"/>
-          <w:lang w:eastAsia="zh-TW"/>
-        </w:rPr>
-        <w:t>6</w:t>
+          <w:rFonts w:ascii="Times" w:hAnsi="Times"/>
+        </w:rPr>
+        <w:t>4</w:t>
       </w:r>
       <w:r>
         <w:rPr>
@@ -627,6 +754,9 @@
     </w:p>
     <w:p>
       <w:pPr>
+        <w:tabs>
+          <w:tab w:val="right" w:pos="9740"/>
+        </w:tabs>
         <w:spacing w:line="360" w:lineRule="auto"/>
         <w:rPr>
           <w:rFonts w:ascii="Times" w:hAnsi="Times"/>
@@ -636,20 +766,19 @@
         <w:rPr>
           <w:rFonts w:ascii="Times" w:hAnsi="Times"/>
         </w:rPr>
-        <w:t>Research</w:t>
-      </w:r>
-      <w:r>
-        <w:rPr>
-          <w:rFonts w:ascii="Times" w:hAnsi="Times" w:hint="eastAsia"/>
-          <w:lang w:eastAsia="zh-TW"/>
-        </w:rPr>
-        <w:t xml:space="preserve"> </w:t>
-      </w:r>
-      <w:r>
-        <w:rPr>
-          <w:rFonts w:ascii="Times" w:hAnsi="Times"/>
-        </w:rPr>
-        <w:t>Affiliate</w:t>
+        <w:t>Fellow</w:t>
+      </w:r>
+      <w:r>
+        <w:rPr>
+          <w:rFonts w:ascii="Times" w:hAnsi="Times"/>
+        </w:rPr>
+        <w:t xml:space="preserve">, HKU </w:t>
+      </w:r>
+      <w:r>
+        <w:rPr>
+          <w:rFonts w:ascii="Times" w:hAnsi="Times"/>
+        </w:rPr>
+        <w:t>Centre on Contemporary China and the World</w:t>
       </w:r>
       <w:r>
         <w:rPr>
@@ -657,28 +786,42 @@
           <w:i/>
           <w:iCs/>
         </w:rPr>
-        <w:t xml:space="preserve">, </w:t>
-      </w:r>
-      <w:r>
-        <w:rPr>
-          <w:rFonts w:ascii="Times" w:hAnsi="Times" w:hint="eastAsia"/>
-          <w:lang w:eastAsia="zh-TW"/>
-        </w:rPr>
-        <w:t>Rockwool Foundation Berlin</w:t>
-      </w:r>
-      <w:r>
-        <w:rPr>
-          <w:rFonts w:ascii="Times" w:hAnsi="Times"/>
-          <w:lang w:eastAsia="zh-TW"/>
-        </w:rPr>
         <w:tab/>
       </w:r>
       <w:r>
         <w:rPr>
           <w:rFonts w:ascii="Times" w:hAnsi="Times"/>
-          <w:lang w:eastAsia="zh-TW"/>
-        </w:rPr>
-        <w:tab/>
+        </w:rPr>
+        <w:t>202</w:t>
+      </w:r>
+      <w:r>
+        <w:rPr>
+          <w:rFonts w:ascii="Times" w:hAnsi="Times"/>
+        </w:rPr>
+        <w:t>3</w:t>
+      </w:r>
+      <w:r>
+        <w:rPr>
+          <w:rFonts w:ascii="Times" w:hAnsi="Times"/>
+        </w:rPr>
+        <w:t>-</w:t>
+      </w:r>
+    </w:p>
+    <w:p>
+      <w:pPr>
+        <w:tabs>
+          <w:tab w:val="right" w:pos="9740"/>
+        </w:tabs>
+        <w:spacing w:line="360" w:lineRule="auto"/>
+        <w:rPr>
+          <w:rFonts w:ascii="Times" w:hAnsi="Times"/>
+        </w:rPr>
+      </w:pPr>
+      <w:r>
+        <w:rPr>
+          <w:rFonts w:ascii="Times" w:hAnsi="Times"/>
+        </w:rPr>
+        <w:t>Member, HKU Real Estate Lab</w:t>
       </w:r>
       <w:r>
         <w:rPr>
@@ -691,18 +834,93 @@
       <w:r>
         <w:rPr>
           <w:rFonts w:ascii="Times" w:hAnsi="Times"/>
+        </w:rPr>
+        <w:t>202</w:t>
+      </w:r>
+      <w:r>
+        <w:rPr>
+          <w:rFonts w:ascii="Times" w:hAnsi="Times"/>
+        </w:rPr>
+        <w:t>3</w:t>
+      </w:r>
+      <w:r>
+        <w:rPr>
+          <w:rFonts w:ascii="Times" w:hAnsi="Times"/>
+        </w:rPr>
+        <w:t>-</w:t>
+      </w:r>
+    </w:p>
+    <w:p>
+      <w:pPr>
+        <w:spacing w:line="360" w:lineRule="auto"/>
+        <w:rPr>
+          <w:rFonts w:ascii="Times" w:hAnsi="Times"/>
+          <w:b/>
+          <w:bCs/>
+        </w:rPr>
+      </w:pPr>
+    </w:p>
+    <w:p>
+      <w:pPr>
+        <w:spacing w:line="360" w:lineRule="auto"/>
+        <w:rPr>
+          <w:rFonts w:ascii="Times" w:hAnsi="Times"/>
           <w:i/>
           <w:iCs/>
         </w:rPr>
-        <w:tab/>
-      </w:r>
-      <w:r>
+      </w:pPr>
+      <w:r>
+        <w:rPr>
+          <w:rFonts w:ascii="Times" w:hAnsi="Times"/>
+          <w:b/>
+          <w:bCs/>
+        </w:rPr>
+        <w:t>COMMUNITY</w:t>
+      </w:r>
+      <w:r>
+        <w:rPr>
+          <w:rFonts w:ascii="Times" w:hAnsi="Times"/>
+          <w:b/>
+          <w:bCs/>
+        </w:rPr>
+        <w:t xml:space="preserve"> AFFILIATIONS</w:t>
+      </w:r>
+    </w:p>
+    <w:p>
+      <w:pPr>
+        <w:tabs>
+          <w:tab w:val="right" w:pos="9740"/>
+        </w:tabs>
+        <w:spacing w:line="360" w:lineRule="auto"/>
         <w:rPr>
           <w:rFonts w:ascii="Times" w:hAnsi="Times"/>
           <w:i/>
           <w:iCs/>
         </w:rPr>
-        <w:tab/>
+      </w:pPr>
+      <w:r>
+        <w:rPr>
+          <w:rFonts w:ascii="Times" w:hAnsi="Times"/>
+        </w:rPr>
+        <w:t xml:space="preserve">Founding </w:t>
+      </w:r>
+      <w:r>
+        <w:rPr>
+          <w:rFonts w:ascii="Times" w:hAnsi="Times"/>
+        </w:rPr>
+        <w:t>Director</w:t>
+      </w:r>
+      <w:r>
+        <w:rPr>
+          <w:rFonts w:ascii="Times" w:hAnsi="Times"/>
+        </w:rPr>
+        <w:t xml:space="preserve"> and Chairperson</w:t>
+      </w:r>
+      <w:r>
+        <w:rPr>
+          <w:rFonts w:ascii="Times" w:hAnsi="Times"/>
+        </w:rPr>
+        <w:t>, Hong Kong Future Economy Institute</w:t>
       </w:r>
       <w:r>
         <w:rPr>
@@ -720,8 +938,7 @@
       </w:r>
       <w:r>
         <w:rPr>
-          <w:rFonts w:ascii="Times" w:hAnsi="Times" w:hint="eastAsia"/>
-          <w:lang w:eastAsia="zh-TW"/>
+          <w:rFonts w:ascii="Times" w:hAnsi="Times"/>
         </w:rPr>
         <w:t>5</w:t>
       </w:r>
@@ -731,76 +948,49 @@
         </w:rPr>
         <w:t>-</w:t>
       </w:r>
-      <w:r>
-        <w:rPr>
-          <w:rFonts w:ascii="Times" w:hAnsi="Times"/>
-        </w:rPr>
-        <w:t xml:space="preserve"> </w:t>
-      </w:r>
-    </w:p>
-    <w:p>
-      <w:pPr>
+    </w:p>
+    <w:p>
+      <w:pPr>
+        <w:tabs>
+          <w:tab w:val="right" w:pos="9740"/>
+        </w:tabs>
         <w:spacing w:line="360" w:lineRule="auto"/>
         <w:rPr>
-          <w:rFonts w:ascii="Times" w:hAnsi="Times" w:hint="eastAsia"/>
-          <w:lang w:eastAsia="zh-TW"/>
-        </w:rPr>
-      </w:pPr>
-      <w:r>
-        <w:rPr>
-          <w:rFonts w:ascii="Times" w:hAnsi="Times"/>
-        </w:rPr>
-        <w:t>Faculty Affiliate</w:t>
-      </w:r>
-      <w:r>
-        <w:rPr>
-          <w:rFonts w:ascii="Times" w:hAnsi="Times" w:hint="eastAsia"/>
-          <w:lang w:eastAsia="zh-TW"/>
-        </w:rPr>
-        <w:t xml:space="preserve">, HKU Stone Centre on </w:t>
-      </w:r>
-      <w:r>
-        <w:rPr>
-          <w:rFonts w:ascii="Times" w:hAnsi="Times"/>
-          <w:lang w:eastAsia="zh-TW"/>
-        </w:rPr>
-        <w:t>Socio-Economic Inequality in Asia</w:t>
-      </w:r>
-      <w:r>
-        <w:rPr>
-          <w:rFonts w:ascii="Times" w:hAnsi="Times"/>
-          <w:lang w:eastAsia="zh-TW"/>
-        </w:rPr>
-        <w:tab/>
-      </w:r>
-      <w:r>
-        <w:rPr>
-          <w:rFonts w:ascii="Times" w:hAnsi="Times"/>
-          <w:lang w:eastAsia="zh-TW"/>
-        </w:rPr>
-        <w:tab/>
-      </w:r>
-      <w:r>
-        <w:rPr>
-          <w:rFonts w:ascii="Times" w:hAnsi="Times" w:hint="eastAsia"/>
-          <w:lang w:eastAsia="zh-TW"/>
-        </w:rPr>
-        <w:t>2026-</w:t>
-      </w:r>
-    </w:p>
-    <w:p>
-      <w:pPr>
-        <w:spacing w:line="360" w:lineRule="auto"/>
-        <w:rPr>
-          <w:rFonts w:ascii="Times" w:hAnsi="Times"/>
-        </w:rPr>
-      </w:pPr>
-      <w:r>
-        <w:rPr>
-          <w:rFonts w:ascii="Times" w:hAnsi="Times" w:hint="eastAsia"/>
-          <w:lang w:eastAsia="zh-TW"/>
-        </w:rPr>
-        <w:t>Faculty Research Fellow</w:t>
+          <w:rFonts w:ascii="Times" w:hAnsi="Times"/>
+          <w:lang w:eastAsia="zh-TW"/>
+        </w:rPr>
+      </w:pPr>
+      <w:r>
+        <w:rPr>
+          <w:rFonts w:ascii="Times" w:hAnsi="Times"/>
+        </w:rPr>
+        <w:t>Member</w:t>
+      </w:r>
+      <w:r>
+        <w:rPr>
+          <w:rFonts w:ascii="Times" w:hAnsi="Times"/>
+        </w:rPr>
+        <w:t xml:space="preserve">, Hong Kong </w:t>
+      </w:r>
+      <w:r>
+        <w:rPr>
+          <w:rFonts w:ascii="Times" w:hAnsi="Times"/>
+        </w:rPr>
+        <w:t xml:space="preserve">Housing Authority, </w:t>
+      </w:r>
+      <w:proofErr w:type="spellStart"/>
+      <w:r>
+        <w:rPr>
+          <w:rFonts w:ascii="Times" w:hAnsi="Times"/>
+        </w:rPr>
+        <w:t>Subsidised</w:t>
+      </w:r>
+      <w:proofErr w:type="spellEnd"/>
+      <w:r>
+        <w:rPr>
+          <w:rFonts w:ascii="Times" w:hAnsi="Times"/>
+        </w:rPr>
+        <w:t xml:space="preserve"> Housing Committee</w:t>
       </w:r>
       <w:r>
         <w:rPr>
@@ -808,20 +998,115 @@
           <w:i/>
           <w:iCs/>
         </w:rPr>
-        <w:t xml:space="preserve">, </w:t>
-      </w:r>
-      <w:r>
-        <w:rPr>
-          <w:rFonts w:ascii="Times" w:hAnsi="Times"/>
-        </w:rPr>
-        <w:t xml:space="preserve">HKU </w:t>
-      </w:r>
-      <w:r>
-        <w:rPr>
-          <w:rFonts w:ascii="Times" w:hAnsi="Times" w:hint="eastAsia"/>
-          <w:lang w:eastAsia="zh-TW"/>
-        </w:rPr>
-        <w:t>Center for AI, Management, and Organizations</w:t>
+        <w:tab/>
+      </w:r>
+      <w:r>
+        <w:rPr>
+          <w:rFonts w:ascii="Times" w:hAnsi="Times"/>
+        </w:rPr>
+        <w:t>202</w:t>
+      </w:r>
+      <w:r>
+        <w:rPr>
+          <w:rFonts w:ascii="Times" w:hAnsi="Times"/>
+        </w:rPr>
+        <w:t>6</w:t>
+      </w:r>
+      <w:r>
+        <w:rPr>
+          <w:rFonts w:ascii="Times" w:hAnsi="Times"/>
+        </w:rPr>
+        <w:t>-</w:t>
+      </w:r>
+    </w:p>
+    <w:p>
+      <w:pPr>
+        <w:tabs>
+          <w:tab w:val="right" w:pos="9740"/>
+        </w:tabs>
+        <w:spacing w:line="360" w:lineRule="auto"/>
+        <w:rPr>
+          <w:rFonts w:ascii="Times" w:hAnsi="Times"/>
+        </w:rPr>
+      </w:pPr>
+      <w:r>
+        <w:rPr>
+          <w:rFonts w:ascii="Times" w:hAnsi="Times"/>
+        </w:rPr>
+        <w:t xml:space="preserve">External </w:t>
+      </w:r>
+      <w:r>
+        <w:rPr>
+          <w:rFonts w:ascii="Times" w:hAnsi="Times"/>
+        </w:rPr>
+        <w:t>Consultant, Hong Kong Jockey Club</w:t>
+      </w:r>
+      <w:r>
+        <w:rPr>
+          <w:rFonts w:ascii="Times" w:hAnsi="Times"/>
+        </w:rPr>
+        <w:tab/>
+      </w:r>
+      <w:r>
+        <w:rPr>
+          <w:rFonts w:ascii="Times" w:hAnsi="Times"/>
+        </w:rPr>
+        <w:t>202</w:t>
+      </w:r>
+      <w:r>
+        <w:rPr>
+          <w:rFonts w:ascii="Times" w:hAnsi="Times"/>
+        </w:rPr>
+        <w:t>3</w:t>
+      </w:r>
+      <w:r>
+        <w:rPr>
+          <w:rFonts w:ascii="Times" w:hAnsi="Times"/>
+        </w:rPr>
+        <w:t>-</w:t>
+      </w:r>
+    </w:p>
+    <w:p>
+      <w:pPr>
+        <w:spacing w:line="360" w:lineRule="auto"/>
+        <w:rPr>
+          <w:rFonts w:ascii="Times" w:hAnsi="Times"/>
+          <w:b/>
+          <w:bCs/>
+          <w:lang w:eastAsia="zh-TW"/>
+        </w:rPr>
+      </w:pPr>
+    </w:p>
+    <w:p>
+      <w:pPr>
+        <w:spacing w:line="360" w:lineRule="auto"/>
+        <w:rPr>
+          <w:rFonts w:ascii="Times" w:hAnsi="Times"/>
+          <w:b/>
+          <w:bCs/>
+        </w:rPr>
+      </w:pPr>
+      <w:r>
+        <w:rPr>
+          <w:rFonts w:ascii="Times" w:hAnsi="Times"/>
+          <w:b/>
+          <w:bCs/>
+        </w:rPr>
+        <w:t>EDUCATION</w:t>
+      </w:r>
+    </w:p>
+    <w:p>
+      <w:pPr>
+        <w:spacing w:line="360" w:lineRule="auto"/>
+        <w:rPr>
+          <w:rFonts w:ascii="Times" w:hAnsi="Times"/>
+        </w:rPr>
+      </w:pPr>
+      <w:r>
+        <w:rPr>
+          <w:rFonts w:ascii="Times" w:hAnsi="Times"/>
+        </w:rPr>
+        <w:t xml:space="preserve">PhD, Economics, </w:t>
       </w:r>
       <w:r>
         <w:rPr>
@@ -829,7 +1114,27 @@
           <w:i/>
           <w:iCs/>
         </w:rPr>
-        <w:tab/>
+        <w:t>MIT</w:t>
+      </w:r>
+      <w:r>
+        <w:rPr>
+          <w:rFonts w:ascii="Times" w:hAnsi="Times"/>
+        </w:rPr>
+        <w:t xml:space="preserve">, 2022. </w:t>
+      </w:r>
+    </w:p>
+    <w:p>
+      <w:pPr>
+        <w:spacing w:line="360" w:lineRule="auto"/>
+        <w:rPr>
+          <w:rFonts w:ascii="Times" w:hAnsi="Times"/>
+        </w:rPr>
+      </w:pPr>
+      <w:r>
+        <w:rPr>
+          <w:rFonts w:ascii="Times" w:hAnsi="Times"/>
+        </w:rPr>
+        <w:t xml:space="preserve">AB, Physics, </w:t>
       </w:r>
       <w:r>
         <w:rPr>
@@ -837,46 +1142,19 @@
           <w:i/>
           <w:iCs/>
         </w:rPr>
-        <w:tab/>
-      </w:r>
-      <w:r>
-        <w:rPr>
-          <w:rFonts w:ascii="Times" w:hAnsi="Times"/>
-        </w:rPr>
-        <w:t>202</w:t>
-      </w:r>
-      <w:r>
-        <w:rPr>
-          <w:rFonts w:ascii="Times" w:hAnsi="Times" w:hint="eastAsia"/>
-          <w:lang w:eastAsia="zh-TW"/>
-        </w:rPr>
-        <w:t>6</w:t>
-      </w:r>
-      <w:r>
-        <w:rPr>
-          <w:rFonts w:ascii="Times" w:hAnsi="Times"/>
-        </w:rPr>
-        <w:t>-</w:t>
-      </w:r>
-      <w:r>
-        <w:rPr>
-          <w:rFonts w:ascii="Times" w:hAnsi="Times"/>
-        </w:rPr>
-        <w:t xml:space="preserve"> </w:t>
-      </w:r>
-    </w:p>
-    <w:p>
-      <w:pPr>
-        <w:spacing w:line="360" w:lineRule="auto"/>
-        <w:rPr>
-          <w:rFonts w:ascii="Times" w:hAnsi="Times"/>
-        </w:rPr>
-      </w:pPr>
-      <w:r>
-        <w:rPr>
-          <w:rFonts w:ascii="Times" w:hAnsi="Times"/>
-        </w:rPr>
-        <w:t>Affiliated Researcher</w:t>
+        <w:t>Harvard</w:t>
+      </w:r>
+      <w:r>
+        <w:rPr>
+          <w:rFonts w:ascii="Times" w:hAnsi="Times"/>
+        </w:rPr>
+        <w:t xml:space="preserve">, 2012. </w:t>
+      </w:r>
+      <w:r>
+        <w:rPr>
+          <w:rFonts w:ascii="Times" w:hAnsi="Times"/>
+        </w:rPr>
+        <w:t xml:space="preserve">Minor in Computer Science. </w:t>
       </w:r>
       <w:r>
         <w:rPr>
@@ -884,13 +1162,7 @@
           <w:i/>
           <w:iCs/>
         </w:rPr>
-        <w:t xml:space="preserve">, </w:t>
-      </w:r>
-      <w:r>
-        <w:rPr>
-          <w:rFonts w:ascii="Times" w:hAnsi="Times"/>
-        </w:rPr>
-        <w:t>HKU Jockey Club ESG Research Institute</w:t>
+        <w:t xml:space="preserve">Magna cum laude </w:t>
       </w:r>
       <w:r>
         <w:rPr>
@@ -898,632 +1170,13 @@
           <w:i/>
           <w:iCs/>
         </w:rPr>
-        <w:tab/>
+        <w:t>w</w:t>
       </w:r>
       <w:r>
         <w:rPr>
           <w:rFonts w:ascii="Times" w:hAnsi="Times"/>
           <w:i/>
           <w:iCs/>
-        </w:rPr>
-        <w:tab/>
-      </w:r>
-      <w:r>
-        <w:rPr>
-          <w:rFonts w:ascii="Times" w:hAnsi="Times"/>
-          <w:i/>
-          <w:iCs/>
-        </w:rPr>
-        <w:tab/>
-      </w:r>
-      <w:r>
-        <w:rPr>
-          <w:rFonts w:ascii="Times" w:hAnsi="Times"/>
-          <w:i/>
-          <w:iCs/>
-        </w:rPr>
-        <w:tab/>
-      </w:r>
-      <w:r>
-        <w:rPr>
-          <w:rFonts w:ascii="Times" w:hAnsi="Times"/>
-        </w:rPr>
-        <w:t>202</w:t>
-      </w:r>
-      <w:r>
-        <w:rPr>
-          <w:rFonts w:ascii="Times" w:hAnsi="Times"/>
-        </w:rPr>
-        <w:t>4</w:t>
-      </w:r>
-      <w:r>
-        <w:rPr>
-          <w:rFonts w:ascii="Times" w:hAnsi="Times"/>
-        </w:rPr>
-        <w:t>-</w:t>
-      </w:r>
-      <w:r>
-        <w:rPr>
-          <w:rFonts w:ascii="Times" w:hAnsi="Times"/>
-        </w:rPr>
-        <w:t xml:space="preserve"> </w:t>
-      </w:r>
-    </w:p>
-    <w:p>
-      <w:pPr>
-        <w:spacing w:line="360" w:lineRule="auto"/>
-        <w:rPr>
-          <w:rFonts w:ascii="Times" w:hAnsi="Times"/>
-        </w:rPr>
-      </w:pPr>
-      <w:r>
-        <w:rPr>
-          <w:rFonts w:ascii="Times" w:hAnsi="Times"/>
-        </w:rPr>
-        <w:t>Fellow</w:t>
-      </w:r>
-      <w:r>
-        <w:rPr>
-          <w:rFonts w:ascii="Times" w:hAnsi="Times"/>
-        </w:rPr>
-        <w:t xml:space="preserve">, HKU </w:t>
-      </w:r>
-      <w:r>
-        <w:rPr>
-          <w:rFonts w:ascii="Times" w:hAnsi="Times"/>
-        </w:rPr>
-        <w:t>Centre on Contemporary China and the World</w:t>
-      </w:r>
-      <w:r>
-        <w:rPr>
-          <w:rFonts w:ascii="Times" w:hAnsi="Times"/>
-          <w:i/>
-          <w:iCs/>
-        </w:rPr>
-        <w:tab/>
-      </w:r>
-      <w:r>
-        <w:rPr>
-          <w:rFonts w:ascii="Times" w:hAnsi="Times"/>
-          <w:i/>
-          <w:iCs/>
-        </w:rPr>
-        <w:tab/>
-      </w:r>
-      <w:r>
-        <w:rPr>
-          <w:rFonts w:ascii="Times" w:hAnsi="Times"/>
-          <w:i/>
-          <w:iCs/>
-        </w:rPr>
-        <w:tab/>
-      </w:r>
-      <w:r>
-        <w:rPr>
-          <w:rFonts w:ascii="Times" w:hAnsi="Times"/>
-          <w:i/>
-          <w:iCs/>
-        </w:rPr>
-        <w:tab/>
-      </w:r>
-      <w:r>
-        <w:rPr>
-          <w:rFonts w:ascii="Times" w:hAnsi="Times"/>
-        </w:rPr>
-        <w:t>202</w:t>
-      </w:r>
-      <w:r>
-        <w:rPr>
-          <w:rFonts w:ascii="Times" w:hAnsi="Times"/>
-        </w:rPr>
-        <w:t>3</w:t>
-      </w:r>
-      <w:r>
-        <w:rPr>
-          <w:rFonts w:ascii="Times" w:hAnsi="Times"/>
-        </w:rPr>
-        <w:t>-</w:t>
-      </w:r>
-    </w:p>
-    <w:p>
-      <w:pPr>
-        <w:spacing w:line="360" w:lineRule="auto"/>
-        <w:rPr>
-          <w:rFonts w:ascii="Times" w:hAnsi="Times"/>
-        </w:rPr>
-      </w:pPr>
-      <w:r>
-        <w:rPr>
-          <w:rFonts w:ascii="Times" w:hAnsi="Times"/>
-        </w:rPr>
-        <w:t>Member, HKU Real Estate Lab</w:t>
-      </w:r>
-      <w:r>
-        <w:rPr>
-          <w:rFonts w:ascii="Times" w:hAnsi="Times"/>
-          <w:i/>
-          <w:iCs/>
-        </w:rPr>
-        <w:tab/>
-      </w:r>
-      <w:r>
-        <w:rPr>
-          <w:rFonts w:ascii="Times" w:hAnsi="Times"/>
-          <w:i/>
-          <w:iCs/>
-        </w:rPr>
-        <w:tab/>
-      </w:r>
-      <w:r>
-        <w:rPr>
-          <w:rFonts w:ascii="Times" w:hAnsi="Times"/>
-          <w:i/>
-          <w:iCs/>
-        </w:rPr>
-        <w:tab/>
-      </w:r>
-      <w:r>
-        <w:rPr>
-          <w:rFonts w:ascii="Times" w:hAnsi="Times"/>
-          <w:i/>
-          <w:iCs/>
-        </w:rPr>
-        <w:tab/>
-      </w:r>
-      <w:r>
-        <w:rPr>
-          <w:rFonts w:ascii="Times" w:hAnsi="Times"/>
-          <w:i/>
-          <w:iCs/>
-        </w:rPr>
-        <w:tab/>
-      </w:r>
-      <w:r>
-        <w:rPr>
-          <w:rFonts w:ascii="Times" w:hAnsi="Times"/>
-          <w:i/>
-          <w:iCs/>
-        </w:rPr>
-        <w:tab/>
-        <w:t xml:space="preserve"> </w:t>
-      </w:r>
-      <w:r>
-        <w:rPr>
-          <w:rFonts w:ascii="Times" w:hAnsi="Times"/>
-          <w:i/>
-          <w:iCs/>
-        </w:rPr>
-        <w:tab/>
-      </w:r>
-      <w:r>
-        <w:rPr>
-          <w:rFonts w:ascii="Times" w:hAnsi="Times"/>
-          <w:i/>
-          <w:iCs/>
-        </w:rPr>
-        <w:tab/>
-      </w:r>
-      <w:r>
-        <w:rPr>
-          <w:rFonts w:ascii="Times" w:hAnsi="Times"/>
-        </w:rPr>
-        <w:t>202</w:t>
-      </w:r>
-      <w:r>
-        <w:rPr>
-          <w:rFonts w:ascii="Times" w:hAnsi="Times"/>
-        </w:rPr>
-        <w:t>3</w:t>
-      </w:r>
-      <w:r>
-        <w:rPr>
-          <w:rFonts w:ascii="Times" w:hAnsi="Times"/>
-        </w:rPr>
-        <w:t>-</w:t>
-      </w:r>
-    </w:p>
-    <w:p>
-      <w:pPr>
-        <w:spacing w:line="360" w:lineRule="auto"/>
-        <w:rPr>
-          <w:rFonts w:ascii="Times" w:hAnsi="Times"/>
-          <w:b/>
-          <w:bCs/>
-        </w:rPr>
-      </w:pPr>
-    </w:p>
-    <w:p>
-      <w:pPr>
-        <w:spacing w:line="360" w:lineRule="auto"/>
-        <w:rPr>
-          <w:rFonts w:ascii="Times" w:hAnsi="Times"/>
-          <w:i/>
-          <w:iCs/>
-        </w:rPr>
-      </w:pPr>
-      <w:r>
-        <w:rPr>
-          <w:rFonts w:ascii="Times" w:hAnsi="Times" w:hint="eastAsia"/>
-          <w:b/>
-          <w:bCs/>
-          <w:lang w:eastAsia="zh-TW"/>
-        </w:rPr>
-        <w:t>COMMUNITY</w:t>
-      </w:r>
-      <w:r>
-        <w:rPr>
-          <w:rFonts w:ascii="Times" w:hAnsi="Times"/>
-          <w:b/>
-          <w:bCs/>
-        </w:rPr>
-        <w:t xml:space="preserve"> AFFILIATIONS</w:t>
-      </w:r>
-      <w:r>
-        <w:rPr>
-          <w:rFonts w:ascii="Times" w:hAnsi="Times"/>
-          <w:b/>
-          <w:bCs/>
-        </w:rPr>
-        <w:br/>
-      </w:r>
-      <w:r>
-        <w:rPr>
-          <w:rFonts w:ascii="Times" w:hAnsi="Times" w:hint="eastAsia"/>
-          <w:lang w:eastAsia="zh-TW"/>
-        </w:rPr>
-        <w:t xml:space="preserve">Founding </w:t>
-      </w:r>
-      <w:r>
-        <w:rPr>
-          <w:rFonts w:ascii="Times" w:hAnsi="Times"/>
-        </w:rPr>
-        <w:t>Director</w:t>
-      </w:r>
-      <w:r>
-        <w:rPr>
-          <w:rFonts w:ascii="Times" w:hAnsi="Times" w:hint="eastAsia"/>
-          <w:lang w:eastAsia="zh-TW"/>
-        </w:rPr>
-        <w:t xml:space="preserve"> and Chairperson</w:t>
-      </w:r>
-      <w:r>
-        <w:rPr>
-          <w:rFonts w:ascii="Times" w:hAnsi="Times"/>
-        </w:rPr>
-        <w:t>, Hong Kong Future Economy Institute</w:t>
-      </w:r>
-      <w:r>
-        <w:rPr>
-          <w:rFonts w:ascii="Times" w:hAnsi="Times"/>
-          <w:i/>
-          <w:iCs/>
-        </w:rPr>
-        <w:tab/>
-      </w:r>
-      <w:r>
-        <w:rPr>
-          <w:rFonts w:ascii="Times" w:hAnsi="Times"/>
-          <w:i/>
-          <w:iCs/>
-        </w:rPr>
-        <w:tab/>
-      </w:r>
-      <w:r>
-        <w:rPr>
-          <w:rFonts w:ascii="Times" w:hAnsi="Times"/>
-          <w:i/>
-          <w:iCs/>
-        </w:rPr>
-        <w:tab/>
-      </w:r>
-      <w:r>
-        <w:rPr>
-          <w:rFonts w:ascii="Times" w:hAnsi="Times"/>
-        </w:rPr>
-        <w:t>202</w:t>
-      </w:r>
-      <w:r>
-        <w:rPr>
-          <w:rFonts w:ascii="Times" w:hAnsi="Times"/>
-        </w:rPr>
-        <w:t>5</w:t>
-      </w:r>
-      <w:r>
-        <w:rPr>
-          <w:rFonts w:ascii="Times" w:hAnsi="Times"/>
-        </w:rPr>
-        <w:t>-</w:t>
-      </w:r>
-    </w:p>
-    <w:p>
-      <w:pPr>
-        <w:spacing w:line="360" w:lineRule="auto"/>
-        <w:rPr>
-          <w:rFonts w:ascii="Times" w:hAnsi="Times"/>
-          <w:lang w:eastAsia="zh-TW"/>
-        </w:rPr>
-      </w:pPr>
-      <w:r>
-        <w:rPr>
-          <w:rFonts w:ascii="Times" w:hAnsi="Times" w:hint="eastAsia"/>
-          <w:lang w:eastAsia="zh-TW"/>
-        </w:rPr>
-        <w:t>Member</w:t>
-      </w:r>
-      <w:r>
-        <w:rPr>
-          <w:rFonts w:ascii="Times" w:hAnsi="Times"/>
-        </w:rPr>
-        <w:t xml:space="preserve">, Hong Kong </w:t>
-      </w:r>
-      <w:r>
-        <w:rPr>
-          <w:rFonts w:ascii="Times" w:hAnsi="Times" w:hint="eastAsia"/>
-          <w:lang w:eastAsia="zh-TW"/>
-        </w:rPr>
-        <w:t xml:space="preserve">Housing Authority, </w:t>
-      </w:r>
-      <w:proofErr w:type="spellStart"/>
-      <w:r>
-        <w:rPr>
-          <w:rFonts w:ascii="Times" w:hAnsi="Times" w:hint="eastAsia"/>
-          <w:lang w:eastAsia="zh-TW"/>
-        </w:rPr>
-        <w:t>Subsidised</w:t>
-      </w:r>
-      <w:proofErr w:type="spellEnd"/>
-      <w:r>
-        <w:rPr>
-          <w:rFonts w:ascii="Times" w:hAnsi="Times" w:hint="eastAsia"/>
-          <w:lang w:eastAsia="zh-TW"/>
-        </w:rPr>
-        <w:t xml:space="preserve"> Housing Committee</w:t>
-      </w:r>
-      <w:r>
-        <w:rPr>
-          <w:rFonts w:ascii="Times" w:hAnsi="Times"/>
-          <w:i/>
-          <w:iCs/>
-        </w:rPr>
-        <w:tab/>
-      </w:r>
-      <w:r>
-        <w:rPr>
-          <w:rFonts w:ascii="Times" w:hAnsi="Times"/>
-          <w:i/>
-          <w:iCs/>
-          <w:lang w:eastAsia="zh-TW"/>
-        </w:rPr>
-        <w:tab/>
-      </w:r>
-      <w:r>
-        <w:rPr>
-          <w:rFonts w:ascii="Times" w:hAnsi="Times"/>
-          <w:i/>
-          <w:iCs/>
-        </w:rPr>
-        <w:tab/>
-      </w:r>
-      <w:r>
-        <w:rPr>
-          <w:rFonts w:ascii="Times" w:hAnsi="Times"/>
-        </w:rPr>
-        <w:t>202</w:t>
-      </w:r>
-      <w:r>
-        <w:rPr>
-          <w:rFonts w:ascii="Times" w:hAnsi="Times" w:hint="eastAsia"/>
-          <w:lang w:eastAsia="zh-TW"/>
-        </w:rPr>
-        <w:t>6</w:t>
-      </w:r>
-      <w:r>
-        <w:rPr>
-          <w:rFonts w:ascii="Times" w:hAnsi="Times"/>
-        </w:rPr>
-        <w:t>-</w:t>
-      </w:r>
-    </w:p>
-    <w:p>
-      <w:pPr>
-        <w:spacing w:line="360" w:lineRule="auto"/>
-        <w:rPr>
-          <w:rFonts w:ascii="Times" w:hAnsi="Times"/>
-        </w:rPr>
-      </w:pPr>
-      <w:r>
-        <w:rPr>
-          <w:rFonts w:ascii="Times" w:hAnsi="Times" w:hint="eastAsia"/>
-          <w:lang w:eastAsia="zh-TW"/>
-        </w:rPr>
-        <w:t xml:space="preserve">External </w:t>
-      </w:r>
-      <w:r>
-        <w:rPr>
-          <w:rFonts w:ascii="Times" w:hAnsi="Times"/>
-        </w:rPr>
-        <w:t>Consultant, Hong Kong Jockey Club</w:t>
-      </w:r>
-      <w:r>
-        <w:rPr>
-          <w:rFonts w:ascii="Times" w:hAnsi="Times"/>
-        </w:rPr>
-        <w:tab/>
-      </w:r>
-      <w:r>
-        <w:rPr>
-          <w:rFonts w:ascii="Times" w:hAnsi="Times"/>
-        </w:rPr>
-        <w:tab/>
-      </w:r>
-      <w:r>
-        <w:rPr>
-          <w:rFonts w:ascii="Times" w:hAnsi="Times"/>
-        </w:rPr>
-        <w:tab/>
-      </w:r>
-      <w:r>
-        <w:rPr>
-          <w:rFonts w:ascii="Times" w:hAnsi="Times"/>
-        </w:rPr>
-        <w:tab/>
-      </w:r>
-      <w:r>
-        <w:rPr>
-          <w:rFonts w:ascii="Times" w:hAnsi="Times"/>
-          <w:i/>
-          <w:iCs/>
-        </w:rPr>
-        <w:t xml:space="preserve"> </w:t>
-      </w:r>
-      <w:r>
-        <w:rPr>
-          <w:rFonts w:ascii="Times" w:hAnsi="Times"/>
-          <w:i/>
-          <w:iCs/>
-        </w:rPr>
-        <w:tab/>
-      </w:r>
-      <w:r>
-        <w:rPr>
-          <w:rFonts w:ascii="Times" w:hAnsi="Times"/>
-          <w:i/>
-          <w:iCs/>
-        </w:rPr>
-        <w:tab/>
-      </w:r>
-      <w:r>
-        <w:rPr>
-          <w:rFonts w:ascii="Times" w:hAnsi="Times"/>
-        </w:rPr>
-        <w:t>202</w:t>
-      </w:r>
-      <w:r>
-        <w:rPr>
-          <w:rFonts w:ascii="Times" w:hAnsi="Times"/>
-        </w:rPr>
-        <w:t>3</w:t>
-      </w:r>
-      <w:r>
-        <w:rPr>
-          <w:rFonts w:ascii="Times" w:hAnsi="Times"/>
-        </w:rPr>
-        <w:t>-</w:t>
-      </w:r>
-    </w:p>
-    <w:p>
-      <w:pPr>
-        <w:spacing w:line="360" w:lineRule="auto"/>
-        <w:rPr>
-          <w:rFonts w:ascii="Times" w:hAnsi="Times"/>
-          <w:b/>
-          <w:bCs/>
-          <w:lang w:eastAsia="zh-TW"/>
-        </w:rPr>
-      </w:pPr>
-    </w:p>
-    <w:p>
-      <w:pPr>
-        <w:spacing w:line="360" w:lineRule="auto"/>
-        <w:rPr>
-          <w:rFonts w:ascii="Times" w:hAnsi="Times"/>
-          <w:b/>
-          <w:bCs/>
-        </w:rPr>
-      </w:pPr>
-      <w:r>
-        <w:rPr>
-          <w:rFonts w:ascii="Times" w:hAnsi="Times"/>
-          <w:b/>
-          <w:bCs/>
-        </w:rPr>
-        <w:t>EDUCATION</w:t>
-      </w:r>
-    </w:p>
-    <w:p>
-      <w:pPr>
-        <w:spacing w:line="360" w:lineRule="auto"/>
-        <w:rPr>
-          <w:rFonts w:ascii="Times" w:hAnsi="Times"/>
-        </w:rPr>
-      </w:pPr>
-      <w:r>
-        <w:rPr>
-          <w:rFonts w:ascii="Times" w:hAnsi="Times"/>
-        </w:rPr>
-        <w:t xml:space="preserve">PhD, Economics, </w:t>
-      </w:r>
-      <w:r>
-        <w:rPr>
-          <w:rFonts w:ascii="Times" w:hAnsi="Times"/>
-          <w:i/>
-          <w:iCs/>
-        </w:rPr>
-        <w:t>MIT</w:t>
-      </w:r>
-      <w:r>
-        <w:rPr>
-          <w:rFonts w:ascii="Times" w:hAnsi="Times"/>
-        </w:rPr>
-        <w:t xml:space="preserve">, 2022. </w:t>
-      </w:r>
-    </w:p>
-    <w:p>
-      <w:pPr>
-        <w:spacing w:line="360" w:lineRule="auto"/>
-        <w:rPr>
-          <w:rFonts w:ascii="Times" w:hAnsi="Times"/>
-        </w:rPr>
-      </w:pPr>
-      <w:r>
-        <w:rPr>
-          <w:rFonts w:ascii="Times" w:hAnsi="Times"/>
-        </w:rPr>
-        <w:t xml:space="preserve">AB, Physics, </w:t>
-      </w:r>
-      <w:r>
-        <w:rPr>
-          <w:rFonts w:ascii="Times" w:hAnsi="Times"/>
-          <w:i/>
-          <w:iCs/>
-        </w:rPr>
-        <w:t>Harvard</w:t>
-      </w:r>
-      <w:r>
-        <w:rPr>
-          <w:rFonts w:ascii="Times" w:hAnsi="Times"/>
-        </w:rPr>
-        <w:t xml:space="preserve">, 2012. </w:t>
-      </w:r>
-      <w:r>
-        <w:rPr>
-          <w:rFonts w:ascii="Times" w:hAnsi="Times"/>
-        </w:rPr>
-        <w:t xml:space="preserve">Minor in Computer Science. </w:t>
-      </w:r>
-      <w:r>
-        <w:rPr>
-          <w:rFonts w:ascii="Times" w:hAnsi="Times"/>
-          <w:i/>
-          <w:iCs/>
-        </w:rPr>
-        <w:t xml:space="preserve">Magna cum laude </w:t>
-      </w:r>
-      <w:r>
-        <w:rPr>
-          <w:rFonts w:ascii="Times" w:hAnsi="Times" w:hint="eastAsia"/>
-          <w:i/>
-          <w:iCs/>
-          <w:lang w:eastAsia="zh-TW"/>
-        </w:rPr>
-        <w:t>w</w:t>
-      </w:r>
-      <w:r>
-        <w:rPr>
-          <w:rFonts w:ascii="Times" w:hAnsi="Times"/>
-          <w:i/>
-          <w:iCs/>
-          <w:lang w:eastAsia="zh-TW"/>
         </w:rPr>
         <w:t>ith highest distinction</w:t>
       </w:r>
@@ -1591,15 +1244,13 @@
       </w:r>
       <w:r>
         <w:rPr>
-          <w:rFonts w:ascii="Times" w:hAnsi="Times" w:hint="eastAsia"/>
-          <w:lang w:eastAsia="zh-TW"/>
+          <w:rFonts w:ascii="Times" w:hAnsi="Times"/>
         </w:rPr>
         <w:t xml:space="preserve"> Hong Kong</w:t>
       </w:r>
       <w:r>
         <w:rPr>
           <w:rFonts w:ascii="Times" w:hAnsi="Times"/>
-          <w:lang w:eastAsia="zh-TW"/>
         </w:rPr>
         <w:t xml:space="preserve"> Experiment</w:t>
       </w:r>
@@ -1620,7 +1271,6 @@
           <w:rFonts w:ascii="Times" w:hAnsi="Times"/>
           <w:i/>
           <w:iCs/>
-          <w:lang w:eastAsia="zh-TW"/>
         </w:rPr>
         <w:t>Regional Science and Urban Economics, September 2026</w:t>
       </w:r>
@@ -1647,14 +1297,12 @@
       <w:r>
         <w:rPr>
           <w:rFonts w:ascii="Times" w:hAnsi="Times"/>
-          <w:lang w:eastAsia="zh-TW"/>
         </w:rPr>
         <w:t>Managerial Coordination</w:t>
       </w:r>
       <w:r>
         <w:rPr>
-          <w:rFonts w:ascii="Times" w:hAnsi="Times" w:hint="eastAsia"/>
-          <w:lang w:eastAsia="zh-TW"/>
+          <w:rFonts w:ascii="Times" w:hAnsi="Times"/>
         </w:rPr>
         <w:t xml:space="preserve"> in</w:t>
       </w:r>
@@ -1666,8 +1314,7 @@
       </w:r>
       <w:r>
         <w:rPr>
-          <w:rFonts w:ascii="Times" w:hAnsi="Times" w:hint="eastAsia"/>
-          <w:lang w:eastAsia="zh-TW"/>
+          <w:rFonts w:ascii="Times" w:hAnsi="Times"/>
         </w:rPr>
         <w:t xml:space="preserve"/>
       </w:r>
@@ -1705,10 +1352,9 @@
       </w:r>
       <w:r>
         <w:rPr>
-          <w:rFonts w:ascii="Times" w:hAnsi="Times" w:hint="eastAsia"/>
+          <w:rFonts w:ascii="Times" w:hAnsi="Times"/>
           <w:i/>
           <w:iCs/>
-          <w:lang w:eastAsia="zh-TW"/>
         </w:rPr>
         <w:t xml:space="preserve"/>
       </w:r>
@@ -1717,16 +1363,14 @@
           <w:rFonts w:ascii="Times" w:hAnsi="Times"/>
           <w:i/>
           <w:iCs/>
-          <w:lang w:eastAsia="zh-TW"/>
         </w:rPr>
         <w:t xml:space="preserve">Economic </w:t>
       </w:r>
       <w:r>
         <w:rPr>
-          <w:rFonts w:ascii="Times" w:hAnsi="Times" w:hint="eastAsia"/>
+          <w:rFonts w:ascii="Times" w:hAnsi="Times"/>
           <w:i/>
           <w:iCs/>
-          <w:lang w:eastAsia="zh-TW"/>
         </w:rPr>
         <w:t xml:space="preserve">Journal, July 2026</w:t>
       </w:r>
@@ -1798,17 +1442,15 @@
       </w:r>
       <w:r>
         <w:rPr>
-          <w:rFonts w:ascii="Times" w:hAnsi="Times" w:hint="eastAsia"/>
-          <w:lang w:eastAsia="zh-TW"/>
+          <w:rFonts w:ascii="Times" w:hAnsi="Times"/>
         </w:rPr>
         <w:t xml:space="preserve"> </w:t>
       </w:r>
       <w:r>
         <w:rPr>
-          <w:rFonts w:ascii="Times" w:hAnsi="Times" w:hint="eastAsia"/>
+          <w:rFonts w:ascii="Times" w:hAnsi="Times"/>
           <w:i/>
           <w:iCs/>
-          <w:lang w:eastAsia="zh-TW"/>
         </w:rPr>
         <w:t>Journal of Development Economics, June 2026</w:t>
       </w:r>
@@ -2029,17 +1671,15 @@
       </w:r>
       <w:r>
         <w:rPr>
-          <w:rFonts w:ascii="Times" w:hAnsi="Times" w:hint="eastAsia"/>
-          <w:lang w:eastAsia="zh-TW"/>
+          <w:rFonts w:ascii="Times" w:hAnsi="Times"/>
         </w:rPr>
         <w:t xml:space="preserve"> </w:t>
       </w:r>
       <w:r>
         <w:rPr>
-          <w:rFonts w:ascii="Times" w:hAnsi="Times" w:hint="eastAsia"/>
+          <w:rFonts w:ascii="Times" w:hAnsi="Times"/>
           <w:i/>
           <w:iCs/>
-          <w:lang w:eastAsia="zh-TW"/>
         </w:rPr>
         <w:t xml:space="preserve">Revise and Resubmit, </w:t>
       </w:r>
@@ -2048,16 +1688,14 @@
           <w:rFonts w:ascii="Times" w:hAnsi="Times"/>
           <w:i/>
           <w:iCs/>
-          <w:lang w:eastAsia="zh-TW"/>
         </w:rPr>
         <w:t xml:space="preserve">Economic </w:t>
       </w:r>
       <w:r>
         <w:rPr>
-          <w:rFonts w:ascii="Times" w:hAnsi="Times" w:hint="eastAsia"/>
+          <w:rFonts w:ascii="Times" w:hAnsi="Times"/>
           <w:i/>
           <w:iCs/>
-          <w:lang w:eastAsia="zh-TW"/>
         </w:rPr>
         <w:t>Journal</w:t>
       </w:r>
@@ -2324,8 +1962,7 @@
       </w:r>
       <w:r>
         <w:rPr>
-          <w:rFonts w:ascii="Times" w:hAnsi="Times" w:hint="eastAsia"/>
-          <w:lang w:eastAsia="zh-TW"/>
+          <w:rFonts w:ascii="Times" w:hAnsi="Times"/>
         </w:rPr>
         <w:t>5</w:t>
       </w:r>
@@ -2337,8 +1974,7 @@
       </w:r>
       <w:r>
         <w:rPr>
-          <w:rFonts w:ascii="Times" w:hAnsi="Times" w:hint="eastAsia"/>
-          <w:lang w:eastAsia="zh-TW"/>
+          <w:rFonts w:ascii="Times" w:hAnsi="Times"/>
         </w:rPr>
         <w:t>Jimmy Ho and Yulin Hong</w:t>
       </w:r>
@@ -2739,20 +2375,18 @@
       </w:r>
       <w:r>
         <w:rPr>
-          <w:rFonts w:ascii="Times" w:hAnsi="Times" w:hint="eastAsia"/>
+          <w:rFonts w:ascii="Times" w:hAnsi="Times"/>
           <w:b/>
           <w:bCs/>
-          <w:lang w:eastAsia="zh-TW"/>
         </w:rPr>
         <w:t>(</w:t>
       </w:r>
       <w:proofErr w:type="gramEnd"/>
       <w:r>
         <w:rPr>
-          <w:rFonts w:ascii="Times" w:hAnsi="Times" w:hint="eastAsia"/>
+          <w:rFonts w:ascii="Times" w:hAnsi="Times"/>
           <w:b/>
           <w:bCs/>
-          <w:lang w:eastAsia="zh-TW"/>
         </w:rPr>
         <w:t>CHINESE)</w:t>
       </w:r>
@@ -2764,7 +2398,7 @@
           <w:ilvl w:val="0"/>
           <w:numId w:val="1"/>
         </w:numPr>
-        <w:spacing w:line="360" w:lineRule="auto"/>
+        <w:spacing w:after="120" w:line="360" w:lineRule="auto"/>
         <w:rPr>
           <w:rFonts w:ascii="Times" w:hAnsi="Times"/>
           <w:lang w:eastAsia="zh-TW"/>
@@ -2785,7 +2419,7 @@
           <w:ilvl w:val="0"/>
           <w:numId w:val="1"/>
         </w:numPr>
-        <w:spacing w:line="360" w:lineRule="auto"/>
+        <w:spacing w:after="120" w:line="360" w:lineRule="auto"/>
         <w:rPr>
           <w:rFonts w:ascii="Times" w:hAnsi="Times"/>
           <w:lang w:eastAsia="zh-TW"/>
@@ -2806,7 +2440,7 @@
           <w:ilvl w:val="0"/>
           <w:numId w:val="1"/>
         </w:numPr>
-        <w:spacing w:line="360" w:lineRule="auto"/>
+        <w:spacing w:after="120" w:line="360" w:lineRule="auto"/>
         <w:rPr>
           <w:rFonts w:ascii="Times" w:hAnsi="Times"/>
           <w:lang w:eastAsia="zh-TW"/>
@@ -2827,7 +2461,7 @@
           <w:ilvl w:val="0"/>
           <w:numId w:val="1"/>
         </w:numPr>
-        <w:spacing w:line="360" w:lineRule="auto"/>
+        <w:spacing w:after="120" w:line="360" w:lineRule="auto"/>
         <w:rPr>
           <w:rFonts w:ascii="Times" w:hAnsi="Times"/>
           <w:lang w:eastAsia="zh-TW"/>
@@ -2848,7 +2482,7 @@
           <w:ilvl w:val="0"/>
           <w:numId w:val="1"/>
         </w:numPr>
-        <w:spacing w:line="360" w:lineRule="auto"/>
+        <w:spacing w:after="120" w:line="360" w:lineRule="auto"/>
         <w:rPr>
           <w:rFonts w:ascii="Times" w:hAnsi="Times"/>
           <w:lang w:eastAsia="zh-TW"/>
@@ -2869,7 +2503,7 @@
           <w:ilvl w:val="0"/>
           <w:numId w:val="1"/>
         </w:numPr>
-        <w:spacing w:line="360" w:lineRule="auto"/>
+        <w:spacing w:after="120" w:line="360" w:lineRule="auto"/>
         <w:rPr>
           <w:rFonts w:ascii="Times" w:hAnsi="Times"/>
           <w:lang w:eastAsia="zh-TW"/>
@@ -2890,7 +2524,7 @@
           <w:ilvl w:val="0"/>
           <w:numId w:val="1"/>
         </w:numPr>
-        <w:spacing w:line="360" w:lineRule="auto"/>
+        <w:spacing w:after="120" w:line="360" w:lineRule="auto"/>
         <w:rPr>
           <w:rFonts w:ascii="Times" w:hAnsi="Times"/>
           <w:lang w:eastAsia="zh-TW"/>
@@ -2911,7 +2545,7 @@
           <w:ilvl w:val="0"/>
           <w:numId w:val="1"/>
         </w:numPr>
-        <w:spacing w:line="360" w:lineRule="auto"/>
+        <w:spacing w:after="120" w:line="360" w:lineRule="auto"/>
         <w:rPr>
           <w:rFonts w:ascii="Times" w:hAnsi="Times"/>
           <w:lang w:eastAsia="zh-TW"/>
@@ -2932,7 +2566,7 @@
           <w:ilvl w:val="0"/>
           <w:numId w:val="1"/>
         </w:numPr>
-        <w:spacing w:line="360" w:lineRule="auto"/>
+        <w:spacing w:after="120" w:line="360" w:lineRule="auto"/>
         <w:rPr>
           <w:rFonts w:ascii="Times" w:hAnsi="Times"/>
           <w:lang w:eastAsia="zh-TW"/>
@@ -2953,7 +2587,7 @@
           <w:ilvl w:val="0"/>
           <w:numId w:val="1"/>
         </w:numPr>
-        <w:spacing w:line="360" w:lineRule="auto"/>
+        <w:spacing w:after="120" w:line="360" w:lineRule="auto"/>
         <w:rPr>
           <w:rFonts w:ascii="Times" w:hAnsi="Times"/>
           <w:lang w:eastAsia="zh-TW"/>
@@ -2974,7 +2608,7 @@
           <w:ilvl w:val="0"/>
           <w:numId w:val="1"/>
         </w:numPr>
-        <w:spacing w:line="360" w:lineRule="auto"/>
+        <w:spacing w:after="120" w:line="360" w:lineRule="auto"/>
         <w:rPr>
           <w:rFonts w:ascii="Times" w:hAnsi="Times"/>
           <w:lang w:eastAsia="zh-TW"/>
@@ -2995,7 +2629,7 @@
           <w:ilvl w:val="0"/>
           <w:numId w:val="1"/>
         </w:numPr>
-        <w:spacing w:line="360" w:lineRule="auto"/>
+        <w:spacing w:after="120" w:line="360" w:lineRule="auto"/>
         <w:rPr>
           <w:rFonts w:ascii="Times" w:hAnsi="Times"/>
           <w:lang w:eastAsia="zh-TW"/>
@@ -3016,7 +2650,7 @@
           <w:ilvl w:val="0"/>
           <w:numId w:val="1"/>
         </w:numPr>
-        <w:spacing w:line="360" w:lineRule="auto"/>
+        <w:spacing w:after="120" w:line="360" w:lineRule="auto"/>
         <w:rPr>
           <w:rFonts w:ascii="Times" w:hAnsi="Times"/>
           <w:lang w:eastAsia="zh-TW"/>
@@ -3037,7 +2671,7 @@
           <w:ilvl w:val="0"/>
           <w:numId w:val="1"/>
         </w:numPr>
-        <w:spacing w:line="360" w:lineRule="auto"/>
+        <w:spacing w:after="120" w:line="360" w:lineRule="auto"/>
         <w:rPr>
           <w:rFonts w:ascii="Times" w:hAnsi="Times"/>
           <w:lang w:eastAsia="zh-TW"/>
@@ -3058,7 +2692,7 @@
           <w:ilvl w:val="0"/>
           <w:numId w:val="1"/>
         </w:numPr>
-        <w:spacing w:line="360" w:lineRule="auto"/>
+        <w:spacing w:after="120" w:line="360" w:lineRule="auto"/>
         <w:rPr>
           <w:rFonts w:ascii="Times" w:hAnsi="Times"/>
           <w:lang w:eastAsia="zh-TW"/>
@@ -3074,7 +2708,6 @@
       <w:r>
         <w:rPr>
           <w:rFonts w:ascii="Times" w:hAnsi="Times"/>
-          <w:lang w:eastAsia="zh-TW"/>
         </w:rPr>
         <w:t xml:space="preserve"> (</w:t>
       </w:r>
@@ -3090,7 +2723,6 @@
       <w:r>
         <w:rPr>
           <w:rFonts w:ascii="Times" w:hAnsi="Times"/>
-          <w:lang w:eastAsia="zh-TW"/>
         </w:rPr>
         <w:t xml:space="preserve">, 2026-5-6, </w:t>
       </w:r>
@@ -3104,7 +2736,6 @@
       <w:r>
         <w:rPr>
           <w:rFonts w:ascii="Times" w:hAnsi="Times"/>
-          <w:lang w:eastAsia="zh-TW"/>
         </w:rPr>
         <w:t>)</w:t>
       </w:r>
@@ -3116,7 +2747,7 @@
           <w:ilvl w:val="0"/>
           <w:numId w:val="1"/>
         </w:numPr>
-        <w:spacing w:line="360" w:lineRule="auto"/>
+        <w:spacing w:after="120" w:line="360" w:lineRule="auto"/>
         <w:rPr>
           <w:rFonts w:ascii="Times" w:hAnsi="Times" w:hint="eastAsia"/>
           <w:lang w:eastAsia="zh-TW"/>
@@ -3132,7 +2763,6 @@
       <w:r>
         <w:rPr>
           <w:rFonts w:ascii="Times" w:hAnsi="Times"/>
-          <w:lang w:eastAsia="zh-TW"/>
         </w:rPr>
         <w:t>——</w:t>
       </w:r>
@@ -3146,7 +2776,6 @@
       <w:r>
         <w:rPr>
           <w:rFonts w:ascii="Times" w:hAnsi="Times"/>
-          <w:lang w:eastAsia="zh-TW"/>
         </w:rPr>
         <w:t xml:space="preserve"> (</w:t>
       </w:r>
@@ -3160,7 +2789,6 @@
       <w:r>
         <w:rPr>
           <w:rFonts w:ascii="Times" w:hAnsi="Times"/>
-          <w:lang w:eastAsia="zh-TW"/>
         </w:rPr>
         <w:t xml:space="preserve">, 2026-1-29, </w:t>
       </w:r>
@@ -3174,7 +2802,6 @@
       <w:r>
         <w:rPr>
           <w:rFonts w:ascii="Times" w:hAnsi="Times"/>
-          <w:lang w:eastAsia="zh-TW"/>
         </w:rPr>
         <w:t>)</w:t>
       </w:r>
@@ -3186,7 +2813,7 @@
           <w:ilvl w:val="0"/>
           <w:numId w:val="1"/>
         </w:numPr>
-        <w:spacing w:line="360" w:lineRule="auto"/>
+        <w:spacing w:after="120" w:line="360" w:lineRule="auto"/>
         <w:rPr>
           <w:rFonts w:ascii="Times" w:hAnsi="Times" w:hint="eastAsia"/>
           <w:lang w:eastAsia="zh-TW"/>
@@ -3202,7 +2829,6 @@
       <w:r>
         <w:rPr>
           <w:rFonts w:ascii="Times" w:hAnsi="Times"/>
-          <w:lang w:eastAsia="zh-TW"/>
         </w:rPr>
         <w:t>1985-2023</w:t>
       </w:r>
@@ -3216,7 +2842,6 @@
       <w:r>
         <w:rPr>
           <w:rFonts w:ascii="Times" w:hAnsi="Times"/>
-          <w:lang w:eastAsia="zh-TW"/>
         </w:rPr>
         <w:t xml:space="preserve"> (</w:t>
       </w:r>
@@ -3230,7 +2855,6 @@
       <w:r>
         <w:rPr>
           <w:rFonts w:ascii="Times" w:hAnsi="Times"/>
-          <w:lang w:eastAsia="zh-TW"/>
         </w:rPr>
         <w:t xml:space="preserve">, 2026-1-14, </w:t>
       </w:r>
@@ -3244,7 +2868,6 @@
       <w:r>
         <w:rPr>
           <w:rFonts w:ascii="Times" w:hAnsi="Times"/>
-          <w:lang w:eastAsia="zh-TW"/>
         </w:rPr>
         <w:t>)</w:t>
       </w:r>
@@ -3256,7 +2879,7 @@
           <w:ilvl w:val="0"/>
           <w:numId w:val="1"/>
         </w:numPr>
-        <w:spacing w:line="360" w:lineRule="auto"/>
+        <w:spacing w:after="120" w:line="360" w:lineRule="auto"/>
         <w:rPr>
           <w:rFonts w:ascii="Times" w:hAnsi="Times"/>
           <w:lang w:eastAsia="zh-TW"/>
@@ -3271,8 +2894,7 @@
       </w:r>
       <w:r>
         <w:rPr>
-          <w:rFonts w:ascii="Times" w:hAnsi="Times" w:hint="eastAsia"/>
-          <w:lang w:eastAsia="zh-TW"/>
+          <w:rFonts w:ascii="Times" w:hAnsi="Times"/>
         </w:rPr>
         <w:t xml:space="preserve"> </w:t>
       </w:r>
@@ -3285,8 +2907,7 @@
       </w:r>
       <w:r>
         <w:rPr>
-          <w:rFonts w:ascii="Times" w:hAnsi="Times" w:hint="eastAsia"/>
-          <w:lang w:eastAsia="zh-TW"/>
+          <w:rFonts w:ascii="Times" w:hAnsi="Times"/>
         </w:rPr>
         <w:t xml:space="preserve"> (</w:t>
       </w:r>
@@ -3299,8 +2920,7 @@
       </w:r>
       <w:r>
         <w:rPr>
-          <w:rFonts w:ascii="Times" w:hAnsi="Times" w:hint="eastAsia"/>
-          <w:lang w:eastAsia="zh-TW"/>
+          <w:rFonts w:ascii="Times" w:hAnsi="Times"/>
         </w:rPr>
         <w:t xml:space="preserve">, 2025-10-2, </w:t>
       </w:r>
@@ -3313,8 +2933,7 @@
       </w:r>
       <w:r>
         <w:rPr>
-          <w:rFonts w:ascii="Times" w:hAnsi="Times" w:hint="eastAsia"/>
-          <w:lang w:eastAsia="zh-TW"/>
+          <w:rFonts w:ascii="Times" w:hAnsi="Times"/>
         </w:rPr>
         <w:t>)</w:t>
       </w:r>
@@ -3326,7 +2945,7 @@
           <w:ilvl w:val="0"/>
           <w:numId w:val="1"/>
         </w:numPr>
-        <w:spacing w:line="360" w:lineRule="auto"/>
+        <w:spacing w:after="120" w:line="360" w:lineRule="auto"/>
         <w:rPr>
           <w:rFonts w:ascii="Times" w:hAnsi="Times"/>
           <w:lang w:eastAsia="zh-TW"/>
@@ -3341,8 +2960,7 @@
       </w:r>
       <w:r>
         <w:rPr>
-          <w:rFonts w:ascii="Times" w:hAnsi="Times" w:hint="eastAsia"/>
-          <w:lang w:eastAsia="zh-TW"/>
+          <w:rFonts w:ascii="Times" w:hAnsi="Times"/>
         </w:rPr>
         <w:t xml:space="preserve"> </w:t>
       </w:r>
@@ -3355,8 +2973,7 @@
       </w:r>
       <w:r>
         <w:rPr>
-          <w:rFonts w:ascii="Times" w:hAnsi="Times" w:hint="eastAsia"/>
-          <w:lang w:eastAsia="zh-TW"/>
+          <w:rFonts w:ascii="Times" w:hAnsi="Times"/>
         </w:rPr>
         <w:t xml:space="preserve"> (</w:t>
       </w:r>
@@ -3369,8 +2986,7 @@
       </w:r>
       <w:r>
         <w:rPr>
-          <w:rFonts w:ascii="Times" w:hAnsi="Times" w:hint="eastAsia"/>
-          <w:lang w:eastAsia="zh-TW"/>
+          <w:rFonts w:ascii="Times" w:hAnsi="Times"/>
         </w:rPr>
         <w:t xml:space="preserve">, 2025-9-18, </w:t>
       </w:r>
@@ -3383,8 +2999,7 @@
       </w:r>
       <w:r>
         <w:rPr>
-          <w:rFonts w:ascii="Times" w:hAnsi="Times" w:hint="eastAsia"/>
-          <w:lang w:eastAsia="zh-TW"/>
+          <w:rFonts w:ascii="Times" w:hAnsi="Times"/>
         </w:rPr>
         <w:t xml:space="preserve">) </w:t>
       </w:r>
@@ -3396,7 +3011,7 @@
           <w:ilvl w:val="0"/>
           <w:numId w:val="1"/>
         </w:numPr>
-        <w:spacing w:line="360" w:lineRule="auto"/>
+        <w:spacing w:after="120" w:line="360" w:lineRule="auto"/>
         <w:rPr>
           <w:rFonts w:ascii="Times" w:hAnsi="Times"/>
           <w:lang w:eastAsia="zh-TW"/>
@@ -3411,8 +3026,7 @@
       </w:r>
       <w:r>
         <w:rPr>
-          <w:rFonts w:ascii="Times" w:hAnsi="Times" w:hint="eastAsia"/>
-          <w:lang w:eastAsia="zh-TW"/>
+          <w:rFonts w:ascii="Times" w:hAnsi="Times"/>
         </w:rPr>
         <w:t xml:space="preserve"> (</w:t>
       </w:r>
@@ -3425,8 +3039,7 @@
       </w:r>
       <w:r>
         <w:rPr>
-          <w:rFonts w:ascii="Times" w:hAnsi="Times" w:hint="eastAsia"/>
-          <w:lang w:eastAsia="zh-TW"/>
+          <w:rFonts w:ascii="Times" w:hAnsi="Times"/>
         </w:rPr>
         <w:t xml:space="preserve">, 2025-9-11, </w:t>
       </w:r>
@@ -3439,8 +3052,7 @@
       </w:r>
       <w:r>
         <w:rPr>
-          <w:rFonts w:ascii="Times" w:hAnsi="Times" w:hint="eastAsia"/>
-          <w:lang w:eastAsia="zh-TW"/>
+          <w:rFonts w:ascii="Times" w:hAnsi="Times"/>
         </w:rPr>
         <w:t>)</w:t>
       </w:r>
@@ -3452,7 +3064,7 @@
           <w:ilvl w:val="0"/>
           <w:numId w:val="1"/>
         </w:numPr>
-        <w:spacing w:line="360" w:lineRule="auto"/>
+        <w:spacing w:after="120" w:line="360" w:lineRule="auto"/>
         <w:rPr>
           <w:rFonts w:ascii="Times" w:hAnsi="Times"/>
           <w:lang w:eastAsia="zh-TW"/>
@@ -3468,7 +3080,6 @@
       <w:r>
         <w:rPr>
           <w:rFonts w:ascii="Times" w:hAnsi="Times"/>
-          <w:lang w:eastAsia="zh-TW"/>
         </w:rPr>
         <w:t xml:space="preserve"> </w:t>
       </w:r>
@@ -3482,14 +3093,12 @@
       <w:r>
         <w:rPr>
           <w:rFonts w:ascii="Times" w:hAnsi="Times"/>
-          <w:lang w:eastAsia="zh-TW"/>
         </w:rPr>
         <w:t xml:space="preserve"> </w:t>
       </w:r>
       <w:r>
         <w:rPr>
           <w:rFonts w:ascii="Times" w:hAnsi="Times"/>
-          <w:lang w:eastAsia="zh-TW"/>
         </w:rPr>
         <w:t>(</w:t>
       </w:r>
@@ -3503,7 +3112,6 @@
       <w:r>
         <w:rPr>
           <w:rFonts w:ascii="Times" w:hAnsi="Times"/>
-          <w:lang w:eastAsia="zh-TW"/>
         </w:rPr>
         <w:t xml:space="preserve">, 2025-8-21, </w:t>
       </w:r>
@@ -3517,7 +3125,6 @@
       <w:r>
         <w:rPr>
           <w:rFonts w:ascii="Times" w:hAnsi="Times"/>
-          <w:lang w:eastAsia="zh-TW"/>
         </w:rPr>
         <w:t>)</w:t>
       </w:r>
@@ -3529,7 +3136,7 @@
           <w:ilvl w:val="0"/>
           <w:numId w:val="1"/>
         </w:numPr>
-        <w:spacing w:line="360" w:lineRule="auto"/>
+        <w:spacing w:after="120" w:line="360" w:lineRule="auto"/>
         <w:rPr>
           <w:rFonts w:ascii="Times" w:hAnsi="Times"/>
           <w:lang w:eastAsia="zh-TW"/>
@@ -3544,8 +3151,7 @@
       </w:r>
       <w:r>
         <w:rPr>
-          <w:rFonts w:ascii="Times" w:hAnsi="Times" w:hint="eastAsia"/>
-          <w:lang w:eastAsia="zh-TW"/>
+          <w:rFonts w:ascii="Times" w:hAnsi="Times"/>
         </w:rPr>
         <w:t xml:space="preserve"> (</w:t>
       </w:r>
@@ -3558,8 +3164,7 @@
       </w:r>
       <w:r>
         <w:rPr>
-          <w:rFonts w:ascii="Times" w:hAnsi="Times" w:hint="eastAsia"/>
-          <w:lang w:eastAsia="zh-TW"/>
+          <w:rFonts w:ascii="Times" w:hAnsi="Times"/>
         </w:rPr>
         <w:t xml:space="preserve">, 2025-7-31, </w:t>
       </w:r>
@@ -3572,8 +3177,7 @@
       </w:r>
       <w:r>
         <w:rPr>
-          <w:rFonts w:ascii="Times" w:hAnsi="Times" w:hint="eastAsia"/>
-          <w:lang w:eastAsia="zh-TW"/>
+          <w:rFonts w:ascii="Times" w:hAnsi="Times"/>
         </w:rPr>
         <w:t>)</w:t>
       </w:r>
@@ -3585,7 +3189,7 @@
           <w:ilvl w:val="0"/>
           <w:numId w:val="1"/>
         </w:numPr>
-        <w:spacing w:line="360" w:lineRule="auto"/>
+        <w:spacing w:after="120" w:line="360" w:lineRule="auto"/>
         <w:rPr>
           <w:rFonts w:ascii="Times" w:hAnsi="Times"/>
           <w:lang w:eastAsia="zh-TW"/>
@@ -3600,8 +3204,7 @@
       </w:r>
       <w:r>
         <w:rPr>
-          <w:rFonts w:ascii="Times" w:hAnsi="Times" w:hint="eastAsia"/>
-          <w:lang w:eastAsia="zh-TW"/>
+          <w:rFonts w:ascii="Times" w:hAnsi="Times"/>
         </w:rPr>
         <w:t xml:space="preserve"> </w:t>
       </w:r>
@@ -3614,8 +3217,7 @@
       </w:r>
       <w:r>
         <w:rPr>
-          <w:rFonts w:ascii="Times" w:hAnsi="Times" w:hint="eastAsia"/>
-          <w:lang w:eastAsia="zh-TW"/>
+          <w:rFonts w:ascii="Times" w:hAnsi="Times"/>
         </w:rPr>
         <w:t xml:space="preserve"> (</w:t>
       </w:r>
@@ -3628,8 +3230,7 @@
       </w:r>
       <w:r>
         <w:rPr>
-          <w:rFonts w:ascii="Times" w:hAnsi="Times" w:hint="eastAsia"/>
-          <w:lang w:eastAsia="zh-TW"/>
+          <w:rFonts w:ascii="Times" w:hAnsi="Times"/>
         </w:rPr>
         <w:t xml:space="preserve">, 2025-7-3, </w:t>
       </w:r>
@@ -3642,8 +3243,7 @@
       </w:r>
       <w:r>
         <w:rPr>
-          <w:rFonts w:ascii="Times" w:hAnsi="Times" w:hint="eastAsia"/>
-          <w:lang w:eastAsia="zh-TW"/>
+          <w:rFonts w:ascii="Times" w:hAnsi="Times"/>
         </w:rPr>
         <w:t xml:space="preserve">) </w:t>
       </w:r>
@@ -3655,7 +3255,7 @@
           <w:ilvl w:val="0"/>
           <w:numId w:val="1"/>
         </w:numPr>
-        <w:spacing w:line="360" w:lineRule="auto"/>
+        <w:spacing w:after="120" w:line="360" w:lineRule="auto"/>
         <w:rPr>
           <w:rFonts w:ascii="Times" w:hAnsi="Times"/>
           <w:lang w:eastAsia="zh-TW"/>
@@ -3670,8 +3270,7 @@
       </w:r>
       <w:r>
         <w:rPr>
-          <w:rFonts w:ascii="Times" w:hAnsi="Times" w:hint="eastAsia"/>
-          <w:lang w:eastAsia="zh-TW"/>
+          <w:rFonts w:ascii="Times" w:hAnsi="Times"/>
         </w:rPr>
         <w:t xml:space="preserve"> </w:t>
       </w:r>
@@ -3684,8 +3283,7 @@
       </w:r>
       <w:r>
         <w:rPr>
-          <w:rFonts w:ascii="Times" w:hAnsi="Times" w:hint="eastAsia"/>
-          <w:lang w:eastAsia="zh-TW"/>
+          <w:rFonts w:ascii="Times" w:hAnsi="Times"/>
         </w:rPr>
         <w:t xml:space="preserve"> (</w:t>
       </w:r>
@@ -3698,8 +3296,7 @@
       </w:r>
       <w:r>
         <w:rPr>
-          <w:rFonts w:ascii="Times" w:hAnsi="Times" w:hint="eastAsia"/>
-          <w:lang w:eastAsia="zh-TW"/>
+          <w:rFonts w:ascii="Times" w:hAnsi="Times"/>
         </w:rPr>
         <w:t xml:space="preserve">, 2025-6-27, </w:t>
       </w:r>
@@ -3712,8 +3309,7 @@
       </w:r>
       <w:r>
         <w:rPr>
-          <w:rFonts w:ascii="Times" w:hAnsi="Times" w:hint="eastAsia"/>
-          <w:lang w:eastAsia="zh-TW"/>
+          <w:rFonts w:ascii="Times" w:hAnsi="Times"/>
         </w:rPr>
         <w:t>)</w:t>
       </w:r>
@@ -3725,7 +3321,7 @@
           <w:ilvl w:val="0"/>
           <w:numId w:val="1"/>
         </w:numPr>
-        <w:spacing w:line="360" w:lineRule="auto"/>
+        <w:spacing w:after="120" w:line="360" w:lineRule="auto"/>
         <w:rPr>
           <w:rFonts w:ascii="Times" w:hAnsi="Times"/>
           <w:lang w:eastAsia="zh-TW"/>
@@ -3740,8 +3336,7 @@
       </w:r>
       <w:r>
         <w:rPr>
-          <w:rFonts w:ascii="Times" w:hAnsi="Times" w:hint="eastAsia"/>
-          <w:lang w:eastAsia="zh-TW"/>
+          <w:rFonts w:ascii="Times" w:hAnsi="Times"/>
         </w:rPr>
         <w:t xml:space="preserve"> </w:t>
       </w:r>
@@ -3754,8 +3349,7 @@
       </w:r>
       <w:r>
         <w:rPr>
-          <w:rFonts w:ascii="Times" w:hAnsi="Times" w:hint="eastAsia"/>
-          <w:lang w:eastAsia="zh-TW"/>
+          <w:rFonts w:ascii="Times" w:hAnsi="Times"/>
         </w:rPr>
         <w:t xml:space="preserve"> (</w:t>
       </w:r>
@@ -3768,8 +3362,7 @@
       </w:r>
       <w:r>
         <w:rPr>
-          <w:rFonts w:ascii="Times" w:hAnsi="Times" w:hint="eastAsia"/>
-          <w:lang w:eastAsia="zh-TW"/>
+          <w:rFonts w:ascii="Times" w:hAnsi="Times"/>
         </w:rPr>
         <w:t xml:space="preserve">, 2025-6-5, </w:t>
       </w:r>
@@ -3782,8 +3375,7 @@
       </w:r>
       <w:r>
         <w:rPr>
-          <w:rFonts w:ascii="Times" w:hAnsi="Times" w:hint="eastAsia"/>
-          <w:lang w:eastAsia="zh-TW"/>
+          <w:rFonts w:ascii="Times" w:hAnsi="Times"/>
         </w:rPr>
         <w:t xml:space="preserve">) </w:t>
       </w:r>
@@ -3795,7 +3387,7 @@
           <w:ilvl w:val="0"/>
           <w:numId w:val="1"/>
         </w:numPr>
-        <w:spacing w:line="360" w:lineRule="auto"/>
+        <w:spacing w:after="120" w:line="360" w:lineRule="auto"/>
         <w:rPr>
           <w:rFonts w:ascii="Times" w:hAnsi="Times"/>
           <w:lang w:eastAsia="zh-TW"/>
@@ -3810,8 +3402,7 @@
       </w:r>
       <w:r>
         <w:rPr>
-          <w:rFonts w:ascii="Times" w:hAnsi="Times" w:hint="eastAsia"/>
-          <w:lang w:eastAsia="zh-TW"/>
+          <w:rFonts w:ascii="Times" w:hAnsi="Times"/>
         </w:rPr>
         <w:t xml:space="preserve"> </w:t>
       </w:r>
@@ -3824,8 +3415,7 @@
       </w:r>
       <w:r>
         <w:rPr>
-          <w:rFonts w:ascii="Times" w:hAnsi="Times" w:hint="eastAsia"/>
-          <w:lang w:eastAsia="zh-TW"/>
+          <w:rFonts w:ascii="Times" w:hAnsi="Times"/>
         </w:rPr>
         <w:t xml:space="preserve"> (</w:t>
       </w:r>
@@ -3838,8 +3428,7 @@
       </w:r>
       <w:r>
         <w:rPr>
-          <w:rFonts w:ascii="Times" w:hAnsi="Times" w:hint="eastAsia"/>
-          <w:lang w:eastAsia="zh-TW"/>
+          <w:rFonts w:ascii="Times" w:hAnsi="Times"/>
         </w:rPr>
         <w:t xml:space="preserve">, 2025-4-24, </w:t>
       </w:r>
@@ -3852,8 +3441,7 @@
       </w:r>
       <w:r>
         <w:rPr>
-          <w:rFonts w:ascii="Times" w:hAnsi="Times" w:hint="eastAsia"/>
-          <w:lang w:eastAsia="zh-TW"/>
+          <w:rFonts w:ascii="Times" w:hAnsi="Times"/>
         </w:rPr>
         <w:t>)</w:t>
       </w:r>
@@ -3865,7 +3453,7 @@
           <w:ilvl w:val="0"/>
           <w:numId w:val="1"/>
         </w:numPr>
-        <w:spacing w:line="360" w:lineRule="auto"/>
+        <w:spacing w:after="120" w:line="360" w:lineRule="auto"/>
         <w:rPr>
           <w:rFonts w:ascii="Times" w:hAnsi="Times"/>
           <w:lang w:eastAsia="zh-TW"/>
@@ -3881,7 +3469,6 @@
       <w:r>
         <w:rPr>
           <w:rFonts w:ascii="Times" w:hAnsi="Times"/>
-          <w:lang w:eastAsia="zh-TW"/>
         </w:rPr>
         <w:t xml:space="preserve"> </w:t>
       </w:r>
@@ -3895,7 +3482,6 @@
       <w:r>
         <w:rPr>
           <w:rFonts w:ascii="Times" w:hAnsi="Times"/>
-          <w:lang w:eastAsia="zh-TW"/>
         </w:rPr>
         <w:t xml:space="preserve"> (</w:t>
       </w:r>
@@ -3909,7 +3495,6 @@
       <w:r>
         <w:rPr>
           <w:rFonts w:ascii="Times" w:hAnsi="Times"/>
-          <w:lang w:eastAsia="zh-TW"/>
         </w:rPr>
         <w:t xml:space="preserve">, 2025-3-21, </w:t>
       </w:r>
@@ -3923,7 +3508,6 @@
       <w:r>
         <w:rPr>
           <w:rFonts w:ascii="Times" w:hAnsi="Times"/>
-          <w:lang w:eastAsia="zh-TW"/>
         </w:rPr>
         <w:t>)</w:t>
       </w:r>
@@ -3935,7 +3519,7 @@
           <w:ilvl w:val="0"/>
           <w:numId w:val="1"/>
         </w:numPr>
-        <w:spacing w:line="360" w:lineRule="auto"/>
+        <w:spacing w:after="120" w:line="360" w:lineRule="auto"/>
         <w:rPr>
           <w:rFonts w:ascii="Times" w:hAnsi="Times"/>
           <w:lang w:eastAsia="zh-TW"/>
@@ -3951,7 +3535,6 @@
       <w:r>
         <w:rPr>
           <w:rFonts w:ascii="Times" w:hAnsi="Times"/>
-          <w:lang w:eastAsia="zh-TW"/>
         </w:rPr>
         <w:t xml:space="preserve"> </w:t>
       </w:r>
@@ -3965,7 +3548,6 @@
       <w:r>
         <w:rPr>
           <w:rFonts w:ascii="Times" w:hAnsi="Times"/>
-          <w:lang w:eastAsia="zh-TW"/>
         </w:rPr>
         <w:t>(</w:t>
       </w:r>
@@ -3979,7 +3561,6 @@
       <w:r>
         <w:rPr>
           <w:rFonts w:ascii="Times" w:hAnsi="Times"/>
-          <w:lang w:eastAsia="zh-TW"/>
         </w:rPr>
         <w:t xml:space="preserve">, 2025-2-20, </w:t>
       </w:r>
@@ -3993,7 +3574,6 @@
       <w:r>
         <w:rPr>
           <w:rFonts w:ascii="Times" w:hAnsi="Times"/>
-          <w:lang w:eastAsia="zh-TW"/>
         </w:rPr>
         <w:t>)</w:t>
       </w:r>
@@ -4005,7 +3585,7 @@
           <w:ilvl w:val="0"/>
           <w:numId w:val="1"/>
         </w:numPr>
-        <w:spacing w:line="360" w:lineRule="auto"/>
+        <w:spacing w:after="120" w:line="360" w:lineRule="auto"/>
         <w:rPr>
           <w:rFonts w:ascii="Times" w:hAnsi="Times"/>
           <w:lang w:eastAsia="zh-TW"/>
@@ -4020,8 +3600,7 @@
       </w:r>
       <w:r>
         <w:rPr>
-          <w:rFonts w:ascii="Times" w:hAnsi="Times" w:hint="eastAsia"/>
-          <w:lang w:eastAsia="zh-TW"/>
+          <w:rFonts w:ascii="Times" w:hAnsi="Times"/>
         </w:rPr>
         <w:t xml:space="preserve"> (</w:t>
       </w:r>
@@ -4034,8 +3613,7 @@
       </w:r>
       <w:r>
         <w:rPr>
-          <w:rFonts w:ascii="Times" w:hAnsi="Times" w:hint="eastAsia"/>
-          <w:lang w:eastAsia="zh-TW"/>
+          <w:rFonts w:ascii="Times" w:hAnsi="Times"/>
         </w:rPr>
         <w:t xml:space="preserve">, 2025-1-9, </w:t>
       </w:r>
@@ -4048,8 +3626,7 @@
       </w:r>
       <w:r>
         <w:rPr>
-          <w:rFonts w:ascii="Times" w:hAnsi="Times" w:hint="eastAsia"/>
-          <w:lang w:eastAsia="zh-TW"/>
+          <w:rFonts w:ascii="Times" w:hAnsi="Times"/>
         </w:rPr>
         <w:t>)</w:t>
       </w:r>
@@ -4061,7 +3638,7 @@
           <w:ilvl w:val="0"/>
           <w:numId w:val="1"/>
         </w:numPr>
-        <w:spacing w:line="360" w:lineRule="auto"/>
+        <w:spacing w:after="120" w:line="360" w:lineRule="auto"/>
         <w:rPr>
           <w:rFonts w:ascii="Times" w:hAnsi="Times"/>
           <w:lang w:eastAsia="zh-TW"/>
@@ -4077,8 +3654,7 @@
       </w:r>
       <w:r>
         <w:rPr>
-          <w:rFonts w:ascii="Times" w:hAnsi="Times" w:hint="eastAsia"/>
-          <w:lang w:eastAsia="zh-TW"/>
+          <w:rFonts w:ascii="Times" w:hAnsi="Times"/>
         </w:rPr>
         <w:t xml:space="preserve"> </w:t>
       </w:r>
@@ -4091,8 +3667,7 @@
       </w:r>
       <w:r>
         <w:rPr>
-          <w:rFonts w:ascii="Times" w:hAnsi="Times" w:hint="eastAsia"/>
-          <w:lang w:eastAsia="zh-TW"/>
+          <w:rFonts w:ascii="Times" w:hAnsi="Times"/>
         </w:rPr>
         <w:t xml:space="preserve"> (</w:t>
       </w:r>
@@ -4105,29 +3680,25 @@
       </w:r>
       <w:r>
         <w:rPr>
-          <w:rFonts w:ascii="Times" w:hAnsi="Times" w:hint="eastAsia"/>
-          <w:lang w:eastAsia="zh-TW"/>
+          <w:rFonts w:ascii="Times" w:hAnsi="Times"/>
         </w:rPr>
         <w:t>, 2024-</w:t>
       </w:r>
       <w:r>
         <w:rPr>
-          <w:rFonts w:ascii="Times" w:hAnsi="Times" w:hint="eastAsia"/>
-          <w:lang w:eastAsia="zh-TW"/>
+          <w:rFonts w:ascii="Times" w:hAnsi="Times"/>
         </w:rPr>
         <w:t>11</w:t>
       </w:r>
       <w:r>
         <w:rPr>
-          <w:rFonts w:ascii="Times" w:hAnsi="Times" w:hint="eastAsia"/>
-          <w:lang w:eastAsia="zh-TW"/>
+          <w:rFonts w:ascii="Times" w:hAnsi="Times"/>
         </w:rPr>
         <w:t>-</w:t>
       </w:r>
       <w:r>
         <w:rPr>
-          <w:rFonts w:ascii="Times" w:hAnsi="Times" w:hint="eastAsia"/>
-          <w:lang w:eastAsia="zh-TW"/>
+          <w:rFonts w:ascii="Times" w:hAnsi="Times"/>
         </w:rPr>
         <w:t>7,</w:t>
       </w:r>
@@ -4147,8 +3718,7 @@
       </w:r>
       <w:r>
         <w:rPr>
-          <w:rFonts w:ascii="Times" w:hAnsi="Times" w:hint="eastAsia"/>
-          <w:lang w:eastAsia="zh-TW"/>
+          <w:rFonts w:ascii="Times" w:hAnsi="Times"/>
         </w:rPr>
         <w:t>)</w:t>
       </w:r>
@@ -4160,7 +3730,7 @@
           <w:ilvl w:val="0"/>
           <w:numId w:val="1"/>
         </w:numPr>
-        <w:spacing w:line="360" w:lineRule="auto"/>
+        <w:spacing w:after="120" w:line="360" w:lineRule="auto"/>
         <w:rPr>
           <w:rFonts w:ascii="Times" w:hAnsi="Times"/>
           <w:lang w:eastAsia="zh-TW"/>
@@ -4175,8 +3745,7 @@
       </w:r>
       <w:r>
         <w:rPr>
-          <w:rFonts w:ascii="Times" w:hAnsi="Times" w:hint="eastAsia"/>
-          <w:lang w:eastAsia="zh-TW"/>
+          <w:rFonts w:ascii="Times" w:hAnsi="Times"/>
         </w:rPr>
         <w:t xml:space="preserve"> </w:t>
       </w:r>
@@ -4189,8 +3758,7 @@
       </w:r>
       <w:r>
         <w:rPr>
-          <w:rFonts w:ascii="Times" w:hAnsi="Times" w:hint="eastAsia"/>
-          <w:lang w:eastAsia="zh-TW"/>
+          <w:rFonts w:ascii="Times" w:hAnsi="Times"/>
         </w:rPr>
         <w:t xml:space="preserve"> (</w:t>
       </w:r>
@@ -4203,8 +3771,7 @@
       </w:r>
       <w:r>
         <w:rPr>
-          <w:rFonts w:ascii="Times" w:hAnsi="Times" w:hint="eastAsia"/>
-          <w:lang w:eastAsia="zh-TW"/>
+          <w:rFonts w:ascii="Times" w:hAnsi="Times"/>
         </w:rPr>
         <w:t>, 2024-8-14)</w:t>
       </w:r>
@@ -4216,7 +3783,7 @@
           <w:ilvl w:val="0"/>
           <w:numId w:val="1"/>
         </w:numPr>
-        <w:spacing w:line="360" w:lineRule="auto"/>
+        <w:spacing w:after="120" w:line="360" w:lineRule="auto"/>
         <w:rPr>
           <w:rFonts w:ascii="Times" w:hAnsi="Times"/>
         </w:rPr>
@@ -4230,8 +3797,7 @@
       </w:r>
       <w:r>
         <w:rPr>
-          <w:rFonts w:ascii="Times" w:hAnsi="Times" w:hint="eastAsia"/>
-          <w:lang w:eastAsia="zh-TW"/>
+          <w:rFonts w:ascii="Times" w:hAnsi="Times"/>
         </w:rPr>
         <w:t xml:space="preserve"> </w:t>
       </w:r>
@@ -4244,14 +3810,13 @@
       </w:r>
       <w:r>
         <w:rPr>
-          <w:rFonts w:ascii="Times" w:hAnsi="Times" w:hint="eastAsia"/>
-          <w:lang w:eastAsia="zh-TW"/>
+          <w:rFonts w:ascii="Times" w:hAnsi="Times"/>
         </w:rPr>
         <w:t xml:space="preserve"> </w:t>
       </w:r>
       <w:r>
         <w:rPr>
-          <w:rFonts w:ascii="Times" w:hAnsi="Times" w:hint="eastAsia"/>
+          <w:rFonts w:ascii="Times" w:hAnsi="Times"/>
         </w:rPr>
         <w:t>(</w:t>
       </w:r>
@@ -4265,7 +3830,7 @@
       <w:proofErr w:type="spellEnd"/>
       <w:r>
         <w:rPr>
-          <w:rFonts w:ascii="Times" w:hAnsi="Times" w:hint="eastAsia"/>
+          <w:rFonts w:ascii="Times" w:hAnsi="Times"/>
         </w:rPr>
         <w:t xml:space="preserve">, 2024-5-16, </w:t>
       </w:r>
@@ -4279,7 +3844,7 @@
       <w:proofErr w:type="spellEnd"/>
       <w:r>
         <w:rPr>
-          <w:rFonts w:ascii="Times" w:hAnsi="Times" w:hint="eastAsia"/>
+          <w:rFonts w:ascii="Times" w:hAnsi="Times"/>
         </w:rPr>
         <w:t>)</w:t>
       </w:r>
@@ -4291,7 +3856,7 @@
           <w:ilvl w:val="0"/>
           <w:numId w:val="1"/>
         </w:numPr>
-        <w:spacing w:line="360" w:lineRule="auto"/>
+        <w:spacing w:after="120" w:line="360" w:lineRule="auto"/>
         <w:rPr>
           <w:rFonts w:ascii="Times" w:hAnsi="Times"/>
           <w:lang w:eastAsia="zh-TW"/>
@@ -4306,8 +3871,7 @@
       </w:r>
       <w:r>
         <w:rPr>
-          <w:rFonts w:ascii="Times" w:hAnsi="Times" w:hint="eastAsia"/>
-          <w:lang w:eastAsia="zh-TW"/>
+          <w:rFonts w:ascii="Times" w:hAnsi="Times"/>
         </w:rPr>
         <w:t xml:space="preserve"> (</w:t>
       </w:r>
@@ -4320,8 +3884,7 @@
       </w:r>
       <w:r>
         <w:rPr>
-          <w:rFonts w:ascii="Times" w:hAnsi="Times" w:hint="eastAsia"/>
-          <w:lang w:eastAsia="zh-TW"/>
+          <w:rFonts w:ascii="Times" w:hAnsi="Times"/>
         </w:rPr>
         <w:t>, 2024-2-14)</w:t>
       </w:r>
@@ -4333,7 +3896,7 @@
           <w:ilvl w:val="0"/>
           <w:numId w:val="1"/>
         </w:numPr>
-        <w:spacing w:line="360" w:lineRule="auto"/>
+        <w:spacing w:after="120" w:line="360" w:lineRule="auto"/>
         <w:rPr>
           <w:rFonts w:ascii="Times" w:hAnsi="Times"/>
           <w:lang w:eastAsia="zh-TW"/>
@@ -4348,8 +3911,7 @@
       </w:r>
       <w:r>
         <w:rPr>
-          <w:rFonts w:ascii="Times" w:hAnsi="Times" w:hint="eastAsia"/>
-          <w:lang w:eastAsia="zh-TW"/>
+          <w:rFonts w:ascii="Times" w:hAnsi="Times"/>
         </w:rPr>
         <w:t xml:space="preserve"> (</w:t>
       </w:r>
@@ -4362,8 +3924,7 @@
       </w:r>
       <w:r>
         <w:rPr>
-          <w:rFonts w:ascii="Times" w:hAnsi="Times" w:hint="eastAsia"/>
-          <w:lang w:eastAsia="zh-TW"/>
+          <w:rFonts w:ascii="Times" w:hAnsi="Times"/>
         </w:rPr>
         <w:t xml:space="preserve">, 2024-1-10, </w:t>
       </w:r>
@@ -4376,8 +3937,7 @@
       </w:r>
       <w:r>
         <w:rPr>
-          <w:rFonts w:ascii="Times" w:hAnsi="Times" w:hint="eastAsia"/>
-          <w:lang w:eastAsia="zh-TW"/>
+          <w:rFonts w:ascii="Times" w:hAnsi="Times"/>
         </w:rPr>
         <w:t>)</w:t>
       </w:r>
@@ -4389,7 +3949,7 @@
           <w:ilvl w:val="0"/>
           <w:numId w:val="1"/>
         </w:numPr>
-        <w:spacing w:line="360" w:lineRule="auto"/>
+        <w:spacing w:after="120" w:line="360" w:lineRule="auto"/>
         <w:rPr>
           <w:rFonts w:ascii="Times" w:hAnsi="Times"/>
           <w:lang w:eastAsia="zh-TW"/>
@@ -4404,8 +3964,7 @@
       </w:r>
       <w:r>
         <w:rPr>
-          <w:rFonts w:ascii="Times" w:hAnsi="Times" w:hint="eastAsia"/>
-          <w:lang w:eastAsia="zh-TW"/>
+          <w:rFonts w:ascii="Times" w:hAnsi="Times"/>
         </w:rPr>
         <w:t xml:space="preserve"> (</w:t>
       </w:r>
@@ -4418,8 +3977,7 @@
       </w:r>
       <w:r>
         <w:rPr>
-          <w:rFonts w:ascii="Times" w:hAnsi="Times" w:hint="eastAsia"/>
-          <w:lang w:eastAsia="zh-TW"/>
+          <w:rFonts w:ascii="Times" w:hAnsi="Times"/>
         </w:rPr>
         <w:t xml:space="preserve">, 2024-1-10, </w:t>
       </w:r>
@@ -4432,8 +3990,7 @@
       </w:r>
       <w:r>
         <w:rPr>
-          <w:rFonts w:ascii="Times" w:hAnsi="Times" w:hint="eastAsia"/>
-          <w:lang w:eastAsia="zh-TW"/>
+          <w:rFonts w:ascii="Times" w:hAnsi="Times"/>
         </w:rPr>
         <w:t>)</w:t>
       </w:r>
@@ -4445,7 +4002,7 @@
           <w:ilvl w:val="0"/>
           <w:numId w:val="1"/>
         </w:numPr>
-        <w:spacing w:line="360" w:lineRule="auto"/>
+        <w:spacing w:after="120" w:line="360" w:lineRule="auto"/>
         <w:rPr>
           <w:rFonts w:ascii="Times" w:hAnsi="Times"/>
           <w:lang w:eastAsia="zh-TW"/>
@@ -4460,8 +4017,7 @@
       </w:r>
       <w:r>
         <w:rPr>
-          <w:rFonts w:ascii="Times" w:hAnsi="Times" w:hint="eastAsia"/>
-          <w:lang w:eastAsia="zh-TW"/>
+          <w:rFonts w:ascii="Times" w:hAnsi="Times"/>
         </w:rPr>
         <w:t xml:space="preserve"> (</w:t>
       </w:r>
@@ -4474,8 +4030,7 @@
       </w:r>
       <w:r>
         <w:rPr>
-          <w:rFonts w:ascii="Times" w:hAnsi="Times" w:hint="eastAsia"/>
-          <w:lang w:eastAsia="zh-TW"/>
+          <w:rFonts w:ascii="Times" w:hAnsi="Times"/>
         </w:rPr>
         <w:t>, 2022-9-23)</w:t>
       </w:r>
@@ -4487,7 +4042,7 @@
           <w:ilvl w:val="0"/>
           <w:numId w:val="1"/>
         </w:numPr>
-        <w:spacing w:line="360" w:lineRule="auto"/>
+        <w:spacing w:after="120" w:line="360" w:lineRule="auto"/>
         <w:rPr>
           <w:rFonts w:ascii="Times" w:hAnsi="Times"/>
           <w:lang w:eastAsia="zh-TW"/>
@@ -4502,8 +4057,7 @@
       </w:r>
       <w:r>
         <w:rPr>
-          <w:rFonts w:ascii="Times" w:hAnsi="Times" w:hint="eastAsia"/>
-          <w:lang w:eastAsia="zh-TW"/>
+          <w:rFonts w:ascii="Times" w:hAnsi="Times"/>
         </w:rPr>
         <w:t>500</w:t>
       </w:r>
@@ -4516,8 +4070,7 @@
       </w:r>
       <w:r>
         <w:rPr>
-          <w:rFonts w:ascii="Times" w:hAnsi="Times" w:hint="eastAsia"/>
-          <w:lang w:eastAsia="zh-TW"/>
+          <w:rFonts w:ascii="Times" w:hAnsi="Times"/>
         </w:rPr>
         <w:t xml:space="preserve"> </w:t>
       </w:r>
@@ -4530,8 +4083,7 @@
       </w:r>
       <w:r>
         <w:rPr>
-          <w:rFonts w:ascii="Times" w:hAnsi="Times" w:hint="eastAsia"/>
-          <w:lang w:eastAsia="zh-TW"/>
+          <w:rFonts w:ascii="Times" w:hAnsi="Times"/>
         </w:rPr>
         <w:t xml:space="preserve"> (</w:t>
       </w:r>
@@ -4544,8 +4096,7 @@
       </w:r>
       <w:r>
         <w:rPr>
-          <w:rFonts w:ascii="Times" w:hAnsi="Times" w:hint="eastAsia"/>
-          <w:lang w:eastAsia="zh-TW"/>
+          <w:rFonts w:ascii="Times" w:hAnsi="Times"/>
         </w:rPr>
         <w:t>, 2018-3-18)</w:t>
       </w:r>
@@ -4557,7 +4108,7 @@
           <w:ilvl w:val="0"/>
           <w:numId w:val="1"/>
         </w:numPr>
-        <w:spacing w:line="360" w:lineRule="auto"/>
+        <w:spacing w:after="120" w:line="360" w:lineRule="auto"/>
         <w:rPr>
           <w:rFonts w:ascii="Times" w:hAnsi="Times"/>
           <w:u w:val="single"/>
@@ -4573,8 +4124,7 @@
       </w:r>
       <w:r>
         <w:rPr>
-          <w:rFonts w:ascii="Times" w:hAnsi="Times" w:hint="eastAsia"/>
-          <w:lang w:eastAsia="zh-TW"/>
+          <w:rFonts w:ascii="Times" w:hAnsi="Times"/>
         </w:rPr>
         <w:t xml:space="preserve"> </w:t>
       </w:r>
@@ -4587,8 +4137,7 @@
       </w:r>
       <w:r>
         <w:rPr>
-          <w:rFonts w:ascii="Times" w:hAnsi="Times" w:hint="eastAsia"/>
-          <w:lang w:eastAsia="zh-TW"/>
+          <w:rFonts w:ascii="Times" w:hAnsi="Times"/>
         </w:rPr>
         <w:t>3</w:t>
       </w:r>
@@ -4601,8 +4150,7 @@
       </w:r>
       <w:r>
         <w:rPr>
-          <w:rFonts w:ascii="Times" w:hAnsi="Times" w:hint="eastAsia"/>
-          <w:lang w:eastAsia="zh-TW"/>
+          <w:rFonts w:ascii="Times" w:hAnsi="Times"/>
         </w:rPr>
         <w:t xml:space="preserve"> (</w:t>
       </w:r>
@@ -4615,8 +4163,7 @@
       </w:r>
       <w:r>
         <w:rPr>
-          <w:rFonts w:ascii="Times" w:hAnsi="Times" w:hint="eastAsia"/>
-          <w:lang w:eastAsia="zh-TW"/>
+          <w:rFonts w:ascii="Times" w:hAnsi="Times"/>
         </w:rPr>
         <w:t>, 2017-9-13)</w:t>
       </w:r>
@@ -4656,6 +4203,9 @@
     </w:p>
     <w:p>
       <w:pPr>
+        <w:tabs>
+          <w:tab w:val="left" w:pos="1440"/>
+        </w:tabs>
         <w:spacing w:line="360" w:lineRule="auto"/>
         <w:ind w:left="1440" w:hanging="1440"/>
         <w:rPr>
@@ -4698,25 +4248,12 @@
         </w:rPr>
         <w:t>”</w:t>
       </w:r>
-      <w:r>
-        <w:rPr>
-          <w:rFonts w:ascii="Times" w:hAnsi="Times"/>
-          <w:b/>
-          <w:bCs/>
-        </w:rPr>
-        <w:tab/>
-      </w:r>
-      <w:r>
-        <w:rPr>
-          <w:rFonts w:ascii="Times" w:hAnsi="Times"/>
-          <w:b/>
-          <w:bCs/>
-        </w:rPr>
-        <w:tab/>
-      </w:r>
-    </w:p>
-    <w:p>
-      <w:pPr>
+    </w:p>
+    <w:p>
+      <w:pPr>
+        <w:tabs>
+          <w:tab w:val="left" w:pos="1440"/>
+        </w:tabs>
         <w:spacing w:line="360" w:lineRule="auto"/>
         <w:ind w:left="1440" w:hanging="1440"/>
         <w:rPr>
@@ -4753,53 +4290,40 @@
         </w:rPr>
         <w:t>”</w:t>
       </w:r>
-      <w:r>
-        <w:rPr>
-          <w:rFonts w:ascii="Times" w:hAnsi="Times"/>
-          <w:b/>
-          <w:bCs/>
+    </w:p>
+    <w:p>
+      <w:pPr>
+        <w:tabs>
+          <w:tab w:val="left" w:pos="1440"/>
+        </w:tabs>
+        <w:spacing w:line="360" w:lineRule="auto"/>
+        <w:ind w:left="1440" w:hanging="1440"/>
+        <w:rPr>
+          <w:rFonts w:ascii="Times New Roman" w:eastAsia="Times New Roman" w:hAnsi="Times New Roman" w:cs="Times New Roman"/>
+        </w:rPr>
+      </w:pPr>
+      <w:r>
+        <w:rPr>
+          <w:rFonts w:ascii="Times New Roman" w:eastAsia="Times New Roman" w:hAnsi="Times New Roman" w:cs="Times New Roman"/>
+        </w:rPr>
+        <w:t>202</w:t>
+      </w:r>
+      <w:r>
+        <w:rPr>
+          <w:rFonts w:ascii="Times New Roman" w:eastAsia="Times New Roman" w:hAnsi="Times New Roman" w:cs="Times New Roman"/>
+        </w:rPr>
+        <w:t>2</w:t>
+      </w:r>
+      <w:r>
+        <w:rPr>
+          <w:rFonts w:ascii="Times New Roman" w:eastAsia="Times New Roman" w:hAnsi="Times New Roman" w:cs="Times New Roman"/>
         </w:rPr>
         <w:tab/>
       </w:r>
       <w:r>
         <w:rPr>
-          <w:rFonts w:ascii="Times" w:hAnsi="Times"/>
-          <w:b/>
-          <w:bCs/>
-        </w:rPr>
-        <w:tab/>
-      </w:r>
-    </w:p>
-    <w:p>
-      <w:pPr>
-        <w:spacing w:line="360" w:lineRule="auto"/>
-        <w:rPr>
           <w:rFonts w:ascii="Times New Roman" w:eastAsia="Times New Roman" w:hAnsi="Times New Roman" w:cs="Times New Roman"/>
         </w:rPr>
-      </w:pPr>
-      <w:r>
-        <w:rPr>
-          <w:rFonts w:ascii="Times New Roman" w:eastAsia="Times New Roman" w:hAnsi="Times New Roman" w:cs="Times New Roman"/>
-        </w:rPr>
-        <w:t>202</w:t>
-      </w:r>
-      <w:r>
-        <w:rPr>
-          <w:rFonts w:ascii="Times New Roman" w:eastAsia="Times New Roman" w:hAnsi="Times New Roman" w:cs="Times New Roman"/>
-        </w:rPr>
-        <w:t>2</w:t>
-      </w:r>
-      <w:r>
-        <w:rPr>
-          <w:rFonts w:ascii="Times New Roman" w:eastAsia="Times New Roman" w:hAnsi="Times New Roman" w:cs="Times New Roman"/>
-        </w:rPr>
-        <w:tab/>
-      </w:r>
-      <w:r>
-        <w:rPr>
-          <w:rFonts w:ascii="Times New Roman" w:eastAsia="Times New Roman" w:hAnsi="Times New Roman" w:cs="Times New Roman"/>
-        </w:rPr>
-        <w:tab/>
         <w:t>Seed Fund for Basic Research, the University of Hong Kong</w:t>
       </w:r>
     </w:p>
@@ -4866,19 +4390,17 @@
       </w:r>
       <w:r>
         <w:rPr>
-          <w:rFonts w:ascii="Times" w:hAnsi="Times" w:hint="eastAsia"/>
+          <w:rFonts w:ascii="Times" w:hAnsi="Times"/>
           <w:i/>
           <w:iCs/>
-          <w:lang w:eastAsia="zh-TW"/>
         </w:rPr>
         <w:t xml:space="preserve">American Economic Review; American Economic Review: Insights; </w:t>
       </w:r>
       <w:r>
         <w:rPr>
-          <w:rFonts w:ascii="Times" w:hAnsi="Times" w:hint="eastAsia"/>
+          <w:rFonts w:ascii="Times" w:hAnsi="Times"/>
           <w:i/>
           <w:iCs/>
-          <w:lang w:eastAsia="zh-TW"/>
         </w:rPr>
         <w:t xml:space="preserve">Review of Economics and Statistics; Economic Journal; </w:t>
       </w:r>
@@ -4892,19 +4414,17 @@
       </w:r>
       <w:r>
         <w:rPr>
-          <w:rFonts w:ascii="Times" w:hAnsi="Times" w:hint="eastAsia"/>
+          <w:rFonts w:ascii="Times" w:hAnsi="Times"/>
           <w:i/>
           <w:iCs/>
-          <w:lang w:eastAsia="zh-TW"/>
         </w:rPr>
         <w:t xml:space="preserve">; </w:t>
       </w:r>
       <w:r>
         <w:rPr>
-          <w:rFonts w:ascii="Times" w:hAnsi="Times" w:hint="eastAsia"/>
+          <w:rFonts w:ascii="Times" w:hAnsi="Times"/>
           <w:i/>
           <w:iCs/>
-          <w:lang w:eastAsia="zh-TW"/>
         </w:rPr>
         <w:t xml:space="preserve">International Economic Review; </w:t>
       </w:r>
@@ -4977,10 +4497,9 @@
       </w:r>
       <w:r>
         <w:rPr>
-          <w:rFonts w:ascii="Times" w:hAnsi="Times" w:hint="eastAsia"/>
+          <w:rFonts w:ascii="Times" w:hAnsi="Times"/>
           <w:i/>
           <w:iCs/>
-          <w:lang w:eastAsia="zh-TW"/>
         </w:rPr>
         <w:t>R</w:t>
       </w:r>
@@ -4989,16 +4508,14 @@
           <w:rFonts w:ascii="Times" w:hAnsi="Times"/>
           <w:i/>
           <w:iCs/>
-          <w:lang w:eastAsia="zh-TW"/>
         </w:rPr>
         <w:t>eview of</w:t>
       </w:r>
       <w:r>
         <w:rPr>
-          <w:rFonts w:ascii="Times" w:hAnsi="Times" w:hint="eastAsia"/>
+          <w:rFonts w:ascii="Times" w:hAnsi="Times"/>
           <w:i/>
           <w:iCs/>
-          <w:lang w:eastAsia="zh-TW"/>
         </w:rPr>
         <w:t xml:space="preserve"> I</w:t>
       </w:r>
@@ -5007,16 +4524,14 @@
           <w:rFonts w:ascii="Times" w:hAnsi="Times"/>
           <w:i/>
           <w:iCs/>
-          <w:lang w:eastAsia="zh-TW"/>
         </w:rPr>
         <w:t xml:space="preserve">ndustrial </w:t>
       </w:r>
       <w:r>
         <w:rPr>
-          <w:rFonts w:ascii="Times" w:hAnsi="Times" w:hint="eastAsia"/>
+          <w:rFonts w:ascii="Times" w:hAnsi="Times"/>
           <w:i/>
           <w:iCs/>
-          <w:lang w:eastAsia="zh-TW"/>
         </w:rPr>
         <w:t>O</w:t>
       </w:r>
@@ -5025,36 +4540,32 @@
           <w:rFonts w:ascii="Times" w:hAnsi="Times"/>
           <w:i/>
           <w:iCs/>
-          <w:lang w:eastAsia="zh-TW"/>
         </w:rPr>
         <w:t>rganization</w:t>
       </w:r>
       <w:r>
         <w:rPr>
-          <w:rFonts w:ascii="Times" w:hAnsi="Times" w:hint="eastAsia"/>
+          <w:rFonts w:ascii="Times" w:hAnsi="Times"/>
           <w:i/>
           <w:iCs/>
-          <w:lang w:eastAsia="zh-TW"/>
         </w:rPr>
         <w:t xml:space="preserve">; </w:t>
       </w:r>
       <w:proofErr w:type="spellStart"/>
       <w:r>
         <w:rPr>
-          <w:rFonts w:ascii="Times" w:hAnsi="Times" w:hint="eastAsia"/>
+          <w:rFonts w:ascii="Times" w:hAnsi="Times"/>
           <w:i/>
           <w:iCs/>
-          <w:lang w:eastAsia="zh-TW"/>
         </w:rPr>
         <w:t>Labour</w:t>
       </w:r>
       <w:proofErr w:type="spellEnd"/>
       <w:r>
         <w:rPr>
-          <w:rFonts w:ascii="Times" w:hAnsi="Times" w:hint="eastAsia"/>
+          <w:rFonts w:ascii="Times" w:hAnsi="Times"/>
           <w:i/>
           <w:iCs/>
-          <w:lang w:eastAsia="zh-TW"/>
         </w:rPr>
         <w:t xml:space="preserve"> Economics</w:t>
       </w:r>
@@ -5089,10 +4600,9 @@
       </w:r>
       <w:r>
         <w:rPr>
-          <w:rFonts w:ascii="Times" w:hAnsi="Times" w:hint="eastAsia"/>
+          <w:rFonts w:ascii="Times" w:hAnsi="Times"/>
           <w:b/>
           <w:bCs/>
-          <w:lang w:eastAsia="zh-TW"/>
         </w:rPr>
         <w:t xml:space="preserve"> and Discussions</w:t>
       </w:r>
@@ -5107,6 +4617,9 @@
     </w:p>
     <w:p>
       <w:pPr>
+        <w:tabs>
+          <w:tab w:val="left" w:pos="1440"/>
+        </w:tabs>
         <w:spacing w:line="360" w:lineRule="auto"/>
         <w:ind w:left="1440" w:hanging="1440"/>
         <w:rPr>
@@ -5122,8 +4635,7 @@
       </w:r>
       <w:r>
         <w:rPr>
-          <w:rFonts w:ascii="Times" w:hAnsi="Times" w:hint="eastAsia"/>
-          <w:lang w:eastAsia="zh-TW"/>
+          <w:rFonts w:ascii="Times" w:hAnsi="Times"/>
         </w:rPr>
         <w:t>6</w:t>
       </w:r>
@@ -5135,84 +4647,76 @@
       </w:r>
       <w:r>
         <w:rPr>
-          <w:rFonts w:ascii="Times" w:hAnsi="Times" w:hint="eastAsia"/>
-          <w:lang w:eastAsia="zh-TW"/>
+          <w:rFonts w:ascii="Times" w:hAnsi="Times"/>
         </w:rPr>
         <w:t xml:space="preserve">ASSA </w:t>
       </w:r>
       <w:r>
         <w:rPr>
           <w:rFonts w:ascii="Times" w:hAnsi="Times"/>
-          <w:lang w:eastAsia="zh-TW"/>
         </w:rPr>
         <w:t xml:space="preserve">Annual </w:t>
       </w:r>
       <w:r>
         <w:rPr>
-          <w:rFonts w:ascii="Times" w:hAnsi="Times" w:hint="eastAsia"/>
-          <w:lang w:eastAsia="zh-TW"/>
+          <w:rFonts w:ascii="Times" w:hAnsi="Times"/>
         </w:rPr>
         <w:t xml:space="preserve">Meeting; </w:t>
       </w:r>
       <w:r>
         <w:rPr>
           <w:rFonts w:ascii="Times" w:hAnsi="Times"/>
-          <w:lang w:eastAsia="zh-TW"/>
         </w:rPr>
         <w:t>AREUEA-ASSA Conference</w:t>
       </w:r>
       <w:r>
         <w:rPr>
-          <w:rFonts w:ascii="Times" w:hAnsi="Times" w:hint="eastAsia"/>
-          <w:lang w:eastAsia="zh-TW"/>
+          <w:rFonts w:ascii="Times" w:hAnsi="Times"/>
         </w:rPr>
         <w:t xml:space="preserve">; </w:t>
       </w:r>
       <w:r>
         <w:rPr>
           <w:rFonts w:ascii="Times" w:hAnsi="Times"/>
-          <w:lang w:eastAsia="zh-TW"/>
         </w:rPr>
         <w:t>HKU Stone Centre Inaugural Affiliate Workshop</w:t>
       </w:r>
       <w:r>
         <w:rPr>
-          <w:rFonts w:ascii="Times" w:hAnsi="Times" w:hint="eastAsia"/>
-          <w:lang w:eastAsia="zh-TW"/>
+          <w:rFonts w:ascii="Times" w:hAnsi="Times"/>
         </w:rPr>
         <w:t xml:space="preserve">; </w:t>
       </w:r>
       <w:r>
         <w:rPr>
           <w:rFonts w:ascii="Times" w:hAnsi="Times"/>
-          <w:lang w:eastAsia="zh-TW"/>
         </w:rPr>
         <w:t xml:space="preserve">HKU Stone Centre </w:t>
       </w:r>
       <w:r>
         <w:rPr>
           <w:rFonts w:ascii="Times" w:hAnsi="Times"/>
-          <w:lang w:eastAsia="zh-TW"/>
         </w:rPr>
         <w:t>Workshop on Socio-Economic Inequality in China and the World</w:t>
       </w:r>
       <w:r>
         <w:rPr>
-          <w:rFonts w:ascii="Times" w:hAnsi="Times" w:hint="eastAsia"/>
-          <w:lang w:eastAsia="zh-TW"/>
+          <w:rFonts w:ascii="Times" w:hAnsi="Times"/>
         </w:rPr>
         <w:t xml:space="preserve">; </w:t>
       </w:r>
       <w:r>
         <w:rPr>
-          <w:rFonts w:ascii="Times" w:hAnsi="Times" w:hint="eastAsia"/>
-          <w:lang w:eastAsia="zh-TW"/>
+          <w:rFonts w:ascii="Times" w:hAnsi="Times"/>
         </w:rPr>
         <w:t>Seoul National University</w:t>
       </w:r>
     </w:p>
     <w:p>
       <w:pPr>
+        <w:tabs>
+          <w:tab w:val="left" w:pos="1440"/>
+        </w:tabs>
         <w:spacing w:line="360" w:lineRule="auto"/>
         <w:ind w:left="1440" w:hanging="1440"/>
         <w:rPr>
@@ -5228,8 +4732,7 @@
       </w:r>
       <w:r>
         <w:rPr>
-          <w:rFonts w:ascii="Times" w:hAnsi="Times" w:hint="eastAsia"/>
-          <w:lang w:eastAsia="zh-TW"/>
+          <w:rFonts w:ascii="Times" w:hAnsi="Times"/>
         </w:rPr>
         <w:t>5</w:t>
       </w:r>
@@ -5241,43 +4744,37 @@
       </w:r>
       <w:r>
         <w:rPr>
-          <w:rFonts w:ascii="Times" w:hAnsi="Times" w:hint="eastAsia"/>
-          <w:lang w:eastAsia="zh-TW"/>
+          <w:rFonts w:ascii="Times" w:hAnsi="Times"/>
         </w:rPr>
         <w:t xml:space="preserve">Kyoto University; </w:t>
       </w:r>
       <w:r>
         <w:rPr>
-          <w:rFonts w:ascii="Times" w:hAnsi="Times" w:hint="eastAsia"/>
-          <w:lang w:eastAsia="zh-TW"/>
+          <w:rFonts w:ascii="Times" w:hAnsi="Times"/>
         </w:rPr>
         <w:t xml:space="preserve">ABFER; </w:t>
       </w:r>
       <w:r>
         <w:rPr>
-          <w:rFonts w:ascii="Times" w:hAnsi="Times" w:hint="eastAsia"/>
-          <w:lang w:eastAsia="zh-TW"/>
+          <w:rFonts w:ascii="Times" w:hAnsi="Times"/>
         </w:rPr>
         <w:t xml:space="preserve">Society for Economic Dynamics; </w:t>
       </w:r>
       <w:r>
         <w:rPr>
           <w:rFonts w:ascii="Times" w:hAnsi="Times"/>
-          <w:lang w:eastAsia="zh-TW"/>
         </w:rPr>
         <w:t>Summer Workshop on Money, Banking, Payments, and Finance</w:t>
       </w:r>
       <w:r>
         <w:rPr>
           <w:rFonts w:ascii="Times" w:hAnsi="Times"/>
-          <w:lang w:eastAsia="zh-TW"/>
         </w:rPr>
         <w:t>;</w:t>
       </w:r>
       <w:r>
         <w:rPr>
           <w:rFonts w:ascii="Times" w:hAnsi="Times"/>
-          <w:lang w:eastAsia="zh-TW"/>
         </w:rPr>
         <w:t xml:space="preserve"> </w:t>
       </w:r>
@@ -5290,6 +4787,9 @@
     </w:p>
     <w:p>
       <w:pPr>
+        <w:tabs>
+          <w:tab w:val="left" w:pos="1440"/>
+        </w:tabs>
         <w:spacing w:line="360" w:lineRule="auto"/>
         <w:ind w:left="1440" w:hanging="1440"/>
         <w:rPr>
@@ -5331,14 +4831,16 @@
       </w:r>
       <w:r>
         <w:rPr>
-          <w:rFonts w:ascii="Times" w:hAnsi="Times" w:hint="eastAsia"/>
-          <w:lang w:eastAsia="zh-TW"/>
+          <w:rFonts w:ascii="Times" w:hAnsi="Times"/>
         </w:rPr>
         <w:t>; NBER Development Economics Working Group</w:t>
       </w:r>
     </w:p>
     <w:p>
       <w:pPr>
+        <w:tabs>
+          <w:tab w:val="left" w:pos="1440"/>
+        </w:tabs>
         <w:spacing w:line="360" w:lineRule="auto"/>
         <w:ind w:left="1440" w:hanging="1440"/>
         <w:rPr>
@@ -5373,6 +4875,9 @@
     </w:p>
     <w:p>
       <w:pPr>
+        <w:tabs>
+          <w:tab w:val="left" w:pos="1440"/>
+        </w:tabs>
         <w:spacing w:line="360" w:lineRule="auto"/>
         <w:ind w:left="1440" w:hanging="1440"/>
         <w:rPr>
@@ -5418,7 +4923,11 @@
     </w:p>
     <w:p>
       <w:pPr>
+        <w:tabs>
+          <w:tab w:val="left" w:pos="1440"/>
+        </w:tabs>
         <w:spacing w:line="360" w:lineRule="auto"/>
+        <w:ind w:left="1440" w:hanging="1440"/>
         <w:rPr>
           <w:rFonts w:ascii="Times" w:hAnsi="Times"/>
         </w:rPr>
@@ -5439,7 +4948,6 @@
         <w:rPr>
           <w:rFonts w:ascii="Times" w:hAnsi="Times"/>
         </w:rPr>
-        <w:tab/>
         <w:t>Facebook (Novi); Hong Kong Baptist University</w:t>
       </w:r>
     </w:p>
@@ -5468,8 +4976,11 @@
     </w:p>
     <w:p>
       <w:pPr>
+        <w:tabs>
+          <w:tab w:val="left" w:pos="1440"/>
+        </w:tabs>
         <w:spacing w:line="360" w:lineRule="auto"/>
-        <w:ind w:left="720" w:hanging="720"/>
+        <w:ind w:left="1440" w:hanging="1440"/>
         <w:rPr>
           <w:rFonts w:ascii="Times" w:hAnsi="Times"/>
         </w:rPr>
@@ -5496,13 +5007,91 @@
         <w:rPr>
           <w:rFonts w:ascii="Times" w:hAnsi="Times"/>
         </w:rPr>
+        <w:t>Senior Seminar in Economics and Finance</w:t>
+      </w:r>
+      <w:r>
+        <w:rPr>
+          <w:rFonts w:ascii="Times" w:hAnsi="Times"/>
+        </w:rPr>
+        <w:t>, HKU, Instructor</w:t>
+      </w:r>
+    </w:p>
+    <w:p>
+      <w:pPr>
+        <w:tabs>
+          <w:tab w:val="left" w:pos="1440"/>
+        </w:tabs>
+        <w:spacing w:line="360" w:lineRule="auto"/>
+        <w:ind w:left="1440" w:hanging="1440"/>
+        <w:rPr>
+          <w:rFonts w:ascii="Times" w:hAnsi="Times"/>
+        </w:rPr>
+      </w:pPr>
+      <w:r>
+        <w:rPr>
+          <w:rFonts w:ascii="Times" w:hAnsi="Times"/>
+        </w:rPr>
+        <w:t>2022-</w:t>
+      </w:r>
+      <w:r>
+        <w:rPr>
+          <w:rFonts w:ascii="Times" w:hAnsi="Times"/>
+        </w:rPr>
         <w:tab/>
       </w:r>
       <w:r>
         <w:rPr>
           <w:rFonts w:ascii="Times" w:hAnsi="Times"/>
         </w:rPr>
-        <w:t>Senior Seminar in Economics and Finance</w:t>
+        <w:t>Global Management from Economics Perspective, HKU, Instructor</w:t>
+      </w:r>
+    </w:p>
+    <w:p>
+      <w:pPr>
+        <w:tabs>
+          <w:tab w:val="left" w:pos="1440"/>
+        </w:tabs>
+        <w:spacing w:line="360" w:lineRule="auto"/>
+        <w:ind w:left="1440" w:hanging="1440"/>
+        <w:rPr>
+          <w:rFonts w:ascii="Times" w:hAnsi="Times"/>
+        </w:rPr>
+      </w:pPr>
+      <w:r>
+        <w:rPr>
+          <w:rFonts w:ascii="Times" w:hAnsi="Times"/>
+        </w:rPr>
+        <w:t>202</w:t>
+      </w:r>
+      <w:r>
+        <w:rPr>
+          <w:rFonts w:ascii="Times" w:hAnsi="Times"/>
+        </w:rPr>
+        <w:t>3</w:t>
+      </w:r>
+      <w:r>
+        <w:rPr>
+          <w:rFonts w:ascii="Times" w:hAnsi="Times"/>
+        </w:rPr>
+        <w:t>-202</w:t>
+      </w:r>
+      <w:r>
+        <w:rPr>
+          <w:rFonts w:ascii="Times" w:hAnsi="Times"/>
+        </w:rPr>
+        <w:t>6</w:t>
+      </w:r>
+      <w:r>
+        <w:rPr>
+          <w:rFonts w:ascii="Times" w:hAnsi="Times"/>
+        </w:rPr>
+        <w:tab/>
+      </w:r>
+      <w:r>
+        <w:rPr>
+          <w:rFonts w:ascii="Times" w:hAnsi="Times"/>
+        </w:rPr>
+        <w:t>Economics of Organization and Strategy</w:t>
       </w:r>
       <w:r>
         <w:rPr>
@@ -5513,16 +5102,20 @@
     </w:p>
     <w:p>
       <w:pPr>
+        <w:tabs>
+          <w:tab w:val="left" w:pos="1440"/>
+        </w:tabs>
         <w:spacing w:line="360" w:lineRule="auto"/>
-        <w:rPr>
-          <w:rFonts w:ascii="Times" w:hAnsi="Times"/>
-        </w:rPr>
-      </w:pPr>
-      <w:r>
-        <w:rPr>
-          <w:rFonts w:ascii="Times" w:hAnsi="Times"/>
-        </w:rPr>
-        <w:t>2022-</w:t>
+        <w:ind w:left="1440" w:hanging="1440"/>
+        <w:rPr>
+          <w:rFonts w:ascii="Times" w:hAnsi="Times"/>
+        </w:rPr>
+      </w:pPr>
+      <w:r>
+        <w:rPr>
+          <w:rFonts w:ascii="Times" w:hAnsi="Times"/>
+        </w:rPr>
+        <w:t>2022</w:t>
       </w:r>
       <w:r>
         <w:rPr>
@@ -5534,43 +5127,91 @@
         <w:rPr>
           <w:rFonts w:ascii="Times" w:hAnsi="Times"/>
         </w:rPr>
+        <w:t>Industrial Organization II (PhD)</w:t>
+      </w:r>
+      <w:r>
+        <w:rPr>
+          <w:rFonts w:ascii="Times" w:hAnsi="Times"/>
+        </w:rPr>
+        <w:t>, MIT, TA</w:t>
+      </w:r>
+    </w:p>
+    <w:p>
+      <w:pPr>
+        <w:tabs>
+          <w:tab w:val="left" w:pos="1440"/>
+        </w:tabs>
+        <w:spacing w:line="360" w:lineRule="auto"/>
+        <w:ind w:left="1440" w:hanging="1440"/>
+        <w:rPr>
+          <w:rFonts w:ascii="Times" w:hAnsi="Times"/>
+        </w:rPr>
+      </w:pPr>
+      <w:r>
+        <w:rPr>
+          <w:rFonts w:ascii="Times" w:hAnsi="Times"/>
+        </w:rPr>
+        <w:t>2022</w:t>
+      </w:r>
+      <w:r>
+        <w:rPr>
+          <w:rFonts w:ascii="Times" w:hAnsi="Times"/>
+        </w:rPr>
+        <w:t xml:space="preserve"> </w:t>
+      </w:r>
+      <w:r>
+        <w:rPr>
+          <w:rFonts w:ascii="Times" w:hAnsi="Times"/>
+        </w:rPr>
         <w:tab/>
-        <w:t>Global Management from Economics Perspective, HKU, Instructor</w:t>
-      </w:r>
-    </w:p>
-    <w:p>
-      <w:pPr>
+      </w:r>
+      <w:r>
+        <w:rPr>
+          <w:rFonts w:ascii="Times" w:hAnsi="Times"/>
+        </w:rPr>
+        <w:t>Principles of</w:t>
+      </w:r>
+      <w:r>
+        <w:rPr>
+          <w:rFonts w:ascii="Times" w:hAnsi="Times"/>
+        </w:rPr>
+        <w:t xml:space="preserve"> Micro</w:t>
+      </w:r>
+      <w:r>
+        <w:rPr>
+          <w:rFonts w:ascii="Times" w:hAnsi="Times"/>
+        </w:rPr>
+        <w:t>economics</w:t>
+      </w:r>
+      <w:r>
+        <w:rPr>
+          <w:rFonts w:ascii="Times" w:hAnsi="Times"/>
+        </w:rPr>
+        <w:t xml:space="preserve"> (undergrad)</w:t>
+      </w:r>
+      <w:r>
+        <w:rPr>
+          <w:rFonts w:ascii="Times" w:hAnsi="Times"/>
+        </w:rPr>
+        <w:t>, MIT, TA</w:t>
+      </w:r>
+    </w:p>
+    <w:p>
+      <w:pPr>
+        <w:tabs>
+          <w:tab w:val="left" w:pos="1440"/>
+        </w:tabs>
         <w:spacing w:line="360" w:lineRule="auto"/>
-        <w:ind w:left="720" w:hanging="720"/>
-        <w:rPr>
-          <w:rFonts w:ascii="Times" w:hAnsi="Times"/>
-        </w:rPr>
-      </w:pPr>
-      <w:r>
-        <w:rPr>
-          <w:rFonts w:ascii="Times" w:hAnsi="Times"/>
-        </w:rPr>
-        <w:t>202</w:t>
-      </w:r>
-      <w:r>
-        <w:rPr>
-          <w:rFonts w:ascii="Times" w:hAnsi="Times" w:hint="eastAsia"/>
-          <w:lang w:eastAsia="zh-TW"/>
-        </w:rPr>
-        <w:t>3</w:t>
-      </w:r>
-      <w:r>
-        <w:rPr>
-          <w:rFonts w:ascii="Times" w:hAnsi="Times"/>
-        </w:rPr>
-        <w:t>-202</w:t>
-      </w:r>
-      <w:r>
-        <w:rPr>
-          <w:rFonts w:ascii="Times" w:hAnsi="Times" w:hint="eastAsia"/>
-          <w:lang w:eastAsia="zh-TW"/>
-        </w:rPr>
-        <w:t>6</w:t>
+        <w:ind w:left="1440" w:hanging="1440"/>
+        <w:rPr>
+          <w:rFonts w:ascii="Times" w:hAnsi="Times"/>
+        </w:rPr>
+      </w:pPr>
+      <w:r>
+        <w:rPr>
+          <w:rFonts w:ascii="Times" w:hAnsi="Times"/>
+        </w:rPr>
+        <w:t>2018-2020</w:t>
       </w:r>
       <w:r>
         <w:rPr>
@@ -5582,27 +5223,49 @@
         <w:rPr>
           <w:rFonts w:ascii="Times" w:hAnsi="Times"/>
         </w:rPr>
-        <w:t>Economics of Organization and Strategy</w:t>
-      </w:r>
-      <w:r>
-        <w:rPr>
-          <w:rFonts w:ascii="Times" w:hAnsi="Times"/>
-        </w:rPr>
-        <w:t>, HKU, Instructor</w:t>
-      </w:r>
-    </w:p>
-    <w:p>
-      <w:pPr>
+        <w:t>Intermediate Micro</w:t>
+      </w:r>
+      <w:r>
+        <w:rPr>
+          <w:rFonts w:ascii="Times" w:hAnsi="Times"/>
+        </w:rPr>
+        <w:t>economic Theory</w:t>
+      </w:r>
+      <w:r>
+        <w:rPr>
+          <w:rFonts w:ascii="Times" w:hAnsi="Times"/>
+        </w:rPr>
+        <w:t xml:space="preserve"> (undergrad)</w:t>
+      </w:r>
+      <w:r>
+        <w:rPr>
+          <w:rFonts w:ascii="Times" w:hAnsi="Times"/>
+        </w:rPr>
+        <w:t>, MIT, TA</w:t>
+      </w:r>
+    </w:p>
+    <w:p>
+      <w:pPr>
+        <w:tabs>
+          <w:tab w:val="left" w:pos="1440"/>
+        </w:tabs>
         <w:spacing w:line="360" w:lineRule="auto"/>
-        <w:rPr>
-          <w:rFonts w:ascii="Times" w:hAnsi="Times"/>
-        </w:rPr>
-      </w:pPr>
-      <w:r>
-        <w:rPr>
-          <w:rFonts w:ascii="Times" w:hAnsi="Times"/>
-        </w:rPr>
-        <w:t>2022</w:t>
+        <w:ind w:left="1440" w:hanging="1440"/>
+        <w:rPr>
+          <w:rFonts w:ascii="Times" w:hAnsi="Times"/>
+        </w:rPr>
+      </w:pPr>
+      <w:r>
+        <w:rPr>
+          <w:rFonts w:ascii="Times" w:hAnsi="Times"/>
+        </w:rPr>
+        <w:t>2019</w:t>
+      </w:r>
+      <w:r>
+        <w:rPr>
+          <w:rFonts w:ascii="Times" w:hAnsi="Times"/>
+        </w:rPr>
+        <w:t xml:space="preserve"> </w:t>
       </w:r>
       <w:r>
         <w:rPr>
@@ -5614,13 +5277,79 @@
         <w:rPr>
           <w:rFonts w:ascii="Times" w:hAnsi="Times"/>
         </w:rPr>
+        <w:t>Applied Economics for Managers</w:t>
+      </w:r>
+      <w:r>
+        <w:rPr>
+          <w:rFonts w:ascii="Times" w:hAnsi="Times"/>
+        </w:rPr>
+        <w:t xml:space="preserve"> (</w:t>
+      </w:r>
+      <w:r>
+        <w:rPr>
+          <w:rFonts w:ascii="Times" w:hAnsi="Times"/>
+        </w:rPr>
+        <w:t>EMBA</w:t>
+      </w:r>
+      <w:r>
+        <w:rPr>
+          <w:rFonts w:ascii="Times" w:hAnsi="Times"/>
+        </w:rPr>
+        <w:t>)</w:t>
+      </w:r>
+      <w:r>
+        <w:rPr>
+          <w:rFonts w:ascii="Times" w:hAnsi="Times"/>
+        </w:rPr>
+        <w:t>, MIT, TA</w:t>
+      </w:r>
+    </w:p>
+    <w:p>
+      <w:pPr>
+        <w:tabs>
+          <w:tab w:val="left" w:pos="1440"/>
+        </w:tabs>
+        <w:spacing w:line="360" w:lineRule="auto"/>
+        <w:ind w:left="1440" w:hanging="1440"/>
+        <w:rPr>
+          <w:rFonts w:ascii="Times" w:hAnsi="Times"/>
+        </w:rPr>
+      </w:pPr>
+      <w:r>
+        <w:rPr>
+          <w:rFonts w:ascii="Times" w:hAnsi="Times"/>
+        </w:rPr>
+        <w:t>2018</w:t>
+      </w:r>
+      <w:r>
+        <w:rPr>
+          <w:rFonts w:ascii="Times" w:hAnsi="Times"/>
+        </w:rPr>
         <w:tab/>
       </w:r>
       <w:r>
         <w:rPr>
           <w:rFonts w:ascii="Times" w:hAnsi="Times"/>
         </w:rPr>
-        <w:t>Industrial Organization II (PhD)</w:t>
+        <w:t>Organizational Economics</w:t>
+      </w:r>
+      <w:r>
+        <w:rPr>
+          <w:rFonts w:ascii="Times" w:hAnsi="Times"/>
+        </w:rPr>
+        <w:t xml:space="preserve"> (</w:t>
+      </w:r>
+      <w:r>
+        <w:rPr>
+          <w:rFonts w:ascii="Times" w:hAnsi="Times"/>
+        </w:rPr>
+        <w:t>PhD</w:t>
+      </w:r>
+      <w:r>
+        <w:rPr>
+          <w:rFonts w:ascii="Times" w:hAnsi="Times"/>
+        </w:rPr>
+        <w:t>)</w:t>
       </w:r>
       <w:r>
         <w:rPr>
@@ -5631,216 +5360,11 @@
     </w:p>
     <w:p>
       <w:pPr>
+        <w:tabs>
+          <w:tab w:val="left" w:pos="1440"/>
+        </w:tabs>
         <w:spacing w:line="360" w:lineRule="auto"/>
-        <w:rPr>
-          <w:rFonts w:ascii="Times" w:hAnsi="Times"/>
-        </w:rPr>
-      </w:pPr>
-      <w:r>
-        <w:rPr>
-          <w:rFonts w:ascii="Times" w:hAnsi="Times"/>
-        </w:rPr>
-        <w:t>2022</w:t>
-      </w:r>
-      <w:r>
-        <w:rPr>
-          <w:rFonts w:ascii="Times" w:hAnsi="Times"/>
-        </w:rPr>
-        <w:t xml:space="preserve"> </w:t>
-      </w:r>
-      <w:r>
-        <w:rPr>
-          <w:rFonts w:ascii="Times" w:hAnsi="Times"/>
-        </w:rPr>
-        <w:tab/>
-      </w:r>
-      <w:r>
-        <w:rPr>
-          <w:rFonts w:ascii="Times" w:hAnsi="Times"/>
-        </w:rPr>
-        <w:tab/>
-        <w:t>Principles of</w:t>
-      </w:r>
-      <w:r>
-        <w:rPr>
-          <w:rFonts w:ascii="Times" w:hAnsi="Times"/>
-        </w:rPr>
-        <w:t xml:space="preserve"> Micro</w:t>
-      </w:r>
-      <w:r>
-        <w:rPr>
-          <w:rFonts w:ascii="Times" w:hAnsi="Times"/>
-        </w:rPr>
-        <w:t>economics</w:t>
-      </w:r>
-      <w:r>
-        <w:rPr>
-          <w:rFonts w:ascii="Times" w:hAnsi="Times"/>
-        </w:rPr>
-        <w:t xml:space="preserve"> (undergrad)</w:t>
-      </w:r>
-      <w:r>
-        <w:rPr>
-          <w:rFonts w:ascii="Times" w:hAnsi="Times"/>
-        </w:rPr>
-        <w:t>, MIT, TA</w:t>
-      </w:r>
-    </w:p>
-    <w:p>
-      <w:pPr>
-        <w:spacing w:line="360" w:lineRule="auto"/>
-        <w:rPr>
-          <w:rFonts w:ascii="Times" w:hAnsi="Times"/>
-        </w:rPr>
-      </w:pPr>
-      <w:r>
-        <w:rPr>
-          <w:rFonts w:ascii="Times" w:hAnsi="Times"/>
-        </w:rPr>
-        <w:t>2018-2020</w:t>
-      </w:r>
-      <w:r>
-        <w:rPr>
-          <w:rFonts w:ascii="Times" w:hAnsi="Times"/>
-        </w:rPr>
-        <w:tab/>
-      </w:r>
-      <w:r>
-        <w:rPr>
-          <w:rFonts w:ascii="Times" w:hAnsi="Times"/>
-        </w:rPr>
-        <w:t>Intermediate Micro</w:t>
-      </w:r>
-      <w:r>
-        <w:rPr>
-          <w:rFonts w:ascii="Times" w:hAnsi="Times"/>
-        </w:rPr>
-        <w:t>economic Theory</w:t>
-      </w:r>
-      <w:r>
-        <w:rPr>
-          <w:rFonts w:ascii="Times" w:hAnsi="Times"/>
-        </w:rPr>
-        <w:t xml:space="preserve"> (undergrad)</w:t>
-      </w:r>
-      <w:r>
-        <w:rPr>
-          <w:rFonts w:ascii="Times" w:hAnsi="Times"/>
-        </w:rPr>
-        <w:t>, MIT, TA</w:t>
-      </w:r>
-    </w:p>
-    <w:p>
-      <w:pPr>
-        <w:spacing w:line="360" w:lineRule="auto"/>
-        <w:rPr>
-          <w:rFonts w:ascii="Times" w:hAnsi="Times"/>
-        </w:rPr>
-      </w:pPr>
-      <w:r>
-        <w:rPr>
-          <w:rFonts w:ascii="Times" w:hAnsi="Times"/>
-        </w:rPr>
-        <w:t>2019</w:t>
-      </w:r>
-      <w:r>
-        <w:rPr>
-          <w:rFonts w:ascii="Times" w:hAnsi="Times"/>
-        </w:rPr>
-        <w:t xml:space="preserve"> </w:t>
-      </w:r>
-      <w:r>
-        <w:rPr>
-          <w:rFonts w:ascii="Times" w:hAnsi="Times"/>
-        </w:rPr>
-        <w:tab/>
-      </w:r>
-      <w:r>
-        <w:rPr>
-          <w:rFonts w:ascii="Times" w:hAnsi="Times"/>
-        </w:rPr>
-        <w:tab/>
-        <w:t>Applied Economics for Managers</w:t>
-      </w:r>
-      <w:r>
-        <w:rPr>
-          <w:rFonts w:ascii="Times" w:hAnsi="Times"/>
-        </w:rPr>
-        <w:t xml:space="preserve"> (</w:t>
-      </w:r>
-      <w:r>
-        <w:rPr>
-          <w:rFonts w:ascii="Times" w:hAnsi="Times"/>
-        </w:rPr>
-        <w:t>EMBA</w:t>
-      </w:r>
-      <w:r>
-        <w:rPr>
-          <w:rFonts w:ascii="Times" w:hAnsi="Times"/>
-        </w:rPr>
-        <w:t>)</w:t>
-      </w:r>
-      <w:r>
-        <w:rPr>
-          <w:rFonts w:ascii="Times" w:hAnsi="Times"/>
-        </w:rPr>
-        <w:t>, MIT, TA</w:t>
-      </w:r>
-    </w:p>
-    <w:p>
-      <w:pPr>
-        <w:spacing w:line="360" w:lineRule="auto"/>
-        <w:rPr>
-          <w:rFonts w:ascii="Times" w:hAnsi="Times"/>
-        </w:rPr>
-      </w:pPr>
-      <w:r>
-        <w:rPr>
-          <w:rFonts w:ascii="Times" w:hAnsi="Times"/>
-        </w:rPr>
-        <w:t>2018</w:t>
-      </w:r>
-      <w:r>
-        <w:rPr>
-          <w:rFonts w:ascii="Times" w:hAnsi="Times"/>
-        </w:rPr>
-        <w:tab/>
-      </w:r>
-      <w:r>
-        <w:rPr>
-          <w:rFonts w:ascii="Times" w:hAnsi="Times"/>
-        </w:rPr>
-        <w:tab/>
-        <w:t>Organizational Economics</w:t>
-      </w:r>
-      <w:r>
-        <w:rPr>
-          <w:rFonts w:ascii="Times" w:hAnsi="Times"/>
-        </w:rPr>
-        <w:t xml:space="preserve"> (</w:t>
-      </w:r>
-      <w:r>
-        <w:rPr>
-          <w:rFonts w:ascii="Times" w:hAnsi="Times"/>
-        </w:rPr>
-        <w:t>PhD</w:t>
-      </w:r>
-      <w:r>
-        <w:rPr>
-          <w:rFonts w:ascii="Times" w:hAnsi="Times"/>
-        </w:rPr>
-        <w:t>)</w:t>
-      </w:r>
-      <w:r>
-        <w:rPr>
-          <w:rFonts w:ascii="Times" w:hAnsi="Times"/>
-        </w:rPr>
-        <w:t>, MIT, TA</w:t>
-      </w:r>
-    </w:p>
-    <w:p>
-      <w:pPr>
-        <w:spacing w:line="360" w:lineRule="auto"/>
+        <w:ind w:left="1440" w:hanging="1440"/>
         <w:rPr>
           <w:rFonts w:ascii="Times" w:hAnsi="Times"/>
         </w:rPr>
@@ -5908,7 +5432,11 @@
     </w:p>
     <w:p>
       <w:pPr>
+        <w:tabs>
+          <w:tab w:val="left" w:pos="1440"/>
+        </w:tabs>
         <w:spacing w:line="360" w:lineRule="auto"/>
+        <w:ind w:left="1440" w:hanging="1440"/>
         <w:rPr>
           <w:rFonts w:ascii="Times New Roman" w:eastAsia="Times New Roman" w:hAnsi="Times New Roman" w:cs="Times New Roman"/>
         </w:rPr>
@@ -5940,7 +5468,11 @@
     </w:p>
     <w:p>
       <w:pPr>
+        <w:tabs>
+          <w:tab w:val="left" w:pos="1440"/>
+        </w:tabs>
         <w:spacing w:line="360" w:lineRule="auto"/>
+        <w:ind w:left="1440" w:hanging="1440"/>
         <w:rPr>
           <w:rFonts w:ascii="Times New Roman" w:eastAsia="Times New Roman" w:hAnsi="Times New Roman" w:cs="Times New Roman"/>
         </w:rPr>
@@ -5961,7 +5493,11 @@
     </w:p>
     <w:p>
       <w:pPr>
+        <w:tabs>
+          <w:tab w:val="left" w:pos="1440"/>
+        </w:tabs>
         <w:spacing w:line="360" w:lineRule="auto"/>
+        <w:ind w:left="1440" w:hanging="1440"/>
         <w:rPr>
           <w:rFonts w:ascii="Times New Roman" w:eastAsia="Times New Roman" w:hAnsi="Times New Roman" w:cs="Times New Roman"/>
         </w:rPr>
@@ -6011,7 +5547,11 @@
     </w:p>
     <w:p>
       <w:pPr>
+        <w:tabs>
+          <w:tab w:val="left" w:pos="1440"/>
+        </w:tabs>
         <w:spacing w:line="360" w:lineRule="auto"/>
+        <w:ind w:left="1440" w:hanging="1440"/>
         <w:rPr>
           <w:rFonts w:ascii="Times New Roman" w:eastAsia="Times New Roman" w:hAnsi="Times New Roman" w:cs="Times New Roman"/>
         </w:rPr>
@@ -6044,45 +5584,37 @@
         <w:rPr>
           <w:rFonts w:ascii="Times New Roman" w:eastAsia="Times New Roman" w:hAnsi="Times New Roman" w:cs="Times New Roman"/>
         </w:rPr>
-        <w:tab/>
-      </w:r>
-      <w:r>
+        <w:t xml:space="preserve">John Harvard Scholar </w:t>
+      </w:r>
+    </w:p>
+    <w:p>
+      <w:pPr>
+        <w:tabs>
+          <w:tab w:val="left" w:pos="1440"/>
+        </w:tabs>
+        <w:spacing w:line="360" w:lineRule="auto"/>
+        <w:ind w:left="1440" w:hanging="1440"/>
         <w:rPr>
           <w:rFonts w:ascii="Times New Roman" w:eastAsia="Times New Roman" w:hAnsi="Times New Roman" w:cs="Times New Roman"/>
         </w:rPr>
-        <w:t xml:space="preserve">John Harvard Scholar </w:t>
-      </w:r>
-    </w:p>
-    <w:p>
-      <w:pPr>
-        <w:spacing w:line="360" w:lineRule="auto"/>
+      </w:pPr>
+      <w:r>
         <w:rPr>
           <w:rFonts w:ascii="Times New Roman" w:eastAsia="Times New Roman" w:hAnsi="Times New Roman" w:cs="Times New Roman"/>
         </w:rPr>
-      </w:pPr>
+        <w:t>20</w:t>
+      </w:r>
       <w:r>
         <w:rPr>
           <w:rFonts w:ascii="Times New Roman" w:eastAsia="Times New Roman" w:hAnsi="Times New Roman" w:cs="Times New Roman"/>
         </w:rPr>
-        <w:t>20</w:t>
+        <w:t>09</w:t>
       </w:r>
       <w:r>
         <w:rPr>
           <w:rFonts w:ascii="Times New Roman" w:eastAsia="Times New Roman" w:hAnsi="Times New Roman" w:cs="Times New Roman"/>
         </w:rPr>
-        <w:t>09</w:t>
-      </w:r>
-      <w:r>
-        <w:rPr>
-          <w:rFonts w:ascii="Times New Roman" w:eastAsia="Times New Roman" w:hAnsi="Times New Roman" w:cs="Times New Roman"/>
-        </w:rPr>
         <w:t xml:space="preserve"> </w:t>
-      </w:r>
-      <w:r>
-        <w:rPr>
-          <w:rFonts w:ascii="Times New Roman" w:eastAsia="Times New Roman" w:hAnsi="Times New Roman" w:cs="Times New Roman"/>
-        </w:rPr>
-        <w:tab/>
       </w:r>
       <w:r>
         <w:rPr>
@@ -6136,8 +5668,11 @@
     </w:p>
     <w:p>
       <w:pPr>
+        <w:tabs>
+          <w:tab w:val="left" w:pos="1440"/>
+        </w:tabs>
         <w:spacing w:line="360" w:lineRule="auto"/>
-        <w:ind w:left="720" w:hanging="720"/>
+        <w:ind w:left="1440" w:hanging="1440"/>
         <w:rPr>
           <w:rFonts w:ascii="Times New Roman" w:eastAsia="Times New Roman" w:hAnsi="Times New Roman" w:cs="Times New Roman"/>
         </w:rPr>
@@ -6181,7 +5716,11 @@
     </w:p>
     <w:p>
       <w:pPr>
+        <w:tabs>
+          <w:tab w:val="left" w:pos="1440"/>
+        </w:tabs>
         <w:spacing w:line="360" w:lineRule="auto"/>
+        <w:ind w:left="1440" w:hanging="1440"/>
         <w:rPr>
           <w:rFonts w:ascii="Times New Roman" w:eastAsia="Times New Roman" w:hAnsi="Times New Roman" w:cs="Times New Roman"/>
         </w:rPr>
@@ -6202,7 +5741,11 @@
     </w:p>
     <w:p>
       <w:pPr>
+        <w:tabs>
+          <w:tab w:val="left" w:pos="1440"/>
+        </w:tabs>
         <w:spacing w:line="360" w:lineRule="auto"/>
+        <w:ind w:left="1440" w:hanging="1440"/>
         <w:rPr>
           <w:rFonts w:ascii="Times New Roman" w:eastAsia="Times New Roman" w:hAnsi="Times New Roman" w:cs="Times New Roman"/>
         </w:rPr>
@@ -6224,7 +5767,6 @@
         <w:rPr>
           <w:rFonts w:ascii="Times New Roman" w:eastAsia="Times New Roman" w:hAnsi="Times New Roman" w:cs="Times New Roman"/>
         </w:rPr>
-        <w:tab/>
         <w:t>The Greatest Good Consulting, Summer Consultant</w:t>
       </w:r>
     </w:p>

--- a/static/CV.docx
+++ b/static/CV.docx
@@ -392,7 +392,7 @@
           <w:b/>
           <w:bCs/>
         </w:rPr>
-        <w:t>RESEARCH</w:t>
+        <w:t>INTERNATIONAL</w:t>
       </w:r>
       <w:r>
         <w:rPr>
@@ -512,27 +512,40 @@
         </w:tabs>
         <w:spacing w:line="360" w:lineRule="auto"/>
         <w:rPr>
-          <w:rFonts w:ascii="Times" w:hAnsi="Times" w:hint="eastAsia"/>
-          <w:lang w:eastAsia="zh-TW"/>
-        </w:rPr>
-      </w:pPr>
-      <w:r>
-        <w:rPr>
-          <w:rFonts w:ascii="Times" w:hAnsi="Times"/>
-        </w:rPr>
-        <w:t>Faculty Affiliate</w:t>
-      </w:r>
-      <w:r>
-        <w:rPr>
-          <w:rFonts w:ascii="Times" w:hAnsi="Times"/>
-        </w:rPr>
-        <w:t xml:space="preserve">, HKU Stone Centre on </w:t>
-      </w:r>
-      <w:r>
-        <w:rPr>
-          <w:rFonts w:ascii="Times" w:hAnsi="Times"/>
-        </w:rPr>
-        <w:t>Socio-Economic Inequality in Asia</w:t>
+          <w:rFonts w:ascii="Times" w:hAnsi="Times"/>
+        </w:rPr>
+      </w:pPr>
+      <w:r>
+        <w:rPr>
+          <w:rFonts w:ascii="Times" w:hAnsi="Times"/>
+        </w:rPr>
+        <w:t>Research</w:t>
+      </w:r>
+      <w:r>
+        <w:rPr>
+          <w:rFonts w:ascii="Times" w:hAnsi="Times"/>
+        </w:rPr>
+        <w:t xml:space="preserve"> </w:t>
+      </w:r>
+      <w:r>
+        <w:rPr>
+          <w:rFonts w:ascii="Times" w:hAnsi="Times"/>
+        </w:rPr>
+        <w:t>Affiliate</w:t>
+      </w:r>
+      <w:r>
+        <w:rPr>
+          <w:rFonts w:ascii="Times" w:hAnsi="Times"/>
+          <w:i/>
+          <w:iCs/>
+        </w:rPr>
+        <w:t xml:space="preserve">, </w:t>
+      </w:r>
+      <w:r>
+        <w:rPr>
+          <w:rFonts w:ascii="Times" w:hAnsi="Times"/>
+        </w:rPr>
+        <w:t>Rockwool Foundation Berlin</w:t>
       </w:r>
       <w:r>
         <w:rPr>
@@ -544,7 +557,61 @@
         <w:rPr>
           <w:rFonts w:ascii="Times" w:hAnsi="Times"/>
         </w:rPr>
-        <w:t>2026-</w:t>
+        <w:t>202</w:t>
+      </w:r>
+      <w:r>
+        <w:rPr>
+          <w:rFonts w:ascii="Times" w:hAnsi="Times"/>
+        </w:rPr>
+        <w:t>5</w:t>
+      </w:r>
+      <w:r>
+        <w:rPr>
+          <w:rFonts w:ascii="Times" w:hAnsi="Times"/>
+        </w:rPr>
+        <w:t>-</w:t>
+      </w:r>
+      <w:r>
+        <w:rPr>
+          <w:rFonts w:ascii="Times" w:hAnsi="Times"/>
+        </w:rPr>
+        <w:t xml:space="preserve"> </w:t>
+      </w:r>
+    </w:p>
+    <w:p>
+      <w:pPr>
+        <w:spacing w:line="360" w:lineRule="auto"/>
+        <w:rPr>
+          <w:rFonts w:ascii="Times" w:hAnsi="Times"/>
+          <w:b/>
+          <w:bCs/>
+        </w:rPr>
+      </w:pPr>
+    </w:p>
+    <w:p>
+      <w:pPr>
+        <w:spacing w:line="360" w:lineRule="auto"/>
+        <w:rPr>
+          <w:rFonts w:ascii="Times" w:hAnsi="Times"/>
+          <w:i/>
+          <w:iCs/>
+        </w:rPr>
+      </w:pPr>
+      <w:r>
+        <w:rPr>
+          <w:rFonts w:ascii="Times" w:hAnsi="Times"/>
+          <w:b/>
+          <w:bCs/>
+        </w:rPr>
+        <w:t>COMMUNITY</w:t>
+      </w:r>
+      <w:r>
+        <w:rPr>
+          <w:rFonts w:ascii="Times" w:hAnsi="Times"/>
+          <w:b/>
+          <w:bCs/>
+        </w:rPr>
+        <w:t xml:space="preserve"> AFFILIATIONS</w:t>
       </w:r>
     </w:p>
     <w:p>
@@ -555,13 +622,40 @@
         <w:spacing w:line="360" w:lineRule="auto"/>
         <w:rPr>
           <w:rFonts w:ascii="Times" w:hAnsi="Times"/>
-        </w:rPr>
-      </w:pPr>
-      <w:r>
-        <w:rPr>
-          <w:rFonts w:ascii="Times" w:hAnsi="Times"/>
-        </w:rPr>
-        <w:t>Faculty Research Fellow</w:t>
+          <w:lang w:eastAsia="zh-TW"/>
+        </w:rPr>
+      </w:pPr>
+      <w:r>
+        <w:rPr>
+          <w:rFonts w:ascii="Times" w:hAnsi="Times"/>
+        </w:rPr>
+        <w:t>Member</w:t>
+      </w:r>
+      <w:r>
+        <w:rPr>
+          <w:rFonts w:ascii="Times" w:hAnsi="Times"/>
+        </w:rPr>
+        <w:t xml:space="preserve">, Hong Kong </w:t>
+      </w:r>
+      <w:r>
+        <w:rPr>
+          <w:rFonts w:ascii="Times" w:hAnsi="Times"/>
+        </w:rPr>
+        <w:t xml:space="preserve">Housing Authority, </w:t>
+      </w:r>
+      <w:proofErr w:type="spellStart"/>
+      <w:r>
+        <w:rPr>
+          <w:rFonts w:ascii="Times" w:hAnsi="Times"/>
+        </w:rPr>
+        <w:t>Subsidised</w:t>
+      </w:r>
+      <w:proofErr w:type="spellEnd"/>
+      <w:r>
+        <w:rPr>
+          <w:rFonts w:ascii="Times" w:hAnsi="Times"/>
+        </w:rPr>
+        <w:t xml:space="preserve"> Housing Committee</w:t>
       </w:r>
       <w:r>
         <w:rPr>
@@ -569,26 +663,6 @@
           <w:i/>
           <w:iCs/>
         </w:rPr>
-        <w:t xml:space="preserve">, </w:t>
-      </w:r>
-      <w:r>
-        <w:rPr>
-          <w:rFonts w:ascii="Times" w:hAnsi="Times"/>
-        </w:rPr>
-        <w:t xml:space="preserve">HKU </w:t>
-      </w:r>
-      <w:r>
-        <w:rPr>
-          <w:rFonts w:ascii="Times" w:hAnsi="Times"/>
-        </w:rPr>
-        <w:t>Center for AI, Management, and Organizations</w:t>
-      </w:r>
-      <w:r>
-        <w:rPr>
-          <w:rFonts w:ascii="Times" w:hAnsi="Times"/>
-          <w:i/>
-          <w:iCs/>
-        </w:rPr>
         <w:tab/>
       </w:r>
       <w:r>
@@ -608,12 +682,6 @@
           <w:rFonts w:ascii="Times" w:hAnsi="Times"/>
         </w:rPr>
         <w:t>-</w:t>
-      </w:r>
-      <w:r>
-        <w:rPr>
-          <w:rFonts w:ascii="Times" w:hAnsi="Times"/>
-        </w:rPr>
-        <w:t xml:space="preserve"> </w:t>
       </w:r>
     </w:p>
     <w:p>
@@ -624,43 +692,39 @@
         <w:spacing w:line="360" w:lineRule="auto"/>
         <w:rPr>
           <w:rFonts w:ascii="Times" w:hAnsi="Times"/>
-        </w:rPr>
-      </w:pPr>
-      <w:r>
-        <w:rPr>
-          <w:rFonts w:ascii="Times" w:hAnsi="Times"/>
-        </w:rPr>
-        <w:t>Research</w:t>
-      </w:r>
-      <w:r>
-        <w:rPr>
-          <w:rFonts w:ascii="Times" w:hAnsi="Times"/>
-        </w:rPr>
-        <w:t xml:space="preserve"> </w:t>
-      </w:r>
-      <w:r>
-        <w:rPr>
-          <w:rFonts w:ascii="Times" w:hAnsi="Times"/>
-        </w:rPr>
-        <w:t>Affiliate</w:t>
-      </w:r>
-      <w:r>
-        <w:rPr>
-          <w:rFonts w:ascii="Times" w:hAnsi="Times"/>
           <w:i/>
           <w:iCs/>
         </w:rPr>
-        <w:t xml:space="preserve">, </w:t>
-      </w:r>
-      <w:r>
-        <w:rPr>
-          <w:rFonts w:ascii="Times" w:hAnsi="Times"/>
-        </w:rPr>
-        <w:t>Rockwool Foundation Berlin</w:t>
-      </w:r>
-      <w:r>
-        <w:rPr>
-          <w:rFonts w:ascii="Times" w:hAnsi="Times"/>
+      </w:pPr>
+      <w:r>
+        <w:rPr>
+          <w:rFonts w:ascii="Times" w:hAnsi="Times"/>
+        </w:rPr>
+        <w:t xml:space="preserve">Founding </w:t>
+      </w:r>
+      <w:r>
+        <w:rPr>
+          <w:rFonts w:ascii="Times" w:hAnsi="Times"/>
+        </w:rPr>
+        <w:t>Director</w:t>
+      </w:r>
+      <w:r>
+        <w:rPr>
+          <w:rFonts w:ascii="Times" w:hAnsi="Times"/>
+        </w:rPr>
+        <w:t xml:space="preserve"> and Chairperson</w:t>
+      </w:r>
+      <w:r>
+        <w:rPr>
+          <w:rFonts w:ascii="Times" w:hAnsi="Times"/>
+        </w:rPr>
+        <w:t>, Hong Kong Future Economy Institute</w:t>
+      </w:r>
+      <w:r>
+        <w:rPr>
+          <w:rFonts w:ascii="Times" w:hAnsi="Times"/>
+          <w:i/>
+          <w:iCs/>
         </w:rPr>
         <w:tab/>
       </w:r>
@@ -681,12 +745,6 @@
           <w:rFonts w:ascii="Times" w:hAnsi="Times"/>
         </w:rPr>
         <w:t>-</w:t>
-      </w:r>
-      <w:r>
-        <w:rPr>
-          <w:rFonts w:ascii="Times" w:hAnsi="Times"/>
-        </w:rPr>
-        <w:t xml:space="preserve"> </w:t>
       </w:r>
     </w:p>
     <w:p>
@@ -703,53 +761,73 @@
         <w:rPr>
           <w:rFonts w:ascii="Times" w:hAnsi="Times"/>
         </w:rPr>
-        <w:t>Affiliated Researcher</w:t>
-      </w:r>
-      <w:r>
+        <w:t xml:space="preserve">External </w:t>
+      </w:r>
+      <w:r>
+        <w:rPr>
+          <w:rFonts w:ascii="Times" w:hAnsi="Times"/>
+        </w:rPr>
+        <w:t>Consultant, Hong Kong Jockey Club</w:t>
+      </w:r>
+      <w:r>
+        <w:rPr>
+          <w:rFonts w:ascii="Times" w:hAnsi="Times"/>
+        </w:rPr>
+        <w:tab/>
+      </w:r>
+      <w:r>
+        <w:rPr>
+          <w:rFonts w:ascii="Times" w:hAnsi="Times"/>
+        </w:rPr>
+        <w:t>202</w:t>
+      </w:r>
+      <w:r>
+        <w:rPr>
+          <w:rFonts w:ascii="Times" w:hAnsi="Times"/>
+        </w:rPr>
+        <w:t>3</w:t>
+      </w:r>
+      <w:r>
+        <w:rPr>
+          <w:rFonts w:ascii="Times" w:hAnsi="Times"/>
+        </w:rPr>
+        <w:t>-</w:t>
+      </w:r>
+    </w:p>
+    <w:p>
+      <w:pPr>
+        <w:spacing w:line="360" w:lineRule="auto"/>
+        <w:rPr>
+          <w:rFonts w:ascii="Times" w:hAnsi="Times"/>
+          <w:b/>
+          <w:bCs/>
+        </w:rPr>
+      </w:pPr>
+    </w:p>
+    <w:p>
+      <w:pPr>
+        <w:spacing w:line="360" w:lineRule="auto"/>
         <w:rPr>
           <w:rFonts w:ascii="Times" w:hAnsi="Times"/>
           <w:i/>
           <w:iCs/>
         </w:rPr>
-        <w:t xml:space="preserve">, </w:t>
-      </w:r>
-      <w:r>
-        <w:rPr>
-          <w:rFonts w:ascii="Times" w:hAnsi="Times"/>
-        </w:rPr>
-        <w:t>HKU Jockey Club ESG Research Institute</w:t>
-      </w:r>
-      <w:r>
-        <w:rPr>
-          <w:rFonts w:ascii="Times" w:hAnsi="Times"/>
-          <w:i/>
-          <w:iCs/>
-        </w:rPr>
-        <w:tab/>
-      </w:r>
-      <w:r>
-        <w:rPr>
-          <w:rFonts w:ascii="Times" w:hAnsi="Times"/>
-        </w:rPr>
-        <w:t>202</w:t>
-      </w:r>
-      <w:r>
-        <w:rPr>
-          <w:rFonts w:ascii="Times" w:hAnsi="Times"/>
-        </w:rPr>
-        <w:t>4</w:t>
-      </w:r>
-      <w:r>
-        <w:rPr>
-          <w:rFonts w:ascii="Times" w:hAnsi="Times"/>
-        </w:rPr>
-        <w:t>-</w:t>
-      </w:r>
-      <w:r>
-        <w:rPr>
-          <w:rFonts w:ascii="Times" w:hAnsi="Times"/>
-        </w:rPr>
-        <w:t xml:space="preserve"> </w:t>
+      </w:pPr>
+      <w:r>
+        <w:rPr>
+          <w:rFonts w:ascii="Times" w:hAnsi="Times"/>
+          <w:b/>
+          <w:bCs/>
+        </w:rPr>
+        <w:t>HKU</w:t>
+      </w:r>
+      <w:r>
+        <w:rPr>
+          <w:rFonts w:ascii="Times" w:hAnsi="Times"/>
+          <w:b/>
+          <w:bCs/>
+        </w:rPr>
+        <w:t xml:space="preserve"> AFFILIATIONS</w:t>
       </w:r>
     </w:p>
     <w:p>
@@ -759,32 +837,31 @@
         </w:tabs>
         <w:spacing w:line="360" w:lineRule="auto"/>
         <w:rPr>
-          <w:rFonts w:ascii="Times" w:hAnsi="Times"/>
-        </w:rPr>
-      </w:pPr>
-      <w:r>
-        <w:rPr>
-          <w:rFonts w:ascii="Times" w:hAnsi="Times"/>
-        </w:rPr>
-        <w:t>Fellow</w:t>
-      </w:r>
-      <w:r>
-        <w:rPr>
-          <w:rFonts w:ascii="Times" w:hAnsi="Times"/>
-        </w:rPr>
-        <w:t xml:space="preserve">, HKU </w:t>
-      </w:r>
-      <w:r>
-        <w:rPr>
-          <w:rFonts w:ascii="Times" w:hAnsi="Times"/>
-        </w:rPr>
-        <w:t>Centre on Contemporary China and the World</w:t>
-      </w:r>
-      <w:r>
-        <w:rPr>
-          <w:rFonts w:ascii="Times" w:hAnsi="Times"/>
-          <w:i/>
-          <w:iCs/>
+          <w:rFonts w:ascii="Times" w:hAnsi="Times" w:hint="eastAsia"/>
+          <w:lang w:eastAsia="zh-TW"/>
+        </w:rPr>
+      </w:pPr>
+      <w:r>
+        <w:rPr>
+          <w:rFonts w:ascii="Times" w:hAnsi="Times"/>
+        </w:rPr>
+        <w:t>Faculty Affiliate</w:t>
+      </w:r>
+      <w:r>
+        <w:rPr>
+          <w:rFonts w:ascii="Times" w:hAnsi="Times"/>
+        </w:rPr>
+        <w:t xml:space="preserve">, HKU Stone Centre on </w:t>
+      </w:r>
+      <w:r>
+        <w:rPr>
+          <w:rFonts w:ascii="Times" w:hAnsi="Times"/>
+        </w:rPr>
+        <w:t>Socio-Economic Inequality in Asia</w:t>
+      </w:r>
+      <w:r>
+        <w:rPr>
+          <w:rFonts w:ascii="Times" w:hAnsi="Times"/>
         </w:rPr>
         <w:tab/>
       </w:r>
@@ -792,19 +869,7 @@
         <w:rPr>
           <w:rFonts w:ascii="Times" w:hAnsi="Times"/>
         </w:rPr>
-        <w:t>202</w:t>
-      </w:r>
-      <w:r>
-        <w:rPr>
-          <w:rFonts w:ascii="Times" w:hAnsi="Times"/>
-        </w:rPr>
-        <w:t>3</w:t>
-      </w:r>
-      <w:r>
-        <w:rPr>
-          <w:rFonts w:ascii="Times" w:hAnsi="Times"/>
-        </w:rPr>
-        <w:t>-</w:t>
+        <w:t>2026-</w:t>
       </w:r>
     </w:p>
     <w:p>
@@ -821,7 +886,7 @@
         <w:rPr>
           <w:rFonts w:ascii="Times" w:hAnsi="Times"/>
         </w:rPr>
-        <w:t>Member, HKU Real Estate Lab</w:t>
+        <w:t>Faculty Research Fellow</w:t>
       </w:r>
       <w:r>
         <w:rPr>
@@ -829,61 +894,51 @@
           <w:i/>
           <w:iCs/>
         </w:rPr>
-        <w:tab/>
-      </w:r>
-      <w:r>
-        <w:rPr>
-          <w:rFonts w:ascii="Times" w:hAnsi="Times"/>
-        </w:rPr>
-        <w:t>202</w:t>
-      </w:r>
-      <w:r>
-        <w:rPr>
-          <w:rFonts w:ascii="Times" w:hAnsi="Times"/>
-        </w:rPr>
-        <w:t>3</w:t>
-      </w:r>
-      <w:r>
-        <w:rPr>
-          <w:rFonts w:ascii="Times" w:hAnsi="Times"/>
-        </w:rPr>
-        <w:t>-</w:t>
-      </w:r>
-    </w:p>
-    <w:p>
-      <w:pPr>
-        <w:spacing w:line="360" w:lineRule="auto"/>
-        <w:rPr>
-          <w:rFonts w:ascii="Times" w:hAnsi="Times"/>
-          <w:b/>
-          <w:bCs/>
-        </w:rPr>
-      </w:pPr>
-    </w:p>
-    <w:p>
-      <w:pPr>
-        <w:spacing w:line="360" w:lineRule="auto"/>
+        <w:t xml:space="preserve">, </w:t>
+      </w:r>
+      <w:r>
+        <w:rPr>
+          <w:rFonts w:ascii="Times" w:hAnsi="Times"/>
+        </w:rPr>
+        <w:t xml:space="preserve">HKU </w:t>
+      </w:r>
+      <w:r>
+        <w:rPr>
+          <w:rFonts w:ascii="Times" w:hAnsi="Times"/>
+        </w:rPr>
+        <w:t>Center for AI, Management, and Organizations</w:t>
+      </w:r>
+      <w:r>
         <w:rPr>
           <w:rFonts w:ascii="Times" w:hAnsi="Times"/>
           <w:i/>
           <w:iCs/>
         </w:rPr>
-      </w:pPr>
-      <w:r>
-        <w:rPr>
-          <w:rFonts w:ascii="Times" w:hAnsi="Times"/>
-          <w:b/>
-          <w:bCs/>
-        </w:rPr>
-        <w:t>COMMUNITY</w:t>
-      </w:r>
-      <w:r>
-        <w:rPr>
-          <w:rFonts w:ascii="Times" w:hAnsi="Times"/>
-          <w:b/>
-          <w:bCs/>
-        </w:rPr>
-        <w:t xml:space="preserve"> AFFILIATIONS</w:t>
+        <w:tab/>
+      </w:r>
+      <w:r>
+        <w:rPr>
+          <w:rFonts w:ascii="Times" w:hAnsi="Times"/>
+        </w:rPr>
+        <w:t>202</w:t>
+      </w:r>
+      <w:r>
+        <w:rPr>
+          <w:rFonts w:ascii="Times" w:hAnsi="Times"/>
+        </w:rPr>
+        <w:t>6</w:t>
+      </w:r>
+      <w:r>
+        <w:rPr>
+          <w:rFonts w:ascii="Times" w:hAnsi="Times"/>
+        </w:rPr>
+        <w:t>-</w:t>
+      </w:r>
+      <w:r>
+        <w:rPr>
+          <w:rFonts w:ascii="Times" w:hAnsi="Times"/>
+        </w:rPr>
+        <w:t xml:space="preserve"> </w:t>
       </w:r>
     </w:p>
     <w:p>
@@ -894,33 +949,27 @@
         <w:spacing w:line="360" w:lineRule="auto"/>
         <w:rPr>
           <w:rFonts w:ascii="Times" w:hAnsi="Times"/>
+        </w:rPr>
+      </w:pPr>
+      <w:r>
+        <w:rPr>
+          <w:rFonts w:ascii="Times" w:hAnsi="Times"/>
+        </w:rPr>
+        <w:t>Affiliated Researcher</w:t>
+      </w:r>
+      <w:r>
+        <w:rPr>
+          <w:rFonts w:ascii="Times" w:hAnsi="Times"/>
           <w:i/>
           <w:iCs/>
         </w:rPr>
-      </w:pPr>
-      <w:r>
-        <w:rPr>
-          <w:rFonts w:ascii="Times" w:hAnsi="Times"/>
-        </w:rPr>
-        <w:t xml:space="preserve">Founding </w:t>
-      </w:r>
-      <w:r>
-        <w:rPr>
-          <w:rFonts w:ascii="Times" w:hAnsi="Times"/>
-        </w:rPr>
-        <w:t>Director</w:t>
-      </w:r>
-      <w:r>
-        <w:rPr>
-          <w:rFonts w:ascii="Times" w:hAnsi="Times"/>
-        </w:rPr>
-        <w:t xml:space="preserve"> and Chairperson</w:t>
-      </w:r>
-      <w:r>
-        <w:rPr>
-          <w:rFonts w:ascii="Times" w:hAnsi="Times"/>
-        </w:rPr>
-        <w:t>, Hong Kong Future Economy Institute</w:t>
+        <w:t xml:space="preserve">, </w:t>
+      </w:r>
+      <w:r>
+        <w:rPr>
+          <w:rFonts w:ascii="Times" w:hAnsi="Times"/>
+        </w:rPr>
+        <w:t>HKU Jockey Club ESG Research Institute</w:t>
       </w:r>
       <w:r>
         <w:rPr>
@@ -940,13 +989,19 @@
         <w:rPr>
           <w:rFonts w:ascii="Times" w:hAnsi="Times"/>
         </w:rPr>
-        <w:t>5</w:t>
+        <w:t>4</w:t>
       </w:r>
       <w:r>
         <w:rPr>
           <w:rFonts w:ascii="Times" w:hAnsi="Times"/>
         </w:rPr>
         <w:t>-</w:t>
+      </w:r>
+      <w:r>
+        <w:rPr>
+          <w:rFonts w:ascii="Times" w:hAnsi="Times"/>
+        </w:rPr>
+        <w:t xml:space="preserve"> </w:t>
       </w:r>
     </w:p>
     <w:p>
@@ -957,40 +1012,25 @@
         <w:spacing w:line="360" w:lineRule="auto"/>
         <w:rPr>
           <w:rFonts w:ascii="Times" w:hAnsi="Times"/>
-          <w:lang w:eastAsia="zh-TW"/>
-        </w:rPr>
-      </w:pPr>
-      <w:r>
-        <w:rPr>
-          <w:rFonts w:ascii="Times" w:hAnsi="Times"/>
-        </w:rPr>
-        <w:t>Member</w:t>
-      </w:r>
-      <w:r>
-        <w:rPr>
-          <w:rFonts w:ascii="Times" w:hAnsi="Times"/>
-        </w:rPr>
-        <w:t xml:space="preserve">, Hong Kong </w:t>
-      </w:r>
-      <w:r>
-        <w:rPr>
-          <w:rFonts w:ascii="Times" w:hAnsi="Times"/>
-        </w:rPr>
-        <w:t xml:space="preserve">Housing Authority, </w:t>
-      </w:r>
-      <w:proofErr w:type="spellStart"/>
-      <w:r>
-        <w:rPr>
-          <w:rFonts w:ascii="Times" w:hAnsi="Times"/>
-        </w:rPr>
-        <w:t>Subsidised</w:t>
-      </w:r>
-      <w:proofErr w:type="spellEnd"/>
-      <w:r>
-        <w:rPr>
-          <w:rFonts w:ascii="Times" w:hAnsi="Times"/>
-        </w:rPr>
-        <w:t xml:space="preserve"> Housing Committee</w:t>
+        </w:rPr>
+      </w:pPr>
+      <w:r>
+        <w:rPr>
+          <w:rFonts w:ascii="Times" w:hAnsi="Times"/>
+        </w:rPr>
+        <w:t>Fellow</w:t>
+      </w:r>
+      <w:r>
+        <w:rPr>
+          <w:rFonts w:ascii="Times" w:hAnsi="Times"/>
+        </w:rPr>
+        <w:t xml:space="preserve">, HKU </w:t>
+      </w:r>
+      <w:r>
+        <w:rPr>
+          <w:rFonts w:ascii="Times" w:hAnsi="Times"/>
+        </w:rPr>
+        <w:t>Centre on Contemporary China and the World</w:t>
       </w:r>
       <w:r>
         <w:rPr>
@@ -1010,7 +1050,7 @@
         <w:rPr>
           <w:rFonts w:ascii="Times" w:hAnsi="Times"/>
         </w:rPr>
-        <w:t>6</w:t>
+        <w:t>3</w:t>
       </w:r>
       <w:r>
         <w:rPr>
@@ -1033,17 +1073,13 @@
         <w:rPr>
           <w:rFonts w:ascii="Times" w:hAnsi="Times"/>
         </w:rPr>
-        <w:t xml:space="preserve">External </w:t>
-      </w:r>
-      <w:r>
-        <w:rPr>
-          <w:rFonts w:ascii="Times" w:hAnsi="Times"/>
-        </w:rPr>
-        <w:t>Consultant, Hong Kong Jockey Club</w:t>
-      </w:r>
-      <w:r>
-        <w:rPr>
-          <w:rFonts w:ascii="Times" w:hAnsi="Times"/>
+        <w:t>Member, HKU Real Estate Lab</w:t>
+      </w:r>
+      <w:r>
+        <w:rPr>
+          <w:rFonts w:ascii="Times" w:hAnsi="Times"/>
+          <w:i/>
+          <w:iCs/>
         </w:rPr>
         <w:tab/>
       </w:r>

--- a/static/CV.docx
+++ b/static/CV.docx
@@ -4514,6 +4514,14 @@
           <w:iCs/>
         </w:rPr>
         <w:t xml:space="preserve">; </w:t>
+      </w:r>
+      <w:r>
+        <w:rPr>
+          <w:rFonts w:ascii="Times" w:hAnsi="Times"/>
+          <w:i/>
+          <w:iCs/>
+        </w:rPr>
+        <w:t xml:space="preserve">Journal of Institutional and Theoretical Economics; </w:t>
       </w:r>
       <w:r>
         <w:rPr>
